--- a/软著申请材料/软件说明书.docx
+++ b/软著申请材料/软件说明书.docx
@@ -1672,57 +1672,16 @@
     </w:p>
     <w:p>
       <w:pPr>
-        <w:spacing w:before="160" w:after="40" w:line="240" w:lineRule="auto"/>
-        <w:jc w:val="center"/>
-      </w:pPr>
-      <w:r>
-        <w:drawing>
-          <wp:inline xmlns:a="http://schemas.openxmlformats.org/drawingml/2006/main" xmlns:pic="http://schemas.openxmlformats.org/drawingml/2006/picture">
-            <wp:extent cx="5472000" cy="3351600"/>
-            <wp:docPr id="1" name="Picture 1"/>
-            <wp:cNvGraphicFramePr>
-              <a:graphicFrameLocks noChangeAspect="1"/>
-            </wp:cNvGraphicFramePr>
-            <a:graphic>
-              <a:graphicData uri="http://schemas.openxmlformats.org/drawingml/2006/picture">
-                <pic:pic>
-                  <pic:nvPicPr>
-                    <pic:cNvPr id="0" name="fig-4-1-architecture.png"/>
-                    <pic:cNvPicPr/>
-                  </pic:nvPicPr>
-                  <pic:blipFill>
-                    <a:blip r:embed="rId11"/>
-                    <a:stretch>
-                      <a:fillRect/>
-                    </a:stretch>
-                  </pic:blipFill>
-                  <pic:spPr>
-                    <a:xfrm>
-                      <a:off x="0" y="0"/>
-                      <a:ext cx="5472000" cy="3351600"/>
-                    </a:xfrm>
-                    <a:prstGeom prst="rect"/>
-                  </pic:spPr>
-                </pic:pic>
-              </a:graphicData>
-            </a:graphic>
-          </wp:inline>
-        </w:drawing>
-      </w:r>
-    </w:p>
-    <w:p>
-      <w:pPr>
-        <w:spacing w:before="0" w:after="160" w:line="360" w:lineRule="exact"/>
-        <w:ind w:firstLine="0"/>
-        <w:jc w:val="center"/>
+        <w:spacing w:before="0" w:after="120" w:line="440" w:lineRule="exact"/>
+        <w:ind w:firstLine="420"/>
       </w:pPr>
       <w:r>
         <w:rPr>
           <w:rFonts w:ascii="Times New Roman" w:hAnsi="Times New Roman" w:eastAsia="宋体"/>
           <w:b w:val="0"/>
-          <w:sz w:val="21"/>
+          <w:sz w:val="24"/>
         </w:rPr>
-        <w:t>图 4-1  四层信任边界。箭头表示唯一允许的调用方向。</w:t>
+        <w:t>图 4-1 四层信任边界（请在本段上方粘贴：自上而下为 T3 宿主域、T2 字形域、T1 凭证域、T0 构造域，箭头标出唯一调用方向）。</w:t>
       </w:r>
     </w:p>
     <w:p>
@@ -1797,112 +1756,30 @@
     </w:p>
     <w:p>
       <w:pPr>
-        <w:spacing w:before="160" w:after="40" w:line="240" w:lineRule="auto"/>
-        <w:jc w:val="center"/>
-      </w:pPr>
-      <w:r>
-        <w:drawing>
-          <wp:inline xmlns:a="http://schemas.openxmlformats.org/drawingml/2006/main" xmlns:pic="http://schemas.openxmlformats.org/drawingml/2006/picture">
-            <wp:extent cx="5472000" cy="3351600"/>
-            <wp:docPr id="2" name="Picture 2"/>
-            <wp:cNvGraphicFramePr>
-              <a:graphicFrameLocks noChangeAspect="1"/>
-            </wp:cNvGraphicFramePr>
-            <a:graphic>
-              <a:graphicData uri="http://schemas.openxmlformats.org/drawingml/2006/picture">
-                <pic:pic>
-                  <pic:nvPicPr>
-                    <pic:cNvPr id="0" name="fig-4-3-formulas.png"/>
-                    <pic:cNvPicPr/>
-                  </pic:nvPicPr>
-                  <pic:blipFill>
-                    <a:blip r:embed="rId12"/>
-                    <a:stretch>
-                      <a:fillRect/>
-                    </a:stretch>
-                  </pic:blipFill>
-                  <pic:spPr>
-                    <a:xfrm>
-                      <a:off x="0" y="0"/>
-                      <a:ext cx="5472000" cy="3351600"/>
-                    </a:xfrm>
-                    <a:prstGeom prst="rect"/>
-                  </pic:spPr>
-                </pic:pic>
-              </a:graphicData>
-            </a:graphic>
-          </wp:inline>
-        </w:drawing>
-      </w:r>
-    </w:p>
-    <w:p>
-      <w:pPr>
-        <w:spacing w:before="0" w:after="160" w:line="360" w:lineRule="exact"/>
-        <w:ind w:firstLine="0"/>
-        <w:jc w:val="center"/>
+        <w:spacing w:before="0" w:after="120" w:line="440" w:lineRule="exact"/>
+        <w:ind w:firstLine="420"/>
       </w:pPr>
       <w:r>
         <w:rPr>
           <w:rFonts w:ascii="Times New Roman" w:hAnsi="Times New Roman" w:eastAsia="宋体"/>
           <w:b w:val="0"/>
-          <w:sz w:val="21"/>
+          <w:sz w:val="24"/>
         </w:rPr>
-        <w:t>图 4-2  码位函数、出现序与外发条件。式中的符号与 font-tool 的 policy.js、mapText.js 一致。</w:t>
+        <w:t>图 4-2 码位函数与外发条件（请在本段上方粘贴公式：N = 6400，pi(k) 在 k &lt; N 时为 U+E000+k，否则为 U+F0000+(k−N)；E 对空白原样输出，其余取 pi(sigma(c))；外发前编码结果不得再含 U+3400 至 U+9FFF）。</w:t>
       </w:r>
     </w:p>
     <w:p>
       <w:pPr>
-        <w:spacing w:before="160" w:after="40" w:line="240" w:lineRule="auto"/>
-        <w:jc w:val="center"/>
-      </w:pPr>
-      <w:r>
-        <w:drawing>
-          <wp:inline xmlns:a="http://schemas.openxmlformats.org/drawingml/2006/main" xmlns:pic="http://schemas.openxmlformats.org/drawingml/2006/picture">
-            <wp:extent cx="5472000" cy="4035600"/>
-            <wp:docPr id="3" name="Picture 3"/>
-            <wp:cNvGraphicFramePr>
-              <a:graphicFrameLocks noChangeAspect="1"/>
-            </wp:cNvGraphicFramePr>
-            <a:graphic>
-              <a:graphicData uri="http://schemas.openxmlformats.org/drawingml/2006/picture">
-                <pic:pic>
-                  <pic:nvPicPr>
-                    <pic:cNvPr id="0" name="fig-4-2-mapping.png"/>
-                    <pic:cNvPicPr/>
-                  </pic:nvPicPr>
-                  <pic:blipFill>
-                    <a:blip r:embed="rId13"/>
-                    <a:stretch>
-                      <a:fillRect/>
-                    </a:stretch>
-                  </pic:blipFill>
-                  <pic:spPr>
-                    <a:xfrm>
-                      <a:off x="0" y="0"/>
-                      <a:ext cx="5472000" cy="4035600"/>
-                    </a:xfrm>
-                    <a:prstGeom prst="rect"/>
-                  </pic:spPr>
-                </pic:pic>
-              </a:graphicData>
-            </a:graphic>
-          </wp:inline>
-        </w:drawing>
-      </w:r>
-    </w:p>
-    <w:p>
-      <w:pPr>
-        <w:spacing w:before="0" w:after="160" w:line="360" w:lineRule="exact"/>
-        <w:ind w:firstLine="0"/>
-        <w:jc w:val="center"/>
+        <w:spacing w:before="0" w:after="120" w:line="440" w:lineRule="exact"/>
+        <w:ind w:firstLine="420"/>
       </w:pPr>
       <w:r>
         <w:rPr>
           <w:rFonts w:ascii="Times New Roman" w:hAnsi="Times New Roman" w:eastAsia="宋体"/>
           <w:b w:val="0"/>
-          <w:sz w:val="21"/>
+          <w:sz w:val="24"/>
         </w:rPr>
-        <w:t>图 4-3  单字符编码流程。左支为空白直通，右支为出现序分配。两支在汉字断言处汇合。</w:t>
+        <w:t>图 4-3 单字符编码流程（请在本段上方粘贴流程图：空白直通；非空白按首次出现分配或复用编号；两支汇合后做汉字断言，失败则返回 503）。</w:t>
       </w:r>
     </w:p>
     <w:p>
@@ -1977,57 +1854,16 @@
     </w:p>
     <w:p>
       <w:pPr>
-        <w:spacing w:before="160" w:after="40" w:line="240" w:lineRule="auto"/>
-        <w:jc w:val="center"/>
-      </w:pPr>
-      <w:r>
-        <w:drawing>
-          <wp:inline xmlns:a="http://schemas.openxmlformats.org/drawingml/2006/main" xmlns:pic="http://schemas.openxmlformats.org/drawingml/2006/picture">
-            <wp:extent cx="5472000" cy="3556800"/>
-            <wp:docPr id="4" name="Picture 4"/>
-            <wp:cNvGraphicFramePr>
-              <a:graphicFrameLocks noChangeAspect="1"/>
-            </wp:cNvGraphicFramePr>
-            <a:graphic>
-              <a:graphicData uri="http://schemas.openxmlformats.org/drawingml/2006/picture">
-                <pic:pic>
-                  <pic:nvPicPr>
-                    <pic:cNvPr id="0" name="fig-4-4-cmap.png"/>
-                    <pic:cNvPicPr/>
-                  </pic:nvPicPr>
-                  <pic:blipFill>
-                    <a:blip r:embed="rId14"/>
-                    <a:stretch>
-                      <a:fillRect/>
-                    </a:stretch>
-                  </pic:blipFill>
-                  <pic:spPr>
-                    <a:xfrm>
-                      <a:off x="0" y="0"/>
-                      <a:ext cx="5472000" cy="3556800"/>
-                    </a:xfrm>
-                    <a:prstGeom prst="rect"/>
-                  </pic:spPr>
-                </pic:pic>
-              </a:graphicData>
-            </a:graphic>
-          </wp:inline>
-        </w:drawing>
-      </w:r>
-    </w:p>
-    <w:p>
-      <w:pPr>
-        <w:spacing w:before="0" w:after="160" w:line="360" w:lineRule="exact"/>
-        <w:ind w:firstLine="0"/>
-        <w:jc w:val="center"/>
+        <w:spacing w:before="0" w:after="120" w:line="440" w:lineRule="exact"/>
+        <w:ind w:firstLine="420"/>
       </w:pPr>
       <w:r>
         <w:rPr>
           <w:rFonts w:ascii="Times New Roman" w:hAnsi="Times New Roman" w:eastAsia="宋体"/>
           <w:b w:val="0"/>
-          <w:sz w:val="21"/>
+          <w:sz w:val="24"/>
         </w:rPr>
-        <w:t>图 4-4  子集化与 cmap 重挂。六步在同一次 Python 任务中完成，不把中间映射表交给浏览器。</w:t>
+        <w:t>图 4-4 子集化与 cmap 重挂（请在本段上方粘贴流程图：读母版、收集码位、子集、把字形挂到目标私有区、按最大码位选择 format 4 或 format 12、改名后写成 woff2）。</w:t>
       </w:r>
     </w:p>
     <w:p>
@@ -2130,57 +1966,16 @@
     </w:p>
     <w:p>
       <w:pPr>
-        <w:spacing w:before="160" w:after="40" w:line="240" w:lineRule="auto"/>
-        <w:jc w:val="center"/>
-      </w:pPr>
-      <w:r>
-        <w:drawing>
-          <wp:inline xmlns:a="http://schemas.openxmlformats.org/drawingml/2006/main" xmlns:pic="http://schemas.openxmlformats.org/drawingml/2006/picture">
-            <wp:extent cx="5472000" cy="3979636"/>
-            <wp:docPr id="5" name="Picture 5"/>
-            <wp:cNvGraphicFramePr>
-              <a:graphicFrameLocks noChangeAspect="1"/>
-            </wp:cNvGraphicFramePr>
-            <a:graphic>
-              <a:graphicData uri="http://schemas.openxmlformats.org/drawingml/2006/picture">
-                <pic:pic>
-                  <pic:nvPicPr>
-                    <pic:cNvPr id="0" name="fig-4-5-sequence.png"/>
-                    <pic:cNvPicPr/>
-                  </pic:nvPicPr>
-                  <pic:blipFill>
-                    <a:blip r:embed="rId15"/>
-                    <a:stretch>
-                      <a:fillRect/>
-                    </a:stretch>
-                  </pic:blipFill>
-                  <pic:spPr>
-                    <a:xfrm>
-                      <a:off x="0" y="0"/>
-                      <a:ext cx="5472000" cy="3979636"/>
-                    </a:xfrm>
-                    <a:prstGeom prst="rect"/>
-                  </pic:spPr>
-                </pic:pic>
-              </a:graphicData>
-            </a:graphic>
-          </wp:inline>
-        </w:drawing>
-      </w:r>
-    </w:p>
-    <w:p>
-      <w:pPr>
-        <w:spacing w:before="0" w:after="160" w:line="360" w:lineRule="exact"/>
-        <w:ind w:firstLine="0"/>
-        <w:jc w:val="center"/>
+        <w:spacing w:before="0" w:after="120" w:line="440" w:lineRule="exact"/>
+        <w:ind w:firstLine="420"/>
       </w:pPr>
       <w:r>
         <w:rPr>
           <w:rFonts w:ascii="Times New Roman" w:hAnsi="Times New Roman" w:eastAsia="宋体"/>
           <w:b w:val="0"/>
-          <w:sz w:val="21"/>
+          <w:sz w:val="24"/>
         </w:rPr>
-        <w:t>图 4-5  从宿主占位节点到字体绘制的时序。返回阅读页的载荷只有私有区字符串和字体地址。</w:t>
+        <w:t>图 4-5 短时票拉取时序（请在本段上方粘贴时序图：宿主、阅读页、接口、字体进程。返回阅读页的只有私有区正文和字体地址，回传宿主的只有高度）。</w:t>
       </w:r>
     </w:p>
     <w:p>
@@ -2255,57 +2050,16 @@
     </w:p>
     <w:p>
       <w:pPr>
-        <w:spacing w:before="160" w:after="40" w:line="240" w:lineRule="auto"/>
-        <w:jc w:val="center"/>
-      </w:pPr>
-      <w:r>
-        <w:drawing>
-          <wp:inline xmlns:a="http://schemas.openxmlformats.org/drawingml/2006/main" xmlns:pic="http://schemas.openxmlformats.org/drawingml/2006/picture">
-            <wp:extent cx="5472000" cy="1436400"/>
-            <wp:docPr id="6" name="Picture 6"/>
-            <wp:cNvGraphicFramePr>
-              <a:graphicFrameLocks noChangeAspect="1"/>
-            </wp:cNvGraphicFramePr>
-            <a:graphic>
-              <a:graphicData uri="http://schemas.openxmlformats.org/drawingml/2006/picture">
-                <pic:pic>
-                  <pic:nvPicPr>
-                    <pic:cNvPr id="0" name="fig-4-6-html.png"/>
-                    <pic:cNvPicPr/>
-                  </pic:nvPicPr>
-                  <pic:blipFill>
-                    <a:blip r:embed="rId16"/>
-                    <a:stretch>
-                      <a:fillRect/>
-                    </a:stretch>
-                  </pic:blipFill>
-                  <pic:spPr>
-                    <a:xfrm>
-                      <a:off x="0" y="0"/>
-                      <a:ext cx="5472000" cy="1436400"/>
-                    </a:xfrm>
-                    <a:prstGeom prst="rect"/>
-                  </pic:spPr>
-                </pic:pic>
-              </a:graphicData>
-            </a:graphic>
-          </wp:inline>
-        </w:drawing>
-      </w:r>
-    </w:p>
-    <w:p>
-      <w:pPr>
-        <w:spacing w:before="0" w:after="160" w:line="360" w:lineRule="exact"/>
-        <w:ind w:firstLine="0"/>
-        <w:jc w:val="center"/>
+        <w:spacing w:before="0" w:after="120" w:line="440" w:lineRule="exact"/>
+        <w:ind w:firstLine="420"/>
       </w:pPr>
       <w:r>
         <w:rPr>
           <w:rFonts w:ascii="Times New Roman" w:hAnsi="Times New Roman" w:eastAsia="宋体"/>
           <w:b w:val="0"/>
-          <w:sz w:val="21"/>
+          <w:sz w:val="24"/>
         </w:rPr>
-        <w:t>图 4-6  远程 HTML 到可映射纯文本的五步变换。</w:t>
+        <w:t>图 4-6 远程 HTML 纯化（请在本段上方粘贴流程：HTML，换行，去标签，还原实体，压缩空行，再进入映射）。</w:t>
       </w:r>
     </w:p>
     <w:p>

--- a/软著申请材料/软件说明书.docx
+++ b/软著申请材料/软件说明书.docx
@@ -1672,16 +1672,57 @@
     </w:p>
     <w:p>
       <w:pPr>
-        <w:spacing w:before="0" w:after="120" w:line="440" w:lineRule="exact"/>
-        <w:ind w:firstLine="420"/>
+        <w:spacing w:before="160" w:after="40" w:line="240" w:lineRule="auto"/>
+        <w:jc w:val="center"/>
+      </w:pPr>
+      <w:r>
+        <w:drawing>
+          <wp:inline xmlns:a="http://schemas.openxmlformats.org/drawingml/2006/main" xmlns:pic="http://schemas.openxmlformats.org/drawingml/2006/picture">
+            <wp:extent cx="5472000" cy="3351600"/>
+            <wp:docPr id="1" name="Picture 1"/>
+            <wp:cNvGraphicFramePr>
+              <a:graphicFrameLocks noChangeAspect="1"/>
+            </wp:cNvGraphicFramePr>
+            <a:graphic>
+              <a:graphicData uri="http://schemas.openxmlformats.org/drawingml/2006/picture">
+                <pic:pic>
+                  <pic:nvPicPr>
+                    <pic:cNvPr id="0" name="fig-4-1-architecture.png"/>
+                    <pic:cNvPicPr/>
+                  </pic:nvPicPr>
+                  <pic:blipFill>
+                    <a:blip r:embed="rId11"/>
+                    <a:stretch>
+                      <a:fillRect/>
+                    </a:stretch>
+                  </pic:blipFill>
+                  <pic:spPr>
+                    <a:xfrm>
+                      <a:off x="0" y="0"/>
+                      <a:ext cx="5472000" cy="3351600"/>
+                    </a:xfrm>
+                    <a:prstGeom prst="rect"/>
+                  </pic:spPr>
+                </pic:pic>
+              </a:graphicData>
+            </a:graphic>
+          </wp:inline>
+        </w:drawing>
+      </w:r>
+    </w:p>
+    <w:p>
+      <w:pPr>
+        <w:spacing w:before="0" w:after="160" w:line="360" w:lineRule="exact"/>
+        <w:ind w:firstLine="0"/>
+        <w:jc w:val="center"/>
       </w:pPr>
       <w:r>
         <w:rPr>
           <w:rFonts w:ascii="Times New Roman" w:hAnsi="Times New Roman" w:eastAsia="宋体"/>
           <w:b w:val="0"/>
-          <w:sz w:val="24"/>
+          <w:sz w:val="21"/>
         </w:rPr>
-        <w:t>图 4-1 四层信任边界（请在本段上方粘贴：自上而下为 T3 宿主域、T2 字形域、T1 凭证域、T0 构造域，箭头标出唯一调用方向）。</w:t>
+        <w:t>图 4-1  四层信任边界。箭头表示唯一允许的调用方向。</w:t>
       </w:r>
     </w:p>
     <w:p>
@@ -1756,30 +1797,112 @@
     </w:p>
     <w:p>
       <w:pPr>
-        <w:spacing w:before="0" w:after="120" w:line="440" w:lineRule="exact"/>
-        <w:ind w:firstLine="420"/>
+        <w:spacing w:before="160" w:after="40" w:line="240" w:lineRule="auto"/>
+        <w:jc w:val="center"/>
+      </w:pPr>
+      <w:r>
+        <w:drawing>
+          <wp:inline xmlns:a="http://schemas.openxmlformats.org/drawingml/2006/main" xmlns:pic="http://schemas.openxmlformats.org/drawingml/2006/picture">
+            <wp:extent cx="5472000" cy="3351600"/>
+            <wp:docPr id="2" name="Picture 2"/>
+            <wp:cNvGraphicFramePr>
+              <a:graphicFrameLocks noChangeAspect="1"/>
+            </wp:cNvGraphicFramePr>
+            <a:graphic>
+              <a:graphicData uri="http://schemas.openxmlformats.org/drawingml/2006/picture">
+                <pic:pic>
+                  <pic:nvPicPr>
+                    <pic:cNvPr id="0" name="fig-4-3-formulas.png"/>
+                    <pic:cNvPicPr/>
+                  </pic:nvPicPr>
+                  <pic:blipFill>
+                    <a:blip r:embed="rId12"/>
+                    <a:stretch>
+                      <a:fillRect/>
+                    </a:stretch>
+                  </pic:blipFill>
+                  <pic:spPr>
+                    <a:xfrm>
+                      <a:off x="0" y="0"/>
+                      <a:ext cx="5472000" cy="3351600"/>
+                    </a:xfrm>
+                    <a:prstGeom prst="rect"/>
+                  </pic:spPr>
+                </pic:pic>
+              </a:graphicData>
+            </a:graphic>
+          </wp:inline>
+        </w:drawing>
+      </w:r>
+    </w:p>
+    <w:p>
+      <w:pPr>
+        <w:spacing w:before="0" w:after="160" w:line="360" w:lineRule="exact"/>
+        <w:ind w:firstLine="0"/>
+        <w:jc w:val="center"/>
       </w:pPr>
       <w:r>
         <w:rPr>
           <w:rFonts w:ascii="Times New Roman" w:hAnsi="Times New Roman" w:eastAsia="宋体"/>
           <w:b w:val="0"/>
-          <w:sz w:val="24"/>
+          <w:sz w:val="21"/>
         </w:rPr>
-        <w:t>图 4-2 码位函数与外发条件（请在本段上方粘贴公式：N = 6400，pi(k) 在 k &lt; N 时为 U+E000+k，否则为 U+F0000+(k−N)；E 对空白原样输出，其余取 pi(sigma(c))；外发前编码结果不得再含 U+3400 至 U+9FFF）。</w:t>
+        <w:t>图 4-2  码位函数、出现序与外发条件。式中的符号与 font-tool 的 policy.js、mapText.js 一致。</w:t>
       </w:r>
     </w:p>
     <w:p>
       <w:pPr>
-        <w:spacing w:before="0" w:after="120" w:line="440" w:lineRule="exact"/>
-        <w:ind w:firstLine="420"/>
+        <w:spacing w:before="160" w:after="40" w:line="240" w:lineRule="auto"/>
+        <w:jc w:val="center"/>
+      </w:pPr>
+      <w:r>
+        <w:drawing>
+          <wp:inline xmlns:a="http://schemas.openxmlformats.org/drawingml/2006/main" xmlns:pic="http://schemas.openxmlformats.org/drawingml/2006/picture">
+            <wp:extent cx="5472000" cy="4035600"/>
+            <wp:docPr id="3" name="Picture 3"/>
+            <wp:cNvGraphicFramePr>
+              <a:graphicFrameLocks noChangeAspect="1"/>
+            </wp:cNvGraphicFramePr>
+            <a:graphic>
+              <a:graphicData uri="http://schemas.openxmlformats.org/drawingml/2006/picture">
+                <pic:pic>
+                  <pic:nvPicPr>
+                    <pic:cNvPr id="0" name="fig-4-2-mapping.png"/>
+                    <pic:cNvPicPr/>
+                  </pic:nvPicPr>
+                  <pic:blipFill>
+                    <a:blip r:embed="rId13"/>
+                    <a:stretch>
+                      <a:fillRect/>
+                    </a:stretch>
+                  </pic:blipFill>
+                  <pic:spPr>
+                    <a:xfrm>
+                      <a:off x="0" y="0"/>
+                      <a:ext cx="5472000" cy="4035600"/>
+                    </a:xfrm>
+                    <a:prstGeom prst="rect"/>
+                  </pic:spPr>
+                </pic:pic>
+              </a:graphicData>
+            </a:graphic>
+          </wp:inline>
+        </w:drawing>
+      </w:r>
+    </w:p>
+    <w:p>
+      <w:pPr>
+        <w:spacing w:before="0" w:after="160" w:line="360" w:lineRule="exact"/>
+        <w:ind w:firstLine="0"/>
+        <w:jc w:val="center"/>
       </w:pPr>
       <w:r>
         <w:rPr>
           <w:rFonts w:ascii="Times New Roman" w:hAnsi="Times New Roman" w:eastAsia="宋体"/>
           <w:b w:val="0"/>
-          <w:sz w:val="24"/>
+          <w:sz w:val="21"/>
         </w:rPr>
-        <w:t>图 4-3 单字符编码流程（请在本段上方粘贴流程图：空白直通；非空白按首次出现分配或复用编号；两支汇合后做汉字断言，失败则返回 503）。</w:t>
+        <w:t>图 4-3  单字符编码流程。左支为空白直通，右支为出现序分配。两支在汉字断言处汇合。</w:t>
       </w:r>
     </w:p>
     <w:p>
@@ -1854,16 +1977,57 @@
     </w:p>
     <w:p>
       <w:pPr>
-        <w:spacing w:before="0" w:after="120" w:line="440" w:lineRule="exact"/>
-        <w:ind w:firstLine="420"/>
+        <w:spacing w:before="160" w:after="40" w:line="240" w:lineRule="auto"/>
+        <w:jc w:val="center"/>
+      </w:pPr>
+      <w:r>
+        <w:drawing>
+          <wp:inline xmlns:a="http://schemas.openxmlformats.org/drawingml/2006/main" xmlns:pic="http://schemas.openxmlformats.org/drawingml/2006/picture">
+            <wp:extent cx="5472000" cy="3556800"/>
+            <wp:docPr id="4" name="Picture 4"/>
+            <wp:cNvGraphicFramePr>
+              <a:graphicFrameLocks noChangeAspect="1"/>
+            </wp:cNvGraphicFramePr>
+            <a:graphic>
+              <a:graphicData uri="http://schemas.openxmlformats.org/drawingml/2006/picture">
+                <pic:pic>
+                  <pic:nvPicPr>
+                    <pic:cNvPr id="0" name="fig-4-4-cmap.png"/>
+                    <pic:cNvPicPr/>
+                  </pic:nvPicPr>
+                  <pic:blipFill>
+                    <a:blip r:embed="rId14"/>
+                    <a:stretch>
+                      <a:fillRect/>
+                    </a:stretch>
+                  </pic:blipFill>
+                  <pic:spPr>
+                    <a:xfrm>
+                      <a:off x="0" y="0"/>
+                      <a:ext cx="5472000" cy="3556800"/>
+                    </a:xfrm>
+                    <a:prstGeom prst="rect"/>
+                  </pic:spPr>
+                </pic:pic>
+              </a:graphicData>
+            </a:graphic>
+          </wp:inline>
+        </w:drawing>
+      </w:r>
+    </w:p>
+    <w:p>
+      <w:pPr>
+        <w:spacing w:before="0" w:after="160" w:line="360" w:lineRule="exact"/>
+        <w:ind w:firstLine="0"/>
+        <w:jc w:val="center"/>
       </w:pPr>
       <w:r>
         <w:rPr>
           <w:rFonts w:ascii="Times New Roman" w:hAnsi="Times New Roman" w:eastAsia="宋体"/>
           <w:b w:val="0"/>
-          <w:sz w:val="24"/>
+          <w:sz w:val="21"/>
         </w:rPr>
-        <w:t>图 4-4 子集化与 cmap 重挂（请在本段上方粘贴流程图：读母版、收集码位、子集、把字形挂到目标私有区、按最大码位选择 format 4 或 format 12、改名后写成 woff2）。</w:t>
+        <w:t>图 4-4  子集化与 cmap 重挂。六步在同一次 Python 任务中完成，不把中间映射表交给浏览器。</w:t>
       </w:r>
     </w:p>
     <w:p>
@@ -1966,16 +2130,57 @@
     </w:p>
     <w:p>
       <w:pPr>
-        <w:spacing w:before="0" w:after="120" w:line="440" w:lineRule="exact"/>
-        <w:ind w:firstLine="420"/>
+        <w:spacing w:before="160" w:after="40" w:line="240" w:lineRule="auto"/>
+        <w:jc w:val="center"/>
+      </w:pPr>
+      <w:r>
+        <w:drawing>
+          <wp:inline xmlns:a="http://schemas.openxmlformats.org/drawingml/2006/main" xmlns:pic="http://schemas.openxmlformats.org/drawingml/2006/picture">
+            <wp:extent cx="5472000" cy="3979636"/>
+            <wp:docPr id="5" name="Picture 5"/>
+            <wp:cNvGraphicFramePr>
+              <a:graphicFrameLocks noChangeAspect="1"/>
+            </wp:cNvGraphicFramePr>
+            <a:graphic>
+              <a:graphicData uri="http://schemas.openxmlformats.org/drawingml/2006/picture">
+                <pic:pic>
+                  <pic:nvPicPr>
+                    <pic:cNvPr id="0" name="fig-4-5-sequence.png"/>
+                    <pic:cNvPicPr/>
+                  </pic:nvPicPr>
+                  <pic:blipFill>
+                    <a:blip r:embed="rId15"/>
+                    <a:stretch>
+                      <a:fillRect/>
+                    </a:stretch>
+                  </pic:blipFill>
+                  <pic:spPr>
+                    <a:xfrm>
+                      <a:off x="0" y="0"/>
+                      <a:ext cx="5472000" cy="3979636"/>
+                    </a:xfrm>
+                    <a:prstGeom prst="rect"/>
+                  </pic:spPr>
+                </pic:pic>
+              </a:graphicData>
+            </a:graphic>
+          </wp:inline>
+        </w:drawing>
+      </w:r>
+    </w:p>
+    <w:p>
+      <w:pPr>
+        <w:spacing w:before="0" w:after="160" w:line="360" w:lineRule="exact"/>
+        <w:ind w:firstLine="0"/>
+        <w:jc w:val="center"/>
       </w:pPr>
       <w:r>
         <w:rPr>
           <w:rFonts w:ascii="Times New Roman" w:hAnsi="Times New Roman" w:eastAsia="宋体"/>
           <w:b w:val="0"/>
-          <w:sz w:val="24"/>
+          <w:sz w:val="21"/>
         </w:rPr>
-        <w:t>图 4-5 短时票拉取时序（请在本段上方粘贴时序图：宿主、阅读页、接口、字体进程。返回阅读页的只有私有区正文和字体地址，回传宿主的只有高度）。</w:t>
+        <w:t>图 4-5  从宿主占位节点到字体绘制的时序。返回阅读页的载荷只有私有区字符串和字体地址。</w:t>
       </w:r>
     </w:p>
     <w:p>
@@ -2050,16 +2255,57 @@
     </w:p>
     <w:p>
       <w:pPr>
-        <w:spacing w:before="0" w:after="120" w:line="440" w:lineRule="exact"/>
-        <w:ind w:firstLine="420"/>
+        <w:spacing w:before="160" w:after="40" w:line="240" w:lineRule="auto"/>
+        <w:jc w:val="center"/>
+      </w:pPr>
+      <w:r>
+        <w:drawing>
+          <wp:inline xmlns:a="http://schemas.openxmlformats.org/drawingml/2006/main" xmlns:pic="http://schemas.openxmlformats.org/drawingml/2006/picture">
+            <wp:extent cx="5472000" cy="1436400"/>
+            <wp:docPr id="6" name="Picture 6"/>
+            <wp:cNvGraphicFramePr>
+              <a:graphicFrameLocks noChangeAspect="1"/>
+            </wp:cNvGraphicFramePr>
+            <a:graphic>
+              <a:graphicData uri="http://schemas.openxmlformats.org/drawingml/2006/picture">
+                <pic:pic>
+                  <pic:nvPicPr>
+                    <pic:cNvPr id="0" name="fig-4-6-html.png"/>
+                    <pic:cNvPicPr/>
+                  </pic:nvPicPr>
+                  <pic:blipFill>
+                    <a:blip r:embed="rId16"/>
+                    <a:stretch>
+                      <a:fillRect/>
+                    </a:stretch>
+                  </pic:blipFill>
+                  <pic:spPr>
+                    <a:xfrm>
+                      <a:off x="0" y="0"/>
+                      <a:ext cx="5472000" cy="1436400"/>
+                    </a:xfrm>
+                    <a:prstGeom prst="rect"/>
+                  </pic:spPr>
+                </pic:pic>
+              </a:graphicData>
+            </a:graphic>
+          </wp:inline>
+        </w:drawing>
+      </w:r>
+    </w:p>
+    <w:p>
+      <w:pPr>
+        <w:spacing w:before="0" w:after="160" w:line="360" w:lineRule="exact"/>
+        <w:ind w:firstLine="0"/>
+        <w:jc w:val="center"/>
       </w:pPr>
       <w:r>
         <w:rPr>
           <w:rFonts w:ascii="Times New Roman" w:hAnsi="Times New Roman" w:eastAsia="宋体"/>
           <w:b w:val="0"/>
-          <w:sz w:val="24"/>
+          <w:sz w:val="21"/>
         </w:rPr>
-        <w:t>图 4-6 远程 HTML 纯化（请在本段上方粘贴流程：HTML，换行，去标签，还原实体，压缩空行，再进入映射）。</w:t>
+        <w:t>图 4-6  远程 HTML 到可映射纯文本的五步变换。</w:t>
       </w:r>
     </w:p>
     <w:p>

--- a/软著申请材料/软件说明书.docx
+++ b/软著申请材料/软件说明书.docx
@@ -3092,6 +3092,24 @@
       </w:r>
       <w:r>
         <w:rPr>
+          <w:rFonts w:ascii="Times New Roman" w:eastAsia="宋体" w:hAnsi="Times New Roman" w:hint="eastAsia"/>
+          <w:sz w:val="18"/>
+          <w:szCs w:val="18"/>
+          <w:lang w:eastAsia="zh-CN"/>
+        </w:rPr>
+        <w:t>3</w:t>
+      </w:r>
+      <w:r>
+        <w:rPr>
+          <w:rFonts w:ascii="Times New Roman" w:eastAsia="宋体" w:hAnsi="Times New Roman"/>
+          <w:sz w:val="18"/>
+          <w:szCs w:val="18"/>
+          <w:lang w:eastAsia="zh-CN"/>
+        </w:rPr>
+        <w:t>-</w:t>
+      </w:r>
+      <w:r>
+        <w:rPr>
           <w:rFonts w:ascii="Times New Roman" w:eastAsia="宋体" w:hAnsi="Times New Roman"/>
           <w:sz w:val="18"/>
           <w:szCs w:val="18"/>
@@ -4352,15 +4370,7 @@
           <w:rFonts w:ascii="Times New Roman" w:eastAsia="宋体" w:hAnsi="Times New Roman"/>
           <w:sz w:val="24"/>
         </w:rPr>
-        <w:t>。</w:t>
-      </w:r>
-      <w:proofErr w:type="spellStart"/>
-      <w:r>
-        <w:rPr>
-          <w:rFonts w:ascii="Times New Roman" w:eastAsia="宋体" w:hAnsi="Times New Roman"/>
-          <w:sz w:val="24"/>
-        </w:rPr>
-        <w:t>锚点地址仅允许</w:t>
+        <w:t>。锚点地址仅允许</w:t>
       </w:r>
       <w:r>
         <w:rPr>
@@ -4423,15 +4433,7 @@
           <w:rFonts w:ascii="Times New Roman" w:eastAsia="宋体" w:hAnsi="Times New Roman"/>
           <w:sz w:val="24"/>
         </w:rPr>
-        <w:t>noopener</w:t>
-      </w:r>
-      <w:proofErr w:type="spellEnd"/>
-      <w:r>
-        <w:rPr>
-          <w:rFonts w:ascii="Times New Roman" w:eastAsia="宋体" w:hAnsi="Times New Roman"/>
-          <w:sz w:val="24"/>
-        </w:rPr>
-        <w:t xml:space="preserve"> </w:t>
+        <w:t xml:space="preserve">noopener </w:t>
       </w:r>
       <w:proofErr w:type="spellStart"/>
       <w:r>
@@ -5429,6 +5431,4879 @@
       <w:pPr>
         <w:spacing w:before="200" w:after="120" w:line="480" w:lineRule="exact"/>
         <w:rPr>
+          <w:rFonts w:ascii="等线" w:eastAsia="等线" w:hAnsi="等线" w:cs="Times New Roman"/>
+          <w:lang w:eastAsia="zh-CN"/>
+        </w:rPr>
+      </w:pPr>
+      <w:r>
+        <w:rPr>
+          <w:rFonts w:ascii="Arial" w:eastAsia="黑体" w:hAnsi="Arial" w:cs="Times New Roman"/>
+          <w:b/>
+          <w:sz w:val="28"/>
+          <w:lang w:eastAsia="zh-CN"/>
+        </w:rPr>
+        <w:t>四、技术架构与核心算法实现</w:t>
+      </w:r>
+    </w:p>
+    <w:p>
+      <w:pPr>
+        <w:spacing w:before="200" w:after="120" w:line="480" w:lineRule="exact"/>
+        <w:rPr>
+          <w:rFonts w:ascii="等线" w:eastAsia="等线" w:hAnsi="等线" w:cs="Times New Roman"/>
+          <w:lang w:eastAsia="zh-CN"/>
+        </w:rPr>
+      </w:pPr>
+      <w:r>
+        <w:rPr>
+          <w:rFonts w:ascii="Arial" w:eastAsia="黑体" w:hAnsi="Arial" w:cs="Times New Roman"/>
+          <w:b/>
+          <w:sz w:val="26"/>
+          <w:lang w:eastAsia="zh-CN"/>
+        </w:rPr>
+        <w:lastRenderedPageBreak/>
+        <w:t xml:space="preserve">4.1 </w:t>
+      </w:r>
+      <w:r>
+        <w:rPr>
+          <w:rFonts w:ascii="Arial" w:eastAsia="黑体" w:hAnsi="Arial" w:cs="Times New Roman"/>
+          <w:b/>
+          <w:sz w:val="26"/>
+          <w:lang w:eastAsia="zh-CN"/>
+        </w:rPr>
+        <w:t>总体技术架构与信任边界</w:t>
+      </w:r>
+    </w:p>
+    <w:p>
+      <w:pPr>
+        <w:spacing w:after="120" w:line="440" w:lineRule="exact"/>
+        <w:ind w:firstLine="420"/>
+        <w:rPr>
+          <w:rFonts w:ascii="等线" w:eastAsia="等线" w:hAnsi="等线" w:cs="Times New Roman"/>
+          <w:lang w:eastAsia="zh-CN"/>
+        </w:rPr>
+      </w:pPr>
+      <w:r>
+        <w:rPr>
+          <w:rFonts w:ascii="Times New Roman" w:eastAsia="宋体" w:hAnsi="Times New Roman" w:cs="Times New Roman"/>
+          <w:sz w:val="24"/>
+          <w:lang w:eastAsia="zh-CN"/>
+        </w:rPr>
+        <w:t>本软件</w:t>
+      </w:r>
+      <w:proofErr w:type="gramStart"/>
+      <w:r>
+        <w:rPr>
+          <w:rFonts w:ascii="Times New Roman" w:eastAsia="宋体" w:hAnsi="Times New Roman" w:cs="Times New Roman"/>
+          <w:sz w:val="24"/>
+          <w:lang w:eastAsia="zh-CN"/>
+        </w:rPr>
+        <w:t>按数据</w:t>
+      </w:r>
+      <w:proofErr w:type="gramEnd"/>
+      <w:r>
+        <w:rPr>
+          <w:rFonts w:ascii="Times New Roman" w:eastAsia="宋体" w:hAnsi="Times New Roman" w:cs="Times New Roman"/>
+          <w:sz w:val="24"/>
+          <w:lang w:eastAsia="zh-CN"/>
+        </w:rPr>
+        <w:t>敏感度分成四个域。域的编号越大，越靠近浏览器，允许持有的材料越少。这一划分不是部署图上的模块堆叠，而是外发条件：任何响应在离开当前域之前，都必须满足该域的不变量。</w:t>
+      </w:r>
+    </w:p>
+    <w:p>
+      <w:pPr>
+        <w:spacing w:after="60" w:line="440" w:lineRule="exact"/>
+        <w:ind w:left="420"/>
+        <w:rPr>
+          <w:rFonts w:ascii="等线" w:eastAsia="等线" w:hAnsi="等线" w:cs="Times New Roman"/>
+          <w:lang w:eastAsia="zh-CN"/>
+        </w:rPr>
+      </w:pPr>
+      <w:r>
+        <w:rPr>
+          <w:rFonts w:ascii="Times New Roman" w:eastAsia="宋体" w:hAnsi="Times New Roman" w:cs="Times New Roman"/>
+          <w:sz w:val="24"/>
+          <w:lang w:eastAsia="zh-CN"/>
+        </w:rPr>
+        <w:t xml:space="preserve">• T0 </w:t>
+      </w:r>
+      <w:r>
+        <w:rPr>
+          <w:rFonts w:ascii="Times New Roman" w:eastAsia="宋体" w:hAnsi="Times New Roman" w:cs="Times New Roman"/>
+          <w:sz w:val="24"/>
+          <w:lang w:eastAsia="zh-CN"/>
+        </w:rPr>
+        <w:t>构造域。稿件源保存权威明文。</w:t>
+      </w:r>
+      <w:r>
+        <w:rPr>
+          <w:rFonts w:ascii="Times New Roman" w:eastAsia="宋体" w:hAnsi="Times New Roman" w:cs="Times New Roman"/>
+          <w:sz w:val="24"/>
+          <w:lang w:eastAsia="zh-CN"/>
+        </w:rPr>
+        <w:t xml:space="preserve">font-tool </w:t>
+      </w:r>
+      <w:r>
+        <w:rPr>
+          <w:rFonts w:ascii="Times New Roman" w:eastAsia="宋体" w:hAnsi="Times New Roman" w:cs="Times New Roman"/>
+          <w:sz w:val="24"/>
+          <w:lang w:eastAsia="zh-CN"/>
+        </w:rPr>
+        <w:t>在此计算出现序映射，并改写</w:t>
+      </w:r>
+      <w:r>
+        <w:rPr>
+          <w:rFonts w:ascii="Times New Roman" w:eastAsia="宋体" w:hAnsi="Times New Roman" w:cs="Times New Roman"/>
+          <w:sz w:val="24"/>
+          <w:lang w:eastAsia="zh-CN"/>
+        </w:rPr>
+        <w:t xml:space="preserve"> OpenType </w:t>
+      </w:r>
+      <w:r>
+        <w:rPr>
+          <w:rFonts w:ascii="Times New Roman" w:eastAsia="宋体" w:hAnsi="Times New Roman" w:cs="Times New Roman"/>
+          <w:sz w:val="24"/>
+          <w:lang w:eastAsia="zh-CN"/>
+        </w:rPr>
+        <w:t>的</w:t>
+      </w:r>
+      <w:r>
+        <w:rPr>
+          <w:rFonts w:ascii="Times New Roman" w:eastAsia="宋体" w:hAnsi="Times New Roman" w:cs="Times New Roman"/>
+          <w:sz w:val="24"/>
+          <w:lang w:eastAsia="zh-CN"/>
+        </w:rPr>
+        <w:t xml:space="preserve"> </w:t>
+      </w:r>
+      <w:proofErr w:type="spellStart"/>
+      <w:r>
+        <w:rPr>
+          <w:rFonts w:ascii="Times New Roman" w:eastAsia="宋体" w:hAnsi="Times New Roman" w:cs="Times New Roman"/>
+          <w:sz w:val="24"/>
+          <w:lang w:eastAsia="zh-CN"/>
+        </w:rPr>
+        <w:t>cmap</w:t>
+      </w:r>
+      <w:proofErr w:type="spellEnd"/>
+      <w:r>
+        <w:rPr>
+          <w:rFonts w:ascii="Times New Roman" w:eastAsia="宋体" w:hAnsi="Times New Roman" w:cs="Times New Roman"/>
+          <w:sz w:val="24"/>
+          <w:lang w:eastAsia="zh-CN"/>
+        </w:rPr>
+        <w:t>。可逆对照表只允许留在这一域和接口进程内部。</w:t>
+      </w:r>
+    </w:p>
+    <w:p>
+      <w:pPr>
+        <w:spacing w:after="60" w:line="440" w:lineRule="exact"/>
+        <w:ind w:left="420"/>
+        <w:rPr>
+          <w:rFonts w:ascii="等线" w:eastAsia="等线" w:hAnsi="等线" w:cs="Times New Roman"/>
+          <w:lang w:eastAsia="zh-CN"/>
+        </w:rPr>
+      </w:pPr>
+      <w:r>
+        <w:rPr>
+          <w:rFonts w:ascii="Times New Roman" w:eastAsia="宋体" w:hAnsi="Times New Roman" w:cs="Times New Roman"/>
+          <w:sz w:val="24"/>
+          <w:lang w:eastAsia="zh-CN"/>
+        </w:rPr>
+        <w:t xml:space="preserve">• T1 </w:t>
+      </w:r>
+      <w:r>
+        <w:rPr>
+          <w:rFonts w:ascii="Times New Roman" w:eastAsia="宋体" w:hAnsi="Times New Roman" w:cs="Times New Roman"/>
+          <w:sz w:val="24"/>
+          <w:lang w:eastAsia="zh-CN"/>
+        </w:rPr>
+        <w:t>凭证域。</w:t>
+      </w:r>
+      <w:r>
+        <w:rPr>
+          <w:rFonts w:ascii="Times New Roman" w:eastAsia="宋体" w:hAnsi="Times New Roman" w:cs="Times New Roman"/>
+          <w:sz w:val="24"/>
+          <w:lang w:eastAsia="zh-CN"/>
+        </w:rPr>
+        <w:t>reader-</w:t>
+      </w:r>
+      <w:proofErr w:type="spellStart"/>
+      <w:r>
+        <w:rPr>
+          <w:rFonts w:ascii="Times New Roman" w:eastAsia="宋体" w:hAnsi="Times New Roman" w:cs="Times New Roman"/>
+          <w:sz w:val="24"/>
+          <w:lang w:eastAsia="zh-CN"/>
+        </w:rPr>
+        <w:t>api</w:t>
+      </w:r>
+      <w:proofErr w:type="spellEnd"/>
+      <w:r>
+        <w:rPr>
+          <w:rFonts w:ascii="Times New Roman" w:eastAsia="宋体" w:hAnsi="Times New Roman" w:cs="Times New Roman"/>
+          <w:sz w:val="24"/>
+          <w:lang w:eastAsia="zh-CN"/>
+        </w:rPr>
+        <w:t xml:space="preserve"> </w:t>
+      </w:r>
+      <w:r>
+        <w:rPr>
+          <w:rFonts w:ascii="Times New Roman" w:eastAsia="宋体" w:hAnsi="Times New Roman" w:cs="Times New Roman"/>
+          <w:sz w:val="24"/>
+          <w:lang w:eastAsia="zh-CN"/>
+        </w:rPr>
+        <w:t>可在内存中短暂持有本章明文，以便调用构造域。对外只签发短时阅读票，并只返回已通过汉字断言的编码结果。</w:t>
+      </w:r>
+      <w:proofErr w:type="gramStart"/>
+      <w:r>
+        <w:rPr>
+          <w:rFonts w:ascii="Times New Roman" w:eastAsia="宋体" w:hAnsi="Times New Roman" w:cs="Times New Roman"/>
+          <w:sz w:val="24"/>
+          <w:lang w:eastAsia="zh-CN"/>
+        </w:rPr>
+        <w:t>跨源访问</w:t>
+      </w:r>
+      <w:proofErr w:type="gramEnd"/>
+      <w:r>
+        <w:rPr>
+          <w:rFonts w:ascii="Times New Roman" w:eastAsia="宋体" w:hAnsi="Times New Roman" w:cs="Times New Roman"/>
+          <w:sz w:val="24"/>
+          <w:lang w:eastAsia="zh-CN"/>
+        </w:rPr>
+        <w:t>由</w:t>
+      </w:r>
+      <w:r>
+        <w:rPr>
+          <w:rFonts w:ascii="Times New Roman" w:eastAsia="宋体" w:hAnsi="Times New Roman" w:cs="Times New Roman"/>
+          <w:sz w:val="24"/>
+          <w:lang w:eastAsia="zh-CN"/>
+        </w:rPr>
+        <w:t xml:space="preserve"> CORS </w:t>
+      </w:r>
+      <w:r>
+        <w:rPr>
+          <w:rFonts w:ascii="Times New Roman" w:eastAsia="宋体" w:hAnsi="Times New Roman" w:cs="Times New Roman"/>
+          <w:sz w:val="24"/>
+          <w:lang w:eastAsia="zh-CN"/>
+        </w:rPr>
+        <w:t>白名单限制为阅读器源。</w:t>
+      </w:r>
+    </w:p>
+    <w:p>
+      <w:pPr>
+        <w:spacing w:after="60" w:line="440" w:lineRule="exact"/>
+        <w:ind w:left="420"/>
+        <w:rPr>
+          <w:rFonts w:ascii="等线" w:eastAsia="等线" w:hAnsi="等线" w:cs="Times New Roman"/>
+          <w:lang w:eastAsia="zh-CN"/>
+        </w:rPr>
+      </w:pPr>
+      <w:r>
+        <w:rPr>
+          <w:rFonts w:ascii="Times New Roman" w:eastAsia="宋体" w:hAnsi="Times New Roman" w:cs="Times New Roman"/>
+          <w:sz w:val="24"/>
+          <w:lang w:eastAsia="zh-CN"/>
+        </w:rPr>
+        <w:t xml:space="preserve">• T2 </w:t>
+      </w:r>
+      <w:r>
+        <w:rPr>
+          <w:rFonts w:ascii="Times New Roman" w:eastAsia="宋体" w:hAnsi="Times New Roman" w:cs="Times New Roman"/>
+          <w:sz w:val="24"/>
+          <w:lang w:eastAsia="zh-CN"/>
+        </w:rPr>
+        <w:t>字形域。</w:t>
+      </w:r>
+      <w:r>
+        <w:rPr>
+          <w:rFonts w:ascii="Times New Roman" w:eastAsia="宋体" w:hAnsi="Times New Roman" w:cs="Times New Roman"/>
+          <w:sz w:val="24"/>
+          <w:lang w:eastAsia="zh-CN"/>
+        </w:rPr>
+        <w:t xml:space="preserve">reader-web </w:t>
+      </w:r>
+      <w:r>
+        <w:rPr>
+          <w:rFonts w:ascii="Times New Roman" w:eastAsia="宋体" w:hAnsi="Times New Roman" w:cs="Times New Roman"/>
+          <w:sz w:val="24"/>
+          <w:lang w:eastAsia="zh-CN"/>
+        </w:rPr>
+        <w:t>只接收私有区字符串、字体家族名和一次性</w:t>
+      </w:r>
+      <w:r>
+        <w:rPr>
+          <w:rFonts w:ascii="Times New Roman" w:eastAsia="宋体" w:hAnsi="Times New Roman" w:cs="Times New Roman"/>
+          <w:sz w:val="24"/>
+          <w:lang w:eastAsia="zh-CN"/>
+        </w:rPr>
+        <w:t xml:space="preserve"> woff2</w:t>
+      </w:r>
+      <w:r>
+        <w:rPr>
+          <w:rFonts w:ascii="Times New Roman" w:eastAsia="宋体" w:hAnsi="Times New Roman" w:cs="Times New Roman"/>
+          <w:sz w:val="24"/>
+          <w:lang w:eastAsia="zh-CN"/>
+        </w:rPr>
+        <w:t>。它用</w:t>
+      </w:r>
+      <w:r>
+        <w:rPr>
+          <w:rFonts w:ascii="Times New Roman" w:eastAsia="宋体" w:hAnsi="Times New Roman" w:cs="Times New Roman"/>
+          <w:sz w:val="24"/>
+          <w:lang w:eastAsia="zh-CN"/>
+        </w:rPr>
+        <w:t xml:space="preserve"> </w:t>
+      </w:r>
+      <w:proofErr w:type="spellStart"/>
+      <w:r>
+        <w:rPr>
+          <w:rFonts w:ascii="Times New Roman" w:eastAsia="宋体" w:hAnsi="Times New Roman" w:cs="Times New Roman"/>
+          <w:sz w:val="24"/>
+          <w:lang w:eastAsia="zh-CN"/>
+        </w:rPr>
+        <w:t>FontFace</w:t>
+      </w:r>
+      <w:proofErr w:type="spellEnd"/>
+      <w:r>
+        <w:rPr>
+          <w:rFonts w:ascii="Times New Roman" w:eastAsia="宋体" w:hAnsi="Times New Roman" w:cs="Times New Roman"/>
+          <w:sz w:val="24"/>
+          <w:lang w:eastAsia="zh-CN"/>
+        </w:rPr>
+        <w:t xml:space="preserve"> </w:t>
+      </w:r>
+      <w:r>
+        <w:rPr>
+          <w:rFonts w:ascii="Times New Roman" w:eastAsia="宋体" w:hAnsi="Times New Roman" w:cs="Times New Roman"/>
+          <w:sz w:val="24"/>
+          <w:lang w:eastAsia="zh-CN"/>
+        </w:rPr>
+        <w:t>完成排版。任一步失败即关闭正文，</w:t>
+      </w:r>
+      <w:proofErr w:type="gramStart"/>
+      <w:r>
+        <w:rPr>
+          <w:rFonts w:ascii="Times New Roman" w:eastAsia="宋体" w:hAnsi="Times New Roman" w:cs="Times New Roman"/>
+          <w:sz w:val="24"/>
+          <w:lang w:eastAsia="zh-CN"/>
+        </w:rPr>
+        <w:t>不</w:t>
+      </w:r>
+      <w:proofErr w:type="gramEnd"/>
+      <w:r>
+        <w:rPr>
+          <w:rFonts w:ascii="Times New Roman" w:eastAsia="宋体" w:hAnsi="Times New Roman" w:cs="Times New Roman"/>
+          <w:sz w:val="24"/>
+          <w:lang w:eastAsia="zh-CN"/>
+        </w:rPr>
+        <w:t>回退明文，也不保存章节文本。</w:t>
+      </w:r>
+    </w:p>
+    <w:p>
+      <w:pPr>
+        <w:spacing w:after="60" w:line="440" w:lineRule="exact"/>
+        <w:ind w:left="420"/>
+        <w:rPr>
+          <w:rFonts w:ascii="等线" w:eastAsia="等线" w:hAnsi="等线" w:cs="Times New Roman"/>
+        </w:rPr>
+      </w:pPr>
+      <w:r>
+        <w:rPr>
+          <w:rFonts w:ascii="Times New Roman" w:eastAsia="宋体" w:hAnsi="Times New Roman" w:cs="Times New Roman"/>
+          <w:sz w:val="24"/>
+          <w:lang w:eastAsia="zh-CN"/>
+        </w:rPr>
+        <w:t xml:space="preserve">• T3 </w:t>
+      </w:r>
+      <w:r>
+        <w:rPr>
+          <w:rFonts w:ascii="Times New Roman" w:eastAsia="宋体" w:hAnsi="Times New Roman" w:cs="Times New Roman"/>
+          <w:sz w:val="24"/>
+          <w:lang w:eastAsia="zh-CN"/>
+        </w:rPr>
+        <w:t>宿主域。</w:t>
+      </w:r>
+      <w:proofErr w:type="gramStart"/>
+      <w:r>
+        <w:rPr>
+          <w:rFonts w:ascii="Times New Roman" w:eastAsia="宋体" w:hAnsi="Times New Roman" w:cs="Times New Roman"/>
+          <w:sz w:val="24"/>
+          <w:lang w:eastAsia="zh-CN"/>
+        </w:rPr>
+        <w:t>博客或</w:t>
+      </w:r>
+      <w:proofErr w:type="gramEnd"/>
+      <w:r>
+        <w:rPr>
+          <w:rFonts w:ascii="Times New Roman" w:eastAsia="宋体" w:hAnsi="Times New Roman" w:cs="Times New Roman"/>
+          <w:sz w:val="24"/>
+          <w:lang w:eastAsia="zh-CN"/>
+        </w:rPr>
+        <w:t>其他站点只放置</w:t>
+      </w:r>
+      <w:r>
+        <w:rPr>
+          <w:rFonts w:ascii="Times New Roman" w:eastAsia="宋体" w:hAnsi="Times New Roman" w:cs="Times New Roman"/>
+          <w:sz w:val="24"/>
+          <w:lang w:eastAsia="zh-CN"/>
+        </w:rPr>
+        <w:t xml:space="preserve"> embed.js </w:t>
+      </w:r>
+      <w:r>
+        <w:rPr>
+          <w:rFonts w:ascii="Times New Roman" w:eastAsia="宋体" w:hAnsi="Times New Roman" w:cs="Times New Roman"/>
+          <w:sz w:val="24"/>
+          <w:lang w:eastAsia="zh-CN"/>
+        </w:rPr>
+        <w:t>与占位节点。</w:t>
+      </w:r>
+      <w:proofErr w:type="spellStart"/>
+      <w:r>
+        <w:rPr>
+          <w:rFonts w:ascii="Times New Roman" w:eastAsia="宋体" w:hAnsi="Times New Roman" w:cs="Times New Roman"/>
+          <w:sz w:val="24"/>
+        </w:rPr>
+        <w:t>iframe</w:t>
+      </w:r>
+      <w:proofErr w:type="spellEnd"/>
+      <w:r>
+        <w:rPr>
+          <w:rFonts w:ascii="Times New Roman" w:eastAsia="宋体" w:hAnsi="Times New Roman" w:cs="Times New Roman"/>
+          <w:sz w:val="24"/>
+        </w:rPr>
+        <w:t xml:space="preserve"> </w:t>
+      </w:r>
+      <w:proofErr w:type="spellStart"/>
+      <w:r>
+        <w:rPr>
+          <w:rFonts w:ascii="Times New Roman" w:eastAsia="宋体" w:hAnsi="Times New Roman" w:cs="Times New Roman"/>
+          <w:sz w:val="24"/>
+        </w:rPr>
+        <w:t>的父页面只接收高度数值，不接收正文、票或映射表</w:t>
+      </w:r>
+      <w:proofErr w:type="spellEnd"/>
+      <w:r>
+        <w:rPr>
+          <w:rFonts w:ascii="Times New Roman" w:eastAsia="宋体" w:hAnsi="Times New Roman" w:cs="Times New Roman"/>
+          <w:sz w:val="24"/>
+        </w:rPr>
+        <w:t>。</w:t>
+      </w:r>
+    </w:p>
+    <w:p>
+      <w:pPr>
+        <w:spacing w:before="160" w:after="40" w:line="240" w:lineRule="auto"/>
+        <w:jc w:val="center"/>
+        <w:rPr>
+          <w:rFonts w:ascii="等线" w:eastAsia="等线" w:hAnsi="等线" w:cs="Times New Roman"/>
+        </w:rPr>
+      </w:pPr>
+      <w:r>
+        <w:rPr>
+          <w:rFonts w:ascii="等线" w:eastAsia="等线" w:hAnsi="等线" w:cs="Times New Roman"/>
+          <w:noProof/>
+        </w:rPr>
+        <w:drawing>
+          <wp:inline distT="0" distB="0" distL="0" distR="0" wp14:anchorId="7BCCC3AD" wp14:editId="797BC64B">
+            <wp:extent cx="5472000" cy="3351600"/>
+            <wp:effectExtent l="0" t="0" r="0" b="0"/>
+            <wp:docPr id="12" name="Picture 1"/>
+            <wp:cNvGraphicFramePr>
+              <a:graphicFrameLocks xmlns:a="http://schemas.openxmlformats.org/drawingml/2006/main" noChangeAspect="1"/>
+            </wp:cNvGraphicFramePr>
+            <a:graphic xmlns:a="http://schemas.openxmlformats.org/drawingml/2006/main">
+              <a:graphicData uri="http://schemas.openxmlformats.org/drawingml/2006/picture">
+                <pic:pic xmlns:pic="http://schemas.openxmlformats.org/drawingml/2006/picture">
+                  <pic:nvPicPr>
+                    <pic:cNvPr id="0" name="fig-4-1-architecture.png"/>
+                    <pic:cNvPicPr/>
+                  </pic:nvPicPr>
+                  <pic:blipFill>
+                    <a:blip r:embed="rId9"/>
+                    <a:stretch>
+                      <a:fillRect/>
+                    </a:stretch>
+                  </pic:blipFill>
+                  <pic:spPr>
+                    <a:xfrm>
+                      <a:off x="0" y="0"/>
+                      <a:ext cx="5472000" cy="3351600"/>
+                    </a:xfrm>
+                    <a:prstGeom prst="rect">
+                      <a:avLst/>
+                    </a:prstGeom>
+                  </pic:spPr>
+                </pic:pic>
+              </a:graphicData>
+            </a:graphic>
+          </wp:inline>
+        </w:drawing>
+      </w:r>
+    </w:p>
+    <w:p>
+      <w:pPr>
+        <w:spacing w:after="160" w:line="360" w:lineRule="exact"/>
+        <w:jc w:val="center"/>
+        <w:rPr>
+          <w:rFonts w:ascii="等线" w:eastAsia="等线" w:hAnsi="等线" w:cs="Times New Roman"/>
+          <w:lang w:eastAsia="zh-CN"/>
+        </w:rPr>
+      </w:pPr>
+      <w:r>
+        <w:rPr>
+          <w:rFonts w:ascii="等线" w:eastAsia="等线" w:hAnsi="等线" w:cs="Times New Roman"/>
+          <w:lang w:eastAsia="zh-CN"/>
+        </w:rPr>
+        <w:t>图 4-1  四层信任边界</w:t>
+      </w:r>
+    </w:p>
+    <w:p>
+      <w:pPr>
+        <w:spacing w:after="120" w:line="440" w:lineRule="exact"/>
+        <w:ind w:firstLine="420"/>
+        <w:rPr>
+          <w:rFonts w:ascii="等线" w:eastAsia="等线" w:hAnsi="等线" w:cs="Times New Roman"/>
+          <w:lang w:eastAsia="zh-CN"/>
+        </w:rPr>
+      </w:pPr>
+      <w:r>
+        <w:rPr>
+          <w:rFonts w:ascii="Times New Roman" w:eastAsia="宋体" w:hAnsi="Times New Roman" w:cs="Times New Roman"/>
+          <w:sz w:val="24"/>
+          <w:lang w:eastAsia="zh-CN"/>
+        </w:rPr>
+        <w:t>接口</w:t>
+      </w:r>
+      <w:proofErr w:type="gramStart"/>
+      <w:r>
+        <w:rPr>
+          <w:rFonts w:ascii="Times New Roman" w:eastAsia="宋体" w:hAnsi="Times New Roman" w:cs="Times New Roman"/>
+          <w:sz w:val="24"/>
+          <w:lang w:eastAsia="zh-CN"/>
+        </w:rPr>
+        <w:t>层用进程</w:t>
+      </w:r>
+      <w:proofErr w:type="gramEnd"/>
+      <w:r>
+        <w:rPr>
+          <w:rFonts w:ascii="Times New Roman" w:eastAsia="宋体" w:hAnsi="Times New Roman" w:cs="Times New Roman"/>
+          <w:sz w:val="24"/>
+          <w:lang w:eastAsia="zh-CN"/>
+        </w:rPr>
+        <w:t>内</w:t>
+      </w:r>
+      <w:r>
+        <w:rPr>
+          <w:rFonts w:ascii="Times New Roman" w:eastAsia="宋体" w:hAnsi="Times New Roman" w:cs="Times New Roman"/>
+          <w:sz w:val="24"/>
+          <w:lang w:eastAsia="zh-CN"/>
+        </w:rPr>
+        <w:t xml:space="preserve"> Map </w:t>
+      </w:r>
+      <w:r>
+        <w:rPr>
+          <w:rFonts w:ascii="Times New Roman" w:eastAsia="宋体" w:hAnsi="Times New Roman" w:cs="Times New Roman"/>
+          <w:sz w:val="24"/>
+          <w:lang w:eastAsia="zh-CN"/>
+        </w:rPr>
+        <w:t>保存票与字体缓冲，</w:t>
+      </w:r>
+      <w:r>
+        <w:rPr>
+          <w:rFonts w:ascii="Times New Roman" w:eastAsia="宋体" w:hAnsi="Times New Roman" w:cs="Times New Roman"/>
+          <w:sz w:val="24"/>
+          <w:lang w:eastAsia="zh-CN"/>
+        </w:rPr>
+        <w:t xml:space="preserve">V1.0 </w:t>
+      </w:r>
+      <w:r>
+        <w:rPr>
+          <w:rFonts w:ascii="Times New Roman" w:eastAsia="宋体" w:hAnsi="Times New Roman" w:cs="Times New Roman"/>
+          <w:sz w:val="24"/>
+          <w:lang w:eastAsia="zh-CN"/>
+        </w:rPr>
+        <w:t>不引入外部缓存。进程重启后未过期的票一并失效，阅读</w:t>
+      </w:r>
+      <w:proofErr w:type="gramStart"/>
+      <w:r>
+        <w:rPr>
+          <w:rFonts w:ascii="Times New Roman" w:eastAsia="宋体" w:hAnsi="Times New Roman" w:cs="Times New Roman"/>
+          <w:sz w:val="24"/>
+          <w:lang w:eastAsia="zh-CN"/>
+        </w:rPr>
+        <w:t>页重新</w:t>
+      </w:r>
+      <w:proofErr w:type="gramEnd"/>
+      <w:r>
+        <w:rPr>
+          <w:rFonts w:ascii="Times New Roman" w:eastAsia="宋体" w:hAnsi="Times New Roman" w:cs="Times New Roman"/>
+          <w:sz w:val="24"/>
+          <w:lang w:eastAsia="zh-CN"/>
+        </w:rPr>
+        <w:t>换票即可。同一</w:t>
+      </w:r>
+      <w:r>
+        <w:rPr>
+          <w:rFonts w:ascii="Times New Roman" w:eastAsia="宋体" w:hAnsi="Times New Roman" w:cs="Times New Roman"/>
+          <w:sz w:val="24"/>
+          <w:lang w:eastAsia="zh-CN"/>
+        </w:rPr>
+        <w:t xml:space="preserve"> </w:t>
+      </w:r>
+      <w:proofErr w:type="spellStart"/>
+      <w:r>
+        <w:rPr>
+          <w:rFonts w:ascii="Times New Roman" w:eastAsia="宋体" w:hAnsi="Times New Roman" w:cs="Times New Roman"/>
+          <w:sz w:val="24"/>
+          <w:lang w:eastAsia="zh-CN"/>
+        </w:rPr>
+        <w:t>chapterId</w:t>
+      </w:r>
+      <w:proofErr w:type="spellEnd"/>
+      <w:r>
+        <w:rPr>
+          <w:rFonts w:ascii="Times New Roman" w:eastAsia="宋体" w:hAnsi="Times New Roman" w:cs="Times New Roman"/>
+          <w:sz w:val="24"/>
+          <w:lang w:eastAsia="zh-CN"/>
+        </w:rPr>
+        <w:t xml:space="preserve"> </w:t>
+      </w:r>
+      <w:r>
+        <w:rPr>
+          <w:rFonts w:ascii="Times New Roman" w:eastAsia="宋体" w:hAnsi="Times New Roman" w:cs="Times New Roman"/>
+          <w:sz w:val="24"/>
+          <w:lang w:eastAsia="zh-CN"/>
+        </w:rPr>
+        <w:t>的编码结果与</w:t>
+      </w:r>
+      <w:r>
+        <w:rPr>
+          <w:rFonts w:ascii="Times New Roman" w:eastAsia="宋体" w:hAnsi="Times New Roman" w:cs="Times New Roman"/>
+          <w:sz w:val="24"/>
+          <w:lang w:eastAsia="zh-CN"/>
+        </w:rPr>
+        <w:t xml:space="preserve"> woff2 </w:t>
+      </w:r>
+      <w:r>
+        <w:rPr>
+          <w:rFonts w:ascii="Times New Roman" w:eastAsia="宋体" w:hAnsi="Times New Roman" w:cs="Times New Roman"/>
+          <w:sz w:val="24"/>
+          <w:lang w:eastAsia="zh-CN"/>
+        </w:rPr>
+        <w:t>在进程内复用，避免每次换票都启动</w:t>
+      </w:r>
+      <w:r>
+        <w:rPr>
+          <w:rFonts w:ascii="Times New Roman" w:eastAsia="宋体" w:hAnsi="Times New Roman" w:cs="Times New Roman"/>
+          <w:sz w:val="24"/>
+          <w:lang w:eastAsia="zh-CN"/>
+        </w:rPr>
+        <w:t xml:space="preserve"> Python</w:t>
+      </w:r>
+      <w:r>
+        <w:rPr>
+          <w:rFonts w:ascii="Times New Roman" w:eastAsia="宋体" w:hAnsi="Times New Roman" w:cs="Times New Roman"/>
+          <w:sz w:val="24"/>
+          <w:lang w:eastAsia="zh-CN"/>
+        </w:rPr>
+        <w:t>。</w:t>
+      </w:r>
+    </w:p>
+    <w:p>
+      <w:pPr>
+        <w:spacing w:before="200" w:after="120" w:line="480" w:lineRule="exact"/>
+        <w:rPr>
+          <w:rFonts w:ascii="等线" w:eastAsia="等线" w:hAnsi="等线" w:cs="Times New Roman"/>
+          <w:lang w:eastAsia="zh-CN"/>
+        </w:rPr>
+      </w:pPr>
+      <w:r>
+        <w:rPr>
+          <w:rFonts w:ascii="Arial" w:eastAsia="黑体" w:hAnsi="Arial" w:cs="Times New Roman"/>
+          <w:b/>
+          <w:sz w:val="26"/>
+          <w:lang w:eastAsia="zh-CN"/>
+        </w:rPr>
+        <w:lastRenderedPageBreak/>
+        <w:t xml:space="preserve">4.2 </w:t>
+      </w:r>
+      <w:r>
+        <w:rPr>
+          <w:rFonts w:ascii="Arial" w:eastAsia="黑体" w:hAnsi="Arial" w:cs="Times New Roman"/>
+          <w:b/>
+          <w:sz w:val="26"/>
+          <w:lang w:eastAsia="zh-CN"/>
+        </w:rPr>
+        <w:t>核心算法</w:t>
+      </w:r>
+      <w:proofErr w:type="gramStart"/>
+      <w:r>
+        <w:rPr>
+          <w:rFonts w:ascii="Arial" w:eastAsia="黑体" w:hAnsi="Arial" w:cs="Times New Roman"/>
+          <w:b/>
+          <w:sz w:val="26"/>
+          <w:lang w:eastAsia="zh-CN"/>
+        </w:rPr>
+        <w:t>一</w:t>
+      </w:r>
+      <w:proofErr w:type="gramEnd"/>
+      <w:r>
+        <w:rPr>
+          <w:rFonts w:ascii="Arial" w:eastAsia="黑体" w:hAnsi="Arial" w:cs="Times New Roman"/>
+          <w:b/>
+          <w:sz w:val="26"/>
+          <w:lang w:eastAsia="zh-CN"/>
+        </w:rPr>
+        <w:t>：出现序私有区映射</w:t>
+      </w:r>
+    </w:p>
+    <w:p>
+      <w:pPr>
+        <w:spacing w:after="120" w:line="440" w:lineRule="exact"/>
+        <w:ind w:firstLine="420"/>
+        <w:rPr>
+          <w:rFonts w:ascii="等线" w:eastAsia="等线" w:hAnsi="等线" w:cs="Times New Roman"/>
+          <w:lang w:eastAsia="zh-CN"/>
+        </w:rPr>
+      </w:pPr>
+      <w:r>
+        <w:rPr>
+          <w:rFonts w:ascii="Times New Roman" w:eastAsia="宋体" w:hAnsi="Times New Roman" w:cs="Times New Roman"/>
+          <w:sz w:val="24"/>
+          <w:lang w:eastAsia="zh-CN"/>
+        </w:rPr>
+        <w:t>采集程序</w:t>
+      </w:r>
+      <w:proofErr w:type="gramStart"/>
+      <w:r>
+        <w:rPr>
+          <w:rFonts w:ascii="Times New Roman" w:eastAsia="宋体" w:hAnsi="Times New Roman" w:cs="Times New Roman"/>
+          <w:sz w:val="24"/>
+          <w:lang w:eastAsia="zh-CN"/>
+        </w:rPr>
+        <w:t>依赖码位同一性</w:t>
+      </w:r>
+      <w:proofErr w:type="gramEnd"/>
+      <w:r>
+        <w:rPr>
+          <w:rFonts w:ascii="Times New Roman" w:eastAsia="宋体" w:hAnsi="Times New Roman" w:cs="Times New Roman"/>
+          <w:sz w:val="24"/>
+          <w:lang w:eastAsia="zh-CN"/>
+        </w:rPr>
+        <w:t>：只要文档对象模型里的字符与自然语言使用同一个</w:t>
+      </w:r>
+      <w:r>
+        <w:rPr>
+          <w:rFonts w:ascii="Times New Roman" w:eastAsia="宋体" w:hAnsi="Times New Roman" w:cs="Times New Roman"/>
+          <w:sz w:val="24"/>
+          <w:lang w:eastAsia="zh-CN"/>
+        </w:rPr>
+        <w:t xml:space="preserve"> Unicode </w:t>
+      </w:r>
+      <w:r>
+        <w:rPr>
+          <w:rFonts w:ascii="Times New Roman" w:eastAsia="宋体" w:hAnsi="Times New Roman" w:cs="Times New Roman"/>
+          <w:sz w:val="24"/>
+          <w:lang w:eastAsia="zh-CN"/>
+        </w:rPr>
+        <w:t>标量值，</w:t>
+      </w:r>
+      <w:proofErr w:type="spellStart"/>
+      <w:r>
+        <w:rPr>
+          <w:rFonts w:ascii="Times New Roman" w:eastAsia="宋体" w:hAnsi="Times New Roman" w:cs="Times New Roman"/>
+          <w:sz w:val="24"/>
+          <w:lang w:eastAsia="zh-CN"/>
+        </w:rPr>
+        <w:t>innerText</w:t>
+      </w:r>
+      <w:proofErr w:type="spellEnd"/>
+      <w:r>
+        <w:rPr>
+          <w:rFonts w:ascii="Times New Roman" w:eastAsia="宋体" w:hAnsi="Times New Roman" w:cs="Times New Roman"/>
+          <w:sz w:val="24"/>
+          <w:lang w:eastAsia="zh-CN"/>
+        </w:rPr>
+        <w:t xml:space="preserve"> </w:t>
+      </w:r>
+      <w:r>
+        <w:rPr>
+          <w:rFonts w:ascii="Times New Roman" w:eastAsia="宋体" w:hAnsi="Times New Roman" w:cs="Times New Roman"/>
+          <w:sz w:val="24"/>
+          <w:lang w:eastAsia="zh-CN"/>
+        </w:rPr>
+        <w:t>就是原文。本算法切断这种同一性，同时保留</w:t>
+      </w:r>
+      <w:r>
+        <w:rPr>
+          <w:rFonts w:ascii="Times New Roman" w:eastAsia="宋体" w:hAnsi="Times New Roman" w:cs="Times New Roman"/>
+          <w:sz w:val="24"/>
+          <w:lang w:eastAsia="zh-CN"/>
+        </w:rPr>
+        <w:t>“</w:t>
+      </w:r>
+      <w:r>
+        <w:rPr>
+          <w:rFonts w:ascii="Times New Roman" w:eastAsia="宋体" w:hAnsi="Times New Roman" w:cs="Times New Roman"/>
+          <w:sz w:val="24"/>
+          <w:lang w:eastAsia="zh-CN"/>
+        </w:rPr>
+        <w:t>码位到字形</w:t>
+      </w:r>
+      <w:r>
+        <w:rPr>
+          <w:rFonts w:ascii="Times New Roman" w:eastAsia="宋体" w:hAnsi="Times New Roman" w:cs="Times New Roman"/>
+          <w:sz w:val="24"/>
+          <w:lang w:eastAsia="zh-CN"/>
+        </w:rPr>
+        <w:t>”</w:t>
+      </w:r>
+      <w:r>
+        <w:rPr>
+          <w:rFonts w:ascii="Times New Roman" w:eastAsia="宋体" w:hAnsi="Times New Roman" w:cs="Times New Roman"/>
+          <w:sz w:val="24"/>
+          <w:lang w:eastAsia="zh-CN"/>
+        </w:rPr>
+        <w:t>的排版关系。读者看到的是字体画出来的汉字，节点里存放的是私有使用</w:t>
+      </w:r>
+      <w:proofErr w:type="gramStart"/>
+      <w:r>
+        <w:rPr>
+          <w:rFonts w:ascii="Times New Roman" w:eastAsia="宋体" w:hAnsi="Times New Roman" w:cs="Times New Roman"/>
+          <w:sz w:val="24"/>
+          <w:lang w:eastAsia="zh-CN"/>
+        </w:rPr>
+        <w:t>区码位</w:t>
+      </w:r>
+      <w:proofErr w:type="gramEnd"/>
+      <w:r>
+        <w:rPr>
+          <w:rFonts w:ascii="Times New Roman" w:eastAsia="宋体" w:hAnsi="Times New Roman" w:cs="Times New Roman"/>
+          <w:sz w:val="24"/>
+          <w:lang w:eastAsia="zh-CN"/>
+        </w:rPr>
+        <w:t>。</w:t>
+      </w:r>
+    </w:p>
+    <w:p>
+      <w:pPr>
+        <w:spacing w:after="120" w:line="440" w:lineRule="exact"/>
+        <w:ind w:firstLine="420"/>
+        <w:rPr>
+          <w:rFonts w:ascii="等线" w:eastAsia="等线" w:hAnsi="等线" w:cs="Times New Roman"/>
+          <w:lang w:eastAsia="zh-CN"/>
+        </w:rPr>
+      </w:pPr>
+      <w:r>
+        <w:rPr>
+          <w:rFonts w:ascii="Times New Roman" w:eastAsia="宋体" w:hAnsi="Times New Roman" w:cs="Times New Roman"/>
+          <w:sz w:val="24"/>
+          <w:lang w:eastAsia="zh-CN"/>
+        </w:rPr>
+        <w:t>设本章字符序列为</w:t>
+      </w:r>
+      <w:r>
+        <w:rPr>
+          <w:rFonts w:ascii="Times New Roman" w:eastAsia="宋体" w:hAnsi="Times New Roman" w:cs="Times New Roman"/>
+          <w:sz w:val="24"/>
+          <w:lang w:eastAsia="zh-CN"/>
+        </w:rPr>
+        <w:t xml:space="preserve"> C</w:t>
+      </w:r>
+      <w:r>
+        <w:rPr>
+          <w:rFonts w:ascii="Times New Roman" w:eastAsia="宋体" w:hAnsi="Times New Roman" w:cs="Times New Roman"/>
+          <w:sz w:val="24"/>
+          <w:lang w:eastAsia="zh-CN"/>
+        </w:rPr>
+        <w:t>。空白谓词</w:t>
+      </w:r>
+      <w:r>
+        <w:rPr>
+          <w:rFonts w:ascii="Times New Roman" w:eastAsia="宋体" w:hAnsi="Times New Roman" w:cs="Times New Roman"/>
+          <w:sz w:val="24"/>
+          <w:lang w:eastAsia="zh-CN"/>
+        </w:rPr>
+        <w:t xml:space="preserve"> W </w:t>
+      </w:r>
+      <w:r>
+        <w:rPr>
+          <w:rFonts w:ascii="Times New Roman" w:eastAsia="宋体" w:hAnsi="Times New Roman" w:cs="Times New Roman"/>
+          <w:sz w:val="24"/>
+          <w:lang w:eastAsia="zh-CN"/>
+        </w:rPr>
+        <w:t>与</w:t>
+      </w:r>
+      <w:r>
+        <w:rPr>
+          <w:rFonts w:ascii="Times New Roman" w:eastAsia="宋体" w:hAnsi="Times New Roman" w:cs="Times New Roman"/>
+          <w:sz w:val="24"/>
+          <w:lang w:eastAsia="zh-CN"/>
+        </w:rPr>
+        <w:t xml:space="preserve"> JavaScript </w:t>
+      </w:r>
+      <w:r>
+        <w:rPr>
+          <w:rFonts w:ascii="Times New Roman" w:eastAsia="宋体" w:hAnsi="Times New Roman" w:cs="Times New Roman"/>
+          <w:sz w:val="24"/>
+          <w:lang w:eastAsia="zh-CN"/>
+        </w:rPr>
+        <w:t>正则空白一致，包括普通空格、制表、回车换行、不间断空格和表意空格。</w:t>
+      </w:r>
+      <w:r>
+        <w:rPr>
+          <w:rFonts w:ascii="Times New Roman" w:eastAsia="宋体" w:hAnsi="Times New Roman" w:cs="Times New Roman"/>
+          <w:sz w:val="24"/>
+          <w:lang w:eastAsia="zh-CN"/>
+        </w:rPr>
+        <w:t xml:space="preserve">W(c) </w:t>
+      </w:r>
+      <w:r>
+        <w:rPr>
+          <w:rFonts w:ascii="Times New Roman" w:eastAsia="宋体" w:hAnsi="Times New Roman" w:cs="Times New Roman"/>
+          <w:sz w:val="24"/>
+          <w:lang w:eastAsia="zh-CN"/>
+        </w:rPr>
+        <w:t>为真的字符原样进入输出，并且不占用编号。对其余字符定义出现序</w:t>
+      </w:r>
+      <w:r>
+        <w:rPr>
+          <w:rFonts w:ascii="Times New Roman" w:eastAsia="宋体" w:hAnsi="Times New Roman" w:cs="Times New Roman"/>
+          <w:sz w:val="24"/>
+          <w:lang w:eastAsia="zh-CN"/>
+        </w:rPr>
+        <w:t xml:space="preserve"> sigma(c)</w:t>
+      </w:r>
+      <w:r>
+        <w:rPr>
+          <w:rFonts w:ascii="Times New Roman" w:eastAsia="宋体" w:hAnsi="Times New Roman" w:cs="Times New Roman"/>
+          <w:sz w:val="24"/>
+          <w:lang w:eastAsia="zh-CN"/>
+        </w:rPr>
+        <w:t>：它等于该字符首次出现之前，已经出现过的、互不相同的非空白字符个数，从</w:t>
+      </w:r>
+      <w:r>
+        <w:rPr>
+          <w:rFonts w:ascii="Times New Roman" w:eastAsia="宋体" w:hAnsi="Times New Roman" w:cs="Times New Roman"/>
+          <w:sz w:val="24"/>
+          <w:lang w:eastAsia="zh-CN"/>
+        </w:rPr>
+        <w:t xml:space="preserve"> 0 </w:t>
+      </w:r>
+      <w:r>
+        <w:rPr>
+          <w:rFonts w:ascii="Times New Roman" w:eastAsia="宋体" w:hAnsi="Times New Roman" w:cs="Times New Roman"/>
+          <w:sz w:val="24"/>
+          <w:lang w:eastAsia="zh-CN"/>
+        </w:rPr>
+        <w:t>起计。因此</w:t>
+      </w:r>
+      <w:r>
+        <w:rPr>
+          <w:rFonts w:ascii="Times New Roman" w:eastAsia="宋体" w:hAnsi="Times New Roman" w:cs="Times New Roman"/>
+          <w:sz w:val="24"/>
+          <w:lang w:eastAsia="zh-CN"/>
+        </w:rPr>
+        <w:t xml:space="preserve"> sigma </w:t>
+      </w:r>
+      <w:r>
+        <w:rPr>
+          <w:rFonts w:ascii="Times New Roman" w:eastAsia="宋体" w:hAnsi="Times New Roman" w:cs="Times New Roman"/>
+          <w:sz w:val="24"/>
+          <w:lang w:eastAsia="zh-CN"/>
+        </w:rPr>
+        <w:t>是从</w:t>
+      </w:r>
+      <w:proofErr w:type="gramStart"/>
+      <w:r>
+        <w:rPr>
+          <w:rFonts w:ascii="Times New Roman" w:eastAsia="宋体" w:hAnsi="Times New Roman" w:cs="Times New Roman"/>
+          <w:sz w:val="24"/>
+          <w:lang w:eastAsia="zh-CN"/>
+        </w:rPr>
+        <w:t>本章非</w:t>
+      </w:r>
+      <w:proofErr w:type="gramEnd"/>
+      <w:r>
+        <w:rPr>
+          <w:rFonts w:ascii="Times New Roman" w:eastAsia="宋体" w:hAnsi="Times New Roman" w:cs="Times New Roman"/>
+          <w:sz w:val="24"/>
+          <w:lang w:eastAsia="zh-CN"/>
+        </w:rPr>
+        <w:t>空白字符集到自然数的单射，重复字符复用第一次的编号。</w:t>
+      </w:r>
+    </w:p>
+    <w:p>
+      <w:pPr>
+        <w:spacing w:after="120" w:line="440" w:lineRule="exact"/>
+        <w:ind w:firstLine="420"/>
+        <w:rPr>
+          <w:rFonts w:ascii="等线" w:eastAsia="等线" w:hAnsi="等线" w:cs="Times New Roman"/>
+          <w:lang w:eastAsia="zh-CN"/>
+        </w:rPr>
+      </w:pPr>
+      <w:proofErr w:type="spellStart"/>
+      <w:r>
+        <w:rPr>
+          <w:rFonts w:ascii="Times New Roman" w:eastAsia="宋体" w:hAnsi="Times New Roman" w:cs="Times New Roman"/>
+          <w:sz w:val="24"/>
+        </w:rPr>
+        <w:t>基本多文种平面私有区的容量</w:t>
+      </w:r>
+      <w:proofErr w:type="spellEnd"/>
+      <w:r>
+        <w:rPr>
+          <w:rFonts w:ascii="Times New Roman" w:eastAsia="宋体" w:hAnsi="Times New Roman" w:cs="Times New Roman"/>
+          <w:sz w:val="24"/>
+        </w:rPr>
+        <w:t xml:space="preserve"> N </w:t>
+      </w:r>
+      <w:proofErr w:type="spellStart"/>
+      <w:r>
+        <w:rPr>
+          <w:rFonts w:ascii="Times New Roman" w:eastAsia="宋体" w:hAnsi="Times New Roman" w:cs="Times New Roman"/>
+          <w:sz w:val="24"/>
+        </w:rPr>
+        <w:t>等于</w:t>
+      </w:r>
+      <w:proofErr w:type="spellEnd"/>
+      <w:r>
+        <w:rPr>
+          <w:rFonts w:ascii="Times New Roman" w:eastAsia="宋体" w:hAnsi="Times New Roman" w:cs="Times New Roman"/>
+          <w:sz w:val="24"/>
+        </w:rPr>
+        <w:t xml:space="preserve"> (U+F8FF − U+E000) + 1</w:t>
+      </w:r>
+      <w:r>
+        <w:rPr>
+          <w:rFonts w:ascii="Times New Roman" w:eastAsia="宋体" w:hAnsi="Times New Roman" w:cs="Times New Roman"/>
+          <w:sz w:val="24"/>
+        </w:rPr>
+        <w:t>，即</w:t>
+      </w:r>
+      <w:r>
+        <w:rPr>
+          <w:rFonts w:ascii="Times New Roman" w:eastAsia="宋体" w:hAnsi="Times New Roman" w:cs="Times New Roman"/>
+          <w:sz w:val="24"/>
+        </w:rPr>
+        <w:t xml:space="preserve"> 6400</w:t>
+      </w:r>
+      <w:r>
+        <w:rPr>
+          <w:rFonts w:ascii="Times New Roman" w:eastAsia="宋体" w:hAnsi="Times New Roman" w:cs="Times New Roman"/>
+          <w:sz w:val="24"/>
+        </w:rPr>
+        <w:t>。码位函数</w:t>
+      </w:r>
+      <w:r>
+        <w:rPr>
+          <w:rFonts w:ascii="Times New Roman" w:eastAsia="宋体" w:hAnsi="Times New Roman" w:cs="Times New Roman"/>
+          <w:sz w:val="24"/>
+        </w:rPr>
+        <w:t xml:space="preserve"> pi </w:t>
+      </w:r>
+      <w:proofErr w:type="spellStart"/>
+      <w:r>
+        <w:rPr>
+          <w:rFonts w:ascii="Times New Roman" w:eastAsia="宋体" w:hAnsi="Times New Roman" w:cs="Times New Roman"/>
+          <w:sz w:val="24"/>
+        </w:rPr>
+        <w:t>在编号小于</w:t>
+      </w:r>
+      <w:proofErr w:type="spellEnd"/>
+      <w:r>
+        <w:rPr>
+          <w:rFonts w:ascii="Times New Roman" w:eastAsia="宋体" w:hAnsi="Times New Roman" w:cs="Times New Roman"/>
+          <w:sz w:val="24"/>
+        </w:rPr>
+        <w:t xml:space="preserve"> N </w:t>
+      </w:r>
+      <w:proofErr w:type="spellStart"/>
+      <w:r>
+        <w:rPr>
+          <w:rFonts w:ascii="Times New Roman" w:eastAsia="宋体" w:hAnsi="Times New Roman" w:cs="Times New Roman"/>
+          <w:sz w:val="24"/>
+        </w:rPr>
+        <w:t>时取</w:t>
+      </w:r>
+      <w:proofErr w:type="spellEnd"/>
+      <w:r>
+        <w:rPr>
+          <w:rFonts w:ascii="Times New Roman" w:eastAsia="宋体" w:hAnsi="Times New Roman" w:cs="Times New Roman"/>
+          <w:sz w:val="24"/>
+        </w:rPr>
+        <w:t xml:space="preserve"> U+E000 + </w:t>
+      </w:r>
+      <w:proofErr w:type="spellStart"/>
+      <w:r>
+        <w:rPr>
+          <w:rFonts w:ascii="Times New Roman" w:eastAsia="宋体" w:hAnsi="Times New Roman" w:cs="Times New Roman"/>
+          <w:sz w:val="24"/>
+        </w:rPr>
+        <w:t>k</w:t>
+      </w:r>
+      <w:r>
+        <w:rPr>
+          <w:rFonts w:ascii="Times New Roman" w:eastAsia="宋体" w:hAnsi="Times New Roman" w:cs="Times New Roman"/>
+          <w:sz w:val="24"/>
+        </w:rPr>
+        <w:t>，否则取补充私有区</w:t>
+      </w:r>
+      <w:proofErr w:type="spellEnd"/>
+      <w:r>
+        <w:rPr>
+          <w:rFonts w:ascii="Times New Roman" w:eastAsia="宋体" w:hAnsi="Times New Roman" w:cs="Times New Roman"/>
+          <w:sz w:val="24"/>
+        </w:rPr>
+        <w:t xml:space="preserve"> U+F0000 + (k − </w:t>
+      </w:r>
+      <w:proofErr w:type="gramStart"/>
+      <w:r>
+        <w:rPr>
+          <w:rFonts w:ascii="Times New Roman" w:eastAsia="宋体" w:hAnsi="Times New Roman" w:cs="Times New Roman"/>
+          <w:sz w:val="24"/>
+        </w:rPr>
+        <w:t>N)</w:t>
+      </w:r>
+      <w:r>
+        <w:rPr>
+          <w:rFonts w:ascii="Times New Roman" w:eastAsia="宋体" w:hAnsi="Times New Roman" w:cs="Times New Roman"/>
+          <w:sz w:val="24"/>
+        </w:rPr>
+        <w:t>。</w:t>
+      </w:r>
+      <w:proofErr w:type="gramEnd"/>
+      <w:r>
+        <w:rPr>
+          <w:rFonts w:ascii="Times New Roman" w:eastAsia="宋体" w:hAnsi="Times New Roman" w:cs="Times New Roman"/>
+          <w:sz w:val="24"/>
+          <w:lang w:eastAsia="zh-CN"/>
+        </w:rPr>
+        <w:t>编码函数</w:t>
+      </w:r>
+      <w:r>
+        <w:rPr>
+          <w:rFonts w:ascii="Times New Roman" w:eastAsia="宋体" w:hAnsi="Times New Roman" w:cs="Times New Roman"/>
+          <w:sz w:val="24"/>
+          <w:lang w:eastAsia="zh-CN"/>
+        </w:rPr>
+        <w:t xml:space="preserve"> E </w:t>
+      </w:r>
+      <w:r>
+        <w:rPr>
+          <w:rFonts w:ascii="Times New Roman" w:eastAsia="宋体" w:hAnsi="Times New Roman" w:cs="Times New Roman"/>
+          <w:sz w:val="24"/>
+          <w:lang w:eastAsia="zh-CN"/>
+        </w:rPr>
+        <w:t>在</w:t>
+      </w:r>
+      <w:r>
+        <w:rPr>
+          <w:rFonts w:ascii="Times New Roman" w:eastAsia="宋体" w:hAnsi="Times New Roman" w:cs="Times New Roman"/>
+          <w:sz w:val="24"/>
+          <w:lang w:eastAsia="zh-CN"/>
+        </w:rPr>
+        <w:t xml:space="preserve"> W(c) </w:t>
+      </w:r>
+      <w:r>
+        <w:rPr>
+          <w:rFonts w:ascii="Times New Roman" w:eastAsia="宋体" w:hAnsi="Times New Roman" w:cs="Times New Roman"/>
+          <w:sz w:val="24"/>
+          <w:lang w:eastAsia="zh-CN"/>
+        </w:rPr>
+        <w:t>为真时输出</w:t>
+      </w:r>
+      <w:r>
+        <w:rPr>
+          <w:rFonts w:ascii="Times New Roman" w:eastAsia="宋体" w:hAnsi="Times New Roman" w:cs="Times New Roman"/>
+          <w:sz w:val="24"/>
+          <w:lang w:eastAsia="zh-CN"/>
+        </w:rPr>
+        <w:t xml:space="preserve"> c</w:t>
+      </w:r>
+      <w:r>
+        <w:rPr>
+          <w:rFonts w:ascii="Times New Roman" w:eastAsia="宋体" w:hAnsi="Times New Roman" w:cs="Times New Roman"/>
+          <w:sz w:val="24"/>
+          <w:lang w:eastAsia="zh-CN"/>
+        </w:rPr>
+        <w:t>，否则输出</w:t>
+      </w:r>
+      <w:r>
+        <w:rPr>
+          <w:rFonts w:ascii="Times New Roman" w:eastAsia="宋体" w:hAnsi="Times New Roman" w:cs="Times New Roman"/>
+          <w:sz w:val="24"/>
+          <w:lang w:eastAsia="zh-CN"/>
+        </w:rPr>
+        <w:t xml:space="preserve"> pi(sigma(c)) </w:t>
+      </w:r>
+      <w:r>
+        <w:rPr>
+          <w:rFonts w:ascii="Times New Roman" w:eastAsia="宋体" w:hAnsi="Times New Roman" w:cs="Times New Roman"/>
+          <w:sz w:val="24"/>
+          <w:lang w:eastAsia="zh-CN"/>
+        </w:rPr>
+        <w:t>对应的字符。服务端在外发前检查标题编码与正文编码的拼接结果，要求其中不再出现</w:t>
+      </w:r>
+      <w:r>
+        <w:rPr>
+          <w:rFonts w:ascii="Times New Roman" w:eastAsia="宋体" w:hAnsi="Times New Roman" w:cs="Times New Roman"/>
+          <w:sz w:val="24"/>
+          <w:lang w:eastAsia="zh-CN"/>
+        </w:rPr>
+        <w:t xml:space="preserve"> U+3400 </w:t>
+      </w:r>
+      <w:r>
+        <w:rPr>
+          <w:rFonts w:ascii="Times New Roman" w:eastAsia="宋体" w:hAnsi="Times New Roman" w:cs="Times New Roman"/>
+          <w:sz w:val="24"/>
+          <w:lang w:eastAsia="zh-CN"/>
+        </w:rPr>
+        <w:t>至</w:t>
+      </w:r>
+      <w:r>
+        <w:rPr>
+          <w:rFonts w:ascii="Times New Roman" w:eastAsia="宋体" w:hAnsi="Times New Roman" w:cs="Times New Roman"/>
+          <w:sz w:val="24"/>
+          <w:lang w:eastAsia="zh-CN"/>
+        </w:rPr>
+        <w:t xml:space="preserve"> U+9FFF </w:t>
+      </w:r>
+      <w:r>
+        <w:rPr>
+          <w:rFonts w:ascii="Times New Roman" w:eastAsia="宋体" w:hAnsi="Times New Roman" w:cs="Times New Roman"/>
+          <w:sz w:val="24"/>
+          <w:lang w:eastAsia="zh-CN"/>
+        </w:rPr>
+        <w:t>的汉字；否则整次请求失败，错误码为</w:t>
+      </w:r>
+      <w:r>
+        <w:rPr>
+          <w:rFonts w:ascii="Times New Roman" w:eastAsia="宋体" w:hAnsi="Times New Roman" w:cs="Times New Roman"/>
+          <w:sz w:val="24"/>
+          <w:lang w:eastAsia="zh-CN"/>
+        </w:rPr>
+        <w:t xml:space="preserve"> </w:t>
+      </w:r>
+      <w:proofErr w:type="spellStart"/>
+      <w:r>
+        <w:rPr>
+          <w:rFonts w:ascii="Times New Roman" w:eastAsia="宋体" w:hAnsi="Times New Roman" w:cs="Times New Roman"/>
+          <w:sz w:val="24"/>
+          <w:lang w:eastAsia="zh-CN"/>
+        </w:rPr>
+        <w:t>font_unavailable</w:t>
+      </w:r>
+      <w:proofErr w:type="spellEnd"/>
+      <w:r>
+        <w:rPr>
+          <w:rFonts w:ascii="Times New Roman" w:eastAsia="宋体" w:hAnsi="Times New Roman" w:cs="Times New Roman"/>
+          <w:sz w:val="24"/>
+          <w:lang w:eastAsia="zh-CN"/>
+        </w:rPr>
+        <w:t>。</w:t>
+      </w:r>
+    </w:p>
+    <w:p>
+      <w:pPr>
+        <w:spacing w:before="160" w:after="40" w:line="240" w:lineRule="auto"/>
+        <w:jc w:val="center"/>
+        <w:rPr>
+          <w:rFonts w:ascii="等线" w:eastAsia="等线" w:hAnsi="等线" w:cs="Times New Roman"/>
+        </w:rPr>
+      </w:pPr>
+      <w:r>
+        <w:rPr>
+          <w:rFonts w:ascii="等线" w:eastAsia="等线" w:hAnsi="等线" w:cs="Times New Roman"/>
+          <w:noProof/>
+        </w:rPr>
+        <w:drawing>
+          <wp:inline distT="0" distB="0" distL="0" distR="0" wp14:anchorId="1C733498" wp14:editId="0AB55CC0">
+            <wp:extent cx="5472000" cy="3351600"/>
+            <wp:effectExtent l="0" t="0" r="0" b="0"/>
+            <wp:docPr id="13" name="Picture 2"/>
+            <wp:cNvGraphicFramePr>
+              <a:graphicFrameLocks xmlns:a="http://schemas.openxmlformats.org/drawingml/2006/main" noChangeAspect="1"/>
+            </wp:cNvGraphicFramePr>
+            <a:graphic xmlns:a="http://schemas.openxmlformats.org/drawingml/2006/main">
+              <a:graphicData uri="http://schemas.openxmlformats.org/drawingml/2006/picture">
+                <pic:pic xmlns:pic="http://schemas.openxmlformats.org/drawingml/2006/picture">
+                  <pic:nvPicPr>
+                    <pic:cNvPr id="0" name="fig-4-3-formulas.png"/>
+                    <pic:cNvPicPr/>
+                  </pic:nvPicPr>
+                  <pic:blipFill>
+                    <a:blip r:embed="rId10"/>
+                    <a:stretch>
+                      <a:fillRect/>
+                    </a:stretch>
+                  </pic:blipFill>
+                  <pic:spPr>
+                    <a:xfrm>
+                      <a:off x="0" y="0"/>
+                      <a:ext cx="5472000" cy="3351600"/>
+                    </a:xfrm>
+                    <a:prstGeom prst="rect">
+                      <a:avLst/>
+                    </a:prstGeom>
+                  </pic:spPr>
+                </pic:pic>
+              </a:graphicData>
+            </a:graphic>
+          </wp:inline>
+        </w:drawing>
+      </w:r>
+    </w:p>
+    <w:p>
+      <w:pPr>
+        <w:spacing w:after="160" w:line="360" w:lineRule="exact"/>
+        <w:jc w:val="center"/>
+        <w:rPr>
+          <w:rFonts w:ascii="等线" w:eastAsia="等线" w:hAnsi="等线" w:cs="Times New Roman"/>
+          <w:sz w:val="18"/>
+          <w:szCs w:val="18"/>
+        </w:rPr>
+      </w:pPr>
+      <w:r>
+        <w:rPr>
+          <w:rFonts w:ascii="Times New Roman" w:eastAsia="宋体" w:hAnsi="Times New Roman" w:cs="Times New Roman"/>
+          <w:sz w:val="18"/>
+          <w:szCs w:val="18"/>
+          <w:lang w:eastAsia="zh-CN"/>
+        </w:rPr>
+        <w:t>图</w:t>
+      </w:r>
+      <w:r>
+        <w:rPr>
+          <w:rFonts w:ascii="Times New Roman" w:eastAsia="宋体" w:hAnsi="Times New Roman" w:cs="Times New Roman"/>
+          <w:sz w:val="18"/>
+          <w:szCs w:val="18"/>
+          <w:lang w:eastAsia="zh-CN"/>
+        </w:rPr>
+        <w:t xml:space="preserve"> 4-2  </w:t>
+      </w:r>
+      <w:proofErr w:type="gramStart"/>
+      <w:r>
+        <w:rPr>
+          <w:rFonts w:ascii="Times New Roman" w:eastAsia="宋体" w:hAnsi="Times New Roman" w:cs="Times New Roman"/>
+          <w:sz w:val="18"/>
+          <w:szCs w:val="18"/>
+          <w:lang w:eastAsia="zh-CN"/>
+        </w:rPr>
+        <w:t>码位函数</w:t>
+      </w:r>
+      <w:proofErr w:type="gramEnd"/>
+      <w:r>
+        <w:rPr>
+          <w:rFonts w:ascii="Times New Roman" w:eastAsia="宋体" w:hAnsi="Times New Roman" w:cs="Times New Roman"/>
+          <w:sz w:val="18"/>
+          <w:szCs w:val="18"/>
+          <w:lang w:eastAsia="zh-CN"/>
+        </w:rPr>
+        <w:t>、出现序与外发条件</w:t>
+      </w:r>
+    </w:p>
+    <w:p>
+      <w:pPr>
+        <w:spacing w:before="160" w:after="40" w:line="240" w:lineRule="auto"/>
+        <w:jc w:val="center"/>
+        <w:rPr>
+          <w:rFonts w:ascii="等线" w:eastAsia="等线" w:hAnsi="等线" w:cs="Times New Roman"/>
+        </w:rPr>
+      </w:pPr>
+      <w:r>
+        <w:rPr>
+          <w:rFonts w:ascii="等线" w:eastAsia="等线" w:hAnsi="等线" w:cs="Times New Roman"/>
+          <w:noProof/>
+        </w:rPr>
+        <w:lastRenderedPageBreak/>
+        <w:drawing>
+          <wp:inline distT="0" distB="0" distL="0" distR="0" wp14:anchorId="6AB3E7B2" wp14:editId="12CC8F7A">
+            <wp:extent cx="5472000" cy="4035600"/>
+            <wp:effectExtent l="0" t="0" r="0" b="0"/>
+            <wp:docPr id="14" name="Picture 3"/>
+            <wp:cNvGraphicFramePr>
+              <a:graphicFrameLocks xmlns:a="http://schemas.openxmlformats.org/drawingml/2006/main" noChangeAspect="1"/>
+            </wp:cNvGraphicFramePr>
+            <a:graphic xmlns:a="http://schemas.openxmlformats.org/drawingml/2006/main">
+              <a:graphicData uri="http://schemas.openxmlformats.org/drawingml/2006/picture">
+                <pic:pic xmlns:pic="http://schemas.openxmlformats.org/drawingml/2006/picture">
+                  <pic:nvPicPr>
+                    <pic:cNvPr id="0" name="fig-4-2-mapping.png"/>
+                    <pic:cNvPicPr/>
+                  </pic:nvPicPr>
+                  <pic:blipFill>
+                    <a:blip r:embed="rId11"/>
+                    <a:stretch>
+                      <a:fillRect/>
+                    </a:stretch>
+                  </pic:blipFill>
+                  <pic:spPr>
+                    <a:xfrm>
+                      <a:off x="0" y="0"/>
+                      <a:ext cx="5472000" cy="4035600"/>
+                    </a:xfrm>
+                    <a:prstGeom prst="rect">
+                      <a:avLst/>
+                    </a:prstGeom>
+                  </pic:spPr>
+                </pic:pic>
+              </a:graphicData>
+            </a:graphic>
+          </wp:inline>
+        </w:drawing>
+      </w:r>
+    </w:p>
+    <w:p>
+      <w:pPr>
+        <w:spacing w:after="120" w:line="440" w:lineRule="exact"/>
+        <w:jc w:val="center"/>
+        <w:rPr>
+          <w:rFonts w:ascii="Times New Roman" w:eastAsia="宋体" w:hAnsi="Times New Roman"/>
+          <w:sz w:val="18"/>
+          <w:szCs w:val="18"/>
+          <w:lang w:eastAsia="zh-CN"/>
+        </w:rPr>
+      </w:pPr>
+      <w:r>
+        <w:rPr>
+          <w:rFonts w:ascii="Times New Roman" w:eastAsia="宋体" w:hAnsi="Times New Roman"/>
+          <w:sz w:val="18"/>
+          <w:szCs w:val="18"/>
+          <w:lang w:eastAsia="zh-CN"/>
+        </w:rPr>
+        <w:t>图</w:t>
+      </w:r>
+      <w:r>
+        <w:rPr>
+          <w:rFonts w:ascii="Times New Roman" w:eastAsia="宋体" w:hAnsi="Times New Roman"/>
+          <w:sz w:val="18"/>
+          <w:szCs w:val="18"/>
+          <w:lang w:eastAsia="zh-CN"/>
+        </w:rPr>
+        <w:t xml:space="preserve"> 4-3  </w:t>
+      </w:r>
+      <w:r>
+        <w:rPr>
+          <w:rFonts w:ascii="Times New Roman" w:eastAsia="宋体" w:hAnsi="Times New Roman"/>
+          <w:sz w:val="18"/>
+          <w:szCs w:val="18"/>
+          <w:lang w:eastAsia="zh-CN"/>
+        </w:rPr>
+        <w:t>单字符编码流程</w:t>
+      </w:r>
+    </w:p>
+    <w:p>
+      <w:pPr>
+        <w:spacing w:after="120" w:line="440" w:lineRule="exact"/>
+        <w:ind w:firstLine="420"/>
+        <w:rPr>
+          <w:rFonts w:ascii="等线" w:eastAsia="等线" w:hAnsi="等线" w:cs="Times New Roman"/>
+          <w:lang w:eastAsia="zh-CN"/>
+        </w:rPr>
+      </w:pPr>
+      <w:r>
+        <w:rPr>
+          <w:rFonts w:ascii="Times New Roman" w:eastAsia="宋体" w:hAnsi="Times New Roman" w:cs="Times New Roman"/>
+          <w:sz w:val="24"/>
+          <w:lang w:eastAsia="zh-CN"/>
+        </w:rPr>
+        <w:t>例。文本为</w:t>
+      </w:r>
+      <w:r>
+        <w:rPr>
+          <w:rFonts w:ascii="Times New Roman" w:eastAsia="宋体" w:hAnsi="Times New Roman" w:cs="Times New Roman"/>
+          <w:sz w:val="24"/>
+          <w:lang w:eastAsia="zh-CN"/>
+        </w:rPr>
+        <w:t>“</w:t>
+      </w:r>
+      <w:r>
+        <w:rPr>
+          <w:rFonts w:ascii="Times New Roman" w:eastAsia="宋体" w:hAnsi="Times New Roman" w:cs="Times New Roman"/>
+          <w:sz w:val="24"/>
+          <w:lang w:eastAsia="zh-CN"/>
+        </w:rPr>
+        <w:t>春</w:t>
+      </w:r>
+      <w:r>
+        <w:rPr>
+          <w:rFonts w:ascii="Times New Roman" w:eastAsia="宋体" w:hAnsi="Times New Roman" w:cs="Times New Roman"/>
+          <w:sz w:val="24"/>
+          <w:lang w:eastAsia="zh-CN"/>
+        </w:rPr>
+        <w:t xml:space="preserve"> </w:t>
+      </w:r>
+      <w:r>
+        <w:rPr>
+          <w:rFonts w:ascii="Times New Roman" w:eastAsia="宋体" w:hAnsi="Times New Roman" w:cs="Times New Roman"/>
+          <w:sz w:val="24"/>
+          <w:lang w:eastAsia="zh-CN"/>
+        </w:rPr>
+        <w:t>江</w:t>
+      </w:r>
+      <w:r>
+        <w:rPr>
+          <w:rFonts w:ascii="Times New Roman" w:eastAsia="宋体" w:hAnsi="Times New Roman" w:cs="Times New Roman"/>
+          <w:sz w:val="24"/>
+          <w:lang w:eastAsia="zh-CN"/>
+        </w:rPr>
+        <w:t>”</w:t>
+      </w:r>
+      <w:r>
+        <w:rPr>
+          <w:rFonts w:ascii="Times New Roman" w:eastAsia="宋体" w:hAnsi="Times New Roman" w:cs="Times New Roman"/>
+          <w:sz w:val="24"/>
+          <w:lang w:eastAsia="zh-CN"/>
+        </w:rPr>
+        <w:t>，中间有一个空格。空格满足</w:t>
+      </w:r>
+      <w:r>
+        <w:rPr>
+          <w:rFonts w:ascii="Times New Roman" w:eastAsia="宋体" w:hAnsi="Times New Roman" w:cs="Times New Roman"/>
+          <w:sz w:val="24"/>
+          <w:lang w:eastAsia="zh-CN"/>
+        </w:rPr>
+        <w:t xml:space="preserve"> W</w:t>
+      </w:r>
+      <w:r>
+        <w:rPr>
+          <w:rFonts w:ascii="Times New Roman" w:eastAsia="宋体" w:hAnsi="Times New Roman" w:cs="Times New Roman"/>
+          <w:sz w:val="24"/>
+          <w:lang w:eastAsia="zh-CN"/>
+        </w:rPr>
+        <w:t>，原样保留且不取号。春是第一个非空白字符，</w:t>
+      </w:r>
+      <w:r>
+        <w:rPr>
+          <w:rFonts w:ascii="Times New Roman" w:eastAsia="宋体" w:hAnsi="Times New Roman" w:cs="Times New Roman"/>
+          <w:sz w:val="24"/>
+          <w:lang w:eastAsia="zh-CN"/>
+        </w:rPr>
+        <w:t xml:space="preserve">sigma </w:t>
+      </w:r>
+      <w:r>
+        <w:rPr>
+          <w:rFonts w:ascii="Times New Roman" w:eastAsia="宋体" w:hAnsi="Times New Roman" w:cs="Times New Roman"/>
+          <w:sz w:val="24"/>
+          <w:lang w:eastAsia="zh-CN"/>
+        </w:rPr>
+        <w:t>为</w:t>
+      </w:r>
+      <w:r>
+        <w:rPr>
+          <w:rFonts w:ascii="Times New Roman" w:eastAsia="宋体" w:hAnsi="Times New Roman" w:cs="Times New Roman"/>
+          <w:sz w:val="24"/>
+          <w:lang w:eastAsia="zh-CN"/>
+        </w:rPr>
+        <w:t xml:space="preserve"> 0</w:t>
+      </w:r>
+      <w:r>
+        <w:rPr>
+          <w:rFonts w:ascii="Times New Roman" w:eastAsia="宋体" w:hAnsi="Times New Roman" w:cs="Times New Roman"/>
+          <w:sz w:val="24"/>
+          <w:lang w:eastAsia="zh-CN"/>
+        </w:rPr>
+        <w:t>，</w:t>
+      </w:r>
+      <w:proofErr w:type="gramStart"/>
+      <w:r>
+        <w:rPr>
+          <w:rFonts w:ascii="Times New Roman" w:eastAsia="宋体" w:hAnsi="Times New Roman" w:cs="Times New Roman"/>
+          <w:sz w:val="24"/>
+          <w:lang w:eastAsia="zh-CN"/>
+        </w:rPr>
+        <w:t>码位为</w:t>
+      </w:r>
+      <w:proofErr w:type="gramEnd"/>
+      <w:r>
+        <w:rPr>
+          <w:rFonts w:ascii="Times New Roman" w:eastAsia="宋体" w:hAnsi="Times New Roman" w:cs="Times New Roman"/>
+          <w:sz w:val="24"/>
+          <w:lang w:eastAsia="zh-CN"/>
+        </w:rPr>
+        <w:t xml:space="preserve"> U+E000</w:t>
+      </w:r>
+      <w:r>
+        <w:rPr>
+          <w:rFonts w:ascii="Times New Roman" w:eastAsia="宋体" w:hAnsi="Times New Roman" w:cs="Times New Roman"/>
+          <w:sz w:val="24"/>
+          <w:lang w:eastAsia="zh-CN"/>
+        </w:rPr>
+        <w:t>。江的</w:t>
+      </w:r>
+      <w:r>
+        <w:rPr>
+          <w:rFonts w:ascii="Times New Roman" w:eastAsia="宋体" w:hAnsi="Times New Roman" w:cs="Times New Roman"/>
+          <w:sz w:val="24"/>
+          <w:lang w:eastAsia="zh-CN"/>
+        </w:rPr>
+        <w:t xml:space="preserve"> sigma </w:t>
+      </w:r>
+      <w:r>
+        <w:rPr>
+          <w:rFonts w:ascii="Times New Roman" w:eastAsia="宋体" w:hAnsi="Times New Roman" w:cs="Times New Roman"/>
+          <w:sz w:val="24"/>
+          <w:lang w:eastAsia="zh-CN"/>
+        </w:rPr>
+        <w:t>为</w:t>
+      </w:r>
+      <w:r>
+        <w:rPr>
+          <w:rFonts w:ascii="Times New Roman" w:eastAsia="宋体" w:hAnsi="Times New Roman" w:cs="Times New Roman"/>
+          <w:sz w:val="24"/>
+          <w:lang w:eastAsia="zh-CN"/>
+        </w:rPr>
+        <w:t xml:space="preserve"> 1</w:t>
+      </w:r>
+      <w:r>
+        <w:rPr>
+          <w:rFonts w:ascii="Times New Roman" w:eastAsia="宋体" w:hAnsi="Times New Roman" w:cs="Times New Roman"/>
+          <w:sz w:val="24"/>
+          <w:lang w:eastAsia="zh-CN"/>
+        </w:rPr>
+        <w:t>，</w:t>
+      </w:r>
+      <w:proofErr w:type="gramStart"/>
+      <w:r>
+        <w:rPr>
+          <w:rFonts w:ascii="Times New Roman" w:eastAsia="宋体" w:hAnsi="Times New Roman" w:cs="Times New Roman"/>
+          <w:sz w:val="24"/>
+          <w:lang w:eastAsia="zh-CN"/>
+        </w:rPr>
+        <w:t>码位为</w:t>
+      </w:r>
+      <w:proofErr w:type="gramEnd"/>
+      <w:r>
+        <w:rPr>
+          <w:rFonts w:ascii="Times New Roman" w:eastAsia="宋体" w:hAnsi="Times New Roman" w:cs="Times New Roman"/>
+          <w:sz w:val="24"/>
+          <w:lang w:eastAsia="zh-CN"/>
+        </w:rPr>
+        <w:t xml:space="preserve"> U+E001</w:t>
+      </w:r>
+      <w:r>
+        <w:rPr>
+          <w:rFonts w:ascii="Times New Roman" w:eastAsia="宋体" w:hAnsi="Times New Roman" w:cs="Times New Roman"/>
+          <w:sz w:val="24"/>
+          <w:lang w:eastAsia="zh-CN"/>
+        </w:rPr>
+        <w:t>。若母版含这两个字，随后的字体把</w:t>
+      </w:r>
+      <w:r>
+        <w:rPr>
+          <w:rFonts w:ascii="Times New Roman" w:eastAsia="宋体" w:hAnsi="Times New Roman" w:cs="Times New Roman"/>
+          <w:sz w:val="24"/>
+          <w:lang w:eastAsia="zh-CN"/>
+        </w:rPr>
+        <w:t xml:space="preserve"> U+E000</w:t>
+      </w:r>
+      <w:r>
+        <w:rPr>
+          <w:rFonts w:ascii="Times New Roman" w:eastAsia="宋体" w:hAnsi="Times New Roman" w:cs="Times New Roman"/>
+          <w:sz w:val="24"/>
+          <w:lang w:eastAsia="zh-CN"/>
+        </w:rPr>
+        <w:t>、</w:t>
+      </w:r>
+      <w:r>
+        <w:rPr>
+          <w:rFonts w:ascii="Times New Roman" w:eastAsia="宋体" w:hAnsi="Times New Roman" w:cs="Times New Roman"/>
+          <w:sz w:val="24"/>
+          <w:lang w:eastAsia="zh-CN"/>
+        </w:rPr>
+        <w:t xml:space="preserve">U+E001 </w:t>
+      </w:r>
+      <w:r>
+        <w:rPr>
+          <w:rFonts w:ascii="Times New Roman" w:eastAsia="宋体" w:hAnsi="Times New Roman" w:cs="Times New Roman"/>
+          <w:sz w:val="24"/>
+          <w:lang w:eastAsia="zh-CN"/>
+        </w:rPr>
+        <w:t>分别画成</w:t>
+      </w:r>
+      <w:r>
+        <w:rPr>
+          <w:rFonts w:ascii="Times New Roman" w:eastAsia="宋体" w:hAnsi="Times New Roman" w:cs="Times New Roman"/>
+          <w:sz w:val="24"/>
+          <w:lang w:eastAsia="zh-CN"/>
+        </w:rPr>
+        <w:t>“</w:t>
+      </w:r>
+      <w:r>
+        <w:rPr>
+          <w:rFonts w:ascii="Times New Roman" w:eastAsia="宋体" w:hAnsi="Times New Roman" w:cs="Times New Roman"/>
+          <w:sz w:val="24"/>
+          <w:lang w:eastAsia="zh-CN"/>
+        </w:rPr>
+        <w:t>春</w:t>
+      </w:r>
+      <w:r>
+        <w:rPr>
+          <w:rFonts w:ascii="Times New Roman" w:eastAsia="宋体" w:hAnsi="Times New Roman" w:cs="Times New Roman"/>
+          <w:sz w:val="24"/>
+          <w:lang w:eastAsia="zh-CN"/>
+        </w:rPr>
+        <w:t>”</w:t>
+      </w:r>
+      <w:r>
+        <w:rPr>
+          <w:rFonts w:ascii="Times New Roman" w:eastAsia="宋体" w:hAnsi="Times New Roman" w:cs="Times New Roman"/>
+          <w:sz w:val="24"/>
+          <w:lang w:eastAsia="zh-CN"/>
+        </w:rPr>
+        <w:t>和</w:t>
+      </w:r>
+      <w:r>
+        <w:rPr>
+          <w:rFonts w:ascii="Times New Roman" w:eastAsia="宋体" w:hAnsi="Times New Roman" w:cs="Times New Roman"/>
+          <w:sz w:val="24"/>
+          <w:lang w:eastAsia="zh-CN"/>
+        </w:rPr>
+        <w:t>“</w:t>
+      </w:r>
+      <w:r>
+        <w:rPr>
+          <w:rFonts w:ascii="Times New Roman" w:eastAsia="宋体" w:hAnsi="Times New Roman" w:cs="Times New Roman"/>
+          <w:sz w:val="24"/>
+          <w:lang w:eastAsia="zh-CN"/>
+        </w:rPr>
+        <w:t>江</w:t>
+      </w:r>
+      <w:r>
+        <w:rPr>
+          <w:rFonts w:ascii="Times New Roman" w:eastAsia="宋体" w:hAnsi="Times New Roman" w:cs="Times New Roman"/>
+          <w:sz w:val="24"/>
+          <w:lang w:eastAsia="zh-CN"/>
+        </w:rPr>
+        <w:t>”</w:t>
+      </w:r>
+      <w:r>
+        <w:rPr>
+          <w:rFonts w:ascii="Times New Roman" w:eastAsia="宋体" w:hAnsi="Times New Roman" w:cs="Times New Roman"/>
+          <w:sz w:val="24"/>
+          <w:lang w:eastAsia="zh-CN"/>
+        </w:rPr>
+        <w:t>。查看源代码或</w:t>
+      </w:r>
+      <w:r>
+        <w:rPr>
+          <w:rFonts w:ascii="Times New Roman" w:eastAsia="宋体" w:hAnsi="Times New Roman" w:cs="Times New Roman"/>
+          <w:sz w:val="24"/>
+          <w:lang w:eastAsia="zh-CN"/>
+        </w:rPr>
+        <w:t xml:space="preserve"> </w:t>
+      </w:r>
+      <w:proofErr w:type="spellStart"/>
+      <w:r>
+        <w:rPr>
+          <w:rFonts w:ascii="Times New Roman" w:eastAsia="宋体" w:hAnsi="Times New Roman" w:cs="Times New Roman"/>
+          <w:sz w:val="24"/>
+          <w:lang w:eastAsia="zh-CN"/>
+        </w:rPr>
+        <w:t>innerText</w:t>
+      </w:r>
+      <w:proofErr w:type="spellEnd"/>
+      <w:r>
+        <w:rPr>
+          <w:rFonts w:ascii="Times New Roman" w:eastAsia="宋体" w:hAnsi="Times New Roman" w:cs="Times New Roman"/>
+          <w:sz w:val="24"/>
+          <w:lang w:eastAsia="zh-CN"/>
+        </w:rPr>
+        <w:t xml:space="preserve"> </w:t>
+      </w:r>
+      <w:r>
+        <w:rPr>
+          <w:rFonts w:ascii="Times New Roman" w:eastAsia="宋体" w:hAnsi="Times New Roman" w:cs="Times New Roman"/>
+          <w:sz w:val="24"/>
+          <w:lang w:eastAsia="zh-CN"/>
+        </w:rPr>
+        <w:t>只能得到私有区字符和那个空格。</w:t>
+      </w:r>
+    </w:p>
+    <w:p>
+      <w:pPr>
+        <w:spacing w:after="120" w:line="440" w:lineRule="exact"/>
+        <w:ind w:firstLine="420"/>
+        <w:rPr>
+          <w:rFonts w:ascii="等线" w:eastAsia="等线" w:hAnsi="等线" w:cs="Times New Roman"/>
+          <w:lang w:eastAsia="zh-CN"/>
+        </w:rPr>
+      </w:pPr>
+      <w:r>
+        <w:rPr>
+          <w:rFonts w:ascii="Times New Roman" w:eastAsia="宋体" w:hAnsi="Times New Roman" w:cs="Times New Roman"/>
+          <w:sz w:val="24"/>
+          <w:lang w:eastAsia="zh-CN"/>
+        </w:rPr>
+        <w:t>该映射不是全局常数偏移。编号由本章字符的首次出现顺序决定，换一章、改一个字，后续编号都会变化。编码结果必须和同一张映射生成的</w:t>
+      </w:r>
+      <w:r>
+        <w:rPr>
+          <w:rFonts w:ascii="Times New Roman" w:eastAsia="宋体" w:hAnsi="Times New Roman" w:cs="Times New Roman"/>
+          <w:sz w:val="24"/>
+          <w:lang w:eastAsia="zh-CN"/>
+        </w:rPr>
+        <w:t xml:space="preserve"> woff2 </w:t>
+      </w:r>
+      <w:r>
+        <w:rPr>
+          <w:rFonts w:ascii="Times New Roman" w:eastAsia="宋体" w:hAnsi="Times New Roman" w:cs="Times New Roman"/>
+          <w:sz w:val="24"/>
+          <w:lang w:eastAsia="zh-CN"/>
+        </w:rPr>
+        <w:t>一起发布。只改文本不改字体时，浏览器只能画出</w:t>
+      </w:r>
+      <w:r>
+        <w:rPr>
+          <w:rFonts w:ascii="Times New Roman" w:eastAsia="宋体" w:hAnsi="Times New Roman" w:cs="Times New Roman"/>
+          <w:sz w:val="24"/>
+          <w:lang w:eastAsia="zh-CN"/>
+        </w:rPr>
+        <w:t xml:space="preserve"> .</w:t>
+      </w:r>
+      <w:proofErr w:type="spellStart"/>
+      <w:r>
+        <w:rPr>
+          <w:rFonts w:ascii="Times New Roman" w:eastAsia="宋体" w:hAnsi="Times New Roman" w:cs="Times New Roman"/>
+          <w:sz w:val="24"/>
+          <w:lang w:eastAsia="zh-CN"/>
+        </w:rPr>
+        <w:t>notdef</w:t>
+      </w:r>
+      <w:proofErr w:type="spellEnd"/>
+      <w:r>
+        <w:rPr>
+          <w:rFonts w:ascii="Times New Roman" w:eastAsia="宋体" w:hAnsi="Times New Roman" w:cs="Times New Roman"/>
+          <w:sz w:val="24"/>
+          <w:lang w:eastAsia="zh-CN"/>
+        </w:rPr>
+        <w:t>；只改字体不下发编码文本时，页面上仍是可读汉字。二者缺</w:t>
+      </w:r>
+      <w:proofErr w:type="gramStart"/>
+      <w:r>
+        <w:rPr>
+          <w:rFonts w:ascii="Times New Roman" w:eastAsia="宋体" w:hAnsi="Times New Roman" w:cs="Times New Roman"/>
+          <w:sz w:val="24"/>
+          <w:lang w:eastAsia="zh-CN"/>
+        </w:rPr>
+        <w:t>一</w:t>
+      </w:r>
+      <w:proofErr w:type="gramEnd"/>
+      <w:r>
+        <w:rPr>
+          <w:rFonts w:ascii="Times New Roman" w:eastAsia="宋体" w:hAnsi="Times New Roman" w:cs="Times New Roman"/>
+          <w:sz w:val="24"/>
+          <w:lang w:eastAsia="zh-CN"/>
+        </w:rPr>
+        <w:t>，方案不成立。</w:t>
+      </w:r>
+    </w:p>
+    <w:p>
+      <w:pPr>
+        <w:spacing w:after="120" w:line="440" w:lineRule="exact"/>
+        <w:ind w:firstLine="420"/>
+        <w:rPr>
+          <w:rFonts w:ascii="等线" w:eastAsia="等线" w:hAnsi="等线" w:cs="Times New Roman"/>
+          <w:lang w:eastAsia="zh-CN"/>
+        </w:rPr>
+      </w:pPr>
+      <w:r>
+        <w:rPr>
+          <w:rFonts w:ascii="Times New Roman" w:eastAsia="宋体" w:hAnsi="Times New Roman" w:cs="Times New Roman"/>
+          <w:sz w:val="24"/>
+          <w:lang w:eastAsia="zh-CN"/>
+        </w:rPr>
+        <w:t>解码函数只用于测试和</w:t>
+      </w:r>
+      <w:proofErr w:type="gramStart"/>
+      <w:r>
+        <w:rPr>
+          <w:rFonts w:ascii="Times New Roman" w:eastAsia="宋体" w:hAnsi="Times New Roman" w:cs="Times New Roman"/>
+          <w:sz w:val="24"/>
+          <w:lang w:eastAsia="zh-CN"/>
+        </w:rPr>
+        <w:t>服务端自检</w:t>
+      </w:r>
+      <w:proofErr w:type="gramEnd"/>
+      <w:r>
+        <w:rPr>
+          <w:rFonts w:ascii="Times New Roman" w:eastAsia="宋体" w:hAnsi="Times New Roman" w:cs="Times New Roman"/>
+          <w:sz w:val="24"/>
+          <w:lang w:eastAsia="zh-CN"/>
+        </w:rPr>
+        <w:t>。阅读器前端不包含逆映射。本算法的目标是去掉</w:t>
+      </w:r>
+      <w:r>
+        <w:rPr>
+          <w:rFonts w:ascii="Times New Roman" w:eastAsia="宋体" w:hAnsi="Times New Roman" w:cs="Times New Roman"/>
+          <w:sz w:val="24"/>
+          <w:lang w:eastAsia="zh-CN"/>
+        </w:rPr>
+        <w:t>“</w:t>
+      </w:r>
+      <w:r>
+        <w:rPr>
+          <w:rFonts w:ascii="Times New Roman" w:eastAsia="宋体" w:hAnsi="Times New Roman" w:cs="Times New Roman"/>
+          <w:sz w:val="24"/>
+          <w:lang w:eastAsia="zh-CN"/>
+        </w:rPr>
+        <w:t>直接读取</w:t>
+      </w:r>
+      <w:r>
+        <w:rPr>
+          <w:rFonts w:ascii="Times New Roman" w:eastAsia="宋体" w:hAnsi="Times New Roman" w:cs="Times New Roman"/>
+          <w:sz w:val="24"/>
+          <w:lang w:eastAsia="zh-CN"/>
+        </w:rPr>
+        <w:t xml:space="preserve"> DOM </w:t>
+      </w:r>
+      <w:r>
+        <w:rPr>
+          <w:rFonts w:ascii="Times New Roman" w:eastAsia="宋体" w:hAnsi="Times New Roman" w:cs="Times New Roman"/>
+          <w:sz w:val="24"/>
+          <w:lang w:eastAsia="zh-CN"/>
+        </w:rPr>
+        <w:t>或章节</w:t>
+      </w:r>
+      <w:r>
+        <w:rPr>
+          <w:rFonts w:ascii="Times New Roman" w:eastAsia="宋体" w:hAnsi="Times New Roman" w:cs="Times New Roman"/>
+          <w:sz w:val="24"/>
+          <w:lang w:eastAsia="zh-CN"/>
+        </w:rPr>
+        <w:t xml:space="preserve"> JSON”</w:t>
+      </w:r>
+      <w:r>
+        <w:rPr>
+          <w:rFonts w:ascii="Times New Roman" w:eastAsia="宋体" w:hAnsi="Times New Roman" w:cs="Times New Roman"/>
+          <w:sz w:val="24"/>
+          <w:lang w:eastAsia="zh-CN"/>
+        </w:rPr>
+        <w:t>这条路径。它</w:t>
+      </w:r>
+      <w:proofErr w:type="gramStart"/>
+      <w:r>
+        <w:rPr>
+          <w:rFonts w:ascii="Times New Roman" w:eastAsia="宋体" w:hAnsi="Times New Roman" w:cs="Times New Roman"/>
+          <w:sz w:val="24"/>
+          <w:lang w:eastAsia="zh-CN"/>
+        </w:rPr>
+        <w:t>不</w:t>
+      </w:r>
+      <w:proofErr w:type="gramEnd"/>
+      <w:r>
+        <w:rPr>
+          <w:rFonts w:ascii="Times New Roman" w:eastAsia="宋体" w:hAnsi="Times New Roman" w:cs="Times New Roman"/>
+          <w:sz w:val="24"/>
+          <w:lang w:eastAsia="zh-CN"/>
+        </w:rPr>
+        <w:t>声称能够阻止截图、人工抄录、光学字符识别，或针对字体表的专业逆向。</w:t>
+      </w:r>
+    </w:p>
+    <w:p>
+      <w:pPr>
+        <w:spacing w:before="200" w:after="120" w:line="480" w:lineRule="exact"/>
+        <w:rPr>
+          <w:rFonts w:ascii="等线" w:eastAsia="等线" w:hAnsi="等线" w:cs="Times New Roman"/>
+        </w:rPr>
+      </w:pPr>
+      <w:r>
+        <w:rPr>
+          <w:rFonts w:ascii="Arial" w:eastAsia="黑体" w:hAnsi="Arial" w:cs="Times New Roman"/>
+          <w:b/>
+          <w:sz w:val="26"/>
+        </w:rPr>
+        <w:t xml:space="preserve">4.3 </w:t>
+      </w:r>
+      <w:proofErr w:type="spellStart"/>
+      <w:r>
+        <w:rPr>
+          <w:rFonts w:ascii="Arial" w:eastAsia="黑体" w:hAnsi="Arial" w:cs="Times New Roman"/>
+          <w:b/>
+          <w:sz w:val="26"/>
+        </w:rPr>
+        <w:t>核心算法二：按需子集与</w:t>
+      </w:r>
+      <w:proofErr w:type="spellEnd"/>
+      <w:r>
+        <w:rPr>
+          <w:rFonts w:ascii="Arial" w:eastAsia="黑体" w:hAnsi="Arial" w:cs="Times New Roman"/>
+          <w:b/>
+          <w:sz w:val="26"/>
+        </w:rPr>
+        <w:t xml:space="preserve"> </w:t>
+      </w:r>
+      <w:proofErr w:type="spellStart"/>
+      <w:r>
+        <w:rPr>
+          <w:rFonts w:ascii="Arial" w:eastAsia="黑体" w:hAnsi="Arial" w:cs="Times New Roman"/>
+          <w:b/>
+          <w:sz w:val="26"/>
+        </w:rPr>
+        <w:t>cmap</w:t>
+      </w:r>
+      <w:proofErr w:type="spellEnd"/>
+      <w:r>
+        <w:rPr>
+          <w:rFonts w:ascii="Arial" w:eastAsia="黑体" w:hAnsi="Arial" w:cs="Times New Roman"/>
+          <w:b/>
+          <w:sz w:val="26"/>
+        </w:rPr>
+        <w:t xml:space="preserve"> </w:t>
+      </w:r>
+      <w:proofErr w:type="spellStart"/>
+      <w:r>
+        <w:rPr>
+          <w:rFonts w:ascii="Arial" w:eastAsia="黑体" w:hAnsi="Arial" w:cs="Times New Roman"/>
+          <w:b/>
+          <w:sz w:val="26"/>
+        </w:rPr>
+        <w:t>重挂</w:t>
+      </w:r>
+      <w:proofErr w:type="spellEnd"/>
+    </w:p>
+    <w:p>
+      <w:pPr>
+        <w:spacing w:after="120" w:line="440" w:lineRule="exact"/>
+        <w:ind w:firstLine="420"/>
+        <w:rPr>
+          <w:rFonts w:ascii="等线" w:eastAsia="等线" w:hAnsi="等线" w:cs="Times New Roman"/>
+          <w:lang w:eastAsia="zh-CN"/>
+        </w:rPr>
+      </w:pPr>
+      <w:r>
+        <w:rPr>
+          <w:rFonts w:ascii="Times New Roman" w:eastAsia="宋体" w:hAnsi="Times New Roman" w:cs="Times New Roman"/>
+          <w:sz w:val="24"/>
+          <w:lang w:eastAsia="zh-CN"/>
+        </w:rPr>
+        <w:t>只把字符换成私有区、却仍使用原字体时，读者看到的是方框。把整套母版</w:t>
+      </w:r>
+      <w:r>
+        <w:rPr>
+          <w:rFonts w:ascii="Times New Roman" w:eastAsia="宋体" w:hAnsi="Times New Roman" w:cs="Times New Roman"/>
+          <w:sz w:val="24"/>
+          <w:lang w:eastAsia="zh-CN"/>
+        </w:rPr>
+        <w:t xml:space="preserve"> </w:t>
+      </w:r>
+      <w:proofErr w:type="spellStart"/>
+      <w:r>
+        <w:rPr>
+          <w:rFonts w:ascii="Times New Roman" w:eastAsia="宋体" w:hAnsi="Times New Roman" w:cs="Times New Roman"/>
+          <w:sz w:val="24"/>
+          <w:lang w:eastAsia="zh-CN"/>
+        </w:rPr>
+        <w:t>cmap</w:t>
+      </w:r>
+      <w:proofErr w:type="spellEnd"/>
+      <w:r>
+        <w:rPr>
+          <w:rFonts w:ascii="Times New Roman" w:eastAsia="宋体" w:hAnsi="Times New Roman" w:cs="Times New Roman"/>
+          <w:sz w:val="24"/>
+          <w:lang w:eastAsia="zh-CN"/>
+        </w:rPr>
+        <w:t xml:space="preserve"> </w:t>
+      </w:r>
+      <w:r>
+        <w:rPr>
+          <w:rFonts w:ascii="Times New Roman" w:eastAsia="宋体" w:hAnsi="Times New Roman" w:cs="Times New Roman"/>
+          <w:sz w:val="24"/>
+          <w:lang w:eastAsia="zh-CN"/>
+        </w:rPr>
+        <w:t>全部改写后再下发，体积和</w:t>
+      </w:r>
+      <w:proofErr w:type="gramStart"/>
+      <w:r>
+        <w:rPr>
+          <w:rFonts w:ascii="Times New Roman" w:eastAsia="宋体" w:hAnsi="Times New Roman" w:cs="Times New Roman"/>
+          <w:sz w:val="24"/>
+          <w:lang w:eastAsia="zh-CN"/>
+        </w:rPr>
+        <w:t>可</w:t>
+      </w:r>
+      <w:proofErr w:type="gramEnd"/>
+      <w:r>
+        <w:rPr>
+          <w:rFonts w:ascii="Times New Roman" w:eastAsia="宋体" w:hAnsi="Times New Roman" w:cs="Times New Roman"/>
+          <w:sz w:val="24"/>
+          <w:lang w:eastAsia="zh-CN"/>
+        </w:rPr>
+        <w:t>对照的字形面都会过大。构造域因此只做三件事：保留</w:t>
+      </w:r>
+      <w:r>
+        <w:rPr>
+          <w:rFonts w:ascii="Times New Roman" w:eastAsia="宋体" w:hAnsi="Times New Roman" w:cs="Times New Roman"/>
+          <w:sz w:val="24"/>
+          <w:lang w:eastAsia="zh-CN"/>
+        </w:rPr>
+        <w:lastRenderedPageBreak/>
+        <w:t>本章真正用到的原字形；把这些字形挂到</w:t>
+      </w:r>
+      <w:r>
+        <w:rPr>
+          <w:rFonts w:ascii="Times New Roman" w:eastAsia="宋体" w:hAnsi="Times New Roman" w:cs="Times New Roman"/>
+          <w:sz w:val="24"/>
+          <w:lang w:eastAsia="zh-CN"/>
+        </w:rPr>
+        <w:t xml:space="preserve"> E </w:t>
+      </w:r>
+      <w:r>
+        <w:rPr>
+          <w:rFonts w:ascii="Times New Roman" w:eastAsia="宋体" w:hAnsi="Times New Roman" w:cs="Times New Roman"/>
+          <w:sz w:val="24"/>
+          <w:lang w:eastAsia="zh-CN"/>
+        </w:rPr>
+        <w:t>所使用的目标码位上；让</w:t>
+      </w:r>
+      <w:proofErr w:type="gramStart"/>
+      <w:r>
+        <w:rPr>
+          <w:rFonts w:ascii="Times New Roman" w:eastAsia="宋体" w:hAnsi="Times New Roman" w:cs="Times New Roman"/>
+          <w:sz w:val="24"/>
+          <w:lang w:eastAsia="zh-CN"/>
+        </w:rPr>
+        <w:t>空白码位继续</w:t>
+      </w:r>
+      <w:proofErr w:type="gramEnd"/>
+      <w:r>
+        <w:rPr>
+          <w:rFonts w:ascii="Times New Roman" w:eastAsia="宋体" w:hAnsi="Times New Roman" w:cs="Times New Roman"/>
+          <w:sz w:val="24"/>
+          <w:lang w:eastAsia="zh-CN"/>
+        </w:rPr>
+        <w:t>指向可排版的空白字形。</w:t>
+      </w:r>
+    </w:p>
+    <w:p>
+      <w:pPr>
+        <w:spacing w:before="160" w:after="40" w:line="240" w:lineRule="auto"/>
+        <w:jc w:val="center"/>
+        <w:rPr>
+          <w:rFonts w:ascii="等线" w:eastAsia="等线" w:hAnsi="等线" w:cs="Times New Roman"/>
+        </w:rPr>
+      </w:pPr>
+      <w:r>
+        <w:rPr>
+          <w:rFonts w:ascii="等线" w:eastAsia="等线" w:hAnsi="等线" w:cs="Times New Roman"/>
+          <w:noProof/>
+        </w:rPr>
+        <w:drawing>
+          <wp:inline distT="0" distB="0" distL="0" distR="0" wp14:anchorId="4CA8FFCE" wp14:editId="0A6A5C6E">
+            <wp:extent cx="5472000" cy="3556800"/>
+            <wp:effectExtent l="0" t="0" r="0" b="0"/>
+            <wp:docPr id="15" name="Picture 4"/>
+            <wp:cNvGraphicFramePr>
+              <a:graphicFrameLocks xmlns:a="http://schemas.openxmlformats.org/drawingml/2006/main" noChangeAspect="1"/>
+            </wp:cNvGraphicFramePr>
+            <a:graphic xmlns:a="http://schemas.openxmlformats.org/drawingml/2006/main">
+              <a:graphicData uri="http://schemas.openxmlformats.org/drawingml/2006/picture">
+                <pic:pic xmlns:pic="http://schemas.openxmlformats.org/drawingml/2006/picture">
+                  <pic:nvPicPr>
+                    <pic:cNvPr id="0" name="fig-4-4-cmap.png"/>
+                    <pic:cNvPicPr/>
+                  </pic:nvPicPr>
+                  <pic:blipFill>
+                    <a:blip r:embed="rId12"/>
+                    <a:stretch>
+                      <a:fillRect/>
+                    </a:stretch>
+                  </pic:blipFill>
+                  <pic:spPr>
+                    <a:xfrm>
+                      <a:off x="0" y="0"/>
+                      <a:ext cx="5472000" cy="3556800"/>
+                    </a:xfrm>
+                    <a:prstGeom prst="rect">
+                      <a:avLst/>
+                    </a:prstGeom>
+                  </pic:spPr>
+                </pic:pic>
+              </a:graphicData>
+            </a:graphic>
+          </wp:inline>
+        </w:drawing>
+      </w:r>
+    </w:p>
+    <w:p>
+      <w:pPr>
+        <w:spacing w:after="120" w:line="440" w:lineRule="exact"/>
+        <w:jc w:val="center"/>
+        <w:rPr>
+          <w:rFonts w:ascii="Times New Roman" w:eastAsia="宋体" w:hAnsi="Times New Roman"/>
+          <w:sz w:val="18"/>
+          <w:szCs w:val="18"/>
+          <w:lang w:eastAsia="zh-CN"/>
+        </w:rPr>
+      </w:pPr>
+      <w:r>
+        <w:rPr>
+          <w:rFonts w:ascii="Times New Roman" w:eastAsia="宋体" w:hAnsi="Times New Roman"/>
+          <w:sz w:val="18"/>
+          <w:szCs w:val="18"/>
+          <w:lang w:eastAsia="zh-CN"/>
+        </w:rPr>
+        <w:t>图</w:t>
+      </w:r>
+      <w:r>
+        <w:rPr>
+          <w:rFonts w:ascii="Times New Roman" w:eastAsia="宋体" w:hAnsi="Times New Roman"/>
+          <w:sz w:val="18"/>
+          <w:szCs w:val="18"/>
+          <w:lang w:eastAsia="zh-CN"/>
+        </w:rPr>
+        <w:t xml:space="preserve"> 4-4  </w:t>
+      </w:r>
+      <w:r>
+        <w:rPr>
+          <w:rFonts w:ascii="Times New Roman" w:eastAsia="宋体" w:hAnsi="Times New Roman"/>
+          <w:sz w:val="18"/>
+          <w:szCs w:val="18"/>
+          <w:lang w:eastAsia="zh-CN"/>
+        </w:rPr>
+        <w:t>子集化与</w:t>
+      </w:r>
+      <w:r>
+        <w:rPr>
+          <w:rFonts w:ascii="Times New Roman" w:eastAsia="宋体" w:hAnsi="Times New Roman"/>
+          <w:sz w:val="18"/>
+          <w:szCs w:val="18"/>
+          <w:lang w:eastAsia="zh-CN"/>
+        </w:rPr>
+        <w:t xml:space="preserve"> </w:t>
+      </w:r>
+      <w:proofErr w:type="spellStart"/>
+      <w:r>
+        <w:rPr>
+          <w:rFonts w:ascii="Times New Roman" w:eastAsia="宋体" w:hAnsi="Times New Roman"/>
+          <w:sz w:val="18"/>
+          <w:szCs w:val="18"/>
+          <w:lang w:eastAsia="zh-CN"/>
+        </w:rPr>
+        <w:t>cmap</w:t>
+      </w:r>
+      <w:proofErr w:type="spellEnd"/>
+      <w:r>
+        <w:rPr>
+          <w:rFonts w:ascii="Times New Roman" w:eastAsia="宋体" w:hAnsi="Times New Roman"/>
+          <w:sz w:val="18"/>
+          <w:szCs w:val="18"/>
+          <w:lang w:eastAsia="zh-CN"/>
+        </w:rPr>
+        <w:t xml:space="preserve"> </w:t>
+      </w:r>
+      <w:r>
+        <w:rPr>
+          <w:rFonts w:ascii="Times New Roman" w:eastAsia="宋体" w:hAnsi="Times New Roman"/>
+          <w:sz w:val="18"/>
+          <w:szCs w:val="18"/>
+          <w:lang w:eastAsia="zh-CN"/>
+        </w:rPr>
+        <w:t>重挂</w:t>
+      </w:r>
+    </w:p>
+    <w:p>
+      <w:pPr>
+        <w:spacing w:after="120" w:line="440" w:lineRule="exact"/>
+        <w:ind w:firstLine="420"/>
+        <w:rPr>
+          <w:rFonts w:ascii="等线" w:eastAsia="等线" w:hAnsi="等线" w:cs="Times New Roman"/>
+          <w:lang w:eastAsia="zh-CN"/>
+        </w:rPr>
+      </w:pPr>
+      <w:r>
+        <w:rPr>
+          <w:rFonts w:ascii="Times New Roman" w:eastAsia="宋体" w:hAnsi="Times New Roman" w:cs="Times New Roman"/>
+          <w:sz w:val="24"/>
+          <w:lang w:eastAsia="zh-CN"/>
+        </w:rPr>
+        <w:t>记母版最佳</w:t>
+      </w:r>
+      <w:r>
+        <w:rPr>
+          <w:rFonts w:ascii="Times New Roman" w:eastAsia="宋体" w:hAnsi="Times New Roman" w:cs="Times New Roman"/>
+          <w:sz w:val="24"/>
+          <w:lang w:eastAsia="zh-CN"/>
+        </w:rPr>
+        <w:t xml:space="preserve"> </w:t>
+      </w:r>
+      <w:proofErr w:type="spellStart"/>
+      <w:r>
+        <w:rPr>
+          <w:rFonts w:ascii="Times New Roman" w:eastAsia="宋体" w:hAnsi="Times New Roman" w:cs="Times New Roman"/>
+          <w:sz w:val="24"/>
+          <w:lang w:eastAsia="zh-CN"/>
+        </w:rPr>
+        <w:t>cmap</w:t>
+      </w:r>
+      <w:proofErr w:type="spellEnd"/>
+      <w:r>
+        <w:rPr>
+          <w:rFonts w:ascii="Times New Roman" w:eastAsia="宋体" w:hAnsi="Times New Roman" w:cs="Times New Roman"/>
+          <w:sz w:val="24"/>
+          <w:lang w:eastAsia="zh-CN"/>
+        </w:rPr>
+        <w:t xml:space="preserve"> </w:t>
+      </w:r>
+      <w:r>
+        <w:rPr>
+          <w:rFonts w:ascii="Times New Roman" w:eastAsia="宋体" w:hAnsi="Times New Roman" w:cs="Times New Roman"/>
+          <w:sz w:val="24"/>
+          <w:lang w:eastAsia="zh-CN"/>
+        </w:rPr>
+        <w:t>为</w:t>
+      </w:r>
+      <w:r>
+        <w:rPr>
+          <w:rFonts w:ascii="Times New Roman" w:eastAsia="宋体" w:hAnsi="Times New Roman" w:cs="Times New Roman"/>
+          <w:sz w:val="24"/>
+          <w:lang w:eastAsia="zh-CN"/>
+        </w:rPr>
+        <w:t xml:space="preserve"> G0</w:t>
+      </w:r>
+      <w:r>
+        <w:rPr>
+          <w:rFonts w:ascii="Times New Roman" w:eastAsia="宋体" w:hAnsi="Times New Roman" w:cs="Times New Roman"/>
+          <w:sz w:val="24"/>
+          <w:lang w:eastAsia="zh-CN"/>
+        </w:rPr>
+        <w:t>，子集之后的</w:t>
+      </w:r>
+      <w:r>
+        <w:rPr>
+          <w:rFonts w:ascii="Times New Roman" w:eastAsia="宋体" w:hAnsi="Times New Roman" w:cs="Times New Roman"/>
+          <w:sz w:val="24"/>
+          <w:lang w:eastAsia="zh-CN"/>
+        </w:rPr>
+        <w:t xml:space="preserve"> </w:t>
+      </w:r>
+      <w:proofErr w:type="spellStart"/>
+      <w:r>
+        <w:rPr>
+          <w:rFonts w:ascii="Times New Roman" w:eastAsia="宋体" w:hAnsi="Times New Roman" w:cs="Times New Roman"/>
+          <w:sz w:val="24"/>
+          <w:lang w:eastAsia="zh-CN"/>
+        </w:rPr>
+        <w:t>cmap</w:t>
+      </w:r>
+      <w:proofErr w:type="spellEnd"/>
+      <w:r>
+        <w:rPr>
+          <w:rFonts w:ascii="Times New Roman" w:eastAsia="宋体" w:hAnsi="Times New Roman" w:cs="Times New Roman"/>
+          <w:sz w:val="24"/>
+          <w:lang w:eastAsia="zh-CN"/>
+        </w:rPr>
+        <w:t xml:space="preserve"> </w:t>
+      </w:r>
+      <w:r>
+        <w:rPr>
+          <w:rFonts w:ascii="Times New Roman" w:eastAsia="宋体" w:hAnsi="Times New Roman" w:cs="Times New Roman"/>
+          <w:sz w:val="24"/>
+          <w:lang w:eastAsia="zh-CN"/>
+        </w:rPr>
+        <w:t>为</w:t>
+      </w:r>
+      <w:r>
+        <w:rPr>
+          <w:rFonts w:ascii="Times New Roman" w:eastAsia="宋体" w:hAnsi="Times New Roman" w:cs="Times New Roman"/>
+          <w:sz w:val="24"/>
+          <w:lang w:eastAsia="zh-CN"/>
+        </w:rPr>
+        <w:t xml:space="preserve"> G1</w:t>
+      </w:r>
+      <w:r>
+        <w:rPr>
+          <w:rFonts w:ascii="Times New Roman" w:eastAsia="宋体" w:hAnsi="Times New Roman" w:cs="Times New Roman"/>
+          <w:sz w:val="24"/>
+          <w:lang w:eastAsia="zh-CN"/>
+        </w:rPr>
+        <w:t>。</w:t>
+      </w:r>
+      <w:proofErr w:type="gramStart"/>
+      <w:r>
+        <w:rPr>
+          <w:rFonts w:ascii="Times New Roman" w:eastAsia="宋体" w:hAnsi="Times New Roman" w:cs="Times New Roman"/>
+          <w:sz w:val="24"/>
+          <w:lang w:eastAsia="zh-CN"/>
+        </w:rPr>
+        <w:t>直通码位集合</w:t>
+      </w:r>
+      <w:proofErr w:type="gramEnd"/>
+      <w:r>
+        <w:rPr>
+          <w:rFonts w:ascii="Times New Roman" w:eastAsia="宋体" w:hAnsi="Times New Roman" w:cs="Times New Roman"/>
+          <w:sz w:val="24"/>
+          <w:lang w:eastAsia="zh-CN"/>
+        </w:rPr>
+        <w:t xml:space="preserve"> P </w:t>
+      </w:r>
+      <w:r>
+        <w:rPr>
+          <w:rFonts w:ascii="Times New Roman" w:eastAsia="宋体" w:hAnsi="Times New Roman" w:cs="Times New Roman"/>
+          <w:sz w:val="24"/>
+          <w:lang w:eastAsia="zh-CN"/>
+        </w:rPr>
+        <w:t>至少包含制表、换行、回车、普通空格、不间断空格和表意空格（</w:t>
+      </w:r>
+      <w:proofErr w:type="gramStart"/>
+      <w:r>
+        <w:rPr>
+          <w:rFonts w:ascii="Times New Roman" w:eastAsia="宋体" w:hAnsi="Times New Roman" w:cs="Times New Roman"/>
+          <w:sz w:val="24"/>
+          <w:lang w:eastAsia="zh-CN"/>
+        </w:rPr>
+        <w:t>码位</w:t>
+      </w:r>
+      <w:proofErr w:type="gramEnd"/>
+      <w:r>
+        <w:rPr>
+          <w:rFonts w:ascii="Times New Roman" w:eastAsia="宋体" w:hAnsi="Times New Roman" w:cs="Times New Roman"/>
+          <w:sz w:val="24"/>
+          <w:lang w:eastAsia="zh-CN"/>
+        </w:rPr>
+        <w:t xml:space="preserve"> 9</w:t>
+      </w:r>
+      <w:r>
+        <w:rPr>
+          <w:rFonts w:ascii="Times New Roman" w:eastAsia="宋体" w:hAnsi="Times New Roman" w:cs="Times New Roman"/>
+          <w:sz w:val="24"/>
+          <w:lang w:eastAsia="zh-CN"/>
+        </w:rPr>
+        <w:t>、</w:t>
+      </w:r>
+      <w:r>
+        <w:rPr>
+          <w:rFonts w:ascii="Times New Roman" w:eastAsia="宋体" w:hAnsi="Times New Roman" w:cs="Times New Roman"/>
+          <w:sz w:val="24"/>
+          <w:lang w:eastAsia="zh-CN"/>
+        </w:rPr>
+        <w:t>10</w:t>
+      </w:r>
+      <w:r>
+        <w:rPr>
+          <w:rFonts w:ascii="Times New Roman" w:eastAsia="宋体" w:hAnsi="Times New Roman" w:cs="Times New Roman"/>
+          <w:sz w:val="24"/>
+          <w:lang w:eastAsia="zh-CN"/>
+        </w:rPr>
+        <w:t>、</w:t>
+      </w:r>
+      <w:r>
+        <w:rPr>
+          <w:rFonts w:ascii="Times New Roman" w:eastAsia="宋体" w:hAnsi="Times New Roman" w:cs="Times New Roman"/>
+          <w:sz w:val="24"/>
+          <w:lang w:eastAsia="zh-CN"/>
+        </w:rPr>
+        <w:t>13</w:t>
+      </w:r>
+      <w:r>
+        <w:rPr>
+          <w:rFonts w:ascii="Times New Roman" w:eastAsia="宋体" w:hAnsi="Times New Roman" w:cs="Times New Roman"/>
+          <w:sz w:val="24"/>
+          <w:lang w:eastAsia="zh-CN"/>
+        </w:rPr>
+        <w:t>、</w:t>
+      </w:r>
+      <w:r>
+        <w:rPr>
+          <w:rFonts w:ascii="Times New Roman" w:eastAsia="宋体" w:hAnsi="Times New Roman" w:cs="Times New Roman"/>
+          <w:sz w:val="24"/>
+          <w:lang w:eastAsia="zh-CN"/>
+        </w:rPr>
+        <w:t>32</w:t>
+      </w:r>
+      <w:r>
+        <w:rPr>
+          <w:rFonts w:ascii="Times New Roman" w:eastAsia="宋体" w:hAnsi="Times New Roman" w:cs="Times New Roman"/>
+          <w:sz w:val="24"/>
+          <w:lang w:eastAsia="zh-CN"/>
+        </w:rPr>
+        <w:t>、</w:t>
+      </w:r>
+      <w:r>
+        <w:rPr>
+          <w:rFonts w:ascii="Times New Roman" w:eastAsia="宋体" w:hAnsi="Times New Roman" w:cs="Times New Roman"/>
+          <w:sz w:val="24"/>
+          <w:lang w:eastAsia="zh-CN"/>
+        </w:rPr>
+        <w:t>160</w:t>
+      </w:r>
+      <w:r>
+        <w:rPr>
+          <w:rFonts w:ascii="Times New Roman" w:eastAsia="宋体" w:hAnsi="Times New Roman" w:cs="Times New Roman"/>
+          <w:sz w:val="24"/>
+          <w:lang w:eastAsia="zh-CN"/>
+        </w:rPr>
+        <w:t>、</w:t>
+      </w:r>
+      <w:r>
+        <w:rPr>
+          <w:rFonts w:ascii="Times New Roman" w:eastAsia="宋体" w:hAnsi="Times New Roman" w:cs="Times New Roman"/>
+          <w:sz w:val="24"/>
+          <w:lang w:eastAsia="zh-CN"/>
+        </w:rPr>
+        <w:t>12288</w:t>
+      </w:r>
+      <w:r>
+        <w:rPr>
+          <w:rFonts w:ascii="Times New Roman" w:eastAsia="宋体" w:hAnsi="Times New Roman" w:cs="Times New Roman"/>
+          <w:sz w:val="24"/>
+          <w:lang w:eastAsia="zh-CN"/>
+        </w:rPr>
+        <w:t>），实现中还会再并入</w:t>
+      </w:r>
+      <w:r>
+        <w:rPr>
+          <w:rFonts w:ascii="Times New Roman" w:eastAsia="宋体" w:hAnsi="Times New Roman" w:cs="Times New Roman"/>
+          <w:sz w:val="24"/>
+          <w:lang w:eastAsia="zh-CN"/>
+        </w:rPr>
+        <w:t xml:space="preserve"> U+0020</w:t>
+      </w:r>
+      <w:r>
+        <w:rPr>
+          <w:rFonts w:ascii="Times New Roman" w:eastAsia="宋体" w:hAnsi="Times New Roman" w:cs="Times New Roman"/>
+          <w:sz w:val="24"/>
+          <w:lang w:eastAsia="zh-CN"/>
+        </w:rPr>
+        <w:t>。需要保留的</w:t>
+      </w:r>
+      <w:r>
+        <w:rPr>
+          <w:rFonts w:ascii="Times New Roman" w:eastAsia="宋体" w:hAnsi="Times New Roman" w:cs="Times New Roman"/>
+          <w:sz w:val="24"/>
+          <w:lang w:eastAsia="zh-CN"/>
+        </w:rPr>
+        <w:t xml:space="preserve"> Unicode </w:t>
+      </w:r>
+      <w:r>
+        <w:rPr>
+          <w:rFonts w:ascii="Times New Roman" w:eastAsia="宋体" w:hAnsi="Times New Roman" w:cs="Times New Roman"/>
+          <w:sz w:val="24"/>
+          <w:lang w:eastAsia="zh-CN"/>
+        </w:rPr>
+        <w:t>集合为</w:t>
+      </w:r>
+      <w:r>
+        <w:rPr>
+          <w:rFonts w:ascii="Times New Roman" w:eastAsia="宋体" w:hAnsi="Times New Roman" w:cs="Times New Roman"/>
+          <w:sz w:val="24"/>
+          <w:lang w:eastAsia="zh-CN"/>
+        </w:rPr>
+        <w:t xml:space="preserve"> P</w:t>
+      </w:r>
+      <w:r>
+        <w:rPr>
+          <w:rFonts w:ascii="Times New Roman" w:eastAsia="宋体" w:hAnsi="Times New Roman" w:cs="Times New Roman"/>
+          <w:sz w:val="24"/>
+          <w:lang w:eastAsia="zh-CN"/>
+        </w:rPr>
+        <w:t>、全部源码位，以及豆腐字形</w:t>
+      </w:r>
+      <w:r>
+        <w:rPr>
+          <w:rFonts w:ascii="Times New Roman" w:eastAsia="宋体" w:hAnsi="Times New Roman" w:cs="Times New Roman"/>
+          <w:sz w:val="24"/>
+          <w:lang w:eastAsia="zh-CN"/>
+        </w:rPr>
+        <w:t xml:space="preserve"> U+25A1</w:t>
+      </w:r>
+      <w:r>
+        <w:rPr>
+          <w:rFonts w:ascii="Times New Roman" w:eastAsia="宋体" w:hAnsi="Times New Roman" w:cs="Times New Roman"/>
+          <w:sz w:val="24"/>
+          <w:lang w:eastAsia="zh-CN"/>
+        </w:rPr>
+        <w:t>。</w:t>
+      </w:r>
+    </w:p>
+    <w:p>
+      <w:pPr>
+        <w:spacing w:after="120" w:line="440" w:lineRule="exact"/>
+        <w:ind w:firstLine="420"/>
+        <w:rPr>
+          <w:rFonts w:ascii="等线" w:eastAsia="等线" w:hAnsi="等线" w:cs="Times New Roman"/>
+          <w:lang w:eastAsia="zh-CN"/>
+        </w:rPr>
+      </w:pPr>
+      <w:r>
+        <w:rPr>
+          <w:rFonts w:ascii="Times New Roman" w:eastAsia="宋体" w:hAnsi="Times New Roman" w:cs="Times New Roman"/>
+          <w:sz w:val="24"/>
+          <w:lang w:eastAsia="zh-CN"/>
+        </w:rPr>
+        <w:t>对每一个映射对</w:t>
+      </w:r>
+      <w:r>
+        <w:rPr>
+          <w:rFonts w:ascii="Times New Roman" w:eastAsia="宋体" w:hAnsi="Times New Roman" w:cs="Times New Roman"/>
+          <w:sz w:val="24"/>
+          <w:lang w:eastAsia="zh-CN"/>
+        </w:rPr>
+        <w:t xml:space="preserve"> (s, d)</w:t>
+      </w:r>
+      <w:r>
+        <w:rPr>
+          <w:rFonts w:ascii="Times New Roman" w:eastAsia="宋体" w:hAnsi="Times New Roman" w:cs="Times New Roman"/>
+          <w:sz w:val="24"/>
+          <w:lang w:eastAsia="zh-CN"/>
+        </w:rPr>
+        <w:t>，新表</w:t>
+      </w:r>
+      <w:r>
+        <w:rPr>
+          <w:rFonts w:ascii="Times New Roman" w:eastAsia="宋体" w:hAnsi="Times New Roman" w:cs="Times New Roman"/>
+          <w:sz w:val="24"/>
+          <w:lang w:eastAsia="zh-CN"/>
+        </w:rPr>
+        <w:t xml:space="preserve"> </w:t>
+      </w:r>
+      <w:proofErr w:type="spellStart"/>
+      <w:r>
+        <w:rPr>
+          <w:rFonts w:ascii="Times New Roman" w:eastAsia="宋体" w:hAnsi="Times New Roman" w:cs="Times New Roman"/>
+          <w:sz w:val="24"/>
+          <w:lang w:eastAsia="zh-CN"/>
+        </w:rPr>
+        <w:t>newMap</w:t>
+      </w:r>
+      <w:proofErr w:type="spellEnd"/>
+      <w:r>
+        <w:rPr>
+          <w:rFonts w:ascii="Times New Roman" w:eastAsia="宋体" w:hAnsi="Times New Roman" w:cs="Times New Roman"/>
+          <w:sz w:val="24"/>
+          <w:lang w:eastAsia="zh-CN"/>
+        </w:rPr>
+        <w:t xml:space="preserve"> </w:t>
+      </w:r>
+      <w:r>
+        <w:rPr>
+          <w:rFonts w:ascii="Times New Roman" w:eastAsia="宋体" w:hAnsi="Times New Roman" w:cs="Times New Roman"/>
+          <w:sz w:val="24"/>
+          <w:lang w:eastAsia="zh-CN"/>
+        </w:rPr>
+        <w:t>按下面的规则取值。若母版中不存在</w:t>
+      </w:r>
+      <w:r>
+        <w:rPr>
+          <w:rFonts w:ascii="Times New Roman" w:eastAsia="宋体" w:hAnsi="Times New Roman" w:cs="Times New Roman"/>
+          <w:sz w:val="24"/>
+          <w:lang w:eastAsia="zh-CN"/>
+        </w:rPr>
+        <w:t xml:space="preserve"> s</w:t>
+      </w:r>
+      <w:r>
+        <w:rPr>
+          <w:rFonts w:ascii="Times New Roman" w:eastAsia="宋体" w:hAnsi="Times New Roman" w:cs="Times New Roman"/>
+          <w:sz w:val="24"/>
+          <w:lang w:eastAsia="zh-CN"/>
+        </w:rPr>
+        <w:t>，目标码位</w:t>
+      </w:r>
+      <w:r>
+        <w:rPr>
+          <w:rFonts w:ascii="Times New Roman" w:eastAsia="宋体" w:hAnsi="Times New Roman" w:cs="Times New Roman"/>
+          <w:sz w:val="24"/>
+          <w:lang w:eastAsia="zh-CN"/>
+        </w:rPr>
+        <w:t xml:space="preserve"> d </w:t>
+      </w:r>
+      <w:r>
+        <w:rPr>
+          <w:rFonts w:ascii="Times New Roman" w:eastAsia="宋体" w:hAnsi="Times New Roman" w:cs="Times New Roman"/>
+          <w:sz w:val="24"/>
+          <w:lang w:eastAsia="zh-CN"/>
+        </w:rPr>
+        <w:t>指向豆腐字形；子集后若连豆腐也不存在，则指向</w:t>
+      </w:r>
+      <w:r>
+        <w:rPr>
+          <w:rFonts w:ascii="Times New Roman" w:eastAsia="宋体" w:hAnsi="Times New Roman" w:cs="Times New Roman"/>
+          <w:sz w:val="24"/>
+          <w:lang w:eastAsia="zh-CN"/>
+        </w:rPr>
+        <w:t xml:space="preserve"> .</w:t>
+      </w:r>
+      <w:proofErr w:type="spellStart"/>
+      <w:r>
+        <w:rPr>
+          <w:rFonts w:ascii="Times New Roman" w:eastAsia="宋体" w:hAnsi="Times New Roman" w:cs="Times New Roman"/>
+          <w:sz w:val="24"/>
+          <w:lang w:eastAsia="zh-CN"/>
+        </w:rPr>
+        <w:t>notdef</w:t>
+      </w:r>
+      <w:proofErr w:type="spellEnd"/>
+      <w:r>
+        <w:rPr>
+          <w:rFonts w:ascii="Times New Roman" w:eastAsia="宋体" w:hAnsi="Times New Roman" w:cs="Times New Roman"/>
+          <w:sz w:val="24"/>
+          <w:lang w:eastAsia="zh-CN"/>
+        </w:rPr>
+        <w:t>。若</w:t>
+      </w:r>
+      <w:r>
+        <w:rPr>
+          <w:rFonts w:ascii="Times New Roman" w:eastAsia="宋体" w:hAnsi="Times New Roman" w:cs="Times New Roman"/>
+          <w:sz w:val="24"/>
+          <w:lang w:eastAsia="zh-CN"/>
+        </w:rPr>
+        <w:t xml:space="preserve"> s </w:t>
+      </w:r>
+      <w:r>
+        <w:rPr>
+          <w:rFonts w:ascii="Times New Roman" w:eastAsia="宋体" w:hAnsi="Times New Roman" w:cs="Times New Roman"/>
+          <w:sz w:val="24"/>
+          <w:lang w:eastAsia="zh-CN"/>
+        </w:rPr>
+        <w:t>在</w:t>
+      </w:r>
+      <w:r>
+        <w:rPr>
+          <w:rFonts w:ascii="Times New Roman" w:eastAsia="宋体" w:hAnsi="Times New Roman" w:cs="Times New Roman"/>
+          <w:sz w:val="24"/>
+          <w:lang w:eastAsia="zh-CN"/>
+        </w:rPr>
+        <w:t xml:space="preserve"> G1 </w:t>
+      </w:r>
+      <w:r>
+        <w:rPr>
+          <w:rFonts w:ascii="Times New Roman" w:eastAsia="宋体" w:hAnsi="Times New Roman" w:cs="Times New Roman"/>
+          <w:sz w:val="24"/>
+          <w:lang w:eastAsia="zh-CN"/>
+        </w:rPr>
+        <w:t>中，则</w:t>
+      </w:r>
+      <w:r>
+        <w:rPr>
+          <w:rFonts w:ascii="Times New Roman" w:eastAsia="宋体" w:hAnsi="Times New Roman" w:cs="Times New Roman"/>
+          <w:sz w:val="24"/>
+          <w:lang w:eastAsia="zh-CN"/>
+        </w:rPr>
+        <w:t xml:space="preserve"> </w:t>
+      </w:r>
+      <w:proofErr w:type="spellStart"/>
+      <w:r>
+        <w:rPr>
+          <w:rFonts w:ascii="Times New Roman" w:eastAsia="宋体" w:hAnsi="Times New Roman" w:cs="Times New Roman"/>
+          <w:sz w:val="24"/>
+          <w:lang w:eastAsia="zh-CN"/>
+        </w:rPr>
+        <w:t>newMap</w:t>
+      </w:r>
+      <w:proofErr w:type="spellEnd"/>
+      <w:r>
+        <w:rPr>
+          <w:rFonts w:ascii="Times New Roman" w:eastAsia="宋体" w:hAnsi="Times New Roman" w:cs="Times New Roman"/>
+          <w:sz w:val="24"/>
+          <w:lang w:eastAsia="zh-CN"/>
+        </w:rPr>
+        <w:t>(d) = G1(s)</w:t>
+      </w:r>
+      <w:r>
+        <w:rPr>
+          <w:rFonts w:ascii="Times New Roman" w:eastAsia="宋体" w:hAnsi="Times New Roman" w:cs="Times New Roman"/>
+          <w:sz w:val="24"/>
+          <w:lang w:eastAsia="zh-CN"/>
+        </w:rPr>
+        <w:t>，也就是原汉字的字形名，而不是原汉字的码位。对每个</w:t>
+      </w:r>
+      <w:proofErr w:type="gramStart"/>
+      <w:r>
+        <w:rPr>
+          <w:rFonts w:ascii="Times New Roman" w:eastAsia="宋体" w:hAnsi="Times New Roman" w:cs="Times New Roman"/>
+          <w:sz w:val="24"/>
+          <w:lang w:eastAsia="zh-CN"/>
+        </w:rPr>
+        <w:t>直通码位</w:t>
+      </w:r>
+      <w:proofErr w:type="gramEnd"/>
+      <w:r>
+        <w:rPr>
+          <w:rFonts w:ascii="Times New Roman" w:eastAsia="宋体" w:hAnsi="Times New Roman" w:cs="Times New Roman"/>
+          <w:sz w:val="24"/>
+          <w:lang w:eastAsia="zh-CN"/>
+        </w:rPr>
+        <w:t xml:space="preserve"> p</w:t>
+      </w:r>
+      <w:r>
+        <w:rPr>
+          <w:rFonts w:ascii="Times New Roman" w:eastAsia="宋体" w:hAnsi="Times New Roman" w:cs="Times New Roman"/>
+          <w:sz w:val="24"/>
+          <w:lang w:eastAsia="zh-CN"/>
+        </w:rPr>
+        <w:t>，若</w:t>
+      </w:r>
+      <w:r>
+        <w:rPr>
+          <w:rFonts w:ascii="Times New Roman" w:eastAsia="宋体" w:hAnsi="Times New Roman" w:cs="Times New Roman"/>
+          <w:sz w:val="24"/>
+          <w:lang w:eastAsia="zh-CN"/>
+        </w:rPr>
+        <w:t xml:space="preserve"> p </w:t>
+      </w:r>
+      <w:r>
+        <w:rPr>
+          <w:rFonts w:ascii="Times New Roman" w:eastAsia="宋体" w:hAnsi="Times New Roman" w:cs="Times New Roman"/>
+          <w:sz w:val="24"/>
+          <w:lang w:eastAsia="zh-CN"/>
+        </w:rPr>
+        <w:t>仍在</w:t>
+      </w:r>
+      <w:r>
+        <w:rPr>
+          <w:rFonts w:ascii="Times New Roman" w:eastAsia="宋体" w:hAnsi="Times New Roman" w:cs="Times New Roman"/>
+          <w:sz w:val="24"/>
+          <w:lang w:eastAsia="zh-CN"/>
+        </w:rPr>
+        <w:t xml:space="preserve"> G1 </w:t>
+      </w:r>
+      <w:r>
+        <w:rPr>
+          <w:rFonts w:ascii="Times New Roman" w:eastAsia="宋体" w:hAnsi="Times New Roman" w:cs="Times New Roman"/>
+          <w:sz w:val="24"/>
+          <w:lang w:eastAsia="zh-CN"/>
+        </w:rPr>
+        <w:t>中，则</w:t>
+      </w:r>
+      <w:r>
+        <w:rPr>
+          <w:rFonts w:ascii="Times New Roman" w:eastAsia="宋体" w:hAnsi="Times New Roman" w:cs="Times New Roman"/>
+          <w:sz w:val="24"/>
+          <w:lang w:eastAsia="zh-CN"/>
+        </w:rPr>
+        <w:t xml:space="preserve"> </w:t>
+      </w:r>
+      <w:proofErr w:type="spellStart"/>
+      <w:r>
+        <w:rPr>
+          <w:rFonts w:ascii="Times New Roman" w:eastAsia="宋体" w:hAnsi="Times New Roman" w:cs="Times New Roman"/>
+          <w:sz w:val="24"/>
+          <w:lang w:eastAsia="zh-CN"/>
+        </w:rPr>
+        <w:t>newMap</w:t>
+      </w:r>
+      <w:proofErr w:type="spellEnd"/>
+      <w:r>
+        <w:rPr>
+          <w:rFonts w:ascii="Times New Roman" w:eastAsia="宋体" w:hAnsi="Times New Roman" w:cs="Times New Roman"/>
+          <w:sz w:val="24"/>
+          <w:lang w:eastAsia="zh-CN"/>
+        </w:rPr>
+        <w:t>(p) = G1(p)</w:t>
+      </w:r>
+      <w:r>
+        <w:rPr>
+          <w:rFonts w:ascii="Times New Roman" w:eastAsia="宋体" w:hAnsi="Times New Roman" w:cs="Times New Roman"/>
+          <w:sz w:val="24"/>
+          <w:lang w:eastAsia="zh-CN"/>
+        </w:rPr>
+        <w:t>。这样换行仍然换行，汉字的形被挂到私有区。</w:t>
+      </w:r>
+    </w:p>
+    <w:p>
+      <w:pPr>
+        <w:spacing w:after="120" w:line="440" w:lineRule="exact"/>
+        <w:ind w:firstLine="420"/>
+        <w:rPr>
+          <w:rFonts w:ascii="等线" w:eastAsia="等线" w:hAnsi="等线" w:cs="Times New Roman"/>
+          <w:lang w:eastAsia="zh-CN"/>
+        </w:rPr>
+      </w:pPr>
+      <w:r>
+        <w:rPr>
+          <w:rFonts w:ascii="Times New Roman" w:eastAsia="宋体" w:hAnsi="Times New Roman" w:cs="Times New Roman"/>
+          <w:sz w:val="24"/>
+          <w:lang w:eastAsia="zh-CN"/>
+        </w:rPr>
+        <w:t>子</w:t>
+      </w:r>
+      <w:proofErr w:type="gramStart"/>
+      <w:r>
+        <w:rPr>
+          <w:rFonts w:ascii="Times New Roman" w:eastAsia="宋体" w:hAnsi="Times New Roman" w:cs="Times New Roman"/>
+          <w:sz w:val="24"/>
+          <w:lang w:eastAsia="zh-CN"/>
+        </w:rPr>
+        <w:t>表格式由</w:t>
+      </w:r>
+      <w:proofErr w:type="gramEnd"/>
+      <w:r>
+        <w:rPr>
+          <w:rFonts w:ascii="Times New Roman" w:eastAsia="宋体" w:hAnsi="Times New Roman" w:cs="Times New Roman"/>
+          <w:sz w:val="24"/>
+          <w:lang w:eastAsia="zh-CN"/>
+        </w:rPr>
+        <w:t xml:space="preserve"> </w:t>
+      </w:r>
+      <w:proofErr w:type="spellStart"/>
+      <w:r>
+        <w:rPr>
+          <w:rFonts w:ascii="Times New Roman" w:eastAsia="宋体" w:hAnsi="Times New Roman" w:cs="Times New Roman"/>
+          <w:sz w:val="24"/>
+          <w:lang w:eastAsia="zh-CN"/>
+        </w:rPr>
+        <w:t>newMap</w:t>
+      </w:r>
+      <w:proofErr w:type="spellEnd"/>
+      <w:r>
+        <w:rPr>
+          <w:rFonts w:ascii="Times New Roman" w:eastAsia="宋体" w:hAnsi="Times New Roman" w:cs="Times New Roman"/>
+          <w:sz w:val="24"/>
+          <w:lang w:eastAsia="zh-CN"/>
+        </w:rPr>
+        <w:t xml:space="preserve"> </w:t>
+      </w:r>
+      <w:r>
+        <w:rPr>
+          <w:rFonts w:ascii="Times New Roman" w:eastAsia="宋体" w:hAnsi="Times New Roman" w:cs="Times New Roman"/>
+          <w:sz w:val="24"/>
+          <w:lang w:eastAsia="zh-CN"/>
+        </w:rPr>
+        <w:t>的</w:t>
+      </w:r>
+      <w:proofErr w:type="gramStart"/>
+      <w:r>
+        <w:rPr>
+          <w:rFonts w:ascii="Times New Roman" w:eastAsia="宋体" w:hAnsi="Times New Roman" w:cs="Times New Roman"/>
+          <w:sz w:val="24"/>
+          <w:lang w:eastAsia="zh-CN"/>
+        </w:rPr>
+        <w:t>最大码位决定</w:t>
+      </w:r>
+      <w:proofErr w:type="gramEnd"/>
+      <w:r>
+        <w:rPr>
+          <w:rFonts w:ascii="Times New Roman" w:eastAsia="宋体" w:hAnsi="Times New Roman" w:cs="Times New Roman"/>
+          <w:sz w:val="24"/>
+          <w:lang w:eastAsia="zh-CN"/>
+        </w:rPr>
+        <w:t>。</w:t>
+      </w:r>
+      <w:proofErr w:type="gramStart"/>
+      <w:r>
+        <w:rPr>
+          <w:rFonts w:ascii="Times New Roman" w:eastAsia="宋体" w:hAnsi="Times New Roman" w:cs="Times New Roman"/>
+          <w:sz w:val="24"/>
+          <w:lang w:eastAsia="zh-CN"/>
+        </w:rPr>
+        <w:t>最大码位不</w:t>
+      </w:r>
+      <w:proofErr w:type="gramEnd"/>
+      <w:r>
+        <w:rPr>
+          <w:rFonts w:ascii="Times New Roman" w:eastAsia="宋体" w:hAnsi="Times New Roman" w:cs="Times New Roman"/>
+          <w:sz w:val="24"/>
+          <w:lang w:eastAsia="zh-CN"/>
+        </w:rPr>
+        <w:t>超过</w:t>
+      </w:r>
+      <w:r>
+        <w:rPr>
+          <w:rFonts w:ascii="Times New Roman" w:eastAsia="宋体" w:hAnsi="Times New Roman" w:cs="Times New Roman"/>
+          <w:sz w:val="24"/>
+          <w:lang w:eastAsia="zh-CN"/>
+        </w:rPr>
+        <w:t xml:space="preserve"> U+FFFF </w:t>
+      </w:r>
+      <w:r>
+        <w:rPr>
+          <w:rFonts w:ascii="Times New Roman" w:eastAsia="宋体" w:hAnsi="Times New Roman" w:cs="Times New Roman"/>
+          <w:sz w:val="24"/>
+          <w:lang w:eastAsia="zh-CN"/>
+        </w:rPr>
+        <w:t>时写</w:t>
+      </w:r>
+      <w:r>
+        <w:rPr>
+          <w:rFonts w:ascii="Times New Roman" w:eastAsia="宋体" w:hAnsi="Times New Roman" w:cs="Times New Roman"/>
+          <w:sz w:val="24"/>
+          <w:lang w:eastAsia="zh-CN"/>
+        </w:rPr>
+        <w:t xml:space="preserve"> format 4</w:t>
+      </w:r>
+      <w:r>
+        <w:rPr>
+          <w:rFonts w:ascii="Times New Roman" w:eastAsia="宋体" w:hAnsi="Times New Roman" w:cs="Times New Roman"/>
+          <w:sz w:val="24"/>
+          <w:lang w:eastAsia="zh-CN"/>
+        </w:rPr>
+        <w:t>，平台记录为</w:t>
+      </w:r>
+      <w:r>
+        <w:rPr>
+          <w:rFonts w:ascii="Times New Roman" w:eastAsia="宋体" w:hAnsi="Times New Roman" w:cs="Times New Roman"/>
+          <w:sz w:val="24"/>
+          <w:lang w:eastAsia="zh-CN"/>
+        </w:rPr>
+        <w:t xml:space="preserve"> Microsoft (3,1) </w:t>
+      </w:r>
+      <w:r>
+        <w:rPr>
+          <w:rFonts w:ascii="Times New Roman" w:eastAsia="宋体" w:hAnsi="Times New Roman" w:cs="Times New Roman"/>
+          <w:sz w:val="24"/>
+          <w:lang w:eastAsia="zh-CN"/>
+        </w:rPr>
+        <w:t>与</w:t>
+      </w:r>
+      <w:r>
+        <w:rPr>
+          <w:rFonts w:ascii="Times New Roman" w:eastAsia="宋体" w:hAnsi="Times New Roman" w:cs="Times New Roman"/>
+          <w:sz w:val="24"/>
+          <w:lang w:eastAsia="zh-CN"/>
+        </w:rPr>
+        <w:t xml:space="preserve"> Unicode (0,3)</w:t>
+      </w:r>
+      <w:r>
+        <w:rPr>
+          <w:rFonts w:ascii="Times New Roman" w:eastAsia="宋体" w:hAnsi="Times New Roman" w:cs="Times New Roman"/>
+          <w:sz w:val="24"/>
+          <w:lang w:eastAsia="zh-CN"/>
+        </w:rPr>
+        <w:t>。一旦用到补充私有区，改写</w:t>
+      </w:r>
+      <w:r>
+        <w:rPr>
+          <w:rFonts w:ascii="Times New Roman" w:eastAsia="宋体" w:hAnsi="Times New Roman" w:cs="Times New Roman"/>
+          <w:sz w:val="24"/>
+          <w:lang w:eastAsia="zh-CN"/>
+        </w:rPr>
+        <w:t xml:space="preserve"> format 12</w:t>
+      </w:r>
+      <w:r>
+        <w:rPr>
+          <w:rFonts w:ascii="Times New Roman" w:eastAsia="宋体" w:hAnsi="Times New Roman" w:cs="Times New Roman"/>
+          <w:sz w:val="24"/>
+          <w:lang w:eastAsia="zh-CN"/>
+        </w:rPr>
+        <w:t>，平台记录为</w:t>
+      </w:r>
+      <w:r>
+        <w:rPr>
+          <w:rFonts w:ascii="Times New Roman" w:eastAsia="宋体" w:hAnsi="Times New Roman" w:cs="Times New Roman"/>
+          <w:sz w:val="24"/>
+          <w:lang w:eastAsia="zh-CN"/>
+        </w:rPr>
+        <w:t xml:space="preserve"> (3,10) </w:t>
+      </w:r>
+      <w:r>
+        <w:rPr>
+          <w:rFonts w:ascii="Times New Roman" w:eastAsia="宋体" w:hAnsi="Times New Roman" w:cs="Times New Roman"/>
+          <w:sz w:val="24"/>
+          <w:lang w:eastAsia="zh-CN"/>
+        </w:rPr>
+        <w:t>与</w:t>
+      </w:r>
+      <w:r>
+        <w:rPr>
+          <w:rFonts w:ascii="Times New Roman" w:eastAsia="宋体" w:hAnsi="Times New Roman" w:cs="Times New Roman"/>
+          <w:sz w:val="24"/>
+          <w:lang w:eastAsia="zh-CN"/>
+        </w:rPr>
+        <w:t xml:space="preserve"> (0,4)</w:t>
+      </w:r>
+      <w:r>
+        <w:rPr>
+          <w:rFonts w:ascii="Times New Roman" w:eastAsia="宋体" w:hAnsi="Times New Roman" w:cs="Times New Roman"/>
+          <w:sz w:val="24"/>
+          <w:lang w:eastAsia="zh-CN"/>
+        </w:rPr>
+        <w:t>。两套平台各写一份，避免不同浏览器选中不同子表后出现一个能读、一个全是方框。</w:t>
+      </w:r>
+      <w:proofErr w:type="gramStart"/>
+      <w:r>
+        <w:rPr>
+          <w:rFonts w:ascii="Times New Roman" w:eastAsia="宋体" w:hAnsi="Times New Roman" w:cs="Times New Roman"/>
+          <w:sz w:val="24"/>
+          <w:lang w:eastAsia="zh-CN"/>
+        </w:rPr>
+        <w:t>旧子表</w:t>
+      </w:r>
+      <w:proofErr w:type="gramEnd"/>
+      <w:r>
+        <w:rPr>
+          <w:rFonts w:ascii="Times New Roman" w:eastAsia="宋体" w:hAnsi="Times New Roman" w:cs="Times New Roman"/>
+          <w:sz w:val="24"/>
+          <w:lang w:eastAsia="zh-CN"/>
+        </w:rPr>
+        <w:t>在写入</w:t>
+      </w:r>
+      <w:proofErr w:type="gramStart"/>
+      <w:r>
+        <w:rPr>
+          <w:rFonts w:ascii="Times New Roman" w:eastAsia="宋体" w:hAnsi="Times New Roman" w:cs="Times New Roman"/>
+          <w:sz w:val="24"/>
+          <w:lang w:eastAsia="zh-CN"/>
+        </w:rPr>
+        <w:t>前整体</w:t>
+      </w:r>
+      <w:proofErr w:type="gramEnd"/>
+      <w:r>
+        <w:rPr>
+          <w:rFonts w:ascii="Times New Roman" w:eastAsia="宋体" w:hAnsi="Times New Roman" w:cs="Times New Roman"/>
+          <w:sz w:val="24"/>
+          <w:lang w:eastAsia="zh-CN"/>
+        </w:rPr>
+        <w:t>替换，不与母版</w:t>
+      </w:r>
+      <w:r>
+        <w:rPr>
+          <w:rFonts w:ascii="Times New Roman" w:eastAsia="宋体" w:hAnsi="Times New Roman" w:cs="Times New Roman"/>
+          <w:sz w:val="24"/>
+          <w:lang w:eastAsia="zh-CN"/>
+        </w:rPr>
+        <w:t xml:space="preserve"> </w:t>
+      </w:r>
+      <w:proofErr w:type="spellStart"/>
+      <w:r>
+        <w:rPr>
+          <w:rFonts w:ascii="Times New Roman" w:eastAsia="宋体" w:hAnsi="Times New Roman" w:cs="Times New Roman"/>
+          <w:sz w:val="24"/>
+          <w:lang w:eastAsia="zh-CN"/>
+        </w:rPr>
+        <w:t>cmap</w:t>
+      </w:r>
+      <w:proofErr w:type="spellEnd"/>
+      <w:r>
+        <w:rPr>
+          <w:rFonts w:ascii="Times New Roman" w:eastAsia="宋体" w:hAnsi="Times New Roman" w:cs="Times New Roman"/>
+          <w:sz w:val="24"/>
+          <w:lang w:eastAsia="zh-CN"/>
+        </w:rPr>
+        <w:t xml:space="preserve"> </w:t>
+      </w:r>
+      <w:r>
+        <w:rPr>
+          <w:rFonts w:ascii="Times New Roman" w:eastAsia="宋体" w:hAnsi="Times New Roman" w:cs="Times New Roman"/>
+          <w:sz w:val="24"/>
+          <w:lang w:eastAsia="zh-CN"/>
+        </w:rPr>
+        <w:t>并存。</w:t>
+      </w:r>
+    </w:p>
+    <w:p>
+      <w:pPr>
+        <w:spacing w:after="120" w:line="440" w:lineRule="exact"/>
+        <w:ind w:firstLine="420"/>
+        <w:rPr>
+          <w:rFonts w:ascii="等线" w:eastAsia="等线" w:hAnsi="等线" w:cs="Times New Roman"/>
+        </w:rPr>
+      </w:pPr>
+      <w:proofErr w:type="spellStart"/>
+      <w:r>
+        <w:rPr>
+          <w:rFonts w:ascii="Times New Roman" w:eastAsia="宋体" w:hAnsi="Times New Roman" w:cs="Times New Roman"/>
+          <w:sz w:val="24"/>
+        </w:rPr>
+        <w:lastRenderedPageBreak/>
+        <w:t>名称表同时改写。</w:t>
+      </w:r>
+      <w:r>
+        <w:rPr>
+          <w:rFonts w:ascii="Times New Roman" w:eastAsia="宋体" w:hAnsi="Times New Roman" w:cs="Times New Roman"/>
+          <w:sz w:val="24"/>
+        </w:rPr>
+        <w:t>name</w:t>
+      </w:r>
+      <w:proofErr w:type="spellEnd"/>
+      <w:r>
+        <w:rPr>
+          <w:rFonts w:ascii="Times New Roman" w:eastAsia="宋体" w:hAnsi="Times New Roman" w:cs="Times New Roman"/>
+          <w:sz w:val="24"/>
+        </w:rPr>
+        <w:t xml:space="preserve"> ID 1 </w:t>
+      </w:r>
+      <w:r>
+        <w:rPr>
+          <w:rFonts w:ascii="Times New Roman" w:eastAsia="宋体" w:hAnsi="Times New Roman" w:cs="Times New Roman"/>
+          <w:sz w:val="24"/>
+        </w:rPr>
+        <w:t>与</w:t>
+      </w:r>
+      <w:r>
+        <w:rPr>
+          <w:rFonts w:ascii="Times New Roman" w:eastAsia="宋体" w:hAnsi="Times New Roman" w:cs="Times New Roman"/>
+          <w:sz w:val="24"/>
+        </w:rPr>
+        <w:t xml:space="preserve"> 16 </w:t>
+      </w:r>
+      <w:proofErr w:type="spellStart"/>
+      <w:r>
+        <w:rPr>
+          <w:rFonts w:ascii="Times New Roman" w:eastAsia="宋体" w:hAnsi="Times New Roman" w:cs="Times New Roman"/>
+          <w:sz w:val="24"/>
+        </w:rPr>
+        <w:t>为新家族名，前缀固定为</w:t>
+      </w:r>
+      <w:proofErr w:type="spellEnd"/>
+      <w:r>
+        <w:rPr>
+          <w:rFonts w:ascii="Times New Roman" w:eastAsia="宋体" w:hAnsi="Times New Roman" w:cs="Times New Roman"/>
+          <w:sz w:val="24"/>
+        </w:rPr>
+        <w:t xml:space="preserve"> pr-</w:t>
+      </w:r>
+      <w:proofErr w:type="spellStart"/>
+      <w:r>
+        <w:rPr>
+          <w:rFonts w:ascii="Times New Roman" w:eastAsia="宋体" w:hAnsi="Times New Roman" w:cs="Times New Roman"/>
+          <w:sz w:val="24"/>
+        </w:rPr>
+        <w:t>sess</w:t>
+      </w:r>
+      <w:proofErr w:type="spellEnd"/>
+      <w:r>
+        <w:rPr>
+          <w:rFonts w:ascii="Times New Roman" w:eastAsia="宋体" w:hAnsi="Times New Roman" w:cs="Times New Roman"/>
+          <w:sz w:val="24"/>
+        </w:rPr>
+        <w:t>-</w:t>
+      </w:r>
+      <w:r>
+        <w:rPr>
+          <w:rFonts w:ascii="Times New Roman" w:eastAsia="宋体" w:hAnsi="Times New Roman" w:cs="Times New Roman"/>
+          <w:sz w:val="24"/>
+        </w:rPr>
+        <w:t>；</w:t>
+      </w:r>
+      <w:r>
+        <w:rPr>
+          <w:rFonts w:ascii="Times New Roman" w:eastAsia="宋体" w:hAnsi="Times New Roman" w:cs="Times New Roman"/>
+          <w:sz w:val="24"/>
+        </w:rPr>
+        <w:t xml:space="preserve">ID 6 </w:t>
+      </w:r>
+      <w:r>
+        <w:rPr>
+          <w:rFonts w:ascii="Times New Roman" w:eastAsia="宋体" w:hAnsi="Times New Roman" w:cs="Times New Roman"/>
+          <w:sz w:val="24"/>
+        </w:rPr>
+        <w:t>为</w:t>
+      </w:r>
+      <w:r>
+        <w:rPr>
+          <w:rFonts w:ascii="Times New Roman" w:eastAsia="宋体" w:hAnsi="Times New Roman" w:cs="Times New Roman"/>
+          <w:sz w:val="24"/>
+        </w:rPr>
+        <w:t xml:space="preserve"> PostScript </w:t>
+      </w:r>
+      <w:proofErr w:type="spellStart"/>
+      <w:r>
+        <w:rPr>
+          <w:rFonts w:ascii="Times New Roman" w:eastAsia="宋体" w:hAnsi="Times New Roman" w:cs="Times New Roman"/>
+          <w:sz w:val="24"/>
+        </w:rPr>
+        <w:t>名，前缀为</w:t>
+      </w:r>
+      <w:proofErr w:type="spellEnd"/>
+      <w:r>
+        <w:rPr>
+          <w:rFonts w:ascii="Times New Roman" w:eastAsia="宋体" w:hAnsi="Times New Roman" w:cs="Times New Roman"/>
+          <w:sz w:val="24"/>
+        </w:rPr>
+        <w:t xml:space="preserve"> </w:t>
+      </w:r>
+      <w:proofErr w:type="spellStart"/>
+      <w:r>
+        <w:rPr>
+          <w:rFonts w:ascii="Times New Roman" w:eastAsia="宋体" w:hAnsi="Times New Roman" w:cs="Times New Roman"/>
+          <w:sz w:val="24"/>
+        </w:rPr>
+        <w:t>PrSess</w:t>
+      </w:r>
+      <w:r>
+        <w:rPr>
+          <w:rFonts w:ascii="Times New Roman" w:eastAsia="宋体" w:hAnsi="Times New Roman" w:cs="Times New Roman"/>
+          <w:sz w:val="24"/>
+        </w:rPr>
+        <w:t>；</w:t>
+      </w:r>
+      <w:r>
+        <w:rPr>
+          <w:rFonts w:ascii="Times New Roman" w:eastAsia="宋体" w:hAnsi="Times New Roman" w:cs="Times New Roman"/>
+          <w:sz w:val="24"/>
+        </w:rPr>
+        <w:t>ID</w:t>
+      </w:r>
+      <w:proofErr w:type="spellEnd"/>
+      <w:r>
+        <w:rPr>
+          <w:rFonts w:ascii="Times New Roman" w:eastAsia="宋体" w:hAnsi="Times New Roman" w:cs="Times New Roman"/>
+          <w:sz w:val="24"/>
+        </w:rPr>
+        <w:t xml:space="preserve"> 4 </w:t>
+      </w:r>
+      <w:proofErr w:type="spellStart"/>
+      <w:r>
+        <w:rPr>
+          <w:rFonts w:ascii="Times New Roman" w:eastAsia="宋体" w:hAnsi="Times New Roman" w:cs="Times New Roman"/>
+          <w:sz w:val="24"/>
+        </w:rPr>
+        <w:t>为显示全名；</w:t>
+      </w:r>
+      <w:r>
+        <w:rPr>
+          <w:rFonts w:ascii="Times New Roman" w:eastAsia="宋体" w:hAnsi="Times New Roman" w:cs="Times New Roman"/>
+          <w:sz w:val="24"/>
+        </w:rPr>
+        <w:t>ID</w:t>
+      </w:r>
+      <w:proofErr w:type="spellEnd"/>
+      <w:r>
+        <w:rPr>
+          <w:rFonts w:ascii="Times New Roman" w:eastAsia="宋体" w:hAnsi="Times New Roman" w:cs="Times New Roman"/>
+          <w:sz w:val="24"/>
+        </w:rPr>
+        <w:t xml:space="preserve"> 3 </w:t>
+      </w:r>
+      <w:proofErr w:type="spellStart"/>
+      <w:r>
+        <w:rPr>
+          <w:rFonts w:ascii="Times New Roman" w:eastAsia="宋体" w:hAnsi="Times New Roman" w:cs="Times New Roman"/>
+          <w:sz w:val="24"/>
+        </w:rPr>
+        <w:t>写入</w:t>
+      </w:r>
+      <w:proofErr w:type="spellEnd"/>
+      <w:r>
+        <w:rPr>
+          <w:rFonts w:ascii="Times New Roman" w:eastAsia="宋体" w:hAnsi="Times New Roman" w:cs="Times New Roman"/>
+          <w:sz w:val="24"/>
+        </w:rPr>
+        <w:t xml:space="preserve"> petrichor-reader </w:t>
+      </w:r>
+      <w:proofErr w:type="spellStart"/>
+      <w:r>
+        <w:rPr>
+          <w:rFonts w:ascii="Times New Roman" w:eastAsia="宋体" w:hAnsi="Times New Roman" w:cs="Times New Roman"/>
+          <w:sz w:val="24"/>
+        </w:rPr>
+        <w:t>标记，便于事后辨认生成物。不得继续使用</w:t>
+      </w:r>
+      <w:proofErr w:type="spellEnd"/>
+      <w:r>
+        <w:rPr>
+          <w:rFonts w:ascii="Times New Roman" w:eastAsia="宋体" w:hAnsi="Times New Roman" w:cs="Times New Roman"/>
+          <w:sz w:val="24"/>
+        </w:rPr>
+        <w:t xml:space="preserve"> </w:t>
+      </w:r>
+      <w:proofErr w:type="spellStart"/>
+      <w:r>
+        <w:rPr>
+          <w:rFonts w:ascii="Times New Roman" w:eastAsia="宋体" w:hAnsi="Times New Roman" w:cs="Times New Roman"/>
+          <w:sz w:val="24"/>
+        </w:rPr>
+        <w:t>Noto</w:t>
+      </w:r>
+      <w:r>
+        <w:rPr>
+          <w:rFonts w:ascii="Times New Roman" w:eastAsia="宋体" w:hAnsi="Times New Roman" w:cs="Times New Roman"/>
+          <w:sz w:val="24"/>
+        </w:rPr>
+        <w:t>、</w:t>
+      </w:r>
+      <w:r>
+        <w:rPr>
+          <w:rFonts w:ascii="Times New Roman" w:eastAsia="宋体" w:hAnsi="Times New Roman" w:cs="Times New Roman"/>
+          <w:sz w:val="24"/>
+        </w:rPr>
+        <w:t>Source</w:t>
+      </w:r>
+      <w:proofErr w:type="spellEnd"/>
+      <w:r>
+        <w:rPr>
+          <w:rFonts w:ascii="Times New Roman" w:eastAsia="宋体" w:hAnsi="Times New Roman" w:cs="Times New Roman"/>
+          <w:sz w:val="24"/>
+        </w:rPr>
+        <w:t xml:space="preserve"> </w:t>
+      </w:r>
+      <w:proofErr w:type="spellStart"/>
+      <w:r>
+        <w:rPr>
+          <w:rFonts w:ascii="Times New Roman" w:eastAsia="宋体" w:hAnsi="Times New Roman" w:cs="Times New Roman"/>
+          <w:sz w:val="24"/>
+        </w:rPr>
+        <w:t>等母版保留名。文件</w:t>
+      </w:r>
+      <w:proofErr w:type="spellEnd"/>
+      <w:r>
+        <w:rPr>
+          <w:rFonts w:ascii="Times New Roman" w:eastAsia="宋体" w:hAnsi="Times New Roman" w:cs="Times New Roman"/>
+          <w:sz w:val="24"/>
+        </w:rPr>
+        <w:t xml:space="preserve"> flavor </w:t>
+      </w:r>
+      <w:proofErr w:type="spellStart"/>
+      <w:r>
+        <w:rPr>
+          <w:rFonts w:ascii="Times New Roman" w:eastAsia="宋体" w:hAnsi="Times New Roman" w:cs="Times New Roman"/>
+          <w:sz w:val="24"/>
+        </w:rPr>
+        <w:t>设为</w:t>
+      </w:r>
+      <w:proofErr w:type="spellEnd"/>
+      <w:r>
+        <w:rPr>
+          <w:rFonts w:ascii="Times New Roman" w:eastAsia="宋体" w:hAnsi="Times New Roman" w:cs="Times New Roman"/>
+          <w:sz w:val="24"/>
+        </w:rPr>
+        <w:t xml:space="preserve"> woff2</w:t>
+      </w:r>
+      <w:r>
+        <w:rPr>
+          <w:rFonts w:ascii="Times New Roman" w:eastAsia="宋体" w:hAnsi="Times New Roman" w:cs="Times New Roman"/>
+          <w:sz w:val="24"/>
+        </w:rPr>
+        <w:t>。</w:t>
+      </w:r>
+      <w:r>
+        <w:rPr>
+          <w:rFonts w:ascii="Times New Roman" w:eastAsia="宋体" w:hAnsi="Times New Roman" w:cs="Times New Roman"/>
+          <w:sz w:val="24"/>
+        </w:rPr>
+        <w:t xml:space="preserve">Node </w:t>
+      </w:r>
+      <w:proofErr w:type="spellStart"/>
+      <w:r>
+        <w:rPr>
+          <w:rFonts w:ascii="Times New Roman" w:eastAsia="宋体" w:hAnsi="Times New Roman" w:cs="Times New Roman"/>
+          <w:sz w:val="24"/>
+        </w:rPr>
+        <w:t>侧不解析</w:t>
+      </w:r>
+      <w:proofErr w:type="spellEnd"/>
+      <w:r>
+        <w:rPr>
+          <w:rFonts w:ascii="Times New Roman" w:eastAsia="宋体" w:hAnsi="Times New Roman" w:cs="Times New Roman"/>
+          <w:sz w:val="24"/>
+        </w:rPr>
+        <w:t xml:space="preserve"> </w:t>
+      </w:r>
+      <w:proofErr w:type="spellStart"/>
+      <w:r>
+        <w:rPr>
+          <w:rFonts w:ascii="Times New Roman" w:eastAsia="宋体" w:hAnsi="Times New Roman" w:cs="Times New Roman"/>
+          <w:sz w:val="24"/>
+        </w:rPr>
+        <w:t>OpenType</w:t>
+      </w:r>
+      <w:r>
+        <w:rPr>
+          <w:rFonts w:ascii="Times New Roman" w:eastAsia="宋体" w:hAnsi="Times New Roman" w:cs="Times New Roman"/>
+          <w:sz w:val="24"/>
+        </w:rPr>
+        <w:t>，只通过标准输入把</w:t>
+      </w:r>
+      <w:proofErr w:type="spellEnd"/>
+      <w:r>
+        <w:rPr>
+          <w:rFonts w:ascii="Times New Roman" w:eastAsia="宋体" w:hAnsi="Times New Roman" w:cs="Times New Roman"/>
+          <w:sz w:val="24"/>
+        </w:rPr>
+        <w:t xml:space="preserve"> JSON </w:t>
+      </w:r>
+      <w:proofErr w:type="spellStart"/>
+      <w:r>
+        <w:rPr>
+          <w:rFonts w:ascii="Times New Roman" w:eastAsia="宋体" w:hAnsi="Times New Roman" w:cs="Times New Roman"/>
+          <w:sz w:val="24"/>
+        </w:rPr>
+        <w:t>任务交给</w:t>
+      </w:r>
+      <w:proofErr w:type="spellEnd"/>
+      <w:r>
+        <w:rPr>
+          <w:rFonts w:ascii="Times New Roman" w:eastAsia="宋体" w:hAnsi="Times New Roman" w:cs="Times New Roman"/>
+          <w:sz w:val="24"/>
+        </w:rPr>
+        <w:t xml:space="preserve"> </w:t>
+      </w:r>
+      <w:proofErr w:type="spellStart"/>
+      <w:r>
+        <w:rPr>
+          <w:rFonts w:ascii="Times New Roman" w:eastAsia="宋体" w:hAnsi="Times New Roman" w:cs="Times New Roman"/>
+          <w:sz w:val="24"/>
+        </w:rPr>
+        <w:t>Python</w:t>
+      </w:r>
+      <w:r>
+        <w:rPr>
+          <w:rFonts w:ascii="Times New Roman" w:eastAsia="宋体" w:hAnsi="Times New Roman" w:cs="Times New Roman"/>
+          <w:sz w:val="24"/>
+        </w:rPr>
+        <w:t>，解释器可由</w:t>
+      </w:r>
+      <w:proofErr w:type="spellEnd"/>
+      <w:r>
+        <w:rPr>
+          <w:rFonts w:ascii="Times New Roman" w:eastAsia="宋体" w:hAnsi="Times New Roman" w:cs="Times New Roman"/>
+          <w:sz w:val="24"/>
+        </w:rPr>
+        <w:t xml:space="preserve"> READER_PYTHON </w:t>
+      </w:r>
+      <w:proofErr w:type="spellStart"/>
+      <w:r>
+        <w:rPr>
+          <w:rFonts w:ascii="Times New Roman" w:eastAsia="宋体" w:hAnsi="Times New Roman" w:cs="Times New Roman"/>
+          <w:sz w:val="24"/>
+        </w:rPr>
+        <w:t>指定</w:t>
+      </w:r>
+      <w:proofErr w:type="spellEnd"/>
+      <w:r>
+        <w:rPr>
+          <w:rFonts w:ascii="Times New Roman" w:eastAsia="宋体" w:hAnsi="Times New Roman" w:cs="Times New Roman"/>
+          <w:sz w:val="24"/>
+        </w:rPr>
+        <w:t>。</w:t>
+      </w:r>
+    </w:p>
+    <w:p>
+      <w:pPr>
+        <w:spacing w:after="120" w:line="440" w:lineRule="exact"/>
+        <w:ind w:firstLine="420"/>
+        <w:rPr>
+          <w:rFonts w:ascii="等线" w:eastAsia="等线" w:hAnsi="等线" w:cs="Times New Roman"/>
+        </w:rPr>
+      </w:pPr>
+      <w:proofErr w:type="spellStart"/>
+      <w:r>
+        <w:rPr>
+          <w:rFonts w:ascii="Times New Roman" w:eastAsia="宋体" w:hAnsi="Times New Roman" w:cs="Times New Roman"/>
+          <w:sz w:val="24"/>
+        </w:rPr>
+        <w:t>子集选项关闭</w:t>
+      </w:r>
+      <w:proofErr w:type="spellEnd"/>
+      <w:r>
+        <w:rPr>
+          <w:rFonts w:ascii="Times New Roman" w:eastAsia="宋体" w:hAnsi="Times New Roman" w:cs="Times New Roman"/>
+          <w:sz w:val="24"/>
+        </w:rPr>
+        <w:t xml:space="preserve"> hinting </w:t>
+      </w:r>
+      <w:proofErr w:type="spellStart"/>
+      <w:r>
+        <w:rPr>
+          <w:rFonts w:ascii="Times New Roman" w:eastAsia="宋体" w:hAnsi="Times New Roman" w:cs="Times New Roman"/>
+          <w:sz w:val="24"/>
+        </w:rPr>
+        <w:t>和版式特性，打开</w:t>
+      </w:r>
+      <w:proofErr w:type="spellEnd"/>
+      <w:r>
+        <w:rPr>
+          <w:rFonts w:ascii="Times New Roman" w:eastAsia="宋体" w:hAnsi="Times New Roman" w:cs="Times New Roman"/>
+          <w:sz w:val="24"/>
+        </w:rPr>
+        <w:t xml:space="preserve"> </w:t>
+      </w:r>
+      <w:proofErr w:type="spellStart"/>
+      <w:r>
+        <w:rPr>
+          <w:rFonts w:ascii="Times New Roman" w:eastAsia="宋体" w:hAnsi="Times New Roman" w:cs="Times New Roman"/>
+          <w:sz w:val="24"/>
+        </w:rPr>
+        <w:t>desubroutinize</w:t>
+      </w:r>
+      <w:r>
+        <w:rPr>
+          <w:rFonts w:ascii="Times New Roman" w:eastAsia="宋体" w:hAnsi="Times New Roman" w:cs="Times New Roman"/>
+          <w:sz w:val="24"/>
+        </w:rPr>
+        <w:t>，并丢弃</w:t>
+      </w:r>
+      <w:proofErr w:type="spellEnd"/>
+      <w:r>
+        <w:rPr>
+          <w:rFonts w:ascii="Times New Roman" w:eastAsia="宋体" w:hAnsi="Times New Roman" w:cs="Times New Roman"/>
+          <w:sz w:val="24"/>
+        </w:rPr>
+        <w:t xml:space="preserve"> </w:t>
+      </w:r>
+      <w:proofErr w:type="spellStart"/>
+      <w:r>
+        <w:rPr>
+          <w:rFonts w:ascii="Times New Roman" w:eastAsia="宋体" w:hAnsi="Times New Roman" w:cs="Times New Roman"/>
+          <w:sz w:val="24"/>
+        </w:rPr>
+        <w:t>DSIG</w:t>
+      </w:r>
+      <w:r>
+        <w:rPr>
+          <w:rFonts w:ascii="Times New Roman" w:eastAsia="宋体" w:hAnsi="Times New Roman" w:cs="Times New Roman"/>
+          <w:sz w:val="24"/>
+        </w:rPr>
+        <w:t>。前者减小体积，后者避免</w:t>
+      </w:r>
+      <w:proofErr w:type="spellEnd"/>
+      <w:r>
+        <w:rPr>
+          <w:rFonts w:ascii="Times New Roman" w:eastAsia="宋体" w:hAnsi="Times New Roman" w:cs="Times New Roman"/>
+          <w:sz w:val="24"/>
+        </w:rPr>
+        <w:t xml:space="preserve"> CFF </w:t>
+      </w:r>
+      <w:proofErr w:type="spellStart"/>
+      <w:r>
+        <w:rPr>
+          <w:rFonts w:ascii="Times New Roman" w:eastAsia="宋体" w:hAnsi="Times New Roman" w:cs="Times New Roman"/>
+          <w:sz w:val="24"/>
+        </w:rPr>
+        <w:t>子例程在</w:t>
+      </w:r>
+      <w:proofErr w:type="spellEnd"/>
+      <w:r>
+        <w:rPr>
+          <w:rFonts w:ascii="Times New Roman" w:eastAsia="宋体" w:hAnsi="Times New Roman" w:cs="Times New Roman"/>
+          <w:sz w:val="24"/>
+        </w:rPr>
+        <w:t xml:space="preserve"> </w:t>
+      </w:r>
+      <w:proofErr w:type="spellStart"/>
+      <w:r>
+        <w:rPr>
+          <w:rFonts w:ascii="Times New Roman" w:eastAsia="宋体" w:hAnsi="Times New Roman" w:cs="Times New Roman"/>
+          <w:sz w:val="24"/>
+        </w:rPr>
+        <w:t>cmap</w:t>
+      </w:r>
+      <w:proofErr w:type="spellEnd"/>
+      <w:r>
+        <w:rPr>
+          <w:rFonts w:ascii="Times New Roman" w:eastAsia="宋体" w:hAnsi="Times New Roman" w:cs="Times New Roman"/>
+          <w:sz w:val="24"/>
+        </w:rPr>
+        <w:t xml:space="preserve"> </w:t>
+      </w:r>
+      <w:proofErr w:type="spellStart"/>
+      <w:r>
+        <w:rPr>
+          <w:rFonts w:ascii="Times New Roman" w:eastAsia="宋体" w:hAnsi="Times New Roman" w:cs="Times New Roman"/>
+          <w:sz w:val="24"/>
+        </w:rPr>
+        <w:t>改写后失效。生成结果按章缓存在接口进程中，与票的</w:t>
+      </w:r>
+      <w:proofErr w:type="spellEnd"/>
+      <w:r>
+        <w:rPr>
+          <w:rFonts w:ascii="Times New Roman" w:eastAsia="宋体" w:hAnsi="Times New Roman" w:cs="Times New Roman"/>
+          <w:sz w:val="24"/>
+        </w:rPr>
+        <w:t xml:space="preserve"> </w:t>
+      </w:r>
+      <w:proofErr w:type="spellStart"/>
+      <w:r>
+        <w:rPr>
+          <w:rFonts w:ascii="Times New Roman" w:eastAsia="宋体" w:hAnsi="Times New Roman" w:cs="Times New Roman"/>
+          <w:sz w:val="24"/>
+        </w:rPr>
+        <w:t>fontId</w:t>
+      </w:r>
+      <w:proofErr w:type="spellEnd"/>
+      <w:r>
+        <w:rPr>
+          <w:rFonts w:ascii="Times New Roman" w:eastAsia="宋体" w:hAnsi="Times New Roman" w:cs="Times New Roman"/>
+          <w:sz w:val="24"/>
+        </w:rPr>
+        <w:t xml:space="preserve"> </w:t>
+      </w:r>
+      <w:proofErr w:type="spellStart"/>
+      <w:r>
+        <w:rPr>
+          <w:rFonts w:ascii="Times New Roman" w:eastAsia="宋体" w:hAnsi="Times New Roman" w:cs="Times New Roman"/>
+          <w:sz w:val="24"/>
+        </w:rPr>
+        <w:t>绑定后再对浏览器可见</w:t>
+      </w:r>
+      <w:proofErr w:type="spellEnd"/>
+      <w:r>
+        <w:rPr>
+          <w:rFonts w:ascii="Times New Roman" w:eastAsia="宋体" w:hAnsi="Times New Roman" w:cs="Times New Roman"/>
+          <w:sz w:val="24"/>
+        </w:rPr>
+        <w:t>。</w:t>
+      </w:r>
+    </w:p>
+    <w:p>
+      <w:pPr>
+        <w:spacing w:before="200" w:after="120" w:line="480" w:lineRule="exact"/>
+        <w:rPr>
+          <w:rFonts w:ascii="等线" w:eastAsia="等线" w:hAnsi="等线" w:cs="Times New Roman"/>
+          <w:lang w:eastAsia="zh-CN"/>
+        </w:rPr>
+      </w:pPr>
+      <w:r>
+        <w:rPr>
+          <w:rFonts w:ascii="Arial" w:eastAsia="黑体" w:hAnsi="Arial" w:cs="Times New Roman"/>
+          <w:b/>
+          <w:sz w:val="26"/>
+          <w:lang w:eastAsia="zh-CN"/>
+        </w:rPr>
+        <w:t xml:space="preserve">4.4 </w:t>
+      </w:r>
+      <w:r>
+        <w:rPr>
+          <w:rFonts w:ascii="Arial" w:eastAsia="黑体" w:hAnsi="Arial" w:cs="Times New Roman"/>
+          <w:b/>
+          <w:sz w:val="26"/>
+          <w:lang w:eastAsia="zh-CN"/>
+        </w:rPr>
+        <w:t>核心协议：短时票、字体句柄与锁源</w:t>
+      </w:r>
+    </w:p>
+    <w:p>
+      <w:pPr>
+        <w:spacing w:after="120" w:line="440" w:lineRule="exact"/>
+        <w:ind w:firstLine="420"/>
+        <w:rPr>
+          <w:rFonts w:ascii="等线" w:eastAsia="等线" w:hAnsi="等线" w:cs="Times New Roman"/>
+        </w:rPr>
+      </w:pPr>
+      <w:r>
+        <w:rPr>
+          <w:rFonts w:ascii="Times New Roman" w:eastAsia="宋体" w:hAnsi="Times New Roman" w:cs="Times New Roman"/>
+          <w:sz w:val="24"/>
+          <w:lang w:eastAsia="zh-CN"/>
+        </w:rPr>
+        <w:t>编码只解决</w:t>
+      </w:r>
+      <w:r>
+        <w:rPr>
+          <w:rFonts w:ascii="Times New Roman" w:eastAsia="宋体" w:hAnsi="Times New Roman" w:cs="Times New Roman"/>
+          <w:sz w:val="24"/>
+          <w:lang w:eastAsia="zh-CN"/>
+        </w:rPr>
+        <w:t>“</w:t>
+      </w:r>
+      <w:r>
+        <w:rPr>
+          <w:rFonts w:ascii="Times New Roman" w:eastAsia="宋体" w:hAnsi="Times New Roman" w:cs="Times New Roman"/>
+          <w:sz w:val="24"/>
+          <w:lang w:eastAsia="zh-CN"/>
+        </w:rPr>
+        <w:t>响应体里有什么</w:t>
+      </w:r>
+      <w:r>
+        <w:rPr>
+          <w:rFonts w:ascii="Times New Roman" w:eastAsia="宋体" w:hAnsi="Times New Roman" w:cs="Times New Roman"/>
+          <w:sz w:val="24"/>
+          <w:lang w:eastAsia="zh-CN"/>
+        </w:rPr>
+        <w:t>”</w:t>
+      </w:r>
+      <w:r>
+        <w:rPr>
+          <w:rFonts w:ascii="Times New Roman" w:eastAsia="宋体" w:hAnsi="Times New Roman" w:cs="Times New Roman"/>
+          <w:sz w:val="24"/>
+          <w:lang w:eastAsia="zh-CN"/>
+        </w:rPr>
+        <w:t>。还要</w:t>
+      </w:r>
+      <w:proofErr w:type="gramStart"/>
+      <w:r>
+        <w:rPr>
+          <w:rFonts w:ascii="Times New Roman" w:eastAsia="宋体" w:hAnsi="Times New Roman" w:cs="Times New Roman"/>
+          <w:sz w:val="24"/>
+          <w:lang w:eastAsia="zh-CN"/>
+        </w:rPr>
+        <w:t>约束谁</w:t>
+      </w:r>
+      <w:proofErr w:type="gramEnd"/>
+      <w:r>
+        <w:rPr>
+          <w:rFonts w:ascii="Times New Roman" w:eastAsia="宋体" w:hAnsi="Times New Roman" w:cs="Times New Roman"/>
+          <w:sz w:val="24"/>
+          <w:lang w:eastAsia="zh-CN"/>
+        </w:rPr>
+        <w:t>可以触发编码、结果能被持有多久。</w:t>
+      </w:r>
+      <w:proofErr w:type="gramStart"/>
+      <w:r>
+        <w:rPr>
+          <w:rFonts w:ascii="Times New Roman" w:eastAsia="宋体" w:hAnsi="Times New Roman" w:cs="Times New Roman"/>
+          <w:sz w:val="24"/>
+          <w:lang w:eastAsia="zh-CN"/>
+        </w:rPr>
+        <w:t>博客页面</w:t>
+      </w:r>
+      <w:proofErr w:type="gramEnd"/>
+      <w:r>
+        <w:rPr>
+          <w:rFonts w:ascii="Times New Roman" w:eastAsia="宋体" w:hAnsi="Times New Roman" w:cs="Times New Roman"/>
+          <w:sz w:val="24"/>
+          <w:lang w:eastAsia="zh-CN"/>
+        </w:rPr>
+        <w:t>若能直接请求章节接口，宿主脚本或浏览器网络面板就会成为另一条泄漏面。因此接口的</w:t>
+      </w:r>
+      <w:r>
+        <w:rPr>
+          <w:rFonts w:ascii="Times New Roman" w:eastAsia="宋体" w:hAnsi="Times New Roman" w:cs="Times New Roman"/>
+          <w:sz w:val="24"/>
+          <w:lang w:eastAsia="zh-CN"/>
+        </w:rPr>
+        <w:t xml:space="preserve"> CORS </w:t>
+      </w:r>
+      <w:r>
+        <w:rPr>
+          <w:rFonts w:ascii="Times New Roman" w:eastAsia="宋体" w:hAnsi="Times New Roman" w:cs="Times New Roman"/>
+          <w:sz w:val="24"/>
+          <w:lang w:eastAsia="zh-CN"/>
+        </w:rPr>
+        <w:t>允许列表默认只有阅读器页的源。</w:t>
+      </w:r>
+      <w:proofErr w:type="spellStart"/>
+      <w:r>
+        <w:rPr>
+          <w:rFonts w:ascii="Times New Roman" w:eastAsia="宋体" w:hAnsi="Times New Roman" w:cs="Times New Roman"/>
+          <w:sz w:val="24"/>
+        </w:rPr>
+        <w:t>带有其他</w:t>
+      </w:r>
+      <w:proofErr w:type="spellEnd"/>
+      <w:r>
+        <w:rPr>
+          <w:rFonts w:ascii="Times New Roman" w:eastAsia="宋体" w:hAnsi="Times New Roman" w:cs="Times New Roman"/>
+          <w:sz w:val="24"/>
+        </w:rPr>
+        <w:t xml:space="preserve"> Origin </w:t>
+      </w:r>
+      <w:proofErr w:type="spellStart"/>
+      <w:r>
+        <w:rPr>
+          <w:rFonts w:ascii="Times New Roman" w:eastAsia="宋体" w:hAnsi="Times New Roman" w:cs="Times New Roman"/>
+          <w:sz w:val="24"/>
+        </w:rPr>
+        <w:t>的请求直接返回</w:t>
+      </w:r>
+      <w:proofErr w:type="spellEnd"/>
+      <w:r>
+        <w:rPr>
+          <w:rFonts w:ascii="Times New Roman" w:eastAsia="宋体" w:hAnsi="Times New Roman" w:cs="Times New Roman"/>
+          <w:sz w:val="24"/>
+        </w:rPr>
+        <w:t xml:space="preserve"> 403</w:t>
+      </w:r>
+      <w:r>
+        <w:rPr>
+          <w:rFonts w:ascii="Times New Roman" w:eastAsia="宋体" w:hAnsi="Times New Roman" w:cs="Times New Roman"/>
+          <w:sz w:val="24"/>
+        </w:rPr>
+        <w:t>，预检也不会放行。</w:t>
+      </w:r>
+    </w:p>
+    <w:p>
+      <w:pPr>
+        <w:spacing w:before="160" w:after="40" w:line="240" w:lineRule="auto"/>
+        <w:jc w:val="center"/>
+        <w:rPr>
+          <w:rFonts w:ascii="等线" w:eastAsia="等线" w:hAnsi="等线" w:cs="Times New Roman"/>
+        </w:rPr>
+      </w:pPr>
+      <w:r>
+        <w:rPr>
+          <w:rFonts w:ascii="等线" w:eastAsia="等线" w:hAnsi="等线" w:cs="Times New Roman"/>
+          <w:noProof/>
+        </w:rPr>
+        <w:drawing>
+          <wp:inline distT="0" distB="0" distL="0" distR="0" wp14:anchorId="2D688C3A" wp14:editId="1ED8639D">
+            <wp:extent cx="5472000" cy="3979636"/>
+            <wp:effectExtent l="0" t="0" r="0" b="0"/>
+            <wp:docPr id="16" name="Picture 5"/>
+            <wp:cNvGraphicFramePr>
+              <a:graphicFrameLocks xmlns:a="http://schemas.openxmlformats.org/drawingml/2006/main" noChangeAspect="1"/>
+            </wp:cNvGraphicFramePr>
+            <a:graphic xmlns:a="http://schemas.openxmlformats.org/drawingml/2006/main">
+              <a:graphicData uri="http://schemas.openxmlformats.org/drawingml/2006/picture">
+                <pic:pic xmlns:pic="http://schemas.openxmlformats.org/drawingml/2006/picture">
+                  <pic:nvPicPr>
+                    <pic:cNvPr id="0" name="fig-4-5-sequence.png"/>
+                    <pic:cNvPicPr/>
+                  </pic:nvPicPr>
+                  <pic:blipFill>
+                    <a:blip r:embed="rId13"/>
+                    <a:stretch>
+                      <a:fillRect/>
+                    </a:stretch>
+                  </pic:blipFill>
+                  <pic:spPr>
+                    <a:xfrm>
+                      <a:off x="0" y="0"/>
+                      <a:ext cx="5472000" cy="3979636"/>
+                    </a:xfrm>
+                    <a:prstGeom prst="rect">
+                      <a:avLst/>
+                    </a:prstGeom>
+                  </pic:spPr>
+                </pic:pic>
+              </a:graphicData>
+            </a:graphic>
+          </wp:inline>
+        </w:drawing>
+      </w:r>
+    </w:p>
+    <w:p>
+      <w:pPr>
+        <w:spacing w:after="120" w:line="440" w:lineRule="exact"/>
+        <w:jc w:val="center"/>
+        <w:rPr>
+          <w:rFonts w:ascii="Times New Roman" w:eastAsia="宋体" w:hAnsi="Times New Roman" w:hint="eastAsia"/>
+          <w:sz w:val="18"/>
+          <w:szCs w:val="18"/>
+          <w:lang w:eastAsia="zh-CN"/>
+        </w:rPr>
+      </w:pPr>
+      <w:r>
+        <w:rPr>
+          <w:rFonts w:ascii="Times New Roman" w:eastAsia="宋体" w:hAnsi="Times New Roman"/>
+          <w:sz w:val="18"/>
+          <w:szCs w:val="18"/>
+          <w:lang w:eastAsia="zh-CN"/>
+        </w:rPr>
+        <w:t>图</w:t>
+      </w:r>
+      <w:r>
+        <w:rPr>
+          <w:rFonts w:ascii="Times New Roman" w:eastAsia="宋体" w:hAnsi="Times New Roman"/>
+          <w:sz w:val="18"/>
+          <w:szCs w:val="18"/>
+          <w:lang w:eastAsia="zh-CN"/>
+        </w:rPr>
+        <w:t xml:space="preserve"> 4-5  </w:t>
+      </w:r>
+      <w:r>
+        <w:rPr>
+          <w:rFonts w:ascii="Times New Roman" w:eastAsia="宋体" w:hAnsi="Times New Roman"/>
+          <w:sz w:val="18"/>
+          <w:szCs w:val="18"/>
+          <w:lang w:eastAsia="zh-CN"/>
+        </w:rPr>
+        <w:t>从宿主占位节点到字体绘制的时序</w:t>
+      </w:r>
+    </w:p>
+    <w:p>
+      <w:pPr>
+        <w:spacing w:after="120" w:line="440" w:lineRule="exact"/>
+        <w:ind w:firstLine="420"/>
+        <w:rPr>
+          <w:rFonts w:ascii="等线" w:eastAsia="等线" w:hAnsi="等线" w:cs="Times New Roman"/>
+          <w:lang w:eastAsia="zh-CN"/>
+        </w:rPr>
+      </w:pPr>
+      <w:proofErr w:type="spellStart"/>
+      <w:r>
+        <w:rPr>
+          <w:rFonts w:ascii="Times New Roman" w:eastAsia="宋体" w:hAnsi="Times New Roman" w:cs="Times New Roman"/>
+          <w:sz w:val="24"/>
+        </w:rPr>
+        <w:lastRenderedPageBreak/>
+        <w:t>阅读票由</w:t>
+      </w:r>
+      <w:proofErr w:type="spellEnd"/>
+      <w:r>
+        <w:rPr>
+          <w:rFonts w:ascii="Times New Roman" w:eastAsia="宋体" w:hAnsi="Times New Roman" w:cs="Times New Roman"/>
+          <w:sz w:val="24"/>
+        </w:rPr>
+        <w:t xml:space="preserve"> </w:t>
+      </w:r>
+      <w:proofErr w:type="spellStart"/>
+      <w:r>
+        <w:rPr>
+          <w:rFonts w:ascii="Times New Roman" w:eastAsia="宋体" w:hAnsi="Times New Roman" w:cs="Times New Roman"/>
+          <w:sz w:val="24"/>
+        </w:rPr>
+        <w:t>crypto.randomBytes</w:t>
+      </w:r>
+      <w:proofErr w:type="spellEnd"/>
+      <w:r>
+        <w:rPr>
+          <w:rFonts w:ascii="Times New Roman" w:eastAsia="宋体" w:hAnsi="Times New Roman" w:cs="Times New Roman"/>
+          <w:sz w:val="24"/>
+        </w:rPr>
+        <w:t xml:space="preserve">(24) </w:t>
+      </w:r>
+      <w:proofErr w:type="spellStart"/>
+      <w:r>
+        <w:rPr>
+          <w:rFonts w:ascii="Times New Roman" w:eastAsia="宋体" w:hAnsi="Times New Roman" w:cs="Times New Roman"/>
+          <w:sz w:val="24"/>
+        </w:rPr>
+        <w:t>生成再做</w:t>
+      </w:r>
+      <w:proofErr w:type="spellEnd"/>
+      <w:r>
+        <w:rPr>
+          <w:rFonts w:ascii="Times New Roman" w:eastAsia="宋体" w:hAnsi="Times New Roman" w:cs="Times New Roman"/>
+          <w:sz w:val="24"/>
+        </w:rPr>
+        <w:t xml:space="preserve"> base64url</w:t>
+      </w:r>
+      <w:r>
+        <w:rPr>
+          <w:rFonts w:ascii="Times New Roman" w:eastAsia="宋体" w:hAnsi="Times New Roman" w:cs="Times New Roman"/>
+          <w:sz w:val="24"/>
+        </w:rPr>
+        <w:t>，熵为</w:t>
+      </w:r>
+      <w:r>
+        <w:rPr>
+          <w:rFonts w:ascii="Times New Roman" w:eastAsia="宋体" w:hAnsi="Times New Roman" w:cs="Times New Roman"/>
+          <w:sz w:val="24"/>
+        </w:rPr>
+        <w:t xml:space="preserve"> 192 </w:t>
+      </w:r>
+      <w:proofErr w:type="spellStart"/>
+      <w:r>
+        <w:rPr>
+          <w:rFonts w:ascii="Times New Roman" w:eastAsia="宋体" w:hAnsi="Times New Roman" w:cs="Times New Roman"/>
+          <w:sz w:val="24"/>
+        </w:rPr>
+        <w:t>比特。字体句柄由</w:t>
+      </w:r>
+      <w:proofErr w:type="spellEnd"/>
+      <w:r>
+        <w:rPr>
+          <w:rFonts w:ascii="Times New Roman" w:eastAsia="宋体" w:hAnsi="Times New Roman" w:cs="Times New Roman"/>
+          <w:sz w:val="24"/>
+        </w:rPr>
+        <w:t xml:space="preserve"> </w:t>
+      </w:r>
+      <w:proofErr w:type="spellStart"/>
+      <w:r>
+        <w:rPr>
+          <w:rFonts w:ascii="Times New Roman" w:eastAsia="宋体" w:hAnsi="Times New Roman" w:cs="Times New Roman"/>
+          <w:sz w:val="24"/>
+        </w:rPr>
+        <w:t>randomBytes</w:t>
+      </w:r>
+      <w:proofErr w:type="spellEnd"/>
+      <w:r>
+        <w:rPr>
+          <w:rFonts w:ascii="Times New Roman" w:eastAsia="宋体" w:hAnsi="Times New Roman" w:cs="Times New Roman"/>
+          <w:sz w:val="24"/>
+        </w:rPr>
+        <w:t xml:space="preserve">(16) </w:t>
+      </w:r>
+      <w:proofErr w:type="spellStart"/>
+      <w:r>
+        <w:rPr>
+          <w:rFonts w:ascii="Times New Roman" w:eastAsia="宋体" w:hAnsi="Times New Roman" w:cs="Times New Roman"/>
+          <w:sz w:val="24"/>
+        </w:rPr>
+        <w:t>生成再做十六进制，熵为</w:t>
+      </w:r>
+      <w:proofErr w:type="spellEnd"/>
+      <w:r>
+        <w:rPr>
+          <w:rFonts w:ascii="Times New Roman" w:eastAsia="宋体" w:hAnsi="Times New Roman" w:cs="Times New Roman"/>
+          <w:sz w:val="24"/>
+        </w:rPr>
+        <w:t xml:space="preserve"> 128 </w:t>
+      </w:r>
+      <w:proofErr w:type="spellStart"/>
+      <w:r>
+        <w:rPr>
+          <w:rFonts w:ascii="Times New Roman" w:eastAsia="宋体" w:hAnsi="Times New Roman" w:cs="Times New Roman"/>
+          <w:sz w:val="24"/>
+        </w:rPr>
+        <w:t>比特。二者分开存储：票记录指向</w:t>
+      </w:r>
+      <w:proofErr w:type="spellEnd"/>
+      <w:r>
+        <w:rPr>
+          <w:rFonts w:ascii="Times New Roman" w:eastAsia="宋体" w:hAnsi="Times New Roman" w:cs="Times New Roman"/>
+          <w:sz w:val="24"/>
+        </w:rPr>
+        <w:t xml:space="preserve"> </w:t>
+      </w:r>
+      <w:proofErr w:type="spellStart"/>
+      <w:r>
+        <w:rPr>
+          <w:rFonts w:ascii="Times New Roman" w:eastAsia="宋体" w:hAnsi="Times New Roman" w:cs="Times New Roman"/>
+          <w:sz w:val="24"/>
+        </w:rPr>
+        <w:t>fontId</w:t>
+      </w:r>
+      <w:r>
+        <w:rPr>
+          <w:rFonts w:ascii="Times New Roman" w:eastAsia="宋体" w:hAnsi="Times New Roman" w:cs="Times New Roman"/>
+          <w:sz w:val="24"/>
+        </w:rPr>
+        <w:t>，字体</w:t>
+      </w:r>
+      <w:proofErr w:type="spellEnd"/>
+      <w:r>
+        <w:rPr>
+          <w:rFonts w:ascii="Times New Roman" w:eastAsia="宋体" w:hAnsi="Times New Roman" w:cs="Times New Roman"/>
+          <w:sz w:val="24"/>
+        </w:rPr>
+        <w:t xml:space="preserve"> URL </w:t>
+      </w:r>
+      <w:proofErr w:type="spellStart"/>
+      <w:r>
+        <w:rPr>
+          <w:rFonts w:ascii="Times New Roman" w:eastAsia="宋体" w:hAnsi="Times New Roman" w:cs="Times New Roman"/>
+          <w:sz w:val="24"/>
+        </w:rPr>
+        <w:t>使用</w:t>
+      </w:r>
+      <w:proofErr w:type="spellEnd"/>
+      <w:r>
+        <w:rPr>
+          <w:rFonts w:ascii="Times New Roman" w:eastAsia="宋体" w:hAnsi="Times New Roman" w:cs="Times New Roman"/>
+          <w:sz w:val="24"/>
+        </w:rPr>
+        <w:t xml:space="preserve"> </w:t>
+      </w:r>
+      <w:proofErr w:type="spellStart"/>
+      <w:r>
+        <w:rPr>
+          <w:rFonts w:ascii="Times New Roman" w:eastAsia="宋体" w:hAnsi="Times New Roman" w:cs="Times New Roman"/>
+          <w:sz w:val="24"/>
+        </w:rPr>
+        <w:t>fontId</w:t>
+      </w:r>
+      <w:r>
+        <w:rPr>
+          <w:rFonts w:ascii="Times New Roman" w:eastAsia="宋体" w:hAnsi="Times New Roman" w:cs="Times New Roman"/>
+          <w:sz w:val="24"/>
+        </w:rPr>
+        <w:t>，日志里的票字符串不等于字体文件名</w:t>
+      </w:r>
+      <w:proofErr w:type="spellEnd"/>
+      <w:r>
+        <w:rPr>
+          <w:rFonts w:ascii="Times New Roman" w:eastAsia="宋体" w:hAnsi="Times New Roman" w:cs="Times New Roman"/>
+          <w:sz w:val="24"/>
+        </w:rPr>
+        <w:t>。</w:t>
+      </w:r>
+      <w:r>
+        <w:rPr>
+          <w:rFonts w:ascii="Times New Roman" w:eastAsia="宋体" w:hAnsi="Times New Roman" w:cs="Times New Roman"/>
+          <w:sz w:val="24"/>
+          <w:lang w:eastAsia="zh-CN"/>
+        </w:rPr>
+        <w:t>默认生存时间</w:t>
+      </w:r>
+      <w:r>
+        <w:rPr>
+          <w:rFonts w:ascii="Times New Roman" w:eastAsia="宋体" w:hAnsi="Times New Roman" w:cs="Times New Roman"/>
+          <w:sz w:val="24"/>
+          <w:lang w:eastAsia="zh-CN"/>
+        </w:rPr>
+        <w:t xml:space="preserve"> </w:t>
+      </w:r>
+      <w:r>
+        <w:rPr>
+          <w:rFonts w:ascii="Times New Roman" w:eastAsia="宋体" w:hAnsi="Times New Roman" w:cs="Times New Roman"/>
+          <w:sz w:val="24"/>
+        </w:rPr>
+        <w:t>Δ</w:t>
+      </w:r>
+      <w:r>
+        <w:rPr>
+          <w:rFonts w:ascii="Times New Roman" w:eastAsia="宋体" w:hAnsi="Times New Roman" w:cs="Times New Roman"/>
+          <w:sz w:val="24"/>
+          <w:lang w:eastAsia="zh-CN"/>
+        </w:rPr>
+        <w:t xml:space="preserve"> </w:t>
+      </w:r>
+      <w:r>
+        <w:rPr>
+          <w:rFonts w:ascii="Times New Roman" w:eastAsia="宋体" w:hAnsi="Times New Roman" w:cs="Times New Roman"/>
+          <w:sz w:val="24"/>
+          <w:lang w:eastAsia="zh-CN"/>
+        </w:rPr>
+        <w:t>为</w:t>
+      </w:r>
+      <w:r>
+        <w:rPr>
+          <w:rFonts w:ascii="Times New Roman" w:eastAsia="宋体" w:hAnsi="Times New Roman" w:cs="Times New Roman"/>
+          <w:sz w:val="24"/>
+          <w:lang w:eastAsia="zh-CN"/>
+        </w:rPr>
+        <w:t xml:space="preserve"> 300 </w:t>
+      </w:r>
+      <w:r>
+        <w:rPr>
+          <w:rFonts w:ascii="Times New Roman" w:eastAsia="宋体" w:hAnsi="Times New Roman" w:cs="Times New Roman"/>
+          <w:sz w:val="24"/>
+          <w:lang w:eastAsia="zh-CN"/>
+        </w:rPr>
+        <w:t>秒。记录有效，当且仅当它仍在表中，且当前时间早于签发时刻加</w:t>
+      </w:r>
+      <w:r>
+        <w:rPr>
+          <w:rFonts w:ascii="Times New Roman" w:eastAsia="宋体" w:hAnsi="Times New Roman" w:cs="Times New Roman"/>
+          <w:sz w:val="24"/>
+          <w:lang w:eastAsia="zh-CN"/>
+        </w:rPr>
+        <w:t xml:space="preserve"> </w:t>
+      </w:r>
+      <w:r>
+        <w:rPr>
+          <w:rFonts w:ascii="Times New Roman" w:eastAsia="宋体" w:hAnsi="Times New Roman" w:cs="Times New Roman"/>
+          <w:sz w:val="24"/>
+        </w:rPr>
+        <w:t>Δ</w:t>
+      </w:r>
+      <w:r>
+        <w:rPr>
+          <w:rFonts w:ascii="Times New Roman" w:eastAsia="宋体" w:hAnsi="Times New Roman" w:cs="Times New Roman"/>
+          <w:sz w:val="24"/>
+          <w:lang w:eastAsia="zh-CN"/>
+        </w:rPr>
+        <w:t>。字体缓冲写入同一到期时刻，票失效后字体地址一并</w:t>
+      </w:r>
+      <w:r>
+        <w:rPr>
+          <w:rFonts w:ascii="Times New Roman" w:eastAsia="宋体" w:hAnsi="Times New Roman" w:cs="Times New Roman"/>
+          <w:sz w:val="24"/>
+          <w:lang w:eastAsia="zh-CN"/>
+        </w:rPr>
+        <w:t xml:space="preserve"> 404</w:t>
+      </w:r>
+      <w:r>
+        <w:rPr>
+          <w:rFonts w:ascii="Times New Roman" w:eastAsia="宋体" w:hAnsi="Times New Roman" w:cs="Times New Roman"/>
+          <w:sz w:val="24"/>
+          <w:lang w:eastAsia="zh-CN"/>
+        </w:rPr>
+        <w:t>，不能长期热链。</w:t>
+      </w:r>
+    </w:p>
+    <w:p>
+      <w:pPr>
+        <w:spacing w:after="120" w:line="440" w:lineRule="exact"/>
+        <w:ind w:firstLine="420"/>
+        <w:rPr>
+          <w:rFonts w:ascii="等线" w:eastAsia="等线" w:hAnsi="等线" w:cs="Times New Roman"/>
+          <w:lang w:eastAsia="zh-CN"/>
+        </w:rPr>
+      </w:pPr>
+      <w:r>
+        <w:rPr>
+          <w:rFonts w:ascii="Times New Roman" w:eastAsia="宋体" w:hAnsi="Times New Roman" w:cs="Times New Roman"/>
+          <w:sz w:val="24"/>
+          <w:lang w:eastAsia="zh-CN"/>
+        </w:rPr>
+        <w:t>换票请求携带</w:t>
+      </w:r>
+      <w:r>
+        <w:rPr>
+          <w:rFonts w:ascii="Times New Roman" w:eastAsia="宋体" w:hAnsi="Times New Roman" w:cs="Times New Roman"/>
+          <w:sz w:val="24"/>
+          <w:lang w:eastAsia="zh-CN"/>
+        </w:rPr>
+        <w:t xml:space="preserve"> </w:t>
+      </w:r>
+      <w:proofErr w:type="spellStart"/>
+      <w:r>
+        <w:rPr>
+          <w:rFonts w:ascii="Times New Roman" w:eastAsia="宋体" w:hAnsi="Times New Roman" w:cs="Times New Roman"/>
+          <w:sz w:val="24"/>
+          <w:lang w:eastAsia="zh-CN"/>
+        </w:rPr>
+        <w:t>chapterId</w:t>
+      </w:r>
+      <w:proofErr w:type="spellEnd"/>
+      <w:r>
+        <w:rPr>
+          <w:rFonts w:ascii="Times New Roman" w:eastAsia="宋体" w:hAnsi="Times New Roman" w:cs="Times New Roman"/>
+          <w:sz w:val="24"/>
+          <w:lang w:eastAsia="zh-CN"/>
+        </w:rPr>
+        <w:t>，以及可选的</w:t>
+      </w:r>
+      <w:r>
+        <w:rPr>
+          <w:rFonts w:ascii="Times New Roman" w:eastAsia="宋体" w:hAnsi="Times New Roman" w:cs="Times New Roman"/>
+          <w:sz w:val="24"/>
+          <w:lang w:eastAsia="zh-CN"/>
+        </w:rPr>
+        <w:t xml:space="preserve"> </w:t>
+      </w:r>
+      <w:proofErr w:type="spellStart"/>
+      <w:r>
+        <w:rPr>
+          <w:rFonts w:ascii="Times New Roman" w:eastAsia="宋体" w:hAnsi="Times New Roman" w:cs="Times New Roman"/>
+          <w:sz w:val="24"/>
+          <w:lang w:eastAsia="zh-CN"/>
+        </w:rPr>
+        <w:t>siteKey</w:t>
+      </w:r>
+      <w:proofErr w:type="spellEnd"/>
+      <w:r>
+        <w:rPr>
+          <w:rFonts w:ascii="Times New Roman" w:eastAsia="宋体" w:hAnsi="Times New Roman" w:cs="Times New Roman"/>
+          <w:sz w:val="24"/>
+          <w:lang w:eastAsia="zh-CN"/>
+        </w:rPr>
+        <w:t>。密钥与配置不一致时拒绝签发，避免无关站点把字体生成打满</w:t>
+      </w:r>
+      <w:r>
+        <w:rPr>
+          <w:rFonts w:ascii="Times New Roman" w:eastAsia="宋体" w:hAnsi="Times New Roman" w:cs="Times New Roman"/>
+          <w:sz w:val="24"/>
+          <w:lang w:eastAsia="zh-CN"/>
+        </w:rPr>
+        <w:t xml:space="preserve"> CPU</w:t>
+      </w:r>
+      <w:r>
+        <w:rPr>
+          <w:rFonts w:ascii="Times New Roman" w:eastAsia="宋体" w:hAnsi="Times New Roman" w:cs="Times New Roman"/>
+          <w:sz w:val="24"/>
+          <w:lang w:eastAsia="zh-CN"/>
+        </w:rPr>
+        <w:t>。章节解析先查本地样章，未命中再按配置访问远程文章接口。取章节接口必须带票，查询参数或请求头均可。票缺失、伪造或过期返回</w:t>
+      </w:r>
+      <w:r>
+        <w:rPr>
+          <w:rFonts w:ascii="Times New Roman" w:eastAsia="宋体" w:hAnsi="Times New Roman" w:cs="Times New Roman"/>
+          <w:sz w:val="24"/>
+          <w:lang w:eastAsia="zh-CN"/>
+        </w:rPr>
+        <w:t xml:space="preserve"> 401</w:t>
+      </w:r>
+      <w:r>
+        <w:rPr>
+          <w:rFonts w:ascii="Times New Roman" w:eastAsia="宋体" w:hAnsi="Times New Roman" w:cs="Times New Roman"/>
+          <w:sz w:val="24"/>
+          <w:lang w:eastAsia="zh-CN"/>
+        </w:rPr>
+        <w:t>。通过汉字断言之前，接口不会返回正文。</w:t>
+      </w:r>
+    </w:p>
+    <w:p>
+      <w:pPr>
+        <w:spacing w:after="120" w:line="440" w:lineRule="exact"/>
+        <w:ind w:firstLine="420"/>
+        <w:rPr>
+          <w:rFonts w:ascii="等线" w:eastAsia="等线" w:hAnsi="等线" w:cs="Times New Roman"/>
+        </w:rPr>
+      </w:pPr>
+      <w:proofErr w:type="spellStart"/>
+      <w:r>
+        <w:rPr>
+          <w:rFonts w:ascii="Times New Roman" w:eastAsia="宋体" w:hAnsi="Times New Roman" w:cs="Times New Roman"/>
+          <w:sz w:val="24"/>
+        </w:rPr>
+        <w:t>阅读页收到载荷后，要求</w:t>
+      </w:r>
+      <w:proofErr w:type="spellEnd"/>
+      <w:r>
+        <w:rPr>
+          <w:rFonts w:ascii="Times New Roman" w:eastAsia="宋体" w:hAnsi="Times New Roman" w:cs="Times New Roman"/>
+          <w:sz w:val="24"/>
+        </w:rPr>
+        <w:t xml:space="preserve"> </w:t>
+      </w:r>
+      <w:proofErr w:type="spellStart"/>
+      <w:r>
+        <w:rPr>
+          <w:rFonts w:ascii="Times New Roman" w:eastAsia="宋体" w:hAnsi="Times New Roman" w:cs="Times New Roman"/>
+          <w:sz w:val="24"/>
+        </w:rPr>
+        <w:t>fontUrl</w:t>
+      </w:r>
+      <w:r>
+        <w:rPr>
+          <w:rFonts w:ascii="Times New Roman" w:eastAsia="宋体" w:hAnsi="Times New Roman" w:cs="Times New Roman"/>
+          <w:sz w:val="24"/>
+        </w:rPr>
+        <w:t>、</w:t>
+      </w:r>
+      <w:r>
+        <w:rPr>
+          <w:rFonts w:ascii="Times New Roman" w:eastAsia="宋体" w:hAnsi="Times New Roman" w:cs="Times New Roman"/>
+          <w:sz w:val="24"/>
+        </w:rPr>
+        <w:t>fontFamily</w:t>
+      </w:r>
+      <w:r>
+        <w:rPr>
+          <w:rFonts w:ascii="Times New Roman" w:eastAsia="宋体" w:hAnsi="Times New Roman" w:cs="Times New Roman"/>
+          <w:sz w:val="24"/>
+        </w:rPr>
+        <w:t>、</w:t>
+      </w:r>
+      <w:r>
+        <w:rPr>
+          <w:rFonts w:ascii="Times New Roman" w:eastAsia="宋体" w:hAnsi="Times New Roman" w:cs="Times New Roman"/>
+          <w:sz w:val="24"/>
+        </w:rPr>
+        <w:t>bodyGlyphs</w:t>
+      </w:r>
+      <w:proofErr w:type="spellEnd"/>
+      <w:r>
+        <w:rPr>
+          <w:rFonts w:ascii="Times New Roman" w:eastAsia="宋体" w:hAnsi="Times New Roman" w:cs="Times New Roman"/>
+          <w:sz w:val="24"/>
+        </w:rPr>
+        <w:t xml:space="preserve"> </w:t>
+      </w:r>
+      <w:proofErr w:type="spellStart"/>
+      <w:r>
+        <w:rPr>
+          <w:rFonts w:ascii="Times New Roman" w:eastAsia="宋体" w:hAnsi="Times New Roman" w:cs="Times New Roman"/>
+          <w:sz w:val="24"/>
+        </w:rPr>
+        <w:t>三者同时存在，再用</w:t>
+      </w:r>
+      <w:proofErr w:type="spellEnd"/>
+      <w:r>
+        <w:rPr>
+          <w:rFonts w:ascii="Times New Roman" w:eastAsia="宋体" w:hAnsi="Times New Roman" w:cs="Times New Roman"/>
+          <w:sz w:val="24"/>
+        </w:rPr>
+        <w:t xml:space="preserve"> </w:t>
+      </w:r>
+      <w:proofErr w:type="spellStart"/>
+      <w:r>
+        <w:rPr>
+          <w:rFonts w:ascii="Times New Roman" w:eastAsia="宋体" w:hAnsi="Times New Roman" w:cs="Times New Roman"/>
+          <w:sz w:val="24"/>
+        </w:rPr>
+        <w:t>FontFace</w:t>
+      </w:r>
+      <w:proofErr w:type="spellEnd"/>
+      <w:r>
+        <w:rPr>
+          <w:rFonts w:ascii="Times New Roman" w:eastAsia="宋体" w:hAnsi="Times New Roman" w:cs="Times New Roman"/>
+          <w:sz w:val="24"/>
+        </w:rPr>
+        <w:t xml:space="preserve"> </w:t>
+      </w:r>
+      <w:r>
+        <w:rPr>
+          <w:rFonts w:ascii="Times New Roman" w:eastAsia="宋体" w:hAnsi="Times New Roman" w:cs="Times New Roman"/>
+          <w:sz w:val="24"/>
+        </w:rPr>
+        <w:t>以</w:t>
+      </w:r>
+      <w:r>
+        <w:rPr>
+          <w:rFonts w:ascii="Times New Roman" w:eastAsia="宋体" w:hAnsi="Times New Roman" w:cs="Times New Roman"/>
+          <w:sz w:val="24"/>
+        </w:rPr>
+        <w:t xml:space="preserve"> </w:t>
+      </w:r>
+      <w:proofErr w:type="spellStart"/>
+      <w:proofErr w:type="gramStart"/>
+      <w:r>
+        <w:rPr>
+          <w:rFonts w:ascii="Times New Roman" w:eastAsia="宋体" w:hAnsi="Times New Roman" w:cs="Times New Roman"/>
+          <w:sz w:val="24"/>
+        </w:rPr>
+        <w:t>display:block</w:t>
+      </w:r>
+      <w:proofErr w:type="spellEnd"/>
+      <w:proofErr w:type="gramEnd"/>
+      <w:r>
+        <w:rPr>
+          <w:rFonts w:ascii="Times New Roman" w:eastAsia="宋体" w:hAnsi="Times New Roman" w:cs="Times New Roman"/>
+          <w:sz w:val="24"/>
+        </w:rPr>
+        <w:t xml:space="preserve"> </w:t>
+      </w:r>
+      <w:proofErr w:type="spellStart"/>
+      <w:r>
+        <w:rPr>
+          <w:rFonts w:ascii="Times New Roman" w:eastAsia="宋体" w:hAnsi="Times New Roman" w:cs="Times New Roman"/>
+          <w:sz w:val="24"/>
+        </w:rPr>
+        <w:t>加载字体。加载成功才把私有区字符串写入文本节点。嵌入场景下，页面向父窗口发送的消息类型为</w:t>
+      </w:r>
+      <w:proofErr w:type="spellEnd"/>
+      <w:r>
+        <w:rPr>
+          <w:rFonts w:ascii="Times New Roman" w:eastAsia="宋体" w:hAnsi="Times New Roman" w:cs="Times New Roman"/>
+          <w:sz w:val="24"/>
+        </w:rPr>
+        <w:t xml:space="preserve"> </w:t>
+      </w:r>
+      <w:proofErr w:type="spellStart"/>
+      <w:r>
+        <w:rPr>
+          <w:rFonts w:ascii="Times New Roman" w:eastAsia="宋体" w:hAnsi="Times New Roman" w:cs="Times New Roman"/>
+          <w:sz w:val="24"/>
+        </w:rPr>
+        <w:t>petrichor-reader:resize</w:t>
+      </w:r>
+      <w:r>
+        <w:rPr>
+          <w:rFonts w:ascii="Times New Roman" w:eastAsia="宋体" w:hAnsi="Times New Roman" w:cs="Times New Roman"/>
+          <w:sz w:val="24"/>
+        </w:rPr>
+        <w:t>，字段只有高度。父页面校验</w:t>
+      </w:r>
+      <w:proofErr w:type="spellEnd"/>
+      <w:r>
+        <w:rPr>
+          <w:rFonts w:ascii="Times New Roman" w:eastAsia="宋体" w:hAnsi="Times New Roman" w:cs="Times New Roman"/>
+          <w:sz w:val="24"/>
+        </w:rPr>
+        <w:t xml:space="preserve"> </w:t>
+      </w:r>
+      <w:proofErr w:type="spellStart"/>
+      <w:r>
+        <w:rPr>
+          <w:rFonts w:ascii="Times New Roman" w:eastAsia="宋体" w:hAnsi="Times New Roman" w:cs="Times New Roman"/>
+          <w:sz w:val="24"/>
+        </w:rPr>
+        <w:t>event.origin</w:t>
+      </w:r>
+      <w:proofErr w:type="spellEnd"/>
+      <w:r>
+        <w:rPr>
+          <w:rFonts w:ascii="Times New Roman" w:eastAsia="宋体" w:hAnsi="Times New Roman" w:cs="Times New Roman"/>
+          <w:sz w:val="24"/>
+        </w:rPr>
+        <w:t xml:space="preserve"> </w:t>
+      </w:r>
+      <w:proofErr w:type="spellStart"/>
+      <w:r>
+        <w:rPr>
+          <w:rFonts w:ascii="Times New Roman" w:eastAsia="宋体" w:hAnsi="Times New Roman" w:cs="Times New Roman"/>
+          <w:sz w:val="24"/>
+        </w:rPr>
+        <w:t>等于阅读器源，且</w:t>
+      </w:r>
+      <w:proofErr w:type="spellEnd"/>
+      <w:r>
+        <w:rPr>
+          <w:rFonts w:ascii="Times New Roman" w:eastAsia="宋体" w:hAnsi="Times New Roman" w:cs="Times New Roman"/>
+          <w:sz w:val="24"/>
+        </w:rPr>
+        <w:t xml:space="preserve"> </w:t>
+      </w:r>
+      <w:proofErr w:type="spellStart"/>
+      <w:r>
+        <w:rPr>
+          <w:rFonts w:ascii="Times New Roman" w:eastAsia="宋体" w:hAnsi="Times New Roman" w:cs="Times New Roman"/>
+          <w:sz w:val="24"/>
+        </w:rPr>
+        <w:t>event.source</w:t>
+      </w:r>
+      <w:proofErr w:type="spellEnd"/>
+      <w:r>
+        <w:rPr>
+          <w:rFonts w:ascii="Times New Roman" w:eastAsia="宋体" w:hAnsi="Times New Roman" w:cs="Times New Roman"/>
+          <w:sz w:val="24"/>
+        </w:rPr>
+        <w:t xml:space="preserve"> </w:t>
+      </w:r>
+      <w:proofErr w:type="spellStart"/>
+      <w:r>
+        <w:rPr>
+          <w:rFonts w:ascii="Times New Roman" w:eastAsia="宋体" w:hAnsi="Times New Roman" w:cs="Times New Roman"/>
+          <w:sz w:val="24"/>
+        </w:rPr>
+        <w:t>就是该</w:t>
+      </w:r>
+      <w:proofErr w:type="spellEnd"/>
+      <w:r>
+        <w:rPr>
+          <w:rFonts w:ascii="Times New Roman" w:eastAsia="宋体" w:hAnsi="Times New Roman" w:cs="Times New Roman"/>
+          <w:sz w:val="24"/>
+        </w:rPr>
+        <w:t xml:space="preserve"> </w:t>
+      </w:r>
+      <w:proofErr w:type="spellStart"/>
+      <w:r>
+        <w:rPr>
+          <w:rFonts w:ascii="Times New Roman" w:eastAsia="宋体" w:hAnsi="Times New Roman" w:cs="Times New Roman"/>
+          <w:sz w:val="24"/>
+        </w:rPr>
+        <w:t>iframe</w:t>
+      </w:r>
+      <w:r>
+        <w:rPr>
+          <w:rFonts w:ascii="Times New Roman" w:eastAsia="宋体" w:hAnsi="Times New Roman" w:cs="Times New Roman"/>
+          <w:sz w:val="24"/>
+        </w:rPr>
+        <w:t>，然后才改高度</w:t>
+      </w:r>
+      <w:proofErr w:type="spellEnd"/>
+      <w:r>
+        <w:rPr>
+          <w:rFonts w:ascii="Times New Roman" w:eastAsia="宋体" w:hAnsi="Times New Roman" w:cs="Times New Roman"/>
+          <w:sz w:val="24"/>
+        </w:rPr>
+        <w:t>。</w:t>
+      </w:r>
+    </w:p>
+    <w:p>
+      <w:pPr>
+        <w:spacing w:before="200" w:after="120" w:line="480" w:lineRule="exact"/>
+        <w:rPr>
+          <w:rFonts w:ascii="等线" w:eastAsia="等线" w:hAnsi="等线" w:cs="Times New Roman"/>
+        </w:rPr>
+      </w:pPr>
+      <w:r>
+        <w:rPr>
+          <w:rFonts w:ascii="Arial" w:eastAsia="黑体" w:hAnsi="Arial" w:cs="Times New Roman"/>
+          <w:b/>
+          <w:sz w:val="26"/>
+        </w:rPr>
+        <w:t xml:space="preserve">4.5 </w:t>
+      </w:r>
+      <w:proofErr w:type="spellStart"/>
+      <w:r>
+        <w:rPr>
+          <w:rFonts w:ascii="Arial" w:eastAsia="黑体" w:hAnsi="Arial" w:cs="Times New Roman"/>
+          <w:b/>
+          <w:sz w:val="26"/>
+        </w:rPr>
+        <w:t>远程</w:t>
+      </w:r>
+      <w:proofErr w:type="spellEnd"/>
+      <w:r>
+        <w:rPr>
+          <w:rFonts w:ascii="Arial" w:eastAsia="黑体" w:hAnsi="Arial" w:cs="Times New Roman"/>
+          <w:b/>
+          <w:sz w:val="26"/>
+        </w:rPr>
+        <w:t xml:space="preserve"> HTML </w:t>
+      </w:r>
+      <w:proofErr w:type="spellStart"/>
+      <w:r>
+        <w:rPr>
+          <w:rFonts w:ascii="Arial" w:eastAsia="黑体" w:hAnsi="Arial" w:cs="Times New Roman"/>
+          <w:b/>
+          <w:sz w:val="26"/>
+        </w:rPr>
+        <w:t>纯化</w:t>
+      </w:r>
+      <w:proofErr w:type="spellEnd"/>
+    </w:p>
+    <w:p>
+      <w:pPr>
+        <w:spacing w:after="120" w:line="440" w:lineRule="exact"/>
+        <w:ind w:firstLine="420"/>
+        <w:rPr>
+          <w:rFonts w:ascii="等线" w:eastAsia="等线" w:hAnsi="等线" w:cs="Times New Roman"/>
+          <w:lang w:eastAsia="zh-CN"/>
+        </w:rPr>
+      </w:pPr>
+      <w:r>
+        <w:rPr>
+          <w:rFonts w:ascii="Times New Roman" w:eastAsia="宋体" w:hAnsi="Times New Roman" w:cs="Times New Roman"/>
+          <w:sz w:val="24"/>
+          <w:lang w:eastAsia="zh-CN"/>
+        </w:rPr>
+        <w:t>既有内容系统通常以</w:t>
+      </w:r>
+      <w:r>
+        <w:rPr>
+          <w:rFonts w:ascii="Times New Roman" w:eastAsia="宋体" w:hAnsi="Times New Roman" w:cs="Times New Roman"/>
+          <w:sz w:val="24"/>
+          <w:lang w:eastAsia="zh-CN"/>
+        </w:rPr>
+        <w:t xml:space="preserve"> HTML </w:t>
+      </w:r>
+      <w:r>
+        <w:rPr>
+          <w:rFonts w:ascii="Times New Roman" w:eastAsia="宋体" w:hAnsi="Times New Roman" w:cs="Times New Roman"/>
+          <w:sz w:val="24"/>
+          <w:lang w:eastAsia="zh-CN"/>
+        </w:rPr>
+        <w:t>保存章节。映射算法不能把标签名和属性也编进私有区，否则读者意义上的段落会被尖括号打散。纯化在进入</w:t>
+      </w:r>
+      <w:r>
+        <w:rPr>
+          <w:rFonts w:ascii="Times New Roman" w:eastAsia="宋体" w:hAnsi="Times New Roman" w:cs="Times New Roman"/>
+          <w:sz w:val="24"/>
+          <w:lang w:eastAsia="zh-CN"/>
+        </w:rPr>
+        <w:t xml:space="preserve"> sigma </w:t>
+      </w:r>
+      <w:r>
+        <w:rPr>
+          <w:rFonts w:ascii="Times New Roman" w:eastAsia="宋体" w:hAnsi="Times New Roman" w:cs="Times New Roman"/>
+          <w:sz w:val="24"/>
+          <w:lang w:eastAsia="zh-CN"/>
+        </w:rPr>
+        <w:t>之前完成，规则固定、可测试。</w:t>
+      </w:r>
+    </w:p>
+    <w:p>
+      <w:pPr>
+        <w:spacing w:after="120" w:line="440" w:lineRule="exact"/>
+        <w:ind w:firstLine="420"/>
+        <w:rPr>
+          <w:rFonts w:ascii="等线" w:eastAsia="等线" w:hAnsi="等线" w:cs="Times New Roman"/>
+          <w:lang w:eastAsia="zh-CN"/>
+        </w:rPr>
+      </w:pPr>
+      <w:proofErr w:type="spellStart"/>
+      <w:r>
+        <w:rPr>
+          <w:rFonts w:ascii="Times New Roman" w:eastAsia="宋体" w:hAnsi="Times New Roman" w:cs="Times New Roman"/>
+          <w:sz w:val="24"/>
+          <w:lang w:eastAsia="zh-CN"/>
+        </w:rPr>
+        <w:t>br</w:t>
+      </w:r>
+      <w:proofErr w:type="spellEnd"/>
+      <w:r>
+        <w:rPr>
+          <w:rFonts w:ascii="Times New Roman" w:eastAsia="宋体" w:hAnsi="Times New Roman" w:cs="Times New Roman"/>
+          <w:sz w:val="24"/>
+          <w:lang w:eastAsia="zh-CN"/>
+        </w:rPr>
+        <w:t xml:space="preserve"> </w:t>
+      </w:r>
+      <w:proofErr w:type="gramStart"/>
+      <w:r>
+        <w:rPr>
+          <w:rFonts w:ascii="Times New Roman" w:eastAsia="宋体" w:hAnsi="Times New Roman" w:cs="Times New Roman"/>
+          <w:sz w:val="24"/>
+          <w:lang w:eastAsia="zh-CN"/>
+        </w:rPr>
+        <w:t>与块级结束</w:t>
+      </w:r>
+      <w:proofErr w:type="gramEnd"/>
+      <w:r>
+        <w:rPr>
+          <w:rFonts w:ascii="Times New Roman" w:eastAsia="宋体" w:hAnsi="Times New Roman" w:cs="Times New Roman"/>
+          <w:sz w:val="24"/>
+          <w:lang w:eastAsia="zh-CN"/>
+        </w:rPr>
+        <w:t>标签先换成换行，其余标签删除。随后还原命名实体以及十进制、十六进制数字实体，再把连续三段以上的换行压成两段。显示标题由章节号字段与标题字段用分隔符连接。文首、正文、文尾三段纯化后拼接，空正文拒绝进入映射。结果</w:t>
+      </w:r>
+      <w:proofErr w:type="gramStart"/>
+      <w:r>
+        <w:rPr>
+          <w:rFonts w:ascii="Times New Roman" w:eastAsia="宋体" w:hAnsi="Times New Roman" w:cs="Times New Roman"/>
+          <w:sz w:val="24"/>
+          <w:lang w:eastAsia="zh-CN"/>
+        </w:rPr>
+        <w:t>按文章</w:t>
+      </w:r>
+      <w:proofErr w:type="gramEnd"/>
+      <w:r>
+        <w:rPr>
+          <w:rFonts w:ascii="Times New Roman" w:eastAsia="宋体" w:hAnsi="Times New Roman" w:cs="Times New Roman"/>
+          <w:sz w:val="24"/>
+          <w:lang w:eastAsia="zh-CN"/>
+        </w:rPr>
+        <w:t xml:space="preserve"> id </w:t>
+      </w:r>
+      <w:r>
+        <w:rPr>
+          <w:rFonts w:ascii="Times New Roman" w:eastAsia="宋体" w:hAnsi="Times New Roman" w:cs="Times New Roman"/>
+          <w:sz w:val="24"/>
+          <w:lang w:eastAsia="zh-CN"/>
+        </w:rPr>
+        <w:t>缓存在接口进程。宿主拿到文章元数据后应清空自己的正文字段，避免模板再把原文画进宿主</w:t>
+      </w:r>
+      <w:r>
+        <w:rPr>
+          <w:rFonts w:ascii="Times New Roman" w:eastAsia="宋体" w:hAnsi="Times New Roman" w:cs="Times New Roman"/>
+          <w:sz w:val="24"/>
+          <w:lang w:eastAsia="zh-CN"/>
+        </w:rPr>
+        <w:t xml:space="preserve"> DOM</w:t>
+      </w:r>
+      <w:r>
+        <w:rPr>
+          <w:rFonts w:ascii="Times New Roman" w:eastAsia="宋体" w:hAnsi="Times New Roman" w:cs="Times New Roman"/>
+          <w:sz w:val="24"/>
+          <w:lang w:eastAsia="zh-CN"/>
+        </w:rPr>
+        <w:t>。</w:t>
+      </w:r>
+    </w:p>
+    <w:p>
+      <w:pPr>
+        <w:spacing w:after="120" w:line="440" w:lineRule="exact"/>
+        <w:ind w:firstLine="420"/>
+        <w:rPr>
+          <w:rFonts w:ascii="等线" w:eastAsia="等线" w:hAnsi="等线" w:cs="Times New Roman"/>
+          <w:lang w:eastAsia="zh-CN"/>
+        </w:rPr>
+      </w:pPr>
+      <w:r>
+        <w:rPr>
+          <w:rFonts w:ascii="Times New Roman" w:eastAsia="宋体" w:hAnsi="Times New Roman" w:cs="Times New Roman"/>
+          <w:sz w:val="24"/>
+          <w:lang w:eastAsia="zh-CN"/>
+        </w:rPr>
+        <w:t>上述四则算法与一条协议共同构成外发不变量：浏览器与宿主能看到字形和章节元数据，不能从</w:t>
+      </w:r>
+      <w:r>
+        <w:rPr>
+          <w:rFonts w:ascii="Times New Roman" w:eastAsia="宋体" w:hAnsi="Times New Roman" w:cs="Times New Roman"/>
+          <w:sz w:val="24"/>
+          <w:lang w:eastAsia="zh-CN"/>
+        </w:rPr>
+        <w:t xml:space="preserve"> HTML</w:t>
+      </w:r>
+      <w:r>
+        <w:rPr>
+          <w:rFonts w:ascii="Times New Roman" w:eastAsia="宋体" w:hAnsi="Times New Roman" w:cs="Times New Roman"/>
+          <w:sz w:val="24"/>
+          <w:lang w:eastAsia="zh-CN"/>
+        </w:rPr>
+        <w:t>、</w:t>
+      </w:r>
+      <w:proofErr w:type="spellStart"/>
+      <w:r>
+        <w:rPr>
+          <w:rFonts w:ascii="Times New Roman" w:eastAsia="宋体" w:hAnsi="Times New Roman" w:cs="Times New Roman"/>
+          <w:sz w:val="24"/>
+          <w:lang w:eastAsia="zh-CN"/>
+        </w:rPr>
+        <w:t>innerText</w:t>
+      </w:r>
+      <w:proofErr w:type="spellEnd"/>
+      <w:r>
+        <w:rPr>
+          <w:rFonts w:ascii="Times New Roman" w:eastAsia="宋体" w:hAnsi="Times New Roman" w:cs="Times New Roman"/>
+          <w:sz w:val="24"/>
+          <w:lang w:eastAsia="zh-CN"/>
+        </w:rPr>
+        <w:t xml:space="preserve"> </w:t>
+      </w:r>
+      <w:r>
+        <w:rPr>
+          <w:rFonts w:ascii="Times New Roman" w:eastAsia="宋体" w:hAnsi="Times New Roman" w:cs="Times New Roman"/>
+          <w:sz w:val="24"/>
+          <w:lang w:eastAsia="zh-CN"/>
+        </w:rPr>
+        <w:t>或章节</w:t>
+      </w:r>
+      <w:r>
+        <w:rPr>
+          <w:rFonts w:ascii="Times New Roman" w:eastAsia="宋体" w:hAnsi="Times New Roman" w:cs="Times New Roman"/>
+          <w:sz w:val="24"/>
+          <w:lang w:eastAsia="zh-CN"/>
+        </w:rPr>
+        <w:t xml:space="preserve"> JSON </w:t>
+      </w:r>
+      <w:r>
+        <w:rPr>
+          <w:rFonts w:ascii="Times New Roman" w:eastAsia="宋体" w:hAnsi="Times New Roman" w:cs="Times New Roman"/>
+          <w:sz w:val="24"/>
+          <w:lang w:eastAsia="zh-CN"/>
+        </w:rPr>
+        <w:t>直接读到可读正文。字体生成失败、汉字断言失败或字体加载失败时，系统选择不显示，而不是退回明文。</w:t>
+      </w:r>
+    </w:p>
+    <w:p>
+      <w:pPr>
+        <w:rPr>
+          <w:rFonts w:ascii="等线" w:eastAsia="等线" w:hAnsi="等线" w:cs="Times New Roman"/>
+          <w:lang w:eastAsia="zh-CN"/>
+        </w:rPr>
+      </w:pPr>
+    </w:p>
+    <w:p>
+      <w:pPr>
+        <w:spacing w:before="200" w:after="120" w:line="480" w:lineRule="exact"/>
+        <w:rPr>
           <w:lang w:eastAsia="zh-CN"/>
         </w:rPr>
       </w:pPr>
@@ -5439,26 +10314,19 @@
           <w:sz w:val="28"/>
           <w:lang w:eastAsia="zh-CN"/>
         </w:rPr>
-        <w:t>四、技术架构与核心算法实现</w:t>
+        <w:t>五、操作使用说明</w:t>
       </w:r>
     </w:p>
     <w:p>
       <w:pPr>
         <w:spacing w:before="200" w:after="120" w:line="480" w:lineRule="exact"/>
-        <w:rPr>
-          <w:lang w:eastAsia="zh-CN"/>
-        </w:rPr>
-      </w:pPr>
-      <w:r>
         <w:rPr>
           <w:rFonts w:ascii="Arial" w:eastAsia="黑体" w:hAnsi="Arial"/>
           <w:b/>
           <w:sz w:val="26"/>
           <w:lang w:eastAsia="zh-CN"/>
         </w:rPr>
-        <w:lastRenderedPageBreak/>
-        <w:t xml:space="preserve">4.1 </w:t>
-      </w:r>
+      </w:pPr>
       <w:r>
         <w:rPr>
           <w:rFonts w:ascii="Arial" w:eastAsia="黑体" w:hAnsi="Arial"/>
@@ -5466,65 +10334,8 @@
           <w:sz w:val="26"/>
           <w:lang w:eastAsia="zh-CN"/>
         </w:rPr>
-        <w:t>总体技术架构</w:t>
-      </w:r>
-    </w:p>
-    <w:p>
-      <w:pPr>
-        <w:spacing w:after="120" w:line="440" w:lineRule="exact"/>
-        <w:ind w:firstLine="420"/>
-        <w:rPr>
-          <w:lang w:eastAsia="zh-CN"/>
-        </w:rPr>
-      </w:pPr>
-      <w:r>
-        <w:rPr>
-          <w:rFonts w:ascii="Times New Roman" w:eastAsia="宋体" w:hAnsi="Times New Roman"/>
-          <w:sz w:val="24"/>
-          <w:lang w:eastAsia="zh-CN"/>
-        </w:rPr>
-        <w:t>本软件采用</w:t>
-      </w:r>
-      <w:r>
-        <w:rPr>
-          <w:rFonts w:ascii="Times New Roman" w:eastAsia="宋体" w:hAnsi="Times New Roman"/>
-          <w:sz w:val="24"/>
-          <w:lang w:eastAsia="zh-CN"/>
-        </w:rPr>
-        <w:t>“</w:t>
-      </w:r>
-      <w:r>
-        <w:rPr>
-          <w:rFonts w:ascii="Times New Roman" w:eastAsia="宋体" w:hAnsi="Times New Roman"/>
-          <w:sz w:val="24"/>
-          <w:lang w:eastAsia="zh-CN"/>
-        </w:rPr>
-        <w:t>工具链／接口层／表现层／宿主层</w:t>
-      </w:r>
-      <w:r>
-        <w:rPr>
-          <w:rFonts w:ascii="Times New Roman" w:eastAsia="宋体" w:hAnsi="Times New Roman"/>
-          <w:sz w:val="24"/>
-          <w:lang w:eastAsia="zh-CN"/>
-        </w:rPr>
-        <w:t>”</w:t>
-      </w:r>
-      <w:r>
-        <w:rPr>
-          <w:rFonts w:ascii="Times New Roman" w:eastAsia="宋体" w:hAnsi="Times New Roman"/>
-          <w:sz w:val="24"/>
-          <w:lang w:eastAsia="zh-CN"/>
-        </w:rPr>
-        <w:t>四段结构，权限沿远离明文的方向递减。接口层使用内存映射保存票证与字体，不引入外部键值存储，以降低本版本运维面；进程重启后未过期票证失效，客户端可重新换票。生成字体之计算成本高于稿件回源，故回源每次执行，而昂贵之子集化结果按修订号复用。</w:t>
-      </w:r>
-    </w:p>
-    <w:p>
-      <w:pPr>
-        <w:spacing w:before="200" w:after="120" w:line="480" w:lineRule="exact"/>
-        <w:rPr>
-          <w:lang w:eastAsia="zh-CN"/>
-        </w:rPr>
-      </w:pPr>
+        <w:t xml:space="preserve">5.1 </w:t>
+      </w:r>
       <w:r>
         <w:rPr>
           <w:rFonts w:ascii="Arial" w:eastAsia="黑体" w:hAnsi="Arial"/>
@@ -5532,1711 +10343,174 @@
           <w:sz w:val="26"/>
           <w:lang w:eastAsia="zh-CN"/>
         </w:rPr>
-        <w:t xml:space="preserve">4.2 </w:t>
-      </w:r>
-      <w:r>
-        <w:rPr>
-          <w:rFonts w:ascii="Arial" w:eastAsia="黑体" w:hAnsi="Arial"/>
-          <w:b/>
-          <w:sz w:val="26"/>
-          <w:lang w:eastAsia="zh-CN"/>
-        </w:rPr>
-        <w:t>核心算法</w:t>
-      </w:r>
-      <w:proofErr w:type="gramStart"/>
-      <w:r>
-        <w:rPr>
-          <w:rFonts w:ascii="Arial" w:eastAsia="黑体" w:hAnsi="Arial"/>
-          <w:b/>
-          <w:sz w:val="26"/>
-          <w:lang w:eastAsia="zh-CN"/>
-        </w:rPr>
-        <w:t>一</w:t>
-      </w:r>
-      <w:proofErr w:type="gramEnd"/>
-      <w:r>
-        <w:rPr>
-          <w:rFonts w:ascii="Arial" w:eastAsia="黑体" w:hAnsi="Arial"/>
-          <w:b/>
-          <w:sz w:val="26"/>
-          <w:lang w:eastAsia="zh-CN"/>
-        </w:rPr>
-        <w:t>：面向排版的私有区映射</w:t>
+        <w:t>启动服务</w:t>
       </w:r>
     </w:p>
     <w:p>
       <w:pPr>
+        <w:spacing w:before="200" w:after="120" w:line="480" w:lineRule="exact"/>
+        <w:ind w:firstLineChars="177" w:firstLine="425"/>
+        <w:rPr>
+          <w:rFonts w:ascii="Times New Roman" w:eastAsia="宋体" w:hAnsi="Times New Roman"/>
+          <w:sz w:val="24"/>
+          <w:lang w:eastAsia="zh-CN"/>
+        </w:rPr>
+      </w:pPr>
+      <w:r>
+        <w:rPr>
+          <w:rFonts w:ascii="Times New Roman" w:eastAsia="宋体" w:hAnsi="Times New Roman"/>
+          <w:sz w:val="24"/>
+          <w:lang w:eastAsia="zh-CN"/>
+        </w:rPr>
+        <w:lastRenderedPageBreak/>
+        <w:t>于安装</w:t>
+      </w:r>
+      <w:r>
+        <w:rPr>
+          <w:rFonts w:ascii="Times New Roman" w:eastAsia="宋体" w:hAnsi="Times New Roman"/>
+          <w:sz w:val="24"/>
+          <w:lang w:eastAsia="zh-CN"/>
+        </w:rPr>
+        <w:t>Node.js</w:t>
+      </w:r>
+      <w:r>
+        <w:rPr>
+          <w:rFonts w:ascii="Times New Roman" w:eastAsia="宋体" w:hAnsi="Times New Roman"/>
+          <w:sz w:val="24"/>
+          <w:lang w:eastAsia="zh-CN"/>
+        </w:rPr>
+        <w:t>与</w:t>
+      </w:r>
+      <w:r>
+        <w:rPr>
+          <w:rFonts w:ascii="Times New Roman" w:eastAsia="宋体" w:hAnsi="Times New Roman"/>
+          <w:sz w:val="24"/>
+          <w:lang w:eastAsia="zh-CN"/>
+        </w:rPr>
+        <w:t>Python</w:t>
+      </w:r>
+      <w:r>
+        <w:rPr>
+          <w:rFonts w:ascii="Times New Roman" w:eastAsia="宋体" w:hAnsi="Times New Roman"/>
+          <w:sz w:val="24"/>
+          <w:lang w:eastAsia="zh-CN"/>
+        </w:rPr>
+        <w:t>依赖并放置母版字体后，分别启动接口进程与前端进程。默认接口监听本机</w:t>
+      </w:r>
+      <w:r>
+        <w:rPr>
+          <w:rFonts w:ascii="Times New Roman" w:eastAsia="宋体" w:hAnsi="Times New Roman" w:hint="eastAsia"/>
+          <w:sz w:val="24"/>
+          <w:lang w:eastAsia="zh-CN"/>
+        </w:rPr>
+        <w:t>3</w:t>
+      </w:r>
+      <w:r>
+        <w:rPr>
+          <w:rFonts w:ascii="Times New Roman" w:eastAsia="宋体" w:hAnsi="Times New Roman"/>
+          <w:sz w:val="24"/>
+          <w:lang w:eastAsia="zh-CN"/>
+        </w:rPr>
+        <w:t>980</w:t>
+      </w:r>
+      <w:r>
+        <w:rPr>
+          <w:rFonts w:ascii="Times New Roman" w:eastAsia="宋体" w:hAnsi="Times New Roman"/>
+          <w:sz w:val="24"/>
+          <w:lang w:eastAsia="zh-CN"/>
+        </w:rPr>
+        <w:t>端口，阅读页为该机</w:t>
+      </w:r>
+      <w:r>
+        <w:rPr>
+          <w:rFonts w:ascii="Times New Roman" w:eastAsia="宋体" w:hAnsi="Times New Roman" w:hint="eastAsia"/>
+          <w:sz w:val="24"/>
+          <w:lang w:eastAsia="zh-CN"/>
+        </w:rPr>
+        <w:t>3</w:t>
+      </w:r>
+      <w:r>
+        <w:rPr>
+          <w:rFonts w:ascii="Times New Roman" w:eastAsia="宋体" w:hAnsi="Times New Roman"/>
+          <w:sz w:val="24"/>
+          <w:lang w:eastAsia="zh-CN"/>
+        </w:rPr>
+        <w:t>981</w:t>
+      </w:r>
+      <w:r>
+        <w:rPr>
+          <w:rFonts w:ascii="Times New Roman" w:eastAsia="宋体" w:hAnsi="Times New Roman"/>
+          <w:sz w:val="24"/>
+          <w:lang w:eastAsia="zh-CN"/>
+        </w:rPr>
+        <w:t>端口之</w:t>
+      </w:r>
+      <w:r>
+        <w:rPr>
+          <w:rFonts w:ascii="Times New Roman" w:eastAsia="宋体" w:hAnsi="Times New Roman"/>
+          <w:sz w:val="24"/>
+          <w:lang w:eastAsia="zh-CN"/>
+        </w:rPr>
+        <w:t>/read</w:t>
+      </w:r>
+      <w:r>
+        <w:rPr>
+          <w:rFonts w:ascii="Times New Roman" w:eastAsia="宋体" w:hAnsi="Times New Roman"/>
+          <w:sz w:val="24"/>
+          <w:lang w:eastAsia="zh-CN"/>
+        </w:rPr>
+        <w:t>。应以用户代理打开，勿以文件协议打开宿主示例</w:t>
+      </w:r>
+      <w:r>
+        <w:rPr>
+          <w:rFonts w:ascii="Times New Roman" w:eastAsia="宋体" w:hAnsi="Times New Roman" w:hint="eastAsia"/>
+          <w:sz w:val="24"/>
+          <w:lang w:eastAsia="zh-CN"/>
+        </w:rPr>
+        <w:t>。</w:t>
+      </w:r>
+    </w:p>
+    <w:p>
+      <w:pPr>
         <w:spacing w:after="120" w:line="440" w:lineRule="exact"/>
         <w:ind w:firstLine="420"/>
         <w:rPr>
-          <w:lang w:eastAsia="zh-CN"/>
-        </w:rPr>
-      </w:pPr>
-      <w:r>
-        <w:rPr>
-          <w:rFonts w:ascii="Times New Roman" w:eastAsia="宋体" w:hAnsi="Times New Roman"/>
-          <w:sz w:val="24"/>
-          <w:lang w:eastAsia="zh-CN"/>
-        </w:rPr>
-        <w:t>采集程序所依赖者，为码位同一性：若文档中的字符与自然语言文本使用同一</w:t>
-      </w:r>
-      <w:r>
-        <w:rPr>
-          <w:rFonts w:ascii="Times New Roman" w:eastAsia="宋体" w:hAnsi="Times New Roman"/>
-          <w:sz w:val="24"/>
-          <w:lang w:eastAsia="zh-CN"/>
-        </w:rPr>
-        <w:t>Unicode</w:t>
-      </w:r>
-      <w:r>
-        <w:rPr>
-          <w:rFonts w:ascii="Times New Roman" w:eastAsia="宋体" w:hAnsi="Times New Roman"/>
-          <w:sz w:val="24"/>
-          <w:lang w:eastAsia="zh-CN"/>
-        </w:rPr>
-        <w:t>标量值，则文本接口之输出即原文。本算法切断该同一性，但保留排版所需的</w:t>
-      </w:r>
-      <w:r>
-        <w:rPr>
-          <w:rFonts w:ascii="Times New Roman" w:eastAsia="宋体" w:hAnsi="Times New Roman"/>
-          <w:sz w:val="24"/>
-          <w:lang w:eastAsia="zh-CN"/>
-        </w:rPr>
-        <w:t>“</w:t>
-      </w:r>
-      <w:r>
-        <w:rPr>
-          <w:rFonts w:ascii="Times New Roman" w:eastAsia="宋体" w:hAnsi="Times New Roman"/>
-          <w:sz w:val="24"/>
-          <w:lang w:eastAsia="zh-CN"/>
-        </w:rPr>
-        <w:t>码位</w:t>
-      </w:r>
-      <w:r>
-        <w:rPr>
-          <w:rFonts w:ascii="Times New Roman" w:eastAsia="宋体" w:hAnsi="Times New Roman"/>
-          <w:sz w:val="24"/>
-          <w:lang w:eastAsia="zh-CN"/>
-        </w:rPr>
-        <w:t>→</w:t>
-      </w:r>
-      <w:r>
-        <w:rPr>
-          <w:rFonts w:ascii="Times New Roman" w:eastAsia="宋体" w:hAnsi="Times New Roman"/>
-          <w:sz w:val="24"/>
-          <w:lang w:eastAsia="zh-CN"/>
-        </w:rPr>
-        <w:t>字形</w:t>
-      </w:r>
-      <w:r>
-        <w:rPr>
-          <w:rFonts w:ascii="Times New Roman" w:eastAsia="宋体" w:hAnsi="Times New Roman"/>
-          <w:sz w:val="24"/>
-          <w:lang w:eastAsia="zh-CN"/>
-        </w:rPr>
-        <w:t>”</w:t>
-      </w:r>
-      <w:r>
-        <w:rPr>
-          <w:rFonts w:ascii="Times New Roman" w:eastAsia="宋体" w:hAnsi="Times New Roman"/>
-          <w:sz w:val="24"/>
-          <w:lang w:eastAsia="zh-CN"/>
-        </w:rPr>
-        <w:t>关系。</w:t>
+          <w:rFonts w:ascii="Times New Roman" w:eastAsia="宋体" w:hAnsi="Times New Roman" w:hint="eastAsia"/>
+          <w:sz w:val="24"/>
+          <w:lang w:eastAsia="zh-CN"/>
+        </w:rPr>
+      </w:pPr>
+      <w:r>
+        <w:rPr>
+          <w:rFonts w:ascii="Times New Roman" w:eastAsia="宋体" w:hAnsi="Times New Roman" w:hint="eastAsia"/>
+          <w:sz w:val="24"/>
+          <w:lang w:eastAsia="zh-CN"/>
+        </w:rPr>
+        <w:t>下图为控件独立显示页面，如下图所示，可以看到空间使用的端口，页面上的文本为人眼可阅读的自然文字，但是对应的</w:t>
+      </w:r>
+      <w:r>
+        <w:rPr>
+          <w:rFonts w:ascii="Times New Roman" w:eastAsia="宋体" w:hAnsi="Times New Roman" w:hint="eastAsia"/>
+          <w:sz w:val="24"/>
+          <w:lang w:eastAsia="zh-CN"/>
+        </w:rPr>
+        <w:t>html</w:t>
+      </w:r>
+      <w:r>
+        <w:rPr>
+          <w:rFonts w:ascii="Times New Roman" w:eastAsia="宋体" w:hAnsi="Times New Roman" w:hint="eastAsia"/>
+          <w:sz w:val="24"/>
+          <w:lang w:eastAsia="zh-CN"/>
+        </w:rPr>
+        <w:t>字符是映射之后的无法识别的码位，可以有效防止爬虫等工具对于文本的爬取。</w:t>
       </w:r>
     </w:p>
     <w:p>
       <w:pPr>
         <w:spacing w:after="120" w:line="440" w:lineRule="exact"/>
-        <w:ind w:firstLine="420"/>
-        <w:rPr>
-          <w:lang w:eastAsia="zh-CN"/>
-        </w:rPr>
-      </w:pPr>
-      <w:r>
-        <w:rPr>
-          <w:rFonts w:ascii="Times New Roman" w:eastAsia="宋体" w:hAnsi="Times New Roman"/>
-          <w:sz w:val="24"/>
-          <w:lang w:eastAsia="zh-CN"/>
-        </w:rPr>
-        <w:t>形式化描述。设章节可见文本为字符序列</w:t>
-      </w:r>
-      <w:r>
-        <w:rPr>
-          <w:rFonts w:ascii="Times New Roman" w:eastAsia="宋体" w:hAnsi="Times New Roman"/>
-          <w:sz w:val="24"/>
-          <w:lang w:eastAsia="zh-CN"/>
-        </w:rPr>
-        <w:t>c1…</w:t>
-      </w:r>
-      <w:proofErr w:type="spellStart"/>
-      <w:r>
-        <w:rPr>
-          <w:rFonts w:ascii="Times New Roman" w:eastAsia="宋体" w:hAnsi="Times New Roman"/>
-          <w:sz w:val="24"/>
-          <w:lang w:eastAsia="zh-CN"/>
-        </w:rPr>
-        <w:t>cn</w:t>
-      </w:r>
-      <w:proofErr w:type="spellEnd"/>
-      <w:r>
-        <w:rPr>
-          <w:rFonts w:ascii="Times New Roman" w:eastAsia="宋体" w:hAnsi="Times New Roman"/>
-          <w:sz w:val="24"/>
-          <w:lang w:eastAsia="zh-CN"/>
-        </w:rPr>
-        <w:t>。谓词</w:t>
-      </w:r>
-      <w:r>
-        <w:rPr>
-          <w:rFonts w:ascii="Times New Roman" w:eastAsia="宋体" w:hAnsi="Times New Roman"/>
-          <w:sz w:val="24"/>
-          <w:lang w:eastAsia="zh-CN"/>
-        </w:rPr>
-        <w:t>W(c)</w:t>
-      </w:r>
-      <w:r>
-        <w:rPr>
-          <w:rFonts w:ascii="Times New Roman" w:eastAsia="宋体" w:hAnsi="Times New Roman"/>
-          <w:sz w:val="24"/>
-          <w:lang w:eastAsia="zh-CN"/>
-        </w:rPr>
-        <w:t>表示</w:t>
-      </w:r>
-      <w:r>
-        <w:rPr>
-          <w:rFonts w:ascii="Times New Roman" w:eastAsia="宋体" w:hAnsi="Times New Roman"/>
-          <w:sz w:val="24"/>
-          <w:lang w:eastAsia="zh-CN"/>
-        </w:rPr>
-        <w:t>c</w:t>
-      </w:r>
-      <w:r>
-        <w:rPr>
-          <w:rFonts w:ascii="Times New Roman" w:eastAsia="宋体" w:hAnsi="Times New Roman"/>
-          <w:sz w:val="24"/>
-          <w:lang w:eastAsia="zh-CN"/>
-        </w:rPr>
-        <w:t>为空白。</w:t>
-      </w:r>
-      <w:r>
-        <w:rPr>
-          <w:rFonts w:ascii="Times New Roman" w:eastAsia="宋体" w:hAnsi="Times New Roman"/>
-          <w:sz w:val="24"/>
-        </w:rPr>
-        <w:t>σ</w:t>
-      </w:r>
-      <w:r>
-        <w:rPr>
-          <w:rFonts w:ascii="Times New Roman" w:eastAsia="宋体" w:hAnsi="Times New Roman"/>
-          <w:sz w:val="24"/>
-          <w:lang w:eastAsia="zh-CN"/>
-        </w:rPr>
-        <w:t>为从非空白字符到自然数的单射，</w:t>
-      </w:r>
-      <w:r>
-        <w:rPr>
-          <w:rFonts w:ascii="Times New Roman" w:eastAsia="宋体" w:hAnsi="Times New Roman"/>
-          <w:sz w:val="24"/>
-        </w:rPr>
-        <w:t>σ</w:t>
-      </w:r>
-      <w:r>
-        <w:rPr>
-          <w:rFonts w:ascii="Times New Roman" w:eastAsia="宋体" w:hAnsi="Times New Roman"/>
-          <w:sz w:val="24"/>
-          <w:lang w:eastAsia="zh-CN"/>
-        </w:rPr>
-        <w:t>(c)</w:t>
-      </w:r>
-      <w:r>
-        <w:rPr>
-          <w:rFonts w:ascii="Times New Roman" w:eastAsia="宋体" w:hAnsi="Times New Roman"/>
-          <w:sz w:val="24"/>
-          <w:lang w:eastAsia="zh-CN"/>
-        </w:rPr>
-        <w:t>等于该字符首次出现之次序（</w:t>
-      </w:r>
-      <w:proofErr w:type="gramStart"/>
-      <w:r>
-        <w:rPr>
-          <w:rFonts w:ascii="Times New Roman" w:eastAsia="宋体" w:hAnsi="Times New Roman"/>
-          <w:sz w:val="24"/>
-          <w:lang w:eastAsia="zh-CN"/>
-        </w:rPr>
-        <w:t>自零计</w:t>
-      </w:r>
-      <w:proofErr w:type="gramEnd"/>
-      <w:r>
-        <w:rPr>
-          <w:rFonts w:ascii="Times New Roman" w:eastAsia="宋体" w:hAnsi="Times New Roman"/>
-          <w:sz w:val="24"/>
-          <w:lang w:eastAsia="zh-CN"/>
-        </w:rPr>
-        <w:t>）。定义</w:t>
-      </w:r>
-      <w:r>
-        <w:rPr>
-          <w:rFonts w:ascii="Times New Roman" w:eastAsia="宋体" w:hAnsi="Times New Roman"/>
-          <w:sz w:val="24"/>
-        </w:rPr>
-        <w:t>π</w:t>
-      </w:r>
-      <w:r>
-        <w:rPr>
-          <w:rFonts w:ascii="Times New Roman" w:eastAsia="宋体" w:hAnsi="Times New Roman"/>
-          <w:sz w:val="24"/>
-          <w:lang w:eastAsia="zh-CN"/>
-        </w:rPr>
-        <w:t>(k)</w:t>
-      </w:r>
-      <w:r>
-        <w:rPr>
-          <w:rFonts w:ascii="Times New Roman" w:eastAsia="宋体" w:hAnsi="Times New Roman"/>
-          <w:sz w:val="24"/>
-          <w:lang w:eastAsia="zh-CN"/>
-        </w:rPr>
-        <w:t>：若</w:t>
-      </w:r>
-      <w:r>
-        <w:rPr>
-          <w:rFonts w:ascii="Times New Roman" w:eastAsia="宋体" w:hAnsi="Times New Roman"/>
-          <w:sz w:val="24"/>
-          <w:lang w:eastAsia="zh-CN"/>
-        </w:rPr>
-        <w:t>k&lt;6400</w:t>
-      </w:r>
-      <w:r>
-        <w:rPr>
-          <w:rFonts w:ascii="Times New Roman" w:eastAsia="宋体" w:hAnsi="Times New Roman"/>
-          <w:sz w:val="24"/>
-          <w:lang w:eastAsia="zh-CN"/>
-        </w:rPr>
-        <w:t>，则</w:t>
-      </w:r>
-      <w:r>
-        <w:rPr>
-          <w:rFonts w:ascii="Times New Roman" w:eastAsia="宋体" w:hAnsi="Times New Roman"/>
-          <w:sz w:val="24"/>
-        </w:rPr>
-        <w:t>π</w:t>
-      </w:r>
-      <w:r>
-        <w:rPr>
-          <w:rFonts w:ascii="Times New Roman" w:eastAsia="宋体" w:hAnsi="Times New Roman"/>
-          <w:sz w:val="24"/>
-          <w:lang w:eastAsia="zh-CN"/>
-        </w:rPr>
-        <w:t>(k)=0xE000+k</w:t>
-      </w:r>
-      <w:r>
-        <w:rPr>
-          <w:rFonts w:ascii="Times New Roman" w:eastAsia="宋体" w:hAnsi="Times New Roman"/>
-          <w:sz w:val="24"/>
-          <w:lang w:eastAsia="zh-CN"/>
-        </w:rPr>
-        <w:t>，否则</w:t>
-      </w:r>
-      <w:r>
-        <w:rPr>
-          <w:rFonts w:ascii="Times New Roman" w:eastAsia="宋体" w:hAnsi="Times New Roman"/>
-          <w:sz w:val="24"/>
-        </w:rPr>
-        <w:t>π</w:t>
-      </w:r>
-      <w:r>
-        <w:rPr>
-          <w:rFonts w:ascii="Times New Roman" w:eastAsia="宋体" w:hAnsi="Times New Roman"/>
-          <w:sz w:val="24"/>
-          <w:lang w:eastAsia="zh-CN"/>
-        </w:rPr>
-        <w:t>(k)=0xF0000+(k−6400)</w:t>
-      </w:r>
-      <w:r>
-        <w:rPr>
-          <w:rFonts w:ascii="Times New Roman" w:eastAsia="宋体" w:hAnsi="Times New Roman"/>
-          <w:sz w:val="24"/>
-          <w:lang w:eastAsia="zh-CN"/>
-        </w:rPr>
-        <w:t>。编码</w:t>
-      </w:r>
-      <w:r>
-        <w:rPr>
-          <w:rFonts w:ascii="Times New Roman" w:eastAsia="宋体" w:hAnsi="Times New Roman"/>
-          <w:sz w:val="24"/>
-          <w:lang w:eastAsia="zh-CN"/>
-        </w:rPr>
-        <w:t>E(c)=c</w:t>
-      </w:r>
-      <w:r>
-        <w:rPr>
-          <w:rFonts w:ascii="Times New Roman" w:eastAsia="宋体" w:hAnsi="Times New Roman"/>
-          <w:sz w:val="24"/>
-          <w:lang w:eastAsia="zh-CN"/>
-        </w:rPr>
-        <w:t>若</w:t>
-      </w:r>
-      <w:r>
-        <w:rPr>
-          <w:rFonts w:ascii="Times New Roman" w:eastAsia="宋体" w:hAnsi="Times New Roman"/>
-          <w:sz w:val="24"/>
-          <w:lang w:eastAsia="zh-CN"/>
-        </w:rPr>
-        <w:t>W(c)</w:t>
-      </w:r>
-      <w:r>
-        <w:rPr>
-          <w:rFonts w:ascii="Times New Roman" w:eastAsia="宋体" w:hAnsi="Times New Roman"/>
-          <w:sz w:val="24"/>
-          <w:lang w:eastAsia="zh-CN"/>
-        </w:rPr>
-        <w:t>，否则</w:t>
-      </w:r>
-      <w:r>
-        <w:rPr>
-          <w:rFonts w:ascii="Times New Roman" w:eastAsia="宋体" w:hAnsi="Times New Roman"/>
-          <w:sz w:val="24"/>
-          <w:lang w:eastAsia="zh-CN"/>
-        </w:rPr>
-        <w:t>E(c)=chr(</w:t>
-      </w:r>
-      <w:r>
-        <w:rPr>
-          <w:rFonts w:ascii="Times New Roman" w:eastAsia="宋体" w:hAnsi="Times New Roman"/>
-          <w:sz w:val="24"/>
-        </w:rPr>
-        <w:t>π</w:t>
-      </w:r>
-      <w:r>
-        <w:rPr>
-          <w:rFonts w:ascii="Times New Roman" w:eastAsia="宋体" w:hAnsi="Times New Roman"/>
-          <w:sz w:val="24"/>
-          <w:lang w:eastAsia="zh-CN"/>
-        </w:rPr>
-        <w:t>(</w:t>
-      </w:r>
-      <w:r>
-        <w:rPr>
-          <w:rFonts w:ascii="Times New Roman" w:eastAsia="宋体" w:hAnsi="Times New Roman"/>
-          <w:sz w:val="24"/>
-        </w:rPr>
-        <w:t>σ</w:t>
-      </w:r>
-      <w:r>
-        <w:rPr>
-          <w:rFonts w:ascii="Times New Roman" w:eastAsia="宋体" w:hAnsi="Times New Roman"/>
-          <w:sz w:val="24"/>
-          <w:lang w:eastAsia="zh-CN"/>
-        </w:rPr>
-        <w:t>(c)))</w:t>
-      </w:r>
-      <w:r>
-        <w:rPr>
-          <w:rFonts w:ascii="Times New Roman" w:eastAsia="宋体" w:hAnsi="Times New Roman"/>
-          <w:sz w:val="24"/>
-          <w:lang w:eastAsia="zh-CN"/>
-        </w:rPr>
-        <w:t>。服务端断言</w:t>
-      </w:r>
-      <w:r>
-        <w:rPr>
-          <w:rFonts w:ascii="Times New Roman" w:eastAsia="宋体" w:hAnsi="Times New Roman"/>
-          <w:sz w:val="24"/>
-          <w:lang w:eastAsia="zh-CN"/>
-        </w:rPr>
-        <w:t>E</w:t>
-      </w:r>
-      <w:r>
-        <w:rPr>
-          <w:rFonts w:ascii="Times New Roman" w:eastAsia="宋体" w:hAnsi="Times New Roman"/>
-          <w:sz w:val="24"/>
-          <w:lang w:eastAsia="zh-CN"/>
-        </w:rPr>
-        <w:t>作用于可见文本后不匹配汉字区正则，方可外发。</w:t>
-      </w:r>
-    </w:p>
-    <w:p>
-      <w:pPr>
-        <w:spacing w:after="120" w:line="440" w:lineRule="exact"/>
-        <w:ind w:firstLine="420"/>
-        <w:rPr>
-          <w:lang w:eastAsia="zh-CN"/>
-        </w:rPr>
-      </w:pPr>
-      <w:r>
-        <w:rPr>
-          <w:rFonts w:ascii="Times New Roman" w:eastAsia="宋体" w:hAnsi="Times New Roman"/>
-          <w:sz w:val="24"/>
-          <w:lang w:eastAsia="zh-CN"/>
-        </w:rPr>
-        <w:t>与固定偏移或凯撒替换之区别在于：编号由本章用字集合之出现顺序决定，而非全局常数；且必须与</w:t>
-      </w:r>
-      <w:proofErr w:type="spellStart"/>
-      <w:r>
-        <w:rPr>
-          <w:rFonts w:ascii="Times New Roman" w:eastAsia="宋体" w:hAnsi="Times New Roman"/>
-          <w:sz w:val="24"/>
-          <w:lang w:eastAsia="zh-CN"/>
-        </w:rPr>
-        <w:t>cmap</w:t>
-      </w:r>
-      <w:proofErr w:type="spellEnd"/>
-      <w:r>
-        <w:rPr>
-          <w:rFonts w:ascii="Times New Roman" w:eastAsia="宋体" w:hAnsi="Times New Roman"/>
-          <w:sz w:val="24"/>
-          <w:lang w:eastAsia="zh-CN"/>
-        </w:rPr>
-        <w:t>改写同时发布，否则用户代理只能显示缺失字形。采集者若欲还原，需下载</w:t>
-      </w:r>
-      <w:r>
-        <w:rPr>
-          <w:rFonts w:ascii="Times New Roman" w:eastAsia="宋体" w:hAnsi="Times New Roman"/>
-          <w:sz w:val="24"/>
-          <w:lang w:eastAsia="zh-CN"/>
-        </w:rPr>
-        <w:t>WOFF2</w:t>
-      </w:r>
-      <w:r>
-        <w:rPr>
-          <w:rFonts w:ascii="Times New Roman" w:eastAsia="宋体" w:hAnsi="Times New Roman"/>
-          <w:sz w:val="24"/>
-          <w:lang w:eastAsia="zh-CN"/>
-        </w:rPr>
-        <w:t>并解析</w:t>
-      </w:r>
-      <w:proofErr w:type="spellStart"/>
-      <w:r>
-        <w:rPr>
-          <w:rFonts w:ascii="Times New Roman" w:eastAsia="宋体" w:hAnsi="Times New Roman"/>
-          <w:sz w:val="24"/>
-          <w:lang w:eastAsia="zh-CN"/>
-        </w:rPr>
-        <w:t>cmap</w:t>
-      </w:r>
-      <w:proofErr w:type="spellEnd"/>
-      <w:r>
-        <w:rPr>
-          <w:rFonts w:ascii="Times New Roman" w:eastAsia="宋体" w:hAnsi="Times New Roman"/>
-          <w:sz w:val="24"/>
-          <w:lang w:eastAsia="zh-CN"/>
-        </w:rPr>
-        <w:t>与轮廓表，已超出</w:t>
-      </w:r>
-      <w:r>
-        <w:rPr>
-          <w:rFonts w:ascii="Times New Roman" w:eastAsia="宋体" w:hAnsi="Times New Roman"/>
-          <w:sz w:val="24"/>
-          <w:lang w:eastAsia="zh-CN"/>
-        </w:rPr>
-        <w:t>“</w:t>
-      </w:r>
-      <w:r>
-        <w:rPr>
-          <w:rFonts w:ascii="Times New Roman" w:eastAsia="宋体" w:hAnsi="Times New Roman"/>
-          <w:sz w:val="24"/>
-          <w:lang w:eastAsia="zh-CN"/>
-        </w:rPr>
-        <w:t>直接读取文档文本</w:t>
-      </w:r>
-      <w:r>
-        <w:rPr>
-          <w:rFonts w:ascii="Times New Roman" w:eastAsia="宋体" w:hAnsi="Times New Roman"/>
-          <w:sz w:val="24"/>
-          <w:lang w:eastAsia="zh-CN"/>
-        </w:rPr>
-        <w:t>”</w:t>
-      </w:r>
-      <w:r>
-        <w:rPr>
-          <w:rFonts w:ascii="Times New Roman" w:eastAsia="宋体" w:hAnsi="Times New Roman"/>
-          <w:sz w:val="24"/>
-          <w:lang w:eastAsia="zh-CN"/>
-        </w:rPr>
-        <w:t>之威胁模型。本软件不声称防御光学识别、截图与专业字体逆向。</w:t>
-      </w:r>
-    </w:p>
-    <w:p>
-      <w:pPr>
-        <w:spacing w:before="200" w:after="120" w:line="480" w:lineRule="exact"/>
-        <w:rPr>
-          <w:lang w:eastAsia="zh-CN"/>
-        </w:rPr>
-      </w:pPr>
-      <w:r>
-        <w:rPr>
-          <w:rFonts w:ascii="Arial" w:eastAsia="黑体" w:hAnsi="Arial"/>
-          <w:b/>
-          <w:sz w:val="26"/>
-          <w:lang w:eastAsia="zh-CN"/>
-        </w:rPr>
-        <w:t xml:space="preserve">4.3 </w:t>
-      </w:r>
-      <w:r>
-        <w:rPr>
-          <w:rFonts w:ascii="Arial" w:eastAsia="黑体" w:hAnsi="Arial"/>
-          <w:b/>
-          <w:sz w:val="26"/>
-          <w:lang w:eastAsia="zh-CN"/>
-        </w:rPr>
-        <w:t>核心算法二：</w:t>
-      </w:r>
-      <w:proofErr w:type="spellStart"/>
-      <w:r>
-        <w:rPr>
-          <w:rFonts w:ascii="Arial" w:eastAsia="黑体" w:hAnsi="Arial"/>
-          <w:b/>
-          <w:sz w:val="26"/>
-          <w:lang w:eastAsia="zh-CN"/>
-        </w:rPr>
-        <w:t>cmap</w:t>
-      </w:r>
-      <w:proofErr w:type="spellEnd"/>
-      <w:r>
-        <w:rPr>
-          <w:rFonts w:ascii="Arial" w:eastAsia="黑体" w:hAnsi="Arial"/>
-          <w:b/>
-          <w:sz w:val="26"/>
-          <w:lang w:eastAsia="zh-CN"/>
-        </w:rPr>
-        <w:t>重写与按需子集化</w:t>
-      </w:r>
-    </w:p>
-    <w:p>
-      <w:pPr>
-        <w:spacing w:after="120" w:line="440" w:lineRule="exact"/>
-        <w:ind w:firstLine="420"/>
-        <w:rPr>
-          <w:lang w:eastAsia="zh-CN"/>
-        </w:rPr>
-      </w:pPr>
-      <w:r>
-        <w:rPr>
-          <w:rFonts w:ascii="Times New Roman" w:eastAsia="宋体" w:hAnsi="Times New Roman"/>
-          <w:sz w:val="24"/>
-          <w:lang w:eastAsia="zh-CN"/>
-        </w:rPr>
-        <w:t>若仅替换码位而不改字体，读者将看到方框；若下发完整母版，则体积不可接受且扩大对照面。故必须只保留本章用到的原字形，并将其挂到新的私有区码位上。</w:t>
-      </w:r>
-    </w:p>
-    <w:p>
-      <w:pPr>
-        <w:spacing w:after="120" w:line="440" w:lineRule="exact"/>
-        <w:ind w:firstLine="420"/>
-      </w:pPr>
-      <w:proofErr w:type="spellStart"/>
-      <w:r>
-        <w:rPr>
-          <w:rFonts w:ascii="Times New Roman" w:eastAsia="宋体" w:hAnsi="Times New Roman"/>
-          <w:sz w:val="24"/>
-        </w:rPr>
-        <w:t>子集阶段关闭</w:t>
-      </w:r>
-      <w:proofErr w:type="spellEnd"/>
-      <w:r>
-        <w:rPr>
-          <w:rFonts w:ascii="Times New Roman" w:eastAsia="宋体" w:hAnsi="Times New Roman"/>
-          <w:sz w:val="24"/>
-        </w:rPr>
-        <w:t xml:space="preserve"> hinting </w:t>
-      </w:r>
-      <w:proofErr w:type="spellStart"/>
-      <w:r>
-        <w:rPr>
-          <w:rFonts w:ascii="Times New Roman" w:eastAsia="宋体" w:hAnsi="Times New Roman"/>
-          <w:sz w:val="24"/>
-        </w:rPr>
-        <w:t>与版式特性，</w:t>
-      </w:r>
-      <w:r>
-        <w:rPr>
-          <w:rFonts w:ascii="Times New Roman" w:eastAsia="宋体" w:hAnsi="Times New Roman"/>
-          <w:sz w:val="24"/>
-        </w:rPr>
-        <w:t>desubroutinize</w:t>
-      </w:r>
-      <w:proofErr w:type="spellEnd"/>
-      <w:r>
-        <w:rPr>
-          <w:rFonts w:ascii="Times New Roman" w:eastAsia="宋体" w:hAnsi="Times New Roman"/>
-          <w:sz w:val="24"/>
-        </w:rPr>
-        <w:t xml:space="preserve"> </w:t>
-      </w:r>
-      <w:r>
-        <w:rPr>
-          <w:rFonts w:ascii="Times New Roman" w:eastAsia="宋体" w:hAnsi="Times New Roman"/>
-          <w:sz w:val="24"/>
-        </w:rPr>
-        <w:t>以避免</w:t>
-      </w:r>
-      <w:r>
-        <w:rPr>
-          <w:rFonts w:ascii="Times New Roman" w:eastAsia="宋体" w:hAnsi="Times New Roman"/>
-          <w:sz w:val="24"/>
-        </w:rPr>
-        <w:t>CFF</w:t>
-      </w:r>
-      <w:r>
-        <w:rPr>
-          <w:rFonts w:ascii="Times New Roman" w:eastAsia="宋体" w:hAnsi="Times New Roman"/>
-          <w:sz w:val="24"/>
-        </w:rPr>
-        <w:t>子例程在改写</w:t>
-      </w:r>
-      <w:r>
-        <w:rPr>
-          <w:rFonts w:ascii="Times New Roman" w:eastAsia="宋体" w:hAnsi="Times New Roman"/>
-          <w:sz w:val="24"/>
-        </w:rPr>
-        <w:t>cmap</w:t>
-      </w:r>
-      <w:r>
-        <w:rPr>
-          <w:rFonts w:ascii="Times New Roman" w:eastAsia="宋体" w:hAnsi="Times New Roman"/>
-          <w:sz w:val="24"/>
-        </w:rPr>
-        <w:t>后失效，并丢弃</w:t>
-      </w:r>
-      <w:r>
-        <w:rPr>
-          <w:rFonts w:ascii="Times New Roman" w:eastAsia="宋体" w:hAnsi="Times New Roman"/>
-          <w:sz w:val="24"/>
-        </w:rPr>
-        <w:t>DSIG</w:t>
-      </w:r>
-      <w:r>
-        <w:rPr>
-          <w:rFonts w:ascii="Times New Roman" w:eastAsia="宋体" w:hAnsi="Times New Roman"/>
-          <w:sz w:val="24"/>
-        </w:rPr>
-        <w:t>。映射阶段对每一对</w:t>
-      </w:r>
-      <w:r>
-        <w:rPr>
-          <w:rFonts w:ascii="Times New Roman" w:eastAsia="宋体" w:hAnsi="Times New Roman"/>
-          <w:sz w:val="24"/>
-        </w:rPr>
-        <w:t>(</w:t>
-      </w:r>
-      <w:proofErr w:type="gramStart"/>
-      <w:r>
-        <w:rPr>
-          <w:rFonts w:ascii="Times New Roman" w:eastAsia="宋体" w:hAnsi="Times New Roman"/>
-          <w:sz w:val="24"/>
-        </w:rPr>
-        <w:t>src,dst</w:t>
-      </w:r>
-      <w:proofErr w:type="gramEnd"/>
-      <w:r>
-        <w:rPr>
-          <w:rFonts w:ascii="Times New Roman" w:eastAsia="宋体" w:hAnsi="Times New Roman"/>
-          <w:sz w:val="24"/>
-        </w:rPr>
-        <w:t>)</w:t>
-      </w:r>
-      <w:r>
-        <w:rPr>
-          <w:rFonts w:ascii="Times New Roman" w:eastAsia="宋体" w:hAnsi="Times New Roman"/>
-          <w:sz w:val="24"/>
-        </w:rPr>
-        <w:t>，若</w:t>
-      </w:r>
-      <w:r>
-        <w:rPr>
-          <w:rFonts w:ascii="Times New Roman" w:eastAsia="宋体" w:hAnsi="Times New Roman"/>
-          <w:sz w:val="24"/>
-        </w:rPr>
-        <w:t>src</w:t>
-      </w:r>
-      <w:r>
-        <w:rPr>
-          <w:rFonts w:ascii="Times New Roman" w:eastAsia="宋体" w:hAnsi="Times New Roman"/>
-          <w:sz w:val="24"/>
-        </w:rPr>
-        <w:t>存在于子集后的</w:t>
-      </w:r>
-      <w:r>
-        <w:rPr>
-          <w:rFonts w:ascii="Times New Roman" w:eastAsia="宋体" w:hAnsi="Times New Roman"/>
-          <w:sz w:val="24"/>
-        </w:rPr>
-        <w:t>cmap</w:t>
-      </w:r>
-      <w:r>
-        <w:rPr>
-          <w:rFonts w:ascii="Times New Roman" w:eastAsia="宋体" w:hAnsi="Times New Roman"/>
-          <w:sz w:val="24"/>
-        </w:rPr>
-        <w:t>，则新表以</w:t>
-      </w:r>
-      <w:r>
-        <w:rPr>
-          <w:rFonts w:ascii="Times New Roman" w:eastAsia="宋体" w:hAnsi="Times New Roman"/>
-          <w:sz w:val="24"/>
-        </w:rPr>
-        <w:t>dst</w:t>
-      </w:r>
-      <w:r>
-        <w:rPr>
-          <w:rFonts w:ascii="Times New Roman" w:eastAsia="宋体" w:hAnsi="Times New Roman"/>
-          <w:sz w:val="24"/>
-        </w:rPr>
-        <w:t>指向该字形；若母版本无该字，则指向豆腐。直通码位自子集</w:t>
-      </w:r>
-      <w:r>
-        <w:rPr>
-          <w:rFonts w:ascii="Times New Roman" w:eastAsia="宋体" w:hAnsi="Times New Roman"/>
-          <w:sz w:val="24"/>
-        </w:rPr>
-        <w:t>cmap</w:t>
-      </w:r>
-      <w:r>
-        <w:rPr>
-          <w:rFonts w:ascii="Times New Roman" w:eastAsia="宋体" w:hAnsi="Times New Roman"/>
-          <w:sz w:val="24"/>
-        </w:rPr>
-        <w:t>复制。随后按最大码位选择</w:t>
-      </w:r>
-      <w:r>
-        <w:rPr>
-          <w:rFonts w:ascii="Times New Roman" w:eastAsia="宋体" w:hAnsi="Times New Roman"/>
-          <w:sz w:val="24"/>
-        </w:rPr>
-        <w:t>BMP</w:t>
-      </w:r>
-      <w:r>
-        <w:rPr>
-          <w:rFonts w:ascii="Times New Roman" w:eastAsia="宋体" w:hAnsi="Times New Roman"/>
-          <w:sz w:val="24"/>
-        </w:rPr>
-        <w:t>之</w:t>
-      </w:r>
-      <w:r>
-        <w:rPr>
-          <w:rFonts w:ascii="Times New Roman" w:eastAsia="宋体" w:hAnsi="Times New Roman"/>
-          <w:sz w:val="24"/>
-        </w:rPr>
-        <w:t>format 4</w:t>
-      </w:r>
-      <w:r>
-        <w:rPr>
-          <w:rFonts w:ascii="Times New Roman" w:eastAsia="宋体" w:hAnsi="Times New Roman"/>
-          <w:sz w:val="24"/>
-        </w:rPr>
-        <w:t>或补充平面之</w:t>
-      </w:r>
-      <w:r>
-        <w:rPr>
-          <w:rFonts w:ascii="Times New Roman" w:eastAsia="宋体" w:hAnsi="Times New Roman"/>
-          <w:sz w:val="24"/>
-        </w:rPr>
-        <w:t>format 12</w:t>
-      </w:r>
-      <w:r>
-        <w:rPr>
-          <w:rFonts w:ascii="Times New Roman" w:eastAsia="宋体" w:hAnsi="Times New Roman"/>
-          <w:sz w:val="24"/>
-        </w:rPr>
-        <w:t>，分别写入</w:t>
-      </w:r>
-      <w:r>
-        <w:rPr>
-          <w:rFonts w:ascii="Times New Roman" w:eastAsia="宋体" w:hAnsi="Times New Roman"/>
-          <w:sz w:val="24"/>
-        </w:rPr>
-        <w:t>Microsoft</w:t>
-      </w:r>
-      <w:r>
-        <w:rPr>
-          <w:rFonts w:ascii="Times New Roman" w:eastAsia="宋体" w:hAnsi="Times New Roman"/>
-          <w:sz w:val="24"/>
-        </w:rPr>
-        <w:t>与</w:t>
-      </w:r>
-      <w:r>
-        <w:rPr>
-          <w:rFonts w:ascii="Times New Roman" w:eastAsia="宋体" w:hAnsi="Times New Roman"/>
-          <w:sz w:val="24"/>
-        </w:rPr>
-        <w:t>Unicode</w:t>
-      </w:r>
-      <w:r>
-        <w:rPr>
-          <w:rFonts w:ascii="Times New Roman" w:eastAsia="宋体" w:hAnsi="Times New Roman"/>
-          <w:sz w:val="24"/>
-        </w:rPr>
-        <w:t>平台，以免不同用户代理选取不同子表而不一致。</w:t>
-      </w:r>
-      <w:r>
-        <w:rPr>
-          <w:rFonts w:ascii="Times New Roman" w:eastAsia="宋体" w:hAnsi="Times New Roman"/>
-          <w:sz w:val="24"/>
-        </w:rPr>
-        <w:t>Node</w:t>
-      </w:r>
-      <w:r>
-        <w:rPr>
-          <w:rFonts w:ascii="Times New Roman" w:eastAsia="宋体" w:hAnsi="Times New Roman"/>
-          <w:sz w:val="24"/>
-        </w:rPr>
-        <w:t>进程不在其内解析</w:t>
-      </w:r>
-      <w:r>
-        <w:rPr>
-          <w:rFonts w:ascii="Times New Roman" w:eastAsia="宋体" w:hAnsi="Times New Roman"/>
-          <w:sz w:val="24"/>
-        </w:rPr>
-        <w:t>OpenType</w:t>
-      </w:r>
-      <w:r>
-        <w:rPr>
-          <w:rFonts w:ascii="Times New Roman" w:eastAsia="宋体" w:hAnsi="Times New Roman"/>
-          <w:sz w:val="24"/>
-        </w:rPr>
-        <w:t>，而以子进程调用</w:t>
-      </w:r>
-      <w:r>
-        <w:rPr>
-          <w:rFonts w:ascii="Times New Roman" w:eastAsia="宋体" w:hAnsi="Times New Roman"/>
-          <w:sz w:val="24"/>
-        </w:rPr>
-        <w:t>Python</w:t>
-      </w:r>
-      <w:r>
-        <w:rPr>
-          <w:rFonts w:ascii="Times New Roman" w:eastAsia="宋体" w:hAnsi="Times New Roman"/>
-          <w:sz w:val="24"/>
-        </w:rPr>
-        <w:t>，任务经标准输入传递。</w:t>
-      </w:r>
-    </w:p>
-    <w:p>
-      <w:pPr>
-        <w:spacing w:before="200" w:after="120" w:line="480" w:lineRule="exact"/>
-        <w:rPr>
-          <w:lang w:eastAsia="zh-CN"/>
-        </w:rPr>
-      </w:pPr>
-      <w:r>
-        <w:rPr>
-          <w:rFonts w:ascii="Arial" w:eastAsia="黑体" w:hAnsi="Arial"/>
-          <w:b/>
-          <w:sz w:val="26"/>
-          <w:lang w:eastAsia="zh-CN"/>
-        </w:rPr>
-        <w:t xml:space="preserve">4.4 </w:t>
-      </w:r>
-      <w:r>
-        <w:rPr>
-          <w:rFonts w:ascii="Arial" w:eastAsia="黑体" w:hAnsi="Arial"/>
-          <w:b/>
-          <w:sz w:val="26"/>
-          <w:lang w:eastAsia="zh-CN"/>
-        </w:rPr>
-        <w:t>核心算法三：结构保持条件下的超文本编码</w:t>
-      </w:r>
-    </w:p>
-    <w:p>
-      <w:pPr>
-        <w:spacing w:after="120" w:line="440" w:lineRule="exact"/>
-        <w:ind w:firstLine="420"/>
-        <w:rPr>
-          <w:lang w:eastAsia="zh-CN"/>
-        </w:rPr>
-      </w:pPr>
-      <w:r>
-        <w:rPr>
-          <w:rFonts w:ascii="Times New Roman" w:eastAsia="宋体" w:hAnsi="Times New Roman"/>
-          <w:sz w:val="24"/>
-          <w:lang w:eastAsia="zh-CN"/>
-        </w:rPr>
-        <w:lastRenderedPageBreak/>
-        <w:t>设消毒后之文档为树</w:t>
-      </w:r>
-      <w:r>
-        <w:rPr>
-          <w:rFonts w:ascii="Times New Roman" w:eastAsia="宋体" w:hAnsi="Times New Roman"/>
-          <w:sz w:val="24"/>
-          <w:lang w:eastAsia="zh-CN"/>
-        </w:rPr>
-        <w:t>T</w:t>
-      </w:r>
-      <w:r>
-        <w:rPr>
-          <w:rFonts w:ascii="Times New Roman" w:eastAsia="宋体" w:hAnsi="Times New Roman"/>
-          <w:sz w:val="24"/>
-          <w:lang w:eastAsia="zh-CN"/>
-        </w:rPr>
-        <w:t>。函数</w:t>
-      </w:r>
-      <w:r>
-        <w:rPr>
-          <w:rFonts w:ascii="Times New Roman" w:eastAsia="宋体" w:hAnsi="Times New Roman"/>
-          <w:sz w:val="24"/>
-          <w:lang w:eastAsia="zh-CN"/>
-        </w:rPr>
-        <w:t>Vis(T)</w:t>
-      </w:r>
-      <w:r>
-        <w:rPr>
-          <w:rFonts w:ascii="Times New Roman" w:eastAsia="宋体" w:hAnsi="Times New Roman"/>
-          <w:sz w:val="24"/>
-          <w:lang w:eastAsia="zh-CN"/>
-        </w:rPr>
-        <w:t>为全部文本节点及指定属性值之连接。映射表</w:t>
-      </w:r>
-      <w:r>
-        <w:rPr>
-          <w:rFonts w:ascii="Times New Roman" w:eastAsia="宋体" w:hAnsi="Times New Roman"/>
-          <w:sz w:val="24"/>
-          <w:lang w:eastAsia="zh-CN"/>
-        </w:rPr>
-        <w:t>M=</w:t>
-      </w:r>
-      <w:proofErr w:type="spellStart"/>
-      <w:r>
-        <w:rPr>
-          <w:rFonts w:ascii="Times New Roman" w:eastAsia="宋体" w:hAnsi="Times New Roman"/>
-          <w:sz w:val="24"/>
-          <w:lang w:eastAsia="zh-CN"/>
-        </w:rPr>
-        <w:t>BuildMap</w:t>
-      </w:r>
-      <w:proofErr w:type="spellEnd"/>
-      <w:r>
-        <w:rPr>
-          <w:rFonts w:ascii="Times New Roman" w:eastAsia="宋体" w:hAnsi="Times New Roman"/>
-          <w:sz w:val="24"/>
-          <w:lang w:eastAsia="zh-CN"/>
-        </w:rPr>
-        <w:t>(Vis(T)∪</w:t>
-      </w:r>
-      <w:r>
-        <w:rPr>
-          <w:rFonts w:ascii="Times New Roman" w:eastAsia="宋体" w:hAnsi="Times New Roman"/>
-          <w:sz w:val="24"/>
-          <w:lang w:eastAsia="zh-CN"/>
-        </w:rPr>
-        <w:t>标题</w:t>
-      </w:r>
-      <w:r>
-        <w:rPr>
-          <w:rFonts w:ascii="Times New Roman" w:eastAsia="宋体" w:hAnsi="Times New Roman"/>
-          <w:sz w:val="24"/>
-          <w:lang w:eastAsia="zh-CN"/>
-        </w:rPr>
-        <w:t>)</w:t>
-      </w:r>
-      <w:r>
-        <w:rPr>
-          <w:rFonts w:ascii="Times New Roman" w:eastAsia="宋体" w:hAnsi="Times New Roman"/>
-          <w:sz w:val="24"/>
-          <w:lang w:eastAsia="zh-CN"/>
-        </w:rPr>
-        <w:t>。编码遍历</w:t>
-      </w:r>
-      <w:r>
-        <w:rPr>
-          <w:rFonts w:ascii="Times New Roman" w:eastAsia="宋体" w:hAnsi="Times New Roman"/>
-          <w:sz w:val="24"/>
-          <w:lang w:eastAsia="zh-CN"/>
-        </w:rPr>
-        <w:t>T</w:t>
-      </w:r>
-      <w:r>
-        <w:rPr>
-          <w:rFonts w:ascii="Times New Roman" w:eastAsia="宋体" w:hAnsi="Times New Roman"/>
-          <w:sz w:val="24"/>
-          <w:lang w:eastAsia="zh-CN"/>
-        </w:rPr>
-        <w:t>，对文本节点</w:t>
-      </w:r>
-      <w:r>
-        <w:rPr>
-          <w:rFonts w:ascii="Times New Roman" w:eastAsia="宋体" w:hAnsi="Times New Roman"/>
-          <w:sz w:val="24"/>
-          <w:lang w:eastAsia="zh-CN"/>
-        </w:rPr>
-        <w:t>t</w:t>
-      </w:r>
-      <w:r>
-        <w:rPr>
-          <w:rFonts w:ascii="Times New Roman" w:eastAsia="宋体" w:hAnsi="Times New Roman"/>
-          <w:sz w:val="24"/>
-          <w:lang w:eastAsia="zh-CN"/>
-        </w:rPr>
-        <w:t>以</w:t>
-      </w:r>
-      <w:r>
-        <w:rPr>
-          <w:rFonts w:ascii="Times New Roman" w:eastAsia="宋体" w:hAnsi="Times New Roman"/>
-          <w:sz w:val="24"/>
-          <w:lang w:eastAsia="zh-CN"/>
-        </w:rPr>
-        <w:t>M</w:t>
-      </w:r>
-      <w:r>
-        <w:rPr>
-          <w:rFonts w:ascii="Times New Roman" w:eastAsia="宋体" w:hAnsi="Times New Roman"/>
-          <w:sz w:val="24"/>
-          <w:lang w:eastAsia="zh-CN"/>
-        </w:rPr>
-        <w:t>逐字替换，对</w:t>
-      </w:r>
-      <w:r>
-        <w:rPr>
-          <w:rFonts w:ascii="Times New Roman" w:eastAsia="宋体" w:hAnsi="Times New Roman"/>
-          <w:sz w:val="24"/>
-          <w:lang w:eastAsia="zh-CN"/>
-        </w:rPr>
-        <w:t>alt</w:t>
-      </w:r>
-      <w:r>
-        <w:rPr>
-          <w:rFonts w:ascii="Times New Roman" w:eastAsia="宋体" w:hAnsi="Times New Roman"/>
-          <w:sz w:val="24"/>
-          <w:lang w:eastAsia="zh-CN"/>
-        </w:rPr>
-        <w:t>、</w:t>
-      </w:r>
-      <w:r>
-        <w:rPr>
-          <w:rFonts w:ascii="Times New Roman" w:eastAsia="宋体" w:hAnsi="Times New Roman"/>
-          <w:sz w:val="24"/>
-          <w:lang w:eastAsia="zh-CN"/>
-        </w:rPr>
-        <w:t>title</w:t>
-      </w:r>
-      <w:r>
-        <w:rPr>
-          <w:rFonts w:ascii="Times New Roman" w:eastAsia="宋体" w:hAnsi="Times New Roman"/>
-          <w:sz w:val="24"/>
-          <w:lang w:eastAsia="zh-CN"/>
-        </w:rPr>
-        <w:t>作同样替换，再序列化为标记语言。标签名、允许之属性名及安全地址字面量不进入</w:t>
-      </w:r>
-      <w:r>
-        <w:rPr>
-          <w:rFonts w:ascii="Times New Roman" w:eastAsia="宋体" w:hAnsi="Times New Roman"/>
-          <w:sz w:val="24"/>
-          <w:lang w:eastAsia="zh-CN"/>
-        </w:rPr>
-        <w:t>M</w:t>
-      </w:r>
-      <w:r>
-        <w:rPr>
-          <w:rFonts w:ascii="Times New Roman" w:eastAsia="宋体" w:hAnsi="Times New Roman"/>
-          <w:sz w:val="24"/>
-          <w:lang w:eastAsia="zh-CN"/>
-        </w:rPr>
-        <w:t>。于是读者所见仍为段落、强调与图像，而文档对象模型中的字符数据为私有区码位。</w:t>
-      </w:r>
-    </w:p>
-    <w:p>
-      <w:pPr>
-        <w:spacing w:after="120" w:line="440" w:lineRule="exact"/>
-        <w:ind w:firstLine="420"/>
-        <w:rPr>
-          <w:lang w:eastAsia="zh-CN"/>
-        </w:rPr>
-      </w:pPr>
-      <w:r>
-        <w:rPr>
-          <w:rFonts w:ascii="Times New Roman" w:eastAsia="宋体" w:hAnsi="Times New Roman"/>
-          <w:sz w:val="24"/>
-          <w:lang w:eastAsia="zh-CN"/>
-        </w:rPr>
-        <w:t>该算法在防护与可用性之间取得可证明的边界：结构信息（如何分段、何为强调、图像位于何处）被保留；语义载体（字是什么）被替换。图像之源地址本非字符正文，予以保留；此举不扩大</w:t>
-      </w:r>
-      <w:r>
-        <w:rPr>
-          <w:rFonts w:ascii="Times New Roman" w:eastAsia="宋体" w:hAnsi="Times New Roman"/>
-          <w:sz w:val="24"/>
-          <w:lang w:eastAsia="zh-CN"/>
-        </w:rPr>
-        <w:t>“</w:t>
-      </w:r>
-      <w:r>
-        <w:rPr>
-          <w:rFonts w:ascii="Times New Roman" w:eastAsia="宋体" w:hAnsi="Times New Roman"/>
-          <w:sz w:val="24"/>
-          <w:lang w:eastAsia="zh-CN"/>
-        </w:rPr>
-        <w:t>正文被直接采集</w:t>
-      </w:r>
-      <w:r>
-        <w:rPr>
-          <w:rFonts w:ascii="Times New Roman" w:eastAsia="宋体" w:hAnsi="Times New Roman"/>
-          <w:sz w:val="24"/>
-          <w:lang w:eastAsia="zh-CN"/>
-        </w:rPr>
-        <w:t>”</w:t>
-      </w:r>
-      <w:r>
-        <w:rPr>
-          <w:rFonts w:ascii="Times New Roman" w:eastAsia="宋体" w:hAnsi="Times New Roman"/>
-          <w:sz w:val="24"/>
-          <w:lang w:eastAsia="zh-CN"/>
-        </w:rPr>
-        <w:t>之威胁面，亦不以图像防盗为目标。</w:t>
-      </w:r>
-    </w:p>
-    <w:p>
-      <w:pPr>
-        <w:spacing w:before="200" w:after="120" w:line="480" w:lineRule="exact"/>
-        <w:rPr>
-          <w:lang w:eastAsia="zh-CN"/>
-        </w:rPr>
-      </w:pPr>
-      <w:r>
-        <w:rPr>
-          <w:rFonts w:ascii="Arial" w:eastAsia="黑体" w:hAnsi="Arial"/>
-          <w:b/>
-          <w:sz w:val="26"/>
-          <w:lang w:eastAsia="zh-CN"/>
-        </w:rPr>
-        <w:t xml:space="preserve">4.5 </w:t>
-      </w:r>
-      <w:r>
-        <w:rPr>
-          <w:rFonts w:ascii="Arial" w:eastAsia="黑体" w:hAnsi="Arial"/>
-          <w:b/>
-          <w:sz w:val="26"/>
-          <w:lang w:eastAsia="zh-CN"/>
-        </w:rPr>
-        <w:t>核心协议：短时票、</w:t>
-      </w:r>
-      <w:proofErr w:type="gramStart"/>
-      <w:r>
-        <w:rPr>
-          <w:rFonts w:ascii="Arial" w:eastAsia="黑体" w:hAnsi="Arial"/>
-          <w:b/>
-          <w:sz w:val="26"/>
-          <w:lang w:eastAsia="zh-CN"/>
-        </w:rPr>
-        <w:t>锁源与</w:t>
-      </w:r>
-      <w:proofErr w:type="gramEnd"/>
-      <w:r>
-        <w:rPr>
-          <w:rFonts w:ascii="Arial" w:eastAsia="黑体" w:hAnsi="Arial"/>
-          <w:b/>
-          <w:sz w:val="26"/>
-          <w:lang w:eastAsia="zh-CN"/>
-        </w:rPr>
-        <w:t>修订键</w:t>
-      </w:r>
-    </w:p>
-    <w:p>
-      <w:pPr>
-        <w:spacing w:after="120" w:line="440" w:lineRule="exact"/>
-        <w:ind w:firstLine="420"/>
-        <w:rPr>
-          <w:lang w:eastAsia="zh-CN"/>
-        </w:rPr>
-      </w:pPr>
-      <w:r>
-        <w:rPr>
-          <w:rFonts w:ascii="Times New Roman" w:eastAsia="宋体" w:hAnsi="Times New Roman"/>
-          <w:sz w:val="24"/>
-          <w:lang w:eastAsia="zh-CN"/>
-        </w:rPr>
-        <w:t>防护不仅是编码问题，亦是</w:t>
-      </w:r>
-      <w:r>
-        <w:rPr>
-          <w:rFonts w:ascii="Times New Roman" w:eastAsia="宋体" w:hAnsi="Times New Roman"/>
-          <w:sz w:val="24"/>
-          <w:lang w:eastAsia="zh-CN"/>
-        </w:rPr>
-        <w:t>“</w:t>
-      </w:r>
-      <w:r>
-        <w:rPr>
-          <w:rFonts w:ascii="Times New Roman" w:eastAsia="宋体" w:hAnsi="Times New Roman"/>
-          <w:sz w:val="24"/>
-          <w:lang w:eastAsia="zh-CN"/>
-        </w:rPr>
-        <w:t>谁被允许触发编码</w:t>
-      </w:r>
-      <w:r>
-        <w:rPr>
-          <w:rFonts w:ascii="Times New Roman" w:eastAsia="宋体" w:hAnsi="Times New Roman"/>
-          <w:sz w:val="24"/>
-          <w:lang w:eastAsia="zh-CN"/>
-        </w:rPr>
-        <w:t>”</w:t>
-      </w:r>
-      <w:r>
-        <w:rPr>
-          <w:rFonts w:ascii="Times New Roman" w:eastAsia="宋体" w:hAnsi="Times New Roman"/>
-          <w:sz w:val="24"/>
-          <w:lang w:eastAsia="zh-CN"/>
-        </w:rPr>
-        <w:t>的问题。正文跨源策略白名单不含宿主源，宿主只负责嵌入</w:t>
-      </w:r>
-      <w:proofErr w:type="spellStart"/>
-      <w:r>
-        <w:rPr>
-          <w:rFonts w:ascii="Times New Roman" w:eastAsia="宋体" w:hAnsi="Times New Roman"/>
-          <w:sz w:val="24"/>
-          <w:lang w:eastAsia="zh-CN"/>
-        </w:rPr>
-        <w:t>iframe</w:t>
-      </w:r>
-      <w:proofErr w:type="spellEnd"/>
-      <w:r>
-        <w:rPr>
-          <w:rFonts w:ascii="Times New Roman" w:eastAsia="宋体" w:hAnsi="Times New Roman"/>
-          <w:sz w:val="24"/>
-          <w:lang w:eastAsia="zh-CN"/>
-        </w:rPr>
-        <w:t>。时序为：嵌入脚本设置</w:t>
-      </w:r>
-      <w:proofErr w:type="spellStart"/>
-      <w:r>
-        <w:rPr>
-          <w:rFonts w:ascii="Times New Roman" w:eastAsia="宋体" w:hAnsi="Times New Roman"/>
-          <w:sz w:val="24"/>
-          <w:lang w:eastAsia="zh-CN"/>
-        </w:rPr>
-        <w:t>iframe</w:t>
-      </w:r>
-      <w:proofErr w:type="spellEnd"/>
-      <w:r>
-        <w:rPr>
-          <w:rFonts w:ascii="Times New Roman" w:eastAsia="宋体" w:hAnsi="Times New Roman"/>
-          <w:sz w:val="24"/>
-          <w:lang w:eastAsia="zh-CN"/>
-        </w:rPr>
-        <w:t>地址</w:t>
-      </w:r>
-      <w:r>
-        <w:rPr>
-          <w:rFonts w:ascii="Times New Roman" w:eastAsia="宋体" w:hAnsi="Times New Roman"/>
-          <w:sz w:val="24"/>
-          <w:lang w:eastAsia="zh-CN"/>
-        </w:rPr>
-        <w:t>→</w:t>
-      </w:r>
-      <w:r>
-        <w:rPr>
-          <w:rFonts w:ascii="Times New Roman" w:eastAsia="宋体" w:hAnsi="Times New Roman"/>
-          <w:sz w:val="24"/>
-          <w:lang w:eastAsia="zh-CN"/>
-        </w:rPr>
-        <w:t>阅读页换票</w:t>
-      </w:r>
-      <w:r>
-        <w:rPr>
-          <w:rFonts w:ascii="Times New Roman" w:eastAsia="宋体" w:hAnsi="Times New Roman"/>
-          <w:sz w:val="24"/>
-          <w:lang w:eastAsia="zh-CN"/>
-        </w:rPr>
-        <w:t>→</w:t>
-      </w:r>
-      <w:r>
-        <w:rPr>
-          <w:rFonts w:ascii="Times New Roman" w:eastAsia="宋体" w:hAnsi="Times New Roman"/>
-          <w:sz w:val="24"/>
-          <w:lang w:eastAsia="zh-CN"/>
-        </w:rPr>
-        <w:t>持票取章</w:t>
-      </w:r>
-      <w:r>
-        <w:rPr>
-          <w:rFonts w:ascii="Times New Roman" w:eastAsia="宋体" w:hAnsi="Times New Roman"/>
-          <w:sz w:val="24"/>
-          <w:lang w:eastAsia="zh-CN"/>
-        </w:rPr>
-        <w:t>→</w:t>
-      </w:r>
-      <w:r>
-        <w:rPr>
-          <w:rFonts w:ascii="Times New Roman" w:eastAsia="宋体" w:hAnsi="Times New Roman"/>
-          <w:sz w:val="24"/>
-          <w:lang w:eastAsia="zh-CN"/>
-        </w:rPr>
-        <w:t>加载字体</w:t>
-      </w:r>
-      <w:r>
-        <w:rPr>
-          <w:rFonts w:ascii="Times New Roman" w:eastAsia="宋体" w:hAnsi="Times New Roman"/>
-          <w:sz w:val="24"/>
-          <w:lang w:eastAsia="zh-CN"/>
-        </w:rPr>
-        <w:t>→</w:t>
-      </w:r>
-      <w:r>
-        <w:rPr>
-          <w:rFonts w:ascii="Times New Roman" w:eastAsia="宋体" w:hAnsi="Times New Roman"/>
-          <w:sz w:val="24"/>
-          <w:lang w:eastAsia="zh-CN"/>
-        </w:rPr>
-        <w:t>写入节点</w:t>
-      </w:r>
-      <w:r>
-        <w:rPr>
-          <w:rFonts w:ascii="Times New Roman" w:eastAsia="宋体" w:hAnsi="Times New Roman"/>
-          <w:sz w:val="24"/>
-          <w:lang w:eastAsia="zh-CN"/>
-        </w:rPr>
-        <w:t>→</w:t>
-      </w:r>
-      <w:r>
-        <w:rPr>
-          <w:rFonts w:ascii="Times New Roman" w:eastAsia="宋体" w:hAnsi="Times New Roman"/>
-          <w:sz w:val="24"/>
-          <w:lang w:eastAsia="zh-CN"/>
-        </w:rPr>
-        <w:t>回传高度。票在生存期内有效，过期后须重换；字体统一资源定位符同步过期。</w:t>
-      </w:r>
-    </w:p>
-    <w:p>
-      <w:pPr>
-        <w:spacing w:after="120" w:line="440" w:lineRule="exact"/>
-        <w:ind w:firstLine="420"/>
-        <w:rPr>
-          <w:lang w:eastAsia="zh-CN"/>
-        </w:rPr>
-      </w:pPr>
-      <w:r>
-        <w:rPr>
-          <w:rFonts w:ascii="Times New Roman" w:eastAsia="宋体" w:hAnsi="Times New Roman"/>
-          <w:sz w:val="24"/>
-        </w:rPr>
-        <w:t>修订键</w:t>
-      </w:r>
-      <w:r>
-        <w:rPr>
-          <w:rFonts w:ascii="Times New Roman" w:eastAsia="宋体" w:hAnsi="Times New Roman"/>
-          <w:sz w:val="24"/>
-        </w:rPr>
-        <w:t>R=updatedAt</w:t>
-      </w:r>
-      <w:r>
-        <w:rPr>
-          <w:rFonts w:ascii="Times New Roman" w:eastAsia="宋体" w:hAnsi="Times New Roman"/>
-          <w:sz w:val="24"/>
-        </w:rPr>
-        <w:t>若非空，否则</w:t>
-      </w:r>
-      <w:r>
-        <w:rPr>
-          <w:rFonts w:ascii="Times New Roman" w:eastAsia="宋体" w:hAnsi="Times New Roman"/>
-          <w:sz w:val="24"/>
-        </w:rPr>
-        <w:t>R=H(title∥</w:t>
-      </w:r>
-      <w:proofErr w:type="gramStart"/>
-      <w:r>
-        <w:rPr>
-          <w:rFonts w:ascii="Times New Roman" w:eastAsia="宋体" w:hAnsi="Times New Roman"/>
-          <w:sz w:val="24"/>
-        </w:rPr>
-        <w:t>body)</w:t>
-      </w:r>
-      <w:r>
-        <w:rPr>
-          <w:rFonts w:ascii="Times New Roman" w:eastAsia="宋体" w:hAnsi="Times New Roman"/>
-          <w:sz w:val="24"/>
-        </w:rPr>
-        <w:t>之前缀</w:t>
-      </w:r>
-      <w:proofErr w:type="gramEnd"/>
-      <w:r>
-        <w:rPr>
-          <w:rFonts w:ascii="Times New Roman" w:eastAsia="宋体" w:hAnsi="Times New Roman"/>
-          <w:sz w:val="24"/>
-        </w:rPr>
-        <w:t>。字体缓存键</w:t>
-      </w:r>
-      <w:r>
-        <w:rPr>
-          <w:rFonts w:ascii="Times New Roman" w:eastAsia="宋体" w:hAnsi="Times New Roman"/>
-          <w:sz w:val="24"/>
-        </w:rPr>
-        <w:t>K=id∥R</w:t>
-      </w:r>
-      <w:r>
-        <w:rPr>
-          <w:rFonts w:ascii="Times New Roman" w:eastAsia="宋体" w:hAnsi="Times New Roman"/>
-          <w:sz w:val="24"/>
-        </w:rPr>
-        <w:t>。当且仅当</w:t>
-      </w:r>
-      <w:r>
-        <w:rPr>
-          <w:rFonts w:ascii="Times New Roman" w:eastAsia="宋体" w:hAnsi="Times New Roman"/>
-          <w:sz w:val="24"/>
-        </w:rPr>
-        <w:t>K</w:t>
-      </w:r>
-      <w:r>
-        <w:rPr>
-          <w:rFonts w:ascii="Times New Roman" w:eastAsia="宋体" w:hAnsi="Times New Roman"/>
-          <w:sz w:val="24"/>
-        </w:rPr>
-        <w:t>命中，复用生成结果。</w:t>
-      </w:r>
-      <w:r>
-        <w:rPr>
-          <w:rFonts w:ascii="Times New Roman" w:eastAsia="宋体" w:hAnsi="Times New Roman"/>
-          <w:sz w:val="24"/>
-          <w:lang w:eastAsia="zh-CN"/>
-        </w:rPr>
-        <w:t>该协议保证：标识不变而更新时间变化时，必然未命中；更新时间缺失而正文变化时，摘要变化亦未命中。</w:t>
-      </w:r>
-    </w:p>
-    <w:p>
-      <w:pPr>
-        <w:spacing w:before="200" w:after="120" w:line="480" w:lineRule="exact"/>
-        <w:rPr>
-          <w:lang w:eastAsia="zh-CN"/>
-        </w:rPr>
-      </w:pPr>
-      <w:r>
-        <w:rPr>
-          <w:rFonts w:ascii="Arial" w:eastAsia="黑体" w:hAnsi="Arial"/>
-          <w:b/>
-          <w:sz w:val="28"/>
-          <w:lang w:eastAsia="zh-CN"/>
-        </w:rPr>
-        <w:t>五、操作使用说明</w:t>
-      </w:r>
-    </w:p>
-    <w:p>
-      <w:pPr>
-        <w:spacing w:before="200" w:after="120" w:line="480" w:lineRule="exact"/>
-        <w:rPr>
-          <w:rFonts w:ascii="Arial" w:eastAsia="黑体" w:hAnsi="Arial"/>
-          <w:b/>
-          <w:sz w:val="26"/>
-          <w:lang w:eastAsia="zh-CN"/>
-        </w:rPr>
-      </w:pPr>
-      <w:r>
-        <w:rPr>
-          <w:rFonts w:ascii="Arial" w:eastAsia="黑体" w:hAnsi="Arial"/>
-          <w:b/>
-          <w:sz w:val="26"/>
-          <w:lang w:eastAsia="zh-CN"/>
-        </w:rPr>
-        <w:t xml:space="preserve">5.1 </w:t>
-      </w:r>
-      <w:r>
-        <w:rPr>
-          <w:rFonts w:ascii="Arial" w:eastAsia="黑体" w:hAnsi="Arial"/>
-          <w:b/>
-          <w:sz w:val="26"/>
-          <w:lang w:eastAsia="zh-CN"/>
-        </w:rPr>
-        <w:t>启动服务</w:t>
-      </w:r>
-    </w:p>
-    <w:p>
-      <w:pPr>
-        <w:spacing w:before="200" w:after="120" w:line="480" w:lineRule="exact"/>
-        <w:ind w:firstLineChars="177" w:firstLine="425"/>
-        <w:rPr>
-          <w:rFonts w:ascii="Times New Roman" w:eastAsia="宋体" w:hAnsi="Times New Roman"/>
-          <w:sz w:val="24"/>
-          <w:lang w:eastAsia="zh-CN"/>
-        </w:rPr>
-      </w:pPr>
-      <w:r>
-        <w:rPr>
-          <w:rFonts w:ascii="Times New Roman" w:eastAsia="宋体" w:hAnsi="Times New Roman"/>
-          <w:sz w:val="24"/>
-          <w:lang w:eastAsia="zh-CN"/>
-        </w:rPr>
-        <w:t>于安装</w:t>
-      </w:r>
-      <w:r>
-        <w:rPr>
-          <w:rFonts w:ascii="Times New Roman" w:eastAsia="宋体" w:hAnsi="Times New Roman"/>
-          <w:sz w:val="24"/>
-          <w:lang w:eastAsia="zh-CN"/>
-        </w:rPr>
-        <w:t>Node.js</w:t>
-      </w:r>
-      <w:r>
-        <w:rPr>
-          <w:rFonts w:ascii="Times New Roman" w:eastAsia="宋体" w:hAnsi="Times New Roman"/>
-          <w:sz w:val="24"/>
-          <w:lang w:eastAsia="zh-CN"/>
-        </w:rPr>
-        <w:t>与</w:t>
-      </w:r>
-      <w:r>
-        <w:rPr>
-          <w:rFonts w:ascii="Times New Roman" w:eastAsia="宋体" w:hAnsi="Times New Roman"/>
-          <w:sz w:val="24"/>
-          <w:lang w:eastAsia="zh-CN"/>
-        </w:rPr>
-        <w:t>Python</w:t>
-      </w:r>
-      <w:r>
-        <w:rPr>
-          <w:rFonts w:ascii="Times New Roman" w:eastAsia="宋体" w:hAnsi="Times New Roman"/>
-          <w:sz w:val="24"/>
-          <w:lang w:eastAsia="zh-CN"/>
-        </w:rPr>
-        <w:t>依赖并放置母版字体后，分别启动接口进程与前端进程。默认接口监听本机</w:t>
-      </w:r>
-      <w:r>
-        <w:rPr>
-          <w:rFonts w:ascii="Times New Roman" w:eastAsia="宋体" w:hAnsi="Times New Roman" w:hint="eastAsia"/>
-          <w:sz w:val="24"/>
-          <w:lang w:eastAsia="zh-CN"/>
-        </w:rPr>
-        <w:t>3</w:t>
-      </w:r>
-      <w:r>
-        <w:rPr>
-          <w:rFonts w:ascii="Times New Roman" w:eastAsia="宋体" w:hAnsi="Times New Roman"/>
-          <w:sz w:val="24"/>
-          <w:lang w:eastAsia="zh-CN"/>
-        </w:rPr>
-        <w:t>980</w:t>
-      </w:r>
-      <w:r>
-        <w:rPr>
-          <w:rFonts w:ascii="Times New Roman" w:eastAsia="宋体" w:hAnsi="Times New Roman"/>
-          <w:sz w:val="24"/>
-          <w:lang w:eastAsia="zh-CN"/>
-        </w:rPr>
-        <w:t>端口，阅读页为该机</w:t>
-      </w:r>
-      <w:r>
-        <w:rPr>
-          <w:rFonts w:ascii="Times New Roman" w:eastAsia="宋体" w:hAnsi="Times New Roman" w:hint="eastAsia"/>
-          <w:sz w:val="24"/>
-          <w:lang w:eastAsia="zh-CN"/>
-        </w:rPr>
-        <w:t>3</w:t>
-      </w:r>
-      <w:r>
-        <w:rPr>
-          <w:rFonts w:ascii="Times New Roman" w:eastAsia="宋体" w:hAnsi="Times New Roman"/>
-          <w:sz w:val="24"/>
-          <w:lang w:eastAsia="zh-CN"/>
-        </w:rPr>
-        <w:t>981</w:t>
-      </w:r>
-      <w:r>
-        <w:rPr>
-          <w:rFonts w:ascii="Times New Roman" w:eastAsia="宋体" w:hAnsi="Times New Roman"/>
-          <w:sz w:val="24"/>
-          <w:lang w:eastAsia="zh-CN"/>
-        </w:rPr>
-        <w:t>端口之</w:t>
-      </w:r>
-      <w:r>
-        <w:rPr>
-          <w:rFonts w:ascii="Times New Roman" w:eastAsia="宋体" w:hAnsi="Times New Roman"/>
-          <w:sz w:val="24"/>
-          <w:lang w:eastAsia="zh-CN"/>
-        </w:rPr>
-        <w:t>/read</w:t>
-      </w:r>
-      <w:r>
-        <w:rPr>
-          <w:rFonts w:ascii="Times New Roman" w:eastAsia="宋体" w:hAnsi="Times New Roman"/>
-          <w:sz w:val="24"/>
-          <w:lang w:eastAsia="zh-CN"/>
-        </w:rPr>
-        <w:t>。应以用户代理打开，勿以文件协议打开宿主示例</w:t>
-      </w:r>
-      <w:r>
-        <w:rPr>
-          <w:rFonts w:ascii="Times New Roman" w:eastAsia="宋体" w:hAnsi="Times New Roman" w:hint="eastAsia"/>
-          <w:sz w:val="24"/>
-          <w:lang w:eastAsia="zh-CN"/>
-        </w:rPr>
-        <w:t>。</w:t>
-      </w:r>
-    </w:p>
-    <w:p>
-      <w:pPr>
-        <w:spacing w:after="120" w:line="440" w:lineRule="exact"/>
-        <w:ind w:firstLine="420"/>
-        <w:rPr>
-          <w:rFonts w:ascii="Times New Roman" w:eastAsia="宋体" w:hAnsi="Times New Roman"/>
-          <w:sz w:val="24"/>
-          <w:lang w:eastAsia="zh-CN"/>
-        </w:rPr>
-      </w:pPr>
-      <w:r>
-        <w:rPr>
-          <w:rFonts w:ascii="Times New Roman" w:eastAsia="宋体" w:hAnsi="Times New Roman" w:hint="eastAsia"/>
-          <w:sz w:val="24"/>
-          <w:lang w:eastAsia="zh-CN"/>
-        </w:rPr>
-        <w:t>下图为控件独立显示页面，如下图所示，可以看到空间使用的端口，</w:t>
-      </w:r>
-      <w:r>
-        <w:rPr>
-          <w:rFonts w:ascii="Times New Roman" w:eastAsia="宋体" w:hAnsi="Times New Roman" w:hint="eastAsia"/>
-          <w:sz w:val="24"/>
-          <w:lang w:eastAsia="zh-CN"/>
-        </w:rPr>
-        <w:t>页面上的文本为人眼可阅读的自然文字，但是对应的</w:t>
-      </w:r>
-      <w:r>
-        <w:rPr>
-          <w:rFonts w:ascii="Times New Roman" w:eastAsia="宋体" w:hAnsi="Times New Roman" w:hint="eastAsia"/>
-          <w:sz w:val="24"/>
-          <w:lang w:eastAsia="zh-CN"/>
-        </w:rPr>
-        <w:t>html</w:t>
-      </w:r>
-      <w:r>
-        <w:rPr>
-          <w:rFonts w:ascii="Times New Roman" w:eastAsia="宋体" w:hAnsi="Times New Roman" w:hint="eastAsia"/>
-          <w:sz w:val="24"/>
-          <w:lang w:eastAsia="zh-CN"/>
-        </w:rPr>
-        <w:t>字符是映射之后的无法识别的码位，可以有效防止</w:t>
-      </w:r>
-      <w:r>
-        <w:rPr>
-          <w:rFonts w:ascii="Times New Roman" w:eastAsia="宋体" w:hAnsi="Times New Roman" w:hint="eastAsia"/>
-          <w:sz w:val="24"/>
-          <w:lang w:eastAsia="zh-CN"/>
-        </w:rPr>
-        <w:t>爬虫等工具对于文本的爬取。</w:t>
-      </w:r>
-    </w:p>
-    <w:p>
-      <w:pPr>
-        <w:spacing w:before="200" w:after="120" w:line="480" w:lineRule="exact"/>
-        <w:ind w:firstLineChars="177" w:firstLine="425"/>
-        <w:rPr>
-          <w:rFonts w:ascii="Times New Roman" w:eastAsia="宋体" w:hAnsi="Times New Roman"/>
-          <w:sz w:val="24"/>
-          <w:lang w:eastAsia="zh-CN"/>
-        </w:rPr>
-      </w:pPr>
-    </w:p>
-    <w:p>
-      <w:pPr>
-        <w:spacing w:before="200" w:after="120" w:line="480" w:lineRule="exact"/>
-        <w:ind w:firstLineChars="177" w:firstLine="425"/>
-        <w:rPr>
-          <w:rFonts w:ascii="Times New Roman" w:eastAsia="宋体" w:hAnsi="Times New Roman"/>
-          <w:sz w:val="24"/>
-          <w:lang w:eastAsia="zh-CN"/>
-        </w:rPr>
-      </w:pPr>
-    </w:p>
-    <w:p>
-      <w:pPr>
-        <w:spacing w:after="120" w:line="440" w:lineRule="exact"/>
         <w:jc w:val="center"/>
         <w:rPr>
-          <w:rFonts w:ascii="Times New Roman" w:eastAsia="宋体" w:hAnsi="Times New Roman" w:hint="eastAsia"/>
+          <w:rFonts w:ascii="Times New Roman" w:eastAsia="宋体" w:hAnsi="Times New Roman"/>
           <w:sz w:val="24"/>
           <w:lang w:eastAsia="zh-CN"/>
         </w:rPr>
@@ -7270,7 +10544,7 @@
                     <pic:cNvPicPr/>
                   </pic:nvPicPr>
                   <pic:blipFill>
-                    <a:blip r:embed="rId9"/>
+                    <a:blip r:embed="rId14"/>
                     <a:stretch>
                       <a:fillRect/>
                     </a:stretch>
@@ -7312,7 +10586,16 @@
           <w:szCs w:val="18"/>
           <w:lang w:eastAsia="zh-CN"/>
         </w:rPr>
-        <w:t xml:space="preserve">2 </w:t>
+        <w:t xml:space="preserve">5-1 </w:t>
+      </w:r>
+      <w:r>
+        <w:rPr>
+          <w:rFonts w:ascii="Times New Roman" w:eastAsia="宋体" w:hAnsi="Times New Roman"/>
+          <w:sz w:val="18"/>
+          <w:szCs w:val="18"/>
+          <w:lang w:eastAsia="zh-CN"/>
+        </w:rPr>
+        <w:t xml:space="preserve"> </w:t>
       </w:r>
       <w:r>
         <w:rPr>
@@ -7378,7 +10661,7 @@
         <w:spacing w:before="200" w:after="120" w:line="480" w:lineRule="exact"/>
         <w:ind w:firstLineChars="200" w:firstLine="480"/>
         <w:rPr>
-          <w:rFonts w:ascii="Arial" w:eastAsia="黑体" w:hAnsi="Arial" w:hint="eastAsia"/>
+          <w:rFonts w:ascii="Arial" w:eastAsia="黑体" w:hAnsi="Arial"/>
           <w:b/>
           <w:sz w:val="26"/>
           <w:lang w:eastAsia="zh-CN"/>
@@ -7469,6 +10752,7 @@
       <w:r>
         <w:rPr>
           <w:rFonts w:ascii="Times New Roman" w:eastAsia="宋体" w:hAnsi="Times New Roman"/>
+          <w:noProof/>
           <w:sz w:val="18"/>
           <w:szCs w:val="18"/>
           <w:lang w:eastAsia="zh-CN"/>
@@ -7498,7 +10782,7 @@
                     <pic:cNvPicPr/>
                   </pic:nvPicPr>
                   <pic:blipFill>
-                    <a:blip r:embed="rId10"/>
+                    <a:blip r:embed="rId15"/>
                     <a:stretch>
                       <a:fillRect/>
                     </a:stretch>
@@ -7527,6 +10811,7 @@
       <w:r>
         <w:rPr>
           <w:rFonts w:ascii="Times New Roman" w:eastAsia="宋体" w:hAnsi="Times New Roman"/>
+          <w:noProof/>
           <w:sz w:val="18"/>
           <w:szCs w:val="18"/>
           <w:lang w:eastAsia="zh-CN"/>
@@ -7555,7 +10840,7 @@
                     <pic:cNvPicPr/>
                   </pic:nvPicPr>
                   <pic:blipFill>
-                    <a:blip r:embed="rId11"/>
+                    <a:blip r:embed="rId16"/>
                     <a:stretch>
                       <a:fillRect/>
                     </a:stretch>
@@ -7597,7 +10882,7 @@
           <w:szCs w:val="18"/>
           <w:lang w:eastAsia="zh-CN"/>
         </w:rPr>
-        <w:t xml:space="preserve">3 </w:t>
+        <w:t>5-2</w:t>
       </w:r>
       <w:r>
         <w:rPr>
@@ -7606,6 +10891,15 @@
           <w:szCs w:val="18"/>
           <w:lang w:eastAsia="zh-CN"/>
         </w:rPr>
+        <w:t xml:space="preserve"> </w:t>
+      </w:r>
+      <w:r>
+        <w:rPr>
+          <w:rFonts w:ascii="Times New Roman" w:eastAsia="宋体" w:hAnsi="Times New Roman"/>
+          <w:sz w:val="18"/>
+          <w:szCs w:val="18"/>
+          <w:lang w:eastAsia="zh-CN"/>
+        </w:rPr>
         <w:t>深色主题及双水印效果</w:t>
       </w:r>
     </w:p>
@@ -7613,7 +10907,7 @@
       <w:pPr>
         <w:spacing w:after="120" w:line="440" w:lineRule="exact"/>
         <w:rPr>
-          <w:rFonts w:ascii="Times New Roman" w:eastAsia="宋体" w:hAnsi="Times New Roman" w:hint="eastAsia"/>
+          <w:rFonts w:ascii="Times New Roman" w:eastAsia="宋体" w:hAnsi="Times New Roman"/>
           <w:sz w:val="24"/>
           <w:lang w:eastAsia="zh-CN"/>
         </w:rPr>
@@ -7706,7 +11000,7 @@
         <w:spacing w:after="120" w:line="440" w:lineRule="exact"/>
         <w:ind w:firstLine="420"/>
         <w:rPr>
-          <w:rFonts w:ascii="Times New Roman" w:eastAsia="宋体" w:hAnsi="Times New Roman" w:hint="eastAsia"/>
+          <w:rFonts w:ascii="Times New Roman" w:eastAsia="宋体" w:hAnsi="Times New Roman"/>
           <w:sz w:val="24"/>
           <w:lang w:eastAsia="zh-CN"/>
         </w:rPr>
@@ -7739,7 +11033,7 @@
                     <pic:cNvPicPr/>
                   </pic:nvPicPr>
                   <pic:blipFill>
-                    <a:blip r:embed="rId12"/>
+                    <a:blip r:embed="rId17"/>
                     <a:stretch>
                       <a:fillRect/>
                     </a:stretch>
@@ -7833,7 +11127,16 @@
           <w:szCs w:val="18"/>
           <w:lang w:eastAsia="zh-CN"/>
         </w:rPr>
-        <w:t xml:space="preserve">4 </w:t>
+        <w:t>5-3</w:t>
+      </w:r>
+      <w:r>
+        <w:rPr>
+          <w:rFonts w:ascii="Times New Roman" w:eastAsia="宋体" w:hAnsi="Times New Roman"/>
+          <w:sz w:val="18"/>
+          <w:szCs w:val="18"/>
+          <w:lang w:eastAsia="zh-CN"/>
+        </w:rPr>
+        <w:t xml:space="preserve"> </w:t>
       </w:r>
       <w:r>
         <w:rPr>
@@ -8019,7 +11322,7 @@
         <w:spacing w:after="120" w:line="440" w:lineRule="exact"/>
         <w:ind w:firstLine="420"/>
         <w:rPr>
-          <w:rFonts w:ascii="Times New Roman" w:eastAsia="宋体" w:hAnsi="Times New Roman" w:hint="eastAsia"/>
+          <w:rFonts w:ascii="Times New Roman" w:eastAsia="宋体" w:hAnsi="Times New Roman"/>
           <w:sz w:val="24"/>
           <w:lang w:eastAsia="zh-CN"/>
         </w:rPr>
@@ -8064,7 +11367,7 @@
         <w:spacing w:after="120" w:line="440" w:lineRule="exact"/>
         <w:jc w:val="center"/>
         <w:rPr>
-          <w:rFonts w:ascii="Times New Roman" w:eastAsia="宋体" w:hAnsi="Times New Roman" w:hint="eastAsia"/>
+          <w:rFonts w:ascii="Times New Roman" w:eastAsia="宋体" w:hAnsi="Times New Roman"/>
           <w:sz w:val="18"/>
           <w:szCs w:val="18"/>
           <w:lang w:eastAsia="zh-CN"/>
@@ -8087,7 +11390,25 @@
           <w:szCs w:val="18"/>
           <w:lang w:eastAsia="zh-CN"/>
         </w:rPr>
-        <w:t xml:space="preserve">5 </w:t>
+        <w:t>5</w:t>
+      </w:r>
+      <w:r>
+        <w:rPr>
+          <w:rFonts w:ascii="Times New Roman" w:eastAsia="宋体" w:hAnsi="Times New Roman"/>
+          <w:sz w:val="18"/>
+          <w:szCs w:val="18"/>
+          <w:lang w:eastAsia="zh-CN"/>
+        </w:rPr>
+        <w:t xml:space="preserve">-4 </w:t>
+      </w:r>
+      <w:r>
+        <w:rPr>
+          <w:rFonts w:ascii="Times New Roman" w:eastAsia="宋体" w:hAnsi="Times New Roman"/>
+          <w:sz w:val="18"/>
+          <w:szCs w:val="18"/>
+          <w:lang w:eastAsia="zh-CN"/>
+        </w:rPr>
+        <w:t xml:space="preserve"> </w:t>
       </w:r>
       <w:r>
         <w:rPr>
@@ -8146,7 +11467,7 @@
                     <pic:cNvPicPr/>
                   </pic:nvPicPr>
                   <pic:blipFill>
-                    <a:blip r:embed="rId13"/>
+                    <a:blip r:embed="rId18"/>
                     <a:stretch>
                       <a:fillRect/>
                     </a:stretch>
@@ -9070,8 +12391,8 @@
       </w:r>
     </w:p>
     <w:sectPr>
-      <w:headerReference w:type="default" r:id="rId14"/>
-      <w:footerReference w:type="default" r:id="rId15"/>
+      <w:headerReference w:type="default" r:id="rId19"/>
+      <w:footerReference w:type="default" r:id="rId20"/>
       <w:pgSz w:w="11906" w:h="16838"/>
       <w:pgMar w:top="1440" w:right="1440" w:bottom="1440" w:left="1440" w:header="680" w:footer="680" w:gutter="0"/>
       <w:cols w:space="720"/>

--- a/软著申请材料/软件说明书.docx
+++ b/软著申请材料/软件说明书.docx
@@ -358,7 +358,7 @@
           <w:sz w:val="24"/>
           <w:lang w:eastAsia="zh-CN"/>
         </w:rPr>
-        <w:t xml:space="preserve">• </w:t>
+        <w:t>• 问题域与设计目标：论证何以前端脚本加密、交互抑制及简单样式替换不足以切断“码位同一性”，从而必须将正文明文留置服务端，章节接口对外仅输出私有区码位与配套动态字体。</w:t>
       </w:r>
       <w:proofErr w:type="gramStart"/>
       <w:r>
@@ -367,7 +367,6 @@
           <w:sz w:val="24"/>
           <w:lang w:eastAsia="zh-CN"/>
         </w:rPr>
-        <w:t>问题域与设计</w:t>
       </w:r>
       <w:proofErr w:type="gramEnd"/>
       <w:r>
@@ -376,39 +375,34 @@
           <w:sz w:val="24"/>
           <w:lang w:eastAsia="zh-CN"/>
         </w:rPr>
-        <w:t>目标：论证何以前端脚本加密、交互抑制及简单样式替换不足以切断</w:t>
-      </w:r>
-      <w:r>
-        <w:rPr>
-          <w:rFonts w:ascii="Times New Roman" w:eastAsia="宋体" w:hAnsi="Times New Roman"/>
-          <w:sz w:val="24"/>
-          <w:lang w:eastAsia="zh-CN"/>
-        </w:rPr>
-        <w:t>“</w:t>
-      </w:r>
-      <w:r>
-        <w:rPr>
-          <w:rFonts w:ascii="Times New Roman" w:eastAsia="宋体" w:hAnsi="Times New Roman"/>
-          <w:sz w:val="24"/>
-          <w:lang w:eastAsia="zh-CN"/>
-        </w:rPr>
-        <w:t>码位同一性</w:t>
-      </w:r>
-      <w:r>
-        <w:rPr>
-          <w:rFonts w:ascii="Times New Roman" w:eastAsia="宋体" w:hAnsi="Times New Roman"/>
-          <w:sz w:val="24"/>
-          <w:lang w:eastAsia="zh-CN"/>
-        </w:rPr>
-        <w:t>”</w:t>
-      </w:r>
-      <w:r>
-        <w:rPr>
-          <w:rFonts w:ascii="Times New Roman" w:eastAsia="宋体" w:hAnsi="Times New Roman"/>
-          <w:sz w:val="24"/>
-          <w:lang w:eastAsia="zh-CN"/>
-        </w:rPr>
-        <w:t>，从而必须将明文留置服务端，对外仅输出私有</w:t>
+      </w:r>
+      <w:r>
+        <w:rPr>
+          <w:rFonts w:ascii="Times New Roman" w:eastAsia="宋体" w:hAnsi="Times New Roman"/>
+          <w:sz w:val="24"/>
+          <w:lang w:eastAsia="zh-CN"/>
+        </w:rPr>
+      </w:r>
+      <w:r>
+        <w:rPr>
+          <w:rFonts w:ascii="Times New Roman" w:eastAsia="宋体" w:hAnsi="Times New Roman"/>
+          <w:sz w:val="24"/>
+          <w:lang w:eastAsia="zh-CN"/>
+        </w:rPr>
+      </w:r>
+      <w:r>
+        <w:rPr>
+          <w:rFonts w:ascii="Times New Roman" w:eastAsia="宋体" w:hAnsi="Times New Roman"/>
+          <w:sz w:val="24"/>
+          <w:lang w:eastAsia="zh-CN"/>
+        </w:rPr>
+      </w:r>
+      <w:r>
+        <w:rPr>
+          <w:rFonts w:ascii="Times New Roman" w:eastAsia="宋体" w:hAnsi="Times New Roman"/>
+          <w:sz w:val="24"/>
+          <w:lang w:eastAsia="zh-CN"/>
+        </w:rPr>
       </w:r>
       <w:proofErr w:type="gramStart"/>
       <w:r>
@@ -417,7 +411,6 @@
           <w:sz w:val="24"/>
           <w:lang w:eastAsia="zh-CN"/>
         </w:rPr>
-        <w:t>区码位</w:t>
       </w:r>
       <w:proofErr w:type="gramEnd"/>
       <w:r>
@@ -426,7 +419,6 @@
           <w:sz w:val="24"/>
           <w:lang w:eastAsia="zh-CN"/>
         </w:rPr>
-        <w:t>与配套动态字体。</w:t>
       </w:r>
     </w:p>
     <w:p>
@@ -1329,16 +1321,14 @@
           <w:sz w:val="24"/>
           <w:lang w:eastAsia="zh-CN"/>
         </w:rPr>
-        <w:lastRenderedPageBreak/>
-        <w:t xml:space="preserve">• </w:t>
-      </w:r>
-      <w:r>
-        <w:rPr>
-          <w:rFonts w:ascii="Times New Roman" w:eastAsia="宋体" w:hAnsi="Times New Roman"/>
-          <w:sz w:val="24"/>
-          <w:lang w:eastAsia="zh-CN"/>
-        </w:rPr>
-        <w:t>明文仅短暂存在于阅读器服务</w:t>
+        <w:t>• 明文仅短暂存在于阅读器服务端进程及受控稿件源；持票章节接口与字体接口不返回汉字区等自然语言码位。元数据查询可返回本地样章标题与站点密钥，不返回正文。</w:t>
+      </w:r>
+      <w:r>
+        <w:rPr>
+          <w:rFonts w:ascii="Times New Roman" w:eastAsia="宋体" w:hAnsi="Times New Roman"/>
+          <w:sz w:val="24"/>
+          <w:lang w:eastAsia="zh-CN"/>
+        </w:rPr>
       </w:r>
       <w:proofErr w:type="gramStart"/>
       <w:r>
@@ -1347,7 +1337,6 @@
           <w:sz w:val="24"/>
           <w:lang w:eastAsia="zh-CN"/>
         </w:rPr>
-        <w:t>端进程</w:t>
       </w:r>
       <w:proofErr w:type="gramEnd"/>
       <w:r>
@@ -1356,7 +1345,6 @@
           <w:sz w:val="24"/>
           <w:lang w:eastAsia="zh-CN"/>
         </w:rPr>
-        <w:t>及受控稿件源；对外接口不返回汉字区等自然语言码位。</w:t>
       </w:r>
     </w:p>
     <w:p>
@@ -1446,15 +1434,14 @@
           <w:sz w:val="24"/>
           <w:lang w:eastAsia="zh-CN"/>
         </w:rPr>
-        <w:t xml:space="preserve">• </w:t>
-      </w:r>
-      <w:r>
-        <w:rPr>
-          <w:rFonts w:ascii="Times New Roman" w:eastAsia="宋体" w:hAnsi="Times New Roman"/>
-          <w:sz w:val="24"/>
-          <w:lang w:eastAsia="zh-CN"/>
-        </w:rPr>
-        <w:t>依映射结果裁剪母版并重写</w:t>
+        <w:t>• 依映射结果裁剪母版并重写cmap，输出WOFF2；空白类字符按ECMAScript正则\s原样保留于文本，以维持排版骨架。字体直通表只收录制表符、换行、回车、普通空格、不间断空格与表意空格。</w:t>
+      </w:r>
+      <w:r>
+        <w:rPr>
+          <w:rFonts w:ascii="Times New Roman" w:eastAsia="宋体" w:hAnsi="Times New Roman"/>
+          <w:sz w:val="24"/>
+          <w:lang w:eastAsia="zh-CN"/>
+        </w:rPr>
       </w:r>
       <w:proofErr w:type="spellStart"/>
       <w:r>
@@ -1463,7 +1450,6 @@
           <w:sz w:val="24"/>
           <w:lang w:eastAsia="zh-CN"/>
         </w:rPr>
-        <w:t>cmap</w:t>
       </w:r>
       <w:proofErr w:type="spellEnd"/>
       <w:r>
@@ -1472,55 +1458,48 @@
           <w:sz w:val="24"/>
           <w:lang w:eastAsia="zh-CN"/>
         </w:rPr>
-        <w:t>，输出</w:t>
-      </w:r>
-      <w:r>
-        <w:rPr>
-          <w:rFonts w:ascii="Times New Roman" w:eastAsia="宋体" w:hAnsi="Times New Roman"/>
-          <w:sz w:val="24"/>
-          <w:lang w:eastAsia="zh-CN"/>
-        </w:rPr>
-        <w:t>WOFF2</w:t>
-      </w:r>
-      <w:r>
-        <w:rPr>
-          <w:rFonts w:ascii="Times New Roman" w:eastAsia="宋体" w:hAnsi="Times New Roman"/>
-          <w:sz w:val="24"/>
-          <w:lang w:eastAsia="zh-CN"/>
-        </w:rPr>
-        <w:t>；空白类字符按</w:t>
-      </w:r>
-      <w:r>
-        <w:rPr>
-          <w:rFonts w:ascii="Times New Roman" w:eastAsia="宋体" w:hAnsi="Times New Roman"/>
-          <w:sz w:val="24"/>
-          <w:lang w:eastAsia="zh-CN"/>
-        </w:rPr>
-        <w:t>ECMAScript</w:t>
-      </w:r>
-      <w:r>
-        <w:rPr>
-          <w:rFonts w:ascii="Times New Roman" w:eastAsia="宋体" w:hAnsi="Times New Roman"/>
-          <w:sz w:val="24"/>
-          <w:lang w:eastAsia="zh-CN"/>
-        </w:rPr>
-        <w:t>正则</w:t>
-      </w:r>
-      <w:r>
-        <w:rPr>
-          <w:rFonts w:ascii="Times New Roman" w:eastAsia="宋体" w:hAnsi="Times New Roman"/>
-          <w:sz w:val="24"/>
-          <w:lang w:eastAsia="zh-CN"/>
-        </w:rPr>
-        <w:t>\s</w:t>
-      </w:r>
-      <w:r>
-        <w:rPr>
-          <w:rFonts w:ascii="Times New Roman" w:eastAsia="宋体" w:hAnsi="Times New Roman"/>
-          <w:sz w:val="24"/>
-          <w:lang w:eastAsia="zh-CN"/>
-        </w:rPr>
-        <w:t>原样保留，以维持排版骨架。</w:t>
+      </w:r>
+      <w:r>
+        <w:rPr>
+          <w:rFonts w:ascii="Times New Roman" w:eastAsia="宋体" w:hAnsi="Times New Roman"/>
+          <w:sz w:val="24"/>
+          <w:lang w:eastAsia="zh-CN"/>
+        </w:rPr>
+      </w:r>
+      <w:r>
+        <w:rPr>
+          <w:rFonts w:ascii="Times New Roman" w:eastAsia="宋体" w:hAnsi="Times New Roman"/>
+          <w:sz w:val="24"/>
+          <w:lang w:eastAsia="zh-CN"/>
+        </w:rPr>
+      </w:r>
+      <w:r>
+        <w:rPr>
+          <w:rFonts w:ascii="Times New Roman" w:eastAsia="宋体" w:hAnsi="Times New Roman"/>
+          <w:sz w:val="24"/>
+          <w:lang w:eastAsia="zh-CN"/>
+        </w:rPr>
+      </w:r>
+      <w:r>
+        <w:rPr>
+          <w:rFonts w:ascii="Times New Roman" w:eastAsia="宋体" w:hAnsi="Times New Roman"/>
+          <w:sz w:val="24"/>
+          <w:lang w:eastAsia="zh-CN"/>
+        </w:rPr>
+      </w:r>
+      <w:r>
+        <w:rPr>
+          <w:rFonts w:ascii="Times New Roman" w:eastAsia="宋体" w:hAnsi="Times New Roman"/>
+          <w:sz w:val="24"/>
+          <w:lang w:eastAsia="zh-CN"/>
+        </w:rPr>
+      </w:r>
+      <w:r>
+        <w:rPr>
+          <w:rFonts w:ascii="Times New Roman" w:eastAsia="宋体" w:hAnsi="Times New Roman"/>
+          <w:sz w:val="24"/>
+          <w:lang w:eastAsia="zh-CN"/>
+        </w:rPr>
       </w:r>
     </w:p>
     <w:p>
@@ -1537,31 +1516,28 @@
           <w:sz w:val="24"/>
           <w:lang w:eastAsia="zh-CN"/>
         </w:rPr>
-        <w:t xml:space="preserve">• </w:t>
-      </w:r>
-      <w:r>
-        <w:rPr>
-          <w:rFonts w:ascii="Times New Roman" w:eastAsia="宋体" w:hAnsi="Times New Roman"/>
-          <w:sz w:val="24"/>
-          <w:lang w:eastAsia="zh-CN"/>
-        </w:rPr>
-        <w:t>超文本结构与文本节点分离处理：标签及安全属性得以保留，仅对文本节点及可能泄漏原文之</w:t>
-      </w:r>
-      <w:r>
-        <w:rPr>
-          <w:rFonts w:ascii="Times New Roman" w:eastAsia="宋体" w:hAnsi="Times New Roman"/>
-          <w:sz w:val="24"/>
-          <w:lang w:eastAsia="zh-CN"/>
-        </w:rPr>
-        <w:t>alt</w:t>
-      </w:r>
-      <w:r>
-        <w:rPr>
-          <w:rFonts w:ascii="Times New Roman" w:eastAsia="宋体" w:hAnsi="Times New Roman"/>
-          <w:sz w:val="24"/>
-          <w:lang w:eastAsia="zh-CN"/>
-        </w:rPr>
-        <w:t>等属性实施编码。</w:t>
+        <w:t>• 超文本结构与文本节点分离处理：标签及安全属性得以保留，仅对文本节点及图像alt实施编码，title等其余属性予以丢弃。</w:t>
+      </w:r>
+      <w:r>
+        <w:rPr>
+          <w:rFonts w:ascii="Times New Roman" w:eastAsia="宋体" w:hAnsi="Times New Roman"/>
+          <w:sz w:val="24"/>
+          <w:lang w:eastAsia="zh-CN"/>
+        </w:rPr>
+      </w:r>
+      <w:r>
+        <w:rPr>
+          <w:rFonts w:ascii="Times New Roman" w:eastAsia="宋体" w:hAnsi="Times New Roman"/>
+          <w:sz w:val="24"/>
+          <w:lang w:eastAsia="zh-CN"/>
+        </w:rPr>
+      </w:r>
+      <w:r>
+        <w:rPr>
+          <w:rFonts w:ascii="Times New Roman" w:eastAsia="宋体" w:hAnsi="Times New Roman"/>
+          <w:sz w:val="24"/>
+          <w:lang w:eastAsia="zh-CN"/>
+        </w:rPr>
       </w:r>
     </w:p>
     <w:p>
@@ -1578,47 +1554,42 @@
           <w:sz w:val="24"/>
           <w:lang w:eastAsia="zh-CN"/>
         </w:rPr>
-        <w:t xml:space="preserve">• </w:t>
-      </w:r>
-      <w:r>
-        <w:rPr>
-          <w:rFonts w:ascii="Times New Roman" w:eastAsia="宋体" w:hAnsi="Times New Roman"/>
-          <w:sz w:val="24"/>
-          <w:lang w:eastAsia="zh-CN"/>
-        </w:rPr>
-        <w:t>阅读器页面须成功加载专用字体后方可呈现正文；失败时仅提示</w:t>
-      </w:r>
-      <w:r>
-        <w:rPr>
-          <w:rFonts w:ascii="Times New Roman" w:eastAsia="宋体" w:hAnsi="Times New Roman"/>
-          <w:sz w:val="24"/>
-          <w:lang w:eastAsia="zh-CN"/>
-        </w:rPr>
-        <w:t>“</w:t>
-      </w:r>
-      <w:r>
-        <w:rPr>
-          <w:rFonts w:ascii="Times New Roman" w:eastAsia="宋体" w:hAnsi="Times New Roman"/>
-          <w:sz w:val="24"/>
-          <w:lang w:eastAsia="zh-CN"/>
-        </w:rPr>
-        <w:t>内容无法显示</w:t>
-      </w:r>
-      <w:r>
-        <w:rPr>
-          <w:rFonts w:ascii="Times New Roman" w:eastAsia="宋体" w:hAnsi="Times New Roman"/>
-          <w:sz w:val="24"/>
-          <w:lang w:eastAsia="zh-CN"/>
-        </w:rPr>
-        <w:t>”</w:t>
-      </w:r>
-      <w:r>
-        <w:rPr>
-          <w:rFonts w:ascii="Times New Roman" w:eastAsia="宋体" w:hAnsi="Times New Roman"/>
-          <w:sz w:val="24"/>
-          <w:lang w:eastAsia="zh-CN"/>
-        </w:rPr>
-        <w:t>，禁止回退明文。</w:t>
+        <w:t>• 阅读器页面须成功加载专用字体后方可呈现正文；失败时提示“内容无法显示”，缺少章节标识时提示“缺少章节”，禁止回退明文。</w:t>
+      </w:r>
+      <w:r>
+        <w:rPr>
+          <w:rFonts w:ascii="Times New Roman" w:eastAsia="宋体" w:hAnsi="Times New Roman"/>
+          <w:sz w:val="24"/>
+          <w:lang w:eastAsia="zh-CN"/>
+        </w:rPr>
+      </w:r>
+      <w:r>
+        <w:rPr>
+          <w:rFonts w:ascii="Times New Roman" w:eastAsia="宋体" w:hAnsi="Times New Roman"/>
+          <w:sz w:val="24"/>
+          <w:lang w:eastAsia="zh-CN"/>
+        </w:rPr>
+      </w:r>
+      <w:r>
+        <w:rPr>
+          <w:rFonts w:ascii="Times New Roman" w:eastAsia="宋体" w:hAnsi="Times New Roman"/>
+          <w:sz w:val="24"/>
+          <w:lang w:eastAsia="zh-CN"/>
+        </w:rPr>
+      </w:r>
+      <w:r>
+        <w:rPr>
+          <w:rFonts w:ascii="Times New Roman" w:eastAsia="宋体" w:hAnsi="Times New Roman"/>
+          <w:sz w:val="24"/>
+          <w:lang w:eastAsia="zh-CN"/>
+        </w:rPr>
+      </w:r>
+      <w:r>
+        <w:rPr>
+          <w:rFonts w:ascii="Times New Roman" w:eastAsia="宋体" w:hAnsi="Times New Roman"/>
+          <w:sz w:val="24"/>
+          <w:lang w:eastAsia="zh-CN"/>
+        </w:rPr>
       </w:r>
     </w:p>
     <w:p>
@@ -1969,15 +1940,14 @@
           <w:sz w:val="24"/>
           <w:lang w:eastAsia="zh-CN"/>
         </w:rPr>
-        <w:t xml:space="preserve">• </w:t>
-      </w:r>
-      <w:r>
-        <w:rPr>
-          <w:rFonts w:ascii="Times New Roman" w:eastAsia="宋体" w:hAnsi="Times New Roman"/>
-          <w:sz w:val="24"/>
-          <w:lang w:eastAsia="zh-CN"/>
-        </w:rPr>
-        <w:t>阅读器表现层：字号调节、深浅主题、失败关闭；偏好存于本地存储且</w:t>
+        <w:t>• 阅读器表现层：字号在十六至三十二像素间调节，默认二十像素，每次步进二像素；深浅主题；失败关闭。偏好存于本地存储且不持久化章节文本。</w:t>
+      </w:r>
+      <w:r>
+        <w:rPr>
+          <w:rFonts w:ascii="Times New Roman" w:eastAsia="宋体" w:hAnsi="Times New Roman"/>
+          <w:sz w:val="24"/>
+          <w:lang w:eastAsia="zh-CN"/>
+        </w:rPr>
       </w:r>
       <w:proofErr w:type="gramStart"/>
       <w:r>
@@ -1986,7 +1956,6 @@
           <w:sz w:val="24"/>
           <w:lang w:eastAsia="zh-CN"/>
         </w:rPr>
-        <w:t>不</w:t>
       </w:r>
       <w:proofErr w:type="gramEnd"/>
       <w:r>
@@ -1995,7 +1964,6 @@
           <w:sz w:val="24"/>
           <w:lang w:eastAsia="zh-CN"/>
         </w:rPr>
-        <w:t>持久化章节文本。</w:t>
       </w:r>
     </w:p>
     <w:p>
@@ -2132,16 +2100,14 @@
           <w:sz w:val="24"/>
           <w:lang w:eastAsia="zh-CN"/>
         </w:rPr>
-        <w:lastRenderedPageBreak/>
-        <w:t xml:space="preserve">• </w:t>
-      </w:r>
-      <w:r>
-        <w:rPr>
-          <w:rFonts w:ascii="Times New Roman" w:eastAsia="宋体" w:hAnsi="Times New Roman"/>
-          <w:sz w:val="24"/>
-          <w:lang w:eastAsia="zh-CN"/>
-        </w:rPr>
-        <w:t>远程稿件适配与修订失效：</w:t>
+        <w:t>• 远程稿件适配与修订失效：本地样章未命中时按文章编号拉取超文本，剥离危险标记后进入编码流水线，且每次解析回源。字体缓存键为章节标识加修订号；修订号取更新时间，更新时间与创建时间皆无则取内容摘要。</w:t>
+      </w:r>
+      <w:r>
+        <w:rPr>
+          <w:rFonts w:ascii="Times New Roman" w:eastAsia="宋体" w:hAnsi="Times New Roman"/>
+          <w:sz w:val="24"/>
+          <w:lang w:eastAsia="zh-CN"/>
+        </w:rPr>
       </w:r>
       <w:proofErr w:type="gramStart"/>
       <w:r>
@@ -2150,7 +2116,6 @@
           <w:sz w:val="24"/>
           <w:lang w:eastAsia="zh-CN"/>
         </w:rPr>
-        <w:t>按文章</w:t>
       </w:r>
       <w:proofErr w:type="gramEnd"/>
       <w:r>
@@ -2159,7 +2124,6 @@
           <w:sz w:val="24"/>
           <w:lang w:eastAsia="zh-CN"/>
         </w:rPr>
-        <w:t>编号拉取超文本，剥离危险标记后进入编码流水线；每次解析回源，字体</w:t>
       </w:r>
       <w:proofErr w:type="gramStart"/>
       <w:r>
@@ -2168,7 +2132,6 @@
           <w:sz w:val="24"/>
           <w:lang w:eastAsia="zh-CN"/>
         </w:rPr>
-        <w:t>缓存键含更新</w:t>
       </w:r>
       <w:proofErr w:type="gramEnd"/>
       <w:r>
@@ -2177,7 +2140,6 @@
           <w:sz w:val="24"/>
           <w:lang w:eastAsia="zh-CN"/>
         </w:rPr>
-        <w:t>时间。</w:t>
       </w:r>
     </w:p>
     <w:p>
@@ -2194,15 +2156,14 @@
           <w:sz w:val="24"/>
           <w:lang w:eastAsia="zh-CN"/>
         </w:rPr>
-        <w:t xml:space="preserve">• </w:t>
-      </w:r>
-      <w:r>
-        <w:rPr>
-          <w:rFonts w:ascii="Times New Roman" w:eastAsia="宋体" w:hAnsi="Times New Roman"/>
-          <w:sz w:val="24"/>
-          <w:lang w:eastAsia="zh-CN"/>
-        </w:rPr>
-        <w:t>访问控制：</w:t>
+        <w:t>• 访问控制：源白名单、可选站点密钥、按客户端地址之固定六十秒窗口限流，默认每分钟二百四十次，窗口届满后重新计数。</w:t>
+      </w:r>
+      <w:r>
+        <w:rPr>
+          <w:rFonts w:ascii="Times New Roman" w:eastAsia="宋体" w:hAnsi="Times New Roman"/>
+          <w:sz w:val="24"/>
+          <w:lang w:eastAsia="zh-CN"/>
+        </w:rPr>
       </w:r>
       <w:proofErr w:type="gramStart"/>
       <w:r>
@@ -2211,7 +2172,6 @@
           <w:sz w:val="24"/>
           <w:lang w:eastAsia="zh-CN"/>
         </w:rPr>
-        <w:t>源白名单</w:t>
       </w:r>
       <w:proofErr w:type="gramEnd"/>
       <w:r>
@@ -2220,7 +2180,6 @@
           <w:sz w:val="24"/>
           <w:lang w:eastAsia="zh-CN"/>
         </w:rPr>
-        <w:t>、可选站点密钥、按客户端地址之滑动窗口限流。</w:t>
       </w:r>
     </w:p>
     <w:p>
@@ -2474,84 +2433,73 @@
           <w:rFonts w:ascii="Times New Roman" w:eastAsia="宋体" w:hAnsi="Times New Roman"/>
           <w:sz w:val="24"/>
         </w:rPr>
-        <w:t xml:space="preserve">• </w:t>
-      </w:r>
-      <w:r>
-        <w:rPr>
-          <w:rFonts w:ascii="Times New Roman" w:eastAsia="宋体" w:hAnsi="Times New Roman"/>
-          <w:sz w:val="24"/>
-        </w:rPr>
-        <w:t>运行时：</w:t>
-      </w:r>
-      <w:r>
-        <w:rPr>
-          <w:rFonts w:ascii="Times New Roman" w:eastAsia="宋体" w:hAnsi="Times New Roman"/>
-          <w:sz w:val="24"/>
-        </w:rPr>
-        <w:t>Node.js 18</w:t>
-      </w:r>
-      <w:r>
-        <w:rPr>
-          <w:rFonts w:ascii="Times New Roman" w:eastAsia="宋体" w:hAnsi="Times New Roman"/>
-          <w:sz w:val="24"/>
-        </w:rPr>
-        <w:t>及以上；</w:t>
-      </w:r>
-      <w:r>
-        <w:rPr>
-          <w:rFonts w:ascii="Times New Roman" w:eastAsia="宋体" w:hAnsi="Times New Roman"/>
-          <w:sz w:val="24"/>
-        </w:rPr>
-        <w:t>Python 3.10</w:t>
-      </w:r>
-      <w:r>
-        <w:rPr>
-          <w:rFonts w:ascii="Times New Roman" w:eastAsia="宋体" w:hAnsi="Times New Roman"/>
-          <w:sz w:val="24"/>
-        </w:rPr>
-        <w:t>及以上，依赖</w:t>
-      </w:r>
-      <w:r>
-        <w:rPr>
-          <w:rFonts w:ascii="Times New Roman" w:eastAsia="宋体" w:hAnsi="Times New Roman"/>
-          <w:sz w:val="24"/>
-        </w:rPr>
-        <w:t>fonttools</w:t>
-      </w:r>
-      <w:r>
-        <w:rPr>
-          <w:rFonts w:ascii="Times New Roman" w:eastAsia="宋体" w:hAnsi="Times New Roman"/>
-          <w:sz w:val="24"/>
-        </w:rPr>
-        <w:t>及</w:t>
-      </w:r>
-      <w:r>
-        <w:rPr>
-          <w:rFonts w:ascii="Times New Roman" w:eastAsia="宋体" w:hAnsi="Times New Roman"/>
-          <w:sz w:val="24"/>
-        </w:rPr>
-        <w:t>brotli</w:t>
-      </w:r>
-      <w:r>
-        <w:rPr>
-          <w:rFonts w:ascii="Times New Roman" w:eastAsia="宋体" w:hAnsi="Times New Roman"/>
-          <w:sz w:val="24"/>
-        </w:rPr>
-        <w:t>以写出</w:t>
-      </w:r>
-      <w:r>
-        <w:rPr>
-          <w:rFonts w:ascii="Times New Roman" w:eastAsia="宋体" w:hAnsi="Times New Roman"/>
-          <w:sz w:val="24"/>
-        </w:rPr>
-        <w:t>WOFF2</w:t>
-      </w:r>
-      <w:r>
-        <w:rPr>
-          <w:rFonts w:ascii="Times New Roman" w:eastAsia="宋体" w:hAnsi="Times New Roman"/>
-          <w:sz w:val="24"/>
-        </w:rPr>
-        <w:t>。</w:t>
+        <w:t>• 运行时：Node.js 18及以上；字体依赖可在Python 3.8及以上安装，本软件以Python 3.10及以上为部署基线，依赖fonttools及brotli以写出WOFF2。</w:t>
+      </w:r>
+      <w:r>
+        <w:rPr>
+          <w:rFonts w:ascii="Times New Roman" w:eastAsia="宋体" w:hAnsi="Times New Roman"/>
+          <w:sz w:val="24"/>
+        </w:rPr>
+      </w:r>
+      <w:r>
+        <w:rPr>
+          <w:rFonts w:ascii="Times New Roman" w:eastAsia="宋体" w:hAnsi="Times New Roman"/>
+          <w:sz w:val="24"/>
+        </w:rPr>
+      </w:r>
+      <w:r>
+        <w:rPr>
+          <w:rFonts w:ascii="Times New Roman" w:eastAsia="宋体" w:hAnsi="Times New Roman"/>
+          <w:sz w:val="24"/>
+        </w:rPr>
+      </w:r>
+      <w:r>
+        <w:rPr>
+          <w:rFonts w:ascii="Times New Roman" w:eastAsia="宋体" w:hAnsi="Times New Roman"/>
+          <w:sz w:val="24"/>
+        </w:rPr>
+      </w:r>
+      <w:r>
+        <w:rPr>
+          <w:rFonts w:ascii="Times New Roman" w:eastAsia="宋体" w:hAnsi="Times New Roman"/>
+          <w:sz w:val="24"/>
+        </w:rPr>
+      </w:r>
+      <w:r>
+        <w:rPr>
+          <w:rFonts w:ascii="Times New Roman" w:eastAsia="宋体" w:hAnsi="Times New Roman"/>
+          <w:sz w:val="24"/>
+        </w:rPr>
+      </w:r>
+      <w:r>
+        <w:rPr>
+          <w:rFonts w:ascii="Times New Roman" w:eastAsia="宋体" w:hAnsi="Times New Roman"/>
+          <w:sz w:val="24"/>
+        </w:rPr>
+      </w:r>
+      <w:r>
+        <w:rPr>
+          <w:rFonts w:ascii="Times New Roman" w:eastAsia="宋体" w:hAnsi="Times New Roman"/>
+          <w:sz w:val="24"/>
+        </w:rPr>
+      </w:r>
+      <w:r>
+        <w:rPr>
+          <w:rFonts w:ascii="Times New Roman" w:eastAsia="宋体" w:hAnsi="Times New Roman"/>
+          <w:sz w:val="24"/>
+        </w:rPr>
+      </w:r>
+      <w:r>
+        <w:rPr>
+          <w:rFonts w:ascii="Times New Roman" w:eastAsia="宋体" w:hAnsi="Times New Roman"/>
+          <w:sz w:val="24"/>
+        </w:rPr>
+      </w:r>
+      <w:r>
+        <w:rPr>
+          <w:rFonts w:ascii="Times New Roman" w:eastAsia="宋体" w:hAnsi="Times New Roman"/>
+          <w:sz w:val="24"/>
+        </w:rPr>
       </w:r>
     </w:p>
     <w:p>
@@ -2927,7 +2875,7 @@
             <wp:positionV relativeFrom="paragraph">
               <wp:posOffset>923925</wp:posOffset>
             </wp:positionV>
-            <wp:extent cx="5727700" cy="7524750"/>
+            <wp:extent cx="5727700" cy="5008157"/>
             <wp:effectExtent l="0" t="0" r="6350" b="0"/>
             <wp:wrapTopAndBottom/>
             <wp:docPr id="1530367660" name="图片 1"/>
@@ -2951,7 +2899,6 @@
                         </a:ext>
                       </a:extLst>
                     </a:blip>
-                    <a:srcRect b="1496"/>
                     <a:stretch>
                       <a:fillRect/>
                     </a:stretch>
@@ -2959,7 +2906,7 @@
                   <pic:spPr bwMode="auto">
                     <a:xfrm>
                       <a:off x="0" y="0"/>
-                      <a:ext cx="5727700" cy="7524750"/>
+                      <a:ext cx="5727700" cy="5008157"/>
                     </a:xfrm>
                     <a:prstGeom prst="rect">
                       <a:avLst/>
@@ -3413,23 +3360,21 @@
           <w:sz w:val="24"/>
           <w:lang w:eastAsia="zh-CN"/>
         </w:rPr>
-        <w:t>编码与失败断言。编码函数对直通字符原样写出，其余替换为映射后的私有区字符。服务端在外发前检查编码结果之可见文本是否仍含</w:t>
-      </w:r>
-      <w:r>
-        <w:rPr>
-          <w:rFonts w:ascii="Times New Roman" w:eastAsia="宋体" w:hAnsi="Times New Roman"/>
-          <w:sz w:val="24"/>
-          <w:lang w:eastAsia="zh-CN"/>
-        </w:rPr>
-        <w:t>CJK</w:t>
-      </w:r>
-      <w:r>
-        <w:rPr>
-          <w:rFonts w:ascii="Times New Roman" w:eastAsia="宋体" w:hAnsi="Times New Roman"/>
-          <w:sz w:val="24"/>
-          <w:lang w:eastAsia="zh-CN"/>
-        </w:rPr>
-        <w:t>统一汉字区码位；若仍含汉字，则视为流水线失败，避免半编码泄漏。</w:t>
+        <w:t>编码与失败断言。编码函数对直通字符原样写出，其余替换为映射后的私有区字符。服务端在外发前检查编码结果之可见文本是否仍含U+3400至U+9FFF（CJK扩展A与基本统一汉字）之字符；若仍含，则视为流水线失败，避免半编码泄漏。该断言不含扩展B与兼容汉字；正常映射会替换全部非空白字符，此检查仅为兜底。</w:t>
+      </w:r>
+      <w:r>
+        <w:rPr>
+          <w:rFonts w:ascii="Times New Roman" w:eastAsia="宋体" w:hAnsi="Times New Roman"/>
+          <w:sz w:val="24"/>
+          <w:lang w:eastAsia="zh-CN"/>
+        </w:rPr>
+      </w:r>
+      <w:r>
+        <w:rPr>
+          <w:rFonts w:ascii="Times New Roman" w:eastAsia="宋体" w:hAnsi="Times New Roman"/>
+          <w:sz w:val="24"/>
+          <w:lang w:eastAsia="zh-CN"/>
+        </w:rPr>
       </w:r>
     </w:p>
     <w:p>
@@ -3448,7 +3393,7 @@
           <w:sz w:val="24"/>
           <w:lang w:eastAsia="zh-CN"/>
         </w:rPr>
-        <w:t>子集与</w:t>
+        <w:t>子集与cmap重写。将“原码位→目标码位”列表连同母版路径、新家族名、PostScript名及直通码位以JSON经标准输入交付Python脚本。脚本以TTFont读取母版，收集所需原码位与豆腐字形（U+25A1），以Subsetter裁剪，再以format 4或format 12子表替换cmap：列入直通表的U+0009、U+000A、U+000D、U+0020、U+00A0与U+3000仍指向空白等原字形；文本里其余按\s保留的空白不进入该表，由回退字体绘制，映射项将目标私有区码位指向原汉字字形；母版缺字则指向豆腐或.notdef。名称表写入前缀为pr-sess-之家族名及PrSess前缀之PostScript名，flavor设为woff2后保存。映射表不得打包进阅读器前端。</w:t>
       </w:r>
       <w:proofErr w:type="spellStart"/>
       <w:r>
@@ -3457,7 +3402,6 @@
           <w:sz w:val="24"/>
           <w:lang w:eastAsia="zh-CN"/>
         </w:rPr>
-        <w:t>cmap</w:t>
       </w:r>
       <w:proofErr w:type="spellEnd"/>
       <w:r>
@@ -3466,103 +3410,90 @@
           <w:sz w:val="24"/>
           <w:lang w:eastAsia="zh-CN"/>
         </w:rPr>
-        <w:t>重写。将</w:t>
-      </w:r>
-      <w:r>
-        <w:rPr>
-          <w:rFonts w:ascii="Times New Roman" w:eastAsia="宋体" w:hAnsi="Times New Roman"/>
-          <w:sz w:val="24"/>
-          <w:lang w:eastAsia="zh-CN"/>
-        </w:rPr>
-        <w:t>“</w:t>
-      </w:r>
-      <w:r>
-        <w:rPr>
-          <w:rFonts w:ascii="Times New Roman" w:eastAsia="宋体" w:hAnsi="Times New Roman"/>
-          <w:sz w:val="24"/>
-          <w:lang w:eastAsia="zh-CN"/>
-        </w:rPr>
-        <w:t>原码位</w:t>
-      </w:r>
-      <w:r>
-        <w:rPr>
-          <w:rFonts w:ascii="Times New Roman" w:eastAsia="宋体" w:hAnsi="Times New Roman"/>
-          <w:sz w:val="24"/>
-          <w:lang w:eastAsia="zh-CN"/>
-        </w:rPr>
-        <w:t>→</w:t>
-      </w:r>
-      <w:r>
-        <w:rPr>
-          <w:rFonts w:ascii="Times New Roman" w:eastAsia="宋体" w:hAnsi="Times New Roman"/>
-          <w:sz w:val="24"/>
-          <w:lang w:eastAsia="zh-CN"/>
-        </w:rPr>
-        <w:t>目标码位</w:t>
-      </w:r>
-      <w:r>
-        <w:rPr>
-          <w:rFonts w:ascii="Times New Roman" w:eastAsia="宋体" w:hAnsi="Times New Roman"/>
-          <w:sz w:val="24"/>
-          <w:lang w:eastAsia="zh-CN"/>
-        </w:rPr>
-        <w:t>”</w:t>
-      </w:r>
-      <w:r>
-        <w:rPr>
-          <w:rFonts w:ascii="Times New Roman" w:eastAsia="宋体" w:hAnsi="Times New Roman"/>
-          <w:sz w:val="24"/>
-          <w:lang w:eastAsia="zh-CN"/>
-        </w:rPr>
-        <w:t>列表连同母版路径、新家族名、</w:t>
-      </w:r>
-      <w:r>
-        <w:rPr>
-          <w:rFonts w:ascii="Times New Roman" w:eastAsia="宋体" w:hAnsi="Times New Roman"/>
-          <w:sz w:val="24"/>
-          <w:lang w:eastAsia="zh-CN"/>
-        </w:rPr>
-        <w:t>PostScript</w:t>
-      </w:r>
-      <w:r>
-        <w:rPr>
-          <w:rFonts w:ascii="Times New Roman" w:eastAsia="宋体" w:hAnsi="Times New Roman"/>
-          <w:sz w:val="24"/>
-          <w:lang w:eastAsia="zh-CN"/>
-        </w:rPr>
-        <w:t>名及直通码位以</w:t>
-      </w:r>
-      <w:r>
-        <w:rPr>
-          <w:rFonts w:ascii="Times New Roman" w:eastAsia="宋体" w:hAnsi="Times New Roman"/>
-          <w:sz w:val="24"/>
-          <w:lang w:eastAsia="zh-CN"/>
-        </w:rPr>
-        <w:t>JSON</w:t>
-      </w:r>
-      <w:r>
-        <w:rPr>
-          <w:rFonts w:ascii="Times New Roman" w:eastAsia="宋体" w:hAnsi="Times New Roman"/>
-          <w:sz w:val="24"/>
-          <w:lang w:eastAsia="zh-CN"/>
-        </w:rPr>
-        <w:t>经标准输入交付</w:t>
-      </w:r>
-      <w:r>
-        <w:rPr>
-          <w:rFonts w:ascii="Times New Roman" w:eastAsia="宋体" w:hAnsi="Times New Roman"/>
-          <w:sz w:val="24"/>
-          <w:lang w:eastAsia="zh-CN"/>
-        </w:rPr>
-        <w:t>Python</w:t>
-      </w:r>
-      <w:r>
-        <w:rPr>
-          <w:rFonts w:ascii="Times New Roman" w:eastAsia="宋体" w:hAnsi="Times New Roman"/>
-          <w:sz w:val="24"/>
-          <w:lang w:eastAsia="zh-CN"/>
-        </w:rPr>
-        <w:t>脚本。脚本以</w:t>
+      </w:r>
+      <w:r>
+        <w:rPr>
+          <w:rFonts w:ascii="Times New Roman" w:eastAsia="宋体" w:hAnsi="Times New Roman"/>
+          <w:sz w:val="24"/>
+          <w:lang w:eastAsia="zh-CN"/>
+        </w:rPr>
+      </w:r>
+      <w:r>
+        <w:rPr>
+          <w:rFonts w:ascii="Times New Roman" w:eastAsia="宋体" w:hAnsi="Times New Roman"/>
+          <w:sz w:val="24"/>
+          <w:lang w:eastAsia="zh-CN"/>
+        </w:rPr>
+      </w:r>
+      <w:r>
+        <w:rPr>
+          <w:rFonts w:ascii="Times New Roman" w:eastAsia="宋体" w:hAnsi="Times New Roman"/>
+          <w:sz w:val="24"/>
+          <w:lang w:eastAsia="zh-CN"/>
+        </w:rPr>
+      </w:r>
+      <w:r>
+        <w:rPr>
+          <w:rFonts w:ascii="Times New Roman" w:eastAsia="宋体" w:hAnsi="Times New Roman"/>
+          <w:sz w:val="24"/>
+          <w:lang w:eastAsia="zh-CN"/>
+        </w:rPr>
+      </w:r>
+      <w:r>
+        <w:rPr>
+          <w:rFonts w:ascii="Times New Roman" w:eastAsia="宋体" w:hAnsi="Times New Roman"/>
+          <w:sz w:val="24"/>
+          <w:lang w:eastAsia="zh-CN"/>
+        </w:rPr>
+      </w:r>
+      <w:r>
+        <w:rPr>
+          <w:rFonts w:ascii="Times New Roman" w:eastAsia="宋体" w:hAnsi="Times New Roman"/>
+          <w:sz w:val="24"/>
+          <w:lang w:eastAsia="zh-CN"/>
+        </w:rPr>
+      </w:r>
+      <w:r>
+        <w:rPr>
+          <w:rFonts w:ascii="Times New Roman" w:eastAsia="宋体" w:hAnsi="Times New Roman"/>
+          <w:sz w:val="24"/>
+          <w:lang w:eastAsia="zh-CN"/>
+        </w:rPr>
+      </w:r>
+      <w:r>
+        <w:rPr>
+          <w:rFonts w:ascii="Times New Roman" w:eastAsia="宋体" w:hAnsi="Times New Roman"/>
+          <w:sz w:val="24"/>
+          <w:lang w:eastAsia="zh-CN"/>
+        </w:rPr>
+      </w:r>
+      <w:r>
+        <w:rPr>
+          <w:rFonts w:ascii="Times New Roman" w:eastAsia="宋体" w:hAnsi="Times New Roman"/>
+          <w:sz w:val="24"/>
+          <w:lang w:eastAsia="zh-CN"/>
+        </w:rPr>
+      </w:r>
+      <w:r>
+        <w:rPr>
+          <w:rFonts w:ascii="Times New Roman" w:eastAsia="宋体" w:hAnsi="Times New Roman"/>
+          <w:sz w:val="24"/>
+          <w:lang w:eastAsia="zh-CN"/>
+        </w:rPr>
+      </w:r>
+      <w:r>
+        <w:rPr>
+          <w:rFonts w:ascii="Times New Roman" w:eastAsia="宋体" w:hAnsi="Times New Roman"/>
+          <w:sz w:val="24"/>
+          <w:lang w:eastAsia="zh-CN"/>
+        </w:rPr>
+      </w:r>
+      <w:r>
+        <w:rPr>
+          <w:rFonts w:ascii="Times New Roman" w:eastAsia="宋体" w:hAnsi="Times New Roman"/>
+          <w:sz w:val="24"/>
+          <w:lang w:eastAsia="zh-CN"/>
+        </w:rPr>
       </w:r>
       <w:proofErr w:type="spellStart"/>
       <w:r>
@@ -3571,7 +3502,6 @@
           <w:sz w:val="24"/>
           <w:lang w:eastAsia="zh-CN"/>
         </w:rPr>
-        <w:t>TTFont</w:t>
       </w:r>
       <w:proofErr w:type="spellEnd"/>
       <w:r>
@@ -3580,23 +3510,20 @@
           <w:sz w:val="24"/>
           <w:lang w:eastAsia="zh-CN"/>
         </w:rPr>
-        <w:t>读取母版，收集所需原码位与豆腐字形（</w:t>
-      </w:r>
-      <w:r>
-        <w:rPr>
-          <w:rFonts w:ascii="Times New Roman" w:eastAsia="宋体" w:hAnsi="Times New Roman"/>
-          <w:sz w:val="24"/>
-          <w:lang w:eastAsia="zh-CN"/>
-        </w:rPr>
-        <w:t>U+25A1</w:t>
-      </w:r>
-      <w:r>
-        <w:rPr>
-          <w:rFonts w:ascii="Times New Roman" w:eastAsia="宋体" w:hAnsi="Times New Roman"/>
-          <w:sz w:val="24"/>
-          <w:lang w:eastAsia="zh-CN"/>
-        </w:rPr>
-        <w:t>），以</w:t>
+      </w:r>
+      <w:r>
+        <w:rPr>
+          <w:rFonts w:ascii="Times New Roman" w:eastAsia="宋体" w:hAnsi="Times New Roman"/>
+          <w:sz w:val="24"/>
+          <w:lang w:eastAsia="zh-CN"/>
+        </w:rPr>
+      </w:r>
+      <w:r>
+        <w:rPr>
+          <w:rFonts w:ascii="Times New Roman" w:eastAsia="宋体" w:hAnsi="Times New Roman"/>
+          <w:sz w:val="24"/>
+          <w:lang w:eastAsia="zh-CN"/>
+        </w:rPr>
       </w:r>
       <w:proofErr w:type="spellStart"/>
       <w:r>
@@ -3605,7 +3532,6 @@
           <w:sz w:val="24"/>
           <w:lang w:eastAsia="zh-CN"/>
         </w:rPr>
-        <w:t>Subsetter</w:t>
       </w:r>
       <w:proofErr w:type="spellEnd"/>
       <w:r>
@@ -3614,39 +3540,34 @@
           <w:sz w:val="24"/>
           <w:lang w:eastAsia="zh-CN"/>
         </w:rPr>
-        <w:t>裁剪，再以</w:t>
-      </w:r>
-      <w:r>
-        <w:rPr>
-          <w:rFonts w:ascii="Times New Roman" w:eastAsia="宋体" w:hAnsi="Times New Roman"/>
-          <w:sz w:val="24"/>
-          <w:lang w:eastAsia="zh-CN"/>
-        </w:rPr>
-        <w:t>format 4</w:t>
-      </w:r>
-      <w:r>
-        <w:rPr>
-          <w:rFonts w:ascii="Times New Roman" w:eastAsia="宋体" w:hAnsi="Times New Roman"/>
-          <w:sz w:val="24"/>
-          <w:lang w:eastAsia="zh-CN"/>
-        </w:rPr>
-        <w:t>或</w:t>
-      </w:r>
-      <w:r>
-        <w:rPr>
-          <w:rFonts w:ascii="Times New Roman" w:eastAsia="宋体" w:hAnsi="Times New Roman"/>
-          <w:sz w:val="24"/>
-          <w:lang w:eastAsia="zh-CN"/>
-        </w:rPr>
-        <w:t>format 12</w:t>
-      </w:r>
-      <w:r>
-        <w:rPr>
-          <w:rFonts w:ascii="Times New Roman" w:eastAsia="宋体" w:hAnsi="Times New Roman"/>
-          <w:sz w:val="24"/>
-          <w:lang w:eastAsia="zh-CN"/>
-        </w:rPr>
-        <w:t>子表替换</w:t>
+      </w:r>
+      <w:r>
+        <w:rPr>
+          <w:rFonts w:ascii="Times New Roman" w:eastAsia="宋体" w:hAnsi="Times New Roman"/>
+          <w:sz w:val="24"/>
+          <w:lang w:eastAsia="zh-CN"/>
+        </w:rPr>
+      </w:r>
+      <w:r>
+        <w:rPr>
+          <w:rFonts w:ascii="Times New Roman" w:eastAsia="宋体" w:hAnsi="Times New Roman"/>
+          <w:sz w:val="24"/>
+          <w:lang w:eastAsia="zh-CN"/>
+        </w:rPr>
+      </w:r>
+      <w:r>
+        <w:rPr>
+          <w:rFonts w:ascii="Times New Roman" w:eastAsia="宋体" w:hAnsi="Times New Roman"/>
+          <w:sz w:val="24"/>
+          <w:lang w:eastAsia="zh-CN"/>
+        </w:rPr>
+      </w:r>
+      <w:r>
+        <w:rPr>
+          <w:rFonts w:ascii="Times New Roman" w:eastAsia="宋体" w:hAnsi="Times New Roman"/>
+          <w:sz w:val="24"/>
+          <w:lang w:eastAsia="zh-CN"/>
+        </w:rPr>
       </w:r>
       <w:proofErr w:type="spellStart"/>
       <w:r>
@@ -3655,7 +3576,6 @@
           <w:sz w:val="24"/>
           <w:lang w:eastAsia="zh-CN"/>
         </w:rPr>
-        <w:t>cmap</w:t>
       </w:r>
       <w:proofErr w:type="spellEnd"/>
       <w:r>
@@ -3664,15 +3584,13 @@
           <w:sz w:val="24"/>
           <w:lang w:eastAsia="zh-CN"/>
         </w:rPr>
-        <w:t>：直通码位仍指向空白等原字形，映射项将目标私有区码位指向原汉字字形；母版缺字则指向豆腐或</w:t>
-      </w:r>
-      <w:r>
-        <w:rPr>
-          <w:rFonts w:ascii="Times New Roman" w:eastAsia="宋体" w:hAnsi="Times New Roman"/>
-          <w:sz w:val="24"/>
-          <w:lang w:eastAsia="zh-CN"/>
-        </w:rPr>
-        <w:t>.</w:t>
+      </w:r>
+      <w:r>
+        <w:rPr>
+          <w:rFonts w:ascii="Times New Roman" w:eastAsia="宋体" w:hAnsi="Times New Roman"/>
+          <w:sz w:val="24"/>
+          <w:lang w:eastAsia="zh-CN"/>
+        </w:rPr>
       </w:r>
       <w:proofErr w:type="spellStart"/>
       <w:r>
@@ -3681,7 +3599,6 @@
           <w:sz w:val="24"/>
           <w:lang w:eastAsia="zh-CN"/>
         </w:rPr>
-        <w:t>notdef</w:t>
       </w:r>
       <w:proofErr w:type="spellEnd"/>
       <w:r>
@@ -3690,15 +3607,13 @@
           <w:sz w:val="24"/>
           <w:lang w:eastAsia="zh-CN"/>
         </w:rPr>
-        <w:t>。名称表写入前缀为</w:t>
-      </w:r>
-      <w:r>
-        <w:rPr>
-          <w:rFonts w:ascii="Times New Roman" w:eastAsia="宋体" w:hAnsi="Times New Roman"/>
-          <w:sz w:val="24"/>
-          <w:lang w:eastAsia="zh-CN"/>
-        </w:rPr>
-        <w:t>pr-</w:t>
+      </w:r>
+      <w:r>
+        <w:rPr>
+          <w:rFonts w:ascii="Times New Roman" w:eastAsia="宋体" w:hAnsi="Times New Roman"/>
+          <w:sz w:val="24"/>
+          <w:lang w:eastAsia="zh-CN"/>
+        </w:rPr>
       </w:r>
       <w:proofErr w:type="spellStart"/>
       <w:r>
@@ -3707,7 +3622,6 @@
           <w:sz w:val="24"/>
           <w:lang w:eastAsia="zh-CN"/>
         </w:rPr>
-        <w:t>sess</w:t>
       </w:r>
       <w:proofErr w:type="spellEnd"/>
       <w:r>
@@ -3716,15 +3630,13 @@
           <w:sz w:val="24"/>
           <w:lang w:eastAsia="zh-CN"/>
         </w:rPr>
-        <w:t>-</w:t>
-      </w:r>
-      <w:r>
-        <w:rPr>
-          <w:rFonts w:ascii="Times New Roman" w:eastAsia="宋体" w:hAnsi="Times New Roman"/>
-          <w:sz w:val="24"/>
-          <w:lang w:eastAsia="zh-CN"/>
-        </w:rPr>
-        <w:t>之家族名及</w:t>
+      </w:r>
+      <w:r>
+        <w:rPr>
+          <w:rFonts w:ascii="Times New Roman" w:eastAsia="宋体" w:hAnsi="Times New Roman"/>
+          <w:sz w:val="24"/>
+          <w:lang w:eastAsia="zh-CN"/>
+        </w:rPr>
       </w:r>
       <w:proofErr w:type="spellStart"/>
       <w:r>
@@ -3733,7 +3645,6 @@
           <w:sz w:val="24"/>
           <w:lang w:eastAsia="zh-CN"/>
         </w:rPr>
-        <w:t>PrSess</w:t>
       </w:r>
       <w:proofErr w:type="spellEnd"/>
       <w:r>
@@ -3742,55 +3653,48 @@
           <w:sz w:val="24"/>
           <w:lang w:eastAsia="zh-CN"/>
         </w:rPr>
-        <w:t>前缀之</w:t>
-      </w:r>
-      <w:r>
-        <w:rPr>
-          <w:rFonts w:ascii="Times New Roman" w:eastAsia="宋体" w:hAnsi="Times New Roman"/>
-          <w:sz w:val="24"/>
-          <w:lang w:eastAsia="zh-CN"/>
-        </w:rPr>
-        <w:t>PostScript</w:t>
-      </w:r>
-      <w:r>
-        <w:rPr>
-          <w:rFonts w:ascii="Times New Roman" w:eastAsia="宋体" w:hAnsi="Times New Roman"/>
-          <w:sz w:val="24"/>
-          <w:lang w:eastAsia="zh-CN"/>
-        </w:rPr>
-        <w:t>名，</w:t>
-      </w:r>
-      <w:r>
-        <w:rPr>
-          <w:rFonts w:ascii="Times New Roman" w:eastAsia="宋体" w:hAnsi="Times New Roman"/>
-          <w:sz w:val="24"/>
-          <w:lang w:eastAsia="zh-CN"/>
-        </w:rPr>
-        <w:t>flavor</w:t>
-      </w:r>
-      <w:r>
-        <w:rPr>
-          <w:rFonts w:ascii="Times New Roman" w:eastAsia="宋体" w:hAnsi="Times New Roman"/>
-          <w:sz w:val="24"/>
-          <w:lang w:eastAsia="zh-CN"/>
-        </w:rPr>
-        <w:t>设为</w:t>
-      </w:r>
-      <w:r>
-        <w:rPr>
-          <w:rFonts w:ascii="Times New Roman" w:eastAsia="宋体" w:hAnsi="Times New Roman"/>
-          <w:sz w:val="24"/>
-          <w:lang w:eastAsia="zh-CN"/>
-        </w:rPr>
-        <w:t>woff2</w:t>
-      </w:r>
-      <w:r>
-        <w:rPr>
-          <w:rFonts w:ascii="Times New Roman" w:eastAsia="宋体" w:hAnsi="Times New Roman"/>
-          <w:sz w:val="24"/>
-          <w:lang w:eastAsia="zh-CN"/>
-        </w:rPr>
-        <w:t>后保存。映射</w:t>
+      </w:r>
+      <w:r>
+        <w:rPr>
+          <w:rFonts w:ascii="Times New Roman" w:eastAsia="宋体" w:hAnsi="Times New Roman"/>
+          <w:sz w:val="24"/>
+          <w:lang w:eastAsia="zh-CN"/>
+        </w:rPr>
+      </w:r>
+      <w:r>
+        <w:rPr>
+          <w:rFonts w:ascii="Times New Roman" w:eastAsia="宋体" w:hAnsi="Times New Roman"/>
+          <w:sz w:val="24"/>
+          <w:lang w:eastAsia="zh-CN"/>
+        </w:rPr>
+      </w:r>
+      <w:r>
+        <w:rPr>
+          <w:rFonts w:ascii="Times New Roman" w:eastAsia="宋体" w:hAnsi="Times New Roman"/>
+          <w:sz w:val="24"/>
+          <w:lang w:eastAsia="zh-CN"/>
+        </w:rPr>
+      </w:r>
+      <w:r>
+        <w:rPr>
+          <w:rFonts w:ascii="Times New Roman" w:eastAsia="宋体" w:hAnsi="Times New Roman"/>
+          <w:sz w:val="24"/>
+          <w:lang w:eastAsia="zh-CN"/>
+        </w:rPr>
+      </w:r>
+      <w:r>
+        <w:rPr>
+          <w:rFonts w:ascii="Times New Roman" w:eastAsia="宋体" w:hAnsi="Times New Roman"/>
+          <w:sz w:val="24"/>
+          <w:lang w:eastAsia="zh-CN"/>
+        </w:rPr>
+      </w:r>
+      <w:r>
+        <w:rPr>
+          <w:rFonts w:ascii="Times New Roman" w:eastAsia="宋体" w:hAnsi="Times New Roman"/>
+          <w:sz w:val="24"/>
+          <w:lang w:eastAsia="zh-CN"/>
+        </w:rPr>
       </w:r>
       <w:proofErr w:type="gramStart"/>
       <w:r>
@@ -3799,7 +3703,6 @@
           <w:sz w:val="24"/>
           <w:lang w:eastAsia="zh-CN"/>
         </w:rPr>
-        <w:t>表不得</w:t>
       </w:r>
       <w:proofErr w:type="gramEnd"/>
       <w:r>
@@ -3808,7 +3711,6 @@
           <w:sz w:val="24"/>
           <w:lang w:eastAsia="zh-CN"/>
         </w:rPr>
-        <w:t>打包进阅读器前端。</w:t>
       </w:r>
     </w:p>
     <w:p>
@@ -3945,358 +3847,307 @@
           <w:rFonts w:ascii="Times New Roman" w:eastAsia="宋体" w:hAnsi="Times New Roman"/>
           <w:sz w:val="24"/>
         </w:rPr>
-        <w:lastRenderedPageBreak/>
-        <w:t>白名单。允许之元素包括</w:t>
-      </w:r>
-      <w:r>
-        <w:rPr>
-          <w:rFonts w:ascii="Times New Roman" w:eastAsia="宋体" w:hAnsi="Times New Roman"/>
-          <w:sz w:val="24"/>
-        </w:rPr>
-        <w:t>p</w:t>
-      </w:r>
-      <w:r>
-        <w:rPr>
-          <w:rFonts w:ascii="Times New Roman" w:eastAsia="宋体" w:hAnsi="Times New Roman"/>
-          <w:sz w:val="24"/>
-        </w:rPr>
-        <w:t>、</w:t>
-      </w:r>
-      <w:r>
-        <w:rPr>
-          <w:rFonts w:ascii="Times New Roman" w:eastAsia="宋体" w:hAnsi="Times New Roman"/>
-          <w:sz w:val="24"/>
-        </w:rPr>
-        <w:t>br</w:t>
-      </w:r>
-      <w:r>
-        <w:rPr>
-          <w:rFonts w:ascii="Times New Roman" w:eastAsia="宋体" w:hAnsi="Times New Roman"/>
-          <w:sz w:val="24"/>
-        </w:rPr>
-        <w:t>、</w:t>
-      </w:r>
-      <w:r>
-        <w:rPr>
-          <w:rFonts w:ascii="Times New Roman" w:eastAsia="宋体" w:hAnsi="Times New Roman"/>
-          <w:sz w:val="24"/>
-        </w:rPr>
-        <w:t>strong</w:t>
-      </w:r>
-      <w:r>
-        <w:rPr>
-          <w:rFonts w:ascii="Times New Roman" w:eastAsia="宋体" w:hAnsi="Times New Roman"/>
-          <w:sz w:val="24"/>
-        </w:rPr>
-        <w:t>、</w:t>
-      </w:r>
-      <w:r>
-        <w:rPr>
-          <w:rFonts w:ascii="Times New Roman" w:eastAsia="宋体" w:hAnsi="Times New Roman"/>
-          <w:sz w:val="24"/>
-        </w:rPr>
-        <w:t>b</w:t>
-      </w:r>
-      <w:r>
-        <w:rPr>
-          <w:rFonts w:ascii="Times New Roman" w:eastAsia="宋体" w:hAnsi="Times New Roman"/>
-          <w:sz w:val="24"/>
-        </w:rPr>
-        <w:t>、</w:t>
-      </w:r>
-      <w:r>
-        <w:rPr>
-          <w:rFonts w:ascii="Times New Roman" w:eastAsia="宋体" w:hAnsi="Times New Roman"/>
-          <w:sz w:val="24"/>
-        </w:rPr>
-        <w:t>em</w:t>
-      </w:r>
-      <w:r>
-        <w:rPr>
-          <w:rFonts w:ascii="Times New Roman" w:eastAsia="宋体" w:hAnsi="Times New Roman"/>
-          <w:sz w:val="24"/>
-        </w:rPr>
-        <w:t>、</w:t>
-      </w:r>
-      <w:r>
-        <w:rPr>
-          <w:rFonts w:ascii="Times New Roman" w:eastAsia="宋体" w:hAnsi="Times New Roman"/>
-          <w:sz w:val="24"/>
-        </w:rPr>
-        <w:t>i</w:t>
-      </w:r>
-      <w:r>
-        <w:rPr>
-          <w:rFonts w:ascii="Times New Roman" w:eastAsia="宋体" w:hAnsi="Times New Roman"/>
-          <w:sz w:val="24"/>
-        </w:rPr>
-        <w:t>、</w:t>
-      </w:r>
-      <w:r>
-        <w:rPr>
-          <w:rFonts w:ascii="Times New Roman" w:eastAsia="宋体" w:hAnsi="Times New Roman"/>
-          <w:sz w:val="24"/>
-        </w:rPr>
-        <w:t>u</w:t>
-      </w:r>
-      <w:r>
-        <w:rPr>
-          <w:rFonts w:ascii="Times New Roman" w:eastAsia="宋体" w:hAnsi="Times New Roman"/>
-          <w:sz w:val="24"/>
-        </w:rPr>
-        <w:t>、</w:t>
-      </w:r>
-      <w:r>
-        <w:rPr>
-          <w:rFonts w:ascii="Times New Roman" w:eastAsia="宋体" w:hAnsi="Times New Roman"/>
-          <w:sz w:val="24"/>
-        </w:rPr>
-        <w:t>blockquote</w:t>
-      </w:r>
-      <w:r>
-        <w:rPr>
-          <w:rFonts w:ascii="Times New Roman" w:eastAsia="宋体" w:hAnsi="Times New Roman"/>
-          <w:sz w:val="24"/>
-        </w:rPr>
-        <w:t>、</w:t>
-      </w:r>
-      <w:r>
-        <w:rPr>
-          <w:rFonts w:ascii="Times New Roman" w:eastAsia="宋体" w:hAnsi="Times New Roman"/>
-          <w:sz w:val="24"/>
-        </w:rPr>
-        <w:t>h1</w:t>
-      </w:r>
-      <w:r>
-        <w:rPr>
-          <w:rFonts w:ascii="Times New Roman" w:eastAsia="宋体" w:hAnsi="Times New Roman"/>
-          <w:sz w:val="24"/>
-        </w:rPr>
-        <w:t>至</w:t>
-      </w:r>
-      <w:r>
-        <w:rPr>
-          <w:rFonts w:ascii="Times New Roman" w:eastAsia="宋体" w:hAnsi="Times New Roman"/>
-          <w:sz w:val="24"/>
-        </w:rPr>
-        <w:t>h3</w:t>
-      </w:r>
-      <w:r>
-        <w:rPr>
-          <w:rFonts w:ascii="Times New Roman" w:eastAsia="宋体" w:hAnsi="Times New Roman"/>
-          <w:sz w:val="24"/>
-        </w:rPr>
-        <w:t>、</w:t>
-      </w:r>
-      <w:r>
-        <w:rPr>
-          <w:rFonts w:ascii="Times New Roman" w:eastAsia="宋体" w:hAnsi="Times New Roman"/>
-          <w:sz w:val="24"/>
-        </w:rPr>
-        <w:t>ul</w:t>
-      </w:r>
-      <w:r>
-        <w:rPr>
-          <w:rFonts w:ascii="Times New Roman" w:eastAsia="宋体" w:hAnsi="Times New Roman"/>
-          <w:sz w:val="24"/>
-        </w:rPr>
-        <w:t>、</w:t>
-      </w:r>
-      <w:r>
-        <w:rPr>
-          <w:rFonts w:ascii="Times New Roman" w:eastAsia="宋体" w:hAnsi="Times New Roman"/>
-          <w:sz w:val="24"/>
-        </w:rPr>
-        <w:t>ol</w:t>
-      </w:r>
-      <w:r>
-        <w:rPr>
-          <w:rFonts w:ascii="Times New Roman" w:eastAsia="宋体" w:hAnsi="Times New Roman"/>
-          <w:sz w:val="24"/>
-        </w:rPr>
-        <w:t>、</w:t>
-      </w:r>
-      <w:r>
-        <w:rPr>
-          <w:rFonts w:ascii="Times New Roman" w:eastAsia="宋体" w:hAnsi="Times New Roman"/>
-          <w:sz w:val="24"/>
-        </w:rPr>
-        <w:t>li</w:t>
-      </w:r>
-      <w:r>
-        <w:rPr>
-          <w:rFonts w:ascii="Times New Roman" w:eastAsia="宋体" w:hAnsi="Times New Roman"/>
-          <w:sz w:val="24"/>
-        </w:rPr>
-        <w:t>、</w:t>
-      </w:r>
-      <w:r>
-        <w:rPr>
-          <w:rFonts w:ascii="Times New Roman" w:eastAsia="宋体" w:hAnsi="Times New Roman"/>
-          <w:sz w:val="24"/>
-        </w:rPr>
-        <w:t>a</w:t>
-      </w:r>
-      <w:r>
-        <w:rPr>
-          <w:rFonts w:ascii="Times New Roman" w:eastAsia="宋体" w:hAnsi="Times New Roman"/>
-          <w:sz w:val="24"/>
-        </w:rPr>
-        <w:t>、</w:t>
-      </w:r>
-      <w:r>
-        <w:rPr>
-          <w:rFonts w:ascii="Times New Roman" w:eastAsia="宋体" w:hAnsi="Times New Roman"/>
-          <w:sz w:val="24"/>
-        </w:rPr>
-        <w:t>img</w:t>
-      </w:r>
-      <w:r>
-        <w:rPr>
-          <w:rFonts w:ascii="Times New Roman" w:eastAsia="宋体" w:hAnsi="Times New Roman"/>
-          <w:sz w:val="24"/>
-        </w:rPr>
-        <w:t>。</w:t>
-      </w:r>
-      <w:r>
-        <w:rPr>
-          <w:rFonts w:ascii="Times New Roman" w:eastAsia="宋体" w:hAnsi="Times New Roman"/>
-          <w:sz w:val="24"/>
-        </w:rPr>
-        <w:t>span</w:t>
-      </w:r>
-      <w:r>
-        <w:rPr>
-          <w:rFonts w:ascii="Times New Roman" w:eastAsia="宋体" w:hAnsi="Times New Roman"/>
-          <w:sz w:val="24"/>
-        </w:rPr>
-        <w:t>、</w:t>
-      </w:r>
-      <w:r>
-        <w:rPr>
-          <w:rFonts w:ascii="Times New Roman" w:eastAsia="宋体" w:hAnsi="Times New Roman"/>
-          <w:sz w:val="24"/>
-        </w:rPr>
-        <w:t>div</w:t>
-      </w:r>
-      <w:r>
-        <w:rPr>
-          <w:rFonts w:ascii="Times New Roman" w:eastAsia="宋体" w:hAnsi="Times New Roman"/>
-          <w:sz w:val="24"/>
-        </w:rPr>
-        <w:t>等包裹元素予以解包以保留子孙。</w:t>
-      </w:r>
-      <w:r>
-        <w:rPr>
-          <w:rFonts w:ascii="Times New Roman" w:eastAsia="宋体" w:hAnsi="Times New Roman"/>
-          <w:sz w:val="24"/>
-        </w:rPr>
-        <w:t>script</w:t>
-      </w:r>
-      <w:r>
-        <w:rPr>
-          <w:rFonts w:ascii="Times New Roman" w:eastAsia="宋体" w:hAnsi="Times New Roman"/>
-          <w:sz w:val="24"/>
-        </w:rPr>
-        <w:t>、</w:t>
-      </w:r>
-      <w:r>
-        <w:rPr>
-          <w:rFonts w:ascii="Times New Roman" w:eastAsia="宋体" w:hAnsi="Times New Roman"/>
-          <w:sz w:val="24"/>
-        </w:rPr>
-        <w:t>style</w:t>
-      </w:r>
-      <w:r>
-        <w:rPr>
-          <w:rFonts w:ascii="Times New Roman" w:eastAsia="宋体" w:hAnsi="Times New Roman"/>
-          <w:sz w:val="24"/>
-        </w:rPr>
-        <w:t>、</w:t>
-      </w:r>
-      <w:r>
-        <w:rPr>
-          <w:rFonts w:ascii="Times New Roman" w:eastAsia="宋体" w:hAnsi="Times New Roman"/>
-          <w:sz w:val="24"/>
-        </w:rPr>
-        <w:t>iframe</w:t>
-      </w:r>
-      <w:r>
-        <w:rPr>
-          <w:rFonts w:ascii="Times New Roman" w:eastAsia="宋体" w:hAnsi="Times New Roman"/>
-          <w:sz w:val="24"/>
-        </w:rPr>
-        <w:t>、</w:t>
-      </w:r>
-      <w:r>
-        <w:rPr>
-          <w:rFonts w:ascii="Times New Roman" w:eastAsia="宋体" w:hAnsi="Times New Roman"/>
-          <w:sz w:val="24"/>
-        </w:rPr>
-        <w:t>object</w:t>
-      </w:r>
-      <w:r>
-        <w:rPr>
-          <w:rFonts w:ascii="Times New Roman" w:eastAsia="宋体" w:hAnsi="Times New Roman"/>
-          <w:sz w:val="24"/>
-        </w:rPr>
-        <w:t>、</w:t>
-      </w:r>
-      <w:r>
-        <w:rPr>
-          <w:rFonts w:ascii="Times New Roman" w:eastAsia="宋体" w:hAnsi="Times New Roman"/>
-          <w:sz w:val="24"/>
-        </w:rPr>
-        <w:t>embed</w:t>
-      </w:r>
-      <w:r>
-        <w:rPr>
-          <w:rFonts w:ascii="Times New Roman" w:eastAsia="宋体" w:hAnsi="Times New Roman"/>
-          <w:sz w:val="24"/>
-        </w:rPr>
-        <w:t>、</w:t>
-      </w:r>
-      <w:r>
-        <w:rPr>
-          <w:rFonts w:ascii="Times New Roman" w:eastAsia="宋体" w:hAnsi="Times New Roman"/>
-          <w:sz w:val="24"/>
-        </w:rPr>
-        <w:t>link</w:t>
-      </w:r>
-      <w:r>
-        <w:rPr>
-          <w:rFonts w:ascii="Times New Roman" w:eastAsia="宋体" w:hAnsi="Times New Roman"/>
-          <w:sz w:val="24"/>
-        </w:rPr>
-        <w:t>、</w:t>
-      </w:r>
-      <w:r>
-        <w:rPr>
-          <w:rFonts w:ascii="Times New Roman" w:eastAsia="宋体" w:hAnsi="Times New Roman"/>
-          <w:sz w:val="24"/>
-        </w:rPr>
-        <w:t>meta</w:t>
-      </w:r>
-      <w:r>
-        <w:rPr>
-          <w:rFonts w:ascii="Times New Roman" w:eastAsia="宋体" w:hAnsi="Times New Roman"/>
-          <w:sz w:val="24"/>
-        </w:rPr>
-        <w:t>、</w:t>
-      </w:r>
-      <w:r>
-        <w:rPr>
-          <w:rFonts w:ascii="Times New Roman" w:eastAsia="宋体" w:hAnsi="Times New Roman"/>
-          <w:sz w:val="24"/>
-        </w:rPr>
-        <w:t>noscript</w:t>
-      </w:r>
-      <w:r>
-        <w:rPr>
-          <w:rFonts w:ascii="Times New Roman" w:eastAsia="宋体" w:hAnsi="Times New Roman"/>
-          <w:sz w:val="24"/>
-        </w:rPr>
-        <w:t>予以丢弃并跳过其内部。</w:t>
+        <w:t>白名单。允许之元素包括p、br、strong、b、em、i、u、blockquote、h1至h3、ul、ol、li、a、img。span、div、font、section、article等包裹元素予以解包以保留子孙。script、style、iframe、object、embed、link、meta、noscript予以丢弃并跳过其内部。</w:t>
+      </w:r>
+      <w:r>
+        <w:rPr>
+          <w:rFonts w:ascii="Times New Roman" w:eastAsia="宋体" w:hAnsi="Times New Roman"/>
+          <w:sz w:val="24"/>
+        </w:rPr>
+      </w:r>
+      <w:r>
+        <w:rPr>
+          <w:rFonts w:ascii="Times New Roman" w:eastAsia="宋体" w:hAnsi="Times New Roman"/>
+          <w:sz w:val="24"/>
+        </w:rPr>
+      </w:r>
+      <w:r>
+        <w:rPr>
+          <w:rFonts w:ascii="Times New Roman" w:eastAsia="宋体" w:hAnsi="Times New Roman"/>
+          <w:sz w:val="24"/>
+        </w:rPr>
+      </w:r>
+      <w:r>
+        <w:rPr>
+          <w:rFonts w:ascii="Times New Roman" w:eastAsia="宋体" w:hAnsi="Times New Roman"/>
+          <w:sz w:val="24"/>
+        </w:rPr>
+      </w:r>
+      <w:r>
+        <w:rPr>
+          <w:rFonts w:ascii="Times New Roman" w:eastAsia="宋体" w:hAnsi="Times New Roman"/>
+          <w:sz w:val="24"/>
+        </w:rPr>
+      </w:r>
+      <w:r>
+        <w:rPr>
+          <w:rFonts w:ascii="Times New Roman" w:eastAsia="宋体" w:hAnsi="Times New Roman"/>
+          <w:sz w:val="24"/>
+        </w:rPr>
+      </w:r>
+      <w:r>
+        <w:rPr>
+          <w:rFonts w:ascii="Times New Roman" w:eastAsia="宋体" w:hAnsi="Times New Roman"/>
+          <w:sz w:val="24"/>
+        </w:rPr>
+      </w:r>
+      <w:r>
+        <w:rPr>
+          <w:rFonts w:ascii="Times New Roman" w:eastAsia="宋体" w:hAnsi="Times New Roman"/>
+          <w:sz w:val="24"/>
+        </w:rPr>
+      </w:r>
+      <w:r>
+        <w:rPr>
+          <w:rFonts w:ascii="Times New Roman" w:eastAsia="宋体" w:hAnsi="Times New Roman"/>
+          <w:sz w:val="24"/>
+        </w:rPr>
+      </w:r>
+      <w:r>
+        <w:rPr>
+          <w:rFonts w:ascii="Times New Roman" w:eastAsia="宋体" w:hAnsi="Times New Roman"/>
+          <w:sz w:val="24"/>
+        </w:rPr>
+      </w:r>
+      <w:r>
+        <w:rPr>
+          <w:rFonts w:ascii="Times New Roman" w:eastAsia="宋体" w:hAnsi="Times New Roman"/>
+          <w:sz w:val="24"/>
+        </w:rPr>
+      </w:r>
+      <w:r>
+        <w:rPr>
+          <w:rFonts w:ascii="Times New Roman" w:eastAsia="宋体" w:hAnsi="Times New Roman"/>
+          <w:sz w:val="24"/>
+        </w:rPr>
+      </w:r>
+      <w:r>
+        <w:rPr>
+          <w:rFonts w:ascii="Times New Roman" w:eastAsia="宋体" w:hAnsi="Times New Roman"/>
+          <w:sz w:val="24"/>
+        </w:rPr>
+      </w:r>
+      <w:r>
+        <w:rPr>
+          <w:rFonts w:ascii="Times New Roman" w:eastAsia="宋体" w:hAnsi="Times New Roman"/>
+          <w:sz w:val="24"/>
+        </w:rPr>
+      </w:r>
+      <w:r>
+        <w:rPr>
+          <w:rFonts w:ascii="Times New Roman" w:eastAsia="宋体" w:hAnsi="Times New Roman"/>
+          <w:sz w:val="24"/>
+        </w:rPr>
+      </w:r>
+      <w:r>
+        <w:rPr>
+          <w:rFonts w:ascii="Times New Roman" w:eastAsia="宋体" w:hAnsi="Times New Roman"/>
+          <w:sz w:val="24"/>
+        </w:rPr>
+      </w:r>
+      <w:r>
+        <w:rPr>
+          <w:rFonts w:ascii="Times New Roman" w:eastAsia="宋体" w:hAnsi="Times New Roman"/>
+          <w:sz w:val="24"/>
+        </w:rPr>
+      </w:r>
+      <w:r>
+        <w:rPr>
+          <w:rFonts w:ascii="Times New Roman" w:eastAsia="宋体" w:hAnsi="Times New Roman"/>
+          <w:sz w:val="24"/>
+        </w:rPr>
+      </w:r>
+      <w:r>
+        <w:rPr>
+          <w:rFonts w:ascii="Times New Roman" w:eastAsia="宋体" w:hAnsi="Times New Roman"/>
+          <w:sz w:val="24"/>
+        </w:rPr>
+      </w:r>
+      <w:r>
+        <w:rPr>
+          <w:rFonts w:ascii="Times New Roman" w:eastAsia="宋体" w:hAnsi="Times New Roman"/>
+          <w:sz w:val="24"/>
+        </w:rPr>
+      </w:r>
+      <w:r>
+        <w:rPr>
+          <w:rFonts w:ascii="Times New Roman" w:eastAsia="宋体" w:hAnsi="Times New Roman"/>
+          <w:sz w:val="24"/>
+        </w:rPr>
+      </w:r>
+      <w:r>
+        <w:rPr>
+          <w:rFonts w:ascii="Times New Roman" w:eastAsia="宋体" w:hAnsi="Times New Roman"/>
+          <w:sz w:val="24"/>
+        </w:rPr>
+      </w:r>
+      <w:r>
+        <w:rPr>
+          <w:rFonts w:ascii="Times New Roman" w:eastAsia="宋体" w:hAnsi="Times New Roman"/>
+          <w:sz w:val="24"/>
+        </w:rPr>
+      </w:r>
+      <w:r>
+        <w:rPr>
+          <w:rFonts w:ascii="Times New Roman" w:eastAsia="宋体" w:hAnsi="Times New Roman"/>
+          <w:sz w:val="24"/>
+        </w:rPr>
+      </w:r>
+      <w:r>
+        <w:rPr>
+          <w:rFonts w:ascii="Times New Roman" w:eastAsia="宋体" w:hAnsi="Times New Roman"/>
+          <w:sz w:val="24"/>
+        </w:rPr>
+      </w:r>
+      <w:r>
+        <w:rPr>
+          <w:rFonts w:ascii="Times New Roman" w:eastAsia="宋体" w:hAnsi="Times New Roman"/>
+          <w:sz w:val="24"/>
+        </w:rPr>
+      </w:r>
+      <w:r>
+        <w:rPr>
+          <w:rFonts w:ascii="Times New Roman" w:eastAsia="宋体" w:hAnsi="Times New Roman"/>
+          <w:sz w:val="24"/>
+        </w:rPr>
+      </w:r>
+      <w:r>
+        <w:rPr>
+          <w:rFonts w:ascii="Times New Roman" w:eastAsia="宋体" w:hAnsi="Times New Roman"/>
+          <w:sz w:val="24"/>
+        </w:rPr>
+      </w:r>
+      <w:r>
+        <w:rPr>
+          <w:rFonts w:ascii="Times New Roman" w:eastAsia="宋体" w:hAnsi="Times New Roman"/>
+          <w:sz w:val="24"/>
+        </w:rPr>
+      </w:r>
+      <w:r>
+        <w:rPr>
+          <w:rFonts w:ascii="Times New Roman" w:eastAsia="宋体" w:hAnsi="Times New Roman"/>
+          <w:sz w:val="24"/>
+        </w:rPr>
+      </w:r>
+      <w:r>
+        <w:rPr>
+          <w:rFonts w:ascii="Times New Roman" w:eastAsia="宋体" w:hAnsi="Times New Roman"/>
+          <w:sz w:val="24"/>
+        </w:rPr>
+      </w:r>
+      <w:r>
+        <w:rPr>
+          <w:rFonts w:ascii="Times New Roman" w:eastAsia="宋体" w:hAnsi="Times New Roman"/>
+          <w:sz w:val="24"/>
+        </w:rPr>
+      </w:r>
+      <w:r>
+        <w:rPr>
+          <w:rFonts w:ascii="Times New Roman" w:eastAsia="宋体" w:hAnsi="Times New Roman"/>
+          <w:sz w:val="24"/>
+        </w:rPr>
+      </w:r>
+      <w:r>
+        <w:rPr>
+          <w:rFonts w:ascii="Times New Roman" w:eastAsia="宋体" w:hAnsi="Times New Roman"/>
+          <w:sz w:val="24"/>
+        </w:rPr>
+      </w:r>
+      <w:r>
+        <w:rPr>
+          <w:rFonts w:ascii="Times New Roman" w:eastAsia="宋体" w:hAnsi="Times New Roman"/>
+          <w:sz w:val="24"/>
+        </w:rPr>
+      </w:r>
+      <w:r>
+        <w:rPr>
+          <w:rFonts w:ascii="Times New Roman" w:eastAsia="宋体" w:hAnsi="Times New Roman"/>
+          <w:sz w:val="24"/>
+        </w:rPr>
+      </w:r>
+      <w:r>
+        <w:rPr>
+          <w:rFonts w:ascii="Times New Roman" w:eastAsia="宋体" w:hAnsi="Times New Roman"/>
+          <w:sz w:val="24"/>
+        </w:rPr>
+      </w:r>
+      <w:r>
+        <w:rPr>
+          <w:rFonts w:ascii="Times New Roman" w:eastAsia="宋体" w:hAnsi="Times New Roman"/>
+          <w:sz w:val="24"/>
+        </w:rPr>
+      </w:r>
+      <w:r>
+        <w:rPr>
+          <w:rFonts w:ascii="Times New Roman" w:eastAsia="宋体" w:hAnsi="Times New Roman"/>
+          <w:sz w:val="24"/>
+        </w:rPr>
+      </w:r>
+      <w:r>
+        <w:rPr>
+          <w:rFonts w:ascii="Times New Roman" w:eastAsia="宋体" w:hAnsi="Times New Roman"/>
+          <w:sz w:val="24"/>
+        </w:rPr>
+      </w:r>
+      <w:r>
+        <w:rPr>
+          <w:rFonts w:ascii="Times New Roman" w:eastAsia="宋体" w:hAnsi="Times New Roman"/>
+          <w:sz w:val="24"/>
+        </w:rPr>
+      </w:r>
+      <w:r>
+        <w:rPr>
+          <w:rFonts w:ascii="Times New Roman" w:eastAsia="宋体" w:hAnsi="Times New Roman"/>
+          <w:sz w:val="24"/>
+        </w:rPr>
+      </w:r>
+      <w:r>
+        <w:rPr>
+          <w:rFonts w:ascii="Times New Roman" w:eastAsia="宋体" w:hAnsi="Times New Roman"/>
+          <w:sz w:val="24"/>
+        </w:rPr>
+      </w:r>
+      <w:r>
+        <w:rPr>
+          <w:rFonts w:ascii="Times New Roman" w:eastAsia="宋体" w:hAnsi="Times New Roman"/>
+          <w:sz w:val="24"/>
+        </w:rPr>
+      </w:r>
+      <w:r>
+        <w:rPr>
+          <w:rFonts w:ascii="Times New Roman" w:eastAsia="宋体" w:hAnsi="Times New Roman"/>
+          <w:sz w:val="24"/>
+        </w:rPr>
+      </w:r>
+      <w:r>
+        <w:rPr>
+          <w:rFonts w:ascii="Times New Roman" w:eastAsia="宋体" w:hAnsi="Times New Roman"/>
+          <w:sz w:val="24"/>
+        </w:rPr>
+      </w:r>
+      <w:r>
+        <w:rPr>
+          <w:rFonts w:ascii="Times New Roman" w:eastAsia="宋体" w:hAnsi="Times New Roman"/>
+          <w:sz w:val="24"/>
+        </w:rPr>
+      </w:r>
+      <w:r>
+        <w:rPr>
+          <w:rFonts w:ascii="Times New Roman" w:eastAsia="宋体" w:hAnsi="Times New Roman"/>
+          <w:sz w:val="24"/>
+        </w:rPr>
+      </w:r>
+      <w:r>
+        <w:rPr>
+          <w:rFonts w:ascii="Times New Roman" w:eastAsia="宋体" w:hAnsi="Times New Roman"/>
+          <w:sz w:val="24"/>
+        </w:rPr>
+      </w:r>
+      <w:r>
+        <w:rPr>
+          <w:rFonts w:ascii="Times New Roman" w:eastAsia="宋体" w:hAnsi="Times New Roman"/>
+          <w:sz w:val="24"/>
+        </w:rPr>
       </w:r>
     </w:p>
     <w:p>
@@ -4312,35 +4163,31 @@
           <w:rFonts w:ascii="Times New Roman" w:eastAsia="宋体" w:hAnsi="Times New Roman"/>
           <w:sz w:val="24"/>
         </w:rPr>
-        <w:t>属性约束。图像源仅允许</w:t>
-      </w:r>
-      <w:r>
-        <w:rPr>
-          <w:rFonts w:ascii="Times New Roman" w:eastAsia="宋体" w:hAnsi="Times New Roman"/>
-          <w:sz w:val="24"/>
-        </w:rPr>
-        <w:t>http</w:t>
-      </w:r>
-      <w:r>
-        <w:rPr>
-          <w:rFonts w:ascii="Times New Roman" w:eastAsia="宋体" w:hAnsi="Times New Roman"/>
-          <w:sz w:val="24"/>
-        </w:rPr>
-        <w:t>、</w:t>
-      </w:r>
-      <w:r>
-        <w:rPr>
-          <w:rFonts w:ascii="Times New Roman" w:eastAsia="宋体" w:hAnsi="Times New Roman"/>
-          <w:sz w:val="24"/>
-        </w:rPr>
-        <w:t>https</w:t>
-      </w:r>
-      <w:r>
-        <w:rPr>
-          <w:rFonts w:ascii="Times New Roman" w:eastAsia="宋体" w:hAnsi="Times New Roman"/>
-          <w:sz w:val="24"/>
-        </w:rPr>
-        <w:t>或站点根相对路径，拒绝</w:t>
+        <w:t>属性约束。图像源仅允许http、https或站点根相对路径，拒绝javascript:及data:。锚点地址仅允许http、https、mailto:或根相对路径，并强制rel为noopener noreferrer。alt作为可见文本之延伸，参与收集与编码；title及其他未列出的属性一律丢弃，以免属性侧信道泄漏原文。Quill对齐类名被改写为本软件可识别之pr-align-*，其余类名与事件属性一律剔除。</w:t>
+      </w:r>
+      <w:r>
+        <w:rPr>
+          <w:rFonts w:ascii="Times New Roman" w:eastAsia="宋体" w:hAnsi="Times New Roman"/>
+          <w:sz w:val="24"/>
+        </w:rPr>
+      </w:r>
+      <w:r>
+        <w:rPr>
+          <w:rFonts w:ascii="Times New Roman" w:eastAsia="宋体" w:hAnsi="Times New Roman"/>
+          <w:sz w:val="24"/>
+        </w:rPr>
+      </w:r>
+      <w:r>
+        <w:rPr>
+          <w:rFonts w:ascii="Times New Roman" w:eastAsia="宋体" w:hAnsi="Times New Roman"/>
+          <w:sz w:val="24"/>
+        </w:rPr>
+      </w:r>
+      <w:r>
+        <w:rPr>
+          <w:rFonts w:ascii="Times New Roman" w:eastAsia="宋体" w:hAnsi="Times New Roman"/>
+          <w:sz w:val="24"/>
+        </w:rPr>
       </w:r>
       <w:proofErr w:type="gramStart"/>
       <w:r>
@@ -4348,14 +4195,12 @@
           <w:rFonts w:ascii="Times New Roman" w:eastAsia="宋体" w:hAnsi="Times New Roman"/>
           <w:sz w:val="24"/>
         </w:rPr>
-        <w:t>javascript:</w:t>
-      </w:r>
-      <w:r>
-        <w:rPr>
-          <w:rFonts w:ascii="Times New Roman" w:eastAsia="宋体" w:hAnsi="Times New Roman"/>
-          <w:sz w:val="24"/>
-        </w:rPr>
-        <w:t>及</w:t>
+      </w:r>
+      <w:r>
+        <w:rPr>
+          <w:rFonts w:ascii="Times New Roman" w:eastAsia="宋体" w:hAnsi="Times New Roman"/>
+          <w:sz w:val="24"/>
+        </w:rPr>
       </w:r>
       <w:proofErr w:type="gramEnd"/>
       <w:r>
@@ -4363,77 +4208,66 @@
           <w:rFonts w:ascii="Times New Roman" w:eastAsia="宋体" w:hAnsi="Times New Roman"/>
           <w:sz w:val="24"/>
         </w:rPr>
-        <w:t>data:</w:t>
-      </w:r>
-      <w:r>
-        <w:rPr>
-          <w:rFonts w:ascii="Times New Roman" w:eastAsia="宋体" w:hAnsi="Times New Roman"/>
-          <w:sz w:val="24"/>
-        </w:rPr>
-        <w:t>。锚点地址仅允许</w:t>
-      </w:r>
-      <w:r>
-        <w:rPr>
-          <w:rFonts w:ascii="Times New Roman" w:eastAsia="宋体" w:hAnsi="Times New Roman"/>
-          <w:sz w:val="24"/>
-        </w:rPr>
-        <w:t>http</w:t>
-      </w:r>
-      <w:r>
-        <w:rPr>
-          <w:rFonts w:ascii="Times New Roman" w:eastAsia="宋体" w:hAnsi="Times New Roman"/>
-          <w:sz w:val="24"/>
-        </w:rPr>
-        <w:t>、</w:t>
-      </w:r>
-      <w:r>
-        <w:rPr>
-          <w:rFonts w:ascii="Times New Roman" w:eastAsia="宋体" w:hAnsi="Times New Roman"/>
-          <w:sz w:val="24"/>
-        </w:rPr>
-        <w:t>https</w:t>
-      </w:r>
-      <w:r>
-        <w:rPr>
-          <w:rFonts w:ascii="Times New Roman" w:eastAsia="宋体" w:hAnsi="Times New Roman"/>
-          <w:sz w:val="24"/>
-        </w:rPr>
-        <w:t>、</w:t>
-      </w:r>
-      <w:r>
-        <w:rPr>
-          <w:rFonts w:ascii="Times New Roman" w:eastAsia="宋体" w:hAnsi="Times New Roman"/>
-          <w:sz w:val="24"/>
-        </w:rPr>
-        <w:t>mailto:</w:t>
-      </w:r>
-      <w:r>
-        <w:rPr>
-          <w:rFonts w:ascii="Times New Roman" w:eastAsia="宋体" w:hAnsi="Times New Roman"/>
-          <w:sz w:val="24"/>
-        </w:rPr>
-        <w:t>或根相对路径，并强制</w:t>
-      </w:r>
-      <w:r>
-        <w:rPr>
-          <w:rFonts w:ascii="Times New Roman" w:eastAsia="宋体" w:hAnsi="Times New Roman"/>
-          <w:sz w:val="24"/>
-        </w:rPr>
-        <w:t>rel</w:t>
-      </w:r>
-      <w:r>
-        <w:rPr>
-          <w:rFonts w:ascii="Times New Roman" w:eastAsia="宋体" w:hAnsi="Times New Roman"/>
-          <w:sz w:val="24"/>
-        </w:rPr>
-        <w:t>为</w:t>
-      </w:r>
-      <w:r>
-        <w:rPr>
-          <w:rFonts w:ascii="Times New Roman" w:eastAsia="宋体" w:hAnsi="Times New Roman"/>
-          <w:sz w:val="24"/>
-        </w:rPr>
-        <w:t xml:space="preserve">noopener </w:t>
+      </w:r>
+      <w:r>
+        <w:rPr>
+          <w:rFonts w:ascii="Times New Roman" w:eastAsia="宋体" w:hAnsi="Times New Roman"/>
+          <w:sz w:val="24"/>
+        </w:rPr>
+      </w:r>
+      <w:r>
+        <w:rPr>
+          <w:rFonts w:ascii="Times New Roman" w:eastAsia="宋体" w:hAnsi="Times New Roman"/>
+          <w:sz w:val="24"/>
+        </w:rPr>
+      </w:r>
+      <w:r>
+        <w:rPr>
+          <w:rFonts w:ascii="Times New Roman" w:eastAsia="宋体" w:hAnsi="Times New Roman"/>
+          <w:sz w:val="24"/>
+        </w:rPr>
+      </w:r>
+      <w:r>
+        <w:rPr>
+          <w:rFonts w:ascii="Times New Roman" w:eastAsia="宋体" w:hAnsi="Times New Roman"/>
+          <w:sz w:val="24"/>
+        </w:rPr>
+      </w:r>
+      <w:r>
+        <w:rPr>
+          <w:rFonts w:ascii="Times New Roman" w:eastAsia="宋体" w:hAnsi="Times New Roman"/>
+          <w:sz w:val="24"/>
+        </w:rPr>
+      </w:r>
+      <w:r>
+        <w:rPr>
+          <w:rFonts w:ascii="Times New Roman" w:eastAsia="宋体" w:hAnsi="Times New Roman"/>
+          <w:sz w:val="24"/>
+        </w:rPr>
+      </w:r>
+      <w:r>
+        <w:rPr>
+          <w:rFonts w:ascii="Times New Roman" w:eastAsia="宋体" w:hAnsi="Times New Roman"/>
+          <w:sz w:val="24"/>
+        </w:rPr>
+      </w:r>
+      <w:r>
+        <w:rPr>
+          <w:rFonts w:ascii="Times New Roman" w:eastAsia="宋体" w:hAnsi="Times New Roman"/>
+          <w:sz w:val="24"/>
+        </w:rPr>
+      </w:r>
+      <w:r>
+        <w:rPr>
+          <w:rFonts w:ascii="Times New Roman" w:eastAsia="宋体" w:hAnsi="Times New Roman"/>
+          <w:sz w:val="24"/>
+        </w:rPr>
+      </w:r>
+      <w:r>
+        <w:rPr>
+          <w:rFonts w:ascii="Times New Roman" w:eastAsia="宋体" w:hAnsi="Times New Roman"/>
+          <w:sz w:val="24"/>
+        </w:rPr>
       </w:r>
       <w:proofErr w:type="spellStart"/>
       <w:r>
@@ -4441,22 +4275,19 @@
           <w:rFonts w:ascii="Times New Roman" w:eastAsia="宋体" w:hAnsi="Times New Roman"/>
           <w:sz w:val="24"/>
         </w:rPr>
-        <w:t>noreferrer</w:t>
-      </w:r>
-      <w:r>
-        <w:rPr>
-          <w:rFonts w:ascii="Times New Roman" w:eastAsia="宋体" w:hAnsi="Times New Roman"/>
-          <w:sz w:val="24"/>
-        </w:rPr>
-        <w:t>。</w:t>
-      </w:r>
-      <w:r>
-        <w:rPr>
-          <w:rFonts w:ascii="Times New Roman" w:eastAsia="宋体" w:hAnsi="Times New Roman"/>
-          <w:sz w:val="24"/>
-          <w:lang w:eastAsia="zh-CN"/>
-        </w:rPr>
-        <w:t>alt</w:t>
+      </w:r>
+      <w:r>
+        <w:rPr>
+          <w:rFonts w:ascii="Times New Roman" w:eastAsia="宋体" w:hAnsi="Times New Roman"/>
+          <w:sz w:val="24"/>
+        </w:rPr>
+      </w:r>
+      <w:r>
+        <w:rPr>
+          <w:rFonts w:ascii="Times New Roman" w:eastAsia="宋体" w:hAnsi="Times New Roman"/>
+          <w:sz w:val="24"/>
+          <w:lang w:eastAsia="zh-CN"/>
+        </w:rPr>
       </w:r>
       <w:proofErr w:type="spellEnd"/>
       <w:r>
@@ -4465,55 +4296,48 @@
           <w:sz w:val="24"/>
           <w:lang w:eastAsia="zh-CN"/>
         </w:rPr>
-        <w:t>、</w:t>
-      </w:r>
-      <w:r>
-        <w:rPr>
-          <w:rFonts w:ascii="Times New Roman" w:eastAsia="宋体" w:hAnsi="Times New Roman"/>
-          <w:sz w:val="24"/>
-          <w:lang w:eastAsia="zh-CN"/>
-        </w:rPr>
-        <w:t>title</w:t>
-      </w:r>
-      <w:r>
-        <w:rPr>
-          <w:rFonts w:ascii="Times New Roman" w:eastAsia="宋体" w:hAnsi="Times New Roman"/>
-          <w:sz w:val="24"/>
-          <w:lang w:eastAsia="zh-CN"/>
-        </w:rPr>
-        <w:t>作为可见文本之延伸，参与收集与编码，以免属性侧信道泄漏原文。</w:t>
-      </w:r>
-      <w:r>
-        <w:rPr>
-          <w:rFonts w:ascii="Times New Roman" w:eastAsia="宋体" w:hAnsi="Times New Roman"/>
-          <w:sz w:val="24"/>
-          <w:lang w:eastAsia="zh-CN"/>
-        </w:rPr>
-        <w:t>Quill</w:t>
-      </w:r>
-      <w:r>
-        <w:rPr>
-          <w:rFonts w:ascii="Times New Roman" w:eastAsia="宋体" w:hAnsi="Times New Roman"/>
-          <w:sz w:val="24"/>
-          <w:lang w:eastAsia="zh-CN"/>
-        </w:rPr>
-        <w:t>对齐类名被改写为本软件可识别之</w:t>
-      </w:r>
-      <w:r>
-        <w:rPr>
-          <w:rFonts w:ascii="Times New Roman" w:eastAsia="宋体" w:hAnsi="Times New Roman"/>
-          <w:sz w:val="24"/>
-          <w:lang w:eastAsia="zh-CN"/>
-        </w:rPr>
-        <w:t>pr-align-*</w:t>
-      </w:r>
-      <w:r>
-        <w:rPr>
-          <w:rFonts w:ascii="Times New Roman" w:eastAsia="宋体" w:hAnsi="Times New Roman"/>
-          <w:sz w:val="24"/>
-          <w:lang w:eastAsia="zh-CN"/>
-        </w:rPr>
-        <w:t>，其余类名与事件属性一律剔除。</w:t>
+      </w:r>
+      <w:r>
+        <w:rPr>
+          <w:rFonts w:ascii="Times New Roman" w:eastAsia="宋体" w:hAnsi="Times New Roman"/>
+          <w:sz w:val="24"/>
+          <w:lang w:eastAsia="zh-CN"/>
+        </w:rPr>
+      </w:r>
+      <w:r>
+        <w:rPr>
+          <w:rFonts w:ascii="Times New Roman" w:eastAsia="宋体" w:hAnsi="Times New Roman"/>
+          <w:sz w:val="24"/>
+          <w:lang w:eastAsia="zh-CN"/>
+        </w:rPr>
+      </w:r>
+      <w:r>
+        <w:rPr>
+          <w:rFonts w:ascii="Times New Roman" w:eastAsia="宋体" w:hAnsi="Times New Roman"/>
+          <w:sz w:val="24"/>
+          <w:lang w:eastAsia="zh-CN"/>
+        </w:rPr>
+      </w:r>
+      <w:r>
+        <w:rPr>
+          <w:rFonts w:ascii="Times New Roman" w:eastAsia="宋体" w:hAnsi="Times New Roman"/>
+          <w:sz w:val="24"/>
+          <w:lang w:eastAsia="zh-CN"/>
+        </w:rPr>
+      </w:r>
+      <w:r>
+        <w:rPr>
+          <w:rFonts w:ascii="Times New Roman" w:eastAsia="宋体" w:hAnsi="Times New Roman"/>
+          <w:sz w:val="24"/>
+          <w:lang w:eastAsia="zh-CN"/>
+        </w:rPr>
+      </w:r>
+      <w:r>
+        <w:rPr>
+          <w:rFonts w:ascii="Times New Roman" w:eastAsia="宋体" w:hAnsi="Times New Roman"/>
+          <w:sz w:val="24"/>
+          <w:lang w:eastAsia="zh-CN"/>
+        </w:rPr>
       </w:r>
     </w:p>
     <w:p>
@@ -4530,39 +4354,35 @@
           <w:sz w:val="24"/>
           <w:lang w:eastAsia="zh-CN"/>
         </w:rPr>
-        <w:t>可见文本收集。遍历文本节点及</w:t>
-      </w:r>
-      <w:r>
-        <w:rPr>
-          <w:rFonts w:ascii="Times New Roman" w:eastAsia="宋体" w:hAnsi="Times New Roman"/>
-          <w:sz w:val="24"/>
-          <w:lang w:eastAsia="zh-CN"/>
-        </w:rPr>
-        <w:t>alt</w:t>
-      </w:r>
-      <w:r>
-        <w:rPr>
-          <w:rFonts w:ascii="Times New Roman" w:eastAsia="宋体" w:hAnsi="Times New Roman"/>
-          <w:sz w:val="24"/>
-          <w:lang w:eastAsia="zh-CN"/>
-        </w:rPr>
-        <w:t>、</w:t>
-      </w:r>
-      <w:r>
-        <w:rPr>
-          <w:rFonts w:ascii="Times New Roman" w:eastAsia="宋体" w:hAnsi="Times New Roman"/>
-          <w:sz w:val="24"/>
-          <w:lang w:eastAsia="zh-CN"/>
-        </w:rPr>
-        <w:t>title</w:t>
-      </w:r>
-      <w:r>
-        <w:rPr>
-          <w:rFonts w:ascii="Times New Roman" w:eastAsia="宋体" w:hAnsi="Times New Roman"/>
-          <w:sz w:val="24"/>
-          <w:lang w:eastAsia="zh-CN"/>
-        </w:rPr>
-        <w:t>，其连接结果用于构建映射表，从而保证映射域与将被编码的字符集合一致。仅含图像而无文字之章节仍视为有效载荷。</w:t>
+        <w:t>可见文本收集。遍历文本节点及alt，其连接结果用于构建映射表，从而保证映射域与将被编码的字符集合一致。仅含图像而无文字之章节仍视为有效载荷。</w:t>
+      </w:r>
+      <w:r>
+        <w:rPr>
+          <w:rFonts w:ascii="Times New Roman" w:eastAsia="宋体" w:hAnsi="Times New Roman"/>
+          <w:sz w:val="24"/>
+          <w:lang w:eastAsia="zh-CN"/>
+        </w:rPr>
+      </w:r>
+      <w:r>
+        <w:rPr>
+          <w:rFonts w:ascii="Times New Roman" w:eastAsia="宋体" w:hAnsi="Times New Roman"/>
+          <w:sz w:val="24"/>
+          <w:lang w:eastAsia="zh-CN"/>
+        </w:rPr>
+      </w:r>
+      <w:r>
+        <w:rPr>
+          <w:rFonts w:ascii="Times New Roman" w:eastAsia="宋体" w:hAnsi="Times New Roman"/>
+          <w:sz w:val="24"/>
+          <w:lang w:eastAsia="zh-CN"/>
+        </w:rPr>
+      </w:r>
+      <w:r>
+        <w:rPr>
+          <w:rFonts w:ascii="Times New Roman" w:eastAsia="宋体" w:hAnsi="Times New Roman"/>
+          <w:sz w:val="24"/>
+          <w:lang w:eastAsia="zh-CN"/>
+        </w:rPr>
       </w:r>
     </w:p>
     <w:p>
@@ -4605,7 +4425,7 @@
           <w:sz w:val="24"/>
           <w:lang w:eastAsia="zh-CN"/>
         </w:rPr>
-        <w:t>若编码正文与字体统一资源定位符可被任意第三方长期缓存或猜测，则采集者仍可建立稳定流水线。故引入短时阅读凭证。签发时校验可选站点密钥，确认章节可解析后，以</w:t>
+        <w:t>若编码正文与字体统一资源定位符可被任意第三方长期缓存或猜测，则采集者仍可建立稳定流水线。故引入短时阅读凭证。签发时校验可选站点密钥：未携带则放行，携带则必须与服务端配置一致。确认章节可解析后，以crypto.randomBytes生成票证与字体资源标识，写入内存表并记录过期时刻。消费章节接口必须持票；通过后执行混淆，并将WOFF2缓冲与同一过期时刻写入字体表。每次查询修剪过期项。字体标识与票证字符串相分离，以降低日志侧信道风险。</w:t>
       </w:r>
       <w:proofErr w:type="spellStart"/>
       <w:r>
@@ -4614,7 +4434,6 @@
           <w:sz w:val="24"/>
           <w:lang w:eastAsia="zh-CN"/>
         </w:rPr>
-        <w:t>crypto.randomBytes</w:t>
       </w:r>
       <w:proofErr w:type="spellEnd"/>
       <w:r>
@@ -4623,23 +4442,20 @@
           <w:sz w:val="24"/>
           <w:lang w:eastAsia="zh-CN"/>
         </w:rPr>
-        <w:t>生成票证与字体资源标识，写入内存表并记录过期时刻。消费章节接口必须持票；通过后执行混淆，并将</w:t>
-      </w:r>
-      <w:r>
-        <w:rPr>
-          <w:rFonts w:ascii="Times New Roman" w:eastAsia="宋体" w:hAnsi="Times New Roman"/>
-          <w:sz w:val="24"/>
-          <w:lang w:eastAsia="zh-CN"/>
-        </w:rPr>
-        <w:t>WOFF2</w:t>
-      </w:r>
-      <w:r>
-        <w:rPr>
-          <w:rFonts w:ascii="Times New Roman" w:eastAsia="宋体" w:hAnsi="Times New Roman"/>
-          <w:sz w:val="24"/>
-          <w:lang w:eastAsia="zh-CN"/>
-        </w:rPr>
-        <w:t>缓冲与同一过期时刻写入字体表。每次查询修剪过期项。字体标识与票证字符串相分离，以降低日志侧信道风险。</w:t>
+      </w:r>
+      <w:r>
+        <w:rPr>
+          <w:rFonts w:ascii="Times New Roman" w:eastAsia="宋体" w:hAnsi="Times New Roman"/>
+          <w:sz w:val="24"/>
+          <w:lang w:eastAsia="zh-CN"/>
+        </w:rPr>
+      </w:r>
+      <w:r>
+        <w:rPr>
+          <w:rFonts w:ascii="Times New Roman" w:eastAsia="宋体" w:hAnsi="Times New Roman"/>
+          <w:sz w:val="24"/>
+          <w:lang w:eastAsia="zh-CN"/>
+        </w:rPr>
       </w:r>
     </w:p>
     <w:p>
@@ -4678,73 +4494,64 @@
           <w:rFonts w:ascii="Times New Roman" w:eastAsia="宋体" w:hAnsi="Times New Roman"/>
           <w:sz w:val="24"/>
         </w:rPr>
-        <w:t>接口以</w:t>
-      </w:r>
-      <w:r>
-        <w:rPr>
-          <w:rFonts w:ascii="Times New Roman" w:eastAsia="宋体" w:hAnsi="Times New Roman"/>
-          <w:sz w:val="24"/>
-        </w:rPr>
-        <w:t>Node.js</w:t>
-      </w:r>
-      <w:r>
-        <w:rPr>
-          <w:rFonts w:ascii="Times New Roman" w:eastAsia="宋体" w:hAnsi="Times New Roman"/>
-          <w:sz w:val="24"/>
-        </w:rPr>
-        <w:t>原生</w:t>
-      </w:r>
-      <w:r>
-        <w:rPr>
-          <w:rFonts w:ascii="Times New Roman" w:eastAsia="宋体" w:hAnsi="Times New Roman"/>
-          <w:sz w:val="24"/>
-        </w:rPr>
-        <w:t>http</w:t>
-      </w:r>
-      <w:r>
-        <w:rPr>
-          <w:rFonts w:ascii="Times New Roman" w:eastAsia="宋体" w:hAnsi="Times New Roman"/>
-          <w:sz w:val="24"/>
-        </w:rPr>
-        <w:t>实现，主要路径包括：元数据查询、换票、持票取编码正文、按标识取</w:t>
-      </w:r>
-      <w:r>
-        <w:rPr>
-          <w:rFonts w:ascii="Times New Roman" w:eastAsia="宋体" w:hAnsi="Times New Roman"/>
-          <w:sz w:val="24"/>
-        </w:rPr>
-        <w:t>WOFF2</w:t>
-      </w:r>
-      <w:r>
-        <w:rPr>
-          <w:rFonts w:ascii="Times New Roman" w:eastAsia="宋体" w:hAnsi="Times New Roman"/>
-          <w:sz w:val="24"/>
-        </w:rPr>
-        <w:t>。</w:t>
-      </w:r>
-      <w:r>
-        <w:rPr>
-          <w:rFonts w:ascii="Times New Roman" w:eastAsia="宋体" w:hAnsi="Times New Roman"/>
-          <w:sz w:val="24"/>
-          <w:lang w:eastAsia="zh-CN"/>
-        </w:rPr>
-        <w:t>若请求携带</w:t>
-      </w:r>
-      <w:r>
-        <w:rPr>
-          <w:rFonts w:ascii="Times New Roman" w:eastAsia="宋体" w:hAnsi="Times New Roman"/>
-          <w:sz w:val="24"/>
-          <w:lang w:eastAsia="zh-CN"/>
-        </w:rPr>
-        <w:t>Origin</w:t>
-      </w:r>
-      <w:r>
-        <w:rPr>
-          <w:rFonts w:ascii="Times New Roman" w:eastAsia="宋体" w:hAnsi="Times New Roman"/>
-          <w:sz w:val="24"/>
-          <w:lang w:eastAsia="zh-CN"/>
-        </w:rPr>
-        <w:t>且不在允许列表中，立即拒绝。允许列表默认仅含阅读器前端源。按客户端地址统计每分钟请求数，逾限返回过载。章节解析优先读取本地样章夹具；未命中且配置了远程文章接口时，以表单编码提交标识并解析返回对象。文首、正文、文尾超文本经消毒后合并。失败时返回字体不可用等错误码，前端不得展示疑似明文。</w:t>
+        <w:t>接口以Node.js原生http实现，主要路径包括：元数据查询、换票、持票取编码正文、按标识取WOFF2。元数据查询返回票证生存期、站点密钥以及本地样章的标识与明文标题，不返回正文。若请求携带Origin且不在允许列表中，立即拒绝。允许列表默认仅含阅读器前端源。按客户端地址统计固定六十秒窗口内的请求数，默认不超过每分钟二百四十次，逾限返回过载。客户端地址优先取X-Forwarded-For首段。章节解析优先读取本地样章夹具；未命中时若配置了远程文章接口，则以表单编码提交标识并解析返回对象。启动入口在未设置READER_ARTICLE_BY_ID_URL时，默认请求http://www.missimylan.info:8082/article/byId，将该变量置空即只读本地样章。文首、正文、文尾超文本经消毒后合并。失败时返回字体不可用等错误码，前端不得展示疑似明文。</w:t>
+      </w:r>
+      <w:r>
+        <w:rPr>
+          <w:rFonts w:ascii="Times New Roman" w:eastAsia="宋体" w:hAnsi="Times New Roman"/>
+          <w:sz w:val="24"/>
+        </w:rPr>
+      </w:r>
+      <w:r>
+        <w:rPr>
+          <w:rFonts w:ascii="Times New Roman" w:eastAsia="宋体" w:hAnsi="Times New Roman"/>
+          <w:sz w:val="24"/>
+        </w:rPr>
+      </w:r>
+      <w:r>
+        <w:rPr>
+          <w:rFonts w:ascii="Times New Roman" w:eastAsia="宋体" w:hAnsi="Times New Roman"/>
+          <w:sz w:val="24"/>
+        </w:rPr>
+      </w:r>
+      <w:r>
+        <w:rPr>
+          <w:rFonts w:ascii="Times New Roman" w:eastAsia="宋体" w:hAnsi="Times New Roman"/>
+          <w:sz w:val="24"/>
+        </w:rPr>
+      </w:r>
+      <w:r>
+        <w:rPr>
+          <w:rFonts w:ascii="Times New Roman" w:eastAsia="宋体" w:hAnsi="Times New Roman"/>
+          <w:sz w:val="24"/>
+        </w:rPr>
+      </w:r>
+      <w:r>
+        <w:rPr>
+          <w:rFonts w:ascii="Times New Roman" w:eastAsia="宋体" w:hAnsi="Times New Roman"/>
+          <w:sz w:val="24"/>
+        </w:rPr>
+      </w:r>
+      <w:r>
+        <w:rPr>
+          <w:rFonts w:ascii="Times New Roman" w:eastAsia="宋体" w:hAnsi="Times New Roman"/>
+          <w:sz w:val="24"/>
+          <w:lang w:eastAsia="zh-CN"/>
+        </w:rPr>
+      </w:r>
+      <w:r>
+        <w:rPr>
+          <w:rFonts w:ascii="Times New Roman" w:eastAsia="宋体" w:hAnsi="Times New Roman"/>
+          <w:sz w:val="24"/>
+          <w:lang w:eastAsia="zh-CN"/>
+        </w:rPr>
+      </w:r>
+      <w:r>
+        <w:rPr>
+          <w:rFonts w:ascii="Times New Roman" w:eastAsia="宋体" w:hAnsi="Times New Roman"/>
+          <w:sz w:val="24"/>
+          <w:lang w:eastAsia="zh-CN"/>
+        </w:rPr>
       </w:r>
     </w:p>
     <w:p>
@@ -4804,32 +4611,28 @@
           <w:sz w:val="24"/>
           <w:lang w:eastAsia="zh-CN"/>
         </w:rPr>
-        <w:t>远程稿件在每次解析时回源，不再以标识为键长期复用旧正文；并发解析以进行中的承诺对象合并，避免重复打源。修订号优先取文章更新时间，其次创建时间；二</w:t>
-      </w:r>
-      <w:r>
-        <w:rPr>
-          <w:rFonts w:ascii="Times New Roman" w:eastAsia="宋体" w:hAnsi="Times New Roman"/>
-          <w:sz w:val="24"/>
-          <w:lang w:eastAsia="zh-CN"/>
-        </w:rPr>
-        <w:lastRenderedPageBreak/>
-        <w:t>者皆空时，以标题与正文之</w:t>
-      </w:r>
-      <w:r>
-        <w:rPr>
-          <w:rFonts w:ascii="Times New Roman" w:eastAsia="宋体" w:hAnsi="Times New Roman"/>
-          <w:sz w:val="24"/>
-          <w:lang w:eastAsia="zh-CN"/>
-        </w:rPr>
-        <w:t>SHA-1</w:t>
-      </w:r>
-      <w:r>
-        <w:rPr>
-          <w:rFonts w:ascii="Times New Roman" w:eastAsia="宋体" w:hAnsi="Times New Roman"/>
-          <w:sz w:val="24"/>
-          <w:lang w:eastAsia="zh-CN"/>
-        </w:rPr>
-        <w:t>摘要前十六位十六进制作为内容修订，以免后台未填写时间戳时缓存永不失效。</w:t>
+        <w:t>远程稿件在每次解析时回源，不再以标识为键长期复用旧正文；并发解析以进行中的承诺对象合并，避免重复打源。修订号优先取文章更新时间，其次创建时间；二者皆空时，以标题、换行与正文连接后的SHA-1摘要前十六位十六进制作为内容修订，以免后台未填写时间戳时缓存永不失效。</w:t>
+      </w:r>
+      <w:r>
+        <w:rPr>
+          <w:rFonts w:ascii="Times New Roman" w:eastAsia="宋体" w:hAnsi="Times New Roman"/>
+          <w:sz w:val="24"/>
+          <w:lang w:eastAsia="zh-CN"/>
+        </w:rPr>
+      </w:r>
+      <w:r>
+        <w:rPr>
+          <w:rFonts w:ascii="Times New Roman" w:eastAsia="宋体" w:hAnsi="Times New Roman"/>
+          <w:sz w:val="24"/>
+          <w:lang w:eastAsia="zh-CN"/>
+        </w:rPr>
+      </w:r>
+      <w:r>
+        <w:rPr>
+          <w:rFonts w:ascii="Times New Roman" w:eastAsia="宋体" w:hAnsi="Times New Roman"/>
+          <w:sz w:val="24"/>
+          <w:lang w:eastAsia="zh-CN"/>
+        </w:rPr>
       </w:r>
     </w:p>
     <w:p>
@@ -4937,7 +4740,7 @@
           <w:sz w:val="24"/>
           <w:lang w:eastAsia="zh-CN"/>
         </w:rPr>
-        <w:t>阅读页为唯一被允许持票拉取正文的用户界面。其换票、取章、校验</w:t>
+        <w:t>阅读页为唯一被允许持票拉取正文的用户界面。其换票、取章、校验fontUrl、fontFamily与bodyGlyphs之合取条件，并以FontFace（display为block）加载WOFF2成功后，将标题写入文本节点，将正文以消毒后的超文本写入容器，字体家族作用于该容器及其后代。任一步骤失败均转入统一失败文案“内容无法显示”；地址缺少章节标识时提示“缺少章节”。</w:t>
       </w:r>
       <w:proofErr w:type="spellStart"/>
       <w:r>
@@ -4946,7 +4749,6 @@
           <w:sz w:val="24"/>
           <w:lang w:eastAsia="zh-CN"/>
         </w:rPr>
-        <w:t>fontUrl</w:t>
       </w:r>
       <w:proofErr w:type="spellEnd"/>
       <w:r>
@@ -4955,7 +4757,6 @@
           <w:sz w:val="24"/>
           <w:lang w:eastAsia="zh-CN"/>
         </w:rPr>
-        <w:t>、</w:t>
       </w:r>
       <w:proofErr w:type="spellStart"/>
       <w:r>
@@ -4964,7 +4765,6 @@
           <w:sz w:val="24"/>
           <w:lang w:eastAsia="zh-CN"/>
         </w:rPr>
-        <w:t>fontFamily</w:t>
       </w:r>
       <w:proofErr w:type="spellEnd"/>
       <w:r>
@@ -4973,7 +4773,6 @@
           <w:sz w:val="24"/>
           <w:lang w:eastAsia="zh-CN"/>
         </w:rPr>
-        <w:t>与</w:t>
       </w:r>
       <w:proofErr w:type="spellStart"/>
       <w:r>
@@ -4982,7 +4781,6 @@
           <w:sz w:val="24"/>
           <w:lang w:eastAsia="zh-CN"/>
         </w:rPr>
-        <w:t>bodyGlyphs</w:t>
       </w:r>
       <w:proofErr w:type="spellEnd"/>
       <w:r>
@@ -4991,7 +4789,6 @@
           <w:sz w:val="24"/>
           <w:lang w:eastAsia="zh-CN"/>
         </w:rPr>
-        <w:t>之合取条件，并以</w:t>
       </w:r>
       <w:proofErr w:type="spellStart"/>
       <w:r>
@@ -5000,7 +4797,6 @@
           <w:sz w:val="24"/>
           <w:lang w:eastAsia="zh-CN"/>
         </w:rPr>
-        <w:t>FontFace</w:t>
       </w:r>
       <w:proofErr w:type="spellEnd"/>
       <w:r>
@@ -5009,55 +4805,48 @@
           <w:sz w:val="24"/>
           <w:lang w:eastAsia="zh-CN"/>
         </w:rPr>
-        <w:t>（</w:t>
-      </w:r>
-      <w:r>
-        <w:rPr>
-          <w:rFonts w:ascii="Times New Roman" w:eastAsia="宋体" w:hAnsi="Times New Roman"/>
-          <w:sz w:val="24"/>
-          <w:lang w:eastAsia="zh-CN"/>
-        </w:rPr>
-        <w:t>display</w:t>
-      </w:r>
-      <w:r>
-        <w:rPr>
-          <w:rFonts w:ascii="Times New Roman" w:eastAsia="宋体" w:hAnsi="Times New Roman"/>
-          <w:sz w:val="24"/>
-          <w:lang w:eastAsia="zh-CN"/>
-        </w:rPr>
-        <w:t>为</w:t>
-      </w:r>
-      <w:r>
-        <w:rPr>
-          <w:rFonts w:ascii="Times New Roman" w:eastAsia="宋体" w:hAnsi="Times New Roman"/>
-          <w:sz w:val="24"/>
-          <w:lang w:eastAsia="zh-CN"/>
-        </w:rPr>
-        <w:t>block</w:t>
-      </w:r>
-      <w:r>
-        <w:rPr>
-          <w:rFonts w:ascii="Times New Roman" w:eastAsia="宋体" w:hAnsi="Times New Roman"/>
-          <w:sz w:val="24"/>
-          <w:lang w:eastAsia="zh-CN"/>
-        </w:rPr>
-        <w:t>）加载</w:t>
-      </w:r>
-      <w:r>
-        <w:rPr>
-          <w:rFonts w:ascii="Times New Roman" w:eastAsia="宋体" w:hAnsi="Times New Roman"/>
-          <w:sz w:val="24"/>
-          <w:lang w:eastAsia="zh-CN"/>
-        </w:rPr>
-        <w:t>WOFF2</w:t>
-      </w:r>
-      <w:r>
-        <w:rPr>
-          <w:rFonts w:ascii="Times New Roman" w:eastAsia="宋体" w:hAnsi="Times New Roman"/>
-          <w:sz w:val="24"/>
-          <w:lang w:eastAsia="zh-CN"/>
-        </w:rPr>
-        <w:t>成功后，将标题写入文本节点，将正文以消毒后的超文本写入容器，字体家族作用于该容器及其后代。任一步骤失败均转入统一失败文案。</w:t>
+      </w:r>
+      <w:r>
+        <w:rPr>
+          <w:rFonts w:ascii="Times New Roman" w:eastAsia="宋体" w:hAnsi="Times New Roman"/>
+          <w:sz w:val="24"/>
+          <w:lang w:eastAsia="zh-CN"/>
+        </w:rPr>
+      </w:r>
+      <w:r>
+        <w:rPr>
+          <w:rFonts w:ascii="Times New Roman" w:eastAsia="宋体" w:hAnsi="Times New Roman"/>
+          <w:sz w:val="24"/>
+          <w:lang w:eastAsia="zh-CN"/>
+        </w:rPr>
+      </w:r>
+      <w:r>
+        <w:rPr>
+          <w:rFonts w:ascii="Times New Roman" w:eastAsia="宋体" w:hAnsi="Times New Roman"/>
+          <w:sz w:val="24"/>
+          <w:lang w:eastAsia="zh-CN"/>
+        </w:rPr>
+      </w:r>
+      <w:r>
+        <w:rPr>
+          <w:rFonts w:ascii="Times New Roman" w:eastAsia="宋体" w:hAnsi="Times New Roman"/>
+          <w:sz w:val="24"/>
+          <w:lang w:eastAsia="zh-CN"/>
+        </w:rPr>
+      </w:r>
+      <w:r>
+        <w:rPr>
+          <w:rFonts w:ascii="Times New Roman" w:eastAsia="宋体" w:hAnsi="Times New Roman"/>
+          <w:sz w:val="24"/>
+          <w:lang w:eastAsia="zh-CN"/>
+        </w:rPr>
+      </w:r>
+      <w:r>
+        <w:rPr>
+          <w:rFonts w:ascii="Times New Roman" w:eastAsia="宋体" w:hAnsi="Times New Roman"/>
+          <w:sz w:val="24"/>
+          <w:lang w:eastAsia="zh-CN"/>
+        </w:rPr>
       </w:r>
     </w:p>
     <w:p>
@@ -5167,56 +4956,49 @@
           <w:rFonts w:ascii="Times New Roman" w:eastAsia="宋体" w:hAnsi="Times New Roman"/>
           <w:sz w:val="24"/>
         </w:rPr>
-        <w:t>嵌入适配。若页面处于</w:t>
-      </w:r>
-      <w:r>
-        <w:rPr>
-          <w:rFonts w:ascii="Times New Roman" w:eastAsia="宋体" w:hAnsi="Times New Roman"/>
-          <w:sz w:val="24"/>
-        </w:rPr>
-        <w:t>iframe</w:t>
-      </w:r>
-      <w:r>
-        <w:rPr>
-          <w:rFonts w:ascii="Times New Roman" w:eastAsia="宋体" w:hAnsi="Times New Roman"/>
-          <w:sz w:val="24"/>
-        </w:rPr>
-        <w:t>中，为根元素增加</w:t>
-      </w:r>
-      <w:r>
-        <w:rPr>
-          <w:rFonts w:ascii="Times New Roman" w:eastAsia="宋体" w:hAnsi="Times New Roman"/>
-          <w:sz w:val="24"/>
-        </w:rPr>
-        <w:t>embedded</w:t>
-      </w:r>
-      <w:r>
-        <w:rPr>
-          <w:rFonts w:ascii="Times New Roman" w:eastAsia="宋体" w:hAnsi="Times New Roman"/>
-          <w:sz w:val="24"/>
-        </w:rPr>
-        <w:t>类以取消最小视口高度。通过</w:t>
-      </w:r>
-      <w:r>
-        <w:rPr>
-          <w:rFonts w:ascii="Times New Roman" w:eastAsia="宋体" w:hAnsi="Times New Roman"/>
-          <w:sz w:val="24"/>
-        </w:rPr>
-        <w:t>postMessage</w:t>
-      </w:r>
-      <w:r>
-        <w:rPr>
-          <w:rFonts w:ascii="Times New Roman" w:eastAsia="宋体" w:hAnsi="Times New Roman"/>
-          <w:sz w:val="24"/>
-        </w:rPr>
-        <w:t>向父窗口发送类型为</w:t>
-      </w:r>
-      <w:r>
-        <w:rPr>
-          <w:rFonts w:ascii="Times New Roman" w:eastAsia="宋体" w:hAnsi="Times New Roman"/>
-          <w:sz w:val="24"/>
-        </w:rPr>
-        <w:t>petrichor-</w:t>
+        <w:t>嵌入适配。若页面处于iframe中，为根元素增加embedded类以取消最小视口高度。通过postMessage向父窗口发送类型为petrichor-reader:resize之消息，目标源不限定，载荷为消息类型与高度数值，不含正文。ResizeObserver在排版变化时再次上报。父窗口脚本校验event.origin必须等于阅读器源，且仅当event.source对应当前iframe时改写高度。</w:t>
+      </w:r>
+      <w:r>
+        <w:rPr>
+          <w:rFonts w:ascii="Times New Roman" w:eastAsia="宋体" w:hAnsi="Times New Roman"/>
+          <w:sz w:val="24"/>
+        </w:rPr>
+      </w:r>
+      <w:r>
+        <w:rPr>
+          <w:rFonts w:ascii="Times New Roman" w:eastAsia="宋体" w:hAnsi="Times New Roman"/>
+          <w:sz w:val="24"/>
+        </w:rPr>
+      </w:r>
+      <w:r>
+        <w:rPr>
+          <w:rFonts w:ascii="Times New Roman" w:eastAsia="宋体" w:hAnsi="Times New Roman"/>
+          <w:sz w:val="24"/>
+        </w:rPr>
+      </w:r>
+      <w:r>
+        <w:rPr>
+          <w:rFonts w:ascii="Times New Roman" w:eastAsia="宋体" w:hAnsi="Times New Roman"/>
+          <w:sz w:val="24"/>
+        </w:rPr>
+      </w:r>
+      <w:r>
+        <w:rPr>
+          <w:rFonts w:ascii="Times New Roman" w:eastAsia="宋体" w:hAnsi="Times New Roman"/>
+          <w:sz w:val="24"/>
+        </w:rPr>
+      </w:r>
+      <w:r>
+        <w:rPr>
+          <w:rFonts w:ascii="Times New Roman" w:eastAsia="宋体" w:hAnsi="Times New Roman"/>
+          <w:sz w:val="24"/>
+        </w:rPr>
+      </w:r>
+      <w:r>
+        <w:rPr>
+          <w:rFonts w:ascii="Times New Roman" w:eastAsia="宋体" w:hAnsi="Times New Roman"/>
+          <w:sz w:val="24"/>
+        </w:rPr>
       </w:r>
       <w:proofErr w:type="gramStart"/>
       <w:r>
@@ -5224,7 +5006,6 @@
           <w:rFonts w:ascii="Times New Roman" w:eastAsia="宋体" w:hAnsi="Times New Roman"/>
           <w:sz w:val="24"/>
         </w:rPr>
-        <w:t>reader:resize</w:t>
       </w:r>
       <w:proofErr w:type="gramEnd"/>
       <w:r>
@@ -5232,63 +5013,54 @@
           <w:rFonts w:ascii="Times New Roman" w:eastAsia="宋体" w:hAnsi="Times New Roman"/>
           <w:sz w:val="24"/>
         </w:rPr>
-        <w:t>之消息，载荷仅含高度。</w:t>
-      </w:r>
-      <w:r>
-        <w:rPr>
-          <w:rFonts w:ascii="Times New Roman" w:eastAsia="宋体" w:hAnsi="Times New Roman"/>
-          <w:sz w:val="24"/>
-        </w:rPr>
-        <w:t>ResizeObserver</w:t>
-      </w:r>
-      <w:r>
-        <w:rPr>
-          <w:rFonts w:ascii="Times New Roman" w:eastAsia="宋体" w:hAnsi="Times New Roman"/>
-          <w:sz w:val="24"/>
-        </w:rPr>
-        <w:t>在排版变化时再次上报。父窗口脚本校验</w:t>
-      </w:r>
-      <w:r>
-        <w:rPr>
-          <w:rFonts w:ascii="Times New Roman" w:eastAsia="宋体" w:hAnsi="Times New Roman"/>
-          <w:sz w:val="24"/>
-        </w:rPr>
-        <w:t>event.origin</w:t>
-      </w:r>
-      <w:r>
-        <w:rPr>
-          <w:rFonts w:ascii="Times New Roman" w:eastAsia="宋体" w:hAnsi="Times New Roman"/>
-          <w:sz w:val="24"/>
-        </w:rPr>
-        <w:t>必须等于阅读器源，且仅当</w:t>
-      </w:r>
-      <w:r>
-        <w:rPr>
-          <w:rFonts w:ascii="Times New Roman" w:eastAsia="宋体" w:hAnsi="Times New Roman"/>
-          <w:sz w:val="24"/>
-        </w:rPr>
-        <w:t>event.source</w:t>
-      </w:r>
-      <w:r>
-        <w:rPr>
-          <w:rFonts w:ascii="Times New Roman" w:eastAsia="宋体" w:hAnsi="Times New Roman"/>
-          <w:sz w:val="24"/>
-        </w:rPr>
-        <w:t>对应当前</w:t>
-      </w:r>
-      <w:r>
-        <w:rPr>
-          <w:rFonts w:ascii="Times New Roman" w:eastAsia="宋体" w:hAnsi="Times New Roman"/>
-          <w:sz w:val="24"/>
-        </w:rPr>
-        <w:t>iframe</w:t>
-      </w:r>
-      <w:r>
-        <w:rPr>
-          <w:rFonts w:ascii="Times New Roman" w:eastAsia="宋体" w:hAnsi="Times New Roman"/>
-          <w:sz w:val="24"/>
-        </w:rPr>
-        <w:t>时改写高度。</w:t>
+      </w:r>
+      <w:r>
+        <w:rPr>
+          <w:rFonts w:ascii="Times New Roman" w:eastAsia="宋体" w:hAnsi="Times New Roman"/>
+          <w:sz w:val="24"/>
+        </w:rPr>
+      </w:r>
+      <w:r>
+        <w:rPr>
+          <w:rFonts w:ascii="Times New Roman" w:eastAsia="宋体" w:hAnsi="Times New Roman"/>
+          <w:sz w:val="24"/>
+        </w:rPr>
+      </w:r>
+      <w:r>
+        <w:rPr>
+          <w:rFonts w:ascii="Times New Roman" w:eastAsia="宋体" w:hAnsi="Times New Roman"/>
+          <w:sz w:val="24"/>
+        </w:rPr>
+      </w:r>
+      <w:r>
+        <w:rPr>
+          <w:rFonts w:ascii="Times New Roman" w:eastAsia="宋体" w:hAnsi="Times New Roman"/>
+          <w:sz w:val="24"/>
+        </w:rPr>
+      </w:r>
+      <w:r>
+        <w:rPr>
+          <w:rFonts w:ascii="Times New Roman" w:eastAsia="宋体" w:hAnsi="Times New Roman"/>
+          <w:sz w:val="24"/>
+        </w:rPr>
+      </w:r>
+      <w:r>
+        <w:rPr>
+          <w:rFonts w:ascii="Times New Roman" w:eastAsia="宋体" w:hAnsi="Times New Roman"/>
+          <w:sz w:val="24"/>
+        </w:rPr>
+      </w:r>
+      <w:r>
+        <w:rPr>
+          <w:rFonts w:ascii="Times New Roman" w:eastAsia="宋体" w:hAnsi="Times New Roman"/>
+          <w:sz w:val="24"/>
+        </w:rPr>
+      </w:r>
+      <w:r>
+        <w:rPr>
+          <w:rFonts w:ascii="Times New Roman" w:eastAsia="宋体" w:hAnsi="Times New Roman"/>
+          <w:sz w:val="24"/>
+        </w:rPr>
       </w:r>
     </w:p>
     <w:p>
@@ -5970,7 +5742,7 @@
           <w:sz w:val="24"/>
           <w:lang w:eastAsia="zh-CN"/>
         </w:rPr>
-        <w:t>接口</w:t>
+        <w:t>接口层用进程内 Map 保存票与字体缓冲，V1.0 不引入外部缓存。进程重启后未过期的票一并失效，阅读页重新换票即可。编码结果与 woff2 按章节标识加修订号在进程内复用，并清掉同一章节的其他修订。修订不变时不会再次启动 Python。换票本身不生成字体，取章节时才生成或命中缓存。</w:t>
       </w:r>
       <w:proofErr w:type="gramStart"/>
       <w:r>
@@ -5979,7 +5751,6 @@
           <w:sz w:val="24"/>
           <w:lang w:eastAsia="zh-CN"/>
         </w:rPr>
-        <w:t>层用进程</w:t>
       </w:r>
       <w:proofErr w:type="gramEnd"/>
       <w:r>
@@ -5988,39 +5759,34 @@
           <w:sz w:val="24"/>
           <w:lang w:eastAsia="zh-CN"/>
         </w:rPr>
-        <w:t>内</w:t>
-      </w:r>
-      <w:r>
-        <w:rPr>
-          <w:rFonts w:ascii="Times New Roman" w:eastAsia="宋体" w:hAnsi="Times New Roman" w:cs="Times New Roman"/>
-          <w:sz w:val="24"/>
-          <w:lang w:eastAsia="zh-CN"/>
-        </w:rPr>
-        <w:t xml:space="preserve"> Map </w:t>
-      </w:r>
-      <w:r>
-        <w:rPr>
-          <w:rFonts w:ascii="Times New Roman" w:eastAsia="宋体" w:hAnsi="Times New Roman" w:cs="Times New Roman"/>
-          <w:sz w:val="24"/>
-          <w:lang w:eastAsia="zh-CN"/>
-        </w:rPr>
-        <w:t>保存票与字体缓冲，</w:t>
-      </w:r>
-      <w:r>
-        <w:rPr>
-          <w:rFonts w:ascii="Times New Roman" w:eastAsia="宋体" w:hAnsi="Times New Roman" w:cs="Times New Roman"/>
-          <w:sz w:val="24"/>
-          <w:lang w:eastAsia="zh-CN"/>
-        </w:rPr>
-        <w:t xml:space="preserve">V1.0 </w:t>
-      </w:r>
-      <w:r>
-        <w:rPr>
-          <w:rFonts w:ascii="Times New Roman" w:eastAsia="宋体" w:hAnsi="Times New Roman" w:cs="Times New Roman"/>
-          <w:sz w:val="24"/>
-          <w:lang w:eastAsia="zh-CN"/>
-        </w:rPr>
-        <w:t>不引入外部缓存。进程重启后未过期的票一并失效，阅读</w:t>
+      </w:r>
+      <w:r>
+        <w:rPr>
+          <w:rFonts w:ascii="Times New Roman" w:eastAsia="宋体" w:hAnsi="Times New Roman" w:cs="Times New Roman"/>
+          <w:sz w:val="24"/>
+          <w:lang w:eastAsia="zh-CN"/>
+        </w:rPr>
+      </w:r>
+      <w:r>
+        <w:rPr>
+          <w:rFonts w:ascii="Times New Roman" w:eastAsia="宋体" w:hAnsi="Times New Roman" w:cs="Times New Roman"/>
+          <w:sz w:val="24"/>
+          <w:lang w:eastAsia="zh-CN"/>
+        </w:rPr>
+      </w:r>
+      <w:r>
+        <w:rPr>
+          <w:rFonts w:ascii="Times New Roman" w:eastAsia="宋体" w:hAnsi="Times New Roman" w:cs="Times New Roman"/>
+          <w:sz w:val="24"/>
+          <w:lang w:eastAsia="zh-CN"/>
+        </w:rPr>
+      </w:r>
+      <w:r>
+        <w:rPr>
+          <w:rFonts w:ascii="Times New Roman" w:eastAsia="宋体" w:hAnsi="Times New Roman" w:cs="Times New Roman"/>
+          <w:sz w:val="24"/>
+          <w:lang w:eastAsia="zh-CN"/>
+        </w:rPr>
       </w:r>
       <w:proofErr w:type="gramStart"/>
       <w:r>
@@ -6029,7 +5795,6 @@
           <w:sz w:val="24"/>
           <w:lang w:eastAsia="zh-CN"/>
         </w:rPr>
-        <w:t>页重新</w:t>
       </w:r>
       <w:proofErr w:type="gramEnd"/>
       <w:r>
@@ -6038,15 +5803,13 @@
           <w:sz w:val="24"/>
           <w:lang w:eastAsia="zh-CN"/>
         </w:rPr>
-        <w:t>换票即可。同一</w:t>
-      </w:r>
-      <w:r>
-        <w:rPr>
-          <w:rFonts w:ascii="Times New Roman" w:eastAsia="宋体" w:hAnsi="Times New Roman" w:cs="Times New Roman"/>
-          <w:sz w:val="24"/>
-          <w:lang w:eastAsia="zh-CN"/>
-        </w:rPr>
-        <w:t xml:space="preserve"> </w:t>
+      </w:r>
+      <w:r>
+        <w:rPr>
+          <w:rFonts w:ascii="Times New Roman" w:eastAsia="宋体" w:hAnsi="Times New Roman" w:cs="Times New Roman"/>
+          <w:sz w:val="24"/>
+          <w:lang w:eastAsia="zh-CN"/>
+        </w:rPr>
       </w:r>
       <w:proofErr w:type="spellStart"/>
       <w:r>
@@ -6055,7 +5818,6 @@
           <w:sz w:val="24"/>
           <w:lang w:eastAsia="zh-CN"/>
         </w:rPr>
-        <w:t>chapterId</w:t>
       </w:r>
       <w:proofErr w:type="spellEnd"/>
       <w:r>
@@ -6064,47 +5826,41 @@
           <w:sz w:val="24"/>
           <w:lang w:eastAsia="zh-CN"/>
         </w:rPr>
-        <w:t xml:space="preserve"> </w:t>
-      </w:r>
-      <w:r>
-        <w:rPr>
-          <w:rFonts w:ascii="Times New Roman" w:eastAsia="宋体" w:hAnsi="Times New Roman" w:cs="Times New Roman"/>
-          <w:sz w:val="24"/>
-          <w:lang w:eastAsia="zh-CN"/>
-        </w:rPr>
-        <w:t>的编码结果与</w:t>
-      </w:r>
-      <w:r>
-        <w:rPr>
-          <w:rFonts w:ascii="Times New Roman" w:eastAsia="宋体" w:hAnsi="Times New Roman" w:cs="Times New Roman"/>
-          <w:sz w:val="24"/>
-          <w:lang w:eastAsia="zh-CN"/>
-        </w:rPr>
-        <w:t xml:space="preserve"> woff2 </w:t>
-      </w:r>
-      <w:r>
-        <w:rPr>
-          <w:rFonts w:ascii="Times New Roman" w:eastAsia="宋体" w:hAnsi="Times New Roman" w:cs="Times New Roman"/>
-          <w:sz w:val="24"/>
-          <w:lang w:eastAsia="zh-CN"/>
-        </w:rPr>
-        <w:t>在进程内复用，避免每次换票都启动</w:t>
-      </w:r>
-      <w:r>
-        <w:rPr>
-          <w:rFonts w:ascii="Times New Roman" w:eastAsia="宋体" w:hAnsi="Times New Roman" w:cs="Times New Roman"/>
-          <w:sz w:val="24"/>
-          <w:lang w:eastAsia="zh-CN"/>
-        </w:rPr>
-        <w:t xml:space="preserve"> Python</w:t>
-      </w:r>
-      <w:r>
-        <w:rPr>
-          <w:rFonts w:ascii="Times New Roman" w:eastAsia="宋体" w:hAnsi="Times New Roman" w:cs="Times New Roman"/>
-          <w:sz w:val="24"/>
-          <w:lang w:eastAsia="zh-CN"/>
-        </w:rPr>
-        <w:t>。</w:t>
+      </w:r>
+      <w:r>
+        <w:rPr>
+          <w:rFonts w:ascii="Times New Roman" w:eastAsia="宋体" w:hAnsi="Times New Roman" w:cs="Times New Roman"/>
+          <w:sz w:val="24"/>
+          <w:lang w:eastAsia="zh-CN"/>
+        </w:rPr>
+      </w:r>
+      <w:r>
+        <w:rPr>
+          <w:rFonts w:ascii="Times New Roman" w:eastAsia="宋体" w:hAnsi="Times New Roman" w:cs="Times New Roman"/>
+          <w:sz w:val="24"/>
+          <w:lang w:eastAsia="zh-CN"/>
+        </w:rPr>
+      </w:r>
+      <w:r>
+        <w:rPr>
+          <w:rFonts w:ascii="Times New Roman" w:eastAsia="宋体" w:hAnsi="Times New Roman" w:cs="Times New Roman"/>
+          <w:sz w:val="24"/>
+          <w:lang w:eastAsia="zh-CN"/>
+        </w:rPr>
+      </w:r>
+      <w:r>
+        <w:rPr>
+          <w:rFonts w:ascii="Times New Roman" w:eastAsia="宋体" w:hAnsi="Times New Roman" w:cs="Times New Roman"/>
+          <w:sz w:val="24"/>
+          <w:lang w:eastAsia="zh-CN"/>
+        </w:rPr>
+      </w:r>
+      <w:r>
+        <w:rPr>
+          <w:rFonts w:ascii="Times New Roman" w:eastAsia="宋体" w:hAnsi="Times New Roman" w:cs="Times New Roman"/>
+          <w:sz w:val="24"/>
+          <w:lang w:eastAsia="zh-CN"/>
+        </w:rPr>
       </w:r>
     </w:p>
     <w:p>
@@ -9688,15 +9444,14 @@
           <w:sz w:val="24"/>
           <w:lang w:eastAsia="zh-CN"/>
         </w:rPr>
-        <w:t>换票请求携带</w:t>
-      </w:r>
-      <w:r>
-        <w:rPr>
-          <w:rFonts w:ascii="Times New Roman" w:eastAsia="宋体" w:hAnsi="Times New Roman" w:cs="Times New Roman"/>
-          <w:sz w:val="24"/>
-          <w:lang w:eastAsia="zh-CN"/>
-        </w:rPr>
-        <w:t xml:space="preserve"> </w:t>
+        <w:t>换票请求携带 chapterId，以及可选的 siteKey。未携带密钥时照常签发；携带且与服务端 READER_SITE_KEY 不一致时拒绝，避免无关站点把字体生成打满 CPU。阅读页本版本写死默认值 pk_dev。章节解析先查本地样章，未命中再访问远程文章接口；启动入口未设置 READER_ARTICLE_BY_ID_URL 时，默认请求 http://www.missimylan.info:8082/article/byId。取章节接口必须带票，查询参数或请求头均可。票缺失、伪造或过期返回 401。通过汉字断言之前，接口不会返回正文。</w:t>
+      </w:r>
+      <w:r>
+        <w:rPr>
+          <w:rFonts w:ascii="Times New Roman" w:eastAsia="宋体" w:hAnsi="Times New Roman" w:cs="Times New Roman"/>
+          <w:sz w:val="24"/>
+          <w:lang w:eastAsia="zh-CN"/>
+        </w:rPr>
       </w:r>
       <w:proofErr w:type="spellStart"/>
       <w:r>
@@ -9705,7 +9460,6 @@
           <w:sz w:val="24"/>
           <w:lang w:eastAsia="zh-CN"/>
         </w:rPr>
-        <w:t>chapterId</w:t>
       </w:r>
       <w:proofErr w:type="spellEnd"/>
       <w:r>
@@ -9714,15 +9468,13 @@
           <w:sz w:val="24"/>
           <w:lang w:eastAsia="zh-CN"/>
         </w:rPr>
-        <w:t>，以及可选的</w:t>
-      </w:r>
-      <w:r>
-        <w:rPr>
-          <w:rFonts w:ascii="Times New Roman" w:eastAsia="宋体" w:hAnsi="Times New Roman" w:cs="Times New Roman"/>
-          <w:sz w:val="24"/>
-          <w:lang w:eastAsia="zh-CN"/>
-        </w:rPr>
-        <w:t xml:space="preserve"> </w:t>
+      </w:r>
+      <w:r>
+        <w:rPr>
+          <w:rFonts w:ascii="Times New Roman" w:eastAsia="宋体" w:hAnsi="Times New Roman" w:cs="Times New Roman"/>
+          <w:sz w:val="24"/>
+          <w:lang w:eastAsia="zh-CN"/>
+        </w:rPr>
       </w:r>
       <w:proofErr w:type="spellStart"/>
       <w:r>
@@ -9731,7 +9483,6 @@
           <w:sz w:val="24"/>
           <w:lang w:eastAsia="zh-CN"/>
         </w:rPr>
-        <w:t>siteKey</w:t>
       </w:r>
       <w:proofErr w:type="spellEnd"/>
       <w:r>
@@ -9740,39 +9491,34 @@
           <w:sz w:val="24"/>
           <w:lang w:eastAsia="zh-CN"/>
         </w:rPr>
-        <w:t>。密钥与配置不一致时拒绝签发，避免无关站点把字体生成打满</w:t>
-      </w:r>
-      <w:r>
-        <w:rPr>
-          <w:rFonts w:ascii="Times New Roman" w:eastAsia="宋体" w:hAnsi="Times New Roman" w:cs="Times New Roman"/>
-          <w:sz w:val="24"/>
-          <w:lang w:eastAsia="zh-CN"/>
-        </w:rPr>
-        <w:t xml:space="preserve"> CPU</w:t>
-      </w:r>
-      <w:r>
-        <w:rPr>
-          <w:rFonts w:ascii="Times New Roman" w:eastAsia="宋体" w:hAnsi="Times New Roman" w:cs="Times New Roman"/>
-          <w:sz w:val="24"/>
-          <w:lang w:eastAsia="zh-CN"/>
-        </w:rPr>
-        <w:t>。章节解析先查本地样章，未命中再按配置访问远程文章接口。取章节接口必须带票，查询参数或请求头均可。票缺失、伪造或过期返回</w:t>
-      </w:r>
-      <w:r>
-        <w:rPr>
-          <w:rFonts w:ascii="Times New Roman" w:eastAsia="宋体" w:hAnsi="Times New Roman" w:cs="Times New Roman"/>
-          <w:sz w:val="24"/>
-          <w:lang w:eastAsia="zh-CN"/>
-        </w:rPr>
-        <w:t xml:space="preserve"> 401</w:t>
-      </w:r>
-      <w:r>
-        <w:rPr>
-          <w:rFonts w:ascii="Times New Roman" w:eastAsia="宋体" w:hAnsi="Times New Roman" w:cs="Times New Roman"/>
-          <w:sz w:val="24"/>
-          <w:lang w:eastAsia="zh-CN"/>
-        </w:rPr>
-        <w:t>。通过汉字断言之前，接口不会返回正文。</w:t>
+      </w:r>
+      <w:r>
+        <w:rPr>
+          <w:rFonts w:ascii="Times New Roman" w:eastAsia="宋体" w:hAnsi="Times New Roman" w:cs="Times New Roman"/>
+          <w:sz w:val="24"/>
+          <w:lang w:eastAsia="zh-CN"/>
+        </w:rPr>
+      </w:r>
+      <w:r>
+        <w:rPr>
+          <w:rFonts w:ascii="Times New Roman" w:eastAsia="宋体" w:hAnsi="Times New Roman" w:cs="Times New Roman"/>
+          <w:sz w:val="24"/>
+          <w:lang w:eastAsia="zh-CN"/>
+        </w:rPr>
+      </w:r>
+      <w:r>
+        <w:rPr>
+          <w:rFonts w:ascii="Times New Roman" w:eastAsia="宋体" w:hAnsi="Times New Roman" w:cs="Times New Roman"/>
+          <w:sz w:val="24"/>
+          <w:lang w:eastAsia="zh-CN"/>
+        </w:rPr>
+      </w:r>
+      <w:r>
+        <w:rPr>
+          <w:rFonts w:ascii="Times New Roman" w:eastAsia="宋体" w:hAnsi="Times New Roman" w:cs="Times New Roman"/>
+          <w:sz w:val="24"/>
+          <w:lang w:eastAsia="zh-CN"/>
+        </w:rPr>
       </w:r>
     </w:p>
     <w:p>
@@ -9789,7 +9535,7 @@
           <w:rFonts w:ascii="Times New Roman" w:eastAsia="宋体" w:hAnsi="Times New Roman" w:cs="Times New Roman"/>
           <w:sz w:val="24"/>
         </w:rPr>
-        <w:t>阅读页收到载荷后，要求</w:t>
+        <w:t>阅读页收到载荷后，要求 fontUrl、fontFamily、bodyGlyphs 三者同时存在，再用 FontFace 以 display:block 加载字体。加载成功才把私有区字符串写入文本节点。嵌入场景下，页面向父窗口发送的消息类型为 petrichor-reader:resize，目标源不限定，字段为类型和高度，不含正文。父页面校验 event.origin 等于阅读器源，且 event.source 就是该 iframe，然后才改高度。</w:t>
       </w:r>
       <w:proofErr w:type="spellEnd"/>
       <w:r>
@@ -9797,7 +9543,6 @@
           <w:rFonts w:ascii="Times New Roman" w:eastAsia="宋体" w:hAnsi="Times New Roman" w:cs="Times New Roman"/>
           <w:sz w:val="24"/>
         </w:rPr>
-        <w:t xml:space="preserve"> </w:t>
       </w:r>
       <w:proofErr w:type="spellStart"/>
       <w:r>
@@ -9805,35 +9550,30 @@
           <w:rFonts w:ascii="Times New Roman" w:eastAsia="宋体" w:hAnsi="Times New Roman" w:cs="Times New Roman"/>
           <w:sz w:val="24"/>
         </w:rPr>
-        <w:t>fontUrl</w:t>
-      </w:r>
-      <w:r>
-        <w:rPr>
-          <w:rFonts w:ascii="Times New Roman" w:eastAsia="宋体" w:hAnsi="Times New Roman" w:cs="Times New Roman"/>
-          <w:sz w:val="24"/>
-        </w:rPr>
-        <w:t>、</w:t>
-      </w:r>
-      <w:r>
-        <w:rPr>
-          <w:rFonts w:ascii="Times New Roman" w:eastAsia="宋体" w:hAnsi="Times New Roman" w:cs="Times New Roman"/>
-          <w:sz w:val="24"/>
-        </w:rPr>
-        <w:t>fontFamily</w:t>
-      </w:r>
-      <w:r>
-        <w:rPr>
-          <w:rFonts w:ascii="Times New Roman" w:eastAsia="宋体" w:hAnsi="Times New Roman" w:cs="Times New Roman"/>
-          <w:sz w:val="24"/>
-        </w:rPr>
-        <w:t>、</w:t>
-      </w:r>
-      <w:r>
-        <w:rPr>
-          <w:rFonts w:ascii="Times New Roman" w:eastAsia="宋体" w:hAnsi="Times New Roman" w:cs="Times New Roman"/>
-          <w:sz w:val="24"/>
-        </w:rPr>
-        <w:t>bodyGlyphs</w:t>
+      </w:r>
+      <w:r>
+        <w:rPr>
+          <w:rFonts w:ascii="Times New Roman" w:eastAsia="宋体" w:hAnsi="Times New Roman" w:cs="Times New Roman"/>
+          <w:sz w:val="24"/>
+        </w:rPr>
+      </w:r>
+      <w:r>
+        <w:rPr>
+          <w:rFonts w:ascii="Times New Roman" w:eastAsia="宋体" w:hAnsi="Times New Roman" w:cs="Times New Roman"/>
+          <w:sz w:val="24"/>
+        </w:rPr>
+      </w:r>
+      <w:r>
+        <w:rPr>
+          <w:rFonts w:ascii="Times New Roman" w:eastAsia="宋体" w:hAnsi="Times New Roman" w:cs="Times New Roman"/>
+          <w:sz w:val="24"/>
+        </w:rPr>
+      </w:r>
+      <w:r>
+        <w:rPr>
+          <w:rFonts w:ascii="Times New Roman" w:eastAsia="宋体" w:hAnsi="Times New Roman" w:cs="Times New Roman"/>
+          <w:sz w:val="24"/>
+        </w:rPr>
       </w:r>
       <w:proofErr w:type="spellEnd"/>
       <w:r>
@@ -9841,7 +9581,6 @@
           <w:rFonts w:ascii="Times New Roman" w:eastAsia="宋体" w:hAnsi="Times New Roman" w:cs="Times New Roman"/>
           <w:sz w:val="24"/>
         </w:rPr>
-        <w:t xml:space="preserve"> </w:t>
       </w:r>
       <w:proofErr w:type="spellStart"/>
       <w:r>
@@ -9849,7 +9588,6 @@
           <w:rFonts w:ascii="Times New Roman" w:eastAsia="宋体" w:hAnsi="Times New Roman" w:cs="Times New Roman"/>
           <w:sz w:val="24"/>
         </w:rPr>
-        <w:t>三者同时存在，再用</w:t>
       </w:r>
       <w:proofErr w:type="spellEnd"/>
       <w:r>
@@ -9857,7 +9595,6 @@
           <w:rFonts w:ascii="Times New Roman" w:eastAsia="宋体" w:hAnsi="Times New Roman" w:cs="Times New Roman"/>
           <w:sz w:val="24"/>
         </w:rPr>
-        <w:t xml:space="preserve"> </w:t>
       </w:r>
       <w:proofErr w:type="spellStart"/>
       <w:r>
@@ -9865,7 +9602,6 @@
           <w:rFonts w:ascii="Times New Roman" w:eastAsia="宋体" w:hAnsi="Times New Roman" w:cs="Times New Roman"/>
           <w:sz w:val="24"/>
         </w:rPr>
-        <w:t>FontFace</w:t>
       </w:r>
       <w:proofErr w:type="spellEnd"/>
       <w:r>
@@ -9873,21 +9609,18 @@
           <w:rFonts w:ascii="Times New Roman" w:eastAsia="宋体" w:hAnsi="Times New Roman" w:cs="Times New Roman"/>
           <w:sz w:val="24"/>
         </w:rPr>
-        <w:t xml:space="preserve"> </w:t>
-      </w:r>
-      <w:r>
-        <w:rPr>
-          <w:rFonts w:ascii="Times New Roman" w:eastAsia="宋体" w:hAnsi="Times New Roman" w:cs="Times New Roman"/>
-          <w:sz w:val="24"/>
-        </w:rPr>
-        <w:t>以</w:t>
-      </w:r>
-      <w:r>
-        <w:rPr>
-          <w:rFonts w:ascii="Times New Roman" w:eastAsia="宋体" w:hAnsi="Times New Roman" w:cs="Times New Roman"/>
-          <w:sz w:val="24"/>
-        </w:rPr>
-        <w:t xml:space="preserve"> </w:t>
+      </w:r>
+      <w:r>
+        <w:rPr>
+          <w:rFonts w:ascii="Times New Roman" w:eastAsia="宋体" w:hAnsi="Times New Roman" w:cs="Times New Roman"/>
+          <w:sz w:val="24"/>
+        </w:rPr>
+      </w:r>
+      <w:r>
+        <w:rPr>
+          <w:rFonts w:ascii="Times New Roman" w:eastAsia="宋体" w:hAnsi="Times New Roman" w:cs="Times New Roman"/>
+          <w:sz w:val="24"/>
+        </w:rPr>
       </w:r>
       <w:proofErr w:type="spellStart"/>
       <w:proofErr w:type="gramStart"/>
@@ -9896,7 +9629,6 @@
           <w:rFonts w:ascii="Times New Roman" w:eastAsia="宋体" w:hAnsi="Times New Roman" w:cs="Times New Roman"/>
           <w:sz w:val="24"/>
         </w:rPr>
-        <w:t>display:block</w:t>
       </w:r>
       <w:proofErr w:type="spellEnd"/>
       <w:proofErr w:type="gramEnd"/>
@@ -9905,7 +9637,6 @@
           <w:rFonts w:ascii="Times New Roman" w:eastAsia="宋体" w:hAnsi="Times New Roman" w:cs="Times New Roman"/>
           <w:sz w:val="24"/>
         </w:rPr>
-        <w:t xml:space="preserve"> </w:t>
       </w:r>
       <w:proofErr w:type="spellStart"/>
       <w:r>
@@ -9913,7 +9644,6 @@
           <w:rFonts w:ascii="Times New Roman" w:eastAsia="宋体" w:hAnsi="Times New Roman" w:cs="Times New Roman"/>
           <w:sz w:val="24"/>
         </w:rPr>
-        <w:t>加载字体。加载成功才把私有区字符串写入文本节点。嵌入场景下，页面向父窗口发送的消息类型为</w:t>
       </w:r>
       <w:proofErr w:type="spellEnd"/>
       <w:r>
@@ -9921,7 +9651,6 @@
           <w:rFonts w:ascii="Times New Roman" w:eastAsia="宋体" w:hAnsi="Times New Roman" w:cs="Times New Roman"/>
           <w:sz w:val="24"/>
         </w:rPr>
-        <w:t xml:space="preserve"> </w:t>
       </w:r>
       <w:proofErr w:type="spellStart"/>
       <w:r>
@@ -9929,14 +9658,12 @@
           <w:rFonts w:ascii="Times New Roman" w:eastAsia="宋体" w:hAnsi="Times New Roman" w:cs="Times New Roman"/>
           <w:sz w:val="24"/>
         </w:rPr>
-        <w:t>petrichor-reader:resize</w:t>
-      </w:r>
-      <w:r>
-        <w:rPr>
-          <w:rFonts w:ascii="Times New Roman" w:eastAsia="宋体" w:hAnsi="Times New Roman" w:cs="Times New Roman"/>
-          <w:sz w:val="24"/>
-        </w:rPr>
-        <w:t>，字段只有高度。父页面校验</w:t>
+      </w:r>
+      <w:r>
+        <w:rPr>
+          <w:rFonts w:ascii="Times New Roman" w:eastAsia="宋体" w:hAnsi="Times New Roman" w:cs="Times New Roman"/>
+          <w:sz w:val="24"/>
+        </w:rPr>
       </w:r>
       <w:proofErr w:type="spellEnd"/>
       <w:r>
@@ -9944,7 +9671,6 @@
           <w:rFonts w:ascii="Times New Roman" w:eastAsia="宋体" w:hAnsi="Times New Roman" w:cs="Times New Roman"/>
           <w:sz w:val="24"/>
         </w:rPr>
-        <w:t xml:space="preserve"> </w:t>
       </w:r>
       <w:proofErr w:type="spellStart"/>
       <w:r>
@@ -9952,7 +9678,6 @@
           <w:rFonts w:ascii="Times New Roman" w:eastAsia="宋体" w:hAnsi="Times New Roman" w:cs="Times New Roman"/>
           <w:sz w:val="24"/>
         </w:rPr>
-        <w:t>event.origin</w:t>
       </w:r>
       <w:proofErr w:type="spellEnd"/>
       <w:r>
@@ -9960,7 +9685,6 @@
           <w:rFonts w:ascii="Times New Roman" w:eastAsia="宋体" w:hAnsi="Times New Roman" w:cs="Times New Roman"/>
           <w:sz w:val="24"/>
         </w:rPr>
-        <w:t xml:space="preserve"> </w:t>
       </w:r>
       <w:proofErr w:type="spellStart"/>
       <w:r>
@@ -9968,7 +9692,6 @@
           <w:rFonts w:ascii="Times New Roman" w:eastAsia="宋体" w:hAnsi="Times New Roman" w:cs="Times New Roman"/>
           <w:sz w:val="24"/>
         </w:rPr>
-        <w:t>等于阅读器源，且</w:t>
       </w:r>
       <w:proofErr w:type="spellEnd"/>
       <w:r>
@@ -9976,7 +9699,6 @@
           <w:rFonts w:ascii="Times New Roman" w:eastAsia="宋体" w:hAnsi="Times New Roman" w:cs="Times New Roman"/>
           <w:sz w:val="24"/>
         </w:rPr>
-        <w:t xml:space="preserve"> </w:t>
       </w:r>
       <w:proofErr w:type="spellStart"/>
       <w:r>
@@ -9984,7 +9706,6 @@
           <w:rFonts w:ascii="Times New Roman" w:eastAsia="宋体" w:hAnsi="Times New Roman" w:cs="Times New Roman"/>
           <w:sz w:val="24"/>
         </w:rPr>
-        <w:t>event.source</w:t>
       </w:r>
       <w:proofErr w:type="spellEnd"/>
       <w:r>
@@ -9992,7 +9713,6 @@
           <w:rFonts w:ascii="Times New Roman" w:eastAsia="宋体" w:hAnsi="Times New Roman" w:cs="Times New Roman"/>
           <w:sz w:val="24"/>
         </w:rPr>
-        <w:t xml:space="preserve"> </w:t>
       </w:r>
       <w:proofErr w:type="spellStart"/>
       <w:r>
@@ -10000,7 +9720,6 @@
           <w:rFonts w:ascii="Times New Roman" w:eastAsia="宋体" w:hAnsi="Times New Roman" w:cs="Times New Roman"/>
           <w:sz w:val="24"/>
         </w:rPr>
-        <w:t>就是该</w:t>
       </w:r>
       <w:proofErr w:type="spellEnd"/>
       <w:r>
@@ -10008,7 +9727,6 @@
           <w:rFonts w:ascii="Times New Roman" w:eastAsia="宋体" w:hAnsi="Times New Roman" w:cs="Times New Roman"/>
           <w:sz w:val="24"/>
         </w:rPr>
-        <w:t xml:space="preserve"> </w:t>
       </w:r>
       <w:proofErr w:type="spellStart"/>
       <w:r>
@@ -10016,14 +9734,12 @@
           <w:rFonts w:ascii="Times New Roman" w:eastAsia="宋体" w:hAnsi="Times New Roman" w:cs="Times New Roman"/>
           <w:sz w:val="24"/>
         </w:rPr>
-        <w:t>iframe</w:t>
-      </w:r>
-      <w:r>
-        <w:rPr>
-          <w:rFonts w:ascii="Times New Roman" w:eastAsia="宋体" w:hAnsi="Times New Roman" w:cs="Times New Roman"/>
-          <w:sz w:val="24"/>
-        </w:rPr>
-        <w:t>，然后才改高度</w:t>
+      </w:r>
+      <w:r>
+        <w:rPr>
+          <w:rFonts w:ascii="Times New Roman" w:eastAsia="宋体" w:hAnsi="Times New Roman" w:cs="Times New Roman"/>
+          <w:sz w:val="24"/>
+        </w:rPr>
       </w:r>
       <w:proofErr w:type="spellEnd"/>
       <w:r>
@@ -10031,7 +9747,6 @@
           <w:rFonts w:ascii="Times New Roman" w:eastAsia="宋体" w:hAnsi="Times New Roman" w:cs="Times New Roman"/>
           <w:sz w:val="24"/>
         </w:rPr>
-        <w:t>。</w:t>
       </w:r>
     </w:p>
     <w:p>
@@ -10144,7 +9859,7 @@
           <w:sz w:val="24"/>
           <w:lang w:eastAsia="zh-CN"/>
         </w:rPr>
-        <w:t>br</w:t>
+        <w:t>进入出现序之前做的是结构保持的消毒，不是把全文折成纯文本。允许的元素为 p、br、strong、b、em、i、u、blockquote、h1 至 h3、ul、ol、li、a、img。span、div、font、section、article 解包并保留子孙。script、style、iframe、object、embed、link、meta、noscript 整段丢弃。没有标签形态的输入按空行分段，单行换行写成 br。图像地址只允许 http、https 或站点根相对路径，拒绝 javascript: 与 data:。链接只允许 http、https、mailto: 或根相对路径，并写上 rel 为 noopener noreferrer。alt 与文本节点一起进入映射并编码，title 及其他未列出的属性直接删除。Quill 对齐类名改写成 pr-align-*。远程文章把文首、正文、文尾拼接后再走同一套消毒。显示标题由章节号与标题用“ - ”连接。有可见文字，或仅有图像，才视为有效章节。正文不按文章 id 长期缓存，每次解析都回源，并发中的同一次请求会合并；字体按章节标识加修订号复用。宿主页面不应再把原文写进自己的 DOM。</w:t>
       </w:r>
       <w:proofErr w:type="spellEnd"/>
       <w:r>
@@ -10153,7 +9868,6 @@
           <w:sz w:val="24"/>
           <w:lang w:eastAsia="zh-CN"/>
         </w:rPr>
-        <w:t xml:space="preserve"> </w:t>
       </w:r>
       <w:proofErr w:type="gramStart"/>
       <w:r>
@@ -10162,7 +9876,6 @@
           <w:sz w:val="24"/>
           <w:lang w:eastAsia="zh-CN"/>
         </w:rPr>
-        <w:t>与块级结束</w:t>
       </w:r>
       <w:proofErr w:type="gramEnd"/>
       <w:r>
@@ -10171,7 +9884,6 @@
           <w:sz w:val="24"/>
           <w:lang w:eastAsia="zh-CN"/>
         </w:rPr>
-        <w:t>标签先换成换行，其余标签删除。随后还原命名实体以及十进制、十六进制数字实体，再把连续三段以上的换行压成两段。显示标题由章节号字段与标题字段用分隔符连接。文首、正文、文尾三段纯化后拼接，空正文拒绝进入映射。结果</w:t>
       </w:r>
       <w:proofErr w:type="gramStart"/>
       <w:r>
@@ -10180,7 +9892,6 @@
           <w:sz w:val="24"/>
           <w:lang w:eastAsia="zh-CN"/>
         </w:rPr>
-        <w:t>按文章</w:t>
       </w:r>
       <w:proofErr w:type="gramEnd"/>
       <w:r>
@@ -10189,31 +9900,27 @@
           <w:sz w:val="24"/>
           <w:lang w:eastAsia="zh-CN"/>
         </w:rPr>
-        <w:t xml:space="preserve"> id </w:t>
-      </w:r>
-      <w:r>
-        <w:rPr>
-          <w:rFonts w:ascii="Times New Roman" w:eastAsia="宋体" w:hAnsi="Times New Roman" w:cs="Times New Roman"/>
-          <w:sz w:val="24"/>
-          <w:lang w:eastAsia="zh-CN"/>
-        </w:rPr>
-        <w:t>缓存在接口进程。宿主拿到文章元数据后应清空自己的正文字段，避免模板再把原文画进宿主</w:t>
-      </w:r>
-      <w:r>
-        <w:rPr>
-          <w:rFonts w:ascii="Times New Roman" w:eastAsia="宋体" w:hAnsi="Times New Roman" w:cs="Times New Roman"/>
-          <w:sz w:val="24"/>
-          <w:lang w:eastAsia="zh-CN"/>
-        </w:rPr>
-        <w:t xml:space="preserve"> DOM</w:t>
-      </w:r>
-      <w:r>
-        <w:rPr>
-          <w:rFonts w:ascii="Times New Roman" w:eastAsia="宋体" w:hAnsi="Times New Roman" w:cs="Times New Roman"/>
-          <w:sz w:val="24"/>
-          <w:lang w:eastAsia="zh-CN"/>
-        </w:rPr>
-        <w:t>。</w:t>
+      </w:r>
+      <w:r>
+        <w:rPr>
+          <w:rFonts w:ascii="Times New Roman" w:eastAsia="宋体" w:hAnsi="Times New Roman" w:cs="Times New Roman"/>
+          <w:sz w:val="24"/>
+          <w:lang w:eastAsia="zh-CN"/>
+        </w:rPr>
+      </w:r>
+      <w:r>
+        <w:rPr>
+          <w:rFonts w:ascii="Times New Roman" w:eastAsia="宋体" w:hAnsi="Times New Roman" w:cs="Times New Roman"/>
+          <w:sz w:val="24"/>
+          <w:lang w:eastAsia="zh-CN"/>
+        </w:rPr>
+      </w:r>
+      <w:r>
+        <w:rPr>
+          <w:rFonts w:ascii="Times New Roman" w:eastAsia="宋体" w:hAnsi="Times New Roman" w:cs="Times New Roman"/>
+          <w:sz w:val="24"/>
+          <w:lang w:eastAsia="zh-CN"/>
+        </w:rPr>
       </w:r>
     </w:p>
     <w:p>
@@ -10231,23 +9938,21 @@
           <w:sz w:val="24"/>
           <w:lang w:eastAsia="zh-CN"/>
         </w:rPr>
-        <w:t>上述四则算法与一条协议共同构成外发不变量：浏览器与宿主能看到字形和章节元数据，不能从</w:t>
-      </w:r>
-      <w:r>
-        <w:rPr>
-          <w:rFonts w:ascii="Times New Roman" w:eastAsia="宋体" w:hAnsi="Times New Roman" w:cs="Times New Roman"/>
-          <w:sz w:val="24"/>
-          <w:lang w:eastAsia="zh-CN"/>
-        </w:rPr>
-        <w:t xml:space="preserve"> HTML</w:t>
-      </w:r>
-      <w:r>
-        <w:rPr>
-          <w:rFonts w:ascii="Times New Roman" w:eastAsia="宋体" w:hAnsi="Times New Roman" w:cs="Times New Roman"/>
-          <w:sz w:val="24"/>
-          <w:lang w:eastAsia="zh-CN"/>
-        </w:rPr>
-        <w:t>、</w:t>
+        <w:t>上述四则算法与一条协议共同构成外发不变量：浏览器与宿主能看到字形和章节元数据，不能从阅读页 HTML、innerText 或持票章节接口直接读到可读正文。元数据接口仍可返回本地样章标题。字体生成失败、汉字断言失败或字体加载失败时，系统选择不显示，而不是退回明文。</w:t>
+      </w:r>
+      <w:r>
+        <w:rPr>
+          <w:rFonts w:ascii="Times New Roman" w:eastAsia="宋体" w:hAnsi="Times New Roman" w:cs="Times New Roman"/>
+          <w:sz w:val="24"/>
+          <w:lang w:eastAsia="zh-CN"/>
+        </w:rPr>
+      </w:r>
+      <w:r>
+        <w:rPr>
+          <w:rFonts w:ascii="Times New Roman" w:eastAsia="宋体" w:hAnsi="Times New Roman" w:cs="Times New Roman"/>
+          <w:sz w:val="24"/>
+          <w:lang w:eastAsia="zh-CN"/>
+        </w:rPr>
       </w:r>
       <w:proofErr w:type="spellStart"/>
       <w:r>
@@ -10256,7 +9961,6 @@
           <w:sz w:val="24"/>
           <w:lang w:eastAsia="zh-CN"/>
         </w:rPr>
-        <w:t>innerText</w:t>
       </w:r>
       <w:proofErr w:type="spellEnd"/>
       <w:r>
@@ -10265,31 +9969,27 @@
           <w:sz w:val="24"/>
           <w:lang w:eastAsia="zh-CN"/>
         </w:rPr>
-        <w:t xml:space="preserve"> </w:t>
-      </w:r>
-      <w:r>
-        <w:rPr>
-          <w:rFonts w:ascii="Times New Roman" w:eastAsia="宋体" w:hAnsi="Times New Roman" w:cs="Times New Roman"/>
-          <w:sz w:val="24"/>
-          <w:lang w:eastAsia="zh-CN"/>
-        </w:rPr>
-        <w:t>或章节</w:t>
-      </w:r>
-      <w:r>
-        <w:rPr>
-          <w:rFonts w:ascii="Times New Roman" w:eastAsia="宋体" w:hAnsi="Times New Roman" w:cs="Times New Roman"/>
-          <w:sz w:val="24"/>
-          <w:lang w:eastAsia="zh-CN"/>
-        </w:rPr>
-        <w:t xml:space="preserve"> JSON </w:t>
-      </w:r>
-      <w:r>
-        <w:rPr>
-          <w:rFonts w:ascii="Times New Roman" w:eastAsia="宋体" w:hAnsi="Times New Roman" w:cs="Times New Roman"/>
-          <w:sz w:val="24"/>
-          <w:lang w:eastAsia="zh-CN"/>
-        </w:rPr>
-        <w:t>直接读到可读正文。字体生成失败、汉字断言失败或字体加载失败时，系统选择不显示，而不是退回明文。</w:t>
+      </w:r>
+      <w:r>
+        <w:rPr>
+          <w:rFonts w:ascii="Times New Roman" w:eastAsia="宋体" w:hAnsi="Times New Roman" w:cs="Times New Roman"/>
+          <w:sz w:val="24"/>
+          <w:lang w:eastAsia="zh-CN"/>
+        </w:rPr>
+      </w:r>
+      <w:r>
+        <w:rPr>
+          <w:rFonts w:ascii="Times New Roman" w:eastAsia="宋体" w:hAnsi="Times New Roman" w:cs="Times New Roman"/>
+          <w:sz w:val="24"/>
+          <w:lang w:eastAsia="zh-CN"/>
+        </w:rPr>
+      </w:r>
+      <w:r>
+        <w:rPr>
+          <w:rFonts w:ascii="Times New Roman" w:eastAsia="宋体" w:hAnsi="Times New Roman" w:cs="Times New Roman"/>
+          <w:sz w:val="24"/>
+          <w:lang w:eastAsia="zh-CN"/>
+        </w:rPr>
       </w:r>
     </w:p>
     <w:p>
@@ -10362,40 +10062,35 @@
           <w:sz w:val="24"/>
           <w:lang w:eastAsia="zh-CN"/>
         </w:rPr>
-        <w:lastRenderedPageBreak/>
-        <w:t>于安装</w:t>
-      </w:r>
-      <w:r>
-        <w:rPr>
-          <w:rFonts w:ascii="Times New Roman" w:eastAsia="宋体" w:hAnsi="Times New Roman"/>
-          <w:sz w:val="24"/>
-          <w:lang w:eastAsia="zh-CN"/>
-        </w:rPr>
-        <w:t>Node.js</w:t>
-      </w:r>
-      <w:r>
-        <w:rPr>
-          <w:rFonts w:ascii="Times New Roman" w:eastAsia="宋体" w:hAnsi="Times New Roman"/>
-          <w:sz w:val="24"/>
-          <w:lang w:eastAsia="zh-CN"/>
-        </w:rPr>
-        <w:t>与</w:t>
-      </w:r>
-      <w:r>
-        <w:rPr>
-          <w:rFonts w:ascii="Times New Roman" w:eastAsia="宋体" w:hAnsi="Times New Roman"/>
-          <w:sz w:val="24"/>
-          <w:lang w:eastAsia="zh-CN"/>
-        </w:rPr>
-        <w:t>Python</w:t>
-      </w:r>
-      <w:r>
-        <w:rPr>
-          <w:rFonts w:ascii="Times New Roman" w:eastAsia="宋体" w:hAnsi="Times New Roman"/>
-          <w:sz w:val="24"/>
-          <w:lang w:eastAsia="zh-CN"/>
-        </w:rPr>
-        <w:t>依赖并放置母版字体后，分别启动接口进程与前端进程。默认接口监听本机</w:t>
+        <w:t>于安装Node.js与Python依赖并放置母版字体后，分别启动接口进程与前端进程。默认接口监听本机3980端口，阅读页为该机3981端口之/read。应以用户代理打开，勿以文件协议打开宿主示例。接口进程未设置READER_ARTICLE_BY_ID_URL时，默认向http://www.missimylan.info:8082/article/byId回源；只使用本地样章时将该变量置空。</w:t>
+      </w:r>
+      <w:r>
+        <w:rPr>
+          <w:rFonts w:ascii="Times New Roman" w:eastAsia="宋体" w:hAnsi="Times New Roman"/>
+          <w:sz w:val="24"/>
+          <w:lang w:eastAsia="zh-CN"/>
+        </w:rPr>
+      </w:r>
+      <w:r>
+        <w:rPr>
+          <w:rFonts w:ascii="Times New Roman" w:eastAsia="宋体" w:hAnsi="Times New Roman"/>
+          <w:sz w:val="24"/>
+          <w:lang w:eastAsia="zh-CN"/>
+        </w:rPr>
+      </w:r>
+      <w:r>
+        <w:rPr>
+          <w:rFonts w:ascii="Times New Roman" w:eastAsia="宋体" w:hAnsi="Times New Roman"/>
+          <w:sz w:val="24"/>
+          <w:lang w:eastAsia="zh-CN"/>
+        </w:rPr>
+      </w:r>
+      <w:r>
+        <w:rPr>
+          <w:rFonts w:ascii="Times New Roman" w:eastAsia="宋体" w:hAnsi="Times New Roman"/>
+          <w:sz w:val="24"/>
+          <w:lang w:eastAsia="zh-CN"/>
+        </w:rPr>
       </w:r>
       <w:r>
         <w:rPr>
@@ -10403,23 +10098,20 @@
           <w:sz w:val="24"/>
           <w:lang w:eastAsia="zh-CN"/>
         </w:rPr>
-        <w:t>3</w:t>
-      </w:r>
-      <w:r>
-        <w:rPr>
-          <w:rFonts w:ascii="Times New Roman" w:eastAsia="宋体" w:hAnsi="Times New Roman"/>
-          <w:sz w:val="24"/>
-          <w:lang w:eastAsia="zh-CN"/>
-        </w:rPr>
-        <w:t>980</w:t>
-      </w:r>
-      <w:r>
-        <w:rPr>
-          <w:rFonts w:ascii="Times New Roman" w:eastAsia="宋体" w:hAnsi="Times New Roman"/>
-          <w:sz w:val="24"/>
-          <w:lang w:eastAsia="zh-CN"/>
-        </w:rPr>
-        <w:t>端口，阅读页为该机</w:t>
+      </w:r>
+      <w:r>
+        <w:rPr>
+          <w:rFonts w:ascii="Times New Roman" w:eastAsia="宋体" w:hAnsi="Times New Roman"/>
+          <w:sz w:val="24"/>
+          <w:lang w:eastAsia="zh-CN"/>
+        </w:rPr>
+      </w:r>
+      <w:r>
+        <w:rPr>
+          <w:rFonts w:ascii="Times New Roman" w:eastAsia="宋体" w:hAnsi="Times New Roman"/>
+          <w:sz w:val="24"/>
+          <w:lang w:eastAsia="zh-CN"/>
+        </w:rPr>
       </w:r>
       <w:r>
         <w:rPr>
@@ -10427,39 +10119,34 @@
           <w:sz w:val="24"/>
           <w:lang w:eastAsia="zh-CN"/>
         </w:rPr>
-        <w:t>3</w:t>
-      </w:r>
-      <w:r>
-        <w:rPr>
-          <w:rFonts w:ascii="Times New Roman" w:eastAsia="宋体" w:hAnsi="Times New Roman"/>
-          <w:sz w:val="24"/>
-          <w:lang w:eastAsia="zh-CN"/>
-        </w:rPr>
-        <w:t>981</w:t>
-      </w:r>
-      <w:r>
-        <w:rPr>
-          <w:rFonts w:ascii="Times New Roman" w:eastAsia="宋体" w:hAnsi="Times New Roman"/>
-          <w:sz w:val="24"/>
-          <w:lang w:eastAsia="zh-CN"/>
-        </w:rPr>
-        <w:t>端口之</w:t>
-      </w:r>
-      <w:r>
-        <w:rPr>
-          <w:rFonts w:ascii="Times New Roman" w:eastAsia="宋体" w:hAnsi="Times New Roman"/>
-          <w:sz w:val="24"/>
-          <w:lang w:eastAsia="zh-CN"/>
-        </w:rPr>
-        <w:t>/read</w:t>
-      </w:r>
-      <w:r>
-        <w:rPr>
-          <w:rFonts w:ascii="Times New Roman" w:eastAsia="宋体" w:hAnsi="Times New Roman"/>
-          <w:sz w:val="24"/>
-          <w:lang w:eastAsia="zh-CN"/>
-        </w:rPr>
-        <w:t>。应以用户代理打开，勿以文件协议打开宿主示例</w:t>
+      </w:r>
+      <w:r>
+        <w:rPr>
+          <w:rFonts w:ascii="Times New Roman" w:eastAsia="宋体" w:hAnsi="Times New Roman"/>
+          <w:sz w:val="24"/>
+          <w:lang w:eastAsia="zh-CN"/>
+        </w:rPr>
+      </w:r>
+      <w:r>
+        <w:rPr>
+          <w:rFonts w:ascii="Times New Roman" w:eastAsia="宋体" w:hAnsi="Times New Roman"/>
+          <w:sz w:val="24"/>
+          <w:lang w:eastAsia="zh-CN"/>
+        </w:rPr>
+      </w:r>
+      <w:r>
+        <w:rPr>
+          <w:rFonts w:ascii="Times New Roman" w:eastAsia="宋体" w:hAnsi="Times New Roman"/>
+          <w:sz w:val="24"/>
+          <w:lang w:eastAsia="zh-CN"/>
+        </w:rPr>
+      </w:r>
+      <w:r>
+        <w:rPr>
+          <w:rFonts w:ascii="Times New Roman" w:eastAsia="宋体" w:hAnsi="Times New Roman"/>
+          <w:sz w:val="24"/>
+          <w:lang w:eastAsia="zh-CN"/>
+        </w:rPr>
       </w:r>
       <w:r>
         <w:rPr>
@@ -10467,7 +10154,6 @@
           <w:sz w:val="24"/>
           <w:lang w:eastAsia="zh-CN"/>
         </w:rPr>
-        <w:t>。</w:t>
       </w:r>
     </w:p>
     <w:p>
@@ -10673,7 +10359,7 @@
           <w:sz w:val="24"/>
           <w:lang w:eastAsia="zh-CN"/>
         </w:rPr>
-        <w:t>打开阅读页后，系统自</w:t>
+        <w:t>打开阅读页后，系统自动换票并加载本章字体。字号在十六至三十二像素之间，默认二十像素，每次增减二像素。主题在浅色纸色与深色背景之间切换，水印颜色随主题重算。水印模式与文案于本版本在客户端常量中配置，取值见第三章。</w:t>
       </w:r>
       <w:proofErr w:type="gramStart"/>
       <w:r>
@@ -10682,7 +10368,6 @@
           <w:sz w:val="24"/>
           <w:lang w:eastAsia="zh-CN"/>
         </w:rPr>
-        <w:t>动换票并加载</w:t>
       </w:r>
       <w:proofErr w:type="gramEnd"/>
       <w:r>
@@ -10691,7 +10376,6 @@
           <w:sz w:val="24"/>
           <w:lang w:eastAsia="zh-CN"/>
         </w:rPr>
-        <w:t>本章字体。字号增减限制在十六至三十二像素。主题在浅色纸色与深色背景之间切换，水印颜色</w:t>
       </w:r>
       <w:proofErr w:type="gramStart"/>
       <w:r>
@@ -10700,7 +10384,6 @@
           <w:sz w:val="24"/>
           <w:lang w:eastAsia="zh-CN"/>
         </w:rPr>
-        <w:t>随主题重</w:t>
       </w:r>
       <w:proofErr w:type="gramEnd"/>
       <w:r>
@@ -10709,7 +10392,6 @@
           <w:sz w:val="24"/>
           <w:lang w:eastAsia="zh-CN"/>
         </w:rPr>
-        <w:t>算。水印模式与文案于本版本在客户端常量中配置，</w:t>
       </w:r>
       <w:proofErr w:type="gramStart"/>
       <w:r>
@@ -10718,7 +10400,6 @@
           <w:sz w:val="24"/>
           <w:lang w:eastAsia="zh-CN"/>
         </w:rPr>
-        <w:t>取值见</w:t>
       </w:r>
       <w:proofErr w:type="gramEnd"/>
       <w:r>
@@ -10727,7 +10408,6 @@
           <w:sz w:val="24"/>
           <w:lang w:eastAsia="zh-CN"/>
         </w:rPr>
-        <w:t>第三章</w:t>
       </w:r>
       <w:r>
         <w:rPr>
@@ -10735,7 +10415,6 @@
           <w:sz w:val="24"/>
           <w:lang w:eastAsia="zh-CN"/>
         </w:rPr>
-        <w:t>。</w:t>
       </w:r>
     </w:p>
     <w:p>
@@ -11534,7 +11213,7 @@
           <w:sz w:val="24"/>
           <w:lang w:eastAsia="zh-CN"/>
         </w:rPr>
-        <w:t>阅读器公共基址必须为访客可访问之统一资源定位符。若站点启用传输层安全，阅读器亦须使用同源方案，否则用户代理将拦截混合内容。接口进程可仅监听回环地址，由反向代理对外。母版字体因体积不纳入版本库，部署时须单独放置，缺失将导致全文无法显示。</w:t>
+        <w:t>阅读器公共基址必须为访客可访问之统一资源定位符。若站点启用传输层安全，阅读器亦须使用同源方案，否则用户代理将拦截混合内容。接口进程可仅监听回环地址，由反向代理对外。限流所取客户端地址优先为X-Forwarded-For首段，反向代理应覆盖该头；接口若直接暴露于公网，该头可被调用方伪造。母版字体因体积不纳入版本库，部署时须单独放置，缺失将导致全文无法显示。</w:t>
       </w:r>
     </w:p>
     <w:p>
@@ -11661,8 +11340,7 @@
           <w:sz w:val="24"/>
           <w:lang w:eastAsia="zh-CN"/>
         </w:rPr>
-        <w:lastRenderedPageBreak/>
-        <w:t>结构保持的超文本编码。区别于将章节坍缩为纯文本的简化实现，本软件在白名单消毒之后仅替换文本节点，使防护与排版表达并存。该分离并非对通用消毒库的套用，而是服务于既定映射不变量：映射域等于可见文本集合。</w:t>
+        <w:t>结构保持的超文本编码。区别于将章节坍缩为纯文本的简化实现，本软件在白名单消毒之后仅替换文本节点与图像alt，使防护与排版表达并存。该分离并非对通用消毒库的套用，而是服务于既定映射不变量：映射域等于可见文本集合。</w:t>
       </w:r>
     </w:p>
     <w:p>
@@ -11679,39 +11357,35 @@
           <w:sz w:val="24"/>
           <w:lang w:eastAsia="zh-CN"/>
         </w:rPr>
-        <w:t>以更新时间为轴的生成物失效。将昂贵的子集化结果与廉价的回源解耦：每次读取均可观察到最新修订号，仅当修订变化时才重新承担字体生成代价。更新时间缺省时回退至内容摘要，避免</w:t>
-      </w:r>
-      <w:r>
-        <w:rPr>
-          <w:rFonts w:ascii="Times New Roman" w:eastAsia="宋体" w:hAnsi="Times New Roman"/>
-          <w:sz w:val="24"/>
-          <w:lang w:eastAsia="zh-CN"/>
-        </w:rPr>
-        <w:t>“</w:t>
-      </w:r>
-      <w:r>
-        <w:rPr>
-          <w:rFonts w:ascii="Times New Roman" w:eastAsia="宋体" w:hAnsi="Times New Roman"/>
-          <w:sz w:val="24"/>
-          <w:lang w:eastAsia="zh-CN"/>
-        </w:rPr>
-        <w:t>无时间戳即永不过期</w:t>
-      </w:r>
-      <w:r>
-        <w:rPr>
-          <w:rFonts w:ascii="Times New Roman" w:eastAsia="宋体" w:hAnsi="Times New Roman"/>
-          <w:sz w:val="24"/>
-          <w:lang w:eastAsia="zh-CN"/>
-        </w:rPr>
-        <w:t>”</w:t>
-      </w:r>
-      <w:r>
-        <w:rPr>
-          <w:rFonts w:ascii="Times New Roman" w:eastAsia="宋体" w:hAnsi="Times New Roman"/>
-          <w:sz w:val="24"/>
-          <w:lang w:eastAsia="zh-CN"/>
-        </w:rPr>
-        <w:t>之退化。</w:t>
+        <w:t>以更新时间为轴的生成物失效。将昂贵的子集化结果与廉价的回源解耦：每次读取均可观察到最新修订号，仅当修订变化时才重新承担字体生成代价。更新时间与创建时间皆缺省时回退至内容摘要，避免“无时间戳即永不过期”之退化。</w:t>
+      </w:r>
+      <w:r>
+        <w:rPr>
+          <w:rFonts w:ascii="Times New Roman" w:eastAsia="宋体" w:hAnsi="Times New Roman"/>
+          <w:sz w:val="24"/>
+          <w:lang w:eastAsia="zh-CN"/>
+        </w:rPr>
+      </w:r>
+      <w:r>
+        <w:rPr>
+          <w:rFonts w:ascii="Times New Roman" w:eastAsia="宋体" w:hAnsi="Times New Roman"/>
+          <w:sz w:val="24"/>
+          <w:lang w:eastAsia="zh-CN"/>
+        </w:rPr>
+      </w:r>
+      <w:r>
+        <w:rPr>
+          <w:rFonts w:ascii="Times New Roman" w:eastAsia="宋体" w:hAnsi="Times New Roman"/>
+          <w:sz w:val="24"/>
+          <w:lang w:eastAsia="zh-CN"/>
+        </w:rPr>
+      </w:r>
+      <w:r>
+        <w:rPr>
+          <w:rFonts w:ascii="Times New Roman" w:eastAsia="宋体" w:hAnsi="Times New Roman"/>
+          <w:sz w:val="24"/>
+          <w:lang w:eastAsia="zh-CN"/>
+        </w:rPr>
       </w:r>
     </w:p>
     <w:p>
@@ -12155,40 +11829,35 @@
           <w:sz w:val="24"/>
           <w:lang w:eastAsia="zh-CN"/>
         </w:rPr>
-        <w:lastRenderedPageBreak/>
-        <w:t>补充说明甲：接口错误码包括源不允许、无效</w:t>
-      </w:r>
-      <w:r>
-        <w:rPr>
-          <w:rFonts w:ascii="Times New Roman" w:eastAsia="宋体" w:hAnsi="Times New Roman"/>
-          <w:sz w:val="24"/>
-          <w:lang w:eastAsia="zh-CN"/>
-        </w:rPr>
-        <w:t>JSON</w:t>
-      </w:r>
-      <w:r>
-        <w:rPr>
-          <w:rFonts w:ascii="Times New Roman" w:eastAsia="宋体" w:hAnsi="Times New Roman"/>
-          <w:sz w:val="24"/>
-          <w:lang w:eastAsia="zh-CN"/>
-        </w:rPr>
-        <w:t>、站点密钥不匹配、章节不存在、票无效、字体不可用、限流、字体未找到等。</w:t>
-      </w:r>
-      <w:r>
-        <w:rPr>
-          <w:rFonts w:ascii="Times New Roman" w:eastAsia="宋体" w:hAnsi="Times New Roman"/>
-          <w:sz w:val="24"/>
-          <w:lang w:eastAsia="zh-CN"/>
-        </w:rPr>
-        <w:t>JSON</w:t>
-      </w:r>
-      <w:r>
-        <w:rPr>
-          <w:rFonts w:ascii="Times New Roman" w:eastAsia="宋体" w:hAnsi="Times New Roman"/>
-          <w:sz w:val="24"/>
-          <w:lang w:eastAsia="zh-CN"/>
-        </w:rPr>
-        <w:t>响应禁止存储缓存。</w:t>
+        <w:t>补充说明甲：接口错误码包括源不允许、无效JSON、站点密钥不匹配、章节不存在、票无效、字体不可用、限流、字体未找到、路径不存在与内部错误。请求体超过三十二千字节时连接被断开，不返回JSON。JSON响应禁止存储缓存。字体响应为私有缓存，最长三百秒。</w:t>
+      </w:r>
+      <w:r>
+        <w:rPr>
+          <w:rFonts w:ascii="Times New Roman" w:eastAsia="宋体" w:hAnsi="Times New Roman"/>
+          <w:sz w:val="24"/>
+          <w:lang w:eastAsia="zh-CN"/>
+        </w:rPr>
+      </w:r>
+      <w:r>
+        <w:rPr>
+          <w:rFonts w:ascii="Times New Roman" w:eastAsia="宋体" w:hAnsi="Times New Roman"/>
+          <w:sz w:val="24"/>
+          <w:lang w:eastAsia="zh-CN"/>
+        </w:rPr>
+      </w:r>
+      <w:r>
+        <w:rPr>
+          <w:rFonts w:ascii="Times New Roman" w:eastAsia="宋体" w:hAnsi="Times New Roman"/>
+          <w:sz w:val="24"/>
+          <w:lang w:eastAsia="zh-CN"/>
+        </w:rPr>
+      </w:r>
+      <w:r>
+        <w:rPr>
+          <w:rFonts w:ascii="Times New Roman" w:eastAsia="宋体" w:hAnsi="Times New Roman"/>
+          <w:sz w:val="24"/>
+          <w:lang w:eastAsia="zh-CN"/>
+        </w:rPr>
       </w:r>
     </w:p>
     <w:p>
@@ -12254,7 +11923,7 @@
           <w:sz w:val="24"/>
           <w:lang w:eastAsia="zh-CN"/>
         </w:rPr>
-        <w:t>补充说明丙：水印与站点密钥于本版本为客户端常量，可在后续版本改为配置下发而不改变核心映射方法。</w:t>
+        <w:t>补充说明丙：水印于本版本为客户端常量，模式为both，文案为Petrichor，可在后续版本改为配置下发而不改变核心映射方法。站点密钥以服务端环境变量READER_SITE_KEY为准，默认pk_dev；阅读页换票请求写死同一默认值。未携带密钥时放行，携带且不一致时拒绝。元数据接口会返回当前站点密钥。</w:t>
       </w:r>
     </w:p>
     <w:p>

--- a/软著申请材料/软件说明书.docx
+++ b/软著申请材料/软件说明书.docx
@@ -2906,6 +2906,18 @@
         <w:spacing w:after="120" w:line="440" w:lineRule="exact"/>
         <w:ind w:firstLine="420"/>
         <w:rPr>
+          <w:rFonts w:ascii="Times New Roman" w:eastAsia="宋体" w:hAnsi="Times New Roman"/>
+          <w:noProof/>
+          <w:sz w:val="24"/>
+          <w:lang w:eastAsia="zh-CN"/>
+        </w:rPr>
+      </w:pPr>
+    </w:p>
+    <w:p>
+      <w:pPr>
+        <w:spacing w:after="120" w:line="440" w:lineRule="exact"/>
+        <w:ind w:firstLine="420"/>
+        <w:rPr>
           <w:rFonts w:eastAsia="宋体"/>
           <w:lang w:eastAsia="zh-CN"/>
         </w:rPr>
@@ -2919,15 +2931,15 @@
         </w:rPr>
         <w:lastRenderedPageBreak/>
         <w:drawing>
-          <wp:anchor distT="0" distB="0" distL="114300" distR="114300" simplePos="0" relativeHeight="251657216" behindDoc="0" locked="0" layoutInCell="1" allowOverlap="1" wp14:anchorId="33EE2457" wp14:editId="186FB9C7">
+          <wp:anchor distT="0" distB="0" distL="114300" distR="114300" simplePos="0" relativeHeight="251657216" behindDoc="0" locked="0" layoutInCell="1" allowOverlap="1" wp14:anchorId="33EE2457" wp14:editId="6635585B">
             <wp:simplePos x="0" y="0"/>
             <wp:positionH relativeFrom="column">
-              <wp:posOffset>9525</wp:posOffset>
+              <wp:posOffset>0</wp:posOffset>
             </wp:positionH>
             <wp:positionV relativeFrom="paragraph">
-              <wp:posOffset>923925</wp:posOffset>
+              <wp:posOffset>952500</wp:posOffset>
             </wp:positionV>
-            <wp:extent cx="5727700" cy="7524750"/>
+            <wp:extent cx="5727700" cy="6953250"/>
             <wp:effectExtent l="0" t="0" r="6350" b="0"/>
             <wp:wrapTopAndBottom/>
             <wp:docPr id="1530367660" name="图片 1"/>
@@ -2951,15 +2963,13 @@
                         </a:ext>
                       </a:extLst>
                     </a:blip>
-                    <a:srcRect b="1496"/>
-                    <a:stretch>
-                      <a:fillRect/>
-                    </a:stretch>
+                    <a:srcRect t="7482" b="1496"/>
+                    <a:stretch/>
                   </pic:blipFill>
                   <pic:spPr bwMode="auto">
                     <a:xfrm>
                       <a:off x="0" y="0"/>
-                      <a:ext cx="5727700" cy="7524750"/>
+                      <a:ext cx="5727700" cy="6953250"/>
                     </a:xfrm>
                     <a:prstGeom prst="rect">
                       <a:avLst/>
@@ -2992,8 +3002,18 @@
           <w:sz w:val="24"/>
           <w:lang w:eastAsia="zh-CN"/>
         </w:rPr>
-        <w:t>本软件在仓库内划分为三个可独立验证之软件包，并与宿主保持权限边界：工具链包</w:t>
-      </w:r>
+        <w:t>本软件在仓库内划分为三个可独立验证之软件包，并与宿主保持权限边界：</w:t>
+      </w:r>
+      <w:proofErr w:type="gramStart"/>
+      <w:r>
+        <w:rPr>
+          <w:rFonts w:ascii="Times New Roman" w:eastAsia="宋体" w:hAnsi="Times New Roman"/>
+          <w:sz w:val="24"/>
+          <w:lang w:eastAsia="zh-CN"/>
+        </w:rPr>
+        <w:t>工具链包</w:t>
+      </w:r>
+      <w:proofErr w:type="gramEnd"/>
       <w:r>
         <w:rPr>
           <w:rFonts w:ascii="Times New Roman" w:eastAsia="宋体" w:hAnsi="Times New Roman"/>
@@ -3034,8 +3054,18 @@
           <w:sz w:val="24"/>
           <w:lang w:eastAsia="zh-CN"/>
         </w:rPr>
-        <w:t>持有明文之短暂驻留权；表现层包</w:t>
-      </w:r>
+        <w:t>持有明文之短暂驻留权；</w:t>
+      </w:r>
+      <w:proofErr w:type="gramStart"/>
+      <w:r>
+        <w:rPr>
+          <w:rFonts w:ascii="Times New Roman" w:eastAsia="宋体" w:hAnsi="Times New Roman"/>
+          <w:sz w:val="24"/>
+          <w:lang w:eastAsia="zh-CN"/>
+        </w:rPr>
+        <w:t>表现层包</w:t>
+      </w:r>
+      <w:proofErr w:type="gramEnd"/>
       <w:r>
         <w:rPr>
           <w:rFonts w:ascii="Times New Roman" w:eastAsia="宋体" w:hAnsi="Times New Roman"/>
@@ -3141,7 +3171,6 @@
           <w:sz w:val="26"/>
           <w:lang w:eastAsia="zh-CN"/>
         </w:rPr>
-        <w:lastRenderedPageBreak/>
         <w:t xml:space="preserve">3.2 </w:t>
       </w:r>
       <w:r>
@@ -3168,6 +3197,7 @@
           <w:sz w:val="24"/>
           <w:lang w:eastAsia="zh-CN"/>
         </w:rPr>
+        <w:lastRenderedPageBreak/>
         <w:t>该模块构成本软件防护能力之根基。其并不试图在浏览器中隐藏字符串，而是改变字符串所使用的</w:t>
       </w:r>
       <w:r>
@@ -3945,7 +3975,6 @@
           <w:rFonts w:ascii="Times New Roman" w:eastAsia="宋体" w:hAnsi="Times New Roman"/>
           <w:sz w:val="24"/>
         </w:rPr>
-        <w:lastRenderedPageBreak/>
         <w:t>白名单。允许之元素包括</w:t>
       </w:r>
       <w:r>
@@ -4312,6 +4341,7 @@
           <w:rFonts w:ascii="Times New Roman" w:eastAsia="宋体" w:hAnsi="Times New Roman"/>
           <w:sz w:val="24"/>
         </w:rPr>
+        <w:lastRenderedPageBreak/>
         <w:t>属性约束。图像源仅允许</w:t>
       </w:r>
       <w:r>
@@ -4370,7 +4400,15 @@
           <w:rFonts w:ascii="Times New Roman" w:eastAsia="宋体" w:hAnsi="Times New Roman"/>
           <w:sz w:val="24"/>
         </w:rPr>
-        <w:t>。锚点地址仅允许</w:t>
+        <w:t>。</w:t>
+      </w:r>
+      <w:proofErr w:type="spellStart"/>
+      <w:r>
+        <w:rPr>
+          <w:rFonts w:ascii="Times New Roman" w:eastAsia="宋体" w:hAnsi="Times New Roman"/>
+          <w:sz w:val="24"/>
+        </w:rPr>
+        <w:t>锚点地址仅允许</w:t>
       </w:r>
       <w:r>
         <w:rPr>
@@ -4433,7 +4471,15 @@
           <w:rFonts w:ascii="Times New Roman" w:eastAsia="宋体" w:hAnsi="Times New Roman"/>
           <w:sz w:val="24"/>
         </w:rPr>
-        <w:t xml:space="preserve">noopener </w:t>
+        <w:t>noopener</w:t>
+      </w:r>
+      <w:proofErr w:type="spellEnd"/>
+      <w:r>
+        <w:rPr>
+          <w:rFonts w:ascii="Times New Roman" w:eastAsia="宋体" w:hAnsi="Times New Roman"/>
+          <w:sz w:val="24"/>
+        </w:rPr>
+        <w:t xml:space="preserve"> </w:t>
       </w:r>
       <w:proofErr w:type="spellStart"/>
       <w:r>
@@ -4804,16 +4850,7 @@
           <w:sz w:val="24"/>
           <w:lang w:eastAsia="zh-CN"/>
         </w:rPr>
-        <w:t>远程稿件在每次解析时回源，不再以标识为键长期复用旧正文；并发解析以进行中的承诺对象合并，避免重复打源。修订号优先取文章更新时间，其次创建时间；二</w:t>
-      </w:r>
-      <w:r>
-        <w:rPr>
-          <w:rFonts w:ascii="Times New Roman" w:eastAsia="宋体" w:hAnsi="Times New Roman"/>
-          <w:sz w:val="24"/>
-          <w:lang w:eastAsia="zh-CN"/>
-        </w:rPr>
-        <w:lastRenderedPageBreak/>
-        <w:t>者皆空时，以标题与正文之</w:t>
+        <w:t>远程稿件在每次解析时回源，不再以标识为键长期复用旧正文；并发解析以进行中的承诺对象合并，避免重复打源。修订号优先取文章更新时间，其次创建时间；二者皆空时，以标题与正文之</w:t>
       </w:r>
       <w:r>
         <w:rPr>
@@ -4894,7 +4931,16 @@
           <w:sz w:val="24"/>
           <w:lang w:eastAsia="zh-CN"/>
         </w:rPr>
-        <w:t>缓冲；未命中则重新映射并生成字体，同时驱逐该标识下之其他修订，防止内存中堆积历史版本。磁盘侧仍以章节标识为文件名覆盖写出。浏览器侧字体统一资源定位符含票内随机字体标识，不与修订号耦合，亦不会把旧文件长期热链至新稿。</w:t>
+        <w:t>缓冲；未命中则重新映射并生成字体，同时驱逐该标识下之其他修订，防止内存中堆积历史</w:t>
+      </w:r>
+      <w:r>
+        <w:rPr>
+          <w:rFonts w:ascii="Times New Roman" w:eastAsia="宋体" w:hAnsi="Times New Roman"/>
+          <w:sz w:val="24"/>
+          <w:lang w:eastAsia="zh-CN"/>
+        </w:rPr>
+        <w:lastRenderedPageBreak/>
+        <w:t>版本。磁盘侧仍以章节标识为文件名覆盖写出。浏览器侧字体统一资源定位符含票内随机字体标识，不与修订号耦合，亦不会把旧文件长期热链至新稿。</w:t>
       </w:r>
     </w:p>
     <w:p>
@@ -5460,7 +5506,6 @@
           <w:sz w:val="26"/>
           <w:lang w:eastAsia="zh-CN"/>
         </w:rPr>
-        <w:lastRenderedPageBreak/>
         <w:t xml:space="preserve">4.1 </w:t>
       </w:r>
       <w:r>
@@ -5524,6 +5569,7 @@
           <w:sz w:val="24"/>
           <w:lang w:eastAsia="zh-CN"/>
         </w:rPr>
+        <w:lastRenderedPageBreak/>
         <w:t xml:space="preserve">• T0 </w:t>
       </w:r>
       <w:r>
@@ -6122,7 +6168,6 @@
           <w:sz w:val="26"/>
           <w:lang w:eastAsia="zh-CN"/>
         </w:rPr>
-        <w:lastRenderedPageBreak/>
         <w:t xml:space="preserve">4.2 </w:t>
       </w:r>
       <w:r>
@@ -6298,6 +6343,7 @@
           <w:sz w:val="24"/>
           <w:lang w:eastAsia="zh-CN"/>
         </w:rPr>
+        <w:lastRenderedPageBreak/>
         <w:t>设本章字符序列为</w:t>
       </w:r>
       <w:r>
@@ -6760,6 +6806,7 @@
           <w:rFonts w:ascii="等线" w:eastAsia="等线" w:hAnsi="等线" w:cs="Times New Roman"/>
           <w:sz w:val="18"/>
           <w:szCs w:val="18"/>
+          <w:lang w:eastAsia="zh-CN"/>
         </w:rPr>
       </w:pPr>
       <w:r>
@@ -9346,7 +9393,7 @@
         <w:spacing w:after="120" w:line="440" w:lineRule="exact"/>
         <w:jc w:val="center"/>
         <w:rPr>
-          <w:rFonts w:ascii="Times New Roman" w:eastAsia="宋体" w:hAnsi="Times New Roman" w:hint="eastAsia"/>
+          <w:rFonts w:ascii="Times New Roman" w:eastAsia="宋体" w:hAnsi="Times New Roman"/>
           <w:sz w:val="18"/>
           <w:szCs w:val="18"/>
           <w:lang w:eastAsia="zh-CN"/>
@@ -10475,18 +10522,50 @@
         <w:spacing w:after="120" w:line="440" w:lineRule="exact"/>
         <w:ind w:firstLine="420"/>
         <w:rPr>
+          <w:rFonts w:ascii="Times New Roman" w:eastAsia="宋体" w:hAnsi="Times New Roman"/>
+          <w:sz w:val="24"/>
+          <w:lang w:eastAsia="zh-CN"/>
+        </w:rPr>
+      </w:pPr>
+      <w:r>
+        <w:rPr>
           <w:rFonts w:ascii="Times New Roman" w:eastAsia="宋体" w:hAnsi="Times New Roman" w:hint="eastAsia"/>
           <w:sz w:val="24"/>
           <w:lang w:eastAsia="zh-CN"/>
         </w:rPr>
-      </w:pPr>
+        <w:t>下图为控件</w:t>
+      </w:r>
       <w:r>
         <w:rPr>
           <w:rFonts w:ascii="Times New Roman" w:eastAsia="宋体" w:hAnsi="Times New Roman" w:hint="eastAsia"/>
           <w:sz w:val="24"/>
           <w:lang w:eastAsia="zh-CN"/>
         </w:rPr>
-        <w:t>下图为控件独立显示页面，如下图所示，可以看到空间使用的端口，页面上的文本为人眼可阅读的自然文字，但是对应的</w:t>
+        <w:t>预览</w:t>
+      </w:r>
+      <w:r>
+        <w:rPr>
+          <w:rFonts w:ascii="Times New Roman" w:eastAsia="宋体" w:hAnsi="Times New Roman" w:hint="eastAsia"/>
+          <w:sz w:val="24"/>
+          <w:lang w:eastAsia="zh-CN"/>
+        </w:rPr>
+        <w:t>页面，如下图所示，可以看到</w:t>
+      </w:r>
+      <w:r>
+        <w:rPr>
+          <w:rFonts w:ascii="Times New Roman" w:eastAsia="宋体" w:hAnsi="Times New Roman" w:hint="eastAsia"/>
+          <w:sz w:val="24"/>
+          <w:lang w:eastAsia="zh-CN"/>
+        </w:rPr>
+        <w:t>控件</w:t>
+      </w:r>
+      <w:r>
+        <w:rPr>
+          <w:rFonts w:ascii="Times New Roman" w:eastAsia="宋体" w:hAnsi="Times New Roman" w:hint="eastAsia"/>
+          <w:sz w:val="24"/>
+          <w:lang w:eastAsia="zh-CN"/>
+        </w:rPr>
+        <w:t>使用的端口，页面上的文本为人眼可阅读的自然文字，但是对应的</w:t>
       </w:r>
       <w:r>
         <w:rPr>
@@ -10900,7 +10979,25 @@
           <w:szCs w:val="18"/>
           <w:lang w:eastAsia="zh-CN"/>
         </w:rPr>
-        <w:t>深色主题及双水印效果</w:t>
+        <w:t>深</w:t>
+      </w:r>
+      <w:r>
+        <w:rPr>
+          <w:rFonts w:ascii="Times New Roman" w:eastAsia="宋体" w:hAnsi="Times New Roman" w:hint="eastAsia"/>
+          <w:sz w:val="18"/>
+          <w:szCs w:val="18"/>
+          <w:lang w:eastAsia="zh-CN"/>
+        </w:rPr>
+        <w:t>浅双</w:t>
+      </w:r>
+      <w:r>
+        <w:rPr>
+          <w:rFonts w:ascii="Times New Roman" w:eastAsia="宋体" w:hAnsi="Times New Roman"/>
+          <w:sz w:val="18"/>
+          <w:szCs w:val="18"/>
+          <w:lang w:eastAsia="zh-CN"/>
+        </w:rPr>
+        <w:t>色主题及双水印效果</w:t>
       </w:r>
     </w:p>
     <w:p>
@@ -11065,7 +11162,7 @@
           <w:sz w:val="24"/>
           <w:lang w:eastAsia="zh-CN"/>
         </w:rPr>
-        <w:t>下图为采集器在申请人的个人项目中的正式应用，可以看到原文中的前三段文字在实际的</w:t>
+        <w:t>下图为</w:t>
       </w:r>
       <w:r>
         <w:rPr>
@@ -11073,6 +11170,22 @@
           <w:sz w:val="24"/>
           <w:lang w:eastAsia="zh-CN"/>
         </w:rPr>
+        <w:t>本软件</w:t>
+      </w:r>
+      <w:r>
+        <w:rPr>
+          <w:rFonts w:ascii="Times New Roman" w:eastAsia="宋体" w:hAnsi="Times New Roman" w:hint="eastAsia"/>
+          <w:sz w:val="24"/>
+          <w:lang w:eastAsia="zh-CN"/>
+        </w:rPr>
+        <w:t>在申请人的个人项目中的正式应用，可以看到原文中的前三段文字在实际的</w:t>
+      </w:r>
+      <w:r>
+        <w:rPr>
+          <w:rFonts w:ascii="Times New Roman" w:eastAsia="宋体" w:hAnsi="Times New Roman" w:hint="eastAsia"/>
+          <w:sz w:val="24"/>
+          <w:lang w:eastAsia="zh-CN"/>
+        </w:rPr>
         <w:t>html</w:t>
       </w:r>
       <w:r>
@@ -11081,23 +11194,7 @@
           <w:sz w:val="24"/>
           <w:lang w:eastAsia="zh-CN"/>
         </w:rPr>
-        <w:t>编码中</w:t>
-      </w:r>
-      <w:r>
-        <w:rPr>
-          <w:rFonts w:ascii="Times New Roman" w:eastAsia="宋体" w:hAnsi="Times New Roman" w:hint="eastAsia"/>
-          <w:sz w:val="24"/>
-          <w:lang w:eastAsia="zh-CN"/>
-        </w:rPr>
-        <w:t xml:space="preserve"> </w:t>
-      </w:r>
-      <w:r>
-        <w:rPr>
-          <w:rFonts w:ascii="Times New Roman" w:eastAsia="宋体" w:hAnsi="Times New Roman" w:hint="eastAsia"/>
-          <w:sz w:val="24"/>
-          <w:lang w:eastAsia="zh-CN"/>
-        </w:rPr>
-        <w:t>显示为类似乱码的自定义字符串。</w:t>
+        <w:t>编码中显示为类似乱码的自定义字符串。</w:t>
       </w:r>
     </w:p>
     <w:p>
@@ -11333,7 +11430,23 @@
           <w:sz w:val="24"/>
           <w:lang w:eastAsia="zh-CN"/>
         </w:rPr>
-        <w:t>下图为申请人在接入采集器之后，项目的整体</w:t>
+        <w:t>下图为申请人在接入</w:t>
+      </w:r>
+      <w:r>
+        <w:rPr>
+          <w:rFonts w:ascii="Times New Roman" w:eastAsia="宋体" w:hAnsi="Times New Roman" w:hint="eastAsia"/>
+          <w:sz w:val="24"/>
+          <w:lang w:eastAsia="zh-CN"/>
+        </w:rPr>
+        <w:t>本软件</w:t>
+      </w:r>
+      <w:r>
+        <w:rPr>
+          <w:rFonts w:ascii="Times New Roman" w:eastAsia="宋体" w:hAnsi="Times New Roman" w:hint="eastAsia"/>
+          <w:sz w:val="24"/>
+          <w:lang w:eastAsia="zh-CN"/>
+        </w:rPr>
+        <w:t>之后，项目的整体</w:t>
       </w:r>
       <w:r>
         <w:rPr>

--- a/软著申请材料/软件说明书.docx
+++ b/软著申请材料/软件说明书.docx
@@ -358,7 +358,7 @@
           <w:sz w:val="24"/>
           <w:lang w:eastAsia="zh-CN"/>
         </w:rPr>
-        <w:t>• 问题域与设计目标：论证何以前端脚本加密、交互抑制及简单样式替换不足以切断“码位同一性”，从而必须将正文明文留置服务端，章节接口对外仅输出私有区码位与配套动态字体。</w:t>
+        <w:t xml:space="preserve">• </w:t>
       </w:r>
       <w:proofErr w:type="gramStart"/>
       <w:r>
@@ -367,6 +367,7 @@
           <w:sz w:val="24"/>
           <w:lang w:eastAsia="zh-CN"/>
         </w:rPr>
+        <w:t>问题域与设计</w:t>
       </w:r>
       <w:proofErr w:type="gramEnd"/>
       <w:r>
@@ -375,34 +376,39 @@
           <w:sz w:val="24"/>
           <w:lang w:eastAsia="zh-CN"/>
         </w:rPr>
-      </w:r>
-      <w:r>
-        <w:rPr>
-          <w:rFonts w:ascii="Times New Roman" w:eastAsia="宋体" w:hAnsi="Times New Roman"/>
-          <w:sz w:val="24"/>
-          <w:lang w:eastAsia="zh-CN"/>
-        </w:rPr>
-      </w:r>
-      <w:r>
-        <w:rPr>
-          <w:rFonts w:ascii="Times New Roman" w:eastAsia="宋体" w:hAnsi="Times New Roman"/>
-          <w:sz w:val="24"/>
-          <w:lang w:eastAsia="zh-CN"/>
-        </w:rPr>
-      </w:r>
-      <w:r>
-        <w:rPr>
-          <w:rFonts w:ascii="Times New Roman" w:eastAsia="宋体" w:hAnsi="Times New Roman"/>
-          <w:sz w:val="24"/>
-          <w:lang w:eastAsia="zh-CN"/>
-        </w:rPr>
-      </w:r>
-      <w:r>
-        <w:rPr>
-          <w:rFonts w:ascii="Times New Roman" w:eastAsia="宋体" w:hAnsi="Times New Roman"/>
-          <w:sz w:val="24"/>
-          <w:lang w:eastAsia="zh-CN"/>
-        </w:rPr>
+        <w:t>目标：论证何以前端脚本加密、交互抑制及简单样式替换不足以切断</w:t>
+      </w:r>
+      <w:r>
+        <w:rPr>
+          <w:rFonts w:ascii="Times New Roman" w:eastAsia="宋体" w:hAnsi="Times New Roman"/>
+          <w:sz w:val="24"/>
+          <w:lang w:eastAsia="zh-CN"/>
+        </w:rPr>
+        <w:t>“</w:t>
+      </w:r>
+      <w:r>
+        <w:rPr>
+          <w:rFonts w:ascii="Times New Roman" w:eastAsia="宋体" w:hAnsi="Times New Roman"/>
+          <w:sz w:val="24"/>
+          <w:lang w:eastAsia="zh-CN"/>
+        </w:rPr>
+        <w:t>码位同一性</w:t>
+      </w:r>
+      <w:r>
+        <w:rPr>
+          <w:rFonts w:ascii="Times New Roman" w:eastAsia="宋体" w:hAnsi="Times New Roman"/>
+          <w:sz w:val="24"/>
+          <w:lang w:eastAsia="zh-CN"/>
+        </w:rPr>
+        <w:t>”</w:t>
+      </w:r>
+      <w:r>
+        <w:rPr>
+          <w:rFonts w:ascii="Times New Roman" w:eastAsia="宋体" w:hAnsi="Times New Roman"/>
+          <w:sz w:val="24"/>
+          <w:lang w:eastAsia="zh-CN"/>
+        </w:rPr>
+        <w:t>，从而必须将正文明文留置服务端，章节接口对外仅输出私有</w:t>
       </w:r>
       <w:proofErr w:type="gramStart"/>
       <w:r>
@@ -411,6 +417,7 @@
           <w:sz w:val="24"/>
           <w:lang w:eastAsia="zh-CN"/>
         </w:rPr>
+        <w:t>区码位</w:t>
       </w:r>
       <w:proofErr w:type="gramEnd"/>
       <w:r>
@@ -419,6 +426,7 @@
           <w:sz w:val="24"/>
           <w:lang w:eastAsia="zh-CN"/>
         </w:rPr>
+        <w:t>与配套动态字体。</w:t>
       </w:r>
     </w:p>
     <w:p>
@@ -1321,14 +1329,16 @@
           <w:sz w:val="24"/>
           <w:lang w:eastAsia="zh-CN"/>
         </w:rPr>
-        <w:t>• 明文仅短暂存在于阅读器服务端进程及受控稿件源；持票章节接口与字体接口不返回汉字区等自然语言码位。元数据查询可返回本地样章标题与站点密钥，不返回正文。</w:t>
-      </w:r>
-      <w:r>
-        <w:rPr>
-          <w:rFonts w:ascii="Times New Roman" w:eastAsia="宋体" w:hAnsi="Times New Roman"/>
-          <w:sz w:val="24"/>
-          <w:lang w:eastAsia="zh-CN"/>
-        </w:rPr>
+        <w:lastRenderedPageBreak/>
+        <w:t xml:space="preserve">• </w:t>
+      </w:r>
+      <w:r>
+        <w:rPr>
+          <w:rFonts w:ascii="Times New Roman" w:eastAsia="宋体" w:hAnsi="Times New Roman"/>
+          <w:sz w:val="24"/>
+          <w:lang w:eastAsia="zh-CN"/>
+        </w:rPr>
+        <w:t>明文仅短暂存在于阅读器服务端进程及受控稿件源；持票章节接口与字体接口不返回汉字区等自然语言码位。元数据查询可返回</w:t>
       </w:r>
       <w:proofErr w:type="gramStart"/>
       <w:r>
@@ -1337,6 +1347,7 @@
           <w:sz w:val="24"/>
           <w:lang w:eastAsia="zh-CN"/>
         </w:rPr>
+        <w:t>本地样章标题</w:t>
       </w:r>
       <w:proofErr w:type="gramEnd"/>
       <w:r>
@@ -1345,6 +1356,7 @@
           <w:sz w:val="24"/>
           <w:lang w:eastAsia="zh-CN"/>
         </w:rPr>
+        <w:t>与站点密钥，不返回正文。</w:t>
       </w:r>
     </w:p>
     <w:p>
@@ -1434,14 +1446,15 @@
           <w:sz w:val="24"/>
           <w:lang w:eastAsia="zh-CN"/>
         </w:rPr>
-        <w:t>• 依映射结果裁剪母版并重写cmap，输出WOFF2；空白类字符按ECMAScript正则\s原样保留于文本，以维持排版骨架。字体直通表只收录制表符、换行、回车、普通空格、不间断空格与表意空格。</w:t>
-      </w:r>
-      <w:r>
-        <w:rPr>
-          <w:rFonts w:ascii="Times New Roman" w:eastAsia="宋体" w:hAnsi="Times New Roman"/>
-          <w:sz w:val="24"/>
-          <w:lang w:eastAsia="zh-CN"/>
-        </w:rPr>
+        <w:t xml:space="preserve">• </w:t>
+      </w:r>
+      <w:r>
+        <w:rPr>
+          <w:rFonts w:ascii="Times New Roman" w:eastAsia="宋体" w:hAnsi="Times New Roman"/>
+          <w:sz w:val="24"/>
+          <w:lang w:eastAsia="zh-CN"/>
+        </w:rPr>
+        <w:t>依映射结果裁剪母版并重写</w:t>
       </w:r>
       <w:proofErr w:type="spellStart"/>
       <w:r>
@@ -1450,6 +1463,7 @@
           <w:sz w:val="24"/>
           <w:lang w:eastAsia="zh-CN"/>
         </w:rPr>
+        <w:t>cmap</w:t>
       </w:r>
       <w:proofErr w:type="spellEnd"/>
       <w:r>
@@ -1458,48 +1472,55 @@
           <w:sz w:val="24"/>
           <w:lang w:eastAsia="zh-CN"/>
         </w:rPr>
-      </w:r>
-      <w:r>
-        <w:rPr>
-          <w:rFonts w:ascii="Times New Roman" w:eastAsia="宋体" w:hAnsi="Times New Roman"/>
-          <w:sz w:val="24"/>
-          <w:lang w:eastAsia="zh-CN"/>
-        </w:rPr>
-      </w:r>
-      <w:r>
-        <w:rPr>
-          <w:rFonts w:ascii="Times New Roman" w:eastAsia="宋体" w:hAnsi="Times New Roman"/>
-          <w:sz w:val="24"/>
-          <w:lang w:eastAsia="zh-CN"/>
-        </w:rPr>
-      </w:r>
-      <w:r>
-        <w:rPr>
-          <w:rFonts w:ascii="Times New Roman" w:eastAsia="宋体" w:hAnsi="Times New Roman"/>
-          <w:sz w:val="24"/>
-          <w:lang w:eastAsia="zh-CN"/>
-        </w:rPr>
-      </w:r>
-      <w:r>
-        <w:rPr>
-          <w:rFonts w:ascii="Times New Roman" w:eastAsia="宋体" w:hAnsi="Times New Roman"/>
-          <w:sz w:val="24"/>
-          <w:lang w:eastAsia="zh-CN"/>
-        </w:rPr>
-      </w:r>
-      <w:r>
-        <w:rPr>
-          <w:rFonts w:ascii="Times New Roman" w:eastAsia="宋体" w:hAnsi="Times New Roman"/>
-          <w:sz w:val="24"/>
-          <w:lang w:eastAsia="zh-CN"/>
-        </w:rPr>
-      </w:r>
-      <w:r>
-        <w:rPr>
-          <w:rFonts w:ascii="Times New Roman" w:eastAsia="宋体" w:hAnsi="Times New Roman"/>
-          <w:sz w:val="24"/>
-          <w:lang w:eastAsia="zh-CN"/>
-        </w:rPr>
+        <w:t>，输出</w:t>
+      </w:r>
+      <w:r>
+        <w:rPr>
+          <w:rFonts w:ascii="Times New Roman" w:eastAsia="宋体" w:hAnsi="Times New Roman"/>
+          <w:sz w:val="24"/>
+          <w:lang w:eastAsia="zh-CN"/>
+        </w:rPr>
+        <w:t>WOFF2</w:t>
+      </w:r>
+      <w:r>
+        <w:rPr>
+          <w:rFonts w:ascii="Times New Roman" w:eastAsia="宋体" w:hAnsi="Times New Roman"/>
+          <w:sz w:val="24"/>
+          <w:lang w:eastAsia="zh-CN"/>
+        </w:rPr>
+        <w:t>；空白类字符按</w:t>
+      </w:r>
+      <w:r>
+        <w:rPr>
+          <w:rFonts w:ascii="Times New Roman" w:eastAsia="宋体" w:hAnsi="Times New Roman"/>
+          <w:sz w:val="24"/>
+          <w:lang w:eastAsia="zh-CN"/>
+        </w:rPr>
+        <w:t>ECMAScript</w:t>
+      </w:r>
+      <w:r>
+        <w:rPr>
+          <w:rFonts w:ascii="Times New Roman" w:eastAsia="宋体" w:hAnsi="Times New Roman"/>
+          <w:sz w:val="24"/>
+          <w:lang w:eastAsia="zh-CN"/>
+        </w:rPr>
+        <w:t>正则</w:t>
+      </w:r>
+      <w:r>
+        <w:rPr>
+          <w:rFonts w:ascii="Times New Roman" w:eastAsia="宋体" w:hAnsi="Times New Roman"/>
+          <w:sz w:val="24"/>
+          <w:lang w:eastAsia="zh-CN"/>
+        </w:rPr>
+        <w:t>\s</w:t>
+      </w:r>
+      <w:r>
+        <w:rPr>
+          <w:rFonts w:ascii="Times New Roman" w:eastAsia="宋体" w:hAnsi="Times New Roman"/>
+          <w:sz w:val="24"/>
+          <w:lang w:eastAsia="zh-CN"/>
+        </w:rPr>
+        <w:t>原样保留于文本，以维持排版骨架。字体直通表只收录制表符、换行、回车、普通空格、不间断空格与表意空格。</w:t>
       </w:r>
     </w:p>
     <w:p>
@@ -1516,28 +1537,47 @@
           <w:sz w:val="24"/>
           <w:lang w:eastAsia="zh-CN"/>
         </w:rPr>
-        <w:t>• 超文本结构与文本节点分离处理：标签及安全属性得以保留，仅对文本节点及图像alt实施编码，title等其余属性予以丢弃。</w:t>
-      </w:r>
-      <w:r>
-        <w:rPr>
-          <w:rFonts w:ascii="Times New Roman" w:eastAsia="宋体" w:hAnsi="Times New Roman"/>
-          <w:sz w:val="24"/>
-          <w:lang w:eastAsia="zh-CN"/>
-        </w:rPr>
-      </w:r>
-      <w:r>
-        <w:rPr>
-          <w:rFonts w:ascii="Times New Roman" w:eastAsia="宋体" w:hAnsi="Times New Roman"/>
-          <w:sz w:val="24"/>
-          <w:lang w:eastAsia="zh-CN"/>
-        </w:rPr>
-      </w:r>
-      <w:r>
-        <w:rPr>
-          <w:rFonts w:ascii="Times New Roman" w:eastAsia="宋体" w:hAnsi="Times New Roman"/>
-          <w:sz w:val="24"/>
-          <w:lang w:eastAsia="zh-CN"/>
-        </w:rPr>
+        <w:t xml:space="preserve">• </w:t>
+      </w:r>
+      <w:r>
+        <w:rPr>
+          <w:rFonts w:ascii="Times New Roman" w:eastAsia="宋体" w:hAnsi="Times New Roman"/>
+          <w:sz w:val="24"/>
+          <w:lang w:eastAsia="zh-CN"/>
+        </w:rPr>
+        <w:t>超文本结构与文本节点分离处理：标签及安全属性得以保留，仅对文本节点及图像</w:t>
+      </w:r>
+      <w:r>
+        <w:rPr>
+          <w:rFonts w:ascii="Times New Roman" w:eastAsia="宋体" w:hAnsi="Times New Roman"/>
+          <w:sz w:val="24"/>
+          <w:lang w:eastAsia="zh-CN"/>
+        </w:rPr>
+        <w:t>alt</w:t>
+      </w:r>
+      <w:r>
+        <w:rPr>
+          <w:rFonts w:ascii="Times New Roman" w:eastAsia="宋体" w:hAnsi="Times New Roman"/>
+          <w:sz w:val="24"/>
+          <w:lang w:eastAsia="zh-CN"/>
+        </w:rPr>
+        <w:t>实施编码，</w:t>
+      </w:r>
+      <w:r>
+        <w:rPr>
+          <w:rFonts w:ascii="Times New Roman" w:eastAsia="宋体" w:hAnsi="Times New Roman"/>
+          <w:sz w:val="24"/>
+          <w:lang w:eastAsia="zh-CN"/>
+        </w:rPr>
+        <w:t>title</w:t>
+      </w:r>
+      <w:r>
+        <w:rPr>
+          <w:rFonts w:ascii="Times New Roman" w:eastAsia="宋体" w:hAnsi="Times New Roman"/>
+          <w:sz w:val="24"/>
+          <w:lang w:eastAsia="zh-CN"/>
+        </w:rPr>
+        <w:t>等其余属性予以丢弃。</w:t>
       </w:r>
     </w:p>
     <w:p>
@@ -1554,42 +1594,79 @@
           <w:sz w:val="24"/>
           <w:lang w:eastAsia="zh-CN"/>
         </w:rPr>
-        <w:t>• 阅读器页面须成功加载专用字体后方可呈现正文；失败时提示“内容无法显示”，缺少章节标识时提示“缺少章节”，禁止回退明文。</w:t>
-      </w:r>
-      <w:r>
-        <w:rPr>
-          <w:rFonts w:ascii="Times New Roman" w:eastAsia="宋体" w:hAnsi="Times New Roman"/>
-          <w:sz w:val="24"/>
-          <w:lang w:eastAsia="zh-CN"/>
-        </w:rPr>
-      </w:r>
-      <w:r>
-        <w:rPr>
-          <w:rFonts w:ascii="Times New Roman" w:eastAsia="宋体" w:hAnsi="Times New Roman"/>
-          <w:sz w:val="24"/>
-          <w:lang w:eastAsia="zh-CN"/>
-        </w:rPr>
-      </w:r>
-      <w:r>
-        <w:rPr>
-          <w:rFonts w:ascii="Times New Roman" w:eastAsia="宋体" w:hAnsi="Times New Roman"/>
-          <w:sz w:val="24"/>
-          <w:lang w:eastAsia="zh-CN"/>
-        </w:rPr>
-      </w:r>
-      <w:r>
-        <w:rPr>
-          <w:rFonts w:ascii="Times New Roman" w:eastAsia="宋体" w:hAnsi="Times New Roman"/>
-          <w:sz w:val="24"/>
-          <w:lang w:eastAsia="zh-CN"/>
-        </w:rPr>
-      </w:r>
-      <w:r>
-        <w:rPr>
-          <w:rFonts w:ascii="Times New Roman" w:eastAsia="宋体" w:hAnsi="Times New Roman"/>
-          <w:sz w:val="24"/>
-          <w:lang w:eastAsia="zh-CN"/>
-        </w:rPr>
+        <w:t xml:space="preserve">• </w:t>
+      </w:r>
+      <w:r>
+        <w:rPr>
+          <w:rFonts w:ascii="Times New Roman" w:eastAsia="宋体" w:hAnsi="Times New Roman"/>
+          <w:sz w:val="24"/>
+          <w:lang w:eastAsia="zh-CN"/>
+        </w:rPr>
+        <w:t>阅读器页面须成功加载专用字体后方可呈现正文；失败时提示</w:t>
+      </w:r>
+      <w:r>
+        <w:rPr>
+          <w:rFonts w:ascii="Times New Roman" w:eastAsia="宋体" w:hAnsi="Times New Roman"/>
+          <w:sz w:val="24"/>
+          <w:lang w:eastAsia="zh-CN"/>
+        </w:rPr>
+        <w:t>“</w:t>
+      </w:r>
+      <w:r>
+        <w:rPr>
+          <w:rFonts w:ascii="Times New Roman" w:eastAsia="宋体" w:hAnsi="Times New Roman"/>
+          <w:sz w:val="24"/>
+          <w:lang w:eastAsia="zh-CN"/>
+        </w:rPr>
+        <w:t>内容无法显示</w:t>
+      </w:r>
+      <w:r>
+        <w:rPr>
+          <w:rFonts w:ascii="Times New Roman" w:eastAsia="宋体" w:hAnsi="Times New Roman"/>
+          <w:sz w:val="24"/>
+          <w:lang w:eastAsia="zh-CN"/>
+        </w:rPr>
+        <w:t>”</w:t>
+      </w:r>
+      <w:r>
+        <w:rPr>
+          <w:rFonts w:ascii="Times New Roman" w:eastAsia="宋体" w:hAnsi="Times New Roman"/>
+          <w:sz w:val="24"/>
+          <w:lang w:eastAsia="zh-CN"/>
+        </w:rPr>
+        <w:t>，缺少章节标识时提示</w:t>
+      </w:r>
+      <w:r>
+        <w:rPr>
+          <w:rFonts w:ascii="Times New Roman" w:eastAsia="宋体" w:hAnsi="Times New Roman"/>
+          <w:sz w:val="24"/>
+          <w:lang w:eastAsia="zh-CN"/>
+        </w:rPr>
+        <w:t>“</w:t>
+      </w:r>
+      <w:r>
+        <w:rPr>
+          <w:rFonts w:ascii="Times New Roman" w:eastAsia="宋体" w:hAnsi="Times New Roman"/>
+          <w:sz w:val="24"/>
+          <w:lang w:eastAsia="zh-CN"/>
+        </w:rPr>
+        <w:t>缺少章节</w:t>
+      </w:r>
+      <w:r>
+        <w:rPr>
+          <w:rFonts w:ascii="Times New Roman" w:eastAsia="宋体" w:hAnsi="Times New Roman"/>
+          <w:sz w:val="24"/>
+          <w:lang w:eastAsia="zh-CN"/>
+        </w:rPr>
+        <w:t>”</w:t>
+      </w:r>
+      <w:r>
+        <w:rPr>
+          <w:rFonts w:ascii="Times New Roman" w:eastAsia="宋体" w:hAnsi="Times New Roman"/>
+          <w:sz w:val="24"/>
+          <w:lang w:eastAsia="zh-CN"/>
+        </w:rPr>
+        <w:t>，禁止回退明文。</w:t>
       </w:r>
     </w:p>
     <w:p>
@@ -1940,14 +2017,15 @@
           <w:sz w:val="24"/>
           <w:lang w:eastAsia="zh-CN"/>
         </w:rPr>
-        <w:t>• 阅读器表现层：字号在十六至三十二像素间调节，默认二十像素，每次步进二像素；深浅主题；失败关闭。偏好存于本地存储且不持久化章节文本。</w:t>
-      </w:r>
-      <w:r>
-        <w:rPr>
-          <w:rFonts w:ascii="Times New Roman" w:eastAsia="宋体" w:hAnsi="Times New Roman"/>
-          <w:sz w:val="24"/>
-          <w:lang w:eastAsia="zh-CN"/>
-        </w:rPr>
+        <w:t xml:space="preserve">• </w:t>
+      </w:r>
+      <w:r>
+        <w:rPr>
+          <w:rFonts w:ascii="Times New Roman" w:eastAsia="宋体" w:hAnsi="Times New Roman"/>
+          <w:sz w:val="24"/>
+          <w:lang w:eastAsia="zh-CN"/>
+        </w:rPr>
+        <w:t>阅读器表现层：字号在十六至三十二像素间调节，默认二十像素，每次步进二像素；深浅主题；失败关闭。偏好存于本地存储且</w:t>
       </w:r>
       <w:proofErr w:type="gramStart"/>
       <w:r>
@@ -1956,6 +2034,7 @@
           <w:sz w:val="24"/>
           <w:lang w:eastAsia="zh-CN"/>
         </w:rPr>
+        <w:t>不</w:t>
       </w:r>
       <w:proofErr w:type="gramEnd"/>
       <w:r>
@@ -1964,6 +2043,7 @@
           <w:sz w:val="24"/>
           <w:lang w:eastAsia="zh-CN"/>
         </w:rPr>
+        <w:t>持久化章节文本。</w:t>
       </w:r>
     </w:p>
     <w:p>
@@ -2023,6 +2103,7 @@
           <w:sz w:val="24"/>
           <w:lang w:eastAsia="zh-CN"/>
         </w:rPr>
+        <w:lastRenderedPageBreak/>
         <w:t xml:space="preserve">• </w:t>
       </w:r>
       <w:r>
@@ -2100,14 +2181,15 @@
           <w:sz w:val="24"/>
           <w:lang w:eastAsia="zh-CN"/>
         </w:rPr>
-        <w:t>• 远程稿件适配与修订失效：本地样章未命中时按文章编号拉取超文本，剥离危险标记后进入编码流水线，且每次解析回源。字体缓存键为章节标识加修订号；修订号取更新时间，更新时间与创建时间皆无则取内容摘要。</w:t>
-      </w:r>
-      <w:r>
-        <w:rPr>
-          <w:rFonts w:ascii="Times New Roman" w:eastAsia="宋体" w:hAnsi="Times New Roman"/>
-          <w:sz w:val="24"/>
-          <w:lang w:eastAsia="zh-CN"/>
-        </w:rPr>
+        <w:t xml:space="preserve">• </w:t>
+      </w:r>
+      <w:r>
+        <w:rPr>
+          <w:rFonts w:ascii="Times New Roman" w:eastAsia="宋体" w:hAnsi="Times New Roman"/>
+          <w:sz w:val="24"/>
+          <w:lang w:eastAsia="zh-CN"/>
+        </w:rPr>
+        <w:t>远程稿件适配与修订失效：本地样章未命中时按文章编号拉取超文本，剥离危险标记后进入编码流水线，且每次解析回源。字体缓存键为章节标识加修订号；修订号取更新时间，更新时间与创建时间皆无则</w:t>
       </w:r>
       <w:proofErr w:type="gramStart"/>
       <w:r>
@@ -2116,6 +2198,7 @@
           <w:sz w:val="24"/>
           <w:lang w:eastAsia="zh-CN"/>
         </w:rPr>
+        <w:t>取内容</w:t>
       </w:r>
       <w:proofErr w:type="gramEnd"/>
       <w:r>
@@ -2124,22 +2207,7 @@
           <w:sz w:val="24"/>
           <w:lang w:eastAsia="zh-CN"/>
         </w:rPr>
-      </w:r>
-      <w:proofErr w:type="gramStart"/>
-      <w:r>
-        <w:rPr>
-          <w:rFonts w:ascii="Times New Roman" w:eastAsia="宋体" w:hAnsi="Times New Roman"/>
-          <w:sz w:val="24"/>
-          <w:lang w:eastAsia="zh-CN"/>
-        </w:rPr>
-      </w:r>
-      <w:proofErr w:type="gramEnd"/>
-      <w:r>
-        <w:rPr>
-          <w:rFonts w:ascii="Times New Roman" w:eastAsia="宋体" w:hAnsi="Times New Roman"/>
-          <w:sz w:val="24"/>
-          <w:lang w:eastAsia="zh-CN"/>
-        </w:rPr>
+        <w:t>摘要。</w:t>
       </w:r>
     </w:p>
     <w:p>
@@ -2156,14 +2224,15 @@
           <w:sz w:val="24"/>
           <w:lang w:eastAsia="zh-CN"/>
         </w:rPr>
-        <w:t>• 访问控制：源白名单、可选站点密钥、按客户端地址之固定六十秒窗口限流，默认每分钟二百四十次，窗口届满后重新计数。</w:t>
-      </w:r>
-      <w:r>
-        <w:rPr>
-          <w:rFonts w:ascii="Times New Roman" w:eastAsia="宋体" w:hAnsi="Times New Roman"/>
-          <w:sz w:val="24"/>
-          <w:lang w:eastAsia="zh-CN"/>
-        </w:rPr>
+        <w:t xml:space="preserve">• </w:t>
+      </w:r>
+      <w:r>
+        <w:rPr>
+          <w:rFonts w:ascii="Times New Roman" w:eastAsia="宋体" w:hAnsi="Times New Roman"/>
+          <w:sz w:val="24"/>
+          <w:lang w:eastAsia="zh-CN"/>
+        </w:rPr>
+        <w:t>访问控制：</w:t>
       </w:r>
       <w:proofErr w:type="gramStart"/>
       <w:r>
@@ -2172,6 +2241,7 @@
           <w:sz w:val="24"/>
           <w:lang w:eastAsia="zh-CN"/>
         </w:rPr>
+        <w:t>源白名单</w:t>
       </w:r>
       <w:proofErr w:type="gramEnd"/>
       <w:r>
@@ -2180,6 +2250,7 @@
           <w:sz w:val="24"/>
           <w:lang w:eastAsia="zh-CN"/>
         </w:rPr>
+        <w:t>、可选站点密钥、按客户端地址之固定六十秒窗口限流，默认每分钟二百四十次，窗口届满后重新计数。</w:t>
       </w:r>
     </w:p>
     <w:p>
@@ -2433,73 +2504,98 @@
           <w:rFonts w:ascii="Times New Roman" w:eastAsia="宋体" w:hAnsi="Times New Roman"/>
           <w:sz w:val="24"/>
         </w:rPr>
-        <w:t>• 运行时：Node.js 18及以上；字体依赖可在Python 3.8及以上安装，本软件以Python 3.10及以上为部署基线，依赖fonttools及brotli以写出WOFF2。</w:t>
-      </w:r>
-      <w:r>
-        <w:rPr>
-          <w:rFonts w:ascii="Times New Roman" w:eastAsia="宋体" w:hAnsi="Times New Roman"/>
-          <w:sz w:val="24"/>
-        </w:rPr>
-      </w:r>
-      <w:r>
-        <w:rPr>
-          <w:rFonts w:ascii="Times New Roman" w:eastAsia="宋体" w:hAnsi="Times New Roman"/>
-          <w:sz w:val="24"/>
-        </w:rPr>
-      </w:r>
-      <w:r>
-        <w:rPr>
-          <w:rFonts w:ascii="Times New Roman" w:eastAsia="宋体" w:hAnsi="Times New Roman"/>
-          <w:sz w:val="24"/>
-        </w:rPr>
-      </w:r>
-      <w:r>
-        <w:rPr>
-          <w:rFonts w:ascii="Times New Roman" w:eastAsia="宋体" w:hAnsi="Times New Roman"/>
-          <w:sz w:val="24"/>
-        </w:rPr>
-      </w:r>
-      <w:r>
-        <w:rPr>
-          <w:rFonts w:ascii="Times New Roman" w:eastAsia="宋体" w:hAnsi="Times New Roman"/>
-          <w:sz w:val="24"/>
-        </w:rPr>
-      </w:r>
-      <w:r>
-        <w:rPr>
-          <w:rFonts w:ascii="Times New Roman" w:eastAsia="宋体" w:hAnsi="Times New Roman"/>
-          <w:sz w:val="24"/>
-        </w:rPr>
-      </w:r>
-      <w:r>
-        <w:rPr>
-          <w:rFonts w:ascii="Times New Roman" w:eastAsia="宋体" w:hAnsi="Times New Roman"/>
-          <w:sz w:val="24"/>
-        </w:rPr>
-      </w:r>
-      <w:r>
-        <w:rPr>
-          <w:rFonts w:ascii="Times New Roman" w:eastAsia="宋体" w:hAnsi="Times New Roman"/>
-          <w:sz w:val="24"/>
-        </w:rPr>
-      </w:r>
-      <w:r>
-        <w:rPr>
-          <w:rFonts w:ascii="Times New Roman" w:eastAsia="宋体" w:hAnsi="Times New Roman"/>
-          <w:sz w:val="24"/>
-        </w:rPr>
-      </w:r>
-      <w:r>
-        <w:rPr>
-          <w:rFonts w:ascii="Times New Roman" w:eastAsia="宋体" w:hAnsi="Times New Roman"/>
-          <w:sz w:val="24"/>
-        </w:rPr>
-      </w:r>
-      <w:r>
-        <w:rPr>
-          <w:rFonts w:ascii="Times New Roman" w:eastAsia="宋体" w:hAnsi="Times New Roman"/>
-          <w:sz w:val="24"/>
-        </w:rPr>
+        <w:t xml:space="preserve">• </w:t>
+      </w:r>
+      <w:r>
+        <w:rPr>
+          <w:rFonts w:ascii="Times New Roman" w:eastAsia="宋体" w:hAnsi="Times New Roman"/>
+          <w:sz w:val="24"/>
+        </w:rPr>
+        <w:t>运行时：</w:t>
+      </w:r>
+      <w:r>
+        <w:rPr>
+          <w:rFonts w:ascii="Times New Roman" w:eastAsia="宋体" w:hAnsi="Times New Roman"/>
+          <w:sz w:val="24"/>
+        </w:rPr>
+        <w:t>Node.js 18</w:t>
+      </w:r>
+      <w:r>
+        <w:rPr>
+          <w:rFonts w:ascii="Times New Roman" w:eastAsia="宋体" w:hAnsi="Times New Roman"/>
+          <w:sz w:val="24"/>
+        </w:rPr>
+        <w:t>及以上；字体依赖可在</w:t>
+      </w:r>
+      <w:r>
+        <w:rPr>
+          <w:rFonts w:ascii="Times New Roman" w:eastAsia="宋体" w:hAnsi="Times New Roman"/>
+          <w:sz w:val="24"/>
+        </w:rPr>
+        <w:t>Python 3.8</w:t>
+      </w:r>
+      <w:r>
+        <w:rPr>
+          <w:rFonts w:ascii="Times New Roman" w:eastAsia="宋体" w:hAnsi="Times New Roman"/>
+          <w:sz w:val="24"/>
+        </w:rPr>
+        <w:t>及以上安装，本软件以</w:t>
+      </w:r>
+      <w:r>
+        <w:rPr>
+          <w:rFonts w:ascii="Times New Roman" w:eastAsia="宋体" w:hAnsi="Times New Roman"/>
+          <w:sz w:val="24"/>
+        </w:rPr>
+        <w:t>Python 3.10</w:t>
+      </w:r>
+      <w:r>
+        <w:rPr>
+          <w:rFonts w:ascii="Times New Roman" w:eastAsia="宋体" w:hAnsi="Times New Roman"/>
+          <w:sz w:val="24"/>
+        </w:rPr>
+        <w:t>及以上为部署基线，依赖</w:t>
+      </w:r>
+      <w:r>
+        <w:rPr>
+          <w:rFonts w:ascii="Times New Roman" w:eastAsia="宋体" w:hAnsi="Times New Roman"/>
+          <w:sz w:val="24"/>
+        </w:rPr>
+        <w:t>fonttools</w:t>
+      </w:r>
+      <w:r>
+        <w:rPr>
+          <w:rFonts w:ascii="Times New Roman" w:eastAsia="宋体" w:hAnsi="Times New Roman"/>
+          <w:sz w:val="24"/>
+        </w:rPr>
+        <w:t>及</w:t>
+      </w:r>
+      <w:r>
+        <w:rPr>
+          <w:rFonts w:ascii="Times New Roman" w:eastAsia="宋体" w:hAnsi="Times New Roman"/>
+          <w:sz w:val="24"/>
+        </w:rPr>
+        <w:t>brotli</w:t>
+      </w:r>
+      <w:r>
+        <w:rPr>
+          <w:rFonts w:ascii="Times New Roman" w:eastAsia="宋体" w:hAnsi="Times New Roman"/>
+          <w:sz w:val="24"/>
+        </w:rPr>
+        <w:t>以写出</w:t>
+      </w:r>
+      <w:r>
+        <w:rPr>
+          <w:rFonts w:ascii="Times New Roman" w:eastAsia="宋体" w:hAnsi="Times New Roman"/>
+          <w:sz w:val="24"/>
+        </w:rPr>
+        <w:t>WOFF2</w:t>
+      </w:r>
+      <w:r>
+        <w:rPr>
+          <w:rFonts w:ascii="Times New Roman" w:eastAsia="宋体" w:hAnsi="Times New Roman"/>
+          <w:sz w:val="24"/>
+        </w:rPr>
+        <w:t>。</w:t>
       </w:r>
     </w:p>
     <w:p>
@@ -2815,6 +2911,7 @@
       <w:pPr>
         <w:spacing w:before="200" w:after="120" w:line="480" w:lineRule="exact"/>
         <w:rPr>
+          <w:rFonts w:eastAsia="宋体" w:hint="eastAsia"/>
           <w:lang w:eastAsia="zh-CN"/>
         </w:rPr>
       </w:pPr>
@@ -2825,6 +2922,7 @@
           <w:sz w:val="26"/>
           <w:lang w:eastAsia="zh-CN"/>
         </w:rPr>
+        <w:lastRenderedPageBreak/>
         <w:t xml:space="preserve">3.1 </w:t>
       </w:r>
       <w:r>
@@ -2842,41 +2940,28 @@
         <w:spacing w:after="120" w:line="440" w:lineRule="exact"/>
         <w:ind w:firstLine="420"/>
         <w:rPr>
+          <w:rFonts w:eastAsia="宋体"/>
+          <w:lang w:eastAsia="zh-CN"/>
+        </w:rPr>
+      </w:pPr>
+      <w:r>
+        <w:rPr>
           <w:rFonts w:ascii="Times New Roman" w:eastAsia="宋体" w:hAnsi="Times New Roman"/>
           <w:noProof/>
           <w:sz w:val="24"/>
           <w:lang w:eastAsia="zh-CN"/>
         </w:rPr>
-      </w:pPr>
-    </w:p>
-    <w:p>
-      <w:pPr>
-        <w:spacing w:after="120" w:line="440" w:lineRule="exact"/>
-        <w:ind w:firstLine="420"/>
-        <w:rPr>
-          <w:rFonts w:eastAsia="宋体"/>
-          <w:lang w:eastAsia="zh-CN"/>
-        </w:rPr>
-      </w:pPr>
-      <w:r>
-        <w:rPr>
-          <w:rFonts w:ascii="Times New Roman" w:eastAsia="宋体" w:hAnsi="Times New Roman"/>
-          <w:noProof/>
-          <w:sz w:val="24"/>
-          <w:lang w:eastAsia="zh-CN"/>
-        </w:rPr>
-        <w:lastRenderedPageBreak/>
         <w:drawing>
-          <wp:anchor distT="0" distB="0" distL="114300" distR="114300" simplePos="0" relativeHeight="251657216" behindDoc="0" locked="0" layoutInCell="1" allowOverlap="1" wp14:anchorId="33EE2457" wp14:editId="186FB9C7">
+          <wp:anchor distT="0" distB="0" distL="114300" distR="114300" simplePos="0" relativeHeight="251657216" behindDoc="0" locked="0" layoutInCell="1" allowOverlap="1" wp14:anchorId="33EE2457" wp14:editId="12E6B459">
             <wp:simplePos x="0" y="0"/>
             <wp:positionH relativeFrom="column">
-              <wp:posOffset>9525</wp:posOffset>
+              <wp:posOffset>0</wp:posOffset>
             </wp:positionH>
             <wp:positionV relativeFrom="paragraph">
-              <wp:posOffset>923925</wp:posOffset>
+              <wp:posOffset>916940</wp:posOffset>
             </wp:positionV>
-            <wp:extent cx="5727700" cy="5008157"/>
-            <wp:effectExtent l="0" t="0" r="6350" b="0"/>
+            <wp:extent cx="5734050" cy="5730875"/>
+            <wp:effectExtent l="0" t="0" r="0" b="3175"/>
             <wp:wrapTopAndBottom/>
             <wp:docPr id="1530367660" name="图片 1"/>
             <wp:cNvGraphicFramePr>
@@ -2899,14 +2984,13 @@
                         </a:ext>
                       </a:extLst>
                     </a:blip>
-                    <a:stretch>
-                      <a:fillRect/>
-                    </a:stretch>
+                    <a:srcRect l="7319" r="5200"/>
+                    <a:stretch/>
                   </pic:blipFill>
                   <pic:spPr bwMode="auto">
                     <a:xfrm>
                       <a:off x="0" y="0"/>
-                      <a:ext cx="5727700" cy="5008157"/>
+                      <a:ext cx="5734050" cy="5730875"/>
                     </a:xfrm>
                     <a:prstGeom prst="rect">
                       <a:avLst/>
@@ -2939,8 +3023,18 @@
           <w:sz w:val="24"/>
           <w:lang w:eastAsia="zh-CN"/>
         </w:rPr>
-        <w:t>本软件在仓库内划分为三个可独立验证之软件包，并与宿主保持权限边界：工具链包</w:t>
-      </w:r>
+        <w:t>本软件在仓库内划分为三个可独立验证之软件包，并与宿主保持权限边界：</w:t>
+      </w:r>
+      <w:proofErr w:type="gramStart"/>
+      <w:r>
+        <w:rPr>
+          <w:rFonts w:ascii="Times New Roman" w:eastAsia="宋体" w:hAnsi="Times New Roman"/>
+          <w:sz w:val="24"/>
+          <w:lang w:eastAsia="zh-CN"/>
+        </w:rPr>
+        <w:t>工具链包</w:t>
+      </w:r>
+      <w:proofErr w:type="gramEnd"/>
       <w:r>
         <w:rPr>
           <w:rFonts w:ascii="Times New Roman" w:eastAsia="宋体" w:hAnsi="Times New Roman"/>
@@ -2981,8 +3075,18 @@
           <w:sz w:val="24"/>
           <w:lang w:eastAsia="zh-CN"/>
         </w:rPr>
-        <w:t>持有明文之短暂驻留权；表现层包</w:t>
-      </w:r>
+        <w:t>持有明文之短暂驻留权；</w:t>
+      </w:r>
+      <w:proofErr w:type="gramStart"/>
+      <w:r>
+        <w:rPr>
+          <w:rFonts w:ascii="Times New Roman" w:eastAsia="宋体" w:hAnsi="Times New Roman"/>
+          <w:sz w:val="24"/>
+          <w:lang w:eastAsia="zh-CN"/>
+        </w:rPr>
+        <w:t>表现层包</w:t>
+      </w:r>
+      <w:proofErr w:type="gramEnd"/>
       <w:r>
         <w:rPr>
           <w:rFonts w:ascii="Times New Roman" w:eastAsia="宋体" w:hAnsi="Times New Roman"/>
@@ -3088,7 +3192,6 @@
           <w:sz w:val="26"/>
           <w:lang w:eastAsia="zh-CN"/>
         </w:rPr>
-        <w:lastRenderedPageBreak/>
         <w:t xml:space="preserve">3.2 </w:t>
       </w:r>
       <w:r>
@@ -3131,7 +3234,16 @@
           <w:sz w:val="24"/>
           <w:lang w:eastAsia="zh-CN"/>
         </w:rPr>
-        <w:t>标量值，同时提供一张仅在这些新标量值上绘制正确轮廓的字体。于是：在加载该字体的排版引擎中，读者获得正常字形；在未加载该字体或仅提取码位的采集程序中，得到的是私有区字符，不能直接当作自然语言正文使用。</w:t>
+        <w:t>标量值，同时提供一张仅在这些新标量值上绘制正确轮廓</w:t>
+      </w:r>
+      <w:r>
+        <w:rPr>
+          <w:rFonts w:ascii="Times New Roman" w:eastAsia="宋体" w:hAnsi="Times New Roman"/>
+          <w:sz w:val="24"/>
+          <w:lang w:eastAsia="zh-CN"/>
+        </w:rPr>
+        <w:lastRenderedPageBreak/>
+        <w:t>的字体。于是：在加载该字体的排版引擎中，读者获得正常字形；在未加载该字体或仅提取码位的采集程序中，得到的是私有区字符，不能直接当作自然语言正文使用。</w:t>
       </w:r>
     </w:p>
     <w:p>
@@ -3261,7 +3373,31 @@
           <w:sz w:val="24"/>
           <w:lang w:eastAsia="zh-CN"/>
         </w:rPr>
-        <w:t>私有区长度为六千四百，索引</w:t>
+        <w:t>私有区长度为</w:t>
+      </w:r>
+      <w:r>
+        <w:rPr>
+          <w:rFonts w:ascii="Times New Roman" w:eastAsia="宋体" w:hAnsi="Times New Roman" w:hint="eastAsia"/>
+          <w:sz w:val="24"/>
+          <w:lang w:eastAsia="zh-CN"/>
+        </w:rPr>
+        <w:t>6</w:t>
+      </w:r>
+      <w:r>
+        <w:rPr>
+          <w:rFonts w:ascii="Times New Roman" w:eastAsia="宋体" w:hAnsi="Times New Roman"/>
+          <w:sz w:val="24"/>
+          <w:lang w:eastAsia="zh-CN"/>
+        </w:rPr>
+        <w:t>400</w:t>
+      </w:r>
+      <w:r>
+        <w:rPr>
+          <w:rFonts w:ascii="Times New Roman" w:eastAsia="宋体" w:hAnsi="Times New Roman"/>
+          <w:sz w:val="24"/>
+          <w:lang w:eastAsia="zh-CN"/>
+        </w:rPr>
+        <w:t>，索引</w:t>
       </w:r>
       <w:r>
         <w:rPr>
@@ -3360,21 +3496,87 @@
           <w:sz w:val="24"/>
           <w:lang w:eastAsia="zh-CN"/>
         </w:rPr>
-        <w:t>编码与失败断言。编码函数对直通字符原样写出，其余替换为映射后的私有区字符。服务端在外发前检查编码结果之可见文本是否仍含U+3400至U+9FFF（CJK扩展A与基本统一汉字）之字符；若仍含，则视为流水线失败，避免半编码泄漏。该断言不含扩展B与兼容汉字；正常映射会替换全部非空白字符，此检查仅为兜底。</w:t>
-      </w:r>
-      <w:r>
-        <w:rPr>
-          <w:rFonts w:ascii="Times New Roman" w:eastAsia="宋体" w:hAnsi="Times New Roman"/>
-          <w:sz w:val="24"/>
-          <w:lang w:eastAsia="zh-CN"/>
-        </w:rPr>
-      </w:r>
-      <w:r>
-        <w:rPr>
-          <w:rFonts w:ascii="Times New Roman" w:eastAsia="宋体" w:hAnsi="Times New Roman"/>
-          <w:sz w:val="24"/>
-          <w:lang w:eastAsia="zh-CN"/>
-        </w:rPr>
+        <w:t>编码与失败断言。编码函数对直通字符原样写出，其余替换为映射后的私有区字符。服务端在外发前检查编码结果之可见文本是否仍含</w:t>
+      </w:r>
+      <w:r>
+        <w:rPr>
+          <w:rFonts w:ascii="Times New Roman" w:eastAsia="宋体" w:hAnsi="Times New Roman"/>
+          <w:sz w:val="24"/>
+          <w:lang w:eastAsia="zh-CN"/>
+        </w:rPr>
+        <w:t>U+3400</w:t>
+      </w:r>
+      <w:r>
+        <w:rPr>
+          <w:rFonts w:ascii="Times New Roman" w:eastAsia="宋体" w:hAnsi="Times New Roman"/>
+          <w:sz w:val="24"/>
+          <w:lang w:eastAsia="zh-CN"/>
+        </w:rPr>
+        <w:t>至</w:t>
+      </w:r>
+      <w:r>
+        <w:rPr>
+          <w:rFonts w:ascii="Times New Roman" w:eastAsia="宋体" w:hAnsi="Times New Roman"/>
+          <w:sz w:val="24"/>
+          <w:lang w:eastAsia="zh-CN"/>
+        </w:rPr>
+        <w:t>U+9FFF</w:t>
+      </w:r>
+      <w:r>
+        <w:rPr>
+          <w:rFonts w:ascii="Times New Roman" w:eastAsia="宋体" w:hAnsi="Times New Roman"/>
+          <w:sz w:val="24"/>
+          <w:lang w:eastAsia="zh-CN"/>
+        </w:rPr>
+        <w:t>（</w:t>
+      </w:r>
+      <w:r>
+        <w:rPr>
+          <w:rFonts w:ascii="Times New Roman" w:eastAsia="宋体" w:hAnsi="Times New Roman"/>
+          <w:sz w:val="24"/>
+          <w:lang w:eastAsia="zh-CN"/>
+        </w:rPr>
+        <w:t>CJK</w:t>
+      </w:r>
+      <w:r>
+        <w:rPr>
+          <w:rFonts w:ascii="Times New Roman" w:eastAsia="宋体" w:hAnsi="Times New Roman"/>
+          <w:sz w:val="24"/>
+          <w:lang w:eastAsia="zh-CN"/>
+        </w:rPr>
+        <w:t>扩展</w:t>
+      </w:r>
+      <w:r>
+        <w:rPr>
+          <w:rFonts w:ascii="Times New Roman" w:eastAsia="宋体" w:hAnsi="Times New Roman"/>
+          <w:sz w:val="24"/>
+          <w:lang w:eastAsia="zh-CN"/>
+        </w:rPr>
+        <w:t>A</w:t>
+      </w:r>
+      <w:r>
+        <w:rPr>
+          <w:rFonts w:ascii="Times New Roman" w:eastAsia="宋体" w:hAnsi="Times New Roman"/>
+          <w:sz w:val="24"/>
+          <w:lang w:eastAsia="zh-CN"/>
+        </w:rPr>
+        <w:t>与基本统一汉字）之字符；若仍含，则视为流水线失败，避免半编码泄漏。该断言不含扩展</w:t>
+      </w:r>
+      <w:r>
+        <w:rPr>
+          <w:rFonts w:ascii="Times New Roman" w:eastAsia="宋体" w:hAnsi="Times New Roman"/>
+          <w:sz w:val="24"/>
+          <w:lang w:eastAsia="zh-CN"/>
+        </w:rPr>
+        <w:t>B</w:t>
+      </w:r>
+      <w:r>
+        <w:rPr>
+          <w:rFonts w:ascii="Times New Roman" w:eastAsia="宋体" w:hAnsi="Times New Roman"/>
+          <w:sz w:val="24"/>
+          <w:lang w:eastAsia="zh-CN"/>
+        </w:rPr>
+        <w:t>与兼容汉字；正常映射会替换全部非空白字符，此检查仅为兜底。</w:t>
       </w:r>
     </w:p>
     <w:p>
@@ -3393,7 +3595,351 @@
           <w:sz w:val="24"/>
           <w:lang w:eastAsia="zh-CN"/>
         </w:rPr>
-        <w:t>子集与cmap重写。将“原码位→目标码位”列表连同母版路径、新家族名、PostScript名及直通码位以JSON经标准输入交付Python脚本。脚本以TTFont读取母版，收集所需原码位与豆腐字形（U+25A1），以Subsetter裁剪，再以format 4或format 12子表替换cmap：列入直通表的U+0009、U+000A、U+000D、U+0020、U+00A0与U+3000仍指向空白等原字形；文本里其余按\s保留的空白不进入该表，由回退字体绘制，映射项将目标私有区码位指向原汉字字形；母版缺字则指向豆腐或.notdef。名称表写入前缀为pr-sess-之家族名及PrSess前缀之PostScript名，flavor设为woff2后保存。映射表不得打包进阅读器前端。</w:t>
+        <w:t>子集与</w:t>
+      </w:r>
+      <w:r>
+        <w:rPr>
+          <w:rFonts w:ascii="Times New Roman" w:eastAsia="宋体" w:hAnsi="Times New Roman"/>
+          <w:sz w:val="24"/>
+          <w:lang w:eastAsia="zh-CN"/>
+        </w:rPr>
+        <w:t>cmap</w:t>
+      </w:r>
+      <w:r>
+        <w:rPr>
+          <w:rFonts w:ascii="Times New Roman" w:eastAsia="宋体" w:hAnsi="Times New Roman"/>
+          <w:sz w:val="24"/>
+          <w:lang w:eastAsia="zh-CN"/>
+        </w:rPr>
+        <w:t>重写。将</w:t>
+      </w:r>
+      <w:r>
+        <w:rPr>
+          <w:rFonts w:ascii="Times New Roman" w:eastAsia="宋体" w:hAnsi="Times New Roman"/>
+          <w:sz w:val="24"/>
+          <w:lang w:eastAsia="zh-CN"/>
+        </w:rPr>
+        <w:t>“</w:t>
+      </w:r>
+      <w:r>
+        <w:rPr>
+          <w:rFonts w:ascii="Times New Roman" w:eastAsia="宋体" w:hAnsi="Times New Roman"/>
+          <w:sz w:val="24"/>
+          <w:lang w:eastAsia="zh-CN"/>
+        </w:rPr>
+        <w:t>原码位</w:t>
+      </w:r>
+      <w:r>
+        <w:rPr>
+          <w:rFonts w:ascii="Times New Roman" w:eastAsia="宋体" w:hAnsi="Times New Roman"/>
+          <w:sz w:val="24"/>
+          <w:lang w:eastAsia="zh-CN"/>
+        </w:rPr>
+        <w:t>→</w:t>
+      </w:r>
+      <w:r>
+        <w:rPr>
+          <w:rFonts w:ascii="Times New Roman" w:eastAsia="宋体" w:hAnsi="Times New Roman"/>
+          <w:sz w:val="24"/>
+          <w:lang w:eastAsia="zh-CN"/>
+        </w:rPr>
+        <w:t>目标码位</w:t>
+      </w:r>
+      <w:r>
+        <w:rPr>
+          <w:rFonts w:ascii="Times New Roman" w:eastAsia="宋体" w:hAnsi="Times New Roman"/>
+          <w:sz w:val="24"/>
+          <w:lang w:eastAsia="zh-CN"/>
+        </w:rPr>
+        <w:t>”</w:t>
+      </w:r>
+      <w:r>
+        <w:rPr>
+          <w:rFonts w:ascii="Times New Roman" w:eastAsia="宋体" w:hAnsi="Times New Roman"/>
+          <w:sz w:val="24"/>
+          <w:lang w:eastAsia="zh-CN"/>
+        </w:rPr>
+        <w:t>列表连同母版路径、新家族名、</w:t>
+      </w:r>
+      <w:r>
+        <w:rPr>
+          <w:rFonts w:ascii="Times New Roman" w:eastAsia="宋体" w:hAnsi="Times New Roman"/>
+          <w:sz w:val="24"/>
+          <w:lang w:eastAsia="zh-CN"/>
+        </w:rPr>
+        <w:t>PostScript</w:t>
+      </w:r>
+      <w:r>
+        <w:rPr>
+          <w:rFonts w:ascii="Times New Roman" w:eastAsia="宋体" w:hAnsi="Times New Roman"/>
+          <w:sz w:val="24"/>
+          <w:lang w:eastAsia="zh-CN"/>
+        </w:rPr>
+        <w:t>名及直通码位以</w:t>
+      </w:r>
+      <w:r>
+        <w:rPr>
+          <w:rFonts w:ascii="Times New Roman" w:eastAsia="宋体" w:hAnsi="Times New Roman"/>
+          <w:sz w:val="24"/>
+          <w:lang w:eastAsia="zh-CN"/>
+        </w:rPr>
+        <w:t>JSON</w:t>
+      </w:r>
+      <w:r>
+        <w:rPr>
+          <w:rFonts w:ascii="Times New Roman" w:eastAsia="宋体" w:hAnsi="Times New Roman"/>
+          <w:sz w:val="24"/>
+          <w:lang w:eastAsia="zh-CN"/>
+        </w:rPr>
+        <w:t>经标准输入交付</w:t>
+      </w:r>
+      <w:r>
+        <w:rPr>
+          <w:rFonts w:ascii="Times New Roman" w:eastAsia="宋体" w:hAnsi="Times New Roman"/>
+          <w:sz w:val="24"/>
+          <w:lang w:eastAsia="zh-CN"/>
+        </w:rPr>
+        <w:t>Python</w:t>
+      </w:r>
+      <w:r>
+        <w:rPr>
+          <w:rFonts w:ascii="Times New Roman" w:eastAsia="宋体" w:hAnsi="Times New Roman"/>
+          <w:sz w:val="24"/>
+          <w:lang w:eastAsia="zh-CN"/>
+        </w:rPr>
+        <w:t>脚本。脚本以</w:t>
+      </w:r>
+      <w:r>
+        <w:rPr>
+          <w:rFonts w:ascii="Times New Roman" w:eastAsia="宋体" w:hAnsi="Times New Roman"/>
+          <w:sz w:val="24"/>
+          <w:lang w:eastAsia="zh-CN"/>
+        </w:rPr>
+        <w:t>TTFont</w:t>
+      </w:r>
+      <w:r>
+        <w:rPr>
+          <w:rFonts w:ascii="Times New Roman" w:eastAsia="宋体" w:hAnsi="Times New Roman"/>
+          <w:sz w:val="24"/>
+          <w:lang w:eastAsia="zh-CN"/>
+        </w:rPr>
+        <w:t>读取母版，收集所需原码位与豆腐字形（</w:t>
+      </w:r>
+      <w:r>
+        <w:rPr>
+          <w:rFonts w:ascii="Times New Roman" w:eastAsia="宋体" w:hAnsi="Times New Roman"/>
+          <w:sz w:val="24"/>
+          <w:lang w:eastAsia="zh-CN"/>
+        </w:rPr>
+        <w:t>U+25A1</w:t>
+      </w:r>
+      <w:r>
+        <w:rPr>
+          <w:rFonts w:ascii="Times New Roman" w:eastAsia="宋体" w:hAnsi="Times New Roman"/>
+          <w:sz w:val="24"/>
+          <w:lang w:eastAsia="zh-CN"/>
+        </w:rPr>
+        <w:t>），以</w:t>
+      </w:r>
+      <w:r>
+        <w:rPr>
+          <w:rFonts w:ascii="Times New Roman" w:eastAsia="宋体" w:hAnsi="Times New Roman"/>
+          <w:sz w:val="24"/>
+          <w:lang w:eastAsia="zh-CN"/>
+        </w:rPr>
+        <w:t>Subsetter</w:t>
+      </w:r>
+      <w:r>
+        <w:rPr>
+          <w:rFonts w:ascii="Times New Roman" w:eastAsia="宋体" w:hAnsi="Times New Roman"/>
+          <w:sz w:val="24"/>
+          <w:lang w:eastAsia="zh-CN"/>
+        </w:rPr>
+        <w:t>裁剪，再以</w:t>
+      </w:r>
+      <w:r>
+        <w:rPr>
+          <w:rFonts w:ascii="Times New Roman" w:eastAsia="宋体" w:hAnsi="Times New Roman"/>
+          <w:sz w:val="24"/>
+          <w:lang w:eastAsia="zh-CN"/>
+        </w:rPr>
+        <w:t>format 4</w:t>
+      </w:r>
+      <w:r>
+        <w:rPr>
+          <w:rFonts w:ascii="Times New Roman" w:eastAsia="宋体" w:hAnsi="Times New Roman"/>
+          <w:sz w:val="24"/>
+          <w:lang w:eastAsia="zh-CN"/>
+        </w:rPr>
+        <w:t>或</w:t>
+      </w:r>
+      <w:r>
+        <w:rPr>
+          <w:rFonts w:ascii="Times New Roman" w:eastAsia="宋体" w:hAnsi="Times New Roman"/>
+          <w:sz w:val="24"/>
+          <w:lang w:eastAsia="zh-CN"/>
+        </w:rPr>
+        <w:t>format 12</w:t>
+      </w:r>
+      <w:r>
+        <w:rPr>
+          <w:rFonts w:ascii="Times New Roman" w:eastAsia="宋体" w:hAnsi="Times New Roman"/>
+          <w:sz w:val="24"/>
+          <w:lang w:eastAsia="zh-CN"/>
+        </w:rPr>
+        <w:t>子表替换</w:t>
+      </w:r>
+      <w:r>
+        <w:rPr>
+          <w:rFonts w:ascii="Times New Roman" w:eastAsia="宋体" w:hAnsi="Times New Roman"/>
+          <w:sz w:val="24"/>
+          <w:lang w:eastAsia="zh-CN"/>
+        </w:rPr>
+        <w:t>cmap</w:t>
+      </w:r>
+      <w:r>
+        <w:rPr>
+          <w:rFonts w:ascii="Times New Roman" w:eastAsia="宋体" w:hAnsi="Times New Roman"/>
+          <w:sz w:val="24"/>
+          <w:lang w:eastAsia="zh-CN"/>
+        </w:rPr>
+        <w:t>：列入直通表的</w:t>
+      </w:r>
+      <w:r>
+        <w:rPr>
+          <w:rFonts w:ascii="Times New Roman" w:eastAsia="宋体" w:hAnsi="Times New Roman"/>
+          <w:sz w:val="24"/>
+          <w:lang w:eastAsia="zh-CN"/>
+        </w:rPr>
+        <w:t>U+0009</w:t>
+      </w:r>
+      <w:r>
+        <w:rPr>
+          <w:rFonts w:ascii="Times New Roman" w:eastAsia="宋体" w:hAnsi="Times New Roman"/>
+          <w:sz w:val="24"/>
+          <w:lang w:eastAsia="zh-CN"/>
+        </w:rPr>
+        <w:t>、</w:t>
+      </w:r>
+      <w:r>
+        <w:rPr>
+          <w:rFonts w:ascii="Times New Roman" w:eastAsia="宋体" w:hAnsi="Times New Roman"/>
+          <w:sz w:val="24"/>
+          <w:lang w:eastAsia="zh-CN"/>
+        </w:rPr>
+        <w:t>U+000A</w:t>
+      </w:r>
+      <w:r>
+        <w:rPr>
+          <w:rFonts w:ascii="Times New Roman" w:eastAsia="宋体" w:hAnsi="Times New Roman"/>
+          <w:sz w:val="24"/>
+          <w:lang w:eastAsia="zh-CN"/>
+        </w:rPr>
+        <w:t>、</w:t>
+      </w:r>
+      <w:r>
+        <w:rPr>
+          <w:rFonts w:ascii="Times New Roman" w:eastAsia="宋体" w:hAnsi="Times New Roman"/>
+          <w:sz w:val="24"/>
+          <w:lang w:eastAsia="zh-CN"/>
+        </w:rPr>
+        <w:t>U+000D</w:t>
+      </w:r>
+      <w:r>
+        <w:rPr>
+          <w:rFonts w:ascii="Times New Roman" w:eastAsia="宋体" w:hAnsi="Times New Roman"/>
+          <w:sz w:val="24"/>
+          <w:lang w:eastAsia="zh-CN"/>
+        </w:rPr>
+        <w:t>、</w:t>
+      </w:r>
+      <w:r>
+        <w:rPr>
+          <w:rFonts w:ascii="Times New Roman" w:eastAsia="宋体" w:hAnsi="Times New Roman"/>
+          <w:sz w:val="24"/>
+          <w:lang w:eastAsia="zh-CN"/>
+        </w:rPr>
+        <w:t>U+0020</w:t>
+      </w:r>
+      <w:r>
+        <w:rPr>
+          <w:rFonts w:ascii="Times New Roman" w:eastAsia="宋体" w:hAnsi="Times New Roman"/>
+          <w:sz w:val="24"/>
+          <w:lang w:eastAsia="zh-CN"/>
+        </w:rPr>
+        <w:t>、</w:t>
+      </w:r>
+      <w:r>
+        <w:rPr>
+          <w:rFonts w:ascii="Times New Roman" w:eastAsia="宋体" w:hAnsi="Times New Roman"/>
+          <w:sz w:val="24"/>
+          <w:lang w:eastAsia="zh-CN"/>
+        </w:rPr>
+        <w:t>U+00A0</w:t>
+      </w:r>
+      <w:r>
+        <w:rPr>
+          <w:rFonts w:ascii="Times New Roman" w:eastAsia="宋体" w:hAnsi="Times New Roman"/>
+          <w:sz w:val="24"/>
+          <w:lang w:eastAsia="zh-CN"/>
+        </w:rPr>
+        <w:t>与</w:t>
+      </w:r>
+      <w:r>
+        <w:rPr>
+          <w:rFonts w:ascii="Times New Roman" w:eastAsia="宋体" w:hAnsi="Times New Roman"/>
+          <w:sz w:val="24"/>
+          <w:lang w:eastAsia="zh-CN"/>
+        </w:rPr>
+        <w:t>U+3000</w:t>
+      </w:r>
+      <w:r>
+        <w:rPr>
+          <w:rFonts w:ascii="Times New Roman" w:eastAsia="宋体" w:hAnsi="Times New Roman"/>
+          <w:sz w:val="24"/>
+          <w:lang w:eastAsia="zh-CN"/>
+        </w:rPr>
+        <w:t>仍指向空白等原字形；文本里其余按</w:t>
+      </w:r>
+      <w:r>
+        <w:rPr>
+          <w:rFonts w:ascii="Times New Roman" w:eastAsia="宋体" w:hAnsi="Times New Roman"/>
+          <w:sz w:val="24"/>
+          <w:lang w:eastAsia="zh-CN"/>
+        </w:rPr>
+        <w:t>\s</w:t>
+      </w:r>
+      <w:r>
+        <w:rPr>
+          <w:rFonts w:ascii="Times New Roman" w:eastAsia="宋体" w:hAnsi="Times New Roman"/>
+          <w:sz w:val="24"/>
+          <w:lang w:eastAsia="zh-CN"/>
+        </w:rPr>
+        <w:t>保留的空白不进入该表，由回退字体绘制，映射项将目标私有区码位指向原汉字字形；母版缺字则指向豆腐或</w:t>
+      </w:r>
+      <w:r>
+        <w:rPr>
+          <w:rFonts w:ascii="Times New Roman" w:eastAsia="宋体" w:hAnsi="Times New Roman"/>
+          <w:sz w:val="24"/>
+          <w:lang w:eastAsia="zh-CN"/>
+        </w:rPr>
+        <w:t>.notdef</w:t>
+      </w:r>
+      <w:r>
+        <w:rPr>
+          <w:rFonts w:ascii="Times New Roman" w:eastAsia="宋体" w:hAnsi="Times New Roman"/>
+          <w:sz w:val="24"/>
+          <w:lang w:eastAsia="zh-CN"/>
+        </w:rPr>
+        <w:t>。名称表写入前缀为</w:t>
+      </w:r>
+      <w:r>
+        <w:rPr>
+          <w:rFonts w:ascii="Times New Roman" w:eastAsia="宋体" w:hAnsi="Times New Roman"/>
+          <w:sz w:val="24"/>
+          <w:lang w:eastAsia="zh-CN"/>
+        </w:rPr>
+        <w:t>pr-</w:t>
       </w:r>
       <w:proofErr w:type="spellStart"/>
       <w:r>
@@ -3402,6 +3948,7 @@
           <w:sz w:val="24"/>
           <w:lang w:eastAsia="zh-CN"/>
         </w:rPr>
+        <w:t>sess</w:t>
       </w:r>
       <w:proofErr w:type="spellEnd"/>
       <w:r>
@@ -3410,90 +3957,15 @@
           <w:sz w:val="24"/>
           <w:lang w:eastAsia="zh-CN"/>
         </w:rPr>
-      </w:r>
-      <w:r>
-        <w:rPr>
-          <w:rFonts w:ascii="Times New Roman" w:eastAsia="宋体" w:hAnsi="Times New Roman"/>
-          <w:sz w:val="24"/>
-          <w:lang w:eastAsia="zh-CN"/>
-        </w:rPr>
-      </w:r>
-      <w:r>
-        <w:rPr>
-          <w:rFonts w:ascii="Times New Roman" w:eastAsia="宋体" w:hAnsi="Times New Roman"/>
-          <w:sz w:val="24"/>
-          <w:lang w:eastAsia="zh-CN"/>
-        </w:rPr>
-      </w:r>
-      <w:r>
-        <w:rPr>
-          <w:rFonts w:ascii="Times New Roman" w:eastAsia="宋体" w:hAnsi="Times New Roman"/>
-          <w:sz w:val="24"/>
-          <w:lang w:eastAsia="zh-CN"/>
-        </w:rPr>
-      </w:r>
-      <w:r>
-        <w:rPr>
-          <w:rFonts w:ascii="Times New Roman" w:eastAsia="宋体" w:hAnsi="Times New Roman"/>
-          <w:sz w:val="24"/>
-          <w:lang w:eastAsia="zh-CN"/>
-        </w:rPr>
-      </w:r>
-      <w:r>
-        <w:rPr>
-          <w:rFonts w:ascii="Times New Roman" w:eastAsia="宋体" w:hAnsi="Times New Roman"/>
-          <w:sz w:val="24"/>
-          <w:lang w:eastAsia="zh-CN"/>
-        </w:rPr>
-      </w:r>
-      <w:r>
-        <w:rPr>
-          <w:rFonts w:ascii="Times New Roman" w:eastAsia="宋体" w:hAnsi="Times New Roman"/>
-          <w:sz w:val="24"/>
-          <w:lang w:eastAsia="zh-CN"/>
-        </w:rPr>
-      </w:r>
-      <w:r>
-        <w:rPr>
-          <w:rFonts w:ascii="Times New Roman" w:eastAsia="宋体" w:hAnsi="Times New Roman"/>
-          <w:sz w:val="24"/>
-          <w:lang w:eastAsia="zh-CN"/>
-        </w:rPr>
-      </w:r>
-      <w:r>
-        <w:rPr>
-          <w:rFonts w:ascii="Times New Roman" w:eastAsia="宋体" w:hAnsi="Times New Roman"/>
-          <w:sz w:val="24"/>
-          <w:lang w:eastAsia="zh-CN"/>
-        </w:rPr>
-      </w:r>
-      <w:r>
-        <w:rPr>
-          <w:rFonts w:ascii="Times New Roman" w:eastAsia="宋体" w:hAnsi="Times New Roman"/>
-          <w:sz w:val="24"/>
-          <w:lang w:eastAsia="zh-CN"/>
-        </w:rPr>
-      </w:r>
-      <w:r>
-        <w:rPr>
-          <w:rFonts w:ascii="Times New Roman" w:eastAsia="宋体" w:hAnsi="Times New Roman"/>
-          <w:sz w:val="24"/>
-          <w:lang w:eastAsia="zh-CN"/>
-        </w:rPr>
-      </w:r>
-      <w:r>
-        <w:rPr>
-          <w:rFonts w:ascii="Times New Roman" w:eastAsia="宋体" w:hAnsi="Times New Roman"/>
-          <w:sz w:val="24"/>
-          <w:lang w:eastAsia="zh-CN"/>
-        </w:rPr>
-      </w:r>
-      <w:r>
-        <w:rPr>
-          <w:rFonts w:ascii="Times New Roman" w:eastAsia="宋体" w:hAnsi="Times New Roman"/>
-          <w:sz w:val="24"/>
-          <w:lang w:eastAsia="zh-CN"/>
-        </w:rPr>
+        <w:t>-</w:t>
+      </w:r>
+      <w:r>
+        <w:rPr>
+          <w:rFonts w:ascii="Times New Roman" w:eastAsia="宋体" w:hAnsi="Times New Roman"/>
+          <w:sz w:val="24"/>
+          <w:lang w:eastAsia="zh-CN"/>
+        </w:rPr>
+        <w:t>之家族名及</w:t>
       </w:r>
       <w:proofErr w:type="spellStart"/>
       <w:r>
@@ -3502,6 +3974,7 @@
           <w:sz w:val="24"/>
           <w:lang w:eastAsia="zh-CN"/>
         </w:rPr>
+        <w:t>PrSess</w:t>
       </w:r>
       <w:proofErr w:type="spellEnd"/>
       <w:r>
@@ -3510,191 +3983,55 @@
           <w:sz w:val="24"/>
           <w:lang w:eastAsia="zh-CN"/>
         </w:rPr>
-      </w:r>
-      <w:r>
-        <w:rPr>
-          <w:rFonts w:ascii="Times New Roman" w:eastAsia="宋体" w:hAnsi="Times New Roman"/>
-          <w:sz w:val="24"/>
-          <w:lang w:eastAsia="zh-CN"/>
-        </w:rPr>
-      </w:r>
-      <w:r>
-        <w:rPr>
-          <w:rFonts w:ascii="Times New Roman" w:eastAsia="宋体" w:hAnsi="Times New Roman"/>
-          <w:sz w:val="24"/>
-          <w:lang w:eastAsia="zh-CN"/>
-        </w:rPr>
-      </w:r>
-      <w:proofErr w:type="spellStart"/>
-      <w:r>
-        <w:rPr>
-          <w:rFonts w:ascii="Times New Roman" w:eastAsia="宋体" w:hAnsi="Times New Roman"/>
-          <w:sz w:val="24"/>
-          <w:lang w:eastAsia="zh-CN"/>
-        </w:rPr>
-      </w:r>
-      <w:proofErr w:type="spellEnd"/>
-      <w:r>
-        <w:rPr>
-          <w:rFonts w:ascii="Times New Roman" w:eastAsia="宋体" w:hAnsi="Times New Roman"/>
-          <w:sz w:val="24"/>
-          <w:lang w:eastAsia="zh-CN"/>
-        </w:rPr>
-      </w:r>
-      <w:r>
-        <w:rPr>
-          <w:rFonts w:ascii="Times New Roman" w:eastAsia="宋体" w:hAnsi="Times New Roman"/>
-          <w:sz w:val="24"/>
-          <w:lang w:eastAsia="zh-CN"/>
-        </w:rPr>
-      </w:r>
-      <w:r>
-        <w:rPr>
-          <w:rFonts w:ascii="Times New Roman" w:eastAsia="宋体" w:hAnsi="Times New Roman"/>
-          <w:sz w:val="24"/>
-          <w:lang w:eastAsia="zh-CN"/>
-        </w:rPr>
-      </w:r>
-      <w:r>
-        <w:rPr>
-          <w:rFonts w:ascii="Times New Roman" w:eastAsia="宋体" w:hAnsi="Times New Roman"/>
-          <w:sz w:val="24"/>
-          <w:lang w:eastAsia="zh-CN"/>
-        </w:rPr>
-      </w:r>
-      <w:r>
-        <w:rPr>
-          <w:rFonts w:ascii="Times New Roman" w:eastAsia="宋体" w:hAnsi="Times New Roman"/>
-          <w:sz w:val="24"/>
-          <w:lang w:eastAsia="zh-CN"/>
-        </w:rPr>
-      </w:r>
-      <w:proofErr w:type="spellStart"/>
-      <w:r>
-        <w:rPr>
-          <w:rFonts w:ascii="Times New Roman" w:eastAsia="宋体" w:hAnsi="Times New Roman"/>
-          <w:sz w:val="24"/>
-          <w:lang w:eastAsia="zh-CN"/>
-        </w:rPr>
-      </w:r>
-      <w:proofErr w:type="spellEnd"/>
-      <w:r>
-        <w:rPr>
-          <w:rFonts w:ascii="Times New Roman" w:eastAsia="宋体" w:hAnsi="Times New Roman"/>
-          <w:sz w:val="24"/>
-          <w:lang w:eastAsia="zh-CN"/>
-        </w:rPr>
-      </w:r>
-      <w:r>
-        <w:rPr>
-          <w:rFonts w:ascii="Times New Roman" w:eastAsia="宋体" w:hAnsi="Times New Roman"/>
-          <w:sz w:val="24"/>
-          <w:lang w:eastAsia="zh-CN"/>
-        </w:rPr>
-      </w:r>
-      <w:proofErr w:type="spellStart"/>
-      <w:r>
-        <w:rPr>
-          <w:rFonts w:ascii="Times New Roman" w:eastAsia="宋体" w:hAnsi="Times New Roman"/>
-          <w:sz w:val="24"/>
-          <w:lang w:eastAsia="zh-CN"/>
-        </w:rPr>
-      </w:r>
-      <w:proofErr w:type="spellEnd"/>
-      <w:r>
-        <w:rPr>
-          <w:rFonts w:ascii="Times New Roman" w:eastAsia="宋体" w:hAnsi="Times New Roman"/>
-          <w:sz w:val="24"/>
-          <w:lang w:eastAsia="zh-CN"/>
-        </w:rPr>
-      </w:r>
-      <w:r>
-        <w:rPr>
-          <w:rFonts w:ascii="Times New Roman" w:eastAsia="宋体" w:hAnsi="Times New Roman"/>
-          <w:sz w:val="24"/>
-          <w:lang w:eastAsia="zh-CN"/>
-        </w:rPr>
-      </w:r>
-      <w:proofErr w:type="spellStart"/>
-      <w:r>
-        <w:rPr>
-          <w:rFonts w:ascii="Times New Roman" w:eastAsia="宋体" w:hAnsi="Times New Roman"/>
-          <w:sz w:val="24"/>
-          <w:lang w:eastAsia="zh-CN"/>
-        </w:rPr>
-      </w:r>
-      <w:proofErr w:type="spellEnd"/>
-      <w:r>
-        <w:rPr>
-          <w:rFonts w:ascii="Times New Roman" w:eastAsia="宋体" w:hAnsi="Times New Roman"/>
-          <w:sz w:val="24"/>
-          <w:lang w:eastAsia="zh-CN"/>
-        </w:rPr>
-      </w:r>
-      <w:r>
-        <w:rPr>
-          <w:rFonts w:ascii="Times New Roman" w:eastAsia="宋体" w:hAnsi="Times New Roman"/>
-          <w:sz w:val="24"/>
-          <w:lang w:eastAsia="zh-CN"/>
-        </w:rPr>
-      </w:r>
-      <w:proofErr w:type="spellStart"/>
-      <w:r>
-        <w:rPr>
-          <w:rFonts w:ascii="Times New Roman" w:eastAsia="宋体" w:hAnsi="Times New Roman"/>
-          <w:sz w:val="24"/>
-          <w:lang w:eastAsia="zh-CN"/>
-        </w:rPr>
-      </w:r>
-      <w:proofErr w:type="spellEnd"/>
-      <w:r>
-        <w:rPr>
-          <w:rFonts w:ascii="Times New Roman" w:eastAsia="宋体" w:hAnsi="Times New Roman"/>
-          <w:sz w:val="24"/>
-          <w:lang w:eastAsia="zh-CN"/>
-        </w:rPr>
-      </w:r>
-      <w:r>
-        <w:rPr>
-          <w:rFonts w:ascii="Times New Roman" w:eastAsia="宋体" w:hAnsi="Times New Roman"/>
-          <w:sz w:val="24"/>
-          <w:lang w:eastAsia="zh-CN"/>
-        </w:rPr>
-      </w:r>
-      <w:r>
-        <w:rPr>
-          <w:rFonts w:ascii="Times New Roman" w:eastAsia="宋体" w:hAnsi="Times New Roman"/>
-          <w:sz w:val="24"/>
-          <w:lang w:eastAsia="zh-CN"/>
-        </w:rPr>
-      </w:r>
-      <w:r>
-        <w:rPr>
-          <w:rFonts w:ascii="Times New Roman" w:eastAsia="宋体" w:hAnsi="Times New Roman"/>
-          <w:sz w:val="24"/>
-          <w:lang w:eastAsia="zh-CN"/>
-        </w:rPr>
-      </w:r>
-      <w:r>
-        <w:rPr>
-          <w:rFonts w:ascii="Times New Roman" w:eastAsia="宋体" w:hAnsi="Times New Roman"/>
-          <w:sz w:val="24"/>
-          <w:lang w:eastAsia="zh-CN"/>
-        </w:rPr>
-      </w:r>
-      <w:r>
-        <w:rPr>
-          <w:rFonts w:ascii="Times New Roman" w:eastAsia="宋体" w:hAnsi="Times New Roman"/>
-          <w:sz w:val="24"/>
-          <w:lang w:eastAsia="zh-CN"/>
-        </w:rPr>
-      </w:r>
-      <w:r>
-        <w:rPr>
-          <w:rFonts w:ascii="Times New Roman" w:eastAsia="宋体" w:hAnsi="Times New Roman"/>
-          <w:sz w:val="24"/>
-          <w:lang w:eastAsia="zh-CN"/>
-        </w:rPr>
+        <w:t>前缀之</w:t>
+      </w:r>
+      <w:r>
+        <w:rPr>
+          <w:rFonts w:ascii="Times New Roman" w:eastAsia="宋体" w:hAnsi="Times New Roman"/>
+          <w:sz w:val="24"/>
+          <w:lang w:eastAsia="zh-CN"/>
+        </w:rPr>
+        <w:t>PostScript</w:t>
+      </w:r>
+      <w:r>
+        <w:rPr>
+          <w:rFonts w:ascii="Times New Roman" w:eastAsia="宋体" w:hAnsi="Times New Roman"/>
+          <w:sz w:val="24"/>
+          <w:lang w:eastAsia="zh-CN"/>
+        </w:rPr>
+        <w:t>名，</w:t>
+      </w:r>
+      <w:r>
+        <w:rPr>
+          <w:rFonts w:ascii="Times New Roman" w:eastAsia="宋体" w:hAnsi="Times New Roman"/>
+          <w:sz w:val="24"/>
+          <w:lang w:eastAsia="zh-CN"/>
+        </w:rPr>
+        <w:t>flavor</w:t>
+      </w:r>
+      <w:r>
+        <w:rPr>
+          <w:rFonts w:ascii="Times New Roman" w:eastAsia="宋体" w:hAnsi="Times New Roman"/>
+          <w:sz w:val="24"/>
+          <w:lang w:eastAsia="zh-CN"/>
+        </w:rPr>
+        <w:t>设为</w:t>
+      </w:r>
+      <w:r>
+        <w:rPr>
+          <w:rFonts w:ascii="Times New Roman" w:eastAsia="宋体" w:hAnsi="Times New Roman"/>
+          <w:sz w:val="24"/>
+          <w:lang w:eastAsia="zh-CN"/>
+        </w:rPr>
+        <w:t>woff2</w:t>
+      </w:r>
+      <w:r>
+        <w:rPr>
+          <w:rFonts w:ascii="Times New Roman" w:eastAsia="宋体" w:hAnsi="Times New Roman"/>
+          <w:sz w:val="24"/>
+          <w:lang w:eastAsia="zh-CN"/>
+        </w:rPr>
+        <w:t>后保存。映射</w:t>
       </w:r>
       <w:proofErr w:type="gramStart"/>
       <w:r>
@@ -3703,6 +4040,7 @@
           <w:sz w:val="24"/>
           <w:lang w:eastAsia="zh-CN"/>
         </w:rPr>
+        <w:t>表不得</w:t>
       </w:r>
       <w:proofErr w:type="gramEnd"/>
       <w:r>
@@ -3711,6 +4049,7 @@
           <w:sz w:val="24"/>
           <w:lang w:eastAsia="zh-CN"/>
         </w:rPr>
+        <w:t>打包进阅读器前端。</w:t>
       </w:r>
     </w:p>
     <w:p>
@@ -3847,307 +4186,399 @@
           <w:rFonts w:ascii="Times New Roman" w:eastAsia="宋体" w:hAnsi="Times New Roman"/>
           <w:sz w:val="24"/>
         </w:rPr>
-        <w:t>白名单。允许之元素包括p、br、strong、b、em、i、u、blockquote、h1至h3、ul、ol、li、a、img。span、div、font、section、article等包裹元素予以解包以保留子孙。script、style、iframe、object、embed、link、meta、noscript予以丢弃并跳过其内部。</w:t>
-      </w:r>
-      <w:r>
-        <w:rPr>
-          <w:rFonts w:ascii="Times New Roman" w:eastAsia="宋体" w:hAnsi="Times New Roman"/>
-          <w:sz w:val="24"/>
-        </w:rPr>
-      </w:r>
-      <w:r>
-        <w:rPr>
-          <w:rFonts w:ascii="Times New Roman" w:eastAsia="宋体" w:hAnsi="Times New Roman"/>
-          <w:sz w:val="24"/>
-        </w:rPr>
-      </w:r>
-      <w:r>
-        <w:rPr>
-          <w:rFonts w:ascii="Times New Roman" w:eastAsia="宋体" w:hAnsi="Times New Roman"/>
-          <w:sz w:val="24"/>
-        </w:rPr>
-      </w:r>
-      <w:r>
-        <w:rPr>
-          <w:rFonts w:ascii="Times New Roman" w:eastAsia="宋体" w:hAnsi="Times New Roman"/>
-          <w:sz w:val="24"/>
-        </w:rPr>
-      </w:r>
-      <w:r>
-        <w:rPr>
-          <w:rFonts w:ascii="Times New Roman" w:eastAsia="宋体" w:hAnsi="Times New Roman"/>
-          <w:sz w:val="24"/>
-        </w:rPr>
-      </w:r>
-      <w:r>
-        <w:rPr>
-          <w:rFonts w:ascii="Times New Roman" w:eastAsia="宋体" w:hAnsi="Times New Roman"/>
-          <w:sz w:val="24"/>
-        </w:rPr>
-      </w:r>
-      <w:r>
-        <w:rPr>
-          <w:rFonts w:ascii="Times New Roman" w:eastAsia="宋体" w:hAnsi="Times New Roman"/>
-          <w:sz w:val="24"/>
-        </w:rPr>
-      </w:r>
-      <w:r>
-        <w:rPr>
-          <w:rFonts w:ascii="Times New Roman" w:eastAsia="宋体" w:hAnsi="Times New Roman"/>
-          <w:sz w:val="24"/>
-        </w:rPr>
-      </w:r>
-      <w:r>
-        <w:rPr>
-          <w:rFonts w:ascii="Times New Roman" w:eastAsia="宋体" w:hAnsi="Times New Roman"/>
-          <w:sz w:val="24"/>
-        </w:rPr>
-      </w:r>
-      <w:r>
-        <w:rPr>
-          <w:rFonts w:ascii="Times New Roman" w:eastAsia="宋体" w:hAnsi="Times New Roman"/>
-          <w:sz w:val="24"/>
-        </w:rPr>
-      </w:r>
-      <w:r>
-        <w:rPr>
-          <w:rFonts w:ascii="Times New Roman" w:eastAsia="宋体" w:hAnsi="Times New Roman"/>
-          <w:sz w:val="24"/>
-        </w:rPr>
-      </w:r>
-      <w:r>
-        <w:rPr>
-          <w:rFonts w:ascii="Times New Roman" w:eastAsia="宋体" w:hAnsi="Times New Roman"/>
-          <w:sz w:val="24"/>
-        </w:rPr>
-      </w:r>
-      <w:r>
-        <w:rPr>
-          <w:rFonts w:ascii="Times New Roman" w:eastAsia="宋体" w:hAnsi="Times New Roman"/>
-          <w:sz w:val="24"/>
-        </w:rPr>
-      </w:r>
-      <w:r>
-        <w:rPr>
-          <w:rFonts w:ascii="Times New Roman" w:eastAsia="宋体" w:hAnsi="Times New Roman"/>
-          <w:sz w:val="24"/>
-        </w:rPr>
-      </w:r>
-      <w:r>
-        <w:rPr>
-          <w:rFonts w:ascii="Times New Roman" w:eastAsia="宋体" w:hAnsi="Times New Roman"/>
-          <w:sz w:val="24"/>
-        </w:rPr>
-      </w:r>
-      <w:r>
-        <w:rPr>
-          <w:rFonts w:ascii="Times New Roman" w:eastAsia="宋体" w:hAnsi="Times New Roman"/>
-          <w:sz w:val="24"/>
-        </w:rPr>
-      </w:r>
-      <w:r>
-        <w:rPr>
-          <w:rFonts w:ascii="Times New Roman" w:eastAsia="宋体" w:hAnsi="Times New Roman"/>
-          <w:sz w:val="24"/>
-        </w:rPr>
-      </w:r>
-      <w:r>
-        <w:rPr>
-          <w:rFonts w:ascii="Times New Roman" w:eastAsia="宋体" w:hAnsi="Times New Roman"/>
-          <w:sz w:val="24"/>
-        </w:rPr>
-      </w:r>
-      <w:r>
-        <w:rPr>
-          <w:rFonts w:ascii="Times New Roman" w:eastAsia="宋体" w:hAnsi="Times New Roman"/>
-          <w:sz w:val="24"/>
-        </w:rPr>
-      </w:r>
-      <w:r>
-        <w:rPr>
-          <w:rFonts w:ascii="Times New Roman" w:eastAsia="宋体" w:hAnsi="Times New Roman"/>
-          <w:sz w:val="24"/>
-        </w:rPr>
-      </w:r>
-      <w:r>
-        <w:rPr>
-          <w:rFonts w:ascii="Times New Roman" w:eastAsia="宋体" w:hAnsi="Times New Roman"/>
-          <w:sz w:val="24"/>
-        </w:rPr>
-      </w:r>
-      <w:r>
-        <w:rPr>
-          <w:rFonts w:ascii="Times New Roman" w:eastAsia="宋体" w:hAnsi="Times New Roman"/>
-          <w:sz w:val="24"/>
-        </w:rPr>
-      </w:r>
-      <w:r>
-        <w:rPr>
-          <w:rFonts w:ascii="Times New Roman" w:eastAsia="宋体" w:hAnsi="Times New Roman"/>
-          <w:sz w:val="24"/>
-        </w:rPr>
-      </w:r>
-      <w:r>
-        <w:rPr>
-          <w:rFonts w:ascii="Times New Roman" w:eastAsia="宋体" w:hAnsi="Times New Roman"/>
-          <w:sz w:val="24"/>
-        </w:rPr>
-      </w:r>
-      <w:r>
-        <w:rPr>
-          <w:rFonts w:ascii="Times New Roman" w:eastAsia="宋体" w:hAnsi="Times New Roman"/>
-          <w:sz w:val="24"/>
-        </w:rPr>
-      </w:r>
-      <w:r>
-        <w:rPr>
-          <w:rFonts w:ascii="Times New Roman" w:eastAsia="宋体" w:hAnsi="Times New Roman"/>
-          <w:sz w:val="24"/>
-        </w:rPr>
-      </w:r>
-      <w:r>
-        <w:rPr>
-          <w:rFonts w:ascii="Times New Roman" w:eastAsia="宋体" w:hAnsi="Times New Roman"/>
-          <w:sz w:val="24"/>
-        </w:rPr>
-      </w:r>
-      <w:r>
-        <w:rPr>
-          <w:rFonts w:ascii="Times New Roman" w:eastAsia="宋体" w:hAnsi="Times New Roman"/>
-          <w:sz w:val="24"/>
-        </w:rPr>
-      </w:r>
-      <w:r>
-        <w:rPr>
-          <w:rFonts w:ascii="Times New Roman" w:eastAsia="宋体" w:hAnsi="Times New Roman"/>
-          <w:sz w:val="24"/>
-        </w:rPr>
-      </w:r>
-      <w:r>
-        <w:rPr>
-          <w:rFonts w:ascii="Times New Roman" w:eastAsia="宋体" w:hAnsi="Times New Roman"/>
-          <w:sz w:val="24"/>
-        </w:rPr>
-      </w:r>
-      <w:r>
-        <w:rPr>
-          <w:rFonts w:ascii="Times New Roman" w:eastAsia="宋体" w:hAnsi="Times New Roman"/>
-          <w:sz w:val="24"/>
-        </w:rPr>
-      </w:r>
-      <w:r>
-        <w:rPr>
-          <w:rFonts w:ascii="Times New Roman" w:eastAsia="宋体" w:hAnsi="Times New Roman"/>
-          <w:sz w:val="24"/>
-        </w:rPr>
-      </w:r>
-      <w:r>
-        <w:rPr>
-          <w:rFonts w:ascii="Times New Roman" w:eastAsia="宋体" w:hAnsi="Times New Roman"/>
-          <w:sz w:val="24"/>
-        </w:rPr>
-      </w:r>
-      <w:r>
-        <w:rPr>
-          <w:rFonts w:ascii="Times New Roman" w:eastAsia="宋体" w:hAnsi="Times New Roman"/>
-          <w:sz w:val="24"/>
-        </w:rPr>
-      </w:r>
-      <w:r>
-        <w:rPr>
-          <w:rFonts w:ascii="Times New Roman" w:eastAsia="宋体" w:hAnsi="Times New Roman"/>
-          <w:sz w:val="24"/>
-        </w:rPr>
-      </w:r>
-      <w:r>
-        <w:rPr>
-          <w:rFonts w:ascii="Times New Roman" w:eastAsia="宋体" w:hAnsi="Times New Roman"/>
-          <w:sz w:val="24"/>
-        </w:rPr>
-      </w:r>
-      <w:r>
-        <w:rPr>
-          <w:rFonts w:ascii="Times New Roman" w:eastAsia="宋体" w:hAnsi="Times New Roman"/>
-          <w:sz w:val="24"/>
-        </w:rPr>
-      </w:r>
-      <w:r>
-        <w:rPr>
-          <w:rFonts w:ascii="Times New Roman" w:eastAsia="宋体" w:hAnsi="Times New Roman"/>
-          <w:sz w:val="24"/>
-        </w:rPr>
-      </w:r>
-      <w:r>
-        <w:rPr>
-          <w:rFonts w:ascii="Times New Roman" w:eastAsia="宋体" w:hAnsi="Times New Roman"/>
-          <w:sz w:val="24"/>
-        </w:rPr>
-      </w:r>
-      <w:r>
-        <w:rPr>
-          <w:rFonts w:ascii="Times New Roman" w:eastAsia="宋体" w:hAnsi="Times New Roman"/>
-          <w:sz w:val="24"/>
-        </w:rPr>
-      </w:r>
-      <w:r>
-        <w:rPr>
-          <w:rFonts w:ascii="Times New Roman" w:eastAsia="宋体" w:hAnsi="Times New Roman"/>
-          <w:sz w:val="24"/>
-        </w:rPr>
-      </w:r>
-      <w:r>
-        <w:rPr>
-          <w:rFonts w:ascii="Times New Roman" w:eastAsia="宋体" w:hAnsi="Times New Roman"/>
-          <w:sz w:val="24"/>
-        </w:rPr>
-      </w:r>
-      <w:r>
-        <w:rPr>
-          <w:rFonts w:ascii="Times New Roman" w:eastAsia="宋体" w:hAnsi="Times New Roman"/>
-          <w:sz w:val="24"/>
-        </w:rPr>
-      </w:r>
-      <w:r>
-        <w:rPr>
-          <w:rFonts w:ascii="Times New Roman" w:eastAsia="宋体" w:hAnsi="Times New Roman"/>
-          <w:sz w:val="24"/>
-        </w:rPr>
-      </w:r>
-      <w:r>
-        <w:rPr>
-          <w:rFonts w:ascii="Times New Roman" w:eastAsia="宋体" w:hAnsi="Times New Roman"/>
-          <w:sz w:val="24"/>
-        </w:rPr>
-      </w:r>
-      <w:r>
-        <w:rPr>
-          <w:rFonts w:ascii="Times New Roman" w:eastAsia="宋体" w:hAnsi="Times New Roman"/>
-          <w:sz w:val="24"/>
-        </w:rPr>
-      </w:r>
-      <w:r>
-        <w:rPr>
-          <w:rFonts w:ascii="Times New Roman" w:eastAsia="宋体" w:hAnsi="Times New Roman"/>
-          <w:sz w:val="24"/>
-        </w:rPr>
-      </w:r>
-      <w:r>
-        <w:rPr>
-          <w:rFonts w:ascii="Times New Roman" w:eastAsia="宋体" w:hAnsi="Times New Roman"/>
-          <w:sz w:val="24"/>
-        </w:rPr>
-      </w:r>
-      <w:r>
-        <w:rPr>
-          <w:rFonts w:ascii="Times New Roman" w:eastAsia="宋体" w:hAnsi="Times New Roman"/>
-          <w:sz w:val="24"/>
-        </w:rPr>
-      </w:r>
-      <w:r>
-        <w:rPr>
-          <w:rFonts w:ascii="Times New Roman" w:eastAsia="宋体" w:hAnsi="Times New Roman"/>
-          <w:sz w:val="24"/>
-        </w:rPr>
+        <w:t>白名单。允许之元素包括</w:t>
+      </w:r>
+      <w:r>
+        <w:rPr>
+          <w:rFonts w:ascii="Times New Roman" w:eastAsia="宋体" w:hAnsi="Times New Roman"/>
+          <w:sz w:val="24"/>
+        </w:rPr>
+        <w:t>p</w:t>
+      </w:r>
+      <w:r>
+        <w:rPr>
+          <w:rFonts w:ascii="Times New Roman" w:eastAsia="宋体" w:hAnsi="Times New Roman"/>
+          <w:sz w:val="24"/>
+        </w:rPr>
+        <w:t>、</w:t>
+      </w:r>
+      <w:r>
+        <w:rPr>
+          <w:rFonts w:ascii="Times New Roman" w:eastAsia="宋体" w:hAnsi="Times New Roman"/>
+          <w:sz w:val="24"/>
+        </w:rPr>
+        <w:t>br</w:t>
+      </w:r>
+      <w:r>
+        <w:rPr>
+          <w:rFonts w:ascii="Times New Roman" w:eastAsia="宋体" w:hAnsi="Times New Roman"/>
+          <w:sz w:val="24"/>
+        </w:rPr>
+        <w:t>、</w:t>
+      </w:r>
+      <w:r>
+        <w:rPr>
+          <w:rFonts w:ascii="Times New Roman" w:eastAsia="宋体" w:hAnsi="Times New Roman"/>
+          <w:sz w:val="24"/>
+        </w:rPr>
+        <w:t>strong</w:t>
+      </w:r>
+      <w:r>
+        <w:rPr>
+          <w:rFonts w:ascii="Times New Roman" w:eastAsia="宋体" w:hAnsi="Times New Roman"/>
+          <w:sz w:val="24"/>
+        </w:rPr>
+        <w:t>、</w:t>
+      </w:r>
+      <w:r>
+        <w:rPr>
+          <w:rFonts w:ascii="Times New Roman" w:eastAsia="宋体" w:hAnsi="Times New Roman"/>
+          <w:sz w:val="24"/>
+        </w:rPr>
+        <w:t>b</w:t>
+      </w:r>
+      <w:r>
+        <w:rPr>
+          <w:rFonts w:ascii="Times New Roman" w:eastAsia="宋体" w:hAnsi="Times New Roman"/>
+          <w:sz w:val="24"/>
+        </w:rPr>
+        <w:t>、</w:t>
+      </w:r>
+      <w:r>
+        <w:rPr>
+          <w:rFonts w:ascii="Times New Roman" w:eastAsia="宋体" w:hAnsi="Times New Roman"/>
+          <w:sz w:val="24"/>
+        </w:rPr>
+        <w:t>em</w:t>
+      </w:r>
+      <w:r>
+        <w:rPr>
+          <w:rFonts w:ascii="Times New Roman" w:eastAsia="宋体" w:hAnsi="Times New Roman"/>
+          <w:sz w:val="24"/>
+        </w:rPr>
+        <w:t>、</w:t>
+      </w:r>
+      <w:r>
+        <w:rPr>
+          <w:rFonts w:ascii="Times New Roman" w:eastAsia="宋体" w:hAnsi="Times New Roman"/>
+          <w:sz w:val="24"/>
+        </w:rPr>
+        <w:t>i</w:t>
+      </w:r>
+      <w:r>
+        <w:rPr>
+          <w:rFonts w:ascii="Times New Roman" w:eastAsia="宋体" w:hAnsi="Times New Roman"/>
+          <w:sz w:val="24"/>
+        </w:rPr>
+        <w:t>、</w:t>
+      </w:r>
+      <w:r>
+        <w:rPr>
+          <w:rFonts w:ascii="Times New Roman" w:eastAsia="宋体" w:hAnsi="Times New Roman"/>
+          <w:sz w:val="24"/>
+        </w:rPr>
+        <w:t>u</w:t>
+      </w:r>
+      <w:r>
+        <w:rPr>
+          <w:rFonts w:ascii="Times New Roman" w:eastAsia="宋体" w:hAnsi="Times New Roman"/>
+          <w:sz w:val="24"/>
+        </w:rPr>
+        <w:t>、</w:t>
+      </w:r>
+      <w:r>
+        <w:rPr>
+          <w:rFonts w:ascii="Times New Roman" w:eastAsia="宋体" w:hAnsi="Times New Roman"/>
+          <w:sz w:val="24"/>
+        </w:rPr>
+        <w:t>blockquote</w:t>
+      </w:r>
+      <w:r>
+        <w:rPr>
+          <w:rFonts w:ascii="Times New Roman" w:eastAsia="宋体" w:hAnsi="Times New Roman"/>
+          <w:sz w:val="24"/>
+        </w:rPr>
+        <w:t>、</w:t>
+      </w:r>
+      <w:r>
+        <w:rPr>
+          <w:rFonts w:ascii="Times New Roman" w:eastAsia="宋体" w:hAnsi="Times New Roman"/>
+          <w:sz w:val="24"/>
+        </w:rPr>
+        <w:t>h1</w:t>
+      </w:r>
+      <w:r>
+        <w:rPr>
+          <w:rFonts w:ascii="Times New Roman" w:eastAsia="宋体" w:hAnsi="Times New Roman"/>
+          <w:sz w:val="24"/>
+        </w:rPr>
+        <w:t>至</w:t>
+      </w:r>
+      <w:r>
+        <w:rPr>
+          <w:rFonts w:ascii="Times New Roman" w:eastAsia="宋体" w:hAnsi="Times New Roman"/>
+          <w:sz w:val="24"/>
+        </w:rPr>
+        <w:t>h3</w:t>
+      </w:r>
+      <w:r>
+        <w:rPr>
+          <w:rFonts w:ascii="Times New Roman" w:eastAsia="宋体" w:hAnsi="Times New Roman"/>
+          <w:sz w:val="24"/>
+        </w:rPr>
+        <w:t>、</w:t>
+      </w:r>
+      <w:r>
+        <w:rPr>
+          <w:rFonts w:ascii="Times New Roman" w:eastAsia="宋体" w:hAnsi="Times New Roman"/>
+          <w:sz w:val="24"/>
+        </w:rPr>
+        <w:t>ul</w:t>
+      </w:r>
+      <w:r>
+        <w:rPr>
+          <w:rFonts w:ascii="Times New Roman" w:eastAsia="宋体" w:hAnsi="Times New Roman"/>
+          <w:sz w:val="24"/>
+        </w:rPr>
+        <w:t>、</w:t>
+      </w:r>
+      <w:r>
+        <w:rPr>
+          <w:rFonts w:ascii="Times New Roman" w:eastAsia="宋体" w:hAnsi="Times New Roman"/>
+          <w:sz w:val="24"/>
+        </w:rPr>
+        <w:t>ol</w:t>
+      </w:r>
+      <w:r>
+        <w:rPr>
+          <w:rFonts w:ascii="Times New Roman" w:eastAsia="宋体" w:hAnsi="Times New Roman"/>
+          <w:sz w:val="24"/>
+        </w:rPr>
+        <w:t>、</w:t>
+      </w:r>
+      <w:r>
+        <w:rPr>
+          <w:rFonts w:ascii="Times New Roman" w:eastAsia="宋体" w:hAnsi="Times New Roman"/>
+          <w:sz w:val="24"/>
+        </w:rPr>
+        <w:t>li</w:t>
+      </w:r>
+      <w:r>
+        <w:rPr>
+          <w:rFonts w:ascii="Times New Roman" w:eastAsia="宋体" w:hAnsi="Times New Roman"/>
+          <w:sz w:val="24"/>
+        </w:rPr>
+        <w:t>、</w:t>
+      </w:r>
+      <w:r>
+        <w:rPr>
+          <w:rFonts w:ascii="Times New Roman" w:eastAsia="宋体" w:hAnsi="Times New Roman"/>
+          <w:sz w:val="24"/>
+        </w:rPr>
+        <w:t>a</w:t>
+      </w:r>
+      <w:r>
+        <w:rPr>
+          <w:rFonts w:ascii="Times New Roman" w:eastAsia="宋体" w:hAnsi="Times New Roman"/>
+          <w:sz w:val="24"/>
+        </w:rPr>
+        <w:t>、</w:t>
+      </w:r>
+      <w:r>
+        <w:rPr>
+          <w:rFonts w:ascii="Times New Roman" w:eastAsia="宋体" w:hAnsi="Times New Roman"/>
+          <w:sz w:val="24"/>
+        </w:rPr>
+        <w:t>img</w:t>
+      </w:r>
+      <w:r>
+        <w:rPr>
+          <w:rFonts w:ascii="Times New Roman" w:eastAsia="宋体" w:hAnsi="Times New Roman"/>
+          <w:sz w:val="24"/>
+        </w:rPr>
+        <w:t>。</w:t>
+      </w:r>
+      <w:r>
+        <w:rPr>
+          <w:rFonts w:ascii="Times New Roman" w:eastAsia="宋体" w:hAnsi="Times New Roman"/>
+          <w:sz w:val="24"/>
+        </w:rPr>
+        <w:t>span</w:t>
+      </w:r>
+      <w:r>
+        <w:rPr>
+          <w:rFonts w:ascii="Times New Roman" w:eastAsia="宋体" w:hAnsi="Times New Roman"/>
+          <w:sz w:val="24"/>
+        </w:rPr>
+        <w:t>、</w:t>
+      </w:r>
+      <w:r>
+        <w:rPr>
+          <w:rFonts w:ascii="Times New Roman" w:eastAsia="宋体" w:hAnsi="Times New Roman"/>
+          <w:sz w:val="24"/>
+        </w:rPr>
+        <w:t>div</w:t>
+      </w:r>
+      <w:r>
+        <w:rPr>
+          <w:rFonts w:ascii="Times New Roman" w:eastAsia="宋体" w:hAnsi="Times New Roman"/>
+          <w:sz w:val="24"/>
+        </w:rPr>
+        <w:t>、</w:t>
+      </w:r>
+      <w:r>
+        <w:rPr>
+          <w:rFonts w:ascii="Times New Roman" w:eastAsia="宋体" w:hAnsi="Times New Roman"/>
+          <w:sz w:val="24"/>
+        </w:rPr>
+        <w:t>font</w:t>
+      </w:r>
+      <w:r>
+        <w:rPr>
+          <w:rFonts w:ascii="Times New Roman" w:eastAsia="宋体" w:hAnsi="Times New Roman"/>
+          <w:sz w:val="24"/>
+        </w:rPr>
+        <w:t>、</w:t>
+      </w:r>
+      <w:r>
+        <w:rPr>
+          <w:rFonts w:ascii="Times New Roman" w:eastAsia="宋体" w:hAnsi="Times New Roman"/>
+          <w:sz w:val="24"/>
+        </w:rPr>
+        <w:t>section</w:t>
+      </w:r>
+      <w:r>
+        <w:rPr>
+          <w:rFonts w:ascii="Times New Roman" w:eastAsia="宋体" w:hAnsi="Times New Roman"/>
+          <w:sz w:val="24"/>
+        </w:rPr>
+        <w:t>、</w:t>
+      </w:r>
+      <w:r>
+        <w:rPr>
+          <w:rFonts w:ascii="Times New Roman" w:eastAsia="宋体" w:hAnsi="Times New Roman"/>
+          <w:sz w:val="24"/>
+        </w:rPr>
+        <w:t>article</w:t>
+      </w:r>
+      <w:r>
+        <w:rPr>
+          <w:rFonts w:ascii="Times New Roman" w:eastAsia="宋体" w:hAnsi="Times New Roman"/>
+          <w:sz w:val="24"/>
+        </w:rPr>
+        <w:t>等包裹元素予以解包以保留子孙。</w:t>
+      </w:r>
+      <w:r>
+        <w:rPr>
+          <w:rFonts w:ascii="Times New Roman" w:eastAsia="宋体" w:hAnsi="Times New Roman"/>
+          <w:sz w:val="24"/>
+        </w:rPr>
+        <w:t>script</w:t>
+      </w:r>
+      <w:r>
+        <w:rPr>
+          <w:rFonts w:ascii="Times New Roman" w:eastAsia="宋体" w:hAnsi="Times New Roman"/>
+          <w:sz w:val="24"/>
+        </w:rPr>
+        <w:t>、</w:t>
+      </w:r>
+      <w:r>
+        <w:rPr>
+          <w:rFonts w:ascii="Times New Roman" w:eastAsia="宋体" w:hAnsi="Times New Roman"/>
+          <w:sz w:val="24"/>
+        </w:rPr>
+        <w:t>style</w:t>
+      </w:r>
+      <w:r>
+        <w:rPr>
+          <w:rFonts w:ascii="Times New Roman" w:eastAsia="宋体" w:hAnsi="Times New Roman"/>
+          <w:sz w:val="24"/>
+        </w:rPr>
+        <w:t>、</w:t>
+      </w:r>
+      <w:r>
+        <w:rPr>
+          <w:rFonts w:ascii="Times New Roman" w:eastAsia="宋体" w:hAnsi="Times New Roman"/>
+          <w:sz w:val="24"/>
+        </w:rPr>
+        <w:t>iframe</w:t>
+      </w:r>
+      <w:r>
+        <w:rPr>
+          <w:rFonts w:ascii="Times New Roman" w:eastAsia="宋体" w:hAnsi="Times New Roman"/>
+          <w:sz w:val="24"/>
+        </w:rPr>
+        <w:t>、</w:t>
+      </w:r>
+      <w:r>
+        <w:rPr>
+          <w:rFonts w:ascii="Times New Roman" w:eastAsia="宋体" w:hAnsi="Times New Roman"/>
+          <w:sz w:val="24"/>
+        </w:rPr>
+        <w:t>object</w:t>
+      </w:r>
+      <w:r>
+        <w:rPr>
+          <w:rFonts w:ascii="Times New Roman" w:eastAsia="宋体" w:hAnsi="Times New Roman"/>
+          <w:sz w:val="24"/>
+        </w:rPr>
+        <w:t>、</w:t>
+      </w:r>
+      <w:r>
+        <w:rPr>
+          <w:rFonts w:ascii="Times New Roman" w:eastAsia="宋体" w:hAnsi="Times New Roman"/>
+          <w:sz w:val="24"/>
+        </w:rPr>
+        <w:t>embed</w:t>
+      </w:r>
+      <w:r>
+        <w:rPr>
+          <w:rFonts w:ascii="Times New Roman" w:eastAsia="宋体" w:hAnsi="Times New Roman"/>
+          <w:sz w:val="24"/>
+        </w:rPr>
+        <w:t>、</w:t>
+      </w:r>
+      <w:r>
+        <w:rPr>
+          <w:rFonts w:ascii="Times New Roman" w:eastAsia="宋体" w:hAnsi="Times New Roman"/>
+          <w:sz w:val="24"/>
+        </w:rPr>
+        <w:t>link</w:t>
+      </w:r>
+      <w:r>
+        <w:rPr>
+          <w:rFonts w:ascii="Times New Roman" w:eastAsia="宋体" w:hAnsi="Times New Roman"/>
+          <w:sz w:val="24"/>
+        </w:rPr>
+        <w:t>、</w:t>
+      </w:r>
+      <w:r>
+        <w:rPr>
+          <w:rFonts w:ascii="Times New Roman" w:eastAsia="宋体" w:hAnsi="Times New Roman"/>
+          <w:sz w:val="24"/>
+        </w:rPr>
+        <w:t>meta</w:t>
+      </w:r>
+      <w:r>
+        <w:rPr>
+          <w:rFonts w:ascii="Times New Roman" w:eastAsia="宋体" w:hAnsi="Times New Roman"/>
+          <w:sz w:val="24"/>
+        </w:rPr>
+        <w:t>、</w:t>
+      </w:r>
+      <w:r>
+        <w:rPr>
+          <w:rFonts w:ascii="Times New Roman" w:eastAsia="宋体" w:hAnsi="Times New Roman"/>
+          <w:sz w:val="24"/>
+        </w:rPr>
+        <w:t>noscript</w:t>
+      </w:r>
+      <w:r>
+        <w:rPr>
+          <w:rFonts w:ascii="Times New Roman" w:eastAsia="宋体" w:hAnsi="Times New Roman"/>
+          <w:sz w:val="24"/>
+        </w:rPr>
+        <w:t>予以丢弃并跳过其内部。</w:t>
       </w:r>
     </w:p>
     <w:p>
@@ -4163,31 +4594,36 @@
           <w:rFonts w:ascii="Times New Roman" w:eastAsia="宋体" w:hAnsi="Times New Roman"/>
           <w:sz w:val="24"/>
         </w:rPr>
-        <w:t>属性约束。图像源仅允许http、https或站点根相对路径，拒绝javascript:及data:。锚点地址仅允许http、https、mailto:或根相对路径，并强制rel为noopener noreferrer。alt作为可见文本之延伸，参与收集与编码；title及其他未列出的属性一律丢弃，以免属性侧信道泄漏原文。Quill对齐类名被改写为本软件可识别之pr-align-*，其余类名与事件属性一律剔除。</w:t>
-      </w:r>
-      <w:r>
-        <w:rPr>
-          <w:rFonts w:ascii="Times New Roman" w:eastAsia="宋体" w:hAnsi="Times New Roman"/>
-          <w:sz w:val="24"/>
-        </w:rPr>
-      </w:r>
-      <w:r>
-        <w:rPr>
-          <w:rFonts w:ascii="Times New Roman" w:eastAsia="宋体" w:hAnsi="Times New Roman"/>
-          <w:sz w:val="24"/>
-        </w:rPr>
-      </w:r>
-      <w:r>
-        <w:rPr>
-          <w:rFonts w:ascii="Times New Roman" w:eastAsia="宋体" w:hAnsi="Times New Roman"/>
-          <w:sz w:val="24"/>
-        </w:rPr>
-      </w:r>
-      <w:r>
-        <w:rPr>
-          <w:rFonts w:ascii="Times New Roman" w:eastAsia="宋体" w:hAnsi="Times New Roman"/>
-          <w:sz w:val="24"/>
-        </w:rPr>
+        <w:lastRenderedPageBreak/>
+        <w:t>属性约束。图像源仅允许</w:t>
+      </w:r>
+      <w:r>
+        <w:rPr>
+          <w:rFonts w:ascii="Times New Roman" w:eastAsia="宋体" w:hAnsi="Times New Roman"/>
+          <w:sz w:val="24"/>
+        </w:rPr>
+        <w:t>http</w:t>
+      </w:r>
+      <w:r>
+        <w:rPr>
+          <w:rFonts w:ascii="Times New Roman" w:eastAsia="宋体" w:hAnsi="Times New Roman"/>
+          <w:sz w:val="24"/>
+        </w:rPr>
+        <w:t>、</w:t>
+      </w:r>
+      <w:r>
+        <w:rPr>
+          <w:rFonts w:ascii="Times New Roman" w:eastAsia="宋体" w:hAnsi="Times New Roman"/>
+          <w:sz w:val="24"/>
+        </w:rPr>
+        <w:t>https</w:t>
+      </w:r>
+      <w:r>
+        <w:rPr>
+          <w:rFonts w:ascii="Times New Roman" w:eastAsia="宋体" w:hAnsi="Times New Roman"/>
+          <w:sz w:val="24"/>
+        </w:rPr>
+        <w:t>或站点根相对路径，拒绝</w:t>
       </w:r>
       <w:proofErr w:type="gramStart"/>
       <w:r>
@@ -4195,12 +4631,14 @@
           <w:rFonts w:ascii="Times New Roman" w:eastAsia="宋体" w:hAnsi="Times New Roman"/>
           <w:sz w:val="24"/>
         </w:rPr>
-      </w:r>
-      <w:r>
-        <w:rPr>
-          <w:rFonts w:ascii="Times New Roman" w:eastAsia="宋体" w:hAnsi="Times New Roman"/>
-          <w:sz w:val="24"/>
-        </w:rPr>
+        <w:t>javascript:</w:t>
+      </w:r>
+      <w:r>
+        <w:rPr>
+          <w:rFonts w:ascii="Times New Roman" w:eastAsia="宋体" w:hAnsi="Times New Roman"/>
+          <w:sz w:val="24"/>
+        </w:rPr>
+        <w:t>及</w:t>
       </w:r>
       <w:proofErr w:type="gramEnd"/>
       <w:r>
@@ -4208,136 +4646,148 @@
           <w:rFonts w:ascii="Times New Roman" w:eastAsia="宋体" w:hAnsi="Times New Roman"/>
           <w:sz w:val="24"/>
         </w:rPr>
-      </w:r>
-      <w:r>
-        <w:rPr>
-          <w:rFonts w:ascii="Times New Roman" w:eastAsia="宋体" w:hAnsi="Times New Roman"/>
-          <w:sz w:val="24"/>
-        </w:rPr>
-      </w:r>
-      <w:r>
-        <w:rPr>
-          <w:rFonts w:ascii="Times New Roman" w:eastAsia="宋体" w:hAnsi="Times New Roman"/>
-          <w:sz w:val="24"/>
-        </w:rPr>
-      </w:r>
-      <w:r>
-        <w:rPr>
-          <w:rFonts w:ascii="Times New Roman" w:eastAsia="宋体" w:hAnsi="Times New Roman"/>
-          <w:sz w:val="24"/>
-        </w:rPr>
-      </w:r>
-      <w:r>
-        <w:rPr>
-          <w:rFonts w:ascii="Times New Roman" w:eastAsia="宋体" w:hAnsi="Times New Roman"/>
-          <w:sz w:val="24"/>
-        </w:rPr>
-      </w:r>
-      <w:r>
-        <w:rPr>
-          <w:rFonts w:ascii="Times New Roman" w:eastAsia="宋体" w:hAnsi="Times New Roman"/>
-          <w:sz w:val="24"/>
-        </w:rPr>
-      </w:r>
-      <w:r>
-        <w:rPr>
-          <w:rFonts w:ascii="Times New Roman" w:eastAsia="宋体" w:hAnsi="Times New Roman"/>
-          <w:sz w:val="24"/>
-        </w:rPr>
-      </w:r>
-      <w:r>
-        <w:rPr>
-          <w:rFonts w:ascii="Times New Roman" w:eastAsia="宋体" w:hAnsi="Times New Roman"/>
-          <w:sz w:val="24"/>
-        </w:rPr>
-      </w:r>
-      <w:r>
-        <w:rPr>
-          <w:rFonts w:ascii="Times New Roman" w:eastAsia="宋体" w:hAnsi="Times New Roman"/>
-          <w:sz w:val="24"/>
-        </w:rPr>
-      </w:r>
-      <w:r>
-        <w:rPr>
-          <w:rFonts w:ascii="Times New Roman" w:eastAsia="宋体" w:hAnsi="Times New Roman"/>
-          <w:sz w:val="24"/>
-        </w:rPr>
-      </w:r>
-      <w:r>
-        <w:rPr>
-          <w:rFonts w:ascii="Times New Roman" w:eastAsia="宋体" w:hAnsi="Times New Roman"/>
-          <w:sz w:val="24"/>
-        </w:rPr>
-      </w:r>
-      <w:proofErr w:type="spellStart"/>
-      <w:r>
-        <w:rPr>
-          <w:rFonts w:ascii="Times New Roman" w:eastAsia="宋体" w:hAnsi="Times New Roman"/>
-          <w:sz w:val="24"/>
-        </w:rPr>
-      </w:r>
-      <w:r>
-        <w:rPr>
-          <w:rFonts w:ascii="Times New Roman" w:eastAsia="宋体" w:hAnsi="Times New Roman"/>
-          <w:sz w:val="24"/>
-        </w:rPr>
-      </w:r>
-      <w:r>
-        <w:rPr>
-          <w:rFonts w:ascii="Times New Roman" w:eastAsia="宋体" w:hAnsi="Times New Roman"/>
-          <w:sz w:val="24"/>
-          <w:lang w:eastAsia="zh-CN"/>
-        </w:rPr>
-      </w:r>
-      <w:proofErr w:type="spellEnd"/>
-      <w:r>
-        <w:rPr>
-          <w:rFonts w:ascii="Times New Roman" w:eastAsia="宋体" w:hAnsi="Times New Roman"/>
-          <w:sz w:val="24"/>
-          <w:lang w:eastAsia="zh-CN"/>
-        </w:rPr>
-      </w:r>
-      <w:r>
-        <w:rPr>
-          <w:rFonts w:ascii="Times New Roman" w:eastAsia="宋体" w:hAnsi="Times New Roman"/>
-          <w:sz w:val="24"/>
-          <w:lang w:eastAsia="zh-CN"/>
-        </w:rPr>
-      </w:r>
-      <w:r>
-        <w:rPr>
-          <w:rFonts w:ascii="Times New Roman" w:eastAsia="宋体" w:hAnsi="Times New Roman"/>
-          <w:sz w:val="24"/>
-          <w:lang w:eastAsia="zh-CN"/>
-        </w:rPr>
-      </w:r>
-      <w:r>
-        <w:rPr>
-          <w:rFonts w:ascii="Times New Roman" w:eastAsia="宋体" w:hAnsi="Times New Roman"/>
-          <w:sz w:val="24"/>
-          <w:lang w:eastAsia="zh-CN"/>
-        </w:rPr>
-      </w:r>
-      <w:r>
-        <w:rPr>
-          <w:rFonts w:ascii="Times New Roman" w:eastAsia="宋体" w:hAnsi="Times New Roman"/>
-          <w:sz w:val="24"/>
-          <w:lang w:eastAsia="zh-CN"/>
-        </w:rPr>
-      </w:r>
-      <w:r>
-        <w:rPr>
-          <w:rFonts w:ascii="Times New Roman" w:eastAsia="宋体" w:hAnsi="Times New Roman"/>
-          <w:sz w:val="24"/>
-          <w:lang w:eastAsia="zh-CN"/>
-        </w:rPr>
-      </w:r>
-      <w:r>
-        <w:rPr>
-          <w:rFonts w:ascii="Times New Roman" w:eastAsia="宋体" w:hAnsi="Times New Roman"/>
-          <w:sz w:val="24"/>
-          <w:lang w:eastAsia="zh-CN"/>
-        </w:rPr>
+        <w:t>data:</w:t>
+      </w:r>
+      <w:r>
+        <w:rPr>
+          <w:rFonts w:ascii="Times New Roman" w:eastAsia="宋体" w:hAnsi="Times New Roman"/>
+          <w:sz w:val="24"/>
+        </w:rPr>
+        <w:t>。锚点地址仅允许</w:t>
+      </w:r>
+      <w:r>
+        <w:rPr>
+          <w:rFonts w:ascii="Times New Roman" w:eastAsia="宋体" w:hAnsi="Times New Roman"/>
+          <w:sz w:val="24"/>
+        </w:rPr>
+        <w:t>http</w:t>
+      </w:r>
+      <w:r>
+        <w:rPr>
+          <w:rFonts w:ascii="Times New Roman" w:eastAsia="宋体" w:hAnsi="Times New Roman"/>
+          <w:sz w:val="24"/>
+        </w:rPr>
+        <w:t>、</w:t>
+      </w:r>
+      <w:r>
+        <w:rPr>
+          <w:rFonts w:ascii="Times New Roman" w:eastAsia="宋体" w:hAnsi="Times New Roman"/>
+          <w:sz w:val="24"/>
+        </w:rPr>
+        <w:t>https</w:t>
+      </w:r>
+      <w:r>
+        <w:rPr>
+          <w:rFonts w:ascii="Times New Roman" w:eastAsia="宋体" w:hAnsi="Times New Roman"/>
+          <w:sz w:val="24"/>
+        </w:rPr>
+        <w:t>、</w:t>
+      </w:r>
+      <w:r>
+        <w:rPr>
+          <w:rFonts w:ascii="Times New Roman" w:eastAsia="宋体" w:hAnsi="Times New Roman"/>
+          <w:sz w:val="24"/>
+        </w:rPr>
+        <w:t>mailto:</w:t>
+      </w:r>
+      <w:r>
+        <w:rPr>
+          <w:rFonts w:ascii="Times New Roman" w:eastAsia="宋体" w:hAnsi="Times New Roman"/>
+          <w:sz w:val="24"/>
+        </w:rPr>
+        <w:t>或根相对路径，并强制</w:t>
+      </w:r>
+      <w:r>
+        <w:rPr>
+          <w:rFonts w:ascii="Times New Roman" w:eastAsia="宋体" w:hAnsi="Times New Roman"/>
+          <w:sz w:val="24"/>
+        </w:rPr>
+        <w:t>rel</w:t>
+      </w:r>
+      <w:r>
+        <w:rPr>
+          <w:rFonts w:ascii="Times New Roman" w:eastAsia="宋体" w:hAnsi="Times New Roman"/>
+          <w:sz w:val="24"/>
+        </w:rPr>
+        <w:t>为</w:t>
+      </w:r>
+      <w:r>
+        <w:rPr>
+          <w:rFonts w:ascii="Times New Roman" w:eastAsia="宋体" w:hAnsi="Times New Roman"/>
+          <w:sz w:val="24"/>
+        </w:rPr>
+        <w:t>noopener noreferrer</w:t>
+      </w:r>
+      <w:r>
+        <w:rPr>
+          <w:rFonts w:ascii="Times New Roman" w:eastAsia="宋体" w:hAnsi="Times New Roman"/>
+          <w:sz w:val="24"/>
+        </w:rPr>
+        <w:t>。</w:t>
+      </w:r>
+      <w:r>
+        <w:rPr>
+          <w:rFonts w:ascii="Times New Roman" w:eastAsia="宋体" w:hAnsi="Times New Roman"/>
+          <w:sz w:val="24"/>
+          <w:lang w:eastAsia="zh-CN"/>
+        </w:rPr>
+        <w:t>alt</w:t>
+      </w:r>
+      <w:r>
+        <w:rPr>
+          <w:rFonts w:ascii="Times New Roman" w:eastAsia="宋体" w:hAnsi="Times New Roman"/>
+          <w:sz w:val="24"/>
+          <w:lang w:eastAsia="zh-CN"/>
+        </w:rPr>
+        <w:t>作为可见文本之延伸，参与收集与编码；</w:t>
+      </w:r>
+      <w:r>
+        <w:rPr>
+          <w:rFonts w:ascii="Times New Roman" w:eastAsia="宋体" w:hAnsi="Times New Roman"/>
+          <w:sz w:val="24"/>
+          <w:lang w:eastAsia="zh-CN"/>
+        </w:rPr>
+        <w:t>title</w:t>
+      </w:r>
+      <w:r>
+        <w:rPr>
+          <w:rFonts w:ascii="Times New Roman" w:eastAsia="宋体" w:hAnsi="Times New Roman"/>
+          <w:sz w:val="24"/>
+          <w:lang w:eastAsia="zh-CN"/>
+        </w:rPr>
+        <w:t>及其他未列出的属性一律丢弃，以免属性侧信道泄漏原文。</w:t>
+      </w:r>
+      <w:r>
+        <w:rPr>
+          <w:rFonts w:ascii="Times New Roman" w:eastAsia="宋体" w:hAnsi="Times New Roman"/>
+          <w:sz w:val="24"/>
+          <w:lang w:eastAsia="zh-CN"/>
+        </w:rPr>
+        <w:t>Quill</w:t>
+      </w:r>
+      <w:r>
+        <w:rPr>
+          <w:rFonts w:ascii="Times New Roman" w:eastAsia="宋体" w:hAnsi="Times New Roman"/>
+          <w:sz w:val="24"/>
+          <w:lang w:eastAsia="zh-CN"/>
+        </w:rPr>
+        <w:t>对齐类名被改写为本软件可识别之</w:t>
+      </w:r>
+      <w:r>
+        <w:rPr>
+          <w:rFonts w:ascii="Times New Roman" w:eastAsia="宋体" w:hAnsi="Times New Roman"/>
+          <w:sz w:val="24"/>
+          <w:lang w:eastAsia="zh-CN"/>
+        </w:rPr>
+        <w:t>pr-align-*</w:t>
+      </w:r>
+      <w:r>
+        <w:rPr>
+          <w:rFonts w:ascii="Times New Roman" w:eastAsia="宋体" w:hAnsi="Times New Roman"/>
+          <w:sz w:val="24"/>
+          <w:lang w:eastAsia="zh-CN"/>
+        </w:rPr>
+        <w:t>，其余类名与事件属性一律剔除。</w:t>
       </w:r>
     </w:p>
     <w:p>
@@ -4354,35 +4804,23 @@
           <w:sz w:val="24"/>
           <w:lang w:eastAsia="zh-CN"/>
         </w:rPr>
-        <w:t>可见文本收集。遍历文本节点及alt，其连接结果用于构建映射表，从而保证映射域与将被编码的字符集合一致。仅含图像而无文字之章节仍视为有效载荷。</w:t>
-      </w:r>
-      <w:r>
-        <w:rPr>
-          <w:rFonts w:ascii="Times New Roman" w:eastAsia="宋体" w:hAnsi="Times New Roman"/>
-          <w:sz w:val="24"/>
-          <w:lang w:eastAsia="zh-CN"/>
-        </w:rPr>
-      </w:r>
-      <w:r>
-        <w:rPr>
-          <w:rFonts w:ascii="Times New Roman" w:eastAsia="宋体" w:hAnsi="Times New Roman"/>
-          <w:sz w:val="24"/>
-          <w:lang w:eastAsia="zh-CN"/>
-        </w:rPr>
-      </w:r>
-      <w:r>
-        <w:rPr>
-          <w:rFonts w:ascii="Times New Roman" w:eastAsia="宋体" w:hAnsi="Times New Roman"/>
-          <w:sz w:val="24"/>
-          <w:lang w:eastAsia="zh-CN"/>
-        </w:rPr>
-      </w:r>
-      <w:r>
-        <w:rPr>
-          <w:rFonts w:ascii="Times New Roman" w:eastAsia="宋体" w:hAnsi="Times New Roman"/>
-          <w:sz w:val="24"/>
-          <w:lang w:eastAsia="zh-CN"/>
-        </w:rPr>
+        <w:t>可见文本收集。遍历文本节点及</w:t>
+      </w:r>
+      <w:r>
+        <w:rPr>
+          <w:rFonts w:ascii="Times New Roman" w:eastAsia="宋体" w:hAnsi="Times New Roman"/>
+          <w:sz w:val="24"/>
+          <w:lang w:eastAsia="zh-CN"/>
+        </w:rPr>
+        <w:t>alt</w:t>
+      </w:r>
+      <w:r>
+        <w:rPr>
+          <w:rFonts w:ascii="Times New Roman" w:eastAsia="宋体" w:hAnsi="Times New Roman"/>
+          <w:sz w:val="24"/>
+          <w:lang w:eastAsia="zh-CN"/>
+        </w:rPr>
+        <w:t>，其连接结果用于构建映射表，从而保证映射域与将被编码的字符集合一致。仅含图像而无文字之章节仍视为有效载荷。</w:t>
       </w:r>
     </w:p>
     <w:p>
@@ -4425,37 +4863,39 @@
           <w:sz w:val="24"/>
           <w:lang w:eastAsia="zh-CN"/>
         </w:rPr>
-        <w:t>若编码正文与字体统一资源定位符可被任意第三方长期缓存或猜测，则采集者仍可建立稳定流水线。故引入短时阅读凭证。签发时校验可选站点密钥：未携带则放行，携带则必须与服务端配置一致。确认章节可解析后，以crypto.randomBytes生成票证与字体资源标识，写入内存表并记录过期时刻。消费章节接口必须持票；通过后执行混淆，并将WOFF2缓冲与同一过期时刻写入字体表。每次查询修剪过期项。字体标识与票证字符串相分离，以降低日志侧信道风险。</w:t>
-      </w:r>
-      <w:proofErr w:type="spellStart"/>
-      <w:r>
-        <w:rPr>
-          <w:rFonts w:ascii="Times New Roman" w:eastAsia="宋体" w:hAnsi="Times New Roman"/>
-          <w:sz w:val="24"/>
-          <w:lang w:eastAsia="zh-CN"/>
-        </w:rPr>
-      </w:r>
-      <w:proofErr w:type="spellEnd"/>
-      <w:r>
-        <w:rPr>
-          <w:rFonts w:ascii="Times New Roman" w:eastAsia="宋体" w:hAnsi="Times New Roman"/>
-          <w:sz w:val="24"/>
-          <w:lang w:eastAsia="zh-CN"/>
-        </w:rPr>
-      </w:r>
-      <w:r>
-        <w:rPr>
-          <w:rFonts w:ascii="Times New Roman" w:eastAsia="宋体" w:hAnsi="Times New Roman"/>
-          <w:sz w:val="24"/>
-          <w:lang w:eastAsia="zh-CN"/>
-        </w:rPr>
-      </w:r>
-      <w:r>
-        <w:rPr>
-          <w:rFonts w:ascii="Times New Roman" w:eastAsia="宋体" w:hAnsi="Times New Roman"/>
-          <w:sz w:val="24"/>
-          <w:lang w:eastAsia="zh-CN"/>
-        </w:rPr>
+        <w:t>若编码正文与字体统一资源定位符可被任意第三方长期缓存或猜测，则采集者仍可建立稳定流水线。故引入短时阅读凭证。签发时校验可选站点密钥：未携带则放行，携带则必须与服务端配置一致。确认章节可解析后，以</w:t>
+      </w:r>
+      <w:r>
+        <w:rPr>
+          <w:rFonts w:ascii="Times New Roman" w:eastAsia="宋体" w:hAnsi="Times New Roman"/>
+          <w:sz w:val="24"/>
+          <w:lang w:eastAsia="zh-CN"/>
+        </w:rPr>
+        <w:t>crypto.randomBytes</w:t>
+      </w:r>
+      <w:r>
+        <w:rPr>
+          <w:rFonts w:ascii="Times New Roman" w:eastAsia="宋体" w:hAnsi="Times New Roman"/>
+          <w:sz w:val="24"/>
+          <w:lang w:eastAsia="zh-CN"/>
+        </w:rPr>
+        <w:t>生成票证与字体资源标识，写入内存表并记录过期时刻。消费章节接口必须持票；通过后执行混淆，并将</w:t>
+      </w:r>
+      <w:r>
+        <w:rPr>
+          <w:rFonts w:ascii="Times New Roman" w:eastAsia="宋体" w:hAnsi="Times New Roman"/>
+          <w:sz w:val="24"/>
+          <w:lang w:eastAsia="zh-CN"/>
+        </w:rPr>
+        <w:t>WOFF2</w:t>
+      </w:r>
+      <w:r>
+        <w:rPr>
+          <w:rFonts w:ascii="Times New Roman" w:eastAsia="宋体" w:hAnsi="Times New Roman"/>
+          <w:sz w:val="24"/>
+          <w:lang w:eastAsia="zh-CN"/>
+        </w:rPr>
+        <w:t>缓冲与同一过期时刻写入字体表。每次查询修剪过期项。字体标识与票证字符串相分离，以降低日志侧信道风险。</w:t>
       </w:r>
     </w:p>
     <w:p>
@@ -4494,64 +4934,121 @@
           <w:rFonts w:ascii="Times New Roman" w:eastAsia="宋体" w:hAnsi="Times New Roman"/>
           <w:sz w:val="24"/>
         </w:rPr>
-        <w:t>接口以Node.js原生http实现，主要路径包括：元数据查询、换票、持票取编码正文、按标识取WOFF2。元数据查询返回票证生存期、站点密钥以及本地样章的标识与明文标题，不返回正文。若请求携带Origin且不在允许列表中，立即拒绝。允许列表默认仅含阅读器前端源。按客户端地址统计固定六十秒窗口内的请求数，默认不超过每分钟二百四十次，逾限返回过载。客户端地址优先取X-Forwarded-For首段。章节解析优先读取本地样章夹具；未命中时若配置了远程文章接口，则以表单编码提交标识并解析返回对象。启动入口在未设置READER_ARTICLE_BY_ID_URL时，默认请求http://www.missimylan.info:8082/article/byId，将该变量置空即只读本地样章。文首、正文、文尾超文本经消毒后合并。失败时返回字体不可用等错误码，前端不得展示疑似明文。</w:t>
-      </w:r>
-      <w:r>
-        <w:rPr>
-          <w:rFonts w:ascii="Times New Roman" w:eastAsia="宋体" w:hAnsi="Times New Roman"/>
-          <w:sz w:val="24"/>
-        </w:rPr>
-      </w:r>
-      <w:r>
-        <w:rPr>
-          <w:rFonts w:ascii="Times New Roman" w:eastAsia="宋体" w:hAnsi="Times New Roman"/>
-          <w:sz w:val="24"/>
-        </w:rPr>
-      </w:r>
-      <w:r>
-        <w:rPr>
-          <w:rFonts w:ascii="Times New Roman" w:eastAsia="宋体" w:hAnsi="Times New Roman"/>
-          <w:sz w:val="24"/>
-        </w:rPr>
-      </w:r>
-      <w:r>
-        <w:rPr>
-          <w:rFonts w:ascii="Times New Roman" w:eastAsia="宋体" w:hAnsi="Times New Roman"/>
-          <w:sz w:val="24"/>
-        </w:rPr>
-      </w:r>
-      <w:r>
-        <w:rPr>
-          <w:rFonts w:ascii="Times New Roman" w:eastAsia="宋体" w:hAnsi="Times New Roman"/>
-          <w:sz w:val="24"/>
-        </w:rPr>
-      </w:r>
-      <w:r>
-        <w:rPr>
-          <w:rFonts w:ascii="Times New Roman" w:eastAsia="宋体" w:hAnsi="Times New Roman"/>
-          <w:sz w:val="24"/>
-        </w:rPr>
-      </w:r>
-      <w:r>
-        <w:rPr>
-          <w:rFonts w:ascii="Times New Roman" w:eastAsia="宋体" w:hAnsi="Times New Roman"/>
-          <w:sz w:val="24"/>
-          <w:lang w:eastAsia="zh-CN"/>
-        </w:rPr>
-      </w:r>
-      <w:r>
-        <w:rPr>
-          <w:rFonts w:ascii="Times New Roman" w:eastAsia="宋体" w:hAnsi="Times New Roman"/>
-          <w:sz w:val="24"/>
-          <w:lang w:eastAsia="zh-CN"/>
-        </w:rPr>
-      </w:r>
-      <w:r>
-        <w:rPr>
-          <w:rFonts w:ascii="Times New Roman" w:eastAsia="宋体" w:hAnsi="Times New Roman"/>
-          <w:sz w:val="24"/>
-          <w:lang w:eastAsia="zh-CN"/>
-        </w:rPr>
+        <w:t>接口以</w:t>
+      </w:r>
+      <w:r>
+        <w:rPr>
+          <w:rFonts w:ascii="Times New Roman" w:eastAsia="宋体" w:hAnsi="Times New Roman"/>
+          <w:sz w:val="24"/>
+        </w:rPr>
+        <w:t>Node.js</w:t>
+      </w:r>
+      <w:r>
+        <w:rPr>
+          <w:rFonts w:ascii="Times New Roman" w:eastAsia="宋体" w:hAnsi="Times New Roman"/>
+          <w:sz w:val="24"/>
+        </w:rPr>
+        <w:t>原生</w:t>
+      </w:r>
+      <w:r>
+        <w:rPr>
+          <w:rFonts w:ascii="Times New Roman" w:eastAsia="宋体" w:hAnsi="Times New Roman"/>
+          <w:sz w:val="24"/>
+        </w:rPr>
+        <w:t>http</w:t>
+      </w:r>
+      <w:r>
+        <w:rPr>
+          <w:rFonts w:ascii="Times New Roman" w:eastAsia="宋体" w:hAnsi="Times New Roman"/>
+          <w:sz w:val="24"/>
+        </w:rPr>
+        <w:t>实现，主要路径包括：元数据查询、换票、持票取编码正文、按标识取</w:t>
+      </w:r>
+      <w:r>
+        <w:rPr>
+          <w:rFonts w:ascii="Times New Roman" w:eastAsia="宋体" w:hAnsi="Times New Roman"/>
+          <w:sz w:val="24"/>
+        </w:rPr>
+        <w:t>WOFF2</w:t>
+      </w:r>
+      <w:r>
+        <w:rPr>
+          <w:rFonts w:ascii="Times New Roman" w:eastAsia="宋体" w:hAnsi="Times New Roman"/>
+          <w:sz w:val="24"/>
+        </w:rPr>
+        <w:t>。</w:t>
+      </w:r>
+      <w:r>
+        <w:rPr>
+          <w:rFonts w:ascii="Times New Roman" w:eastAsia="宋体" w:hAnsi="Times New Roman"/>
+          <w:sz w:val="24"/>
+          <w:lang w:eastAsia="zh-CN"/>
+        </w:rPr>
+        <w:t>元数据查询返回票证生存期、站点密钥以及本地样章的标识与明文标题，不返回正文。若请求携带</w:t>
+      </w:r>
+      <w:r>
+        <w:rPr>
+          <w:rFonts w:ascii="Times New Roman" w:eastAsia="宋体" w:hAnsi="Times New Roman"/>
+          <w:sz w:val="24"/>
+          <w:lang w:eastAsia="zh-CN"/>
+        </w:rPr>
+        <w:t>Origin</w:t>
+      </w:r>
+      <w:r>
+        <w:rPr>
+          <w:rFonts w:ascii="Times New Roman" w:eastAsia="宋体" w:hAnsi="Times New Roman"/>
+          <w:sz w:val="24"/>
+          <w:lang w:eastAsia="zh-CN"/>
+        </w:rPr>
+        <w:t>且不在允许列表中，立即拒绝。允许列表默认仅含阅读器前端源。按客户端地址统计固定六十秒窗口内的请求数，默认不超过每分钟二百四十次，逾限返回过载。客户端地址优先取</w:t>
+      </w:r>
+      <w:r>
+        <w:rPr>
+          <w:rFonts w:ascii="Times New Roman" w:eastAsia="宋体" w:hAnsi="Times New Roman"/>
+          <w:sz w:val="24"/>
+          <w:lang w:eastAsia="zh-CN"/>
+        </w:rPr>
+        <w:t>X-Forwarded-For</w:t>
+      </w:r>
+      <w:r>
+        <w:rPr>
+          <w:rFonts w:ascii="Times New Roman" w:eastAsia="宋体" w:hAnsi="Times New Roman"/>
+          <w:sz w:val="24"/>
+          <w:lang w:eastAsia="zh-CN"/>
+        </w:rPr>
+        <w:t>首段。章节解析优先读取本地样章夹具；未命中时若配置了远程文章接口，则以表单编码提交标识并解析返回对象。启动入口在未设置</w:t>
+      </w:r>
+      <w:r>
+        <w:rPr>
+          <w:rFonts w:ascii="Times New Roman" w:eastAsia="宋体" w:hAnsi="Times New Roman"/>
+          <w:sz w:val="24"/>
+          <w:lang w:eastAsia="zh-CN"/>
+        </w:rPr>
+        <w:t>READER_ARTICLE_BY_ID_URL</w:t>
+      </w:r>
+      <w:r>
+        <w:rPr>
+          <w:rFonts w:ascii="Times New Roman" w:eastAsia="宋体" w:hAnsi="Times New Roman"/>
+          <w:sz w:val="24"/>
+          <w:lang w:eastAsia="zh-CN"/>
+        </w:rPr>
+        <w:t>时，默认请求</w:t>
+      </w:r>
+      <w:r>
+        <w:rPr>
+          <w:rFonts w:ascii="Times New Roman" w:eastAsia="宋体" w:hAnsi="Times New Roman"/>
+          <w:sz w:val="24"/>
+          <w:lang w:eastAsia="zh-CN"/>
+        </w:rPr>
+        <w:t>http://www.missimylan.info:8082/article/byId</w:t>
+      </w:r>
+      <w:r>
+        <w:rPr>
+          <w:rFonts w:ascii="Times New Roman" w:eastAsia="宋体" w:hAnsi="Times New Roman"/>
+          <w:sz w:val="24"/>
+          <w:lang w:eastAsia="zh-CN"/>
+        </w:rPr>
+        <w:t>，将该变量置空即只读本地样章。文首、正文、文尾超文本经消毒后合并。失败时返回字体不可用等错误码，前端不得展示疑似明文。</w:t>
       </w:r>
     </w:p>
     <w:p>
@@ -4611,28 +5108,24 @@
           <w:sz w:val="24"/>
           <w:lang w:eastAsia="zh-CN"/>
         </w:rPr>
-        <w:t>远程稿件在每次解析时回源，不再以标识为键长期复用旧正文；并发解析以进行中的承诺对象合并，避免重复打源。修订号优先取文章更新时间，其次创建时间；二者皆空时，以标题、换行与正文连接后的SHA-1摘要前十六位十六进制作为内容修订，以免后台未填写时间戳时缓存永不失效。</w:t>
-      </w:r>
-      <w:r>
-        <w:rPr>
-          <w:rFonts w:ascii="Times New Roman" w:eastAsia="宋体" w:hAnsi="Times New Roman"/>
-          <w:sz w:val="24"/>
-          <w:lang w:eastAsia="zh-CN"/>
-        </w:rPr>
-      </w:r>
-      <w:r>
-        <w:rPr>
-          <w:rFonts w:ascii="Times New Roman" w:eastAsia="宋体" w:hAnsi="Times New Roman"/>
-          <w:sz w:val="24"/>
-          <w:lang w:eastAsia="zh-CN"/>
-        </w:rPr>
-      </w:r>
-      <w:r>
-        <w:rPr>
-          <w:rFonts w:ascii="Times New Roman" w:eastAsia="宋体" w:hAnsi="Times New Roman"/>
-          <w:sz w:val="24"/>
-          <w:lang w:eastAsia="zh-CN"/>
-        </w:rPr>
+        <w:lastRenderedPageBreak/>
+        <w:t>远程稿件在每次解析时回源，不再以标识为键长期复用旧正文；并发解析以进行中的承诺对象合并，避免重复打源。修订号优先取文章更新时间，其次创建时间；二者皆空时，以标题、换行与正文连接后的</w:t>
+      </w:r>
+      <w:r>
+        <w:rPr>
+          <w:rFonts w:ascii="Times New Roman" w:eastAsia="宋体" w:hAnsi="Times New Roman"/>
+          <w:sz w:val="24"/>
+          <w:lang w:eastAsia="zh-CN"/>
+        </w:rPr>
+        <w:t>SHA-1</w:t>
+      </w:r>
+      <w:r>
+        <w:rPr>
+          <w:rFonts w:ascii="Times New Roman" w:eastAsia="宋体" w:hAnsi="Times New Roman"/>
+          <w:sz w:val="24"/>
+          <w:lang w:eastAsia="zh-CN"/>
+        </w:rPr>
+        <w:t>摘要前十六位十六进制作为内容修订，以免后台未填写时间戳时缓存永不失效。</w:t>
       </w:r>
     </w:p>
     <w:p>
@@ -4740,113 +5233,183 @@
           <w:sz w:val="24"/>
           <w:lang w:eastAsia="zh-CN"/>
         </w:rPr>
-        <w:t>阅读页为唯一被允许持票拉取正文的用户界面。其换票、取章、校验fontUrl、fontFamily与bodyGlyphs之合取条件，并以FontFace（display为block）加载WOFF2成功后，将标题写入文本节点，将正文以消毒后的超文本写入容器，字体家族作用于该容器及其后代。任一步骤失败均转入统一失败文案“内容无法显示”；地址缺少章节标识时提示“缺少章节”。</w:t>
-      </w:r>
-      <w:proofErr w:type="spellStart"/>
-      <w:r>
-        <w:rPr>
-          <w:rFonts w:ascii="Times New Roman" w:eastAsia="宋体" w:hAnsi="Times New Roman"/>
-          <w:sz w:val="24"/>
-          <w:lang w:eastAsia="zh-CN"/>
-        </w:rPr>
-      </w:r>
-      <w:proofErr w:type="spellEnd"/>
-      <w:r>
-        <w:rPr>
-          <w:rFonts w:ascii="Times New Roman" w:eastAsia="宋体" w:hAnsi="Times New Roman"/>
-          <w:sz w:val="24"/>
-          <w:lang w:eastAsia="zh-CN"/>
-        </w:rPr>
-      </w:r>
-      <w:proofErr w:type="spellStart"/>
-      <w:r>
-        <w:rPr>
-          <w:rFonts w:ascii="Times New Roman" w:eastAsia="宋体" w:hAnsi="Times New Roman"/>
-          <w:sz w:val="24"/>
-          <w:lang w:eastAsia="zh-CN"/>
-        </w:rPr>
-      </w:r>
-      <w:proofErr w:type="spellEnd"/>
-      <w:r>
-        <w:rPr>
-          <w:rFonts w:ascii="Times New Roman" w:eastAsia="宋体" w:hAnsi="Times New Roman"/>
-          <w:sz w:val="24"/>
-          <w:lang w:eastAsia="zh-CN"/>
-        </w:rPr>
-      </w:r>
-      <w:proofErr w:type="spellStart"/>
-      <w:r>
-        <w:rPr>
-          <w:rFonts w:ascii="Times New Roman" w:eastAsia="宋体" w:hAnsi="Times New Roman"/>
-          <w:sz w:val="24"/>
-          <w:lang w:eastAsia="zh-CN"/>
-        </w:rPr>
-      </w:r>
-      <w:proofErr w:type="spellEnd"/>
-      <w:r>
-        <w:rPr>
-          <w:rFonts w:ascii="Times New Roman" w:eastAsia="宋体" w:hAnsi="Times New Roman"/>
-          <w:sz w:val="24"/>
-          <w:lang w:eastAsia="zh-CN"/>
-        </w:rPr>
-      </w:r>
-      <w:proofErr w:type="spellStart"/>
-      <w:r>
-        <w:rPr>
-          <w:rFonts w:ascii="Times New Roman" w:eastAsia="宋体" w:hAnsi="Times New Roman"/>
-          <w:sz w:val="24"/>
-          <w:lang w:eastAsia="zh-CN"/>
-        </w:rPr>
-      </w:r>
-      <w:proofErr w:type="spellEnd"/>
-      <w:r>
-        <w:rPr>
-          <w:rFonts w:ascii="Times New Roman" w:eastAsia="宋体" w:hAnsi="Times New Roman"/>
-          <w:sz w:val="24"/>
-          <w:lang w:eastAsia="zh-CN"/>
-        </w:rPr>
-      </w:r>
-      <w:r>
-        <w:rPr>
-          <w:rFonts w:ascii="Times New Roman" w:eastAsia="宋体" w:hAnsi="Times New Roman"/>
-          <w:sz w:val="24"/>
-          <w:lang w:eastAsia="zh-CN"/>
-        </w:rPr>
-      </w:r>
-      <w:r>
-        <w:rPr>
-          <w:rFonts w:ascii="Times New Roman" w:eastAsia="宋体" w:hAnsi="Times New Roman"/>
-          <w:sz w:val="24"/>
-          <w:lang w:eastAsia="zh-CN"/>
-        </w:rPr>
-      </w:r>
-      <w:r>
-        <w:rPr>
-          <w:rFonts w:ascii="Times New Roman" w:eastAsia="宋体" w:hAnsi="Times New Roman"/>
-          <w:sz w:val="24"/>
-          <w:lang w:eastAsia="zh-CN"/>
-        </w:rPr>
-      </w:r>
-      <w:r>
-        <w:rPr>
-          <w:rFonts w:ascii="Times New Roman" w:eastAsia="宋体" w:hAnsi="Times New Roman"/>
-          <w:sz w:val="24"/>
-          <w:lang w:eastAsia="zh-CN"/>
-        </w:rPr>
-      </w:r>
-      <w:r>
-        <w:rPr>
-          <w:rFonts w:ascii="Times New Roman" w:eastAsia="宋体" w:hAnsi="Times New Roman"/>
-          <w:sz w:val="24"/>
-          <w:lang w:eastAsia="zh-CN"/>
-        </w:rPr>
-      </w:r>
-      <w:r>
-        <w:rPr>
-          <w:rFonts w:ascii="Times New Roman" w:eastAsia="宋体" w:hAnsi="Times New Roman"/>
-          <w:sz w:val="24"/>
-          <w:lang w:eastAsia="zh-CN"/>
-        </w:rPr>
+        <w:t>阅读页为唯一被允许持票拉取正文的用户界面。其换票、取章、校验</w:t>
+      </w:r>
+      <w:r>
+        <w:rPr>
+          <w:rFonts w:ascii="Times New Roman" w:eastAsia="宋体" w:hAnsi="Times New Roman"/>
+          <w:sz w:val="24"/>
+          <w:lang w:eastAsia="zh-CN"/>
+        </w:rPr>
+        <w:t>fontUrl</w:t>
+      </w:r>
+      <w:r>
+        <w:rPr>
+          <w:rFonts w:ascii="Times New Roman" w:eastAsia="宋体" w:hAnsi="Times New Roman"/>
+          <w:sz w:val="24"/>
+          <w:lang w:eastAsia="zh-CN"/>
+        </w:rPr>
+        <w:t>、</w:t>
+      </w:r>
+      <w:r>
+        <w:rPr>
+          <w:rFonts w:ascii="Times New Roman" w:eastAsia="宋体" w:hAnsi="Times New Roman"/>
+          <w:sz w:val="24"/>
+          <w:lang w:eastAsia="zh-CN"/>
+        </w:rPr>
+        <w:t>fontFamily</w:t>
+      </w:r>
+      <w:r>
+        <w:rPr>
+          <w:rFonts w:ascii="Times New Roman" w:eastAsia="宋体" w:hAnsi="Times New Roman"/>
+          <w:sz w:val="24"/>
+          <w:lang w:eastAsia="zh-CN"/>
+        </w:rPr>
+        <w:t>与</w:t>
+      </w:r>
+      <w:r>
+        <w:rPr>
+          <w:rFonts w:ascii="Times New Roman" w:eastAsia="宋体" w:hAnsi="Times New Roman"/>
+          <w:sz w:val="24"/>
+          <w:lang w:eastAsia="zh-CN"/>
+        </w:rPr>
+        <w:t>bodyGlyphs</w:t>
+      </w:r>
+      <w:r>
+        <w:rPr>
+          <w:rFonts w:ascii="Times New Roman" w:eastAsia="宋体" w:hAnsi="Times New Roman"/>
+          <w:sz w:val="24"/>
+          <w:lang w:eastAsia="zh-CN"/>
+        </w:rPr>
+        <w:t>之合取条件，并以</w:t>
+      </w:r>
+      <w:r>
+        <w:rPr>
+          <w:rFonts w:ascii="Times New Roman" w:eastAsia="宋体" w:hAnsi="Times New Roman"/>
+          <w:sz w:val="24"/>
+          <w:lang w:eastAsia="zh-CN"/>
+        </w:rPr>
+        <w:t>FontFace</w:t>
+      </w:r>
+      <w:r>
+        <w:rPr>
+          <w:rFonts w:ascii="Times New Roman" w:eastAsia="宋体" w:hAnsi="Times New Roman"/>
+          <w:sz w:val="24"/>
+          <w:lang w:eastAsia="zh-CN"/>
+        </w:rPr>
+        <w:t>（</w:t>
+      </w:r>
+      <w:r>
+        <w:rPr>
+          <w:rFonts w:ascii="Times New Roman" w:eastAsia="宋体" w:hAnsi="Times New Roman"/>
+          <w:sz w:val="24"/>
+          <w:lang w:eastAsia="zh-CN"/>
+        </w:rPr>
+        <w:t>display</w:t>
+      </w:r>
+      <w:r>
+        <w:rPr>
+          <w:rFonts w:ascii="Times New Roman" w:eastAsia="宋体" w:hAnsi="Times New Roman"/>
+          <w:sz w:val="24"/>
+          <w:lang w:eastAsia="zh-CN"/>
+        </w:rPr>
+        <w:t>为</w:t>
+      </w:r>
+      <w:r>
+        <w:rPr>
+          <w:rFonts w:ascii="Times New Roman" w:eastAsia="宋体" w:hAnsi="Times New Roman"/>
+          <w:sz w:val="24"/>
+          <w:lang w:eastAsia="zh-CN"/>
+        </w:rPr>
+        <w:t>block</w:t>
+      </w:r>
+      <w:r>
+        <w:rPr>
+          <w:rFonts w:ascii="Times New Roman" w:eastAsia="宋体" w:hAnsi="Times New Roman"/>
+          <w:sz w:val="24"/>
+          <w:lang w:eastAsia="zh-CN"/>
+        </w:rPr>
+        <w:t>）加载</w:t>
+      </w:r>
+      <w:r>
+        <w:rPr>
+          <w:rFonts w:ascii="Times New Roman" w:eastAsia="宋体" w:hAnsi="Times New Roman"/>
+          <w:sz w:val="24"/>
+          <w:lang w:eastAsia="zh-CN"/>
+        </w:rPr>
+        <w:t>WOFF2</w:t>
+      </w:r>
+      <w:r>
+        <w:rPr>
+          <w:rFonts w:ascii="Times New Roman" w:eastAsia="宋体" w:hAnsi="Times New Roman"/>
+          <w:sz w:val="24"/>
+          <w:lang w:eastAsia="zh-CN"/>
+        </w:rPr>
+        <w:t>成功后，将标题写入文本节点，将正文以消毒后的超文本写入容器，字体家族作用于该容器及其后代。任一步骤失败均转入统一失败文案</w:t>
+      </w:r>
+      <w:r>
+        <w:rPr>
+          <w:rFonts w:ascii="Times New Roman" w:eastAsia="宋体" w:hAnsi="Times New Roman"/>
+          <w:sz w:val="24"/>
+          <w:lang w:eastAsia="zh-CN"/>
+        </w:rPr>
+        <w:t>“</w:t>
+      </w:r>
+      <w:r>
+        <w:rPr>
+          <w:rFonts w:ascii="Times New Roman" w:eastAsia="宋体" w:hAnsi="Times New Roman"/>
+          <w:sz w:val="24"/>
+          <w:lang w:eastAsia="zh-CN"/>
+        </w:rPr>
+        <w:t>内容无法显示</w:t>
+      </w:r>
+      <w:r>
+        <w:rPr>
+          <w:rFonts w:ascii="Times New Roman" w:eastAsia="宋体" w:hAnsi="Times New Roman"/>
+          <w:sz w:val="24"/>
+          <w:lang w:eastAsia="zh-CN"/>
+        </w:rPr>
+        <w:t>”</w:t>
+      </w:r>
+      <w:r>
+        <w:rPr>
+          <w:rFonts w:ascii="Times New Roman" w:eastAsia="宋体" w:hAnsi="Times New Roman"/>
+          <w:sz w:val="24"/>
+          <w:lang w:eastAsia="zh-CN"/>
+        </w:rPr>
+        <w:t>；地址缺少章节标识时提示</w:t>
+      </w:r>
+      <w:r>
+        <w:rPr>
+          <w:rFonts w:ascii="Times New Roman" w:eastAsia="宋体" w:hAnsi="Times New Roman"/>
+          <w:sz w:val="24"/>
+          <w:lang w:eastAsia="zh-CN"/>
+        </w:rPr>
+        <w:t>“</w:t>
+      </w:r>
+      <w:r>
+        <w:rPr>
+          <w:rFonts w:ascii="Times New Roman" w:eastAsia="宋体" w:hAnsi="Times New Roman"/>
+          <w:sz w:val="24"/>
+          <w:lang w:eastAsia="zh-CN"/>
+        </w:rPr>
+        <w:t>缺少章节</w:t>
+      </w:r>
+      <w:r>
+        <w:rPr>
+          <w:rFonts w:ascii="Times New Roman" w:eastAsia="宋体" w:hAnsi="Times New Roman"/>
+          <w:sz w:val="24"/>
+          <w:lang w:eastAsia="zh-CN"/>
+        </w:rPr>
+        <w:t>”</w:t>
+      </w:r>
+      <w:r>
+        <w:rPr>
+          <w:rFonts w:ascii="Times New Roman" w:eastAsia="宋体" w:hAnsi="Times New Roman"/>
+          <w:sz w:val="24"/>
+          <w:lang w:eastAsia="zh-CN"/>
+        </w:rPr>
+        <w:t>。</w:t>
       </w:r>
     </w:p>
     <w:p>
@@ -4956,49 +5519,56 @@
           <w:rFonts w:ascii="Times New Roman" w:eastAsia="宋体" w:hAnsi="Times New Roman"/>
           <w:sz w:val="24"/>
         </w:rPr>
-        <w:t>嵌入适配。若页面处于iframe中，为根元素增加embedded类以取消最小视口高度。通过postMessage向父窗口发送类型为petrichor-reader:resize之消息，目标源不限定，载荷为消息类型与高度数值，不含正文。ResizeObserver在排版变化时再次上报。父窗口脚本校验event.origin必须等于阅读器源，且仅当event.source对应当前iframe时改写高度。</w:t>
-      </w:r>
-      <w:r>
-        <w:rPr>
-          <w:rFonts w:ascii="Times New Roman" w:eastAsia="宋体" w:hAnsi="Times New Roman"/>
-          <w:sz w:val="24"/>
-        </w:rPr>
-      </w:r>
-      <w:r>
-        <w:rPr>
-          <w:rFonts w:ascii="Times New Roman" w:eastAsia="宋体" w:hAnsi="Times New Roman"/>
-          <w:sz w:val="24"/>
-        </w:rPr>
-      </w:r>
-      <w:r>
-        <w:rPr>
-          <w:rFonts w:ascii="Times New Roman" w:eastAsia="宋体" w:hAnsi="Times New Roman"/>
-          <w:sz w:val="24"/>
-        </w:rPr>
-      </w:r>
-      <w:r>
-        <w:rPr>
-          <w:rFonts w:ascii="Times New Roman" w:eastAsia="宋体" w:hAnsi="Times New Roman"/>
-          <w:sz w:val="24"/>
-        </w:rPr>
-      </w:r>
-      <w:r>
-        <w:rPr>
-          <w:rFonts w:ascii="Times New Roman" w:eastAsia="宋体" w:hAnsi="Times New Roman"/>
-          <w:sz w:val="24"/>
-        </w:rPr>
-      </w:r>
-      <w:r>
-        <w:rPr>
-          <w:rFonts w:ascii="Times New Roman" w:eastAsia="宋体" w:hAnsi="Times New Roman"/>
-          <w:sz w:val="24"/>
-        </w:rPr>
-      </w:r>
-      <w:r>
-        <w:rPr>
-          <w:rFonts w:ascii="Times New Roman" w:eastAsia="宋体" w:hAnsi="Times New Roman"/>
-          <w:sz w:val="24"/>
-        </w:rPr>
+        <w:t>嵌入适配。若页面处于</w:t>
+      </w:r>
+      <w:r>
+        <w:rPr>
+          <w:rFonts w:ascii="Times New Roman" w:eastAsia="宋体" w:hAnsi="Times New Roman"/>
+          <w:sz w:val="24"/>
+        </w:rPr>
+        <w:t>iframe</w:t>
+      </w:r>
+      <w:r>
+        <w:rPr>
+          <w:rFonts w:ascii="Times New Roman" w:eastAsia="宋体" w:hAnsi="Times New Roman"/>
+          <w:sz w:val="24"/>
+        </w:rPr>
+        <w:t>中，为根元素增加</w:t>
+      </w:r>
+      <w:r>
+        <w:rPr>
+          <w:rFonts w:ascii="Times New Roman" w:eastAsia="宋体" w:hAnsi="Times New Roman"/>
+          <w:sz w:val="24"/>
+        </w:rPr>
+        <w:t>embedded</w:t>
+      </w:r>
+      <w:r>
+        <w:rPr>
+          <w:rFonts w:ascii="Times New Roman" w:eastAsia="宋体" w:hAnsi="Times New Roman"/>
+          <w:sz w:val="24"/>
+        </w:rPr>
+        <w:t>类以取消最小视口高度。通过</w:t>
+      </w:r>
+      <w:r>
+        <w:rPr>
+          <w:rFonts w:ascii="Times New Roman" w:eastAsia="宋体" w:hAnsi="Times New Roman"/>
+          <w:sz w:val="24"/>
+        </w:rPr>
+        <w:t>postMessage</w:t>
+      </w:r>
+      <w:r>
+        <w:rPr>
+          <w:rFonts w:ascii="Times New Roman" w:eastAsia="宋体" w:hAnsi="Times New Roman"/>
+          <w:sz w:val="24"/>
+        </w:rPr>
+        <w:t>向父窗口发送类型为</w:t>
+      </w:r>
+      <w:r>
+        <w:rPr>
+          <w:rFonts w:ascii="Times New Roman" w:eastAsia="宋体" w:hAnsi="Times New Roman"/>
+          <w:sz w:val="24"/>
+        </w:rPr>
+        <w:t>petrichor-</w:t>
       </w:r>
       <w:proofErr w:type="gramStart"/>
       <w:r>
@@ -5006,6 +5576,7 @@
           <w:rFonts w:ascii="Times New Roman" w:eastAsia="宋体" w:hAnsi="Times New Roman"/>
           <w:sz w:val="24"/>
         </w:rPr>
+        <w:t>reader:resize</w:t>
       </w:r>
       <w:proofErr w:type="gramEnd"/>
       <w:r>
@@ -5013,54 +5584,63 @@
           <w:rFonts w:ascii="Times New Roman" w:eastAsia="宋体" w:hAnsi="Times New Roman"/>
           <w:sz w:val="24"/>
         </w:rPr>
-      </w:r>
-      <w:r>
-        <w:rPr>
-          <w:rFonts w:ascii="Times New Roman" w:eastAsia="宋体" w:hAnsi="Times New Roman"/>
-          <w:sz w:val="24"/>
-        </w:rPr>
-      </w:r>
-      <w:r>
-        <w:rPr>
-          <w:rFonts w:ascii="Times New Roman" w:eastAsia="宋体" w:hAnsi="Times New Roman"/>
-          <w:sz w:val="24"/>
-        </w:rPr>
-      </w:r>
-      <w:r>
-        <w:rPr>
-          <w:rFonts w:ascii="Times New Roman" w:eastAsia="宋体" w:hAnsi="Times New Roman"/>
-          <w:sz w:val="24"/>
-        </w:rPr>
-      </w:r>
-      <w:r>
-        <w:rPr>
-          <w:rFonts w:ascii="Times New Roman" w:eastAsia="宋体" w:hAnsi="Times New Roman"/>
-          <w:sz w:val="24"/>
-        </w:rPr>
-      </w:r>
-      <w:r>
-        <w:rPr>
-          <w:rFonts w:ascii="Times New Roman" w:eastAsia="宋体" w:hAnsi="Times New Roman"/>
-          <w:sz w:val="24"/>
-        </w:rPr>
-      </w:r>
-      <w:r>
-        <w:rPr>
-          <w:rFonts w:ascii="Times New Roman" w:eastAsia="宋体" w:hAnsi="Times New Roman"/>
-          <w:sz w:val="24"/>
-        </w:rPr>
-      </w:r>
-      <w:r>
-        <w:rPr>
-          <w:rFonts w:ascii="Times New Roman" w:eastAsia="宋体" w:hAnsi="Times New Roman"/>
-          <w:sz w:val="24"/>
-        </w:rPr>
-      </w:r>
-      <w:r>
-        <w:rPr>
-          <w:rFonts w:ascii="Times New Roman" w:eastAsia="宋体" w:hAnsi="Times New Roman"/>
-          <w:sz w:val="24"/>
-        </w:rPr>
+        <w:t>之消息，目标源不限定，载荷为消息类型与高度数值，不含正文。</w:t>
+      </w:r>
+      <w:r>
+        <w:rPr>
+          <w:rFonts w:ascii="Times New Roman" w:eastAsia="宋体" w:hAnsi="Times New Roman"/>
+          <w:sz w:val="24"/>
+        </w:rPr>
+        <w:t>ResizeObserver</w:t>
+      </w:r>
+      <w:r>
+        <w:rPr>
+          <w:rFonts w:ascii="Times New Roman" w:eastAsia="宋体" w:hAnsi="Times New Roman"/>
+          <w:sz w:val="24"/>
+        </w:rPr>
+        <w:t>在排版变化时再次上报。父窗口脚本校验</w:t>
+      </w:r>
+      <w:r>
+        <w:rPr>
+          <w:rFonts w:ascii="Times New Roman" w:eastAsia="宋体" w:hAnsi="Times New Roman"/>
+          <w:sz w:val="24"/>
+        </w:rPr>
+        <w:t>event.origin</w:t>
+      </w:r>
+      <w:r>
+        <w:rPr>
+          <w:rFonts w:ascii="Times New Roman" w:eastAsia="宋体" w:hAnsi="Times New Roman"/>
+          <w:sz w:val="24"/>
+        </w:rPr>
+        <w:t>必须等于阅读器源，且仅当</w:t>
+      </w:r>
+      <w:r>
+        <w:rPr>
+          <w:rFonts w:ascii="Times New Roman" w:eastAsia="宋体" w:hAnsi="Times New Roman"/>
+          <w:sz w:val="24"/>
+        </w:rPr>
+        <w:t>event.source</w:t>
+      </w:r>
+      <w:r>
+        <w:rPr>
+          <w:rFonts w:ascii="Times New Roman" w:eastAsia="宋体" w:hAnsi="Times New Roman"/>
+          <w:sz w:val="24"/>
+        </w:rPr>
+        <w:t>对应当前</w:t>
+      </w:r>
+      <w:r>
+        <w:rPr>
+          <w:rFonts w:ascii="Times New Roman" w:eastAsia="宋体" w:hAnsi="Times New Roman"/>
+          <w:sz w:val="24"/>
+        </w:rPr>
+        <w:t>iframe</w:t>
+      </w:r>
+      <w:r>
+        <w:rPr>
+          <w:rFonts w:ascii="Times New Roman" w:eastAsia="宋体" w:hAnsi="Times New Roman"/>
+          <w:sz w:val="24"/>
+        </w:rPr>
+        <w:t>时改写高度。</w:t>
       </w:r>
     </w:p>
     <w:p>
@@ -5188,7 +5768,15 @@
           <w:rFonts w:ascii="Times New Roman" w:eastAsia="宋体" w:hAnsi="Times New Roman"/>
           <w:sz w:val="24"/>
         </w:rPr>
-        <w:t>观察子树与属性，覆盖单页应用路由切换。</w:t>
+        <w:t>观察子树与属性，覆盖单页应用</w:t>
+      </w:r>
+      <w:r>
+        <w:rPr>
+          <w:rFonts w:ascii="Times New Roman" w:eastAsia="宋体" w:hAnsi="Times New Roman"/>
+          <w:sz w:val="24"/>
+        </w:rPr>
+        <w:lastRenderedPageBreak/>
+        <w:t>路由切换。</w:t>
       </w:r>
       <w:r>
         <w:rPr>
@@ -5232,7 +5820,6 @@
           <w:sz w:val="26"/>
           <w:lang w:eastAsia="zh-CN"/>
         </w:rPr>
-        <w:lastRenderedPageBreak/>
         <w:t xml:space="preserve">4.1 </w:t>
       </w:r>
       <w:r>
@@ -5742,125 +6329,72 @@
           <w:sz w:val="24"/>
           <w:lang w:eastAsia="zh-CN"/>
         </w:rPr>
-        <w:t>接口层用进程内 Map 保存票与字体缓冲，V1.0 不引入外部缓存。进程重启后未过期的票一并失效，阅读页重新换票即可。编码结果与 woff2 按章节标识加修订号在进程内复用，并清掉同一章节的其他修订。修订不变时不会再次启动 Python。换票本身不生成字体，取章节时才生成或命中缓存。</w:t>
-      </w:r>
-      <w:proofErr w:type="gramStart"/>
-      <w:r>
-        <w:rPr>
-          <w:rFonts w:ascii="Times New Roman" w:eastAsia="宋体" w:hAnsi="Times New Roman" w:cs="Times New Roman"/>
-          <w:sz w:val="24"/>
-          <w:lang w:eastAsia="zh-CN"/>
-        </w:rPr>
-      </w:r>
-      <w:proofErr w:type="gramEnd"/>
-      <w:r>
-        <w:rPr>
-          <w:rFonts w:ascii="Times New Roman" w:eastAsia="宋体" w:hAnsi="Times New Roman" w:cs="Times New Roman"/>
-          <w:sz w:val="24"/>
-          <w:lang w:eastAsia="zh-CN"/>
-        </w:rPr>
-      </w:r>
-      <w:r>
-        <w:rPr>
-          <w:rFonts w:ascii="Times New Roman" w:eastAsia="宋体" w:hAnsi="Times New Roman" w:cs="Times New Roman"/>
-          <w:sz w:val="24"/>
-          <w:lang w:eastAsia="zh-CN"/>
-        </w:rPr>
-      </w:r>
-      <w:r>
-        <w:rPr>
-          <w:rFonts w:ascii="Times New Roman" w:eastAsia="宋体" w:hAnsi="Times New Roman" w:cs="Times New Roman"/>
-          <w:sz w:val="24"/>
-          <w:lang w:eastAsia="zh-CN"/>
-        </w:rPr>
-      </w:r>
-      <w:r>
-        <w:rPr>
-          <w:rFonts w:ascii="Times New Roman" w:eastAsia="宋体" w:hAnsi="Times New Roman" w:cs="Times New Roman"/>
-          <w:sz w:val="24"/>
-          <w:lang w:eastAsia="zh-CN"/>
-        </w:rPr>
-      </w:r>
-      <w:r>
-        <w:rPr>
-          <w:rFonts w:ascii="Times New Roman" w:eastAsia="宋体" w:hAnsi="Times New Roman" w:cs="Times New Roman"/>
-          <w:sz w:val="24"/>
-          <w:lang w:eastAsia="zh-CN"/>
-        </w:rPr>
-      </w:r>
-      <w:proofErr w:type="gramStart"/>
-      <w:r>
-        <w:rPr>
-          <w:rFonts w:ascii="Times New Roman" w:eastAsia="宋体" w:hAnsi="Times New Roman" w:cs="Times New Roman"/>
-          <w:sz w:val="24"/>
-          <w:lang w:eastAsia="zh-CN"/>
-        </w:rPr>
-      </w:r>
-      <w:proofErr w:type="gramEnd"/>
-      <w:r>
-        <w:rPr>
-          <w:rFonts w:ascii="Times New Roman" w:eastAsia="宋体" w:hAnsi="Times New Roman" w:cs="Times New Roman"/>
-          <w:sz w:val="24"/>
-          <w:lang w:eastAsia="zh-CN"/>
-        </w:rPr>
-      </w:r>
-      <w:r>
-        <w:rPr>
-          <w:rFonts w:ascii="Times New Roman" w:eastAsia="宋体" w:hAnsi="Times New Roman" w:cs="Times New Roman"/>
-          <w:sz w:val="24"/>
-          <w:lang w:eastAsia="zh-CN"/>
-        </w:rPr>
-      </w:r>
-      <w:proofErr w:type="spellStart"/>
-      <w:r>
-        <w:rPr>
-          <w:rFonts w:ascii="Times New Roman" w:eastAsia="宋体" w:hAnsi="Times New Roman" w:cs="Times New Roman"/>
-          <w:sz w:val="24"/>
-          <w:lang w:eastAsia="zh-CN"/>
-        </w:rPr>
-      </w:r>
-      <w:proofErr w:type="spellEnd"/>
-      <w:r>
-        <w:rPr>
-          <w:rFonts w:ascii="Times New Roman" w:eastAsia="宋体" w:hAnsi="Times New Roman" w:cs="Times New Roman"/>
-          <w:sz w:val="24"/>
-          <w:lang w:eastAsia="zh-CN"/>
-        </w:rPr>
-      </w:r>
-      <w:r>
-        <w:rPr>
-          <w:rFonts w:ascii="Times New Roman" w:eastAsia="宋体" w:hAnsi="Times New Roman" w:cs="Times New Roman"/>
-          <w:sz w:val="24"/>
-          <w:lang w:eastAsia="zh-CN"/>
-        </w:rPr>
-      </w:r>
-      <w:r>
-        <w:rPr>
-          <w:rFonts w:ascii="Times New Roman" w:eastAsia="宋体" w:hAnsi="Times New Roman" w:cs="Times New Roman"/>
-          <w:sz w:val="24"/>
-          <w:lang w:eastAsia="zh-CN"/>
-        </w:rPr>
-      </w:r>
-      <w:r>
-        <w:rPr>
-          <w:rFonts w:ascii="Times New Roman" w:eastAsia="宋体" w:hAnsi="Times New Roman" w:cs="Times New Roman"/>
-          <w:sz w:val="24"/>
-          <w:lang w:eastAsia="zh-CN"/>
-        </w:rPr>
-      </w:r>
-      <w:r>
-        <w:rPr>
-          <w:rFonts w:ascii="Times New Roman" w:eastAsia="宋体" w:hAnsi="Times New Roman" w:cs="Times New Roman"/>
-          <w:sz w:val="24"/>
-          <w:lang w:eastAsia="zh-CN"/>
-        </w:rPr>
-      </w:r>
-      <w:r>
-        <w:rPr>
-          <w:rFonts w:ascii="Times New Roman" w:eastAsia="宋体" w:hAnsi="Times New Roman" w:cs="Times New Roman"/>
-          <w:sz w:val="24"/>
-          <w:lang w:eastAsia="zh-CN"/>
-        </w:rPr>
+        <w:lastRenderedPageBreak/>
+        <w:t>接口层用进程内</w:t>
+      </w:r>
+      <w:r>
+        <w:rPr>
+          <w:rFonts w:ascii="Times New Roman" w:eastAsia="宋体" w:hAnsi="Times New Roman" w:cs="Times New Roman"/>
+          <w:sz w:val="24"/>
+          <w:lang w:eastAsia="zh-CN"/>
+        </w:rPr>
+        <w:t xml:space="preserve"> Map </w:t>
+      </w:r>
+      <w:r>
+        <w:rPr>
+          <w:rFonts w:ascii="Times New Roman" w:eastAsia="宋体" w:hAnsi="Times New Roman" w:cs="Times New Roman"/>
+          <w:sz w:val="24"/>
+          <w:lang w:eastAsia="zh-CN"/>
+        </w:rPr>
+        <w:t>保存票与字体缓冲，</w:t>
+      </w:r>
+      <w:r>
+        <w:rPr>
+          <w:rFonts w:ascii="Times New Roman" w:eastAsia="宋体" w:hAnsi="Times New Roman" w:cs="Times New Roman"/>
+          <w:sz w:val="24"/>
+          <w:lang w:eastAsia="zh-CN"/>
+        </w:rPr>
+        <w:t xml:space="preserve">V1.0 </w:t>
+      </w:r>
+      <w:r>
+        <w:rPr>
+          <w:rFonts w:ascii="Times New Roman" w:eastAsia="宋体" w:hAnsi="Times New Roman" w:cs="Times New Roman"/>
+          <w:sz w:val="24"/>
+          <w:lang w:eastAsia="zh-CN"/>
+        </w:rPr>
+        <w:t>不引入外部缓存。进程重启后未过期的票一并失效，阅读页重新换票即可。编码结果与</w:t>
+      </w:r>
+      <w:r>
+        <w:rPr>
+          <w:rFonts w:ascii="Times New Roman" w:eastAsia="宋体" w:hAnsi="Times New Roman" w:cs="Times New Roman"/>
+          <w:sz w:val="24"/>
+          <w:lang w:eastAsia="zh-CN"/>
+        </w:rPr>
+        <w:t xml:space="preserve"> woff2 </w:t>
+      </w:r>
+      <w:r>
+        <w:rPr>
+          <w:rFonts w:ascii="Times New Roman" w:eastAsia="宋体" w:hAnsi="Times New Roman" w:cs="Times New Roman"/>
+          <w:sz w:val="24"/>
+          <w:lang w:eastAsia="zh-CN"/>
+        </w:rPr>
+        <w:t>按章节标识加修订号在进程内复用，并清掉同一章节的其他修订。修订不变时不会再次启动</w:t>
+      </w:r>
+      <w:r>
+        <w:rPr>
+          <w:rFonts w:ascii="Times New Roman" w:eastAsia="宋体" w:hAnsi="Times New Roman" w:cs="Times New Roman"/>
+          <w:sz w:val="24"/>
+          <w:lang w:eastAsia="zh-CN"/>
+        </w:rPr>
+        <w:t xml:space="preserve"> Python</w:t>
+      </w:r>
+      <w:r>
+        <w:rPr>
+          <w:rFonts w:ascii="Times New Roman" w:eastAsia="宋体" w:hAnsi="Times New Roman" w:cs="Times New Roman"/>
+          <w:sz w:val="24"/>
+          <w:lang w:eastAsia="zh-CN"/>
+        </w:rPr>
+        <w:t>。换票本身不生成字体，取章节时才生成或命中缓存。</w:t>
       </w:r>
     </w:p>
     <w:p>
@@ -5878,7 +6412,6 @@
           <w:sz w:val="26"/>
           <w:lang w:eastAsia="zh-CN"/>
         </w:rPr>
-        <w:lastRenderedPageBreak/>
         <w:t xml:space="preserve">4.2 </w:t>
       </w:r>
       <w:r>
@@ -6516,6 +7049,7 @@
           <w:rFonts w:ascii="等线" w:eastAsia="等线" w:hAnsi="等线" w:cs="Times New Roman"/>
           <w:sz w:val="18"/>
           <w:szCs w:val="18"/>
+          <w:lang w:eastAsia="zh-CN"/>
         </w:rPr>
       </w:pPr>
       <w:r>
@@ -6525,6 +7059,7 @@
           <w:szCs w:val="18"/>
           <w:lang w:eastAsia="zh-CN"/>
         </w:rPr>
+        <w:lastRenderedPageBreak/>
         <w:t>图</w:t>
       </w:r>
       <w:r>
@@ -6570,7 +7105,6 @@
           <w:rFonts w:ascii="等线" w:eastAsia="等线" w:hAnsi="等线" w:cs="Times New Roman"/>
           <w:noProof/>
         </w:rPr>
-        <w:lastRenderedPageBreak/>
         <w:drawing>
           <wp:inline distT="0" distB="0" distL="0" distR="0" wp14:anchorId="6AB3E7B2" wp14:editId="12CC8F7A">
             <wp:extent cx="5472000" cy="4035600"/>
@@ -7232,6 +7766,7 @@
           <w:sz w:val="24"/>
           <w:lang w:eastAsia="zh-CN"/>
         </w:rPr>
+        <w:lastRenderedPageBreak/>
         <w:t>只把字符换成私有区、却仍使用原字体时，读者看到的是方框。把整套母版</w:t>
       </w:r>
       <w:r>
@@ -7284,16 +7819,7 @@
           <w:sz w:val="24"/>
           <w:lang w:eastAsia="zh-CN"/>
         </w:rPr>
-        <w:t>对照的字形面都会过大。构造域因此只做三件事：保留</w:t>
-      </w:r>
-      <w:r>
-        <w:rPr>
-          <w:rFonts w:ascii="Times New Roman" w:eastAsia="宋体" w:hAnsi="Times New Roman" w:cs="Times New Roman"/>
-          <w:sz w:val="24"/>
-          <w:lang w:eastAsia="zh-CN"/>
-        </w:rPr>
-        <w:lastRenderedPageBreak/>
-        <w:t>本章真正用到的原字形；把这些字形挂到</w:t>
+        <w:t>对照的字形面都会过大。构造域因此只做三件事：保留本章真正用到的原字形；把这些字形挂到</w:t>
       </w:r>
       <w:r>
         <w:rPr>
@@ -8230,7 +8756,16 @@
           <w:sz w:val="24"/>
           <w:lang w:eastAsia="zh-CN"/>
         </w:rPr>
-        <w:t>，平台记录为</w:t>
+        <w:t>，平台</w:t>
+      </w:r>
+      <w:r>
+        <w:rPr>
+          <w:rFonts w:ascii="Times New Roman" w:eastAsia="宋体" w:hAnsi="Times New Roman" w:cs="Times New Roman"/>
+          <w:sz w:val="24"/>
+          <w:lang w:eastAsia="zh-CN"/>
+        </w:rPr>
+        <w:lastRenderedPageBreak/>
+        <w:t>记录为</w:t>
       </w:r>
       <w:r>
         <w:rPr>
@@ -8349,7 +8884,6 @@
           <w:rFonts w:ascii="Times New Roman" w:eastAsia="宋体" w:hAnsi="Times New Roman" w:cs="Times New Roman"/>
           <w:sz w:val="24"/>
         </w:rPr>
-        <w:lastRenderedPageBreak/>
         <w:t>名称表同时改写。</w:t>
       </w:r>
       <w:r>
@@ -9102,7 +9636,7 @@
         <w:spacing w:after="120" w:line="440" w:lineRule="exact"/>
         <w:jc w:val="center"/>
         <w:rPr>
-          <w:rFonts w:ascii="Times New Roman" w:eastAsia="宋体" w:hAnsi="Times New Roman" w:hint="eastAsia"/>
+          <w:rFonts w:ascii="Times New Roman" w:eastAsia="宋体" w:hAnsi="Times New Roman"/>
           <w:sz w:val="18"/>
           <w:szCs w:val="18"/>
           <w:lang w:eastAsia="zh-CN"/>
@@ -9115,6 +9649,7 @@
           <w:szCs w:val="18"/>
           <w:lang w:eastAsia="zh-CN"/>
         </w:rPr>
+        <w:lastRenderedPageBreak/>
         <w:t>图</w:t>
       </w:r>
       <w:r>
@@ -9151,7 +9686,6 @@
           <w:rFonts w:ascii="Times New Roman" w:eastAsia="宋体" w:hAnsi="Times New Roman" w:cs="Times New Roman"/>
           <w:sz w:val="24"/>
         </w:rPr>
-        <w:lastRenderedPageBreak/>
         <w:t>阅读票由</w:t>
       </w:r>
       <w:proofErr w:type="spellEnd"/>
@@ -9444,81 +9978,135 @@
           <w:sz w:val="24"/>
           <w:lang w:eastAsia="zh-CN"/>
         </w:rPr>
-        <w:t>换票请求携带 chapterId，以及可选的 siteKey。未携带密钥时照常签发；携带且与服务端 READER_SITE_KEY 不一致时拒绝，避免无关站点把字体生成打满 CPU。阅读页本版本写死默认值 pk_dev。章节解析先查本地样章，未命中再访问远程文章接口；启动入口未设置 READER_ARTICLE_BY_ID_URL 时，默认请求 http://www.missimylan.info:8082/article/byId。取章节接口必须带票，查询参数或请求头均可。票缺失、伪造或过期返回 401。通过汉字断言之前，接口不会返回正文。</w:t>
-      </w:r>
-      <w:r>
-        <w:rPr>
-          <w:rFonts w:ascii="Times New Roman" w:eastAsia="宋体" w:hAnsi="Times New Roman" w:cs="Times New Roman"/>
-          <w:sz w:val="24"/>
-          <w:lang w:eastAsia="zh-CN"/>
-        </w:rPr>
-      </w:r>
-      <w:proofErr w:type="spellStart"/>
-      <w:r>
-        <w:rPr>
-          <w:rFonts w:ascii="Times New Roman" w:eastAsia="宋体" w:hAnsi="Times New Roman" w:cs="Times New Roman"/>
-          <w:sz w:val="24"/>
-          <w:lang w:eastAsia="zh-CN"/>
-        </w:rPr>
-      </w:r>
-      <w:proofErr w:type="spellEnd"/>
-      <w:r>
-        <w:rPr>
-          <w:rFonts w:ascii="Times New Roman" w:eastAsia="宋体" w:hAnsi="Times New Roman" w:cs="Times New Roman"/>
-          <w:sz w:val="24"/>
-          <w:lang w:eastAsia="zh-CN"/>
-        </w:rPr>
-      </w:r>
-      <w:r>
-        <w:rPr>
-          <w:rFonts w:ascii="Times New Roman" w:eastAsia="宋体" w:hAnsi="Times New Roman" w:cs="Times New Roman"/>
-          <w:sz w:val="24"/>
-          <w:lang w:eastAsia="zh-CN"/>
-        </w:rPr>
-      </w:r>
-      <w:proofErr w:type="spellStart"/>
-      <w:r>
-        <w:rPr>
-          <w:rFonts w:ascii="Times New Roman" w:eastAsia="宋体" w:hAnsi="Times New Roman" w:cs="Times New Roman"/>
-          <w:sz w:val="24"/>
-          <w:lang w:eastAsia="zh-CN"/>
-        </w:rPr>
-      </w:r>
-      <w:proofErr w:type="spellEnd"/>
-      <w:r>
-        <w:rPr>
-          <w:rFonts w:ascii="Times New Roman" w:eastAsia="宋体" w:hAnsi="Times New Roman" w:cs="Times New Roman"/>
-          <w:sz w:val="24"/>
-          <w:lang w:eastAsia="zh-CN"/>
-        </w:rPr>
-      </w:r>
-      <w:r>
-        <w:rPr>
-          <w:rFonts w:ascii="Times New Roman" w:eastAsia="宋体" w:hAnsi="Times New Roman" w:cs="Times New Roman"/>
-          <w:sz w:val="24"/>
-          <w:lang w:eastAsia="zh-CN"/>
-        </w:rPr>
-      </w:r>
-      <w:r>
-        <w:rPr>
-          <w:rFonts w:ascii="Times New Roman" w:eastAsia="宋体" w:hAnsi="Times New Roman" w:cs="Times New Roman"/>
-          <w:sz w:val="24"/>
-          <w:lang w:eastAsia="zh-CN"/>
-        </w:rPr>
-      </w:r>
-      <w:r>
-        <w:rPr>
-          <w:rFonts w:ascii="Times New Roman" w:eastAsia="宋体" w:hAnsi="Times New Roman" w:cs="Times New Roman"/>
-          <w:sz w:val="24"/>
-          <w:lang w:eastAsia="zh-CN"/>
-        </w:rPr>
-      </w:r>
-      <w:r>
-        <w:rPr>
-          <w:rFonts w:ascii="Times New Roman" w:eastAsia="宋体" w:hAnsi="Times New Roman" w:cs="Times New Roman"/>
-          <w:sz w:val="24"/>
-          <w:lang w:eastAsia="zh-CN"/>
-        </w:rPr>
+        <w:t>换票请求携带</w:t>
+      </w:r>
+      <w:r>
+        <w:rPr>
+          <w:rFonts w:ascii="Times New Roman" w:eastAsia="宋体" w:hAnsi="Times New Roman" w:cs="Times New Roman"/>
+          <w:sz w:val="24"/>
+          <w:lang w:eastAsia="zh-CN"/>
+        </w:rPr>
+        <w:t xml:space="preserve"> chapterId</w:t>
+      </w:r>
+      <w:r>
+        <w:rPr>
+          <w:rFonts w:ascii="Times New Roman" w:eastAsia="宋体" w:hAnsi="Times New Roman" w:cs="Times New Roman"/>
+          <w:sz w:val="24"/>
+          <w:lang w:eastAsia="zh-CN"/>
+        </w:rPr>
+        <w:t>，以及可选的</w:t>
+      </w:r>
+      <w:r>
+        <w:rPr>
+          <w:rFonts w:ascii="Times New Roman" w:eastAsia="宋体" w:hAnsi="Times New Roman" w:cs="Times New Roman"/>
+          <w:sz w:val="24"/>
+          <w:lang w:eastAsia="zh-CN"/>
+        </w:rPr>
+        <w:t xml:space="preserve"> siteKey</w:t>
+      </w:r>
+      <w:r>
+        <w:rPr>
+          <w:rFonts w:ascii="Times New Roman" w:eastAsia="宋体" w:hAnsi="Times New Roman" w:cs="Times New Roman"/>
+          <w:sz w:val="24"/>
+          <w:lang w:eastAsia="zh-CN"/>
+        </w:rPr>
+        <w:t>。未携带密钥时照常签发；携带且与服务端</w:t>
+      </w:r>
+      <w:r>
+        <w:rPr>
+          <w:rFonts w:ascii="Times New Roman" w:eastAsia="宋体" w:hAnsi="Times New Roman" w:cs="Times New Roman"/>
+          <w:sz w:val="24"/>
+          <w:lang w:eastAsia="zh-CN"/>
+        </w:rPr>
+        <w:t xml:space="preserve"> READER_SITE_KEY </w:t>
+      </w:r>
+      <w:r>
+        <w:rPr>
+          <w:rFonts w:ascii="Times New Roman" w:eastAsia="宋体" w:hAnsi="Times New Roman" w:cs="Times New Roman"/>
+          <w:sz w:val="24"/>
+          <w:lang w:eastAsia="zh-CN"/>
+        </w:rPr>
+        <w:t>不一致时拒绝，避免无关站点把字体生成打满</w:t>
+      </w:r>
+      <w:r>
+        <w:rPr>
+          <w:rFonts w:ascii="Times New Roman" w:eastAsia="宋体" w:hAnsi="Times New Roman" w:cs="Times New Roman"/>
+          <w:sz w:val="24"/>
+          <w:lang w:eastAsia="zh-CN"/>
+        </w:rPr>
+        <w:t xml:space="preserve"> CPU</w:t>
+      </w:r>
+      <w:r>
+        <w:rPr>
+          <w:rFonts w:ascii="Times New Roman" w:eastAsia="宋体" w:hAnsi="Times New Roman" w:cs="Times New Roman"/>
+          <w:sz w:val="24"/>
+          <w:lang w:eastAsia="zh-CN"/>
+        </w:rPr>
+        <w:t>。阅读页本版本写死默认值</w:t>
+      </w:r>
+      <w:r>
+        <w:rPr>
+          <w:rFonts w:ascii="Times New Roman" w:eastAsia="宋体" w:hAnsi="Times New Roman" w:cs="Times New Roman"/>
+          <w:sz w:val="24"/>
+          <w:lang w:eastAsia="zh-CN"/>
+        </w:rPr>
+        <w:t xml:space="preserve"> pk_dev</w:t>
+      </w:r>
+      <w:r>
+        <w:rPr>
+          <w:rFonts w:ascii="Times New Roman" w:eastAsia="宋体" w:hAnsi="Times New Roman" w:cs="Times New Roman"/>
+          <w:sz w:val="24"/>
+          <w:lang w:eastAsia="zh-CN"/>
+        </w:rPr>
+        <w:t>。章节解析先查本地样章，未命中再访问远程文章接口；启动入口未设置</w:t>
+      </w:r>
+      <w:r>
+        <w:rPr>
+          <w:rFonts w:ascii="Times New Roman" w:eastAsia="宋体" w:hAnsi="Times New Roman" w:cs="Times New Roman"/>
+          <w:sz w:val="24"/>
+          <w:lang w:eastAsia="zh-CN"/>
+        </w:rPr>
+        <w:t xml:space="preserve"> READER_ARTICLE_BY_ID_URL </w:t>
+      </w:r>
+      <w:r>
+        <w:rPr>
+          <w:rFonts w:ascii="Times New Roman" w:eastAsia="宋体" w:hAnsi="Times New Roman" w:cs="Times New Roman"/>
+          <w:sz w:val="24"/>
+          <w:lang w:eastAsia="zh-CN"/>
+        </w:rPr>
+        <w:t>时，默认请求</w:t>
+      </w:r>
+      <w:r>
+        <w:rPr>
+          <w:rFonts w:ascii="Times New Roman" w:eastAsia="宋体" w:hAnsi="Times New Roman" w:cs="Times New Roman"/>
+          <w:sz w:val="24"/>
+          <w:lang w:eastAsia="zh-CN"/>
+        </w:rPr>
+        <w:t xml:space="preserve"> http://www.missimylan.info:8082/article/byId</w:t>
+      </w:r>
+      <w:r>
+        <w:rPr>
+          <w:rFonts w:ascii="Times New Roman" w:eastAsia="宋体" w:hAnsi="Times New Roman" w:cs="Times New Roman"/>
+          <w:sz w:val="24"/>
+          <w:lang w:eastAsia="zh-CN"/>
+        </w:rPr>
+        <w:t>。取章节接口必须带票，查询参数或请求头均可。票缺失、伪造或过期返回</w:t>
+      </w:r>
+      <w:r>
+        <w:rPr>
+          <w:rFonts w:ascii="Times New Roman" w:eastAsia="宋体" w:hAnsi="Times New Roman" w:cs="Times New Roman"/>
+          <w:sz w:val="24"/>
+          <w:lang w:eastAsia="zh-CN"/>
+        </w:rPr>
+        <w:t xml:space="preserve"> 401</w:t>
+      </w:r>
+      <w:r>
+        <w:rPr>
+          <w:rFonts w:ascii="Times New Roman" w:eastAsia="宋体" w:hAnsi="Times New Roman" w:cs="Times New Roman"/>
+          <w:sz w:val="24"/>
+          <w:lang w:eastAsia="zh-CN"/>
+        </w:rPr>
+        <w:t>。通过汉字断言之前，接口不会返回正文。</w:t>
       </w:r>
     </w:p>
     <w:p>
@@ -9535,7 +10123,7 @@
           <w:rFonts w:ascii="Times New Roman" w:eastAsia="宋体" w:hAnsi="Times New Roman" w:cs="Times New Roman"/>
           <w:sz w:val="24"/>
         </w:rPr>
-        <w:t>阅读页收到载荷后，要求 fontUrl、fontFamily、bodyGlyphs 三者同时存在，再用 FontFace 以 display:block 加载字体。加载成功才把私有区字符串写入文本节点。嵌入场景下，页面向父窗口发送的消息类型为 petrichor-reader:resize，目标源不限定，字段为类型和高度，不含正文。父页面校验 event.origin 等于阅读器源，且 event.source 就是该 iframe，然后才改高度。</w:t>
+        <w:t>阅读页收到载荷后，要求</w:t>
       </w:r>
       <w:proofErr w:type="spellEnd"/>
       <w:r>
@@ -9543,6 +10131,7 @@
           <w:rFonts w:ascii="Times New Roman" w:eastAsia="宋体" w:hAnsi="Times New Roman" w:cs="Times New Roman"/>
           <w:sz w:val="24"/>
         </w:rPr>
+        <w:t xml:space="preserve"> </w:t>
       </w:r>
       <w:proofErr w:type="spellStart"/>
       <w:r>
@@ -9550,30 +10139,35 @@
           <w:rFonts w:ascii="Times New Roman" w:eastAsia="宋体" w:hAnsi="Times New Roman" w:cs="Times New Roman"/>
           <w:sz w:val="24"/>
         </w:rPr>
-      </w:r>
-      <w:r>
-        <w:rPr>
-          <w:rFonts w:ascii="Times New Roman" w:eastAsia="宋体" w:hAnsi="Times New Roman" w:cs="Times New Roman"/>
-          <w:sz w:val="24"/>
-        </w:rPr>
-      </w:r>
-      <w:r>
-        <w:rPr>
-          <w:rFonts w:ascii="Times New Roman" w:eastAsia="宋体" w:hAnsi="Times New Roman" w:cs="Times New Roman"/>
-          <w:sz w:val="24"/>
-        </w:rPr>
-      </w:r>
-      <w:r>
-        <w:rPr>
-          <w:rFonts w:ascii="Times New Roman" w:eastAsia="宋体" w:hAnsi="Times New Roman" w:cs="Times New Roman"/>
-          <w:sz w:val="24"/>
-        </w:rPr>
-      </w:r>
-      <w:r>
-        <w:rPr>
-          <w:rFonts w:ascii="Times New Roman" w:eastAsia="宋体" w:hAnsi="Times New Roman" w:cs="Times New Roman"/>
-          <w:sz w:val="24"/>
-        </w:rPr>
+        <w:t>fontUrl</w:t>
+      </w:r>
+      <w:r>
+        <w:rPr>
+          <w:rFonts w:ascii="Times New Roman" w:eastAsia="宋体" w:hAnsi="Times New Roman" w:cs="Times New Roman"/>
+          <w:sz w:val="24"/>
+        </w:rPr>
+        <w:t>、</w:t>
+      </w:r>
+      <w:r>
+        <w:rPr>
+          <w:rFonts w:ascii="Times New Roman" w:eastAsia="宋体" w:hAnsi="Times New Roman" w:cs="Times New Roman"/>
+          <w:sz w:val="24"/>
+        </w:rPr>
+        <w:t>fontFamily</w:t>
+      </w:r>
+      <w:r>
+        <w:rPr>
+          <w:rFonts w:ascii="Times New Roman" w:eastAsia="宋体" w:hAnsi="Times New Roman" w:cs="Times New Roman"/>
+          <w:sz w:val="24"/>
+        </w:rPr>
+        <w:t>、</w:t>
+      </w:r>
+      <w:r>
+        <w:rPr>
+          <w:rFonts w:ascii="Times New Roman" w:eastAsia="宋体" w:hAnsi="Times New Roman" w:cs="Times New Roman"/>
+          <w:sz w:val="24"/>
+        </w:rPr>
+        <w:t>bodyGlyphs</w:t>
       </w:r>
       <w:proofErr w:type="spellEnd"/>
       <w:r>
@@ -9581,6 +10175,7 @@
           <w:rFonts w:ascii="Times New Roman" w:eastAsia="宋体" w:hAnsi="Times New Roman" w:cs="Times New Roman"/>
           <w:sz w:val="24"/>
         </w:rPr>
+        <w:t xml:space="preserve"> </w:t>
       </w:r>
       <w:proofErr w:type="spellStart"/>
       <w:r>
@@ -9588,6 +10183,7 @@
           <w:rFonts w:ascii="Times New Roman" w:eastAsia="宋体" w:hAnsi="Times New Roman" w:cs="Times New Roman"/>
           <w:sz w:val="24"/>
         </w:rPr>
+        <w:t>三者同时存在，再用</w:t>
       </w:r>
       <w:proofErr w:type="spellEnd"/>
       <w:r>
@@ -9595,6 +10191,7 @@
           <w:rFonts w:ascii="Times New Roman" w:eastAsia="宋体" w:hAnsi="Times New Roman" w:cs="Times New Roman"/>
           <w:sz w:val="24"/>
         </w:rPr>
+        <w:t xml:space="preserve"> </w:t>
       </w:r>
       <w:proofErr w:type="spellStart"/>
       <w:r>
@@ -9602,6 +10199,7 @@
           <w:rFonts w:ascii="Times New Roman" w:eastAsia="宋体" w:hAnsi="Times New Roman" w:cs="Times New Roman"/>
           <w:sz w:val="24"/>
         </w:rPr>
+        <w:t>FontFace</w:t>
       </w:r>
       <w:proofErr w:type="spellEnd"/>
       <w:r>
@@ -9609,18 +10207,21 @@
           <w:rFonts w:ascii="Times New Roman" w:eastAsia="宋体" w:hAnsi="Times New Roman" w:cs="Times New Roman"/>
           <w:sz w:val="24"/>
         </w:rPr>
-      </w:r>
-      <w:r>
-        <w:rPr>
-          <w:rFonts w:ascii="Times New Roman" w:eastAsia="宋体" w:hAnsi="Times New Roman" w:cs="Times New Roman"/>
-          <w:sz w:val="24"/>
-        </w:rPr>
-      </w:r>
-      <w:r>
-        <w:rPr>
-          <w:rFonts w:ascii="Times New Roman" w:eastAsia="宋体" w:hAnsi="Times New Roman" w:cs="Times New Roman"/>
-          <w:sz w:val="24"/>
-        </w:rPr>
+        <w:t xml:space="preserve"> </w:t>
+      </w:r>
+      <w:r>
+        <w:rPr>
+          <w:rFonts w:ascii="Times New Roman" w:eastAsia="宋体" w:hAnsi="Times New Roman" w:cs="Times New Roman"/>
+          <w:sz w:val="24"/>
+        </w:rPr>
+        <w:t>以</w:t>
+      </w:r>
+      <w:r>
+        <w:rPr>
+          <w:rFonts w:ascii="Times New Roman" w:eastAsia="宋体" w:hAnsi="Times New Roman" w:cs="Times New Roman"/>
+          <w:sz w:val="24"/>
+        </w:rPr>
+        <w:t xml:space="preserve"> </w:t>
       </w:r>
       <w:proofErr w:type="spellStart"/>
       <w:proofErr w:type="gramStart"/>
@@ -9629,6 +10230,7 @@
           <w:rFonts w:ascii="Times New Roman" w:eastAsia="宋体" w:hAnsi="Times New Roman" w:cs="Times New Roman"/>
           <w:sz w:val="24"/>
         </w:rPr>
+        <w:t>display:block</w:t>
       </w:r>
       <w:proofErr w:type="spellEnd"/>
       <w:proofErr w:type="gramEnd"/>
@@ -9637,6 +10239,7 @@
           <w:rFonts w:ascii="Times New Roman" w:eastAsia="宋体" w:hAnsi="Times New Roman" w:cs="Times New Roman"/>
           <w:sz w:val="24"/>
         </w:rPr>
+        <w:t xml:space="preserve"> </w:t>
       </w:r>
       <w:proofErr w:type="spellStart"/>
       <w:r>
@@ -9644,6 +10247,7 @@
           <w:rFonts w:ascii="Times New Roman" w:eastAsia="宋体" w:hAnsi="Times New Roman" w:cs="Times New Roman"/>
           <w:sz w:val="24"/>
         </w:rPr>
+        <w:t>加载字体。加载成功才把私有区字符串写入文本节点。嵌入场景下，页面向父窗口发送的消息类型为</w:t>
       </w:r>
       <w:proofErr w:type="spellEnd"/>
       <w:r>
@@ -9651,6 +10255,7 @@
           <w:rFonts w:ascii="Times New Roman" w:eastAsia="宋体" w:hAnsi="Times New Roman" w:cs="Times New Roman"/>
           <w:sz w:val="24"/>
         </w:rPr>
+        <w:t xml:space="preserve"> </w:t>
       </w:r>
       <w:proofErr w:type="spellStart"/>
       <w:r>
@@ -9658,12 +10263,14 @@
           <w:rFonts w:ascii="Times New Roman" w:eastAsia="宋体" w:hAnsi="Times New Roman" w:cs="Times New Roman"/>
           <w:sz w:val="24"/>
         </w:rPr>
-      </w:r>
-      <w:r>
-        <w:rPr>
-          <w:rFonts w:ascii="Times New Roman" w:eastAsia="宋体" w:hAnsi="Times New Roman" w:cs="Times New Roman"/>
-          <w:sz w:val="24"/>
-        </w:rPr>
+        <w:t>petrichor-reader:resize</w:t>
+      </w:r>
+      <w:r>
+        <w:rPr>
+          <w:rFonts w:ascii="Times New Roman" w:eastAsia="宋体" w:hAnsi="Times New Roman" w:cs="Times New Roman"/>
+          <w:sz w:val="24"/>
+        </w:rPr>
+        <w:t>，目标源不限定，字段为类型和高度，不含正文。父页面校验</w:t>
       </w:r>
       <w:proofErr w:type="spellEnd"/>
       <w:r>
@@ -9671,6 +10278,7 @@
           <w:rFonts w:ascii="Times New Roman" w:eastAsia="宋体" w:hAnsi="Times New Roman" w:cs="Times New Roman"/>
           <w:sz w:val="24"/>
         </w:rPr>
+        <w:t xml:space="preserve"> </w:t>
       </w:r>
       <w:proofErr w:type="spellStart"/>
       <w:r>
@@ -9678,6 +10286,7 @@
           <w:rFonts w:ascii="Times New Roman" w:eastAsia="宋体" w:hAnsi="Times New Roman" w:cs="Times New Roman"/>
           <w:sz w:val="24"/>
         </w:rPr>
+        <w:t>event.origin</w:t>
       </w:r>
       <w:proofErr w:type="spellEnd"/>
       <w:r>
@@ -9685,6 +10294,7 @@
           <w:rFonts w:ascii="Times New Roman" w:eastAsia="宋体" w:hAnsi="Times New Roman" w:cs="Times New Roman"/>
           <w:sz w:val="24"/>
         </w:rPr>
+        <w:t xml:space="preserve"> </w:t>
       </w:r>
       <w:proofErr w:type="spellStart"/>
       <w:r>
@@ -9692,6 +10302,7 @@
           <w:rFonts w:ascii="Times New Roman" w:eastAsia="宋体" w:hAnsi="Times New Roman" w:cs="Times New Roman"/>
           <w:sz w:val="24"/>
         </w:rPr>
+        <w:t>等于阅读器源，且</w:t>
       </w:r>
       <w:proofErr w:type="spellEnd"/>
       <w:r>
@@ -9699,6 +10310,7 @@
           <w:rFonts w:ascii="Times New Roman" w:eastAsia="宋体" w:hAnsi="Times New Roman" w:cs="Times New Roman"/>
           <w:sz w:val="24"/>
         </w:rPr>
+        <w:t xml:space="preserve"> </w:t>
       </w:r>
       <w:proofErr w:type="spellStart"/>
       <w:r>
@@ -9706,6 +10318,7 @@
           <w:rFonts w:ascii="Times New Roman" w:eastAsia="宋体" w:hAnsi="Times New Roman" w:cs="Times New Roman"/>
           <w:sz w:val="24"/>
         </w:rPr>
+        <w:t>event.source</w:t>
       </w:r>
       <w:proofErr w:type="spellEnd"/>
       <w:r>
@@ -9713,6 +10326,7 @@
           <w:rFonts w:ascii="Times New Roman" w:eastAsia="宋体" w:hAnsi="Times New Roman" w:cs="Times New Roman"/>
           <w:sz w:val="24"/>
         </w:rPr>
+        <w:t xml:space="preserve"> </w:t>
       </w:r>
       <w:proofErr w:type="spellStart"/>
       <w:r>
@@ -9720,6 +10334,7 @@
           <w:rFonts w:ascii="Times New Roman" w:eastAsia="宋体" w:hAnsi="Times New Roman" w:cs="Times New Roman"/>
           <w:sz w:val="24"/>
         </w:rPr>
+        <w:t>就是该</w:t>
       </w:r>
       <w:proofErr w:type="spellEnd"/>
       <w:r>
@@ -9727,6 +10342,7 @@
           <w:rFonts w:ascii="Times New Roman" w:eastAsia="宋体" w:hAnsi="Times New Roman" w:cs="Times New Roman"/>
           <w:sz w:val="24"/>
         </w:rPr>
+        <w:t xml:space="preserve"> </w:t>
       </w:r>
       <w:proofErr w:type="spellStart"/>
       <w:r>
@@ -9734,12 +10350,14 @@
           <w:rFonts w:ascii="Times New Roman" w:eastAsia="宋体" w:hAnsi="Times New Roman" w:cs="Times New Roman"/>
           <w:sz w:val="24"/>
         </w:rPr>
-      </w:r>
-      <w:r>
-        <w:rPr>
-          <w:rFonts w:ascii="Times New Roman" w:eastAsia="宋体" w:hAnsi="Times New Roman" w:cs="Times New Roman"/>
-          <w:sz w:val="24"/>
-        </w:rPr>
+        <w:t>iframe</w:t>
+      </w:r>
+      <w:r>
+        <w:rPr>
+          <w:rFonts w:ascii="Times New Roman" w:eastAsia="宋体" w:hAnsi="Times New Roman" w:cs="Times New Roman"/>
+          <w:sz w:val="24"/>
+        </w:rPr>
+        <w:t>，然后才改高度</w:t>
       </w:r>
       <w:proofErr w:type="spellEnd"/>
       <w:r>
@@ -9747,6 +10365,7 @@
           <w:rFonts w:ascii="Times New Roman" w:eastAsia="宋体" w:hAnsi="Times New Roman" w:cs="Times New Roman"/>
           <w:sz w:val="24"/>
         </w:rPr>
+        <w:t>。</w:t>
       </w:r>
     </w:p>
     <w:p>
@@ -9852,6 +10471,30 @@
           <w:lang w:eastAsia="zh-CN"/>
         </w:rPr>
       </w:pPr>
+      <w:r>
+        <w:rPr>
+          <w:rFonts w:ascii="Times New Roman" w:eastAsia="宋体" w:hAnsi="Times New Roman" w:cs="Times New Roman"/>
+          <w:sz w:val="24"/>
+          <w:lang w:eastAsia="zh-CN"/>
+        </w:rPr>
+        <w:t>进入出现序之前做的是结构保持的消毒，不是把全文折成纯文本。允许的元素为</w:t>
+      </w:r>
+      <w:r>
+        <w:rPr>
+          <w:rFonts w:ascii="Times New Roman" w:eastAsia="宋体" w:hAnsi="Times New Roman" w:cs="Times New Roman"/>
+          <w:sz w:val="24"/>
+          <w:lang w:eastAsia="zh-CN"/>
+        </w:rPr>
+        <w:t xml:space="preserve"> p</w:t>
+      </w:r>
+      <w:r>
+        <w:rPr>
+          <w:rFonts w:ascii="Times New Roman" w:eastAsia="宋体" w:hAnsi="Times New Roman" w:cs="Times New Roman"/>
+          <w:sz w:val="24"/>
+          <w:lang w:eastAsia="zh-CN"/>
+        </w:rPr>
+        <w:t>、</w:t>
+      </w:r>
       <w:proofErr w:type="spellStart"/>
       <w:r>
         <w:rPr>
@@ -9859,7 +10502,7 @@
           <w:sz w:val="24"/>
           <w:lang w:eastAsia="zh-CN"/>
         </w:rPr>
-        <w:t>进入出现序之前做的是结构保持的消毒，不是把全文折成纯文本。允许的元素为 p、br、strong、b、em、i、u、blockquote、h1 至 h3、ul、ol、li、a、img。span、div、font、section、article 解包并保留子孙。script、style、iframe、object、embed、link、meta、noscript 整段丢弃。没有标签形态的输入按空行分段，单行换行写成 br。图像地址只允许 http、https 或站点根相对路径，拒绝 javascript: 与 data:。链接只允许 http、https、mailto: 或根相对路径，并写上 rel 为 noopener noreferrer。alt 与文本节点一起进入映射并编码，title 及其他未列出的属性直接删除。Quill 对齐类名改写成 pr-align-*。远程文章把文首、正文、文尾拼接后再走同一套消毒。显示标题由章节号与标题用“ - ”连接。有可见文字，或仅有图像，才视为有效章节。正文不按文章 id 长期缓存，每次解析都回源，并发中的同一次请求会合并；字体按章节标识加修订号复用。宿主页面不应再把原文写进自己的 DOM。</w:t>
+        <w:t>br</w:t>
       </w:r>
       <w:proofErr w:type="spellEnd"/>
       <w:r>
@@ -9868,59 +10511,792 @@
           <w:sz w:val="24"/>
           <w:lang w:eastAsia="zh-CN"/>
         </w:rPr>
-      </w:r>
-      <w:proofErr w:type="gramStart"/>
-      <w:r>
-        <w:rPr>
-          <w:rFonts w:ascii="Times New Roman" w:eastAsia="宋体" w:hAnsi="Times New Roman" w:cs="Times New Roman"/>
-          <w:sz w:val="24"/>
-          <w:lang w:eastAsia="zh-CN"/>
-        </w:rPr>
-      </w:r>
-      <w:proofErr w:type="gramEnd"/>
-      <w:r>
-        <w:rPr>
-          <w:rFonts w:ascii="Times New Roman" w:eastAsia="宋体" w:hAnsi="Times New Roman" w:cs="Times New Roman"/>
-          <w:sz w:val="24"/>
-          <w:lang w:eastAsia="zh-CN"/>
-        </w:rPr>
-      </w:r>
-      <w:proofErr w:type="gramStart"/>
-      <w:r>
-        <w:rPr>
-          <w:rFonts w:ascii="Times New Roman" w:eastAsia="宋体" w:hAnsi="Times New Roman" w:cs="Times New Roman"/>
-          <w:sz w:val="24"/>
-          <w:lang w:eastAsia="zh-CN"/>
-        </w:rPr>
-      </w:r>
-      <w:proofErr w:type="gramEnd"/>
-      <w:r>
-        <w:rPr>
-          <w:rFonts w:ascii="Times New Roman" w:eastAsia="宋体" w:hAnsi="Times New Roman" w:cs="Times New Roman"/>
-          <w:sz w:val="24"/>
-          <w:lang w:eastAsia="zh-CN"/>
-        </w:rPr>
-      </w:r>
-      <w:r>
-        <w:rPr>
-          <w:rFonts w:ascii="Times New Roman" w:eastAsia="宋体" w:hAnsi="Times New Roman" w:cs="Times New Roman"/>
-          <w:sz w:val="24"/>
-          <w:lang w:eastAsia="zh-CN"/>
-        </w:rPr>
-      </w:r>
-      <w:r>
-        <w:rPr>
-          <w:rFonts w:ascii="Times New Roman" w:eastAsia="宋体" w:hAnsi="Times New Roman" w:cs="Times New Roman"/>
-          <w:sz w:val="24"/>
-          <w:lang w:eastAsia="zh-CN"/>
-        </w:rPr>
-      </w:r>
-      <w:r>
-        <w:rPr>
-          <w:rFonts w:ascii="Times New Roman" w:eastAsia="宋体" w:hAnsi="Times New Roman" w:cs="Times New Roman"/>
-          <w:sz w:val="24"/>
-          <w:lang w:eastAsia="zh-CN"/>
-        </w:rPr>
+        <w:t>、</w:t>
+      </w:r>
+      <w:r>
+        <w:rPr>
+          <w:rFonts w:ascii="Times New Roman" w:eastAsia="宋体" w:hAnsi="Times New Roman" w:cs="Times New Roman"/>
+          <w:sz w:val="24"/>
+          <w:lang w:eastAsia="zh-CN"/>
+        </w:rPr>
+        <w:t>strong</w:t>
+      </w:r>
+      <w:r>
+        <w:rPr>
+          <w:rFonts w:ascii="Times New Roman" w:eastAsia="宋体" w:hAnsi="Times New Roman" w:cs="Times New Roman"/>
+          <w:sz w:val="24"/>
+          <w:lang w:eastAsia="zh-CN"/>
+        </w:rPr>
+        <w:t>、</w:t>
+      </w:r>
+      <w:r>
+        <w:rPr>
+          <w:rFonts w:ascii="Times New Roman" w:eastAsia="宋体" w:hAnsi="Times New Roman" w:cs="Times New Roman"/>
+          <w:sz w:val="24"/>
+          <w:lang w:eastAsia="zh-CN"/>
+        </w:rPr>
+        <w:t>b</w:t>
+      </w:r>
+      <w:r>
+        <w:rPr>
+          <w:rFonts w:ascii="Times New Roman" w:eastAsia="宋体" w:hAnsi="Times New Roman" w:cs="Times New Roman"/>
+          <w:sz w:val="24"/>
+          <w:lang w:eastAsia="zh-CN"/>
+        </w:rPr>
+        <w:t>、</w:t>
+      </w:r>
+      <w:proofErr w:type="spellStart"/>
+      <w:r>
+        <w:rPr>
+          <w:rFonts w:ascii="Times New Roman" w:eastAsia="宋体" w:hAnsi="Times New Roman" w:cs="Times New Roman"/>
+          <w:sz w:val="24"/>
+          <w:lang w:eastAsia="zh-CN"/>
+        </w:rPr>
+        <w:t>em</w:t>
+      </w:r>
+      <w:proofErr w:type="spellEnd"/>
+      <w:r>
+        <w:rPr>
+          <w:rFonts w:ascii="Times New Roman" w:eastAsia="宋体" w:hAnsi="Times New Roman" w:cs="Times New Roman"/>
+          <w:sz w:val="24"/>
+          <w:lang w:eastAsia="zh-CN"/>
+        </w:rPr>
+        <w:t>、</w:t>
+      </w:r>
+      <w:proofErr w:type="spellStart"/>
+      <w:r>
+        <w:rPr>
+          <w:rFonts w:ascii="Times New Roman" w:eastAsia="宋体" w:hAnsi="Times New Roman" w:cs="Times New Roman"/>
+          <w:sz w:val="24"/>
+          <w:lang w:eastAsia="zh-CN"/>
+        </w:rPr>
+        <w:t>i</w:t>
+      </w:r>
+      <w:proofErr w:type="spellEnd"/>
+      <w:r>
+        <w:rPr>
+          <w:rFonts w:ascii="Times New Roman" w:eastAsia="宋体" w:hAnsi="Times New Roman" w:cs="Times New Roman"/>
+          <w:sz w:val="24"/>
+          <w:lang w:eastAsia="zh-CN"/>
+        </w:rPr>
+        <w:t>、</w:t>
+      </w:r>
+      <w:r>
+        <w:rPr>
+          <w:rFonts w:ascii="Times New Roman" w:eastAsia="宋体" w:hAnsi="Times New Roman" w:cs="Times New Roman"/>
+          <w:sz w:val="24"/>
+          <w:lang w:eastAsia="zh-CN"/>
+        </w:rPr>
+        <w:t>u</w:t>
+      </w:r>
+      <w:r>
+        <w:rPr>
+          <w:rFonts w:ascii="Times New Roman" w:eastAsia="宋体" w:hAnsi="Times New Roman" w:cs="Times New Roman"/>
+          <w:sz w:val="24"/>
+          <w:lang w:eastAsia="zh-CN"/>
+        </w:rPr>
+        <w:t>、</w:t>
+      </w:r>
+      <w:r>
+        <w:rPr>
+          <w:rFonts w:ascii="Times New Roman" w:eastAsia="宋体" w:hAnsi="Times New Roman" w:cs="Times New Roman"/>
+          <w:sz w:val="24"/>
+          <w:lang w:eastAsia="zh-CN"/>
+        </w:rPr>
+        <w:t>blockquote</w:t>
+      </w:r>
+      <w:r>
+        <w:rPr>
+          <w:rFonts w:ascii="Times New Roman" w:eastAsia="宋体" w:hAnsi="Times New Roman" w:cs="Times New Roman"/>
+          <w:sz w:val="24"/>
+          <w:lang w:eastAsia="zh-CN"/>
+        </w:rPr>
+        <w:t>、</w:t>
+      </w:r>
+      <w:r>
+        <w:rPr>
+          <w:rFonts w:ascii="Times New Roman" w:eastAsia="宋体" w:hAnsi="Times New Roman" w:cs="Times New Roman"/>
+          <w:sz w:val="24"/>
+          <w:lang w:eastAsia="zh-CN"/>
+        </w:rPr>
+        <w:t xml:space="preserve">h1 </w:t>
+      </w:r>
+      <w:r>
+        <w:rPr>
+          <w:rFonts w:ascii="Times New Roman" w:eastAsia="宋体" w:hAnsi="Times New Roman" w:cs="Times New Roman"/>
+          <w:sz w:val="24"/>
+          <w:lang w:eastAsia="zh-CN"/>
+        </w:rPr>
+        <w:t>至</w:t>
+      </w:r>
+      <w:r>
+        <w:rPr>
+          <w:rFonts w:ascii="Times New Roman" w:eastAsia="宋体" w:hAnsi="Times New Roman" w:cs="Times New Roman"/>
+          <w:sz w:val="24"/>
+          <w:lang w:eastAsia="zh-CN"/>
+        </w:rPr>
+        <w:t xml:space="preserve"> h3</w:t>
+      </w:r>
+      <w:r>
+        <w:rPr>
+          <w:rFonts w:ascii="Times New Roman" w:eastAsia="宋体" w:hAnsi="Times New Roman" w:cs="Times New Roman"/>
+          <w:sz w:val="24"/>
+          <w:lang w:eastAsia="zh-CN"/>
+        </w:rPr>
+        <w:t>、</w:t>
+      </w:r>
+      <w:proofErr w:type="spellStart"/>
+      <w:r>
+        <w:rPr>
+          <w:rFonts w:ascii="Times New Roman" w:eastAsia="宋体" w:hAnsi="Times New Roman" w:cs="Times New Roman"/>
+          <w:sz w:val="24"/>
+          <w:lang w:eastAsia="zh-CN"/>
+        </w:rPr>
+        <w:t>ul</w:t>
+      </w:r>
+      <w:proofErr w:type="spellEnd"/>
+      <w:r>
+        <w:rPr>
+          <w:rFonts w:ascii="Times New Roman" w:eastAsia="宋体" w:hAnsi="Times New Roman" w:cs="Times New Roman"/>
+          <w:sz w:val="24"/>
+          <w:lang w:eastAsia="zh-CN"/>
+        </w:rPr>
+        <w:t>、</w:t>
+      </w:r>
+      <w:proofErr w:type="spellStart"/>
+      <w:r>
+        <w:rPr>
+          <w:rFonts w:ascii="Times New Roman" w:eastAsia="宋体" w:hAnsi="Times New Roman" w:cs="Times New Roman"/>
+          <w:sz w:val="24"/>
+          <w:lang w:eastAsia="zh-CN"/>
+        </w:rPr>
+        <w:t>ol</w:t>
+      </w:r>
+      <w:proofErr w:type="spellEnd"/>
+      <w:r>
+        <w:rPr>
+          <w:rFonts w:ascii="Times New Roman" w:eastAsia="宋体" w:hAnsi="Times New Roman" w:cs="Times New Roman"/>
+          <w:sz w:val="24"/>
+          <w:lang w:eastAsia="zh-CN"/>
+        </w:rPr>
+        <w:t>、</w:t>
+      </w:r>
+      <w:r>
+        <w:rPr>
+          <w:rFonts w:ascii="Times New Roman" w:eastAsia="宋体" w:hAnsi="Times New Roman" w:cs="Times New Roman"/>
+          <w:sz w:val="24"/>
+          <w:lang w:eastAsia="zh-CN"/>
+        </w:rPr>
+        <w:t>li</w:t>
+      </w:r>
+      <w:r>
+        <w:rPr>
+          <w:rFonts w:ascii="Times New Roman" w:eastAsia="宋体" w:hAnsi="Times New Roman" w:cs="Times New Roman"/>
+          <w:sz w:val="24"/>
+          <w:lang w:eastAsia="zh-CN"/>
+        </w:rPr>
+        <w:t>、</w:t>
+      </w:r>
+      <w:r>
+        <w:rPr>
+          <w:rFonts w:ascii="Times New Roman" w:eastAsia="宋体" w:hAnsi="Times New Roman" w:cs="Times New Roman"/>
+          <w:sz w:val="24"/>
+          <w:lang w:eastAsia="zh-CN"/>
+        </w:rPr>
+        <w:t>a</w:t>
+      </w:r>
+      <w:r>
+        <w:rPr>
+          <w:rFonts w:ascii="Times New Roman" w:eastAsia="宋体" w:hAnsi="Times New Roman" w:cs="Times New Roman"/>
+          <w:sz w:val="24"/>
+          <w:lang w:eastAsia="zh-CN"/>
+        </w:rPr>
+        <w:t>、</w:t>
+      </w:r>
+      <w:proofErr w:type="spellStart"/>
+      <w:r>
+        <w:rPr>
+          <w:rFonts w:ascii="Times New Roman" w:eastAsia="宋体" w:hAnsi="Times New Roman" w:cs="Times New Roman"/>
+          <w:sz w:val="24"/>
+          <w:lang w:eastAsia="zh-CN"/>
+        </w:rPr>
+        <w:t>img</w:t>
+      </w:r>
+      <w:proofErr w:type="spellEnd"/>
+      <w:r>
+        <w:rPr>
+          <w:rFonts w:ascii="Times New Roman" w:eastAsia="宋体" w:hAnsi="Times New Roman" w:cs="Times New Roman"/>
+          <w:sz w:val="24"/>
+          <w:lang w:eastAsia="zh-CN"/>
+        </w:rPr>
+        <w:t>。</w:t>
+      </w:r>
+      <w:r>
+        <w:rPr>
+          <w:rFonts w:ascii="Times New Roman" w:eastAsia="宋体" w:hAnsi="Times New Roman" w:cs="Times New Roman"/>
+          <w:sz w:val="24"/>
+          <w:lang w:eastAsia="zh-CN"/>
+        </w:rPr>
+        <w:t>span</w:t>
+      </w:r>
+      <w:r>
+        <w:rPr>
+          <w:rFonts w:ascii="Times New Roman" w:eastAsia="宋体" w:hAnsi="Times New Roman" w:cs="Times New Roman"/>
+          <w:sz w:val="24"/>
+          <w:lang w:eastAsia="zh-CN"/>
+        </w:rPr>
+        <w:t>、</w:t>
+      </w:r>
+      <w:r>
+        <w:rPr>
+          <w:rFonts w:ascii="Times New Roman" w:eastAsia="宋体" w:hAnsi="Times New Roman" w:cs="Times New Roman"/>
+          <w:sz w:val="24"/>
+          <w:lang w:eastAsia="zh-CN"/>
+        </w:rPr>
+        <w:t>div</w:t>
+      </w:r>
+      <w:r>
+        <w:rPr>
+          <w:rFonts w:ascii="Times New Roman" w:eastAsia="宋体" w:hAnsi="Times New Roman" w:cs="Times New Roman"/>
+          <w:sz w:val="24"/>
+          <w:lang w:eastAsia="zh-CN"/>
+        </w:rPr>
+        <w:t>、</w:t>
+      </w:r>
+      <w:r>
+        <w:rPr>
+          <w:rFonts w:ascii="Times New Roman" w:eastAsia="宋体" w:hAnsi="Times New Roman" w:cs="Times New Roman"/>
+          <w:sz w:val="24"/>
+          <w:lang w:eastAsia="zh-CN"/>
+        </w:rPr>
+        <w:t>font</w:t>
+      </w:r>
+      <w:r>
+        <w:rPr>
+          <w:rFonts w:ascii="Times New Roman" w:eastAsia="宋体" w:hAnsi="Times New Roman" w:cs="Times New Roman"/>
+          <w:sz w:val="24"/>
+          <w:lang w:eastAsia="zh-CN"/>
+        </w:rPr>
+        <w:t>、</w:t>
+      </w:r>
+      <w:r>
+        <w:rPr>
+          <w:rFonts w:ascii="Times New Roman" w:eastAsia="宋体" w:hAnsi="Times New Roman" w:cs="Times New Roman"/>
+          <w:sz w:val="24"/>
+          <w:lang w:eastAsia="zh-CN"/>
+        </w:rPr>
+        <w:t>section</w:t>
+      </w:r>
+      <w:r>
+        <w:rPr>
+          <w:rFonts w:ascii="Times New Roman" w:eastAsia="宋体" w:hAnsi="Times New Roman" w:cs="Times New Roman"/>
+          <w:sz w:val="24"/>
+          <w:lang w:eastAsia="zh-CN"/>
+        </w:rPr>
+        <w:t>、</w:t>
+      </w:r>
+      <w:r>
+        <w:rPr>
+          <w:rFonts w:ascii="Times New Roman" w:eastAsia="宋体" w:hAnsi="Times New Roman" w:cs="Times New Roman"/>
+          <w:sz w:val="24"/>
+          <w:lang w:eastAsia="zh-CN"/>
+        </w:rPr>
+        <w:t xml:space="preserve">article </w:t>
+      </w:r>
+      <w:r>
+        <w:rPr>
+          <w:rFonts w:ascii="Times New Roman" w:eastAsia="宋体" w:hAnsi="Times New Roman" w:cs="Times New Roman"/>
+          <w:sz w:val="24"/>
+          <w:lang w:eastAsia="zh-CN"/>
+        </w:rPr>
+        <w:t>解包并保留子孙。</w:t>
+      </w:r>
+      <w:r>
+        <w:rPr>
+          <w:rFonts w:ascii="Times New Roman" w:eastAsia="宋体" w:hAnsi="Times New Roman" w:cs="Times New Roman"/>
+          <w:sz w:val="24"/>
+          <w:lang w:eastAsia="zh-CN"/>
+        </w:rPr>
+        <w:t>script</w:t>
+      </w:r>
+      <w:r>
+        <w:rPr>
+          <w:rFonts w:ascii="Times New Roman" w:eastAsia="宋体" w:hAnsi="Times New Roman" w:cs="Times New Roman"/>
+          <w:sz w:val="24"/>
+          <w:lang w:eastAsia="zh-CN"/>
+        </w:rPr>
+        <w:t>、</w:t>
+      </w:r>
+      <w:r>
+        <w:rPr>
+          <w:rFonts w:ascii="Times New Roman" w:eastAsia="宋体" w:hAnsi="Times New Roman" w:cs="Times New Roman"/>
+          <w:sz w:val="24"/>
+          <w:lang w:eastAsia="zh-CN"/>
+        </w:rPr>
+        <w:t>style</w:t>
+      </w:r>
+      <w:r>
+        <w:rPr>
+          <w:rFonts w:ascii="Times New Roman" w:eastAsia="宋体" w:hAnsi="Times New Roman" w:cs="Times New Roman"/>
+          <w:sz w:val="24"/>
+          <w:lang w:eastAsia="zh-CN"/>
+        </w:rPr>
+        <w:t>、</w:t>
+      </w:r>
+      <w:proofErr w:type="spellStart"/>
+      <w:r>
+        <w:rPr>
+          <w:rFonts w:ascii="Times New Roman" w:eastAsia="宋体" w:hAnsi="Times New Roman" w:cs="Times New Roman"/>
+          <w:sz w:val="24"/>
+          <w:lang w:eastAsia="zh-CN"/>
+        </w:rPr>
+        <w:t>iframe</w:t>
+      </w:r>
+      <w:proofErr w:type="spellEnd"/>
+      <w:r>
+        <w:rPr>
+          <w:rFonts w:ascii="Times New Roman" w:eastAsia="宋体" w:hAnsi="Times New Roman" w:cs="Times New Roman"/>
+          <w:sz w:val="24"/>
+          <w:lang w:eastAsia="zh-CN"/>
+        </w:rPr>
+        <w:t>、</w:t>
+      </w:r>
+      <w:r>
+        <w:rPr>
+          <w:rFonts w:ascii="Times New Roman" w:eastAsia="宋体" w:hAnsi="Times New Roman" w:cs="Times New Roman"/>
+          <w:sz w:val="24"/>
+          <w:lang w:eastAsia="zh-CN"/>
+        </w:rPr>
+        <w:t>object</w:t>
+      </w:r>
+      <w:r>
+        <w:rPr>
+          <w:rFonts w:ascii="Times New Roman" w:eastAsia="宋体" w:hAnsi="Times New Roman" w:cs="Times New Roman"/>
+          <w:sz w:val="24"/>
+          <w:lang w:eastAsia="zh-CN"/>
+        </w:rPr>
+        <w:t>、</w:t>
+      </w:r>
+      <w:r>
+        <w:rPr>
+          <w:rFonts w:ascii="Times New Roman" w:eastAsia="宋体" w:hAnsi="Times New Roman" w:cs="Times New Roman"/>
+          <w:sz w:val="24"/>
+          <w:lang w:eastAsia="zh-CN"/>
+        </w:rPr>
+        <w:t>embed</w:t>
+      </w:r>
+      <w:r>
+        <w:rPr>
+          <w:rFonts w:ascii="Times New Roman" w:eastAsia="宋体" w:hAnsi="Times New Roman" w:cs="Times New Roman"/>
+          <w:sz w:val="24"/>
+          <w:lang w:eastAsia="zh-CN"/>
+        </w:rPr>
+        <w:t>、</w:t>
+      </w:r>
+      <w:r>
+        <w:rPr>
+          <w:rFonts w:ascii="Times New Roman" w:eastAsia="宋体" w:hAnsi="Times New Roman" w:cs="Times New Roman"/>
+          <w:sz w:val="24"/>
+          <w:lang w:eastAsia="zh-CN"/>
+        </w:rPr>
+        <w:t>link</w:t>
+      </w:r>
+      <w:r>
+        <w:rPr>
+          <w:rFonts w:ascii="Times New Roman" w:eastAsia="宋体" w:hAnsi="Times New Roman" w:cs="Times New Roman"/>
+          <w:sz w:val="24"/>
+          <w:lang w:eastAsia="zh-CN"/>
+        </w:rPr>
+        <w:t>、</w:t>
+      </w:r>
+      <w:r>
+        <w:rPr>
+          <w:rFonts w:ascii="Times New Roman" w:eastAsia="宋体" w:hAnsi="Times New Roman" w:cs="Times New Roman"/>
+          <w:sz w:val="24"/>
+          <w:lang w:eastAsia="zh-CN"/>
+        </w:rPr>
+        <w:t>meta</w:t>
+      </w:r>
+      <w:r>
+        <w:rPr>
+          <w:rFonts w:ascii="Times New Roman" w:eastAsia="宋体" w:hAnsi="Times New Roman" w:cs="Times New Roman"/>
+          <w:sz w:val="24"/>
+          <w:lang w:eastAsia="zh-CN"/>
+        </w:rPr>
+        <w:t>、</w:t>
+      </w:r>
+      <w:proofErr w:type="spellStart"/>
+      <w:r>
+        <w:rPr>
+          <w:rFonts w:ascii="Times New Roman" w:eastAsia="宋体" w:hAnsi="Times New Roman" w:cs="Times New Roman"/>
+          <w:sz w:val="24"/>
+          <w:lang w:eastAsia="zh-CN"/>
+        </w:rPr>
+        <w:t>noscript</w:t>
+      </w:r>
+      <w:proofErr w:type="spellEnd"/>
+      <w:r>
+        <w:rPr>
+          <w:rFonts w:ascii="Times New Roman" w:eastAsia="宋体" w:hAnsi="Times New Roman" w:cs="Times New Roman"/>
+          <w:sz w:val="24"/>
+          <w:lang w:eastAsia="zh-CN"/>
+        </w:rPr>
+        <w:t xml:space="preserve"> </w:t>
+      </w:r>
+      <w:r>
+        <w:rPr>
+          <w:rFonts w:ascii="Times New Roman" w:eastAsia="宋体" w:hAnsi="Times New Roman" w:cs="Times New Roman"/>
+          <w:sz w:val="24"/>
+          <w:lang w:eastAsia="zh-CN"/>
+        </w:rPr>
+        <w:t>整段丢弃。没有标签形态的输入按空行分段，单行换行写成</w:t>
+      </w:r>
+      <w:r>
+        <w:rPr>
+          <w:rFonts w:ascii="Times New Roman" w:eastAsia="宋体" w:hAnsi="Times New Roman" w:cs="Times New Roman"/>
+          <w:sz w:val="24"/>
+          <w:lang w:eastAsia="zh-CN"/>
+        </w:rPr>
+        <w:t xml:space="preserve"> </w:t>
+      </w:r>
+      <w:proofErr w:type="spellStart"/>
+      <w:r>
+        <w:rPr>
+          <w:rFonts w:ascii="Times New Roman" w:eastAsia="宋体" w:hAnsi="Times New Roman" w:cs="Times New Roman"/>
+          <w:sz w:val="24"/>
+          <w:lang w:eastAsia="zh-CN"/>
+        </w:rPr>
+        <w:t>br</w:t>
+      </w:r>
+      <w:proofErr w:type="spellEnd"/>
+      <w:r>
+        <w:rPr>
+          <w:rFonts w:ascii="Times New Roman" w:eastAsia="宋体" w:hAnsi="Times New Roman" w:cs="Times New Roman"/>
+          <w:sz w:val="24"/>
+          <w:lang w:eastAsia="zh-CN"/>
+        </w:rPr>
+        <w:t>。图像地址只允许</w:t>
+      </w:r>
+      <w:r>
+        <w:rPr>
+          <w:rFonts w:ascii="Times New Roman" w:eastAsia="宋体" w:hAnsi="Times New Roman" w:cs="Times New Roman"/>
+          <w:sz w:val="24"/>
+          <w:lang w:eastAsia="zh-CN"/>
+        </w:rPr>
+        <w:t xml:space="preserve"> http</w:t>
+      </w:r>
+      <w:r>
+        <w:rPr>
+          <w:rFonts w:ascii="Times New Roman" w:eastAsia="宋体" w:hAnsi="Times New Roman" w:cs="Times New Roman"/>
+          <w:sz w:val="24"/>
+          <w:lang w:eastAsia="zh-CN"/>
+        </w:rPr>
+        <w:t>、</w:t>
+      </w:r>
+      <w:r>
+        <w:rPr>
+          <w:rFonts w:ascii="Times New Roman" w:eastAsia="宋体" w:hAnsi="Times New Roman" w:cs="Times New Roman"/>
+          <w:sz w:val="24"/>
+          <w:lang w:eastAsia="zh-CN"/>
+        </w:rPr>
+        <w:t xml:space="preserve">https </w:t>
+      </w:r>
+      <w:r>
+        <w:rPr>
+          <w:rFonts w:ascii="Times New Roman" w:eastAsia="宋体" w:hAnsi="Times New Roman" w:cs="Times New Roman"/>
+          <w:sz w:val="24"/>
+          <w:lang w:eastAsia="zh-CN"/>
+        </w:rPr>
+        <w:t>或站点根相对路径，拒绝</w:t>
+      </w:r>
+      <w:r>
+        <w:rPr>
+          <w:rFonts w:ascii="Times New Roman" w:eastAsia="宋体" w:hAnsi="Times New Roman" w:cs="Times New Roman"/>
+          <w:sz w:val="24"/>
+          <w:lang w:eastAsia="zh-CN"/>
+        </w:rPr>
+        <w:t xml:space="preserve"> </w:t>
+      </w:r>
+      <w:proofErr w:type="spellStart"/>
+      <w:r>
+        <w:rPr>
+          <w:rFonts w:ascii="Times New Roman" w:eastAsia="宋体" w:hAnsi="Times New Roman" w:cs="Times New Roman"/>
+          <w:sz w:val="24"/>
+          <w:lang w:eastAsia="zh-CN"/>
+        </w:rPr>
+        <w:t>javascript</w:t>
+      </w:r>
+      <w:proofErr w:type="spellEnd"/>
+      <w:r>
+        <w:rPr>
+          <w:rFonts w:ascii="Times New Roman" w:eastAsia="宋体" w:hAnsi="Times New Roman" w:cs="Times New Roman"/>
+          <w:sz w:val="24"/>
+          <w:lang w:eastAsia="zh-CN"/>
+        </w:rPr>
+        <w:t xml:space="preserve">: </w:t>
+      </w:r>
+      <w:r>
+        <w:rPr>
+          <w:rFonts w:ascii="Times New Roman" w:eastAsia="宋体" w:hAnsi="Times New Roman" w:cs="Times New Roman"/>
+          <w:sz w:val="24"/>
+          <w:lang w:eastAsia="zh-CN"/>
+        </w:rPr>
+        <w:t>与</w:t>
+      </w:r>
+      <w:r>
+        <w:rPr>
+          <w:rFonts w:ascii="Times New Roman" w:eastAsia="宋体" w:hAnsi="Times New Roman" w:cs="Times New Roman"/>
+          <w:sz w:val="24"/>
+          <w:lang w:eastAsia="zh-CN"/>
+        </w:rPr>
+        <w:t xml:space="preserve"> data:</w:t>
+      </w:r>
+      <w:r>
+        <w:rPr>
+          <w:rFonts w:ascii="Times New Roman" w:eastAsia="宋体" w:hAnsi="Times New Roman" w:cs="Times New Roman"/>
+          <w:sz w:val="24"/>
+          <w:lang w:eastAsia="zh-CN"/>
+        </w:rPr>
+        <w:t>。链接只允许</w:t>
+      </w:r>
+      <w:r>
+        <w:rPr>
+          <w:rFonts w:ascii="Times New Roman" w:eastAsia="宋体" w:hAnsi="Times New Roman" w:cs="Times New Roman"/>
+          <w:sz w:val="24"/>
+          <w:lang w:eastAsia="zh-CN"/>
+        </w:rPr>
+        <w:t xml:space="preserve"> http</w:t>
+      </w:r>
+      <w:r>
+        <w:rPr>
+          <w:rFonts w:ascii="Times New Roman" w:eastAsia="宋体" w:hAnsi="Times New Roman" w:cs="Times New Roman"/>
+          <w:sz w:val="24"/>
+          <w:lang w:eastAsia="zh-CN"/>
+        </w:rPr>
+        <w:t>、</w:t>
+      </w:r>
+      <w:r>
+        <w:rPr>
+          <w:rFonts w:ascii="Times New Roman" w:eastAsia="宋体" w:hAnsi="Times New Roman" w:cs="Times New Roman"/>
+          <w:sz w:val="24"/>
+          <w:lang w:eastAsia="zh-CN"/>
+        </w:rPr>
+        <w:t>https</w:t>
+      </w:r>
+      <w:r>
+        <w:rPr>
+          <w:rFonts w:ascii="Times New Roman" w:eastAsia="宋体" w:hAnsi="Times New Roman" w:cs="Times New Roman"/>
+          <w:sz w:val="24"/>
+          <w:lang w:eastAsia="zh-CN"/>
+        </w:rPr>
+        <w:t>、</w:t>
+      </w:r>
+      <w:r>
+        <w:rPr>
+          <w:rFonts w:ascii="Times New Roman" w:eastAsia="宋体" w:hAnsi="Times New Roman" w:cs="Times New Roman"/>
+          <w:sz w:val="24"/>
+          <w:lang w:eastAsia="zh-CN"/>
+        </w:rPr>
+        <w:t xml:space="preserve">mailto: </w:t>
+      </w:r>
+      <w:r>
+        <w:rPr>
+          <w:rFonts w:ascii="Times New Roman" w:eastAsia="宋体" w:hAnsi="Times New Roman" w:cs="Times New Roman"/>
+          <w:sz w:val="24"/>
+          <w:lang w:eastAsia="zh-CN"/>
+        </w:rPr>
+        <w:t>或根相对路径，并写上</w:t>
+      </w:r>
+      <w:r>
+        <w:rPr>
+          <w:rFonts w:ascii="Times New Roman" w:eastAsia="宋体" w:hAnsi="Times New Roman" w:cs="Times New Roman"/>
+          <w:sz w:val="24"/>
+          <w:lang w:eastAsia="zh-CN"/>
+        </w:rPr>
+        <w:t xml:space="preserve"> </w:t>
+      </w:r>
+      <w:proofErr w:type="spellStart"/>
+      <w:r>
+        <w:rPr>
+          <w:rFonts w:ascii="Times New Roman" w:eastAsia="宋体" w:hAnsi="Times New Roman" w:cs="Times New Roman"/>
+          <w:sz w:val="24"/>
+          <w:lang w:eastAsia="zh-CN"/>
+        </w:rPr>
+        <w:t>rel</w:t>
+      </w:r>
+      <w:proofErr w:type="spellEnd"/>
+      <w:r>
+        <w:rPr>
+          <w:rFonts w:ascii="Times New Roman" w:eastAsia="宋体" w:hAnsi="Times New Roman" w:cs="Times New Roman"/>
+          <w:sz w:val="24"/>
+          <w:lang w:eastAsia="zh-CN"/>
+        </w:rPr>
+        <w:t xml:space="preserve"> </w:t>
+      </w:r>
+      <w:r>
+        <w:rPr>
+          <w:rFonts w:ascii="Times New Roman" w:eastAsia="宋体" w:hAnsi="Times New Roman" w:cs="Times New Roman"/>
+          <w:sz w:val="24"/>
+          <w:lang w:eastAsia="zh-CN"/>
+        </w:rPr>
+        <w:t>为</w:t>
+      </w:r>
+      <w:r>
+        <w:rPr>
+          <w:rFonts w:ascii="Times New Roman" w:eastAsia="宋体" w:hAnsi="Times New Roman" w:cs="Times New Roman"/>
+          <w:sz w:val="24"/>
+          <w:lang w:eastAsia="zh-CN"/>
+        </w:rPr>
+        <w:t xml:space="preserve"> </w:t>
+      </w:r>
+      <w:proofErr w:type="spellStart"/>
+      <w:r>
+        <w:rPr>
+          <w:rFonts w:ascii="Times New Roman" w:eastAsia="宋体" w:hAnsi="Times New Roman" w:cs="Times New Roman"/>
+          <w:sz w:val="24"/>
+          <w:lang w:eastAsia="zh-CN"/>
+        </w:rPr>
+        <w:t>noopener</w:t>
+      </w:r>
+      <w:proofErr w:type="spellEnd"/>
+      <w:r>
+        <w:rPr>
+          <w:rFonts w:ascii="Times New Roman" w:eastAsia="宋体" w:hAnsi="Times New Roman" w:cs="Times New Roman"/>
+          <w:sz w:val="24"/>
+          <w:lang w:eastAsia="zh-CN"/>
+        </w:rPr>
+        <w:t xml:space="preserve"> </w:t>
+      </w:r>
+      <w:proofErr w:type="spellStart"/>
+      <w:r>
+        <w:rPr>
+          <w:rFonts w:ascii="Times New Roman" w:eastAsia="宋体" w:hAnsi="Times New Roman" w:cs="Times New Roman"/>
+          <w:sz w:val="24"/>
+          <w:lang w:eastAsia="zh-CN"/>
+        </w:rPr>
+        <w:t>noreferrer</w:t>
+      </w:r>
+      <w:proofErr w:type="spellEnd"/>
+      <w:r>
+        <w:rPr>
+          <w:rFonts w:ascii="Times New Roman" w:eastAsia="宋体" w:hAnsi="Times New Roman" w:cs="Times New Roman"/>
+          <w:sz w:val="24"/>
+          <w:lang w:eastAsia="zh-CN"/>
+        </w:rPr>
+        <w:t>。</w:t>
+      </w:r>
+      <w:r>
+        <w:rPr>
+          <w:rFonts w:ascii="Times New Roman" w:eastAsia="宋体" w:hAnsi="Times New Roman" w:cs="Times New Roman"/>
+          <w:sz w:val="24"/>
+          <w:lang w:eastAsia="zh-CN"/>
+        </w:rPr>
+        <w:t xml:space="preserve">alt </w:t>
+      </w:r>
+      <w:r>
+        <w:rPr>
+          <w:rFonts w:ascii="Times New Roman" w:eastAsia="宋体" w:hAnsi="Times New Roman" w:cs="Times New Roman"/>
+          <w:sz w:val="24"/>
+          <w:lang w:eastAsia="zh-CN"/>
+        </w:rPr>
+        <w:t>与文本节点一起进入映射并编码，</w:t>
+      </w:r>
+      <w:r>
+        <w:rPr>
+          <w:rFonts w:ascii="Times New Roman" w:eastAsia="宋体" w:hAnsi="Times New Roman" w:cs="Times New Roman"/>
+          <w:sz w:val="24"/>
+          <w:lang w:eastAsia="zh-CN"/>
+        </w:rPr>
+        <w:t xml:space="preserve">title </w:t>
+      </w:r>
+      <w:r>
+        <w:rPr>
+          <w:rFonts w:ascii="Times New Roman" w:eastAsia="宋体" w:hAnsi="Times New Roman" w:cs="Times New Roman"/>
+          <w:sz w:val="24"/>
+          <w:lang w:eastAsia="zh-CN"/>
+        </w:rPr>
+        <w:t>及其他未列出的属性直接删除。</w:t>
+      </w:r>
+      <w:r>
+        <w:rPr>
+          <w:rFonts w:ascii="Times New Roman" w:eastAsia="宋体" w:hAnsi="Times New Roman" w:cs="Times New Roman"/>
+          <w:sz w:val="24"/>
+          <w:lang w:eastAsia="zh-CN"/>
+        </w:rPr>
+        <w:t xml:space="preserve">Quill </w:t>
+      </w:r>
+      <w:r>
+        <w:rPr>
+          <w:rFonts w:ascii="Times New Roman" w:eastAsia="宋体" w:hAnsi="Times New Roman" w:cs="Times New Roman"/>
+          <w:sz w:val="24"/>
+          <w:lang w:eastAsia="zh-CN"/>
+        </w:rPr>
+        <w:t>对齐类名改写成</w:t>
+      </w:r>
+      <w:r>
+        <w:rPr>
+          <w:rFonts w:ascii="Times New Roman" w:eastAsia="宋体" w:hAnsi="Times New Roman" w:cs="Times New Roman"/>
+          <w:sz w:val="24"/>
+          <w:lang w:eastAsia="zh-CN"/>
+        </w:rPr>
+        <w:t xml:space="preserve"> pr-align-*</w:t>
+      </w:r>
+      <w:r>
+        <w:rPr>
+          <w:rFonts w:ascii="Times New Roman" w:eastAsia="宋体" w:hAnsi="Times New Roman" w:cs="Times New Roman"/>
+          <w:sz w:val="24"/>
+          <w:lang w:eastAsia="zh-CN"/>
+        </w:rPr>
+        <w:t>。远程文章把文首、正文、文尾拼接后再走同一套消毒。显示标题由章节号与标题用</w:t>
+      </w:r>
+      <w:r>
+        <w:rPr>
+          <w:rFonts w:ascii="Times New Roman" w:eastAsia="宋体" w:hAnsi="Times New Roman" w:cs="Times New Roman"/>
+          <w:sz w:val="24"/>
+          <w:lang w:eastAsia="zh-CN"/>
+        </w:rPr>
+        <w:t>“ - ”</w:t>
+      </w:r>
+      <w:r>
+        <w:rPr>
+          <w:rFonts w:ascii="Times New Roman" w:eastAsia="宋体" w:hAnsi="Times New Roman" w:cs="Times New Roman"/>
+          <w:sz w:val="24"/>
+          <w:lang w:eastAsia="zh-CN"/>
+        </w:rPr>
+        <w:lastRenderedPageBreak/>
+        <w:t>连接。有可见文字，或仅有图像，才视为有效章节。正文不按文章</w:t>
+      </w:r>
+      <w:r>
+        <w:rPr>
+          <w:rFonts w:ascii="Times New Roman" w:eastAsia="宋体" w:hAnsi="Times New Roman" w:cs="Times New Roman"/>
+          <w:sz w:val="24"/>
+          <w:lang w:eastAsia="zh-CN"/>
+        </w:rPr>
+        <w:t xml:space="preserve"> id </w:t>
+      </w:r>
+      <w:r>
+        <w:rPr>
+          <w:rFonts w:ascii="Times New Roman" w:eastAsia="宋体" w:hAnsi="Times New Roman" w:cs="Times New Roman"/>
+          <w:sz w:val="24"/>
+          <w:lang w:eastAsia="zh-CN"/>
+        </w:rPr>
+        <w:t>长期缓存，每次解析都回源，并发中的同一次请求会合并；字体按章节标识加修订号复用。宿主页面不应再把原文写进自己的</w:t>
+      </w:r>
+      <w:r>
+        <w:rPr>
+          <w:rFonts w:ascii="Times New Roman" w:eastAsia="宋体" w:hAnsi="Times New Roman" w:cs="Times New Roman"/>
+          <w:sz w:val="24"/>
+          <w:lang w:eastAsia="zh-CN"/>
+        </w:rPr>
+        <w:t xml:space="preserve"> DOM</w:t>
+      </w:r>
+      <w:r>
+        <w:rPr>
+          <w:rFonts w:ascii="Times New Roman" w:eastAsia="宋体" w:hAnsi="Times New Roman" w:cs="Times New Roman"/>
+          <w:sz w:val="24"/>
+          <w:lang w:eastAsia="zh-CN"/>
+        </w:rPr>
+        <w:t>。</w:t>
       </w:r>
     </w:p>
     <w:p>
@@ -9938,58 +11314,39 @@
           <w:sz w:val="24"/>
           <w:lang w:eastAsia="zh-CN"/>
         </w:rPr>
-        <w:t>上述四则算法与一条协议共同构成外发不变量：浏览器与宿主能看到字形和章节元数据，不能从阅读页 HTML、innerText 或持票章节接口直接读到可读正文。元数据接口仍可返回本地样章标题。字体生成失败、汉字断言失败或字体加载失败时，系统选择不显示，而不是退回明文。</w:t>
-      </w:r>
-      <w:r>
-        <w:rPr>
-          <w:rFonts w:ascii="Times New Roman" w:eastAsia="宋体" w:hAnsi="Times New Roman" w:cs="Times New Roman"/>
-          <w:sz w:val="24"/>
-          <w:lang w:eastAsia="zh-CN"/>
-        </w:rPr>
-      </w:r>
-      <w:r>
-        <w:rPr>
-          <w:rFonts w:ascii="Times New Roman" w:eastAsia="宋体" w:hAnsi="Times New Roman" w:cs="Times New Roman"/>
-          <w:sz w:val="24"/>
-          <w:lang w:eastAsia="zh-CN"/>
-        </w:rPr>
-      </w:r>
-      <w:proofErr w:type="spellStart"/>
-      <w:r>
-        <w:rPr>
-          <w:rFonts w:ascii="Times New Roman" w:eastAsia="宋体" w:hAnsi="Times New Roman" w:cs="Times New Roman"/>
-          <w:sz w:val="24"/>
-          <w:lang w:eastAsia="zh-CN"/>
-        </w:rPr>
-      </w:r>
-      <w:proofErr w:type="spellEnd"/>
-      <w:r>
-        <w:rPr>
-          <w:rFonts w:ascii="Times New Roman" w:eastAsia="宋体" w:hAnsi="Times New Roman" w:cs="Times New Roman"/>
-          <w:sz w:val="24"/>
-          <w:lang w:eastAsia="zh-CN"/>
-        </w:rPr>
-      </w:r>
-      <w:r>
-        <w:rPr>
-          <w:rFonts w:ascii="Times New Roman" w:eastAsia="宋体" w:hAnsi="Times New Roman" w:cs="Times New Roman"/>
-          <w:sz w:val="24"/>
-          <w:lang w:eastAsia="zh-CN"/>
-        </w:rPr>
-      </w:r>
-      <w:r>
-        <w:rPr>
-          <w:rFonts w:ascii="Times New Roman" w:eastAsia="宋体" w:hAnsi="Times New Roman" w:cs="Times New Roman"/>
-          <w:sz w:val="24"/>
-          <w:lang w:eastAsia="zh-CN"/>
-        </w:rPr>
-      </w:r>
-      <w:r>
-        <w:rPr>
-          <w:rFonts w:ascii="Times New Roman" w:eastAsia="宋体" w:hAnsi="Times New Roman" w:cs="Times New Roman"/>
-          <w:sz w:val="24"/>
-          <w:lang w:eastAsia="zh-CN"/>
-        </w:rPr>
+        <w:t>上述四则算法与一条协议共同构成外发不变量：浏览器与宿主能看到字形和章节元数据，不能从阅读页</w:t>
+      </w:r>
+      <w:r>
+        <w:rPr>
+          <w:rFonts w:ascii="Times New Roman" w:eastAsia="宋体" w:hAnsi="Times New Roman" w:cs="Times New Roman"/>
+          <w:sz w:val="24"/>
+          <w:lang w:eastAsia="zh-CN"/>
+        </w:rPr>
+        <w:t xml:space="preserve"> HTML</w:t>
+      </w:r>
+      <w:r>
+        <w:rPr>
+          <w:rFonts w:ascii="Times New Roman" w:eastAsia="宋体" w:hAnsi="Times New Roman" w:cs="Times New Roman"/>
+          <w:sz w:val="24"/>
+          <w:lang w:eastAsia="zh-CN"/>
+        </w:rPr>
+        <w:t>、</w:t>
+      </w:r>
+      <w:r>
+        <w:rPr>
+          <w:rFonts w:ascii="Times New Roman" w:eastAsia="宋体" w:hAnsi="Times New Roman" w:cs="Times New Roman"/>
+          <w:sz w:val="24"/>
+          <w:lang w:eastAsia="zh-CN"/>
+        </w:rPr>
+        <w:t xml:space="preserve">innerText </w:t>
+      </w:r>
+      <w:r>
+        <w:rPr>
+          <w:rFonts w:ascii="Times New Roman" w:eastAsia="宋体" w:hAnsi="Times New Roman" w:cs="Times New Roman"/>
+          <w:sz w:val="24"/>
+          <w:lang w:eastAsia="zh-CN"/>
+        </w:rPr>
+        <w:t>或持票章节接口直接读到可读正文。元数据接口仍可返回本地样章标题。字体生成失败、汉字断言失败或字体加载失败时，系统选择不显示，而不是退回明文。</w:t>
       </w:r>
     </w:p>
     <w:p>
@@ -10062,98 +11419,119 @@
           <w:sz w:val="24"/>
           <w:lang w:eastAsia="zh-CN"/>
         </w:rPr>
-        <w:t>于安装Node.js与Python依赖并放置母版字体后，分别启动接口进程与前端进程。默认接口监听本机3980端口，阅读页为该机3981端口之/read。应以用户代理打开，勿以文件协议打开宿主示例。接口进程未设置READER_ARTICLE_BY_ID_URL时，默认向http://www.missimylan.info:8082/article/byId回源；只使用本地样章时将该变量置空。</w:t>
-      </w:r>
-      <w:r>
-        <w:rPr>
-          <w:rFonts w:ascii="Times New Roman" w:eastAsia="宋体" w:hAnsi="Times New Roman"/>
-          <w:sz w:val="24"/>
-          <w:lang w:eastAsia="zh-CN"/>
-        </w:rPr>
-      </w:r>
-      <w:r>
-        <w:rPr>
-          <w:rFonts w:ascii="Times New Roman" w:eastAsia="宋体" w:hAnsi="Times New Roman"/>
-          <w:sz w:val="24"/>
-          <w:lang w:eastAsia="zh-CN"/>
-        </w:rPr>
-      </w:r>
-      <w:r>
-        <w:rPr>
-          <w:rFonts w:ascii="Times New Roman" w:eastAsia="宋体" w:hAnsi="Times New Roman"/>
-          <w:sz w:val="24"/>
-          <w:lang w:eastAsia="zh-CN"/>
-        </w:rPr>
-      </w:r>
-      <w:r>
-        <w:rPr>
-          <w:rFonts w:ascii="Times New Roman" w:eastAsia="宋体" w:hAnsi="Times New Roman"/>
-          <w:sz w:val="24"/>
-          <w:lang w:eastAsia="zh-CN"/>
-        </w:rPr>
-      </w:r>
-      <w:r>
-        <w:rPr>
-          <w:rFonts w:ascii="Times New Roman" w:eastAsia="宋体" w:hAnsi="Times New Roman" w:hint="eastAsia"/>
-          <w:sz w:val="24"/>
-          <w:lang w:eastAsia="zh-CN"/>
-        </w:rPr>
-      </w:r>
-      <w:r>
-        <w:rPr>
-          <w:rFonts w:ascii="Times New Roman" w:eastAsia="宋体" w:hAnsi="Times New Roman"/>
-          <w:sz w:val="24"/>
-          <w:lang w:eastAsia="zh-CN"/>
-        </w:rPr>
-      </w:r>
-      <w:r>
-        <w:rPr>
-          <w:rFonts w:ascii="Times New Roman" w:eastAsia="宋体" w:hAnsi="Times New Roman"/>
-          <w:sz w:val="24"/>
-          <w:lang w:eastAsia="zh-CN"/>
-        </w:rPr>
-      </w:r>
-      <w:r>
-        <w:rPr>
-          <w:rFonts w:ascii="Times New Roman" w:eastAsia="宋体" w:hAnsi="Times New Roman" w:hint="eastAsia"/>
-          <w:sz w:val="24"/>
-          <w:lang w:eastAsia="zh-CN"/>
-        </w:rPr>
-      </w:r>
-      <w:r>
-        <w:rPr>
-          <w:rFonts w:ascii="Times New Roman" w:eastAsia="宋体" w:hAnsi="Times New Roman"/>
-          <w:sz w:val="24"/>
-          <w:lang w:eastAsia="zh-CN"/>
-        </w:rPr>
-      </w:r>
-      <w:r>
-        <w:rPr>
-          <w:rFonts w:ascii="Times New Roman" w:eastAsia="宋体" w:hAnsi="Times New Roman"/>
-          <w:sz w:val="24"/>
-          <w:lang w:eastAsia="zh-CN"/>
-        </w:rPr>
-      </w:r>
-      <w:r>
-        <w:rPr>
-          <w:rFonts w:ascii="Times New Roman" w:eastAsia="宋体" w:hAnsi="Times New Roman"/>
-          <w:sz w:val="24"/>
-          <w:lang w:eastAsia="zh-CN"/>
-        </w:rPr>
-      </w:r>
-      <w:r>
-        <w:rPr>
-          <w:rFonts w:ascii="Times New Roman" w:eastAsia="宋体" w:hAnsi="Times New Roman"/>
-          <w:sz w:val="24"/>
-          <w:lang w:eastAsia="zh-CN"/>
-        </w:rPr>
-      </w:r>
-      <w:r>
-        <w:rPr>
-          <w:rFonts w:ascii="Times New Roman" w:eastAsia="宋体" w:hAnsi="Times New Roman" w:hint="eastAsia"/>
-          <w:sz w:val="24"/>
-          <w:lang w:eastAsia="zh-CN"/>
-        </w:rPr>
+        <w:t>于安装</w:t>
+      </w:r>
+      <w:r>
+        <w:rPr>
+          <w:rFonts w:ascii="Times New Roman" w:eastAsia="宋体" w:hAnsi="Times New Roman"/>
+          <w:sz w:val="24"/>
+          <w:lang w:eastAsia="zh-CN"/>
+        </w:rPr>
+        <w:t>Node.js</w:t>
+      </w:r>
+      <w:r>
+        <w:rPr>
+          <w:rFonts w:ascii="Times New Roman" w:eastAsia="宋体" w:hAnsi="Times New Roman"/>
+          <w:sz w:val="24"/>
+          <w:lang w:eastAsia="zh-CN"/>
+        </w:rPr>
+        <w:t>与</w:t>
+      </w:r>
+      <w:r>
+        <w:rPr>
+          <w:rFonts w:ascii="Times New Roman" w:eastAsia="宋体" w:hAnsi="Times New Roman"/>
+          <w:sz w:val="24"/>
+          <w:lang w:eastAsia="zh-CN"/>
+        </w:rPr>
+        <w:t>Python</w:t>
+      </w:r>
+      <w:r>
+        <w:rPr>
+          <w:rFonts w:ascii="Times New Roman" w:eastAsia="宋体" w:hAnsi="Times New Roman"/>
+          <w:sz w:val="24"/>
+          <w:lang w:eastAsia="zh-CN"/>
+        </w:rPr>
+        <w:t>依赖并放置母版字体后，分别启动接口进程与前端进程。默认接口监听本机</w:t>
+      </w:r>
+      <w:r>
+        <w:rPr>
+          <w:rFonts w:ascii="Times New Roman" w:eastAsia="宋体" w:hAnsi="Times New Roman"/>
+          <w:sz w:val="24"/>
+          <w:lang w:eastAsia="zh-CN"/>
+        </w:rPr>
+        <w:t>3980</w:t>
+      </w:r>
+      <w:r>
+        <w:rPr>
+          <w:rFonts w:ascii="Times New Roman" w:eastAsia="宋体" w:hAnsi="Times New Roman"/>
+          <w:sz w:val="24"/>
+          <w:lang w:eastAsia="zh-CN"/>
+        </w:rPr>
+        <w:t>端口，阅读页为该机</w:t>
+      </w:r>
+      <w:r>
+        <w:rPr>
+          <w:rFonts w:ascii="Times New Roman" w:eastAsia="宋体" w:hAnsi="Times New Roman"/>
+          <w:sz w:val="24"/>
+          <w:lang w:eastAsia="zh-CN"/>
+        </w:rPr>
+        <w:t>3981</w:t>
+      </w:r>
+      <w:r>
+        <w:rPr>
+          <w:rFonts w:ascii="Times New Roman" w:eastAsia="宋体" w:hAnsi="Times New Roman"/>
+          <w:sz w:val="24"/>
+          <w:lang w:eastAsia="zh-CN"/>
+        </w:rPr>
+        <w:t>端口之</w:t>
+      </w:r>
+      <w:r>
+        <w:rPr>
+          <w:rFonts w:ascii="Times New Roman" w:eastAsia="宋体" w:hAnsi="Times New Roman"/>
+          <w:sz w:val="24"/>
+          <w:lang w:eastAsia="zh-CN"/>
+        </w:rPr>
+        <w:t>/read</w:t>
+      </w:r>
+      <w:r>
+        <w:rPr>
+          <w:rFonts w:ascii="Times New Roman" w:eastAsia="宋体" w:hAnsi="Times New Roman"/>
+          <w:sz w:val="24"/>
+          <w:lang w:eastAsia="zh-CN"/>
+        </w:rPr>
+        <w:t>。应以用户代理打开，勿以文件协议打开宿主示例。接口进程未设置</w:t>
+      </w:r>
+      <w:r>
+        <w:rPr>
+          <w:rFonts w:ascii="Times New Roman" w:eastAsia="宋体" w:hAnsi="Times New Roman"/>
+          <w:sz w:val="24"/>
+          <w:lang w:eastAsia="zh-CN"/>
+        </w:rPr>
+        <w:t>READER_ARTICLE_BY_ID_URL</w:t>
+      </w:r>
+      <w:r>
+        <w:rPr>
+          <w:rFonts w:ascii="Times New Roman" w:eastAsia="宋体" w:hAnsi="Times New Roman"/>
+          <w:sz w:val="24"/>
+          <w:lang w:eastAsia="zh-CN"/>
+        </w:rPr>
+        <w:t>时，默认向</w:t>
+      </w:r>
+      <w:r>
+        <w:rPr>
+          <w:rFonts w:ascii="Times New Roman" w:eastAsia="宋体" w:hAnsi="Times New Roman"/>
+          <w:sz w:val="24"/>
+          <w:lang w:eastAsia="zh-CN"/>
+        </w:rPr>
+        <w:t>http://www.missimylan.info:8082/article/byId</w:t>
+      </w:r>
+      <w:r>
+        <w:rPr>
+          <w:rFonts w:ascii="Times New Roman" w:eastAsia="宋体" w:hAnsi="Times New Roman"/>
+          <w:sz w:val="24"/>
+          <w:lang w:eastAsia="zh-CN"/>
+        </w:rPr>
+        <w:t>回源；只使用本地样章时将该变量置空。</w:t>
       </w:r>
     </w:p>
     <w:p>
@@ -10161,18 +11539,50 @@
         <w:spacing w:after="120" w:line="440" w:lineRule="exact"/>
         <w:ind w:firstLine="420"/>
         <w:rPr>
+          <w:rFonts w:ascii="Times New Roman" w:eastAsia="宋体" w:hAnsi="Times New Roman"/>
+          <w:sz w:val="24"/>
+          <w:lang w:eastAsia="zh-CN"/>
+        </w:rPr>
+      </w:pPr>
+      <w:r>
+        <w:rPr>
           <w:rFonts w:ascii="Times New Roman" w:eastAsia="宋体" w:hAnsi="Times New Roman" w:hint="eastAsia"/>
           <w:sz w:val="24"/>
           <w:lang w:eastAsia="zh-CN"/>
         </w:rPr>
-      </w:pPr>
+        <w:t>下图为</w:t>
+      </w:r>
       <w:r>
         <w:rPr>
           <w:rFonts w:ascii="Times New Roman" w:eastAsia="宋体" w:hAnsi="Times New Roman" w:hint="eastAsia"/>
           <w:sz w:val="24"/>
           <w:lang w:eastAsia="zh-CN"/>
         </w:rPr>
-        <w:t>下图为控件独立显示页面，如下图所示，可以看到空间使用的端口，页面上的文本为人眼可阅读的自然文字，但是对应的</w:t>
+        <w:t>本软件预览</w:t>
+      </w:r>
+      <w:r>
+        <w:rPr>
+          <w:rFonts w:ascii="Times New Roman" w:eastAsia="宋体" w:hAnsi="Times New Roman" w:hint="eastAsia"/>
+          <w:sz w:val="24"/>
+          <w:lang w:eastAsia="zh-CN"/>
+        </w:rPr>
+        <w:t>页面，如下图所示，可以看到</w:t>
+      </w:r>
+      <w:r>
+        <w:rPr>
+          <w:rFonts w:ascii="Times New Roman" w:eastAsia="宋体" w:hAnsi="Times New Roman" w:hint="eastAsia"/>
+          <w:sz w:val="24"/>
+          <w:lang w:eastAsia="zh-CN"/>
+        </w:rPr>
+        <w:t>软件</w:t>
+      </w:r>
+      <w:r>
+        <w:rPr>
+          <w:rFonts w:ascii="Times New Roman" w:eastAsia="宋体" w:hAnsi="Times New Roman" w:hint="eastAsia"/>
+          <w:sz w:val="24"/>
+          <w:lang w:eastAsia="zh-CN"/>
+        </w:rPr>
+        <w:t>使用的端口，页面上的文本为人眼可阅读的自然文字，但是对应的</w:t>
       </w:r>
       <w:r>
         <w:rPr>
@@ -10359,7 +11769,7 @@
           <w:sz w:val="24"/>
           <w:lang w:eastAsia="zh-CN"/>
         </w:rPr>
-        <w:t>打开阅读页后，系统自动换票并加载本章字体。字号在十六至三十二像素之间，默认二十像素，每次增减二像素。主题在浅色纸色与深色背景之间切换，水印颜色随主题重算。水印模式与文案于本版本在客户端常量中配置，取值见第三章。</w:t>
+        <w:t>打开阅读页后，系统自动换票并加载本章字体。字号在十六至三十二像素之间，默认二十像素，每次增减二像素。主题在浅色纸色与深色背景之间切换，水印颜色随主题重算。水印模式与文案于本版本在客户端常量中配置，</w:t>
       </w:r>
       <w:proofErr w:type="gramStart"/>
       <w:r>
@@ -10368,6 +11778,7 @@
           <w:sz w:val="24"/>
           <w:lang w:eastAsia="zh-CN"/>
         </w:rPr>
+        <w:t>取值见</w:t>
       </w:r>
       <w:proofErr w:type="gramEnd"/>
       <w:r>
@@ -10376,45 +11787,7 @@
           <w:sz w:val="24"/>
           <w:lang w:eastAsia="zh-CN"/>
         </w:rPr>
-      </w:r>
-      <w:proofErr w:type="gramStart"/>
-      <w:r>
-        <w:rPr>
-          <w:rFonts w:ascii="Times New Roman" w:eastAsia="宋体" w:hAnsi="Times New Roman"/>
-          <w:sz w:val="24"/>
-          <w:lang w:eastAsia="zh-CN"/>
-        </w:rPr>
-      </w:r>
-      <w:proofErr w:type="gramEnd"/>
-      <w:r>
-        <w:rPr>
-          <w:rFonts w:ascii="Times New Roman" w:eastAsia="宋体" w:hAnsi="Times New Roman"/>
-          <w:sz w:val="24"/>
-          <w:lang w:eastAsia="zh-CN"/>
-        </w:rPr>
-      </w:r>
-      <w:proofErr w:type="gramStart"/>
-      <w:r>
-        <w:rPr>
-          <w:rFonts w:ascii="Times New Roman" w:eastAsia="宋体" w:hAnsi="Times New Roman"/>
-          <w:sz w:val="24"/>
-          <w:lang w:eastAsia="zh-CN"/>
-        </w:rPr>
-      </w:r>
-      <w:proofErr w:type="gramEnd"/>
-      <w:r>
-        <w:rPr>
-          <w:rFonts w:ascii="Times New Roman" w:eastAsia="宋体" w:hAnsi="Times New Roman"/>
-          <w:sz w:val="24"/>
-          <w:lang w:eastAsia="zh-CN"/>
-        </w:rPr>
-      </w:r>
-      <w:r>
-        <w:rPr>
-          <w:rFonts w:ascii="Times New Roman" w:eastAsia="宋体" w:hAnsi="Times New Roman" w:hint="eastAsia"/>
-          <w:sz w:val="24"/>
-          <w:lang w:eastAsia="zh-CN"/>
-        </w:rPr>
+        <w:t>第三章。</w:t>
       </w:r>
     </w:p>
     <w:p>
@@ -10579,7 +11952,25 @@
           <w:szCs w:val="18"/>
           <w:lang w:eastAsia="zh-CN"/>
         </w:rPr>
-        <w:t>深色主题及双水印效果</w:t>
+        <w:t>深</w:t>
+      </w:r>
+      <w:r>
+        <w:rPr>
+          <w:rFonts w:ascii="Times New Roman" w:eastAsia="宋体" w:hAnsi="Times New Roman" w:hint="eastAsia"/>
+          <w:sz w:val="18"/>
+          <w:szCs w:val="18"/>
+          <w:lang w:eastAsia="zh-CN"/>
+        </w:rPr>
+        <w:t>浅双</w:t>
+      </w:r>
+      <w:r>
+        <w:rPr>
+          <w:rFonts w:ascii="Times New Roman" w:eastAsia="宋体" w:hAnsi="Times New Roman"/>
+          <w:sz w:val="18"/>
+          <w:szCs w:val="18"/>
+          <w:lang w:eastAsia="zh-CN"/>
+        </w:rPr>
+        <w:t>色主题及双水印效果</w:t>
       </w:r>
     </w:p>
     <w:p>
@@ -10744,7 +12135,7 @@
           <w:sz w:val="24"/>
           <w:lang w:eastAsia="zh-CN"/>
         </w:rPr>
-        <w:t>下图为采集器在申请人的个人项目中的正式应用，可以看到原文中的前三段文字在实际的</w:t>
+        <w:t>下图为</w:t>
       </w:r>
       <w:r>
         <w:rPr>
@@ -10752,6 +12143,22 @@
           <w:sz w:val="24"/>
           <w:lang w:eastAsia="zh-CN"/>
         </w:rPr>
+        <w:t>本软件</w:t>
+      </w:r>
+      <w:r>
+        <w:rPr>
+          <w:rFonts w:ascii="Times New Roman" w:eastAsia="宋体" w:hAnsi="Times New Roman" w:hint="eastAsia"/>
+          <w:sz w:val="24"/>
+          <w:lang w:eastAsia="zh-CN"/>
+        </w:rPr>
+        <w:t>在申请人的个人项目中的正式应用，可以看到原文中的前三段文字在实际的</w:t>
+      </w:r>
+      <w:r>
+        <w:rPr>
+          <w:rFonts w:ascii="Times New Roman" w:eastAsia="宋体" w:hAnsi="Times New Roman" w:hint="eastAsia"/>
+          <w:sz w:val="24"/>
+          <w:lang w:eastAsia="zh-CN"/>
+        </w:rPr>
         <w:t>html</w:t>
       </w:r>
       <w:r>
@@ -10760,23 +12167,7 @@
           <w:sz w:val="24"/>
           <w:lang w:eastAsia="zh-CN"/>
         </w:rPr>
-        <w:t>编码中</w:t>
-      </w:r>
-      <w:r>
-        <w:rPr>
-          <w:rFonts w:ascii="Times New Roman" w:eastAsia="宋体" w:hAnsi="Times New Roman" w:hint="eastAsia"/>
-          <w:sz w:val="24"/>
-          <w:lang w:eastAsia="zh-CN"/>
-        </w:rPr>
-        <w:t xml:space="preserve"> </w:t>
-      </w:r>
-      <w:r>
-        <w:rPr>
-          <w:rFonts w:ascii="Times New Roman" w:eastAsia="宋体" w:hAnsi="Times New Roman" w:hint="eastAsia"/>
-          <w:sz w:val="24"/>
-          <w:lang w:eastAsia="zh-CN"/>
-        </w:rPr>
-        <w:t>显示为类似乱码的自定义字符串。</w:t>
+        <w:t>编码中显示为类似乱码的自定义字符串。</w:t>
       </w:r>
     </w:p>
     <w:p>
@@ -11012,7 +12403,23 @@
           <w:sz w:val="24"/>
           <w:lang w:eastAsia="zh-CN"/>
         </w:rPr>
-        <w:t>下图为申请人在接入采集器之后，项目的整体</w:t>
+        <w:t>下图为申请人在接入</w:t>
+      </w:r>
+      <w:r>
+        <w:rPr>
+          <w:rFonts w:ascii="Times New Roman" w:eastAsia="宋体" w:hAnsi="Times New Roman" w:hint="eastAsia"/>
+          <w:sz w:val="24"/>
+          <w:lang w:eastAsia="zh-CN"/>
+        </w:rPr>
+        <w:t>本软件</w:t>
+      </w:r>
+      <w:r>
+        <w:rPr>
+          <w:rFonts w:ascii="Times New Roman" w:eastAsia="宋体" w:hAnsi="Times New Roman" w:hint="eastAsia"/>
+          <w:sz w:val="24"/>
+          <w:lang w:eastAsia="zh-CN"/>
+        </w:rPr>
+        <w:t>之后，项目的整体</w:t>
       </w:r>
       <w:r>
         <w:rPr>
@@ -11213,7 +12620,23 @@
           <w:sz w:val="24"/>
           <w:lang w:eastAsia="zh-CN"/>
         </w:rPr>
-        <w:t>阅读器公共基址必须为访客可访问之统一资源定位符。若站点启用传输层安全，阅读器亦须使用同源方案，否则用户代理将拦截混合内容。接口进程可仅监听回环地址，由反向代理对外。限流所取客户端地址优先为X-Forwarded-For首段，反向代理应覆盖该头；接口若直接暴露于公网，该头可被调用方伪造。母版字体因体积不纳入版本库，部署时须单独放置，缺失将导致全文无法显示。</w:t>
+        <w:t>阅读器公共基址必须为访客可访问之统一资源定位符。若站点启用传输层安全，阅读器亦须使用同源方案，否则用户代理将拦截混合内容。接口进程可仅监听回环地址，由反向代理对外。限流所取客户端地址优先为</w:t>
+      </w:r>
+      <w:r>
+        <w:rPr>
+          <w:rFonts w:ascii="Times New Roman" w:eastAsia="宋体" w:hAnsi="Times New Roman"/>
+          <w:sz w:val="24"/>
+          <w:lang w:eastAsia="zh-CN"/>
+        </w:rPr>
+        <w:t>X-Forwarded-For</w:t>
+      </w:r>
+      <w:r>
+        <w:rPr>
+          <w:rFonts w:ascii="Times New Roman" w:eastAsia="宋体" w:hAnsi="Times New Roman"/>
+          <w:sz w:val="24"/>
+          <w:lang w:eastAsia="zh-CN"/>
+        </w:rPr>
+        <w:t>首段，反向代理应覆盖该头；接口若直接暴露于公网，该头可被调用方伪造。母版字体因体积不纳入版本库，部署时须单独放置，缺失将导致全文无法显示。</w:t>
       </w:r>
     </w:p>
     <w:p>
@@ -11340,7 +12763,24 @@
           <w:sz w:val="24"/>
           <w:lang w:eastAsia="zh-CN"/>
         </w:rPr>
-        <w:t>结构保持的超文本编码。区别于将章节坍缩为纯文本的简化实现，本软件在白名单消毒之后仅替换文本节点与图像alt，使防护与排版表达并存。该分离并非对通用消毒库的套用，而是服务于既定映射不变量：映射域等于可见文本集合。</w:t>
+        <w:lastRenderedPageBreak/>
+        <w:t>结构保持的超文本编码。区别于将章节坍缩为纯文本的简化实现，本软件在白名单消毒之后仅替换文本节点与图像</w:t>
+      </w:r>
+      <w:r>
+        <w:rPr>
+          <w:rFonts w:ascii="Times New Roman" w:eastAsia="宋体" w:hAnsi="Times New Roman"/>
+          <w:sz w:val="24"/>
+          <w:lang w:eastAsia="zh-CN"/>
+        </w:rPr>
+        <w:t>alt</w:t>
+      </w:r>
+      <w:r>
+        <w:rPr>
+          <w:rFonts w:ascii="Times New Roman" w:eastAsia="宋体" w:hAnsi="Times New Roman"/>
+          <w:sz w:val="24"/>
+          <w:lang w:eastAsia="zh-CN"/>
+        </w:rPr>
+        <w:t>，使防护与排版表达并存。该分离并非对通用消毒库的套用，而是服务于既定映射不变量：映射域等于可见文本集合。</w:t>
       </w:r>
     </w:p>
     <w:p>
@@ -11357,35 +12797,39 @@
           <w:sz w:val="24"/>
           <w:lang w:eastAsia="zh-CN"/>
         </w:rPr>
-        <w:t>以更新时间为轴的生成物失效。将昂贵的子集化结果与廉价的回源解耦：每次读取均可观察到最新修订号，仅当修订变化时才重新承担字体生成代价。更新时间与创建时间皆缺省时回退至内容摘要，避免“无时间戳即永不过期”之退化。</w:t>
-      </w:r>
-      <w:r>
-        <w:rPr>
-          <w:rFonts w:ascii="Times New Roman" w:eastAsia="宋体" w:hAnsi="Times New Roman"/>
-          <w:sz w:val="24"/>
-          <w:lang w:eastAsia="zh-CN"/>
-        </w:rPr>
-      </w:r>
-      <w:r>
-        <w:rPr>
-          <w:rFonts w:ascii="Times New Roman" w:eastAsia="宋体" w:hAnsi="Times New Roman"/>
-          <w:sz w:val="24"/>
-          <w:lang w:eastAsia="zh-CN"/>
-        </w:rPr>
-      </w:r>
-      <w:r>
-        <w:rPr>
-          <w:rFonts w:ascii="Times New Roman" w:eastAsia="宋体" w:hAnsi="Times New Roman"/>
-          <w:sz w:val="24"/>
-          <w:lang w:eastAsia="zh-CN"/>
-        </w:rPr>
-      </w:r>
-      <w:r>
-        <w:rPr>
-          <w:rFonts w:ascii="Times New Roman" w:eastAsia="宋体" w:hAnsi="Times New Roman"/>
-          <w:sz w:val="24"/>
-          <w:lang w:eastAsia="zh-CN"/>
-        </w:rPr>
+        <w:t>以更新时间为轴的生成物失效。将昂贵的子集化结果与廉价的回源解耦：每次读取均可观察到最新修订号，仅当修订变化时才重新承担字体生成代价。更新时间与创建时间皆缺省时回退至内容摘要，避免</w:t>
+      </w:r>
+      <w:r>
+        <w:rPr>
+          <w:rFonts w:ascii="Times New Roman" w:eastAsia="宋体" w:hAnsi="Times New Roman"/>
+          <w:sz w:val="24"/>
+          <w:lang w:eastAsia="zh-CN"/>
+        </w:rPr>
+        <w:t>“</w:t>
+      </w:r>
+      <w:r>
+        <w:rPr>
+          <w:rFonts w:ascii="Times New Roman" w:eastAsia="宋体" w:hAnsi="Times New Roman"/>
+          <w:sz w:val="24"/>
+          <w:lang w:eastAsia="zh-CN"/>
+        </w:rPr>
+        <w:t>无时间戳即永不过期</w:t>
+      </w:r>
+      <w:r>
+        <w:rPr>
+          <w:rFonts w:ascii="Times New Roman" w:eastAsia="宋体" w:hAnsi="Times New Roman"/>
+          <w:sz w:val="24"/>
+          <w:lang w:eastAsia="zh-CN"/>
+        </w:rPr>
+        <w:t>”</w:t>
+      </w:r>
+      <w:r>
+        <w:rPr>
+          <w:rFonts w:ascii="Times New Roman" w:eastAsia="宋体" w:hAnsi="Times New Roman"/>
+          <w:sz w:val="24"/>
+          <w:lang w:eastAsia="zh-CN"/>
+        </w:rPr>
+        <w:t>之退化。</w:t>
       </w:r>
     </w:p>
     <w:p>
@@ -11829,35 +13273,88 @@
           <w:sz w:val="24"/>
           <w:lang w:eastAsia="zh-CN"/>
         </w:rPr>
-        <w:t>补充说明甲：接口错误码包括源不允许、无效JSON、站点密钥不匹配、章节不存在、票无效、字体不可用、限流、字体未找到、路径不存在与内部错误。请求体超过三十二千字节时连接被断开，不返回JSON。JSON响应禁止存储缓存。字体响应为私有缓存，最长三百秒。</w:t>
-      </w:r>
-      <w:r>
-        <w:rPr>
-          <w:rFonts w:ascii="Times New Roman" w:eastAsia="宋体" w:hAnsi="Times New Roman"/>
-          <w:sz w:val="24"/>
-          <w:lang w:eastAsia="zh-CN"/>
-        </w:rPr>
-      </w:r>
-      <w:r>
-        <w:rPr>
-          <w:rFonts w:ascii="Times New Roman" w:eastAsia="宋体" w:hAnsi="Times New Roman"/>
-          <w:sz w:val="24"/>
-          <w:lang w:eastAsia="zh-CN"/>
-        </w:rPr>
-      </w:r>
-      <w:r>
-        <w:rPr>
-          <w:rFonts w:ascii="Times New Roman" w:eastAsia="宋体" w:hAnsi="Times New Roman"/>
-          <w:sz w:val="24"/>
-          <w:lang w:eastAsia="zh-CN"/>
-        </w:rPr>
-      </w:r>
-      <w:r>
-        <w:rPr>
-          <w:rFonts w:ascii="Times New Roman" w:eastAsia="宋体" w:hAnsi="Times New Roman"/>
-          <w:sz w:val="24"/>
-          <w:lang w:eastAsia="zh-CN"/>
-        </w:rPr>
+        <w:lastRenderedPageBreak/>
+        <w:t>补充说明甲：接口错误码包括源不允许、无效</w:t>
+      </w:r>
+      <w:r>
+        <w:rPr>
+          <w:rFonts w:ascii="Times New Roman" w:eastAsia="宋体" w:hAnsi="Times New Roman"/>
+          <w:sz w:val="24"/>
+          <w:lang w:eastAsia="zh-CN"/>
+        </w:rPr>
+        <w:t>JSON</w:t>
+      </w:r>
+      <w:r>
+        <w:rPr>
+          <w:rFonts w:ascii="Times New Roman" w:eastAsia="宋体" w:hAnsi="Times New Roman"/>
+          <w:sz w:val="24"/>
+          <w:lang w:eastAsia="zh-CN"/>
+        </w:rPr>
+        <w:t>、站点密钥不匹配、章节不存在、票无效、字体不可用、限流、字体未找到、路径不存在与内部错误。请求体超过</w:t>
+      </w:r>
+      <w:r>
+        <w:rPr>
+          <w:rFonts w:ascii="Times New Roman" w:eastAsia="宋体" w:hAnsi="Times New Roman" w:hint="eastAsia"/>
+          <w:sz w:val="24"/>
+          <w:lang w:eastAsia="zh-CN"/>
+        </w:rPr>
+        <w:t>3</w:t>
+      </w:r>
+      <w:r>
+        <w:rPr>
+          <w:rFonts w:ascii="Times New Roman" w:eastAsia="宋体" w:hAnsi="Times New Roman"/>
+          <w:sz w:val="24"/>
+          <w:lang w:eastAsia="zh-CN"/>
+        </w:rPr>
+        <w:t>2</w:t>
+      </w:r>
+      <w:r>
+        <w:rPr>
+          <w:rFonts w:ascii="Times New Roman" w:eastAsia="宋体" w:hAnsi="Times New Roman" w:hint="eastAsia"/>
+          <w:sz w:val="24"/>
+          <w:lang w:eastAsia="zh-CN"/>
+        </w:rPr>
+        <w:t>KB</w:t>
+      </w:r>
+      <w:r>
+        <w:rPr>
+          <w:rFonts w:ascii="Times New Roman" w:eastAsia="宋体" w:hAnsi="Times New Roman"/>
+          <w:sz w:val="24"/>
+          <w:lang w:eastAsia="zh-CN"/>
+        </w:rPr>
+        <w:t>时连接被断开，不返回</w:t>
+      </w:r>
+      <w:r>
+        <w:rPr>
+          <w:rFonts w:ascii="Times New Roman" w:eastAsia="宋体" w:hAnsi="Times New Roman"/>
+          <w:sz w:val="24"/>
+          <w:lang w:eastAsia="zh-CN"/>
+        </w:rPr>
+        <w:t>JSON</w:t>
+      </w:r>
+      <w:r>
+        <w:rPr>
+          <w:rFonts w:ascii="Times New Roman" w:eastAsia="宋体" w:hAnsi="Times New Roman"/>
+          <w:sz w:val="24"/>
+          <w:lang w:eastAsia="zh-CN"/>
+        </w:rPr>
+        <w:t>。</w:t>
+      </w:r>
+      <w:r>
+        <w:rPr>
+          <w:rFonts w:ascii="Times New Roman" w:eastAsia="宋体" w:hAnsi="Times New Roman"/>
+          <w:sz w:val="24"/>
+          <w:lang w:eastAsia="zh-CN"/>
+        </w:rPr>
+        <w:t>JSON</w:t>
+      </w:r>
+      <w:r>
+        <w:rPr>
+          <w:rFonts w:ascii="Times New Roman" w:eastAsia="宋体" w:hAnsi="Times New Roman"/>
+          <w:sz w:val="24"/>
+          <w:lang w:eastAsia="zh-CN"/>
+        </w:rPr>
+        <w:t>响应禁止存储缓存。字体响应为私有缓存，最长三百秒。</w:t>
       </w:r>
     </w:p>
     <w:p>
@@ -11923,7 +13420,71 @@
           <w:sz w:val="24"/>
           <w:lang w:eastAsia="zh-CN"/>
         </w:rPr>
-        <w:t>补充说明丙：水印于本版本为客户端常量，模式为both，文案为Petrichor，可在后续版本改为配置下发而不改变核心映射方法。站点密钥以服务端环境变量READER_SITE_KEY为准，默认pk_dev；阅读页换票请求写死同一默认值。未携带密钥时放行，携带且不一致时拒绝。元数据接口会返回当前站点密钥。</w:t>
+        <w:t>补充说明丙：水印于本版本为客户端常量，模式为</w:t>
+      </w:r>
+      <w:r>
+        <w:rPr>
+          <w:rFonts w:ascii="Times New Roman" w:eastAsia="宋体" w:hAnsi="Times New Roman"/>
+          <w:sz w:val="24"/>
+          <w:lang w:eastAsia="zh-CN"/>
+        </w:rPr>
+        <w:t>both</w:t>
+      </w:r>
+      <w:r>
+        <w:rPr>
+          <w:rFonts w:ascii="Times New Roman" w:eastAsia="宋体" w:hAnsi="Times New Roman"/>
+          <w:sz w:val="24"/>
+          <w:lang w:eastAsia="zh-CN"/>
+        </w:rPr>
+        <w:t>，文案为</w:t>
+      </w:r>
+      <w:r>
+        <w:rPr>
+          <w:rFonts w:ascii="Times New Roman" w:eastAsia="宋体" w:hAnsi="Times New Roman"/>
+          <w:sz w:val="24"/>
+          <w:lang w:eastAsia="zh-CN"/>
+        </w:rPr>
+        <w:t>Petrichor</w:t>
+      </w:r>
+      <w:r>
+        <w:rPr>
+          <w:rFonts w:ascii="Times New Roman" w:eastAsia="宋体" w:hAnsi="Times New Roman"/>
+          <w:sz w:val="24"/>
+          <w:lang w:eastAsia="zh-CN"/>
+        </w:rPr>
+        <w:t>，可在后续版本改为配置下发而不改变核心映射方法。站点密钥以服务端环境变量</w:t>
+      </w:r>
+      <w:r>
+        <w:rPr>
+          <w:rFonts w:ascii="Times New Roman" w:eastAsia="宋体" w:hAnsi="Times New Roman"/>
+          <w:sz w:val="24"/>
+          <w:lang w:eastAsia="zh-CN"/>
+        </w:rPr>
+        <w:t>READER_SITE_KEY</w:t>
+      </w:r>
+      <w:r>
+        <w:rPr>
+          <w:rFonts w:ascii="Times New Roman" w:eastAsia="宋体" w:hAnsi="Times New Roman"/>
+          <w:sz w:val="24"/>
+          <w:lang w:eastAsia="zh-CN"/>
+        </w:rPr>
+        <w:t>为准，默认</w:t>
+      </w:r>
+      <w:r>
+        <w:rPr>
+          <w:rFonts w:ascii="Times New Roman" w:eastAsia="宋体" w:hAnsi="Times New Roman"/>
+          <w:sz w:val="24"/>
+          <w:lang w:eastAsia="zh-CN"/>
+        </w:rPr>
+        <w:t>pk_dev</w:t>
+      </w:r>
+      <w:r>
+        <w:rPr>
+          <w:rFonts w:ascii="Times New Roman" w:eastAsia="宋体" w:hAnsi="Times New Roman"/>
+          <w:sz w:val="24"/>
+          <w:lang w:eastAsia="zh-CN"/>
+        </w:rPr>
+        <w:t>；阅读页换票请求写死同一默认值。未携带密钥时放行，携带且不一致时拒绝。元数据接口会返回当前站点密钥。</w:t>
       </w:r>
     </w:p>
     <w:p>
